--- a/docs/CYF-Gaming-Requisiti-da-Implementare-o-Bachi.docx
+++ b/docs/CYF-Gaming-Requisiti-da-Implementare-o-Bachi.docx
@@ -771,6 +771,142 @@
                 <w:sz w:val="19"/>
               </w:rPr>
               <w:t xml:space="preserve">R-506</w:t>
+            </w:r>
+          </w:p>
+        </w:tc>
+      </w:tr>
+      <w:tr>
+        <w:tc>
+          <w:tcPr>
+            <w:tcW w:type="dxa" w:w="510"/>
+          </w:tcPr>
+          <w:p>
+            <w:pPr>
+              <w:pStyle w:val="Compact"/>
+              <w:spacing w:after="40"/>
+              <w:jc w:val="left"/>
+            </w:pPr>
+            <w:r>
+              <w:rPr>
+                <w:sz w:val="19"/>
+              </w:rPr>
+              <w:t xml:space="preserve">1b</w:t>
+            </w:r>
+          </w:p>
+        </w:tc>
+        <w:tc>
+          <w:tcPr>
+            <w:tcW w:type="dxa" w:w="6576"/>
+          </w:tcPr>
+          <w:p>
+            <w:pPr>
+              <w:pStyle w:val="Compact"/>
+              <w:spacing w:after="40"/>
+              <w:jc w:val="left"/>
+            </w:pPr>
+            <w:r>
+              <w:rPr>
+                <w:sz w:val="19"/>
+              </w:rPr>
+              <w:t xml:space="preserve">Autorizzare l’aggiornamento delle due attività pianificate per i due Word (R-511): basta scrivere</w:t>
+            </w:r>
+            <w:r>
+              <w:rPr>
+                <w:sz w:val="19"/>
+              </w:rPr>
+              <w:t xml:space="preserve"> </w:t>
+            </w:r>
+            <w:r>
+              <w:rPr>
+                <w:sz w:val="19"/>
+              </w:rPr>
+              <w:t xml:space="preserve">“</w:t>
+            </w:r>
+            <w:r>
+              <w:rPr>
+                <w:sz w:val="19"/>
+              </w:rPr>
+              <w:t xml:space="preserve">aggiorna le attività</w:t>
+            </w:r>
+            <w:r>
+              <w:rPr>
+                <w:sz w:val="19"/>
+              </w:rPr>
+              <w:t xml:space="preserve">”</w:t>
+            </w:r>
+            <w:r>
+              <w:rPr>
+                <w:sz w:val="19"/>
+              </w:rPr>
+              <w:t xml:space="preserve">. Il turno di notte deve rigenerare i due Word e aggiornare</w:t>
+            </w:r>
+            <w:r>
+              <w:rPr>
+                <w:sz w:val="19"/>
+              </w:rPr>
+              <w:t xml:space="preserve"> </w:t>
+            </w:r>
+            <w:r>
+              <w:rPr>
+                <w:rStyle w:val="VerbatimChar"/>
+                <w:sz w:val="19"/>
+              </w:rPr>
+              <w:t xml:space="preserve">online:</w:t>
+            </w:r>
+            <w:r>
+              <w:rPr>
+                <w:sz w:val="19"/>
+              </w:rPr>
+              <w:t xml:space="preserve">; la copia su Drive deve copiare i due Word nuovi e non più il vecchio file unico. Senza l’ok, domattina la copia automatica non porta su Drive i due Word e, se il turno di notte non pubblica, rimette su Drive il vecchio</w:t>
+            </w:r>
+            <w:r>
+              <w:rPr>
+                <w:sz w:val="19"/>
+              </w:rPr>
+              <w:t xml:space="preserve"> </w:t>
+            </w:r>
+            <w:r>
+              <w:rPr>
+                <w:rStyle w:val="VerbatimChar"/>
+                <w:sz w:val="19"/>
+              </w:rPr>
+              <w:t xml:space="preserve">CYF-Gaming-requisiti.docx</w:t>
+            </w:r>
+          </w:p>
+        </w:tc>
+        <w:tc>
+          <w:tcPr>
+            <w:tcW w:type="dxa" w:w="1247"/>
+          </w:tcPr>
+          <w:p>
+            <w:pPr>
+              <w:pStyle w:val="Compact"/>
+              <w:spacing w:after="40"/>
+              <w:jc w:val="left"/>
+            </w:pPr>
+            <w:r>
+              <w:rPr>
+                <w:sz w:val="19"/>
+              </w:rPr>
+              <w:t xml:space="preserve">1 min</w:t>
+            </w:r>
+          </w:p>
+        </w:tc>
+        <w:tc>
+          <w:tcPr>
+            <w:tcW w:type="dxa" w:w="1531"/>
+          </w:tcPr>
+          <w:p>
+            <w:pPr>
+              <w:pStyle w:val="Compact"/>
+              <w:spacing w:after="40"/>
+              <w:jc w:val="left"/>
+            </w:pPr>
+            <w:r>
+              <w:rPr>
+                <w:sz w:val="19"/>
+              </w:rPr>
+              <w:t xml:space="preserve">R-511</w:t>
             </w:r>
           </w:p>
         </w:tc>
@@ -3125,6 +3261,210 @@
                 <w:sz w:val="19"/>
               </w:rPr>
               <w:t xml:space="preserve">0.25.1</w:t>
+            </w:r>
+          </w:p>
+        </w:tc>
+        <w:tc>
+          <w:tcPr>
+            <w:tcW w:type="dxa" w:w="1304"/>
+          </w:tcPr>
+          <w:p>
+            <w:pPr>
+              <w:pStyle w:val="Compact"/>
+              <w:spacing w:after="40"/>
+              <w:jc w:val="left"/>
+            </w:pPr>
+            <w:r>
+              <w:rPr>
+                <w:sz w:val="19"/>
+              </w:rPr>
+              <w:t xml:space="preserve">Sì (stanotte)</w:t>
+            </w:r>
+          </w:p>
+        </w:tc>
+      </w:tr>
+      <w:tr>
+        <w:tc>
+          <w:tcPr>
+            <w:tcW w:type="dxa" w:w="510"/>
+          </w:tcPr>
+          <w:p>
+            <w:pPr>
+              <w:pStyle w:val="Compact"/>
+              <w:spacing w:after="40"/>
+              <w:jc w:val="left"/>
+            </w:pPr>
+            <w:r>
+              <w:rPr>
+                <w:sz w:val="19"/>
+              </w:rPr>
+              <w:t xml:space="preserve">1e</w:t>
+            </w:r>
+          </w:p>
+        </w:tc>
+        <w:tc>
+          <w:tcPr>
+            <w:tcW w:type="dxa" w:w="3175"/>
+          </w:tcPr>
+          <w:p>
+            <w:pPr>
+              <w:pStyle w:val="Compact"/>
+              <w:spacing w:after="40"/>
+              <w:jc w:val="left"/>
+            </w:pPr>
+            <w:r>
+              <w:rPr>
+                <w:sz w:val="19"/>
+              </w:rPr>
+              <w:t xml:space="preserve">Nel ramo notte, prima di pubblicare:</w:t>
+            </w:r>
+            <w:r>
+              <w:rPr>
+                <w:sz w:val="19"/>
+              </w:rPr>
+              <w:t xml:space="preserve"> </w:t>
+            </w:r>
+            <w:r>
+              <w:rPr>
+                <w:rStyle w:val="VerbatimChar"/>
+                <w:sz w:val="19"/>
+              </w:rPr>
+              <w:t xml:space="preserve">online:</w:t>
+            </w:r>
+            <w:r>
+              <w:rPr>
+                <w:sz w:val="19"/>
+              </w:rPr>
+              <w:t xml:space="preserve"> </w:t>
+            </w:r>
+            <w:r>
+              <w:rPr>
+                <w:sz w:val="19"/>
+              </w:rPr>
+              <w:t xml:space="preserve">in testa a REQUISITI.md uguale alla versione pubblicata (lo controlla C4 in</w:t>
+            </w:r>
+            <w:r>
+              <w:rPr>
+                <w:sz w:val="19"/>
+              </w:rPr>
+              <w:t xml:space="preserve"> </w:t>
+            </w:r>
+            <w:r>
+              <w:rPr>
+                <w:rStyle w:val="VerbatimChar"/>
+                <w:sz w:val="19"/>
+              </w:rPr>
+              <w:t xml:space="preserve">controlli.mjs</w:t>
+            </w:r>
+            <w:r>
+              <w:rPr>
+                <w:sz w:val="19"/>
+              </w:rPr>
+              <w:t xml:space="preserve">), requisiti e bachi online portati a Fatto, i due Word rigenerati con</w:t>
+            </w:r>
+            <w:r>
+              <w:rPr>
+                <w:sz w:val="19"/>
+              </w:rPr>
+              <w:t xml:space="preserve"> </w:t>
+            </w:r>
+            <w:r>
+              <w:rPr>
+                <w:rStyle w:val="VerbatimChar"/>
+                <w:sz w:val="19"/>
+              </w:rPr>
+              <w:t xml:space="preserve">python3 tools/requisiti_docx.py REQUISITI.md docs/</w:t>
+            </w:r>
+            <w:r>
+              <w:rPr>
+                <w:sz w:val="19"/>
+              </w:rPr>
+              <w:t xml:space="preserve"> </w:t>
+            </w:r>
+            <w:r>
+              <w:rPr>
+                <w:sz w:val="19"/>
+              </w:rPr>
+              <w:t xml:space="preserve">(il vecchio</w:t>
+            </w:r>
+            <w:r>
+              <w:rPr>
+                <w:sz w:val="19"/>
+              </w:rPr>
+              <w:t xml:space="preserve"> </w:t>
+            </w:r>
+            <w:r>
+              <w:rPr>
+                <w:rStyle w:val="VerbatimChar"/>
+                <w:sz w:val="19"/>
+              </w:rPr>
+              <w:t xml:space="preserve">docs/CYF-Gaming-requisiti.docx</w:t>
+            </w:r>
+            <w:r>
+              <w:rPr>
+                <w:sz w:val="19"/>
+              </w:rPr>
+              <w:t xml:space="preserve"> </w:t>
+            </w:r>
+            <w:r>
+              <w:rPr>
+                <w:sz w:val="19"/>
+              </w:rPr>
+              <w:t xml:space="preserve">non esiste più)</w:t>
+            </w:r>
+          </w:p>
+        </w:tc>
+        <w:tc>
+          <w:tcPr>
+            <w:tcW w:type="dxa" w:w="2494"/>
+          </w:tcPr>
+          <w:p>
+            <w:pPr>
+              <w:pStyle w:val="Compact"/>
+              <w:spacing w:after="40"/>
+              <w:jc w:val="left"/>
+            </w:pPr>
+            <w:r>
+              <w:rPr>
+                <w:sz w:val="19"/>
+              </w:rPr>
+              <w:t xml:space="preserve">Due Word dei requisiti (R-511)</w:t>
+            </w:r>
+          </w:p>
+        </w:tc>
+        <w:tc>
+          <w:tcPr>
+            <w:tcW w:type="dxa" w:w="1247"/>
+          </w:tcPr>
+          <w:p>
+            <w:pPr>
+              <w:pStyle w:val="Compact"/>
+              <w:spacing w:after="40"/>
+              <w:jc w:val="left"/>
+            </w:pPr>
+            <w:r>
+              <w:rPr>
+                <w:sz w:val="19"/>
+              </w:rPr>
+              <w:t xml:space="preserve">R-511</w:t>
+            </w:r>
+          </w:p>
+        </w:tc>
+        <w:tc>
+          <w:tcPr>
+            <w:tcW w:type="dxa" w:w="1134"/>
+          </w:tcPr>
+          <w:p>
+            <w:pPr>
+              <w:pStyle w:val="Compact"/>
+              <w:spacing w:after="40"/>
+              <w:jc w:val="left"/>
+            </w:pPr>
+            <w:r>
+              <w:rPr>
+                <w:sz w:val="19"/>
+              </w:rPr>
+              <w:t xml:space="preserve">—</w:t>
             </w:r>
           </w:p>
         </w:tc>

--- a/docs/CYF-Gaming-Requisiti-da-Implementare-o-Bachi.docx
+++ b/docs/CYF-Gaming-Requisiti-da-Implementare-o-Bachi.docx
@@ -123,7 +123,7 @@
         <w:t xml:space="preserve"> </w:t>
       </w:r>
       <w:r>
-        <w:t xml:space="preserve">22:40</w:t>
+        <w:t xml:space="preserve">22:45</w:t>
       </w:r>
       <w:r>
         <w:t xml:space="preserve"> </w:t>
@@ -135,25 +135,31 @@
         <w:t xml:space="preserve"> </w:t>
       </w:r>
       <w:r>
-        <w:t xml:space="preserve">turno</w:t>
+        <w:t xml:space="preserve">alle</w:t>
       </w:r>
       <w:r>
         <w:t xml:space="preserve"> </w:t>
       </w:r>
       <w:r>
-        <w:t xml:space="preserve">di</w:t>
+        <w:t xml:space="preserve">17</w:t>
       </w:r>
       <w:r>
         <w:t xml:space="preserve"> </w:t>
       </w:r>
       <w:r>
-        <w:t xml:space="preserve">notte</w:t>
+        <w:t xml:space="preserve">implementazione,</w:t>
       </w:r>
       <w:r>
         <w:t xml:space="preserve"> </w:t>
       </w:r>
       <w:r>
         <w:t xml:space="preserve">all’1:30</w:t>
+      </w:r>
+      <w:r>
+        <w:t xml:space="preserve"> </w:t>
+      </w:r>
+      <w:r>
+        <w:t xml:space="preserve">verifica</w:t>
       </w:r>
       <w:r>
         <w:t xml:space="preserve"> </w:t>
@@ -392,7 +398,7 @@
         <w:pStyle w:val="FirstParagraph"/>
       </w:pPr>
       <w:r>
-        <w:t xml:space="preserve">Aggiornati il 27/10/2026 alle 22:40 (versione online: 0.20.2; la 0.21.0 con</w:t>
+        <w:t xml:space="preserve">Aggiornati il 27/10/2026 alle 22:45 (versione online: 0.20.2; la 0.21.0 con</w:t>
       </w:r>
       <w:r>
         <w:t xml:space="preserve"> </w:t>
@@ -808,7 +814,7 @@
               <w:rPr>
                 <w:sz w:val="19"/>
               </w:rPr>
-              <w:t xml:space="preserve">Autorizzare l’aggiornamento delle due attività pianificate per i due Word (R-511): basta scrivere</w:t>
+              <w:t xml:space="preserve">Controllare domattina il rapporto del turno di notte e domani verso le 18 quello di</w:t>
             </w:r>
             <w:r>
               <w:rPr>
@@ -826,7 +832,7 @@
               <w:rPr>
                 <w:sz w:val="19"/>
               </w:rPr>
-              <w:t xml:space="preserve">aggiorna le attività</w:t>
+              <w:t xml:space="preserve">Implementation</w:t>
             </w:r>
             <w:r>
               <w:rPr>
@@ -838,39 +844,13 @@
               <w:rPr>
                 <w:sz w:val="19"/>
               </w:rPr>
-              <w:t xml:space="preserve">. Il turno di notte deve rigenerare i due Word e aggiornare</w:t>
-            </w:r>
-            <w:r>
-              <w:rPr>
-                <w:sz w:val="19"/>
-              </w:rPr>
-              <w:t xml:space="preserve"> </w:t>
-            </w:r>
-            <w:r>
-              <w:rPr>
-                <w:rStyle w:val="VerbatimChar"/>
-                <w:sz w:val="19"/>
-              </w:rPr>
-              <w:t xml:space="preserve">online:</w:t>
-            </w:r>
-            <w:r>
-              <w:rPr>
-                <w:sz w:val="19"/>
-              </w:rPr>
-              <w:t xml:space="preserve">; la copia su Drive deve copiare i due Word nuovi e non più il vecchio file unico. Senza l’ok, domattina la copia automatica non porta su Drive i due Word e, se il turno di notte non pubblica, rimette su Drive il vecchio</w:t>
-            </w:r>
-            <w:r>
-              <w:rPr>
-                <w:sz w:val="19"/>
-              </w:rPr>
-              <w:t xml:space="preserve"> </w:t>
-            </w:r>
-            <w:r>
-              <w:rPr>
-                <w:rStyle w:val="VerbatimChar"/>
-                <w:sz w:val="19"/>
-              </w:rPr>
-              <w:t xml:space="preserve">CYF-Gaming-requisiti.docx</w:t>
+              <w:t xml:space="preserve"> </w:t>
+            </w:r>
+            <w:r>
+              <w:rPr>
+                <w:sz w:val="19"/>
+              </w:rPr>
+              <w:t xml:space="preserve">(prima implementazione delle 17, R-512): se qualcosa non torna, dirlo a Claude</w:t>
             </w:r>
           </w:p>
         </w:tc>
@@ -888,7 +868,7 @@
               <w:rPr>
                 <w:sz w:val="19"/>
               </w:rPr>
-              <w:t xml:space="preserve">1 min</w:t>
+              <w:t xml:space="preserve">5 min</w:t>
             </w:r>
           </w:p>
         </w:tc>
@@ -906,7 +886,7 @@
               <w:rPr>
                 <w:sz w:val="19"/>
               </w:rPr>
-              <w:t xml:space="preserve">R-511</w:t>
+              <w:t xml:space="preserve">R-503, R-512</w:t>
             </w:r>
           </w:p>
         </w:tc>
@@ -2120,10 +2100,28 @@
           <w:bCs/>
           <w:b/>
         </w:rPr>
-        <w:t xml:space="preserve">Giorno</w:t>
-      </w:r>
-      <w:r>
-        <w:t xml:space="preserve">: Claude scrive i requisiti e il codice su un ramo</w:t>
+        <w:t xml:space="preserve">Pomeriggio, alle 17 (implementazione, R-512)</w:t>
+      </w:r>
+      <w:r>
+        <w:t xml:space="preserve">: l’attività</w:t>
+      </w:r>
+      <w:r>
+        <w:t xml:space="preserve"> </w:t>
+      </w:r>
+      <w:r>
+        <w:t xml:space="preserve">“</w:t>
+      </w:r>
+      <w:r>
+        <w:t xml:space="preserve">Implementation</w:t>
+      </w:r>
+      <w:r>
+        <w:t xml:space="preserve">”</w:t>
+      </w:r>
+      <w:r>
+        <w:t xml:space="preserve"> </w:t>
+      </w:r>
+      <w:r>
+        <w:t xml:space="preserve">(o una chat del giorno) scrive i requisiti e il codice su un ramo</w:t>
       </w:r>
       <w:r>
         <w:t xml:space="preserve"> </w:t>
@@ -2135,7 +2133,22 @@
         <w:t xml:space="preserve">giorno/…</w:t>
       </w:r>
       <w:r>
-        <w:t xml:space="preserve">, senza prove.</w:t>
+        <w:t xml:space="preserve">, senza prove: prima i bachi aperti, poi le righe di questa tabella con</w:t>
+      </w:r>
+      <w:r>
+        <w:t xml:space="preserve"> </w:t>
+      </w:r>
+      <w:r>
+        <w:t xml:space="preserve">“</w:t>
+      </w:r>
+      <w:r>
+        <w:t xml:space="preserve">Sì</w:t>
+      </w:r>
+      <w:r>
+        <w:t xml:space="preserve">”</w:t>
+      </w:r>
+      <w:r>
+        <w:t xml:space="preserve">, in ordine; verso le 18 fa il confronto con le altre app.</w:t>
       </w:r>
       <w:r>
         <w:t xml:space="preserve"> </w:t>
@@ -2145,10 +2158,25 @@
           <w:bCs/>
           <w:b/>
         </w:rPr>
+        <w:t xml:space="preserve">Notte, all’1:30 (verifica, R-503)</w:t>
+      </w:r>
+      <w:r>
+        <w:t xml:space="preserve">: il turno di notte prova tutto, corregge gli errori e pubblica; non scrive funzioni nuove. La novità è online la mattina dopo. Nella colonna</w:t>
+      </w:r>
+      <w:r>
+        <w:t xml:space="preserve"> </w:t>
+      </w:r>
+      <w:r>
+        <w:t xml:space="preserve">“</w:t>
+      </w:r>
+      <w:r>
         <w:t xml:space="preserve">Notte</w:t>
       </w:r>
       <w:r>
-        <w:t xml:space="preserve">: il turno di notte (dalle 1:30) prova tutto, corregge gli errori e pubblica; la novità è online la mattina dopo. Nella colonna</w:t>
+        <w:t xml:space="preserve">”</w:t>
+      </w:r>
+      <w:r>
+        <w:t xml:space="preserve">,</w:t>
       </w:r>
       <w:r>
         <w:t xml:space="preserve"> </w:t>
@@ -2157,22 +2185,25 @@
         <w:t xml:space="preserve">“</w:t>
       </w:r>
       <w:r>
-        <w:t xml:space="preserve">Notte</w:t>
+        <w:t xml:space="preserve">Sì</w:t>
       </w:r>
       <w:r>
         <w:t xml:space="preserve">”</w:t>
       </w:r>
       <w:r>
-        <w:t xml:space="preserve">,</w:t>
-      </w:r>
-      <w:r>
         <w:t xml:space="preserve"> </w:t>
       </w:r>
       <w:r>
+        <w:t xml:space="preserve">vuol dire approvato da Luigi: si scrive alle 17 e si prova e pubblica la notte;</w:t>
+      </w:r>
+      <w:r>
+        <w:t xml:space="preserve"> </w:t>
+      </w:r>
+      <w:r>
         <w:t xml:space="preserve">“</w:t>
       </w:r>
       <w:r>
-        <w:t xml:space="preserve">Sì</w:t>
+        <w:t xml:space="preserve">Da approvare</w:t>
       </w:r>
       <w:r>
         <w:t xml:space="preserve">”</w:t>
@@ -2181,7 +2212,7 @@
         <w:t xml:space="preserve"> </w:t>
       </w:r>
       <w:r>
-        <w:t xml:space="preserve">vuol dire che il turno di notte può farlo da solo con il tempo che gli resta;</w:t>
+        <w:t xml:space="preserve">aspetta l’ok di Luigi;</w:t>
       </w:r>
       <w:r>
         <w:t xml:space="preserve"> </w:t>
@@ -2190,7 +2221,7 @@
         <w:t xml:space="preserve">“</w:t>
       </w:r>
       <w:r>
-        <w:t xml:space="preserve">Da approvare</w:t>
+        <w:t xml:space="preserve">No</w:t>
       </w:r>
       <w:r>
         <w:t xml:space="preserve">”</w:t>
@@ -2199,25 +2230,7 @@
         <w:t xml:space="preserve"> </w:t>
       </w:r>
       <w:r>
-        <w:t xml:space="preserve">aspetta l’ok di Luigi;</w:t>
-      </w:r>
-      <w:r>
-        <w:t xml:space="preserve"> </w:t>
-      </w:r>
-      <w:r>
-        <w:t xml:space="preserve">“</w:t>
-      </w:r>
-      <w:r>
-        <w:t xml:space="preserve">No</w:t>
-      </w:r>
-      <w:r>
-        <w:t xml:space="preserve">”</w:t>
-      </w:r>
-      <w:r>
-        <w:t xml:space="preserve"> </w:t>
-      </w:r>
-      <w:r>
-        <w:t xml:space="preserve">si fa di giorno o aspetta qualcos’altro.</w:t>
+        <w:t xml:space="preserve">aspetta qualcos’altro.</w:t>
       </w:r>
     </w:p>
     <w:tbl>

--- a/docs/CYF-Gaming-Requisiti-da-Implementare-o-Bachi.docx
+++ b/docs/CYF-Gaming-Requisiti-da-Implementare-o-Bachi.docx
@@ -3515,6 +3515,116 @@
               <w:rPr>
                 <w:sz w:val="19"/>
               </w:rPr>
+              <w:t xml:space="preserve">1f</w:t>
+            </w:r>
+          </w:p>
+        </w:tc>
+        <w:tc>
+          <w:tcPr>
+            <w:tcW w:type="dxa" w:w="3175"/>
+          </w:tcPr>
+          <w:p>
+            <w:pPr>
+              <w:pStyle w:val="Compact"/>
+              <w:spacing w:after="40"/>
+              <w:jc w:val="left"/>
+            </w:pPr>
+            <w:r>
+              <w:rPr>
+                <w:sz w:val="19"/>
+              </w:rPr>
+              <w:t xml:space="preserve">Baco B-03: verificare con una foto che la scritta CYF si veda sui trampolini giganti (neve e una città), aggiungere la prova al giro completo e correggere se non si vede</w:t>
+            </w:r>
+          </w:p>
+        </w:tc>
+        <w:tc>
+          <w:tcPr>
+            <w:tcW w:type="dxa" w:w="2494"/>
+          </w:tcPr>
+          <w:p>
+            <w:pPr>
+              <w:pStyle w:val="Compact"/>
+              <w:spacing w:after="40"/>
+              <w:jc w:val="left"/>
+            </w:pPr>
+            <w:r>
+              <w:rPr>
+                <w:sz w:val="19"/>
+              </w:rPr>
+              <w:t xml:space="preserve">Luigi non la vede (27/10 sera)</w:t>
+            </w:r>
+          </w:p>
+        </w:tc>
+        <w:tc>
+          <w:tcPr>
+            <w:tcW w:type="dxa" w:w="1247"/>
+          </w:tcPr>
+          <w:p>
+            <w:pPr>
+              <w:pStyle w:val="Compact"/>
+              <w:spacing w:after="40"/>
+              <w:jc w:val="left"/>
+            </w:pPr>
+            <w:r>
+              <w:rPr>
+                <w:sz w:val="19"/>
+              </w:rPr>
+              <w:t xml:space="preserve">B-03, R-240</w:t>
+            </w:r>
+          </w:p>
+        </w:tc>
+        <w:tc>
+          <w:tcPr>
+            <w:tcW w:type="dxa" w:w="1134"/>
+          </w:tcPr>
+          <w:p>
+            <w:pPr>
+              <w:pStyle w:val="Compact"/>
+              <w:spacing w:after="40"/>
+              <w:jc w:val="left"/>
+            </w:pPr>
+            <w:r>
+              <w:rPr>
+                <w:sz w:val="19"/>
+              </w:rPr>
+              <w:t xml:space="preserve">—</w:t>
+            </w:r>
+          </w:p>
+        </w:tc>
+        <w:tc>
+          <w:tcPr>
+            <w:tcW w:type="dxa" w:w="1304"/>
+          </w:tcPr>
+          <w:p>
+            <w:pPr>
+              <w:pStyle w:val="Compact"/>
+              <w:spacing w:after="40"/>
+              <w:jc w:val="left"/>
+            </w:pPr>
+            <w:r>
+              <w:rPr>
+                <w:sz w:val="19"/>
+              </w:rPr>
+              <w:t xml:space="preserve">Sì (stanotte)</w:t>
+            </w:r>
+          </w:p>
+        </w:tc>
+      </w:tr>
+      <w:tr>
+        <w:tc>
+          <w:tcPr>
+            <w:tcW w:type="dxa" w:w="510"/>
+          </w:tcPr>
+          <w:p>
+            <w:pPr>
+              <w:pStyle w:val="Compact"/>
+              <w:spacing w:after="40"/>
+              <w:jc w:val="left"/>
+            </w:pPr>
+            <w:r>
+              <w:rPr>
+                <w:sz w:val="19"/>
+              </w:rPr>
               <w:t xml:space="preserve">2</w:t>
             </w:r>
           </w:p>
@@ -5147,6 +5257,137 @@
                 <w:sz w:val="19"/>
               </w:rPr>
               <w:t xml:space="preserve">): anche la pagina senza versione si ricarica. Da provare e pubblicare stanotte (variante di R1c)</w:t>
+            </w:r>
+          </w:p>
+        </w:tc>
+      </w:tr>
+      <w:tr>
+        <w:tc>
+          <w:tcPr>
+            <w:tcW w:type="dxa" w:w="794"/>
+          </w:tcPr>
+          <w:p>
+            <w:pPr>
+              <w:pStyle w:val="Compact"/>
+              <w:spacing w:after="40"/>
+              <w:jc w:val="left"/>
+            </w:pPr>
+            <w:r>
+              <w:rPr>
+                <w:sz w:val="19"/>
+              </w:rPr>
+              <w:t xml:space="preserve">B-03</w:t>
+            </w:r>
+          </w:p>
+        </w:tc>
+        <w:tc>
+          <w:tcPr>
+            <w:tcW w:type="dxa" w:w="3402"/>
+          </w:tcPr>
+          <w:p>
+            <w:pPr>
+              <w:pStyle w:val="Compact"/>
+              <w:spacing w:after="40"/>
+              <w:jc w:val="left"/>
+            </w:pPr>
+            <w:r>
+              <w:rPr>
+                <w:sz w:val="19"/>
+              </w:rPr>
+              <w:t xml:space="preserve">Luigi non vede la scritta CYF sul trampolino gigante (R-240), segnalato il 27/10 alle 22:41</w:t>
+            </w:r>
+          </w:p>
+        </w:tc>
+        <w:tc>
+          <w:tcPr>
+            <w:tcW w:type="dxa" w:w="1134"/>
+          </w:tcPr>
+          <w:p>
+            <w:pPr>
+              <w:pStyle w:val="Compact"/>
+              <w:spacing w:after="40"/>
+              <w:jc w:val="left"/>
+            </w:pPr>
+            <w:r>
+              <w:rPr>
+                <w:sz w:val="19"/>
+              </w:rPr>
+              <w:t xml:space="preserve">27/10/2026</w:t>
+            </w:r>
+          </w:p>
+        </w:tc>
+        <w:tc>
+          <w:tcPr>
+            <w:tcW w:type="dxa" w:w="1020"/>
+            <w:shd w:val="clear" w:color="auto" w:fill="FDE2D6"/>
+          </w:tcPr>
+          <w:p>
+            <w:pPr>
+              <w:pStyle w:val="Compact"/>
+              <w:spacing w:after="40"/>
+              <w:jc w:val="left"/>
+            </w:pPr>
+            <w:r>
+              <w:rPr>
+                <w:sz w:val="19"/>
+              </w:rPr>
+              <w:t xml:space="preserve">Da fare</w:t>
+            </w:r>
+          </w:p>
+        </w:tc>
+        <w:tc>
+          <w:tcPr>
+            <w:tcW w:type="dxa" w:w="3515"/>
+          </w:tcPr>
+          <w:p>
+            <w:pPr>
+              <w:pStyle w:val="Compact"/>
+              <w:spacing w:after="40"/>
+              <w:jc w:val="left"/>
+            </w:pPr>
+            <w:r>
+              <w:rPr>
+                <w:sz w:val="19"/>
+              </w:rPr>
+              <w:t xml:space="preserve">Da capire. Nel codice c’è dalla 0.19.0 (</w:t>
+            </w:r>
+            <w:r>
+              <w:rPr>
+                <w:rStyle w:val="VerbatimChar"/>
+                <w:sz w:val="19"/>
+              </w:rPr>
+              <w:t xml:space="preserve">scrittaCYF</w:t>
+            </w:r>
+            <w:r>
+              <w:rPr>
+                <w:sz w:val="19"/>
+              </w:rPr>
+              <w:t xml:space="preserve"> </w:t>
+            </w:r>
+            <w:r>
+              <w:rPr>
+                <w:sz w:val="19"/>
+              </w:rPr>
+              <w:t xml:space="preserve">in</w:t>
+            </w:r>
+            <w:r>
+              <w:rPr>
+                <w:sz w:val="19"/>
+              </w:rPr>
+              <w:t xml:space="preserve"> </w:t>
+            </w:r>
+            <w:r>
+              <w:rPr>
+                <w:rStyle w:val="VerbatimChar"/>
+                <w:sz w:val="19"/>
+              </w:rPr>
+              <w:t xml:space="preserve">moduli/generazione.js</w:t>
+            </w:r>
+            <w:r>
+              <w:rPr>
+                <w:sz w:val="19"/>
+              </w:rPr>
+              <w:t xml:space="preserve">): un foglio con CYF arancione su blu notte che segue la salita dei soli trampolini giganti (circa 1 rampa su 7; le rampe normali non l’hanno), su neve e città; a una lettura del codice posizione, verso di lettura e altezza (3 cm sopra la superficie) sono giusti. Nessuna prova controlla che si veda. Ipotesi: il telefono apre una pagina vecchia (come B-01 e B-02, stesso Samsung Internet), oppure la scritta resta nascosta sotto la superficie della rampa in qualche scenario. Stanotte: prova nuova con foto di un trampolino gigante sulla neve e in una città vista dal giocatore che arriva, e controllo che la scritta esista e stia sopra la superficie; se non si vede, correzione</w:t>
             </w:r>
           </w:p>
         </w:tc>

--- a/docs/CYF-Gaming-Requisiti-da-Implementare-o-Bachi.docx
+++ b/docs/CYF-Gaming-Requisiti-da-Implementare-o-Bachi.docx
@@ -123,7 +123,55 @@
         <w:t xml:space="preserve"> </w:t>
       </w:r>
       <w:r>
-        <w:t xml:space="preserve">22:45</w:t>
+        <w:t xml:space="preserve">22:55</w:t>
+      </w:r>
+      <w:r>
+        <w:t xml:space="preserve"> </w:t>
+      </w:r>
+      <w:r>
+        <w:t xml:space="preserve">·</w:t>
+      </w:r>
+      <w:r>
+        <w:t xml:space="preserve"> </w:t>
+      </w:r>
+      <w:r>
+        <w:t xml:space="preserve">grafica</w:t>
+      </w:r>
+      <w:r>
+        <w:t xml:space="preserve"> </w:t>
+      </w:r>
+      <w:r>
+        <w:t xml:space="preserve">al</w:t>
+      </w:r>
+      <w:r>
+        <w:t xml:space="preserve"> </w:t>
+      </w:r>
+      <w:r>
+        <w:t xml:space="preserve">livello</w:t>
+      </w:r>
+      <w:r>
+        <w:t xml:space="preserve"> </w:t>
+      </w:r>
+      <w:r>
+        <w:t xml:space="preserve">2,</w:t>
+      </w:r>
+      <w:r>
+        <w:t xml:space="preserve"> </w:t>
+      </w:r>
+      <w:r>
+        <w:t xml:space="preserve">prima</w:t>
+      </w:r>
+      <w:r>
+        <w:t xml:space="preserve"> </w:t>
+      </w:r>
+      <w:r>
+        <w:t xml:space="preserve">lo</w:t>
+      </w:r>
+      <w:r>
+        <w:t xml:space="preserve"> </w:t>
+      </w:r>
+      <w:r>
+        <w:t xml:space="preserve">sfondo</w:t>
       </w:r>
       <w:r>
         <w:t xml:space="preserve"> </w:t>
@@ -398,7 +446,7 @@
         <w:pStyle w:val="FirstParagraph"/>
       </w:pPr>
       <w:r>
-        <w:t xml:space="preserve">Aggiornati il 27/10/2026 alle 22:45 (versione online: 0.20.2; la 0.21.0 con</w:t>
+        <w:t xml:space="preserve">Aggiornati il 27/10/2026 alle 22:55 (versione online: 0.20.2; la 0.21.0 con</w:t>
       </w:r>
       <w:r>
         <w:t xml:space="preserve"> </w:t>
@@ -3641,9 +3689,23 @@
             </w:pPr>
             <w:r>
               <w:rPr>
-                <w:sz w:val="19"/>
-              </w:rPr>
-              <w:t xml:space="preserve">Prestazioni misurate ogni notte, con soglie (fps, peso della pagina, caricamento)</w:t>
+                <w:bCs/>
+                <w:b/>
+                <w:sz w:val="19"/>
+              </w:rPr>
+              <w:t xml:space="preserve">Sfondo al livello 2</w:t>
+            </w:r>
+            <w:r>
+              <w:rPr>
+                <w:sz w:val="19"/>
+              </w:rPr>
+              <w:t xml:space="preserve"> </w:t>
+            </w:r>
+            <w:r>
+              <w:rPr>
+                <w:sz w:val="19"/>
+              </w:rPr>
+              <w:t xml:space="preserve">(prima parte di R-513): cielo con nuvole e sole, cartolina divisa in 2-3 piani con la profondità, luce coerente con il sole, passaggio morbido tra pista e sfondo, Neve con sfondo dipinto, piccoli movimenti. Prove da aggiungere la notte: foto di ogni città da 2 punti della pista, tempo di pittura nel worker, memoria della scheda video</w:t>
             </w:r>
           </w:p>
         </w:tc>
@@ -3661,7 +3723,31 @@
               <w:rPr>
                 <w:sz w:val="19"/>
               </w:rPr>
-              <w:t xml:space="preserve">Si vede subito se una novità rallenta il gioco</w:t>
+              <w:t xml:space="preserve">Scelta di Luigi del 27/10:</w:t>
+            </w:r>
+            <w:r>
+              <w:rPr>
+                <w:sz w:val="19"/>
+              </w:rPr>
+              <w:t xml:space="preserve"> </w:t>
+            </w:r>
+            <w:r>
+              <w:rPr>
+                <w:sz w:val="19"/>
+              </w:rPr>
+              <w:t xml:space="preserve">“</w:t>
+            </w:r>
+            <w:r>
+              <w:rPr>
+                <w:sz w:val="19"/>
+              </w:rPr>
+              <w:t xml:space="preserve">miglioriamo almeno lo sfondo</w:t>
+            </w:r>
+            <w:r>
+              <w:rPr>
+                <w:sz w:val="19"/>
+              </w:rPr>
+              <w:t xml:space="preserve">”</w:t>
             </w:r>
           </w:p>
         </w:tc>
@@ -3679,7 +3765,517 @@
               <w:rPr>
                 <w:sz w:val="19"/>
               </w:rPr>
-              <w:t xml:space="preserve">A-14</w:t>
+              <w:t xml:space="preserve">R-513, R-405</w:t>
+            </w:r>
+          </w:p>
+        </w:tc>
+        <w:tc>
+          <w:tcPr>
+            <w:tcW w:type="dxa" w:w="1134"/>
+          </w:tcPr>
+          <w:p>
+            <w:pPr>
+              <w:pStyle w:val="Compact"/>
+              <w:spacing w:after="40"/>
+              <w:jc w:val="left"/>
+            </w:pPr>
+            <w:r>
+              <w:rPr>
+                <w:sz w:val="19"/>
+              </w:rPr>
+              <w:t xml:space="preserve">—</w:t>
+            </w:r>
+          </w:p>
+        </w:tc>
+        <w:tc>
+          <w:tcPr>
+            <w:tcW w:type="dxa" w:w="1304"/>
+            <w:shd w:val="clear" w:color="auto" w:fill="D7F0DF"/>
+          </w:tcPr>
+          <w:p>
+            <w:pPr>
+              <w:pStyle w:val="Compact"/>
+              <w:spacing w:after="40"/>
+              <w:jc w:val="left"/>
+            </w:pPr>
+            <w:r>
+              <w:rPr>
+                <w:sz w:val="19"/>
+              </w:rPr>
+              <w:t xml:space="preserve">Sì</w:t>
+            </w:r>
+          </w:p>
+        </w:tc>
+      </w:tr>
+      <w:tr>
+        <w:tc>
+          <w:tcPr>
+            <w:tcW w:type="dxa" w:w="510"/>
+          </w:tcPr>
+          <w:p>
+            <w:pPr>
+              <w:pStyle w:val="Compact"/>
+              <w:spacing w:after="40"/>
+              <w:jc w:val="left"/>
+            </w:pPr>
+            <w:r>
+              <w:rPr>
+                <w:sz w:val="19"/>
+              </w:rPr>
+              <w:t xml:space="preserve">3</w:t>
+            </w:r>
+          </w:p>
+        </w:tc>
+        <w:tc>
+          <w:tcPr>
+            <w:tcW w:type="dxa" w:w="3175"/>
+          </w:tcPr>
+          <w:p>
+            <w:pPr>
+              <w:pStyle w:val="Compact"/>
+              <w:spacing w:after="40"/>
+              <w:jc w:val="left"/>
+            </w:pPr>
+            <w:r>
+              <w:rPr>
+                <w:sz w:val="19"/>
+              </w:rPr>
+              <w:t xml:space="preserve">Prestazioni misurate: fps, peso della pagina e caricamento a ogni giro notturno, con soglie; in più gli</w:t>
+            </w:r>
+            <w:r>
+              <w:rPr>
+                <w:sz w:val="19"/>
+              </w:rPr>
+              <w:t xml:space="preserve"> </w:t>
+            </w:r>
+            <w:r>
+              <w:rPr>
+                <w:bCs/>
+                <w:b/>
+                <w:sz w:val="19"/>
+              </w:rPr>
+              <w:t xml:space="preserve">fps veri dei giocatori</w:t>
+            </w:r>
+            <w:r>
+              <w:rPr>
+                <w:sz w:val="19"/>
+              </w:rPr>
+              <w:t xml:space="preserve"> </w:t>
+            </w:r>
+            <w:r>
+              <w:rPr>
+                <w:sz w:val="19"/>
+              </w:rPr>
+              <w:t xml:space="preserve">(il gioco manda la media con la visita, divisa tra telefono e PC, su /api/stats) e la</w:t>
+            </w:r>
+            <w:r>
+              <w:rPr>
+                <w:sz w:val="19"/>
+              </w:rPr>
+              <w:t xml:space="preserve"> </w:t>
+            </w:r>
+            <w:r>
+              <w:rPr>
+                <w:bCs/>
+                <w:b/>
+                <w:sz w:val="19"/>
+              </w:rPr>
+              <w:t xml:space="preserve">qualità scelta in automatico</w:t>
+            </w:r>
+            <w:r>
+              <w:rPr>
+                <w:sz w:val="19"/>
+              </w:rPr>
+              <w:t xml:space="preserve"> </w:t>
+            </w:r>
+            <w:r>
+              <w:rPr>
+                <w:sz w:val="19"/>
+              </w:rPr>
+              <w:t xml:space="preserve">(alta, media, bassa) in base al dispositivo</w:t>
+            </w:r>
+          </w:p>
+        </w:tc>
+        <w:tc>
+          <w:tcPr>
+            <w:tcW w:type="dxa" w:w="2494"/>
+          </w:tcPr>
+          <w:p>
+            <w:pPr>
+              <w:pStyle w:val="Compact"/>
+              <w:spacing w:after="40"/>
+              <w:jc w:val="left"/>
+            </w:pPr>
+            <w:r>
+              <w:rPr>
+                <w:sz w:val="19"/>
+              </w:rPr>
+              <w:t xml:space="preserve">La grafica più bella non deve rallentare i telefoni vecchi; le prove della notte girano su un processore simulato, i telefoni veri sono un’altra cosa</w:t>
+            </w:r>
+          </w:p>
+        </w:tc>
+        <w:tc>
+          <w:tcPr>
+            <w:tcW w:type="dxa" w:w="1247"/>
+          </w:tcPr>
+          <w:p>
+            <w:pPr>
+              <w:pStyle w:val="Compact"/>
+              <w:spacing w:after="40"/>
+              <w:jc w:val="left"/>
+            </w:pPr>
+            <w:r>
+              <w:rPr>
+                <w:sz w:val="19"/>
+              </w:rPr>
+              <w:t xml:space="preserve">A-14, R-513</w:t>
+            </w:r>
+          </w:p>
+        </w:tc>
+        <w:tc>
+          <w:tcPr>
+            <w:tcW w:type="dxa" w:w="1134"/>
+          </w:tcPr>
+          <w:p>
+            <w:pPr>
+              <w:pStyle w:val="Compact"/>
+              <w:spacing w:after="40"/>
+              <w:jc w:val="left"/>
+            </w:pPr>
+            <w:r>
+              <w:rPr>
+                <w:sz w:val="19"/>
+              </w:rPr>
+              <w:t xml:space="preserve">—</w:t>
+            </w:r>
+          </w:p>
+        </w:tc>
+        <w:tc>
+          <w:tcPr>
+            <w:tcW w:type="dxa" w:w="1304"/>
+            <w:shd w:val="clear" w:color="auto" w:fill="D7F0DF"/>
+          </w:tcPr>
+          <w:p>
+            <w:pPr>
+              <w:pStyle w:val="Compact"/>
+              <w:spacing w:after="40"/>
+              <w:jc w:val="left"/>
+            </w:pPr>
+            <w:r>
+              <w:rPr>
+                <w:sz w:val="19"/>
+              </w:rPr>
+              <w:t xml:space="preserve">Sì</w:t>
+            </w:r>
+          </w:p>
+        </w:tc>
+      </w:tr>
+      <w:tr>
+        <w:tc>
+          <w:tcPr>
+            <w:tcW w:type="dxa" w:w="510"/>
+          </w:tcPr>
+          <w:p>
+            <w:pPr>
+              <w:pStyle w:val="Compact"/>
+              <w:spacing w:after="40"/>
+              <w:jc w:val="left"/>
+            </w:pPr>
+            <w:r>
+              <w:rPr>
+                <w:sz w:val="19"/>
+              </w:rPr>
+              <w:t xml:space="preserve">4</w:t>
+            </w:r>
+          </w:p>
+        </w:tc>
+        <w:tc>
+          <w:tcPr>
+            <w:tcW w:type="dxa" w:w="3175"/>
+          </w:tcPr>
+          <w:p>
+            <w:pPr>
+              <w:pStyle w:val="Compact"/>
+              <w:spacing w:after="40"/>
+              <w:jc w:val="left"/>
+            </w:pPr>
+            <w:r>
+              <w:rPr>
+                <w:sz w:val="19"/>
+              </w:rPr>
+              <w:t xml:space="preserve">Three.js nuova versione (oggi r128 del 2021, ultima r186 di settembre 2026); dove WebGPU manca torna da sola a WebGL 2</w:t>
+            </w:r>
+          </w:p>
+        </w:tc>
+        <w:tc>
+          <w:tcPr>
+            <w:tcW w:type="dxa" w:w="2494"/>
+          </w:tcPr>
+          <w:p>
+            <w:pPr>
+              <w:pStyle w:val="Compact"/>
+              <w:spacing w:after="40"/>
+              <w:jc w:val="left"/>
+            </w:pPr>
+            <w:r>
+              <w:rPr>
+                <w:sz w:val="19"/>
+              </w:rPr>
+              <w:t xml:space="preserve">Serve al livello 2 (luce, colori, texture compresse); cambiano colori e luci: la notte ricontrolla tutte le città con le foto</w:t>
+            </w:r>
+          </w:p>
+        </w:tc>
+        <w:tc>
+          <w:tcPr>
+            <w:tcW w:type="dxa" w:w="1247"/>
+          </w:tcPr>
+          <w:p>
+            <w:pPr>
+              <w:pStyle w:val="Compact"/>
+              <w:spacing w:after="40"/>
+              <w:jc w:val="left"/>
+            </w:pPr>
+            <w:r>
+              <w:rPr>
+                <w:sz w:val="19"/>
+              </w:rPr>
+              <w:t xml:space="preserve">A-16, R-513</w:t>
+            </w:r>
+          </w:p>
+        </w:tc>
+        <w:tc>
+          <w:tcPr>
+            <w:tcW w:type="dxa" w:w="1134"/>
+          </w:tcPr>
+          <w:p>
+            <w:pPr>
+              <w:pStyle w:val="Compact"/>
+              <w:spacing w:after="40"/>
+              <w:jc w:val="left"/>
+            </w:pPr>
+            <w:r>
+              <w:rPr>
+                <w:sz w:val="19"/>
+              </w:rPr>
+              <w:t xml:space="preserve">—</w:t>
+            </w:r>
+          </w:p>
+        </w:tc>
+        <w:tc>
+          <w:tcPr>
+            <w:tcW w:type="dxa" w:w="1304"/>
+            <w:shd w:val="clear" w:color="auto" w:fill="D7F0DF"/>
+          </w:tcPr>
+          <w:p>
+            <w:pPr>
+              <w:pStyle w:val="Compact"/>
+              <w:spacing w:after="40"/>
+              <w:jc w:val="left"/>
+            </w:pPr>
+            <w:r>
+              <w:rPr>
+                <w:sz w:val="19"/>
+              </w:rPr>
+              <w:t xml:space="preserve">Sì</w:t>
+            </w:r>
+          </w:p>
+        </w:tc>
+      </w:tr>
+      <w:tr>
+        <w:tc>
+          <w:tcPr>
+            <w:tcW w:type="dxa" w:w="510"/>
+          </w:tcPr>
+          <w:p>
+            <w:pPr>
+              <w:pStyle w:val="Compact"/>
+              <w:spacing w:after="40"/>
+              <w:jc w:val="left"/>
+            </w:pPr>
+            <w:r>
+              <w:rPr>
+                <w:sz w:val="19"/>
+              </w:rPr>
+              <w:t xml:space="preserve">5</w:t>
+            </w:r>
+          </w:p>
+        </w:tc>
+        <w:tc>
+          <w:tcPr>
+            <w:tcW w:type="dxa" w:w="3175"/>
+          </w:tcPr>
+          <w:p>
+            <w:pPr>
+              <w:pStyle w:val="Compact"/>
+              <w:spacing w:after="40"/>
+              <w:jc w:val="left"/>
+            </w:pPr>
+            <w:r>
+              <w:rPr>
+                <w:bCs/>
+                <w:b/>
+                <w:sz w:val="19"/>
+              </w:rPr>
+              <w:t xml:space="preserve">Resto del livello 2</w:t>
+            </w:r>
+            <w:r>
+              <w:rPr>
+                <w:sz w:val="19"/>
+              </w:rPr>
+              <w:t xml:space="preserve"> </w:t>
+            </w:r>
+            <w:r>
+              <w:rPr>
+                <w:sz w:val="19"/>
+              </w:rPr>
+              <w:t xml:space="preserve">(seconda parte di R-513): tone mapping e colori di ogni città, luce morbida, alberi e palazzi più fitti (instancing), polvere di neve, rilievo di neve e asfalto, effetti pesanti solo dove il dispositivo regge</w:t>
+            </w:r>
+          </w:p>
+        </w:tc>
+        <w:tc>
+          <w:tcPr>
+            <w:tcW w:type="dxa" w:w="2494"/>
+          </w:tcPr>
+          <w:p>
+            <w:pPr>
+              <w:pStyle w:val="Compact"/>
+              <w:spacing w:after="40"/>
+              <w:jc w:val="left"/>
+            </w:pPr>
+            <w:r>
+              <w:rPr>
+                <w:sz w:val="19"/>
+              </w:rPr>
+              <w:t xml:space="preserve">Scelta di Luigi del 27/10: livello 2</w:t>
+            </w:r>
+          </w:p>
+        </w:tc>
+        <w:tc>
+          <w:tcPr>
+            <w:tcW w:type="dxa" w:w="1247"/>
+          </w:tcPr>
+          <w:p>
+            <w:pPr>
+              <w:pStyle w:val="Compact"/>
+              <w:spacing w:after="40"/>
+              <w:jc w:val="left"/>
+            </w:pPr>
+            <w:r>
+              <w:rPr>
+                <w:sz w:val="19"/>
+              </w:rPr>
+              <w:t xml:space="preserve">R-513</w:t>
+            </w:r>
+          </w:p>
+        </w:tc>
+        <w:tc>
+          <w:tcPr>
+            <w:tcW w:type="dxa" w:w="1134"/>
+          </w:tcPr>
+          <w:p>
+            <w:pPr>
+              <w:pStyle w:val="Compact"/>
+              <w:spacing w:after="40"/>
+              <w:jc w:val="left"/>
+            </w:pPr>
+            <w:r>
+              <w:rPr>
+                <w:sz w:val="19"/>
+              </w:rPr>
+              <w:t xml:space="preserve">—</w:t>
+            </w:r>
+          </w:p>
+        </w:tc>
+        <w:tc>
+          <w:tcPr>
+            <w:tcW w:type="dxa" w:w="1304"/>
+            <w:shd w:val="clear" w:color="auto" w:fill="D7F0DF"/>
+          </w:tcPr>
+          <w:p>
+            <w:pPr>
+              <w:pStyle w:val="Compact"/>
+              <w:spacing w:after="40"/>
+              <w:jc w:val="left"/>
+            </w:pPr>
+            <w:r>
+              <w:rPr>
+                <w:sz w:val="19"/>
+              </w:rPr>
+              <w:t xml:space="preserve">Sì</w:t>
+            </w:r>
+          </w:p>
+        </w:tc>
+      </w:tr>
+      <w:tr>
+        <w:tc>
+          <w:tcPr>
+            <w:tcW w:type="dxa" w:w="510"/>
+          </w:tcPr>
+          <w:p>
+            <w:pPr>
+              <w:pStyle w:val="Compact"/>
+              <w:spacing w:after="40"/>
+              <w:jc w:val="left"/>
+            </w:pPr>
+            <w:r>
+              <w:rPr>
+                <w:sz w:val="19"/>
+              </w:rPr>
+              <w:t xml:space="preserve">6</w:t>
+            </w:r>
+          </w:p>
+        </w:tc>
+        <w:tc>
+          <w:tcPr>
+            <w:tcW w:type="dxa" w:w="3175"/>
+          </w:tcPr>
+          <w:p>
+            <w:pPr>
+              <w:pStyle w:val="Compact"/>
+              <w:spacing w:after="40"/>
+              <w:jc w:val="left"/>
+            </w:pPr>
+            <w:r>
+              <w:rPr>
+                <w:sz w:val="19"/>
+              </w:rPr>
+              <w:t xml:space="preserve">Pagina più leggera: file del gioco uniti e compressi con esbuild, città scaricate solo quando servono</w:t>
+            </w:r>
+          </w:p>
+        </w:tc>
+        <w:tc>
+          <w:tcPr>
+            <w:tcW w:type="dxa" w:w="2494"/>
+          </w:tcPr>
+          <w:p>
+            <w:pPr>
+              <w:pStyle w:val="Compact"/>
+              <w:spacing w:after="40"/>
+              <w:jc w:val="left"/>
+            </w:pPr>
+            <w:r>
+              <w:rPr>
+                <w:sz w:val="19"/>
+              </w:rPr>
+              <w:t xml:space="preserve">Il caricamento non cresce con le città nuove (e serve al livello 3, se un giorno si fa)</w:t>
+            </w:r>
+          </w:p>
+        </w:tc>
+        <w:tc>
+          <w:tcPr>
+            <w:tcW w:type="dxa" w:w="1247"/>
+          </w:tcPr>
+          <w:p>
+            <w:pPr>
+              <w:pStyle w:val="Compact"/>
+              <w:spacing w:after="40"/>
+              <w:jc w:val="left"/>
+            </w:pPr>
+            <w:r>
+              <w:rPr>
+                <w:sz w:val="19"/>
+              </w:rPr>
+              <w:t xml:space="preserve">A-23</w:t>
             </w:r>
           </w:p>
         </w:tc>
@@ -3736,7 +4332,7 @@
               <w:rPr>
                 <w:sz w:val="19"/>
               </w:rPr>
-              <w:t xml:space="preserve">3</w:t>
+              <w:t xml:space="preserve">7</w:t>
             </w:r>
           </w:p>
         </w:tc>
@@ -3754,7 +4350,7 @@
               <w:rPr>
                 <w:sz w:val="19"/>
               </w:rPr>
-              <w:t xml:space="preserve">Pagina più leggera: file del gioco uniti e compressi con esbuild, città scaricate solo quando servono</w:t>
+              <w:t xml:space="preserve">Prove divise per modulo: il cancello prova solo i moduli toccati, la notte tutto</w:t>
             </w:r>
           </w:p>
         </w:tc>
@@ -3772,7 +4368,7 @@
               <w:rPr>
                 <w:sz w:val="19"/>
               </w:rPr>
-              <w:t xml:space="preserve">Il caricamento non cresce con le città nuove</w:t>
+              <w:t xml:space="preserve">Il cancello resta veloce anche con molti moduli</w:t>
             </w:r>
           </w:p>
         </w:tc>
@@ -3790,7 +4386,7 @@
               <w:rPr>
                 <w:sz w:val="19"/>
               </w:rPr>
-              <w:t xml:space="preserve">A-23</w:t>
+              <w:t xml:space="preserve">A-25</w:t>
             </w:r>
           </w:p>
         </w:tc>
@@ -3808,7 +4404,7 @@
               <w:rPr>
                 <w:sz w:val="19"/>
               </w:rPr>
-              <w:t xml:space="preserve">0.22</w:t>
+              <w:t xml:space="preserve">—</w:t>
             </w:r>
           </w:p>
         </w:tc>
@@ -3847,7 +4443,7 @@
               <w:rPr>
                 <w:sz w:val="19"/>
               </w:rPr>
-              <w:t xml:space="preserve">4</w:t>
+              <w:t xml:space="preserve">8</w:t>
             </w:r>
           </w:p>
         </w:tc>
@@ -3865,7 +4461,26 @@
               <w:rPr>
                 <w:sz w:val="19"/>
               </w:rPr>
-              <w:t xml:space="preserve">Prove divise per modulo: il cancello prova solo i moduli toccati, la notte tutto</w:t>
+              <w:t xml:space="preserve">La rete fuori da</w:t>
+            </w:r>
+            <w:r>
+              <w:rPr>
+                <w:sz w:val="19"/>
+              </w:rPr>
+              <w:t xml:space="preserve"> </w:t>
+            </w:r>
+            <w:r>
+              <w:rPr>
+                <w:rStyle w:val="VerbatimChar"/>
+                <w:sz w:val="19"/>
+              </w:rPr>
+              <w:t xml:space="preserve">game.js</w:t>
+            </w:r>
+            <w:r>
+              <w:rPr>
+                <w:sz w:val="19"/>
+              </w:rPr>
+              <w:t xml:space="preserve">, poi controllo contro chi bara sul server (la fisica è già in un modulo solo, A-19)</w:t>
             </w:r>
           </w:p>
         </w:tc>
@@ -3883,7 +4498,31 @@
               <w:rPr>
                 <w:sz w:val="19"/>
               </w:rPr>
-              <w:t xml:space="preserve">Il cancello resta veloce anche con molti moduli</w:t>
+              <w:t xml:space="preserve">Serve alle classifiche e al link</w:t>
+            </w:r>
+            <w:r>
+              <w:rPr>
+                <w:sz w:val="19"/>
+              </w:rPr>
+              <w:t xml:space="preserve"> </w:t>
+            </w:r>
+            <w:r>
+              <w:rPr>
+                <w:sz w:val="19"/>
+              </w:rPr>
+              <w:t xml:space="preserve">“</w:t>
+            </w:r>
+            <w:r>
+              <w:rPr>
+                <w:sz w:val="19"/>
+              </w:rPr>
+              <w:t xml:space="preserve">batti il mio tempo</w:t>
+            </w:r>
+            <w:r>
+              <w:rPr>
+                <w:sz w:val="19"/>
+              </w:rPr>
+              <w:t xml:space="preserve">”</w:t>
             </w:r>
           </w:p>
         </w:tc>
@@ -3901,7 +4540,7 @@
               <w:rPr>
                 <w:sz w:val="19"/>
               </w:rPr>
-              <w:t xml:space="preserve">A-25</w:t>
+              <w:t xml:space="preserve">A-11, F-04</w:t>
             </w:r>
           </w:p>
         </w:tc>
@@ -3926,19 +4565,18 @@
         <w:tc>
           <w:tcPr>
             <w:tcW w:type="dxa" w:w="1304"/>
-            <w:shd w:val="clear" w:color="auto" w:fill="FFF1C7"/>
-          </w:tcPr>
-          <w:p>
-            <w:pPr>
-              <w:pStyle w:val="Compact"/>
-              <w:spacing w:after="40"/>
-              <w:jc w:val="left"/>
-            </w:pPr>
-            <w:r>
-              <w:rPr>
-                <w:sz w:val="19"/>
-              </w:rPr>
-              <w:t xml:space="preserve">Da approvare</w:t>
+          </w:tcPr>
+          <w:p>
+            <w:pPr>
+              <w:pStyle w:val="Compact"/>
+              <w:spacing w:after="40"/>
+              <w:jc w:val="left"/>
+            </w:pPr>
+            <w:r>
+              <w:rPr>
+                <w:sz w:val="19"/>
+              </w:rPr>
+              <w:t xml:space="preserve">No</w:t>
             </w:r>
           </w:p>
         </w:tc>
@@ -3958,7 +4596,7 @@
               <w:rPr>
                 <w:sz w:val="19"/>
               </w:rPr>
-              <w:t xml:space="preserve">5</w:t>
+              <w:t xml:space="preserve">9</w:t>
             </w:r>
           </w:p>
         </w:tc>
@@ -3976,7 +4614,7 @@
               <w:rPr>
                 <w:sz w:val="19"/>
               </w:rPr>
-              <w:t xml:space="preserve">Three.js nuova versione (oggi r128)</w:t>
+              <w:t xml:space="preserve">Dati del server divisi per argomento</w:t>
             </w:r>
           </w:p>
         </w:tc>
@@ -3994,7 +4632,7 @@
               <w:rPr>
                 <w:sz w:val="19"/>
               </w:rPr>
-              <w:t xml:space="preserve">Cambiano colori e luci: vanno ricontrollate tutte le città con le foto</w:t>
+              <w:t xml:space="preserve">Un solo punto di passaggio rallenterebbe con molti giocatori</w:t>
             </w:r>
           </w:p>
         </w:tc>
@@ -4012,7 +4650,7 @@
               <w:rPr>
                 <w:sz w:val="19"/>
               </w:rPr>
-              <w:t xml:space="preserve">A-16</w:t>
+              <w:t xml:space="preserve">A-24</w:t>
             </w:r>
           </w:p>
         </w:tc>
@@ -4030,26 +4668,25 @@
               <w:rPr>
                 <w:sz w:val="19"/>
               </w:rPr>
-              <w:t xml:space="preserve">—</w:t>
+              <w:t xml:space="preserve">quando le misure lo chiedono</w:t>
             </w:r>
           </w:p>
         </w:tc>
         <w:tc>
           <w:tcPr>
             <w:tcW w:type="dxa" w:w="1304"/>
-            <w:shd w:val="clear" w:color="auto" w:fill="FFF1C7"/>
-          </w:tcPr>
-          <w:p>
-            <w:pPr>
-              <w:pStyle w:val="Compact"/>
-              <w:spacing w:after="40"/>
-              <w:jc w:val="left"/>
-            </w:pPr>
-            <w:r>
-              <w:rPr>
-                <w:sz w:val="19"/>
-              </w:rPr>
-              <w:t xml:space="preserve">Da approvare</w:t>
+          </w:tcPr>
+          <w:p>
+            <w:pPr>
+              <w:pStyle w:val="Compact"/>
+              <w:spacing w:after="40"/>
+              <w:jc w:val="left"/>
+            </w:pPr>
+            <w:r>
+              <w:rPr>
+                <w:sz w:val="19"/>
+              </w:rPr>
+              <w:t xml:space="preserve">No</w:t>
             </w:r>
           </w:p>
         </w:tc>
@@ -4069,7 +4706,7 @@
               <w:rPr>
                 <w:sz w:val="19"/>
               </w:rPr>
-              <w:t xml:space="preserve">6</w:t>
+              <w:t xml:space="preserve">10</w:t>
             </w:r>
           </w:p>
         </w:tc>
@@ -4087,26 +4724,7 @@
               <w:rPr>
                 <w:sz w:val="19"/>
               </w:rPr>
-              <w:t xml:space="preserve">La rete fuori da</w:t>
-            </w:r>
-            <w:r>
-              <w:rPr>
-                <w:sz w:val="19"/>
-              </w:rPr>
-              <w:t xml:space="preserve"> </w:t>
-            </w:r>
-            <w:r>
-              <w:rPr>
-                <w:rStyle w:val="VerbatimChar"/>
-                <w:sz w:val="19"/>
-              </w:rPr>
-              <w:t xml:space="preserve">game.js</w:t>
-            </w:r>
-            <w:r>
-              <w:rPr>
-                <w:sz w:val="19"/>
-              </w:rPr>
-              <w:t xml:space="preserve">, poi controllo contro chi bara sul server (la fisica è già in un modulo solo, A-19)</w:t>
+              <w:t xml:space="preserve">Parte comune C-Y-F per il secondo gioco, controllo dei tipi, interruttori per le novità</w:t>
             </w:r>
           </w:p>
         </w:tc>
@@ -4124,31 +4742,7 @@
               <w:rPr>
                 <w:sz w:val="19"/>
               </w:rPr>
-              <w:t xml:space="preserve">Serve alle classifiche e al link</w:t>
-            </w:r>
-            <w:r>
-              <w:rPr>
-                <w:sz w:val="19"/>
-              </w:rPr>
-              <w:t xml:space="preserve"> </w:t>
-            </w:r>
-            <w:r>
-              <w:rPr>
-                <w:sz w:val="19"/>
-              </w:rPr>
-              <w:t xml:space="preserve">“</w:t>
-            </w:r>
-            <w:r>
-              <w:rPr>
-                <w:sz w:val="19"/>
-              </w:rPr>
-              <w:t xml:space="preserve">batti il mio tempo</w:t>
-            </w:r>
-            <w:r>
-              <w:rPr>
-                <w:sz w:val="19"/>
-              </w:rPr>
-              <w:t xml:space="preserve">”</w:t>
+              <w:t xml:space="preserve">Il secondo gioco costa una frazione del primo</w:t>
             </w:r>
           </w:p>
         </w:tc>
@@ -4166,7 +4760,7 @@
               <w:rPr>
                 <w:sz w:val="19"/>
               </w:rPr>
-              <w:t xml:space="preserve">A-11, F-04</w:t>
+              <w:t xml:space="preserve">A-13, A-15, A-17</w:t>
             </w:r>
           </w:p>
         </w:tc>
@@ -4184,7 +4778,7 @@
               <w:rPr>
                 <w:sz w:val="19"/>
               </w:rPr>
-              <w:t xml:space="preserve">0.23</w:t>
+              <w:t xml:space="preserve">dopo</w:t>
             </w:r>
           </w:p>
         </w:tc>
@@ -4222,227 +4816,7 @@
               <w:rPr>
                 <w:sz w:val="19"/>
               </w:rPr>
-              <w:t xml:space="preserve">7</w:t>
-            </w:r>
-          </w:p>
-        </w:tc>
-        <w:tc>
-          <w:tcPr>
-            <w:tcW w:type="dxa" w:w="3175"/>
-          </w:tcPr>
-          <w:p>
-            <w:pPr>
-              <w:pStyle w:val="Compact"/>
-              <w:spacing w:after="40"/>
-              <w:jc w:val="left"/>
-            </w:pPr>
-            <w:r>
-              <w:rPr>
-                <w:sz w:val="19"/>
-              </w:rPr>
-              <w:t xml:space="preserve">Dati del server divisi per argomento</w:t>
-            </w:r>
-          </w:p>
-        </w:tc>
-        <w:tc>
-          <w:tcPr>
-            <w:tcW w:type="dxa" w:w="2494"/>
-          </w:tcPr>
-          <w:p>
-            <w:pPr>
-              <w:pStyle w:val="Compact"/>
-              <w:spacing w:after="40"/>
-              <w:jc w:val="left"/>
-            </w:pPr>
-            <w:r>
-              <w:rPr>
-                <w:sz w:val="19"/>
-              </w:rPr>
-              <w:t xml:space="preserve">Un solo punto di passaggio rallenterebbe con molti giocatori</w:t>
-            </w:r>
-          </w:p>
-        </w:tc>
-        <w:tc>
-          <w:tcPr>
-            <w:tcW w:type="dxa" w:w="1247"/>
-          </w:tcPr>
-          <w:p>
-            <w:pPr>
-              <w:pStyle w:val="Compact"/>
-              <w:spacing w:after="40"/>
-              <w:jc w:val="left"/>
-            </w:pPr>
-            <w:r>
-              <w:rPr>
-                <w:sz w:val="19"/>
-              </w:rPr>
-              <w:t xml:space="preserve">A-24</w:t>
-            </w:r>
-          </w:p>
-        </w:tc>
-        <w:tc>
-          <w:tcPr>
-            <w:tcW w:type="dxa" w:w="1134"/>
-          </w:tcPr>
-          <w:p>
-            <w:pPr>
-              <w:pStyle w:val="Compact"/>
-              <w:spacing w:after="40"/>
-              <w:jc w:val="left"/>
-            </w:pPr>
-            <w:r>
-              <w:rPr>
-                <w:sz w:val="19"/>
-              </w:rPr>
-              <w:t xml:space="preserve">quando le misure lo chiedono</w:t>
-            </w:r>
-          </w:p>
-        </w:tc>
-        <w:tc>
-          <w:tcPr>
-            <w:tcW w:type="dxa" w:w="1304"/>
-          </w:tcPr>
-          <w:p>
-            <w:pPr>
-              <w:pStyle w:val="Compact"/>
-              <w:spacing w:after="40"/>
-              <w:jc w:val="left"/>
-            </w:pPr>
-            <w:r>
-              <w:rPr>
-                <w:sz w:val="19"/>
-              </w:rPr>
-              <w:t xml:space="preserve">No</w:t>
-            </w:r>
-          </w:p>
-        </w:tc>
-      </w:tr>
-      <w:tr>
-        <w:tc>
-          <w:tcPr>
-            <w:tcW w:type="dxa" w:w="510"/>
-          </w:tcPr>
-          <w:p>
-            <w:pPr>
-              <w:pStyle w:val="Compact"/>
-              <w:spacing w:after="40"/>
-              <w:jc w:val="left"/>
-            </w:pPr>
-            <w:r>
-              <w:rPr>
-                <w:sz w:val="19"/>
-              </w:rPr>
-              <w:t xml:space="preserve">8</w:t>
-            </w:r>
-          </w:p>
-        </w:tc>
-        <w:tc>
-          <w:tcPr>
-            <w:tcW w:type="dxa" w:w="3175"/>
-          </w:tcPr>
-          <w:p>
-            <w:pPr>
-              <w:pStyle w:val="Compact"/>
-              <w:spacing w:after="40"/>
-              <w:jc w:val="left"/>
-            </w:pPr>
-            <w:r>
-              <w:rPr>
-                <w:sz w:val="19"/>
-              </w:rPr>
-              <w:t xml:space="preserve">Parte comune C-Y-F per il secondo gioco, controllo dei tipi, interruttori per le novità</w:t>
-            </w:r>
-          </w:p>
-        </w:tc>
-        <w:tc>
-          <w:tcPr>
-            <w:tcW w:type="dxa" w:w="2494"/>
-          </w:tcPr>
-          <w:p>
-            <w:pPr>
-              <w:pStyle w:val="Compact"/>
-              <w:spacing w:after="40"/>
-              <w:jc w:val="left"/>
-            </w:pPr>
-            <w:r>
-              <w:rPr>
-                <w:sz w:val="19"/>
-              </w:rPr>
-              <w:t xml:space="preserve">Il secondo gioco costa una frazione del primo</w:t>
-            </w:r>
-          </w:p>
-        </w:tc>
-        <w:tc>
-          <w:tcPr>
-            <w:tcW w:type="dxa" w:w="1247"/>
-          </w:tcPr>
-          <w:p>
-            <w:pPr>
-              <w:pStyle w:val="Compact"/>
-              <w:spacing w:after="40"/>
-              <w:jc w:val="left"/>
-            </w:pPr>
-            <w:r>
-              <w:rPr>
-                <w:sz w:val="19"/>
-              </w:rPr>
-              <w:t xml:space="preserve">A-13, A-15, A-17</w:t>
-            </w:r>
-          </w:p>
-        </w:tc>
-        <w:tc>
-          <w:tcPr>
-            <w:tcW w:type="dxa" w:w="1134"/>
-          </w:tcPr>
-          <w:p>
-            <w:pPr>
-              <w:pStyle w:val="Compact"/>
-              <w:spacing w:after="40"/>
-              <w:jc w:val="left"/>
-            </w:pPr>
-            <w:r>
-              <w:rPr>
-                <w:sz w:val="19"/>
-              </w:rPr>
-              <w:t xml:space="preserve">dopo</w:t>
-            </w:r>
-          </w:p>
-        </w:tc>
-        <w:tc>
-          <w:tcPr>
-            <w:tcW w:type="dxa" w:w="1304"/>
-          </w:tcPr>
-          <w:p>
-            <w:pPr>
-              <w:pStyle w:val="Compact"/>
-              <w:spacing w:after="40"/>
-              <w:jc w:val="left"/>
-            </w:pPr>
-            <w:r>
-              <w:rPr>
-                <w:sz w:val="19"/>
-              </w:rPr>
-              <w:t xml:space="preserve">No</w:t>
-            </w:r>
-          </w:p>
-        </w:tc>
-      </w:tr>
-      <w:tr>
-        <w:tc>
-          <w:tcPr>
-            <w:tcW w:type="dxa" w:w="510"/>
-          </w:tcPr>
-          <w:p>
-            <w:pPr>
-              <w:pStyle w:val="Compact"/>
-              <w:spacing w:after="40"/>
-              <w:jc w:val="left"/>
-            </w:pPr>
-            <w:r>
-              <w:rPr>
-                <w:sz w:val="19"/>
-              </w:rPr>
-              <w:t xml:space="preserve">9</w:t>
+              <w:t xml:space="preserve">11</w:t>
             </w:r>
           </w:p>
         </w:tc>
@@ -5394,13 +5768,13 @@
       </w:tr>
     </w:tbl>
     <w:bookmarkEnd w:id="24"/>
-    <w:bookmarkStart w:id="25" w:name="documentazione"/>
+    <w:bookmarkStart w:id="25" w:name="grafica-e-qualità"/>
     <w:p>
       <w:pPr>
         <w:pStyle w:val="Heading1"/>
       </w:pPr>
       <w:r>
-        <w:t xml:space="preserve">6. Documentazione</w:t>
+        <w:t xml:space="preserve">5. Grafica e qualità</w:t>
       </w:r>
     </w:p>
     <w:tbl>
@@ -5551,7 +5925,7 @@
               <w:rPr>
                 <w:sz w:val="19"/>
               </w:rPr>
-              <w:t xml:space="preserve">R-510</w:t>
+              <w:t xml:space="preserve">R-513</w:t>
             </w:r>
           </w:p>
         </w:tc>
@@ -5569,7 +5943,31 @@
               <w:rPr>
                 <w:sz w:val="19"/>
               </w:rPr>
-              <w:t xml:space="preserve">Il software deve crescere senza rallentare; la struttura la sceglie Claude</w:t>
+              <w:t xml:space="preserve">Migliorare la grafica degli scenari fino al livello 2 (</w:t>
+            </w:r>
+            <w:r>
+              <w:rPr>
+                <w:sz w:val="19"/>
+              </w:rPr>
+              <w:t xml:space="preserve">“</w:t>
+            </w:r>
+            <w:r>
+              <w:rPr>
+                <w:sz w:val="19"/>
+              </w:rPr>
+              <w:t xml:space="preserve">stilizzato curato</w:t>
+            </w:r>
+            <w:r>
+              <w:rPr>
+                <w:sz w:val="19"/>
+              </w:rPr>
+              <w:t xml:space="preserve">”</w:t>
+            </w:r>
+            <w:r>
+              <w:rPr>
+                <w:sz w:val="19"/>
+              </w:rPr>
+              <w:t xml:space="preserve">, come un buon gioco per telefono), cominciando dallo sfondo</w:t>
             </w:r>
           </w:p>
         </w:tc>
@@ -5587,26 +5985,26 @@
               <w:rPr>
                 <w:sz w:val="19"/>
               </w:rPr>
-              <w:t xml:space="preserve">26/10/2026</w:t>
+              <w:t xml:space="preserve">27/10/2026</w:t>
             </w:r>
           </w:p>
         </w:tc>
         <w:tc>
           <w:tcPr>
             <w:tcW w:type="dxa" w:w="1134"/>
-            <w:shd w:val="clear" w:color="auto" w:fill="FFF1C7"/>
-          </w:tcPr>
-          <w:p>
-            <w:pPr>
-              <w:pStyle w:val="Compact"/>
-              <w:spacing w:after="40"/>
-              <w:jc w:val="left"/>
-            </w:pPr>
-            <w:r>
-              <w:rPr>
-                <w:sz w:val="19"/>
-              </w:rPr>
-              <w:t xml:space="preserve">In corso</w:t>
+            <w:shd w:val="clear" w:color="auto" w:fill="FDE2D6"/>
+          </w:tcPr>
+          <w:p>
+            <w:pPr>
+              <w:pStyle w:val="Compact"/>
+              <w:spacing w:after="40"/>
+              <w:jc w:val="left"/>
+            </w:pPr>
+            <w:r>
+              <w:rPr>
+                <w:sz w:val="19"/>
+              </w:rPr>
+              <w:t xml:space="preserve">Da fare</w:t>
             </w:r>
           </w:p>
         </w:tc>
@@ -5624,14 +6022,303 @@
               <w:rPr>
                 <w:sz w:val="19"/>
               </w:rPr>
-              <w:t xml:space="preserve">Scelta S-43; piano nella sezione 11 e nei prossimi passi (A-14, A-23, A-25, A-11…)</w:t>
+              <w:t xml:space="preserve">Scelta di Luigi del 27/10 sera tra 4 livelli (1 oggi; 2 stilizzato curato; 3 modelli 3D veri città per città; 4 quasi realistico, sconsigliato: su Android WebGPU c’è solo da Android 12 in su e i telefoni si scaldano).</w:t>
+            </w:r>
+            <w:r>
+              <w:rPr>
+                <w:sz w:val="19"/>
+              </w:rPr>
+              <w:t xml:space="preserve"> </w:t>
+            </w:r>
+            <w:r>
+              <w:rPr>
+                <w:bCs/>
+                <w:b/>
+                <w:sz w:val="19"/>
+              </w:rPr>
+              <w:t xml:space="preserve">Prima parte, lo sfondo:</w:t>
+            </w:r>
+            <w:r>
+              <w:rPr>
+                <w:sz w:val="19"/>
+              </w:rPr>
+              <w:t xml:space="preserve"> </w:t>
+            </w:r>
+            <w:r>
+              <w:rPr>
+                <w:sz w:val="19"/>
+              </w:rPr>
+              <w:t xml:space="preserve">(1) cielo con nuvole dipinte su due strati che scorrono piano, sole con alone morbido, colori del cielo coerenti con la cartolina di ogni città; (2) cartolina in profondità: ogni città divisa in 2-3 piani a distanze diverse (lontano monti e colline, in mezzo la città, davanti il monumento), così quando la strada curva o il rider si sposta i piani scorrono a velocità diverse e lo sfondo ha profondità; (3) luce coerente: i palazzi e il monumento sono illuminati dalla parte del sole del cielo; (4) nessuna linea netta tra pista e sfondo: suolo lontano, nebbia della pista e foschia della cartolina sfumano l’uno nell’altro; (5) anche la Neve con uno sfondo dipinto a più piani (cime con ghiacciai, boschi, valle); (6) piccoli movimenti: nuvole, uccelli lontani, acqua che luccica dove c’è il mare o il fiume. Limiti: al massimo 3 oggetti da disegnare in più per lo sfondo; memoria della scheda video per lo sfondo di una città ≤ 16 MB sul PC e ≤ 6 MB sul telefono; si dipinge nel worker come oggi (R-405); nessun fotogramma perso (lo misura A-14).</w:t>
+            </w:r>
+            <w:r>
+              <w:rPr>
+                <w:sz w:val="19"/>
+              </w:rPr>
+              <w:t xml:space="preserve"> </w:t>
+            </w:r>
+            <w:r>
+              <w:rPr>
+                <w:bCs/>
+                <w:b/>
+                <w:sz w:val="19"/>
+              </w:rPr>
+              <w:t xml:space="preserve">Seconda parte, il resto della scena:</w:t>
+            </w:r>
+            <w:r>
+              <w:rPr>
+                <w:sz w:val="19"/>
+              </w:rPr>
+              <w:t xml:space="preserve"> </w:t>
+            </w:r>
+            <w:r>
+              <w:rPr>
+                <w:sz w:val="19"/>
+              </w:rPr>
+              <w:t xml:space="preserve">Three.js nuovo (A-16), correzione di luce e colore (tone mapping ACES) e colori di ogni città, luce morbida con le ombre di contatto dipinte nei modelli, alberi e palazzi più fitti con l’instancing, polvere di neve e scia, neve e asfalto con rilievo; gli effetti più pesanti (bagliore, vignetta) solo dove il dispositivo regge, con la qualità scelta in automatico (A-14)</w:t>
             </w:r>
           </w:p>
         </w:tc>
       </w:tr>
     </w:tbl>
     <w:bookmarkEnd w:id="25"/>
-    <w:bookmarkStart w:id="26" w:name="scelte-fatte-da-claude-da-confermare"/>
+    <w:bookmarkStart w:id="26" w:name="documentazione"/>
+    <w:p>
+      <w:pPr>
+        <w:pStyle w:val="Heading1"/>
+      </w:pPr>
+      <w:r>
+        <w:t xml:space="preserve">6. Documentazione</w:t>
+      </w:r>
+    </w:p>
+    <w:tbl>
+      <w:tblPr>
+        <w:tblStyle w:val="Table"/>
+        <w:tblLook w:firstRow="1" w:lastRow="0" w:firstColumn="0" w:lastColumn="0" w:noHBand="0" w:noVBand="0" w:val="0020"/>
+        <w:jc w:val="start"/>
+        <w:tblBorders>
+          <w:top w:val="single" w:sz="4" w:color="B8C4D2"/>
+          <w:left w:val="single" w:sz="4" w:color="B8C4D2"/>
+          <w:bottom w:val="single" w:sz="4" w:color="B8C4D2"/>
+          <w:right w:val="single" w:sz="4" w:color="B8C4D2"/>
+          <w:insideH w:val="single" w:sz="4" w:color="B8C4D2"/>
+          <w:insideV w:val="single" w:sz="4" w:color="B8C4D2"/>
+        </w:tblBorders>
+        <w:tblW w:w="9865" w:type="dxa"/>
+        <w:tblLayout w:type="fixed"/>
+      </w:tblPr>
+      <w:tblGrid>
+        <w:gridCol w:w="907"/>
+        <w:gridCol w:w="4195"/>
+        <w:gridCol w:w="1134"/>
+        <w:gridCol w:w="1134"/>
+        <w:gridCol w:w="2494"/>
+      </w:tblGrid>
+      <w:tr>
+        <w:trPr>
+          <w:tblHeader w:val="true"/>
+        </w:trPr>
+        <w:tc>
+          <w:tcPr>
+            <w:tcW w:type="dxa" w:w="907"/>
+            <w:shd w:val="clear" w:color="auto" w:fill="13233A"/>
+          </w:tcPr>
+          <w:p>
+            <w:pPr>
+              <w:pStyle w:val="Compact"/>
+              <w:spacing w:after="40"/>
+              <w:jc w:val="left"/>
+            </w:pPr>
+            <w:r>
+              <w:rPr>
+                <w:b/>
+                <w:color w:val="FFFFFF"/>
+                <w:sz w:val="19"/>
+              </w:rPr>
+              <w:t xml:space="preserve">ID</w:t>
+            </w:r>
+          </w:p>
+        </w:tc>
+        <w:tc>
+          <w:tcPr>
+            <w:tcW w:type="dxa" w:w="4195"/>
+            <w:shd w:val="clear" w:color="auto" w:fill="13233A"/>
+          </w:tcPr>
+          <w:p>
+            <w:pPr>
+              <w:pStyle w:val="Compact"/>
+              <w:spacing w:after="40"/>
+              <w:jc w:val="left"/>
+            </w:pPr>
+            <w:r>
+              <w:rPr>
+                <w:b/>
+                <w:color w:val="FFFFFF"/>
+                <w:sz w:val="19"/>
+              </w:rPr>
+              <w:t xml:space="preserve">Richiesta</w:t>
+            </w:r>
+          </w:p>
+        </w:tc>
+        <w:tc>
+          <w:tcPr>
+            <w:tcW w:type="dxa" w:w="1134"/>
+            <w:shd w:val="clear" w:color="auto" w:fill="13233A"/>
+          </w:tcPr>
+          <w:p>
+            <w:pPr>
+              <w:pStyle w:val="Compact"/>
+              <w:spacing w:after="40"/>
+              <w:jc w:val="left"/>
+            </w:pPr>
+            <w:r>
+              <w:rPr>
+                <w:b/>
+                <w:color w:val="FFFFFF"/>
+                <w:sz w:val="19"/>
+              </w:rPr>
+              <w:t xml:space="preserve">Data</w:t>
+            </w:r>
+          </w:p>
+        </w:tc>
+        <w:tc>
+          <w:tcPr>
+            <w:tcW w:type="dxa" w:w="1134"/>
+            <w:shd w:val="clear" w:color="auto" w:fill="13233A"/>
+          </w:tcPr>
+          <w:p>
+            <w:pPr>
+              <w:pStyle w:val="Compact"/>
+              <w:spacing w:after="40"/>
+              <w:jc w:val="left"/>
+            </w:pPr>
+            <w:r>
+              <w:rPr>
+                <w:b/>
+                <w:color w:val="FFFFFF"/>
+                <w:sz w:val="19"/>
+              </w:rPr>
+              <w:t xml:space="preserve">Stato</w:t>
+            </w:r>
+          </w:p>
+        </w:tc>
+        <w:tc>
+          <w:tcPr>
+            <w:tcW w:type="dxa" w:w="2494"/>
+            <w:shd w:val="clear" w:color="auto" w:fill="13233A"/>
+          </w:tcPr>
+          <w:p>
+            <w:pPr>
+              <w:pStyle w:val="Compact"/>
+              <w:spacing w:after="40"/>
+              <w:jc w:val="left"/>
+            </w:pPr>
+            <w:r>
+              <w:rPr>
+                <w:b/>
+                <w:color w:val="FFFFFF"/>
+                <w:sz w:val="19"/>
+              </w:rPr>
+              <w:t xml:space="preserve">Come funziona oggi</w:t>
+            </w:r>
+          </w:p>
+        </w:tc>
+      </w:tr>
+      <w:tr>
+        <w:tc>
+          <w:tcPr>
+            <w:tcW w:type="dxa" w:w="907"/>
+          </w:tcPr>
+          <w:p>
+            <w:pPr>
+              <w:pStyle w:val="Compact"/>
+              <w:spacing w:after="40"/>
+              <w:jc w:val="left"/>
+            </w:pPr>
+            <w:r>
+              <w:rPr>
+                <w:sz w:val="19"/>
+              </w:rPr>
+              <w:t xml:space="preserve">R-510</w:t>
+            </w:r>
+          </w:p>
+        </w:tc>
+        <w:tc>
+          <w:tcPr>
+            <w:tcW w:type="dxa" w:w="4195"/>
+          </w:tcPr>
+          <w:p>
+            <w:pPr>
+              <w:pStyle w:val="Compact"/>
+              <w:spacing w:after="40"/>
+              <w:jc w:val="left"/>
+            </w:pPr>
+            <w:r>
+              <w:rPr>
+                <w:sz w:val="19"/>
+              </w:rPr>
+              <w:t xml:space="preserve">Il software deve crescere senza rallentare; la struttura la sceglie Claude</w:t>
+            </w:r>
+          </w:p>
+        </w:tc>
+        <w:tc>
+          <w:tcPr>
+            <w:tcW w:type="dxa" w:w="1134"/>
+          </w:tcPr>
+          <w:p>
+            <w:pPr>
+              <w:pStyle w:val="Compact"/>
+              <w:spacing w:after="40"/>
+              <w:jc w:val="left"/>
+            </w:pPr>
+            <w:r>
+              <w:rPr>
+                <w:sz w:val="19"/>
+              </w:rPr>
+              <w:t xml:space="preserve">26/10/2026</w:t>
+            </w:r>
+          </w:p>
+        </w:tc>
+        <w:tc>
+          <w:tcPr>
+            <w:tcW w:type="dxa" w:w="1134"/>
+            <w:shd w:val="clear" w:color="auto" w:fill="FFF1C7"/>
+          </w:tcPr>
+          <w:p>
+            <w:pPr>
+              <w:pStyle w:val="Compact"/>
+              <w:spacing w:after="40"/>
+              <w:jc w:val="left"/>
+            </w:pPr>
+            <w:r>
+              <w:rPr>
+                <w:sz w:val="19"/>
+              </w:rPr>
+              <w:t xml:space="preserve">In corso</w:t>
+            </w:r>
+          </w:p>
+        </w:tc>
+        <w:tc>
+          <w:tcPr>
+            <w:tcW w:type="dxa" w:w="2494"/>
+          </w:tcPr>
+          <w:p>
+            <w:pPr>
+              <w:pStyle w:val="Compact"/>
+              <w:spacing w:after="40"/>
+              <w:jc w:val="left"/>
+            </w:pPr>
+            <w:r>
+              <w:rPr>
+                <w:sz w:val="19"/>
+              </w:rPr>
+              <w:t xml:space="preserve">Scelta S-43; piano nella sezione 11 e nei prossimi passi (A-14, A-23, A-25, A-11…)</w:t>
+            </w:r>
+          </w:p>
+        </w:tc>
+      </w:tr>
+    </w:tbl>
+    <w:bookmarkEnd w:id="26"/>
+    <w:bookmarkStart w:id="27" w:name="scelte-fatte-da-claude-da-confermare"/>
     <w:p>
       <w:pPr>
         <w:pStyle w:val="Heading1"/>
@@ -11066,8 +11753,8 @@
         </w:tc>
       </w:tr>
     </w:tbl>
-    <w:bookmarkEnd w:id="26"/>
-    <w:bookmarkStart w:id="27" w:name="idee-per-il-futuro-da-confermare"/>
+    <w:bookmarkEnd w:id="27"/>
+    <w:bookmarkStart w:id="28" w:name="idee-per-il-futuro-da-confermare"/>
     <w:p>
       <w:pPr>
         <w:pStyle w:val="Heading1"/>
@@ -12132,8 +12819,8 @@
         </w:tc>
       </w:tr>
     </w:tbl>
-    <w:bookmarkEnd w:id="27"/>
-    <w:bookmarkStart w:id="28" w:name="da-fare"/>
+    <w:bookmarkEnd w:id="28"/>
+    <w:bookmarkStart w:id="29" w:name="da-fare"/>
     <w:p>
       <w:pPr>
         <w:pStyle w:val="Heading1"/>
@@ -12854,8 +13541,8 @@
         </w:tc>
       </w:tr>
     </w:tbl>
-    <w:bookmarkEnd w:id="28"/>
-    <w:bookmarkStart w:id="29" w:name="X38ada45128bb1909ebb68cbfba9bfaa8c77a6fa"/>
+    <w:bookmarkEnd w:id="29"/>
+    <w:bookmarkStart w:id="30" w:name="X38ada45128bb1909ebb68cbfba9bfaa8c77a6fa"/>
     <w:p>
       <w:pPr>
         <w:pStyle w:val="Heading1"/>
@@ -14491,7 +15178,7 @@
               <w:rPr>
                 <w:sz w:val="19"/>
               </w:rPr>
-              <w:t xml:space="preserve">fps, peso della pagina e tempo di caricamento misurati a ogni giro, con soglie: il cancello si chiude se una modifica rende il gioco più lento</w:t>
+              <w:t xml:space="preserve">fps, peso della pagina e tempo di caricamento misurati a ogni giro, con soglie: il cancello si chiude se una modifica rende il gioco più lento Approvato da Luigi il 27/10 sera con il livello 2 della grafica (R-513): in più gli fps veri dei giocatori su /api/stats e la qualità scelta in automatico in base al dispositivo.</w:t>
             </w:r>
           </w:p>
         </w:tc>
@@ -14709,7 +15396,7 @@
               <w:rPr>
                 <w:sz w:val="19"/>
               </w:rPr>
-              <w:t xml:space="preserve">, licenza MIT), niente più CDN esterno; l’aggiornamento a una versione nuova resta da fare. Oggi si usa la r128 (2021) da un CDN esterno: se il CDN ha un problema, il gioco non parte. Va fatto dopo A-11, con le foto delle città per confrontare prima e dopo</w:t>
+              <w:t xml:space="preserve">, licenza MIT), niente più CDN esterno; l’aggiornamento a una versione nuova resta da fare. Oggi si usa la r128 (2021) da un CDN esterno: se il CDN ha un problema, il gioco non parte. Va fatto dopo A-11, con le foto delle città per confrontare prima e dopo Approvato da Luigi il 27/10 sera con il livello 2 della grafica (R-513); l’ultima versione è la r186 (settembre 2026).</w:t>
             </w:r>
           </w:p>
         </w:tc>
@@ -15231,8 +15918,8 @@
         <w:t xml:space="preserve">in locale o il cancello su GitHub.</w:t>
       </w:r>
     </w:p>
-    <w:bookmarkEnd w:id="29"/>
-    <w:bookmarkStart w:id="30" w:name="Xcc9d507ef18e501e5663cfd7b84fe1676e9ab59"/>
+    <w:bookmarkEnd w:id="30"/>
+    <w:bookmarkStart w:id="31" w:name="Xcc9d507ef18e501e5663cfd7b84fe1676e9ab59"/>
     <w:p>
       <w:pPr>
         <w:pStyle w:val="Heading1"/>
@@ -18423,8 +19110,8 @@
         </w:tc>
       </w:tr>
     </w:tbl>
-    <w:bookmarkEnd w:id="30"/>
-    <w:bookmarkStart w:id="31" w:name="X3cf251cf2a7fc009966e540b1607b078fce84ba"/>
+    <w:bookmarkEnd w:id="31"/>
+    <w:bookmarkStart w:id="32" w:name="X3cf251cf2a7fc009966e540b1607b078fce84ba"/>
     <w:p>
       <w:pPr>
         <w:pStyle w:val="Heading1"/>
@@ -19621,7 +20308,7 @@
         </w:tc>
       </w:tr>
     </w:tbl>
-    <w:bookmarkEnd w:id="31"/>
+    <w:bookmarkEnd w:id="32"/>
     <w:sectPr>
       <w:pgMar w:left="1020" w:right="1020" w:top="1020" w:bottom="1020"/>
     </w:sectPr>

--- a/docs/CYF-Gaming-Requisiti-da-Implementare-o-Bachi.docx
+++ b/docs/CYF-Gaming-Requisiti-da-Implementare-o-Bachi.docx
@@ -57,7 +57,7 @@
         <w:t xml:space="preserve"> </w:t>
       </w:r>
       <w:r>
-        <w:t xml:space="preserve">0.21.0-0.25.1</w:t>
+        <w:t xml:space="preserve">0.21.0-0.25.2</w:t>
       </w:r>
       <w:r>
         <w:t xml:space="preserve"> </w:t>
@@ -123,7 +123,43 @@
         <w:t xml:space="preserve"> </w:t>
       </w:r>
       <w:r>
-        <w:t xml:space="preserve">22:55</w:t>
+        <w:t xml:space="preserve">23:05</w:t>
+      </w:r>
+      <w:r>
+        <w:t xml:space="preserve"> </w:t>
+      </w:r>
+      <w:r>
+        <w:t xml:space="preserve">·</w:t>
+      </w:r>
+      <w:r>
+        <w:t xml:space="preserve"> </w:t>
+      </w:r>
+      <w:r>
+        <w:t xml:space="preserve">cartelli</w:t>
+      </w:r>
+      <w:r>
+        <w:t xml:space="preserve"> </w:t>
+      </w:r>
+      <w:r>
+        <w:t xml:space="preserve">CYF</w:t>
+      </w:r>
+      <w:r>
+        <w:t xml:space="preserve"> </w:t>
+      </w:r>
+      <w:r>
+        <w:t xml:space="preserve">sul</w:t>
+      </w:r>
+      <w:r>
+        <w:t xml:space="preserve"> </w:t>
+      </w:r>
+      <w:r>
+        <w:t xml:space="preserve">trampolino</w:t>
+      </w:r>
+      <w:r>
+        <w:t xml:space="preserve"> </w:t>
+      </w:r>
+      <w:r>
+        <w:t xml:space="preserve">gigante</w:t>
       </w:r>
       <w:r>
         <w:t xml:space="preserve"> </w:t>
@@ -446,7 +482,7 @@
         <w:pStyle w:val="FirstParagraph"/>
       </w:pPr>
       <w:r>
-        <w:t xml:space="preserve">Aggiornati il 27/10/2026 alle 22:55 (versione online: 0.20.2; la 0.21.0 con</w:t>
+        <w:t xml:space="preserve">Aggiornati il 27/10/2026 alle 23:05 (versione online: 0.20.2; la 0.21.0 con</w:t>
       </w:r>
       <w:r>
         <w:t xml:space="preserve"> </w:t>
@@ -3581,7 +3617,7 @@
               <w:rPr>
                 <w:sz w:val="19"/>
               </w:rPr>
-              <w:t xml:space="preserve">Baco B-03: verificare con una foto che la scritta CYF si veda sui trampolini giganti (neve e una città), aggiungere la prova al giro completo e correggere se non si vede</w:t>
+              <w:t xml:space="preserve">Baco B-03 (0.25.2): provare con una foto che sui trampolini giganti (neve e una città) si vedano da lontano i due cartelli CYF e la scritta sulla salita; aggiungere la prova al giro completo (i cartelli non devono toccare la rampa né il rider che passa a fianco)</w:t>
             </w:r>
           </w:p>
         </w:tc>
@@ -3599,7 +3635,7 @@
               <w:rPr>
                 <w:sz w:val="19"/>
               </w:rPr>
-              <w:t xml:space="preserve">Luigi non la vede (27/10 sera)</w:t>
+              <w:t xml:space="preserve">Luigi non vedeva la scritta (27/10 sera)</w:t>
             </w:r>
           </w:p>
         </w:tc>
@@ -3635,7 +3671,7 @@
               <w:rPr>
                 <w:sz w:val="19"/>
               </w:rPr>
-              <w:t xml:space="preserve">—</w:t>
+              <w:t xml:space="preserve">0.25.2</w:t>
             </w:r>
           </w:p>
         </w:tc>
@@ -5693,19 +5729,19 @@
         <w:tc>
           <w:tcPr>
             <w:tcW w:type="dxa" w:w="1020"/>
-            <w:shd w:val="clear" w:color="auto" w:fill="FDE2D6"/>
-          </w:tcPr>
-          <w:p>
-            <w:pPr>
-              <w:pStyle w:val="Compact"/>
-              <w:spacing w:after="40"/>
-              <w:jc w:val="left"/>
-            </w:pPr>
-            <w:r>
-              <w:rPr>
-                <w:sz w:val="19"/>
-              </w:rPr>
-              <w:t xml:space="preserve">Da fare</w:t>
+            <w:shd w:val="clear" w:color="auto" w:fill="FFF1C7"/>
+          </w:tcPr>
+          <w:p>
+            <w:pPr>
+              <w:pStyle w:val="Compact"/>
+              <w:spacing w:after="40"/>
+              <w:jc w:val="left"/>
+            </w:pPr>
+            <w:r>
+              <w:rPr>
+                <w:sz w:val="19"/>
+              </w:rPr>
+              <w:t xml:space="preserve">In corso</w:t>
             </w:r>
           </w:p>
         </w:tc>
@@ -5723,7 +5759,26 @@
               <w:rPr>
                 <w:sz w:val="19"/>
               </w:rPr>
-              <w:t xml:space="preserve">Da capire. Nel codice c’è dalla 0.19.0 (</w:t>
+              <w:t xml:space="preserve">Probabile causa (dal codice): la salita del trampolino gigante è inclinata solo di circa 13°, quindi la scritta sta quasi piatta per terra e dalla telecamera dietro il rider si legge solo nell’ultimo secondo e mezzo, mezza coperta dal rider. Correzione scritta nella 0.25.2 (ramo</w:t>
+            </w:r>
+            <w:r>
+              <w:rPr>
+                <w:sz w:val="19"/>
+              </w:rPr>
+              <w:t xml:space="preserve"> </w:t>
+            </w:r>
+            <w:r>
+              <w:rPr>
+                <w:rStyle w:val="VerbatimChar"/>
+                <w:sz w:val="19"/>
+              </w:rPr>
+              <w:t xml:space="preserve">giorno/pagina-vecchia</w:t>
+            </w:r>
+            <w:r>
+              <w:rPr>
+                <w:sz w:val="19"/>
+              </w:rPr>
+              <w:t xml:space="preserve">, 27/10 alle 23): due cartelli CYF alti ai lati dello stacco, visibili da lontano, e scritta più grande. Prima dell’analisi: Nel codice c’è dalla 0.19.0 (</w:t>
             </w:r>
             <w:r>
               <w:rPr>
@@ -20303,6 +20358,81 @@
                 <w:sz w:val="19"/>
               </w:rPr>
               <w:t xml:space="preserve">&lt;meta name="cyf-versione"&gt;</w:t>
+            </w:r>
+          </w:p>
+        </w:tc>
+      </w:tr>
+      <w:tr>
+        <w:tc>
+          <w:tcPr>
+            <w:tcW w:type="dxa" w:w="1247"/>
+          </w:tcPr>
+          <w:p>
+            <w:pPr>
+              <w:pStyle w:val="Compact"/>
+              <w:spacing w:after="40"/>
+              <w:jc w:val="left"/>
+            </w:pPr>
+            <w:r>
+              <w:rPr>
+                <w:sz w:val="19"/>
+              </w:rPr>
+              <w:t xml:space="preserve">0.25.2</w:t>
+            </w:r>
+          </w:p>
+        </w:tc>
+        <w:tc>
+          <w:tcPr>
+            <w:tcW w:type="dxa" w:w="1361"/>
+          </w:tcPr>
+          <w:p>
+            <w:pPr>
+              <w:pStyle w:val="Compact"/>
+              <w:spacing w:after="40"/>
+              <w:jc w:val="left"/>
+            </w:pPr>
+            <w:r>
+              <w:rPr>
+                <w:sz w:val="19"/>
+              </w:rPr>
+              <w:t xml:space="preserve">27/10/2026</w:t>
+            </w:r>
+          </w:p>
+        </w:tc>
+        <w:tc>
+          <w:tcPr>
+            <w:tcW w:type="dxa" w:w="7257"/>
+          </w:tcPr>
+          <w:p>
+            <w:pPr>
+              <w:pStyle w:val="Compact"/>
+              <w:spacing w:after="40"/>
+              <w:jc w:val="left"/>
+            </w:pPr>
+            <w:r>
+              <w:rPr>
+                <w:sz w:val="19"/>
+              </w:rPr>
+              <w:t xml:space="preserve">(Stesso ramo</w:t>
+            </w:r>
+            <w:r>
+              <w:rPr>
+                <w:sz w:val="19"/>
+              </w:rPr>
+              <w:t xml:space="preserve"> </w:t>
+            </w:r>
+            <w:r>
+              <w:rPr>
+                <w:rStyle w:val="VerbatimChar"/>
+                <w:sz w:val="19"/>
+              </w:rPr>
+              <w:t xml:space="preserve">giorno/pagina-vecchia</w:t>
+            </w:r>
+            <w:r>
+              <w:rPr>
+                <w:sz w:val="19"/>
+              </w:rPr>
+              <w:t xml:space="preserve">; scritta di giorno senza prove, R-506.) Scritta CYF sul trampolino gigante più visibile (R-240, baco B-03): due cartelli CYF alti ai lati dello stacco, rivolti verso chi arriva e sempre ben illuminati, e scritta sulla salita più grande. Da provare stanotte con le foto (prossimi passi 1f)</w:t>
             </w:r>
           </w:p>
         </w:tc>

--- a/docs/CYF-Gaming-Requisiti-da-Implementare-o-Bachi.docx
+++ b/docs/CYF-Gaming-Requisiti-da-Implementare-o-Bachi.docx
@@ -57,7 +57,7 @@
         <w:t xml:space="preserve"> </w:t>
       </w:r>
       <w:r>
-        <w:t xml:space="preserve">0.21.0-0.25.2</w:t>
+        <w:t xml:space="preserve">0.21.0-0.25.3</w:t>
       </w:r>
       <w:r>
         <w:t xml:space="preserve"> </w:t>
@@ -971,6 +971,106 @@
                 <w:sz w:val="19"/>
               </w:rPr>
               <w:t xml:space="preserve">R-503, R-512</w:t>
+            </w:r>
+          </w:p>
+        </w:tc>
+      </w:tr>
+      <w:tr>
+        <w:tc>
+          <w:tcPr>
+            <w:tcW w:type="dxa" w:w="510"/>
+          </w:tcPr>
+          <w:p>
+            <w:pPr>
+              <w:pStyle w:val="Compact"/>
+              <w:spacing w:after="40"/>
+              <w:jc w:val="left"/>
+            </w:pPr>
+            <w:r>
+              <w:rPr>
+                <w:sz w:val="19"/>
+              </w:rPr>
+              <w:t xml:space="preserve">1c</w:t>
+            </w:r>
+          </w:p>
+        </w:tc>
+        <w:tc>
+          <w:tcPr>
+            <w:tcW w:type="dxa" w:w="6576"/>
+          </w:tcPr>
+          <w:p>
+            <w:pPr>
+              <w:pStyle w:val="Compact"/>
+              <w:spacing w:after="40"/>
+              <w:jc w:val="left"/>
+            </w:pPr>
+            <w:r>
+              <w:rPr>
+                <w:sz w:val="19"/>
+              </w:rPr>
+              <w:t xml:space="preserve">Decidere se nella</w:t>
+            </w:r>
+            <w:r>
+              <w:rPr>
+                <w:sz w:val="19"/>
+              </w:rPr>
+              <w:t xml:space="preserve"> </w:t>
+            </w:r>
+            <w:r>
+              <w:rPr>
+                <w:bCs/>
+                <w:b/>
+                <w:sz w:val="19"/>
+              </w:rPr>
+              <w:t xml:space="preserve">pista del giorno</w:t>
+            </w:r>
+            <w:r>
+              <w:rPr>
+                <w:sz w:val="19"/>
+              </w:rPr>
+              <w:t xml:space="preserve"> </w:t>
+            </w:r>
+            <w:r>
+              <w:rPr>
+                <w:sz w:val="19"/>
+              </w:rPr>
+              <w:t xml:space="preserve">ci devono essere banane, bombe e bananoni con gli avversari del computer (S-40, R-515): oggi no per nessuno, così il tempo del giorno è confrontabile tra tutte le persone in classifica</w:t>
+            </w:r>
+          </w:p>
+        </w:tc>
+        <w:tc>
+          <w:tcPr>
+            <w:tcW w:type="dxa" w:w="1247"/>
+          </w:tcPr>
+          <w:p>
+            <w:pPr>
+              <w:pStyle w:val="Compact"/>
+              <w:spacing w:after="40"/>
+              <w:jc w:val="left"/>
+            </w:pPr>
+            <w:r>
+              <w:rPr>
+                <w:sz w:val="19"/>
+              </w:rPr>
+              <w:t xml:space="preserve">1 min</w:t>
+            </w:r>
+          </w:p>
+        </w:tc>
+        <w:tc>
+          <w:tcPr>
+            <w:tcW w:type="dxa" w:w="1531"/>
+          </w:tcPr>
+          <w:p>
+            <w:pPr>
+              <w:pStyle w:val="Compact"/>
+              <w:spacing w:after="40"/>
+              <w:jc w:val="left"/>
+            </w:pPr>
+            <w:r>
+              <w:rPr>
+                <w:sz w:val="19"/>
+              </w:rPr>
+              <w:t xml:space="preserve">S-40, R-515</w:t>
             </w:r>
           </w:p>
         </w:tc>
@@ -3709,6 +3809,131 @@
               <w:rPr>
                 <w:sz w:val="19"/>
               </w:rPr>
+              <w:t xml:space="preserve">2a</w:t>
+            </w:r>
+          </w:p>
+        </w:tc>
+        <w:tc>
+          <w:tcPr>
+            <w:tcW w:type="dxa" w:w="3175"/>
+          </w:tcPr>
+          <w:p>
+            <w:pPr>
+              <w:pStyle w:val="Compact"/>
+              <w:spacing w:after="40"/>
+              <w:jc w:val="left"/>
+            </w:pPr>
+            <w:r>
+              <w:rPr>
+                <w:bCs/>
+                <w:b/>
+                <w:sz w:val="19"/>
+              </w:rPr>
+              <w:t xml:space="preserve">Banane, bombe e bananone anche in allenamento con gli avversari</w:t>
+            </w:r>
+            <w:r>
+              <w:rPr>
+                <w:sz w:val="19"/>
+              </w:rPr>
+              <w:t xml:space="preserve"> </w:t>
+            </w:r>
+            <w:r>
+              <w:rPr>
+                <w:sz w:val="19"/>
+              </w:rPr>
+              <w:t xml:space="preserve">(R-515): punti, lancio agli avversari e lanci degli avversari simulati sul telefono, come in gara. Prove da aggiungere la notte: in allenamento con 3 avversari un lancio colpisce l’avversario davanti, un avversario lancia e ferma il rider, i punti scendono del costo</w:t>
+            </w:r>
+          </w:p>
+        </w:tc>
+        <w:tc>
+          <w:tcPr>
+            <w:tcW w:type="dxa" w:w="2494"/>
+          </w:tcPr>
+          <w:p>
+            <w:pPr>
+              <w:pStyle w:val="Compact"/>
+              <w:spacing w:after="40"/>
+              <w:jc w:val="left"/>
+            </w:pPr>
+            <w:r>
+              <w:rPr>
+                <w:sz w:val="19"/>
+              </w:rPr>
+              <w:t xml:space="preserve">Richiesta di Luigi del 27/10 sera</w:t>
+            </w:r>
+          </w:p>
+        </w:tc>
+        <w:tc>
+          <w:tcPr>
+            <w:tcW w:type="dxa" w:w="1247"/>
+          </w:tcPr>
+          <w:p>
+            <w:pPr>
+              <w:pStyle w:val="Compact"/>
+              <w:spacing w:after="40"/>
+              <w:jc w:val="left"/>
+            </w:pPr>
+            <w:r>
+              <w:rPr>
+                <w:sz w:val="19"/>
+              </w:rPr>
+              <w:t xml:space="preserve">R-515</w:t>
+            </w:r>
+          </w:p>
+        </w:tc>
+        <w:tc>
+          <w:tcPr>
+            <w:tcW w:type="dxa" w:w="1134"/>
+          </w:tcPr>
+          <w:p>
+            <w:pPr>
+              <w:pStyle w:val="Compact"/>
+              <w:spacing w:after="40"/>
+              <w:jc w:val="left"/>
+            </w:pPr>
+            <w:r>
+              <w:rPr>
+                <w:sz w:val="19"/>
+              </w:rPr>
+              <w:t xml:space="preserve">—</w:t>
+            </w:r>
+          </w:p>
+        </w:tc>
+        <w:tc>
+          <w:tcPr>
+            <w:tcW w:type="dxa" w:w="1304"/>
+            <w:shd w:val="clear" w:color="auto" w:fill="D7F0DF"/>
+          </w:tcPr>
+          <w:p>
+            <w:pPr>
+              <w:pStyle w:val="Compact"/>
+              <w:spacing w:after="40"/>
+              <w:jc w:val="left"/>
+            </w:pPr>
+            <w:r>
+              <w:rPr>
+                <w:sz w:val="19"/>
+              </w:rPr>
+              <w:t xml:space="preserve">Sì</w:t>
+            </w:r>
+          </w:p>
+        </w:tc>
+      </w:tr>
+      <w:tr>
+        <w:tc>
+          <w:tcPr>
+            <w:tcW w:type="dxa" w:w="510"/>
+          </w:tcPr>
+          <w:p>
+            <w:pPr>
+              <w:pStyle w:val="Compact"/>
+              <w:spacing w:after="40"/>
+              <w:jc w:val="left"/>
+            </w:pPr>
+            <w:r>
+              <w:rPr>
+                <w:sz w:val="19"/>
+              </w:rPr>
               <w:t xml:space="preserve">2</w:t>
             </w:r>
           </w:p>
@@ -5823,13 +6048,13 @@
       </w:tr>
     </w:tbl>
     <w:bookmarkEnd w:id="24"/>
-    <w:bookmarkStart w:id="25" w:name="grafica-e-qualità"/>
+    <w:bookmarkStart w:id="25" w:name="guida-e-acrobazie"/>
     <w:p>
       <w:pPr>
         <w:pStyle w:val="Heading1"/>
       </w:pPr>
       <w:r>
-        <w:t xml:space="preserve">5. Grafica e qualità</w:t>
+        <w:t xml:space="preserve">3. Guida e acrobazie</w:t>
       </w:r>
     </w:p>
     <w:tbl>
@@ -5980,7 +6205,7 @@
               <w:rPr>
                 <w:sz w:val="19"/>
               </w:rPr>
-              <w:t xml:space="preserve">R-513</w:t>
+              <w:t xml:space="preserve">R-514</w:t>
             </w:r>
           </w:p>
         </w:tc>
@@ -5998,31 +6223,7 @@
               <w:rPr>
                 <w:sz w:val="19"/>
               </w:rPr>
-              <w:t xml:space="preserve">Migliorare la grafica degli scenari fino al livello 2 (</w:t>
-            </w:r>
-            <w:r>
-              <w:rPr>
-                <w:sz w:val="19"/>
-              </w:rPr>
-              <w:t xml:space="preserve">“</w:t>
-            </w:r>
-            <w:r>
-              <w:rPr>
-                <w:sz w:val="19"/>
-              </w:rPr>
-              <w:t xml:space="preserve">stilizzato curato</w:t>
-            </w:r>
-            <w:r>
-              <w:rPr>
-                <w:sz w:val="19"/>
-              </w:rPr>
-              <w:t xml:space="preserve">”</w:t>
-            </w:r>
-            <w:r>
-              <w:rPr>
-                <w:sz w:val="19"/>
-              </w:rPr>
-              <w:t xml:space="preserve">, come un buon gioco per telefono), cominciando dallo sfondo</w:t>
+              <w:t xml:space="preserve">La scritta CYF ben visibile anche sulle maglie, dietro la schiena, e ogni tanto un cartello CYF in pista</w:t>
             </w:r>
           </w:p>
         </w:tc>
@@ -6047,19 +6248,19 @@
         <w:tc>
           <w:tcPr>
             <w:tcW w:type="dxa" w:w="1134"/>
-            <w:shd w:val="clear" w:color="auto" w:fill="FDE2D6"/>
-          </w:tcPr>
-          <w:p>
-            <w:pPr>
-              <w:pStyle w:val="Compact"/>
-              <w:spacing w:after="40"/>
-              <w:jc w:val="left"/>
-            </w:pPr>
-            <w:r>
-              <w:rPr>
-                <w:sz w:val="19"/>
-              </w:rPr>
-              <w:t xml:space="preserve">Da fare</w:t>
+            <w:shd w:val="clear" w:color="auto" w:fill="FFF1C7"/>
+          </w:tcPr>
+          <w:p>
+            <w:pPr>
+              <w:pStyle w:val="Compact"/>
+              <w:spacing w:after="40"/>
+              <w:jc w:val="left"/>
+            </w:pPr>
+            <w:r>
+              <w:rPr>
+                <w:sz w:val="19"/>
+              </w:rPr>
+              <w:t xml:space="preserve">In corso</w:t>
             </w:r>
           </w:p>
         </w:tc>
@@ -6077,72 +6278,20 @@
               <w:rPr>
                 <w:sz w:val="19"/>
               </w:rPr>
-              <w:t xml:space="preserve">Scelta di Luigi del 27/10 sera tra 4 livelli (1 oggi; 2 stilizzato curato; 3 modelli 3D veri città per città; 4 quasi realistico, sconsigliato: su Android WebGPU c’è solo da Android 12 in su e i telefoni si scaldano).</w:t>
-            </w:r>
-            <w:r>
-              <w:rPr>
-                <w:sz w:val="19"/>
-              </w:rPr>
-              <w:t xml:space="preserve"> </w:t>
-            </w:r>
-            <w:r>
-              <w:rPr>
-                <w:bCs/>
-                <w:b/>
-                <w:sz w:val="19"/>
-              </w:rPr>
-              <w:t xml:space="preserve">Prima parte, lo sfondo:</w:t>
-            </w:r>
-            <w:r>
-              <w:rPr>
-                <w:sz w:val="19"/>
-              </w:rPr>
-              <w:t xml:space="preserve"> </w:t>
-            </w:r>
-            <w:r>
-              <w:rPr>
-                <w:sz w:val="19"/>
-              </w:rPr>
-              <w:t xml:space="preserve">(1) cielo con nuvole dipinte su due strati che scorrono piano, sole con alone morbido, colori del cielo coerenti con la cartolina di ogni città; (2) cartolina in profondità: ogni città divisa in 2-3 piani a distanze diverse (lontano monti e colline, in mezzo la città, davanti il monumento), così quando la strada curva o il rider si sposta i piani scorrono a velocità diverse e lo sfondo ha profondità; (3) luce coerente: i palazzi e il monumento sono illuminati dalla parte del sole del cielo; (4) nessuna linea netta tra pista e sfondo: suolo lontano, nebbia della pista e foschia della cartolina sfumano l’uno nell’altro; (5) anche la Neve con uno sfondo dipinto a più piani (cime con ghiacciai, boschi, valle); (6) piccoli movimenti: nuvole, uccelli lontani, acqua che luccica dove c’è il mare o il fiume. Limiti: al massimo 3 oggetti da disegnare in più per lo sfondo; memoria della scheda video per lo sfondo di una città ≤ 16 MB sul PC e ≤ 6 MB sul telefono; si dipinge nel worker come oggi (R-405); nessun fotogramma perso (lo misura A-14).</w:t>
-            </w:r>
-            <w:r>
-              <w:rPr>
-                <w:sz w:val="19"/>
-              </w:rPr>
-              <w:t xml:space="preserve"> </w:t>
-            </w:r>
-            <w:r>
-              <w:rPr>
-                <w:bCs/>
-                <w:b/>
-                <w:sz w:val="19"/>
-              </w:rPr>
-              <w:t xml:space="preserve">Seconda parte, il resto della scena:</w:t>
-            </w:r>
-            <w:r>
-              <w:rPr>
-                <w:sz w:val="19"/>
-              </w:rPr>
-              <w:t xml:space="preserve"> </w:t>
-            </w:r>
-            <w:r>
-              <w:rPr>
-                <w:sz w:val="19"/>
-              </w:rPr>
-              <w:t xml:space="preserve">Three.js nuovo (A-16), correzione di luce e colore (tone mapping ACES) e colori di ogni città, luce morbida con le ombre di contatto dipinte nei modelli, alberi e palazzi più fitti con l’instancing, polvere di neve e scia, neve e asfalto con rilievo; gli effetti più pesanti (bagliore, vignetta) solo dove il dispositivo regge, con la qualità scelta in automatico (A-14)</w:t>
+              <w:t xml:space="preserve">Dalla 0.25.3. Maglie: CYF grande sulla schiena, bianco con il bordo blu notte (si legge su ogni colore e su ogni maglia, anche quelle della settimana): la telecamera e gli altri giocatori vedono il rider da dietro, di tre quarti. Largo meno di un terzo del giro del busto, così non arriva sui fianchi, dove restano gli stemmi CYF; lo stemma resta anche sul petto e piccolo in alto sulla schiena. Pista: ogni 23 paline (circa 506 m, il primo a circa 240 m dalla partenza) un arco CYF sopra la strada: due torri blu notte appena fuori dalle paline (a 21 m dal centro, si urtano come le paline) e uno striscione con CYF ripetuto con il bordo basso ad almeno 9,7 m dal terreno, più in alto della testa del rider nel salto più alto (~8,6 m), quindi non si tocca mai; mai negli ultimi 60 m prima del traguardo. Non usa numeri casuali: la pista resta identica per tutti e in ogni città</w:t>
             </w:r>
           </w:p>
         </w:tc>
       </w:tr>
     </w:tbl>
     <w:bookmarkEnd w:id="25"/>
-    <w:bookmarkStart w:id="26" w:name="documentazione"/>
+    <w:bookmarkStart w:id="26" w:name="grafica-e-qualità"/>
     <w:p>
       <w:pPr>
         <w:pStyle w:val="Heading1"/>
       </w:pPr>
       <w:r>
-        <w:t xml:space="preserve">6. Documentazione</w:t>
+        <w:t xml:space="preserve">5. Grafica e qualità</w:t>
       </w:r>
     </w:p>
     <w:tbl>
@@ -6293,7 +6442,7 @@
               <w:rPr>
                 <w:sz w:val="19"/>
               </w:rPr>
-              <w:t xml:space="preserve">R-510</w:t>
+              <w:t xml:space="preserve">R-513</w:t>
             </w:r>
           </w:p>
         </w:tc>
@@ -6311,7 +6460,31 @@
               <w:rPr>
                 <w:sz w:val="19"/>
               </w:rPr>
-              <w:t xml:space="preserve">Il software deve crescere senza rallentare; la struttura la sceglie Claude</w:t>
+              <w:t xml:space="preserve">Migliorare la grafica degli scenari fino al livello 2 (</w:t>
+            </w:r>
+            <w:r>
+              <w:rPr>
+                <w:sz w:val="19"/>
+              </w:rPr>
+              <w:t xml:space="preserve">“</w:t>
+            </w:r>
+            <w:r>
+              <w:rPr>
+                <w:sz w:val="19"/>
+              </w:rPr>
+              <w:t xml:space="preserve">stilizzato curato</w:t>
+            </w:r>
+            <w:r>
+              <w:rPr>
+                <w:sz w:val="19"/>
+              </w:rPr>
+              <w:t xml:space="preserve">”</w:t>
+            </w:r>
+            <w:r>
+              <w:rPr>
+                <w:sz w:val="19"/>
+              </w:rPr>
+              <w:t xml:space="preserve">, come un buon gioco per telefono), cominciando dallo sfondo</w:t>
             </w:r>
           </w:p>
         </w:tc>
@@ -6329,26 +6502,26 @@
               <w:rPr>
                 <w:sz w:val="19"/>
               </w:rPr>
-              <w:t xml:space="preserve">26/10/2026</w:t>
+              <w:t xml:space="preserve">27/10/2026</w:t>
             </w:r>
           </w:p>
         </w:tc>
         <w:tc>
           <w:tcPr>
             <w:tcW w:type="dxa" w:w="1134"/>
-            <w:shd w:val="clear" w:color="auto" w:fill="FFF1C7"/>
-          </w:tcPr>
-          <w:p>
-            <w:pPr>
-              <w:pStyle w:val="Compact"/>
-              <w:spacing w:after="40"/>
-              <w:jc w:val="left"/>
-            </w:pPr>
-            <w:r>
-              <w:rPr>
-                <w:sz w:val="19"/>
-              </w:rPr>
-              <w:t xml:space="preserve">In corso</w:t>
+            <w:shd w:val="clear" w:color="auto" w:fill="FDE2D6"/>
+          </w:tcPr>
+          <w:p>
+            <w:pPr>
+              <w:pStyle w:val="Compact"/>
+              <w:spacing w:after="40"/>
+              <w:jc w:val="left"/>
+            </w:pPr>
+            <w:r>
+              <w:rPr>
+                <w:sz w:val="19"/>
+              </w:rPr>
+              <w:t xml:space="preserve">Da fare</w:t>
             </w:r>
           </w:p>
         </w:tc>
@@ -6366,14 +6539,303 @@
               <w:rPr>
                 <w:sz w:val="19"/>
               </w:rPr>
-              <w:t xml:space="preserve">Scelta S-43; piano nella sezione 11 e nei prossimi passi (A-14, A-23, A-25, A-11…)</w:t>
+              <w:t xml:space="preserve">Scelta di Luigi del 27/10 sera tra 4 livelli (1 oggi; 2 stilizzato curato; 3 modelli 3D veri città per città; 4 quasi realistico, sconsigliato: su Android WebGPU c’è solo da Android 12 in su e i telefoni si scaldano).</w:t>
+            </w:r>
+            <w:r>
+              <w:rPr>
+                <w:sz w:val="19"/>
+              </w:rPr>
+              <w:t xml:space="preserve"> </w:t>
+            </w:r>
+            <w:r>
+              <w:rPr>
+                <w:bCs/>
+                <w:b/>
+                <w:sz w:val="19"/>
+              </w:rPr>
+              <w:t xml:space="preserve">Prima parte, lo sfondo:</w:t>
+            </w:r>
+            <w:r>
+              <w:rPr>
+                <w:sz w:val="19"/>
+              </w:rPr>
+              <w:t xml:space="preserve"> </w:t>
+            </w:r>
+            <w:r>
+              <w:rPr>
+                <w:sz w:val="19"/>
+              </w:rPr>
+              <w:t xml:space="preserve">(1) cielo con nuvole dipinte su due strati che scorrono piano, sole con alone morbido, colori del cielo coerenti con la cartolina di ogni città; (2) cartolina in profondità: ogni città divisa in 2-3 piani a distanze diverse (lontano monti e colline, in mezzo la città, davanti il monumento), così quando la strada curva o il rider si sposta i piani scorrono a velocità diverse e lo sfondo ha profondità; (3) luce coerente: i palazzi e il monumento sono illuminati dalla parte del sole del cielo; (4) nessuna linea netta tra pista e sfondo: suolo lontano, nebbia della pista e foschia della cartolina sfumano l’uno nell’altro; (5) anche la Neve con uno sfondo dipinto a più piani (cime con ghiacciai, boschi, valle); (6) piccoli movimenti: nuvole, uccelli lontani, acqua che luccica dove c’è il mare o il fiume. Limiti: al massimo 3 oggetti da disegnare in più per lo sfondo; memoria della scheda video per lo sfondo di una città ≤ 16 MB sul PC e ≤ 6 MB sul telefono; si dipinge nel worker come oggi (R-405); nessun fotogramma perso (lo misura A-14).</w:t>
+            </w:r>
+            <w:r>
+              <w:rPr>
+                <w:sz w:val="19"/>
+              </w:rPr>
+              <w:t xml:space="preserve"> </w:t>
+            </w:r>
+            <w:r>
+              <w:rPr>
+                <w:bCs/>
+                <w:b/>
+                <w:sz w:val="19"/>
+              </w:rPr>
+              <w:t xml:space="preserve">Seconda parte, il resto della scena:</w:t>
+            </w:r>
+            <w:r>
+              <w:rPr>
+                <w:sz w:val="19"/>
+              </w:rPr>
+              <w:t xml:space="preserve"> </w:t>
+            </w:r>
+            <w:r>
+              <w:rPr>
+                <w:sz w:val="19"/>
+              </w:rPr>
+              <w:t xml:space="preserve">Three.js nuovo (A-16), correzione di luce e colore (tone mapping ACES) e colori di ogni città, luce morbida con le ombre di contatto dipinte nei modelli, alberi e palazzi più fitti con l’instancing, polvere di neve e scia, neve e asfalto con rilievo; gli effetti più pesanti (bagliore, vignetta) solo dove il dispositivo regge, con la qualità scelta in automatico (A-14)</w:t>
             </w:r>
           </w:p>
         </w:tc>
       </w:tr>
     </w:tbl>
     <w:bookmarkEnd w:id="26"/>
-    <w:bookmarkStart w:id="27" w:name="scelte-fatte-da-claude-da-confermare"/>
+    <w:bookmarkStart w:id="27" w:name="documentazione"/>
+    <w:p>
+      <w:pPr>
+        <w:pStyle w:val="Heading1"/>
+      </w:pPr>
+      <w:r>
+        <w:t xml:space="preserve">6. Documentazione</w:t>
+      </w:r>
+    </w:p>
+    <w:tbl>
+      <w:tblPr>
+        <w:tblStyle w:val="Table"/>
+        <w:tblLook w:firstRow="1" w:lastRow="0" w:firstColumn="0" w:lastColumn="0" w:noHBand="0" w:noVBand="0" w:val="0020"/>
+        <w:jc w:val="start"/>
+        <w:tblBorders>
+          <w:top w:val="single" w:sz="4" w:color="B8C4D2"/>
+          <w:left w:val="single" w:sz="4" w:color="B8C4D2"/>
+          <w:bottom w:val="single" w:sz="4" w:color="B8C4D2"/>
+          <w:right w:val="single" w:sz="4" w:color="B8C4D2"/>
+          <w:insideH w:val="single" w:sz="4" w:color="B8C4D2"/>
+          <w:insideV w:val="single" w:sz="4" w:color="B8C4D2"/>
+        </w:tblBorders>
+        <w:tblW w:w="9865" w:type="dxa"/>
+        <w:tblLayout w:type="fixed"/>
+      </w:tblPr>
+      <w:tblGrid>
+        <w:gridCol w:w="907"/>
+        <w:gridCol w:w="4195"/>
+        <w:gridCol w:w="1134"/>
+        <w:gridCol w:w="1134"/>
+        <w:gridCol w:w="2494"/>
+      </w:tblGrid>
+      <w:tr>
+        <w:trPr>
+          <w:tblHeader w:val="true"/>
+        </w:trPr>
+        <w:tc>
+          <w:tcPr>
+            <w:tcW w:type="dxa" w:w="907"/>
+            <w:shd w:val="clear" w:color="auto" w:fill="13233A"/>
+          </w:tcPr>
+          <w:p>
+            <w:pPr>
+              <w:pStyle w:val="Compact"/>
+              <w:spacing w:after="40"/>
+              <w:jc w:val="left"/>
+            </w:pPr>
+            <w:r>
+              <w:rPr>
+                <w:b/>
+                <w:color w:val="FFFFFF"/>
+                <w:sz w:val="19"/>
+              </w:rPr>
+              <w:t xml:space="preserve">ID</w:t>
+            </w:r>
+          </w:p>
+        </w:tc>
+        <w:tc>
+          <w:tcPr>
+            <w:tcW w:type="dxa" w:w="4195"/>
+            <w:shd w:val="clear" w:color="auto" w:fill="13233A"/>
+          </w:tcPr>
+          <w:p>
+            <w:pPr>
+              <w:pStyle w:val="Compact"/>
+              <w:spacing w:after="40"/>
+              <w:jc w:val="left"/>
+            </w:pPr>
+            <w:r>
+              <w:rPr>
+                <w:b/>
+                <w:color w:val="FFFFFF"/>
+                <w:sz w:val="19"/>
+              </w:rPr>
+              <w:t xml:space="preserve">Richiesta</w:t>
+            </w:r>
+          </w:p>
+        </w:tc>
+        <w:tc>
+          <w:tcPr>
+            <w:tcW w:type="dxa" w:w="1134"/>
+            <w:shd w:val="clear" w:color="auto" w:fill="13233A"/>
+          </w:tcPr>
+          <w:p>
+            <w:pPr>
+              <w:pStyle w:val="Compact"/>
+              <w:spacing w:after="40"/>
+              <w:jc w:val="left"/>
+            </w:pPr>
+            <w:r>
+              <w:rPr>
+                <w:b/>
+                <w:color w:val="FFFFFF"/>
+                <w:sz w:val="19"/>
+              </w:rPr>
+              <w:t xml:space="preserve">Data</w:t>
+            </w:r>
+          </w:p>
+        </w:tc>
+        <w:tc>
+          <w:tcPr>
+            <w:tcW w:type="dxa" w:w="1134"/>
+            <w:shd w:val="clear" w:color="auto" w:fill="13233A"/>
+          </w:tcPr>
+          <w:p>
+            <w:pPr>
+              <w:pStyle w:val="Compact"/>
+              <w:spacing w:after="40"/>
+              <w:jc w:val="left"/>
+            </w:pPr>
+            <w:r>
+              <w:rPr>
+                <w:b/>
+                <w:color w:val="FFFFFF"/>
+                <w:sz w:val="19"/>
+              </w:rPr>
+              <w:t xml:space="preserve">Stato</w:t>
+            </w:r>
+          </w:p>
+        </w:tc>
+        <w:tc>
+          <w:tcPr>
+            <w:tcW w:type="dxa" w:w="2494"/>
+            <w:shd w:val="clear" w:color="auto" w:fill="13233A"/>
+          </w:tcPr>
+          <w:p>
+            <w:pPr>
+              <w:pStyle w:val="Compact"/>
+              <w:spacing w:after="40"/>
+              <w:jc w:val="left"/>
+            </w:pPr>
+            <w:r>
+              <w:rPr>
+                <w:b/>
+                <w:color w:val="FFFFFF"/>
+                <w:sz w:val="19"/>
+              </w:rPr>
+              <w:t xml:space="preserve">Come funziona oggi</w:t>
+            </w:r>
+          </w:p>
+        </w:tc>
+      </w:tr>
+      <w:tr>
+        <w:tc>
+          <w:tcPr>
+            <w:tcW w:type="dxa" w:w="907"/>
+          </w:tcPr>
+          <w:p>
+            <w:pPr>
+              <w:pStyle w:val="Compact"/>
+              <w:spacing w:after="40"/>
+              <w:jc w:val="left"/>
+            </w:pPr>
+            <w:r>
+              <w:rPr>
+                <w:sz w:val="19"/>
+              </w:rPr>
+              <w:t xml:space="preserve">R-510</w:t>
+            </w:r>
+          </w:p>
+        </w:tc>
+        <w:tc>
+          <w:tcPr>
+            <w:tcW w:type="dxa" w:w="4195"/>
+          </w:tcPr>
+          <w:p>
+            <w:pPr>
+              <w:pStyle w:val="Compact"/>
+              <w:spacing w:after="40"/>
+              <w:jc w:val="left"/>
+            </w:pPr>
+            <w:r>
+              <w:rPr>
+                <w:sz w:val="19"/>
+              </w:rPr>
+              <w:t xml:space="preserve">Il software deve crescere senza rallentare; la struttura la sceglie Claude</w:t>
+            </w:r>
+          </w:p>
+        </w:tc>
+        <w:tc>
+          <w:tcPr>
+            <w:tcW w:type="dxa" w:w="1134"/>
+          </w:tcPr>
+          <w:p>
+            <w:pPr>
+              <w:pStyle w:val="Compact"/>
+              <w:spacing w:after="40"/>
+              <w:jc w:val="left"/>
+            </w:pPr>
+            <w:r>
+              <w:rPr>
+                <w:sz w:val="19"/>
+              </w:rPr>
+              <w:t xml:space="preserve">26/10/2026</w:t>
+            </w:r>
+          </w:p>
+        </w:tc>
+        <w:tc>
+          <w:tcPr>
+            <w:tcW w:type="dxa" w:w="1134"/>
+            <w:shd w:val="clear" w:color="auto" w:fill="FFF1C7"/>
+          </w:tcPr>
+          <w:p>
+            <w:pPr>
+              <w:pStyle w:val="Compact"/>
+              <w:spacing w:after="40"/>
+              <w:jc w:val="left"/>
+            </w:pPr>
+            <w:r>
+              <w:rPr>
+                <w:sz w:val="19"/>
+              </w:rPr>
+              <w:t xml:space="preserve">In corso</w:t>
+            </w:r>
+          </w:p>
+        </w:tc>
+        <w:tc>
+          <w:tcPr>
+            <w:tcW w:type="dxa" w:w="2494"/>
+          </w:tcPr>
+          <w:p>
+            <w:pPr>
+              <w:pStyle w:val="Compact"/>
+              <w:spacing w:after="40"/>
+              <w:jc w:val="left"/>
+            </w:pPr>
+            <w:r>
+              <w:rPr>
+                <w:sz w:val="19"/>
+              </w:rPr>
+              <w:t xml:space="preserve">Scelta S-43; piano nella sezione 11 e nei prossimi passi (A-14, A-23, A-25, A-11…)</w:t>
+            </w:r>
+          </w:p>
+        </w:tc>
+      </w:tr>
+    </w:tbl>
+    <w:bookmarkEnd w:id="27"/>
+    <w:bookmarkStart w:id="28" w:name="scelte-fatte-da-claude-da-confermare"/>
     <w:p>
       <w:pPr>
         <w:pStyle w:val="Heading1"/>
@@ -11807,9 +12269,225 @@
           </w:p>
         </w:tc>
       </w:tr>
+      <w:tr>
+        <w:tc>
+          <w:tcPr>
+            <w:tcW w:type="dxa" w:w="794"/>
+          </w:tcPr>
+          <w:p>
+            <w:pPr>
+              <w:pStyle w:val="Compact"/>
+              <w:spacing w:after="40"/>
+              <w:jc w:val="left"/>
+            </w:pPr>
+            <w:r>
+              <w:rPr>
+                <w:sz w:val="19"/>
+              </w:rPr>
+              <w:t xml:space="preserve">S-50</w:t>
+            </w:r>
+          </w:p>
+        </w:tc>
+        <w:tc>
+          <w:tcPr>
+            <w:tcW w:type="dxa" w:w="6009"/>
+          </w:tcPr>
+          <w:p>
+            <w:pPr>
+              <w:pStyle w:val="Compact"/>
+              <w:spacing w:after="40"/>
+              <w:jc w:val="left"/>
+            </w:pPr>
+            <w:r>
+              <w:rPr>
+                <w:sz w:val="19"/>
+              </w:rPr>
+              <w:t xml:space="preserve">Come si dichiara</w:t>
+            </w:r>
+            <w:r>
+              <w:rPr>
+                <w:sz w:val="19"/>
+              </w:rPr>
+              <w:t xml:space="preserve"> </w:t>
+            </w:r>
+            <w:r>
+              <w:rPr>
+                <w:sz w:val="19"/>
+              </w:rPr>
+              <w:t xml:space="preserve">“</w:t>
+            </w:r>
+            <w:r>
+              <w:rPr>
+                <w:sz w:val="19"/>
+              </w:rPr>
+              <w:t xml:space="preserve">Fatto</w:t>
+            </w:r>
+            <w:r>
+              <w:rPr>
+                <w:sz w:val="19"/>
+              </w:rPr>
+              <w:t xml:space="preserve">”</w:t>
+            </w:r>
+            <w:r>
+              <w:rPr>
+                <w:sz w:val="19"/>
+              </w:rPr>
+              <w:t xml:space="preserve"> </w:t>
+            </w:r>
+            <w:r>
+              <w:rPr>
+                <w:sz w:val="19"/>
+              </w:rPr>
+              <w:t xml:space="preserve">un requisito che si vede (27/10, dopo B-03: la scritta CYF c’era nel codice ma Luigi non la vedeva; la prima versione della scritta sulla giacca si leggeva</w:t>
+            </w:r>
+            <w:r>
+              <w:rPr>
+                <w:sz w:val="19"/>
+              </w:rPr>
+              <w:t xml:space="preserve"> </w:t>
+            </w:r>
+            <w:r>
+              <w:rPr>
+                <w:sz w:val="19"/>
+              </w:rPr>
+              <w:t xml:space="preserve">“</w:t>
+            </w:r>
+            <w:r>
+              <w:rPr>
+                <w:sz w:val="19"/>
+              </w:rPr>
+              <w:t xml:space="preserve">FCYF</w:t>
+            </w:r>
+            <w:r>
+              <w:rPr>
+                <w:sz w:val="19"/>
+              </w:rPr>
+              <w:t xml:space="preserve">”</w:t>
+            </w:r>
+            <w:r>
+              <w:rPr>
+                <w:sz w:val="19"/>
+              </w:rPr>
+              <w:t xml:space="preserve">), scelta di Claude: un requisito visibile passa a Fatto solo dopo una</w:t>
+            </w:r>
+            <w:r>
+              <w:rPr>
+                <w:sz w:val="19"/>
+              </w:rPr>
+              <w:t xml:space="preserve"> </w:t>
+            </w:r>
+            <w:r>
+              <w:rPr>
+                <w:bCs/>
+                <w:b/>
+                <w:sz w:val="19"/>
+              </w:rPr>
+              <w:t xml:space="preserve">prova con foto dalla telecamera del giocatore</w:t>
+            </w:r>
+            <w:r>
+              <w:rPr>
+                <w:sz w:val="19"/>
+              </w:rPr>
+              <w:t xml:space="preserve"> </w:t>
+            </w:r>
+            <w:r>
+              <w:rPr>
+                <w:sz w:val="19"/>
+              </w:rPr>
+              <w:t xml:space="preserve">che controlla che si veda (come</w:t>
+            </w:r>
+            <w:r>
+              <w:rPr>
+                <w:sz w:val="19"/>
+              </w:rPr>
+              <w:t xml:space="preserve"> </w:t>
+            </w:r>
+            <w:r>
+              <w:rPr>
+                <w:rStyle w:val="VerbatimChar"/>
+                <w:sz w:val="19"/>
+              </w:rPr>
+              <w:t xml:space="preserve">test_cyf.py</w:t>
+            </w:r>
+            <w:r>
+              <w:rPr>
+                <w:sz w:val="19"/>
+              </w:rPr>
+              <w:t xml:space="preserve">: pixel della scritta da 35 e 70 m) e dopo aver guardato le foto; le prove che controllano solo i numeri (posizione, fisica) non bastano. Le scelte che cambiano cosa può fare il giocatore (per esempio</w:t>
+            </w:r>
+            <w:r>
+              <w:rPr>
+                <w:sz w:val="19"/>
+              </w:rPr>
+              <w:t xml:space="preserve"> </w:t>
+            </w:r>
+            <w:r>
+              <w:rPr>
+                <w:sz w:val="19"/>
+              </w:rPr>
+              <w:t xml:space="preserve">“</w:t>
+            </w:r>
+            <w:r>
+              <w:rPr>
+                <w:sz w:val="19"/>
+              </w:rPr>
+              <w:t xml:space="preserve">oggetti solo in gara</w:t>
+            </w:r>
+            <w:r>
+              <w:rPr>
+                <w:sz w:val="19"/>
+              </w:rPr>
+              <w:t xml:space="preserve">”</w:t>
+            </w:r>
+            <w:r>
+              <w:rPr>
+                <w:sz w:val="19"/>
+              </w:rPr>
+              <w:t xml:space="preserve">) vanno chieste a Luigi prima, non solo scritte tra le scelte da confermare</w:t>
+            </w:r>
+          </w:p>
+        </w:tc>
+        <w:tc>
+          <w:tcPr>
+            <w:tcW w:type="dxa" w:w="1247"/>
+          </w:tcPr>
+          <w:p>
+            <w:pPr>
+              <w:pStyle w:val="Compact"/>
+              <w:spacing w:after="40"/>
+              <w:jc w:val="left"/>
+            </w:pPr>
+            <w:r>
+              <w:rPr>
+                <w:sz w:val="19"/>
+              </w:rPr>
+              <w:t xml:space="preserve">27/10/2026</w:t>
+            </w:r>
+          </w:p>
+        </w:tc>
+        <w:tc>
+          <w:tcPr>
+            <w:tcW w:type="dxa" w:w="1814"/>
+            <w:shd w:val="clear" w:color="auto" w:fill="E6EDF5"/>
+          </w:tcPr>
+          <w:p>
+            <w:pPr>
+              <w:pStyle w:val="Compact"/>
+              <w:spacing w:after="40"/>
+              <w:jc w:val="left"/>
+            </w:pPr>
+            <w:r>
+              <w:rPr>
+                <w:sz w:val="19"/>
+              </w:rPr>
+              <w:t xml:space="preserve">Da confermare</w:t>
+            </w:r>
+          </w:p>
+        </w:tc>
+      </w:tr>
     </w:tbl>
-    <w:bookmarkEnd w:id="27"/>
-    <w:bookmarkStart w:id="28" w:name="idee-per-il-futuro-da-confermare"/>
+    <w:bookmarkEnd w:id="28"/>
+    <w:bookmarkStart w:id="29" w:name="idee-per-il-futuro-da-confermare"/>
     <w:p>
       <w:pPr>
         <w:pStyle w:val="Heading1"/>
@@ -12874,8 +13552,8 @@
         </w:tc>
       </w:tr>
     </w:tbl>
-    <w:bookmarkEnd w:id="28"/>
-    <w:bookmarkStart w:id="29" w:name="da-fare"/>
+    <w:bookmarkEnd w:id="29"/>
+    <w:bookmarkStart w:id="30" w:name="da-fare"/>
     <w:p>
       <w:pPr>
         <w:pStyle w:val="Heading1"/>
@@ -13596,8 +14274,8 @@
         </w:tc>
       </w:tr>
     </w:tbl>
-    <w:bookmarkEnd w:id="29"/>
-    <w:bookmarkStart w:id="30" w:name="X38ada45128bb1909ebb68cbfba9bfaa8c77a6fa"/>
+    <w:bookmarkEnd w:id="30"/>
+    <w:bookmarkStart w:id="31" w:name="X38ada45128bb1909ebb68cbfba9bfaa8c77a6fa"/>
     <w:p>
       <w:pPr>
         <w:pStyle w:val="Heading1"/>
@@ -15973,8 +16651,8 @@
         <w:t xml:space="preserve">in locale o il cancello su GitHub.</w:t>
       </w:r>
     </w:p>
-    <w:bookmarkEnd w:id="30"/>
-    <w:bookmarkStart w:id="31" w:name="Xcc9d507ef18e501e5663cfd7b84fe1676e9ab59"/>
+    <w:bookmarkEnd w:id="31"/>
+    <w:bookmarkStart w:id="32" w:name="Xcc9d507ef18e501e5663cfd7b84fe1676e9ab59"/>
     <w:p>
       <w:pPr>
         <w:pStyle w:val="Heading1"/>
@@ -19160,1279 +19838,6 @@
                 <w:sz w:val="19"/>
               </w:rPr>
               <w:t xml:space="preserve">su /api/stats; classifica su /api/gp. Niente notifiche sul telefono (il browser non le manda senza permesso): l’orario è fisso proprio per non averne bisogno. Scelte S-49</w:t>
-            </w:r>
-          </w:p>
-        </w:tc>
-      </w:tr>
-    </w:tbl>
-    <w:bookmarkEnd w:id="31"/>
-    <w:bookmarkStart w:id="32" w:name="X3cf251cf2a7fc009966e540b1607b078fce84ba"/>
-    <w:p>
-      <w:pPr>
-        <w:pStyle w:val="Heading1"/>
-      </w:pPr>
-      <w:r>
-        <w:t xml:space="preserve">Versioni scritte, in attesa delle prove della notte</w:t>
-      </w:r>
-    </w:p>
-    <w:p>
-      <w:pPr>
-        <w:pStyle w:val="FirstParagraph"/>
-      </w:pPr>
-      <w:r>
-        <w:t xml:space="preserve">Più nuove della versione online (0.20.2): sono sui rami</w:t>
-      </w:r>
-      <w:r>
-        <w:t xml:space="preserve"> </w:t>
-      </w:r>
-      <w:r>
-        <w:rPr>
-          <w:rStyle w:val="VerbatimChar"/>
-        </w:rPr>
-        <w:t xml:space="preserve">giorno/…</w:t>
-      </w:r>
-      <w:r>
-        <w:t xml:space="preserve">; il turno di notte le prova e le pubblica, poi passano nell’altro documento.</w:t>
-      </w:r>
-    </w:p>
-    <w:tbl>
-      <w:tblPr>
-        <w:tblStyle w:val="Table"/>
-        <w:tblLook w:firstRow="1" w:lastRow="0" w:firstColumn="0" w:lastColumn="0" w:noHBand="0" w:noVBand="0" w:val="0020"/>
-        <w:jc w:val="start"/>
-        <w:tblBorders>
-          <w:top w:val="single" w:sz="4" w:color="B8C4D2"/>
-          <w:left w:val="single" w:sz="4" w:color="B8C4D2"/>
-          <w:bottom w:val="single" w:sz="4" w:color="B8C4D2"/>
-          <w:right w:val="single" w:sz="4" w:color="B8C4D2"/>
-          <w:insideH w:val="single" w:sz="4" w:color="B8C4D2"/>
-          <w:insideV w:val="single" w:sz="4" w:color="B8C4D2"/>
-        </w:tblBorders>
-        <w:tblW w:w="9865" w:type="dxa"/>
-        <w:tblLayout w:type="fixed"/>
-      </w:tblPr>
-      <w:tblGrid>
-        <w:gridCol w:w="1247"/>
-        <w:gridCol w:w="1360"/>
-        <w:gridCol w:w="7257"/>
-      </w:tblGrid>
-      <w:tr>
-        <w:trPr>
-          <w:tblHeader w:val="true"/>
-        </w:trPr>
-        <w:tc>
-          <w:tcPr>
-            <w:tcW w:type="dxa" w:w="1247"/>
-            <w:shd w:val="clear" w:color="auto" w:fill="13233A"/>
-          </w:tcPr>
-          <w:p>
-            <w:pPr>
-              <w:pStyle w:val="Compact"/>
-              <w:spacing w:after="40"/>
-              <w:jc w:val="left"/>
-            </w:pPr>
-            <w:r>
-              <w:rPr>
-                <w:b/>
-                <w:color w:val="FFFFFF"/>
-                <w:sz w:val="19"/>
-              </w:rPr>
-              <w:t xml:space="preserve">Versione</w:t>
-            </w:r>
-          </w:p>
-        </w:tc>
-        <w:tc>
-          <w:tcPr>
-            <w:tcW w:type="dxa" w:w="1361"/>
-            <w:shd w:val="clear" w:color="auto" w:fill="13233A"/>
-          </w:tcPr>
-          <w:p>
-            <w:pPr>
-              <w:pStyle w:val="Compact"/>
-              <w:spacing w:after="40"/>
-              <w:jc w:val="left"/>
-            </w:pPr>
-            <w:r>
-              <w:rPr>
-                <w:b/>
-                <w:color w:val="FFFFFF"/>
-                <w:sz w:val="19"/>
-              </w:rPr>
-              <w:t xml:space="preserve">Data</w:t>
-            </w:r>
-          </w:p>
-        </w:tc>
-        <w:tc>
-          <w:tcPr>
-            <w:tcW w:type="dxa" w:w="7257"/>
-            <w:shd w:val="clear" w:color="auto" w:fill="13233A"/>
-          </w:tcPr>
-          <w:p>
-            <w:pPr>
-              <w:pStyle w:val="Compact"/>
-              <w:spacing w:after="40"/>
-              <w:jc w:val="left"/>
-            </w:pPr>
-            <w:r>
-              <w:rPr>
-                <w:b/>
-                <w:color w:val="FFFFFF"/>
-                <w:sz w:val="19"/>
-              </w:rPr>
-              <w:t xml:space="preserve">Cosa è cambiato</w:t>
-            </w:r>
-          </w:p>
-        </w:tc>
-      </w:tr>
-      <w:tr>
-        <w:tc>
-          <w:tcPr>
-            <w:tcW w:type="dxa" w:w="1247"/>
-          </w:tcPr>
-          <w:p>
-            <w:pPr>
-              <w:pStyle w:val="Compact"/>
-              <w:spacing w:after="40"/>
-              <w:jc w:val="left"/>
-            </w:pPr>
-            <w:r>
-              <w:rPr>
-                <w:sz w:val="19"/>
-              </w:rPr>
-              <w:t xml:space="preserve">0.21.0</w:t>
-            </w:r>
-          </w:p>
-        </w:tc>
-        <w:tc>
-          <w:tcPr>
-            <w:tcW w:type="dxa" w:w="1361"/>
-          </w:tcPr>
-          <w:p>
-            <w:pPr>
-              <w:pStyle w:val="Compact"/>
-              <w:spacing w:after="40"/>
-              <w:jc w:val="left"/>
-            </w:pPr>
-            <w:r>
-              <w:rPr>
-                <w:sz w:val="19"/>
-              </w:rPr>
-              <w:t xml:space="preserve">27/10/2026</w:t>
-            </w:r>
-          </w:p>
-        </w:tc>
-        <w:tc>
-          <w:tcPr>
-            <w:tcW w:type="dxa" w:w="7257"/>
-          </w:tcPr>
-          <w:p>
-            <w:pPr>
-              <w:pStyle w:val="Compact"/>
-              <w:spacing w:after="40"/>
-              <w:jc w:val="left"/>
-            </w:pPr>
-            <w:r>
-              <w:rPr>
-                <w:sz w:val="19"/>
-              </w:rPr>
-              <w:t xml:space="preserve">(Scritta di giorno sul ramo</w:t>
-            </w:r>
-            <w:r>
-              <w:rPr>
-                <w:sz w:val="19"/>
-              </w:rPr>
-              <w:t xml:space="preserve"> </w:t>
-            </w:r>
-            <w:r>
-              <w:rPr>
-                <w:rStyle w:val="VerbatimChar"/>
-                <w:sz w:val="19"/>
-              </w:rPr>
-              <w:t xml:space="preserve">giorno/batti-missioni</w:t>
-            </w:r>
-            <w:r>
-              <w:rPr>
-                <w:sz w:val="19"/>
-              </w:rPr>
-              <w:t xml:space="preserve">; online dopo le prove del turno di notte.)</w:t>
-            </w:r>
-            <w:r>
-              <w:rPr>
-                <w:sz w:val="19"/>
-              </w:rPr>
-              <w:t xml:space="preserve"> </w:t>
-            </w:r>
-            <w:r>
-              <w:rPr>
-                <w:sz w:val="19"/>
-              </w:rPr>
-              <w:t xml:space="preserve">“</w:t>
-            </w:r>
-            <w:r>
-              <w:rPr>
-                <w:sz w:val="19"/>
-              </w:rPr>
-              <w:t xml:space="preserve">Batti il mio tempo</w:t>
-            </w:r>
-            <w:r>
-              <w:rPr>
-                <w:sz w:val="19"/>
-              </w:rPr>
-              <w:t xml:space="preserve">”</w:t>
-            </w:r>
-            <w:r>
-              <w:rPr>
-                <w:sz w:val="19"/>
-              </w:rPr>
-              <w:t xml:space="preserve"> </w:t>
-            </w:r>
-            <w:r>
-              <w:rPr>
-                <w:sz w:val="19"/>
-              </w:rPr>
-              <w:t xml:space="preserve">(R-236, S-44): link della pista del giorno con il tempo da battere, riquadro</w:t>
-            </w:r>
-            <w:r>
-              <w:rPr>
-                <w:sz w:val="19"/>
-              </w:rPr>
-              <w:t xml:space="preserve"> </w:t>
-            </w:r>
-            <w:r>
-              <w:rPr>
-                <w:sz w:val="19"/>
-              </w:rPr>
-              <w:t xml:space="preserve">“</w:t>
-            </w:r>
-            <w:r>
-              <w:rPr>
-                <w:sz w:val="19"/>
-              </w:rPr>
-              <w:t xml:space="preserve">ti sfida</w:t>
-            </w:r>
-            <w:r>
-              <w:rPr>
-                <w:sz w:val="19"/>
-              </w:rPr>
-              <w:t xml:space="preserve">”</w:t>
-            </w:r>
-            <w:r>
-              <w:rPr>
-                <w:sz w:val="19"/>
-              </w:rPr>
-              <w:t xml:space="preserve"> </w:t>
-            </w:r>
-            <w:r>
-              <w:rPr>
-                <w:sz w:val="19"/>
-              </w:rPr>
-              <w:t xml:space="preserve">nel menu, distacco stimato in gara, esito a fine gara, piste dei giorni passati rifatte dal link senza classifica, immagine del risultato 1080×1080 da condividere o salvare (D-05), misura</w:t>
-            </w:r>
-            <w:r>
-              <w:rPr>
-                <w:sz w:val="19"/>
-              </w:rPr>
-              <w:t xml:space="preserve"> </w:t>
-            </w:r>
-            <w:r>
-              <w:rPr>
-                <w:rStyle w:val="VerbatimChar"/>
-                <w:sz w:val="19"/>
-              </w:rPr>
-              <w:t xml:space="preserve">batti_gare</w:t>
-            </w:r>
-            <w:r>
-              <w:rPr>
-                <w:sz w:val="19"/>
-              </w:rPr>
-              <w:t xml:space="preserve">. Missioni (R-243, S-45): 3 obiettivi alla volta nel menu, stelle, avanzamento nel profilo. Moduli nuovi</w:t>
-            </w:r>
-            <w:r>
-              <w:rPr>
-                <w:sz w:val="19"/>
-              </w:rPr>
-              <w:t xml:space="preserve"> </w:t>
-            </w:r>
-            <w:r>
-              <w:rPr>
-                <w:rStyle w:val="VerbatimChar"/>
-                <w:sz w:val="19"/>
-              </w:rPr>
-              <w:t xml:space="preserve">moduli/sfida.js</w:t>
-            </w:r>
-            <w:r>
-              <w:rPr>
-                <w:sz w:val="19"/>
-              </w:rPr>
-              <w:t xml:space="preserve"> </w:t>
-            </w:r>
-            <w:r>
-              <w:rPr>
-                <w:sz w:val="19"/>
-              </w:rPr>
-              <w:t xml:space="preserve">e</w:t>
-            </w:r>
-            <w:r>
-              <w:rPr>
-                <w:sz w:val="19"/>
-              </w:rPr>
-              <w:t xml:space="preserve"> </w:t>
-            </w:r>
-            <w:r>
-              <w:rPr>
-                <w:rStyle w:val="VerbatimChar"/>
-                <w:sz w:val="19"/>
-              </w:rPr>
-              <w:t xml:space="preserve">moduli/missioni.js</w:t>
-            </w:r>
-          </w:p>
-        </w:tc>
-      </w:tr>
-      <w:tr>
-        <w:tc>
-          <w:tcPr>
-            <w:tcW w:type="dxa" w:w="1247"/>
-          </w:tcPr>
-          <w:p>
-            <w:pPr>
-              <w:pStyle w:val="Compact"/>
-              <w:spacing w:after="40"/>
-              <w:jc w:val="left"/>
-            </w:pPr>
-            <w:r>
-              <w:rPr>
-                <w:sz w:val="19"/>
-              </w:rPr>
-              <w:t xml:space="preserve">0.22.0</w:t>
-            </w:r>
-          </w:p>
-        </w:tc>
-        <w:tc>
-          <w:tcPr>
-            <w:tcW w:type="dxa" w:w="1361"/>
-          </w:tcPr>
-          <w:p>
-            <w:pPr>
-              <w:pStyle w:val="Compact"/>
-              <w:spacing w:after="40"/>
-              <w:jc w:val="left"/>
-            </w:pPr>
-            <w:r>
-              <w:rPr>
-                <w:sz w:val="19"/>
-              </w:rPr>
-              <w:t xml:space="preserve">27/10/2026</w:t>
-            </w:r>
-          </w:p>
-        </w:tc>
-        <w:tc>
-          <w:tcPr>
-            <w:tcW w:type="dxa" w:w="7257"/>
-          </w:tcPr>
-          <w:p>
-            <w:pPr>
-              <w:pStyle w:val="Compact"/>
-              <w:spacing w:after="40"/>
-              <w:jc w:val="left"/>
-            </w:pPr>
-            <w:r>
-              <w:rPr>
-                <w:sz w:val="19"/>
-              </w:rPr>
-              <w:t xml:space="preserve">(Scritta di giorno sul ramo</w:t>
-            </w:r>
-            <w:r>
-              <w:rPr>
-                <w:sz w:val="19"/>
-              </w:rPr>
-              <w:t xml:space="preserve"> </w:t>
-            </w:r>
-            <w:r>
-              <w:rPr>
-                <w:rStyle w:val="VerbatimChar"/>
-                <w:sz w:val="19"/>
-              </w:rPr>
-              <w:t xml:space="preserve">giorno/portale-settimana</w:t>
-            </w:r>
-            <w:r>
-              <w:rPr>
-                <w:sz w:val="19"/>
-              </w:rPr>
-              <w:t xml:space="preserve">; online dopo le prove del turno di notte.) Pronti per i portali di giochi (R-244, S-46, da F-15): modalità portale con</w:t>
-            </w:r>
-            <w:r>
-              <w:rPr>
-                <w:sz w:val="19"/>
-              </w:rPr>
-              <w:t xml:space="preserve"> </w:t>
-            </w:r>
-            <w:r>
-              <w:rPr>
-                <w:rStyle w:val="VerbatimChar"/>
-                <w:sz w:val="19"/>
-              </w:rPr>
-              <w:t xml:space="preserve">?portale=crazygames</w:t>
-            </w:r>
-            <w:r>
-              <w:rPr>
-                <w:sz w:val="19"/>
-              </w:rPr>
-              <w:t xml:space="preserve"> </w:t>
-            </w:r>
-            <w:r>
-              <w:rPr>
-                <w:sz w:val="19"/>
-              </w:rPr>
-              <w:t xml:space="preserve">(niente donazioni, niente link esterni, codice al posto del link nella stanza, testi senza link), casella</w:t>
-            </w:r>
-            <w:r>
-              <w:rPr>
-                <w:sz w:val="19"/>
-              </w:rPr>
-              <w:t xml:space="preserve"> </w:t>
-            </w:r>
-            <w:r>
-              <w:rPr>
-                <w:sz w:val="19"/>
-              </w:rPr>
-              <w:t xml:space="preserve">“</w:t>
-            </w:r>
-            <w:r>
-              <w:rPr>
-                <w:sz w:val="19"/>
-              </w:rPr>
-              <w:t xml:space="preserve">Messaggi vocali</w:t>
-            </w:r>
-            <w:r>
-              <w:rPr>
-                <w:sz w:val="19"/>
-              </w:rPr>
-              <w:t xml:space="preserve">”</w:t>
-            </w:r>
-            <w:r>
-              <w:rPr>
-                <w:sz w:val="19"/>
-              </w:rPr>
-              <w:t xml:space="preserve"> </w:t>
-            </w:r>
-            <w:r>
-              <w:rPr>
-                <w:sz w:val="19"/>
-              </w:rPr>
-              <w:t xml:space="preserve">nel menu per spegnere i vocali (spenti sul portale), audio che riparte al tocco su iPhone, niente lente sul testo toccando la pista. Nuovo modulo</w:t>
-            </w:r>
-            <w:r>
-              <w:rPr>
-                <w:sz w:val="19"/>
-              </w:rPr>
-              <w:t xml:space="preserve"> </w:t>
-            </w:r>
-            <w:r>
-              <w:rPr>
-                <w:rStyle w:val="VerbatimChar"/>
-                <w:sz w:val="19"/>
-              </w:rPr>
-              <w:t xml:space="preserve">moduli/portale.js</w:t>
-            </w:r>
-          </w:p>
-        </w:tc>
-      </w:tr>
-      <w:tr>
-        <w:tc>
-          <w:tcPr>
-            <w:tcW w:type="dxa" w:w="1247"/>
-          </w:tcPr>
-          <w:p>
-            <w:pPr>
-              <w:pStyle w:val="Compact"/>
-              <w:spacing w:after="40"/>
-              <w:jc w:val="left"/>
-            </w:pPr>
-            <w:r>
-              <w:rPr>
-                <w:sz w:val="19"/>
-              </w:rPr>
-              <w:t xml:space="preserve">0.23.0</w:t>
-            </w:r>
-          </w:p>
-        </w:tc>
-        <w:tc>
-          <w:tcPr>
-            <w:tcW w:type="dxa" w:w="1361"/>
-          </w:tcPr>
-          <w:p>
-            <w:pPr>
-              <w:pStyle w:val="Compact"/>
-              <w:spacing w:after="40"/>
-              <w:jc w:val="left"/>
-            </w:pPr>
-            <w:r>
-              <w:rPr>
-                <w:sz w:val="19"/>
-              </w:rPr>
-              <w:t xml:space="preserve">27/10/2026</w:t>
-            </w:r>
-          </w:p>
-        </w:tc>
-        <w:tc>
-          <w:tcPr>
-            <w:tcW w:type="dxa" w:w="7257"/>
-          </w:tcPr>
-          <w:p>
-            <w:pPr>
-              <w:pStyle w:val="Compact"/>
-              <w:spacing w:after="40"/>
-              <w:jc w:val="left"/>
-            </w:pPr>
-            <w:r>
-              <w:rPr>
-                <w:sz w:val="19"/>
-              </w:rPr>
-              <w:t xml:space="preserve">(Stesso ramo.) Città della settimana con la maglia esclusiva (R-245, S-47): riquadro nel menu con la città, la scadenza e</w:t>
-            </w:r>
-            <w:r>
-              <w:rPr>
-                <w:sz w:val="19"/>
-              </w:rPr>
-              <w:t xml:space="preserve"> </w:t>
-            </w:r>
-            <w:r>
-              <w:rPr>
-                <w:sz w:val="19"/>
-              </w:rPr>
-              <w:t xml:space="preserve">“</w:t>
-            </w:r>
-            <w:r>
-              <w:rPr>
-                <w:sz w:val="19"/>
-              </w:rPr>
-              <w:t xml:space="preserve">Corri a …</w:t>
-            </w:r>
-            <w:r>
-              <w:rPr>
-                <w:sz w:val="19"/>
-              </w:rPr>
-              <w:t xml:space="preserve">”</w:t>
-            </w:r>
-            <w:r>
-              <w:rPr>
-                <w:sz w:val="19"/>
-              </w:rPr>
-              <w:t xml:space="preserve">; il server assegna la maglia a chi finisce una gara in quella città e la ricorda; gruppo</w:t>
-            </w:r>
-            <w:r>
-              <w:rPr>
-                <w:sz w:val="19"/>
-              </w:rPr>
-              <w:t xml:space="preserve"> </w:t>
-            </w:r>
-            <w:r>
-              <w:rPr>
-                <w:sz w:val="19"/>
-              </w:rPr>
-              <w:t xml:space="preserve">“</w:t>
-            </w:r>
-            <w:r>
-              <w:rPr>
-                <w:sz w:val="19"/>
-              </w:rPr>
-              <w:t xml:space="preserve">Maglie della settimana</w:t>
-            </w:r>
-            <w:r>
-              <w:rPr>
-                <w:sz w:val="19"/>
-              </w:rPr>
-              <w:t xml:space="preserve">”</w:t>
-            </w:r>
-            <w:r>
-              <w:rPr>
-                <w:sz w:val="19"/>
-              </w:rPr>
-              <w:t xml:space="preserve"> </w:t>
-            </w:r>
-            <w:r>
-              <w:rPr>
-                <w:sz w:val="19"/>
-              </w:rPr>
-              <w:t xml:space="preserve">nel personaggio; misure</w:t>
-            </w:r>
-            <w:r>
-              <w:rPr>
-                <w:sz w:val="19"/>
-              </w:rPr>
-              <w:t xml:space="preserve"> </w:t>
-            </w:r>
-            <w:r>
-              <w:rPr>
-                <w:rStyle w:val="VerbatimChar"/>
-                <w:sz w:val="19"/>
-              </w:rPr>
-              <w:t xml:space="preserve">settimana_gare</w:t>
-            </w:r>
-            <w:r>
-              <w:rPr>
-                <w:sz w:val="19"/>
-              </w:rPr>
-              <w:t xml:space="preserve"> </w:t>
-            </w:r>
-            <w:r>
-              <w:rPr>
-                <w:sz w:val="19"/>
-              </w:rPr>
-              <w:t xml:space="preserve">e</w:t>
-            </w:r>
-            <w:r>
-              <w:rPr>
-                <w:sz w:val="19"/>
-              </w:rPr>
-              <w:t xml:space="preserve"> </w:t>
-            </w:r>
-            <w:r>
-              <w:rPr>
-                <w:rStyle w:val="VerbatimChar"/>
-                <w:sz w:val="19"/>
-              </w:rPr>
-              <w:t xml:space="preserve">settimana_premi</w:t>
-            </w:r>
-            <w:r>
-              <w:rPr>
-                <w:sz w:val="19"/>
-              </w:rPr>
-              <w:t xml:space="preserve">. Nuovi</w:t>
-            </w:r>
-            <w:r>
-              <w:rPr>
-                <w:sz w:val="19"/>
-              </w:rPr>
-              <w:t xml:space="preserve"> </w:t>
-            </w:r>
-            <w:r>
-              <w:rPr>
-                <w:rStyle w:val="VerbatimChar"/>
-                <w:sz w:val="19"/>
-              </w:rPr>
-              <w:t xml:space="preserve">shared/calendario.js</w:t>
-            </w:r>
-            <w:r>
-              <w:rPr>
-                <w:sz w:val="19"/>
-              </w:rPr>
-              <w:t xml:space="preserve"> </w:t>
-            </w:r>
-            <w:r>
-              <w:rPr>
-                <w:sz w:val="19"/>
-              </w:rPr>
-              <w:t xml:space="preserve">(settimana → città, usato da gioco e server),</w:t>
-            </w:r>
-            <w:r>
-              <w:rPr>
-                <w:sz w:val="19"/>
-              </w:rPr>
-              <w:t xml:space="preserve"> </w:t>
-            </w:r>
-            <w:r>
-              <w:rPr>
-                <w:rStyle w:val="VerbatimChar"/>
-                <w:sz w:val="19"/>
-              </w:rPr>
-              <w:t xml:space="preserve">moduli/settimana.js</w:t>
-            </w:r>
-            <w:r>
-              <w:rPr>
-                <w:sz w:val="19"/>
-              </w:rPr>
-              <w:t xml:space="preserve">,</w:t>
-            </w:r>
-            <w:r>
-              <w:rPr>
-                <w:sz w:val="19"/>
-              </w:rPr>
-              <w:t xml:space="preserve"> </w:t>
-            </w:r>
-            <w:r>
-              <w:rPr>
-                <w:rStyle w:val="VerbatimChar"/>
-                <w:sz w:val="19"/>
-              </w:rPr>
-              <w:t xml:space="preserve">src/settimana.mjs</w:t>
-            </w:r>
-            <w:r>
-              <w:rPr>
-                <w:sz w:val="19"/>
-              </w:rPr>
-              <w:t xml:space="preserve">; tabella</w:t>
-            </w:r>
-            <w:r>
-              <w:rPr>
-                <w:sz w:val="19"/>
-              </w:rPr>
-              <w:t xml:space="preserve"> </w:t>
-            </w:r>
-            <w:r>
-              <w:rPr>
-                <w:rStyle w:val="VerbatimChar"/>
-                <w:sz w:val="19"/>
-              </w:rPr>
-              <w:t xml:space="preserve">premi</w:t>
-            </w:r>
-            <w:r>
-              <w:rPr>
-                <w:sz w:val="19"/>
-              </w:rPr>
-              <w:t xml:space="preserve"> </w:t>
-            </w:r>
-            <w:r>
-              <w:rPr>
-                <w:sz w:val="19"/>
-              </w:rPr>
-              <w:t xml:space="preserve">nella classifica</w:t>
-            </w:r>
-          </w:p>
-        </w:tc>
-      </w:tr>
-      <w:tr>
-        <w:tc>
-          <w:tcPr>
-            <w:tcW w:type="dxa" w:w="1247"/>
-          </w:tcPr>
-          <w:p>
-            <w:pPr>
-              <w:pStyle w:val="Compact"/>
-              <w:spacing w:after="40"/>
-              <w:jc w:val="left"/>
-            </w:pPr>
-            <w:r>
-              <w:rPr>
-                <w:sz w:val="19"/>
-              </w:rPr>
-              <w:t xml:space="preserve">0.24.0</w:t>
-            </w:r>
-          </w:p>
-        </w:tc>
-        <w:tc>
-          <w:tcPr>
-            <w:tcW w:type="dxa" w:w="1361"/>
-          </w:tcPr>
-          <w:p>
-            <w:pPr>
-              <w:pStyle w:val="Compact"/>
-              <w:spacing w:after="40"/>
-              <w:jc w:val="left"/>
-            </w:pPr>
-            <w:r>
-              <w:rPr>
-                <w:sz w:val="19"/>
-              </w:rPr>
-              <w:t xml:space="preserve">27/10/2026</w:t>
-            </w:r>
-          </w:p>
-        </w:tc>
-        <w:tc>
-          <w:tcPr>
-            <w:tcW w:type="dxa" w:w="7257"/>
-          </w:tcPr>
-          <w:p>
-            <w:pPr>
-              <w:pStyle w:val="Compact"/>
-              <w:spacing w:after="40"/>
-              <w:jc w:val="left"/>
-            </w:pPr>
-            <w:r>
-              <w:rPr>
-                <w:sz w:val="19"/>
-              </w:rPr>
-              <w:t xml:space="preserve">(Stesso ramo.) Da dove arrivano i giocatori (R-246, S-48, completa R-232): la visita porta la fonte (sfida, batti, portale, home, diretto); su /api/stats</w:t>
-            </w:r>
-            <w:r>
-              <w:rPr>
-                <w:sz w:val="19"/>
-              </w:rPr>
-              <w:t xml:space="preserve"> </w:t>
-            </w:r>
-            <w:r>
-              <w:rPr>
-                <w:rStyle w:val="VerbatimChar"/>
-                <w:sz w:val="19"/>
-              </w:rPr>
-              <w:t xml:space="preserve">visit_&lt;fonte&gt;</w:t>
-            </w:r>
-            <w:r>
-              <w:rPr>
-                <w:sz w:val="19"/>
-              </w:rPr>
-              <w:t xml:space="preserve">, su /api/ritorni i ritorni per fonte</w:t>
-            </w:r>
-          </w:p>
-        </w:tc>
-      </w:tr>
-      <w:tr>
-        <w:tc>
-          <w:tcPr>
-            <w:tcW w:type="dxa" w:w="1247"/>
-          </w:tcPr>
-          <w:p>
-            <w:pPr>
-              <w:pStyle w:val="Compact"/>
-              <w:spacing w:after="40"/>
-              <w:jc w:val="left"/>
-            </w:pPr>
-            <w:r>
-              <w:rPr>
-                <w:sz w:val="19"/>
-              </w:rPr>
-              <w:t xml:space="preserve">0.25.0</w:t>
-            </w:r>
-          </w:p>
-        </w:tc>
-        <w:tc>
-          <w:tcPr>
-            <w:tcW w:type="dxa" w:w="1361"/>
-          </w:tcPr>
-          <w:p>
-            <w:pPr>
-              <w:pStyle w:val="Compact"/>
-              <w:spacing w:after="40"/>
-              <w:jc w:val="left"/>
-            </w:pPr>
-            <w:r>
-              <w:rPr>
-                <w:sz w:val="19"/>
-              </w:rPr>
-              <w:t xml:space="preserve">27/10/2026</w:t>
-            </w:r>
-          </w:p>
-        </w:tc>
-        <w:tc>
-          <w:tcPr>
-            <w:tcW w:type="dxa" w:w="7257"/>
-          </w:tcPr>
-          <w:p>
-            <w:pPr>
-              <w:pStyle w:val="Compact"/>
-              <w:spacing w:after="40"/>
-              <w:jc w:val="left"/>
-            </w:pPr>
-            <w:r>
-              <w:rPr>
-                <w:sz w:val="19"/>
-              </w:rPr>
-              <w:t xml:space="preserve">(Stesso ramo.) Gran Premio delle 21 (R-247, S-49): gara ad appuntamento fisso nella città della settimana, sale</w:t>
-            </w:r>
-            <w:r>
-              <w:rPr>
-                <w:sz w:val="19"/>
-              </w:rPr>
-              <w:t xml:space="preserve"> </w:t>
-            </w:r>
-            <w:r>
-              <w:rPr>
-                <w:rStyle w:val="VerbatimChar"/>
-                <w:sz w:val="19"/>
-              </w:rPr>
-              <w:t xml:space="preserve">GP01</w:t>
-            </w:r>
-            <w:r>
-              <w:rPr>
-                <w:sz w:val="19"/>
-              </w:rPr>
-              <w:t xml:space="preserve">…</w:t>
-            </w:r>
-            <w:r>
-              <w:rPr>
-                <w:rStyle w:val="VerbatimChar"/>
-                <w:sz w:val="19"/>
-              </w:rPr>
-              <w:t xml:space="preserve">GP08</w:t>
-            </w:r>
-            <w:r>
-              <w:rPr>
-                <w:sz w:val="19"/>
-              </w:rPr>
-              <w:t xml:space="preserve"> </w:t>
-            </w:r>
-            <w:r>
-              <w:rPr>
-                <w:sz w:val="19"/>
-              </w:rPr>
-              <w:t xml:space="preserve">che partono insieme all’ora fissa con la stessa pista, riquadro nel menu con il conto alla rovescia, classifica della sera;</w:t>
-            </w:r>
-            <w:r>
-              <w:rPr>
-                <w:sz w:val="19"/>
-              </w:rPr>
-              <w:t xml:space="preserve"> </w:t>
-            </w:r>
-            <w:r>
-              <w:rPr>
-                <w:rStyle w:val="VerbatimChar"/>
-                <w:sz w:val="19"/>
-              </w:rPr>
-              <w:t xml:space="preserve">/api/gp</w:t>
-            </w:r>
-            <w:r>
-              <w:rPr>
-                <w:sz w:val="19"/>
-              </w:rPr>
-              <w:t xml:space="preserve">,</w:t>
-            </w:r>
-            <w:r>
-              <w:rPr>
-                <w:sz w:val="19"/>
-              </w:rPr>
-              <w:t xml:space="preserve"> </w:t>
-            </w:r>
-            <w:r>
-              <w:rPr>
-                <w:rStyle w:val="VerbatimChar"/>
-                <w:sz w:val="19"/>
-              </w:rPr>
-              <w:t xml:space="preserve">/api/quick?gp=1</w:t>
-            </w:r>
-            <w:r>
-              <w:rPr>
-                <w:sz w:val="19"/>
-              </w:rPr>
-              <w:t xml:space="preserve">; misure</w:t>
-            </w:r>
-            <w:r>
-              <w:rPr>
-                <w:sz w:val="19"/>
-              </w:rPr>
-              <w:t xml:space="preserve"> </w:t>
-            </w:r>
-            <w:r>
-              <w:rPr>
-                <w:rStyle w:val="VerbatimChar"/>
-                <w:sz w:val="19"/>
-              </w:rPr>
-              <w:t xml:space="preserve">gp_persone</w:t>
-            </w:r>
-            <w:r>
-              <w:rPr>
-                <w:sz w:val="19"/>
-              </w:rPr>
-              <w:t xml:space="preserve">,</w:t>
-            </w:r>
-            <w:r>
-              <w:rPr>
-                <w:sz w:val="19"/>
-              </w:rPr>
-              <w:t xml:space="preserve"> </w:t>
-            </w:r>
-            <w:r>
-              <w:rPr>
-                <w:rStyle w:val="VerbatimChar"/>
-                <w:sz w:val="19"/>
-              </w:rPr>
-              <w:t xml:space="preserve">gp_sale</w:t>
-            </w:r>
-            <w:r>
-              <w:rPr>
-                <w:sz w:val="19"/>
-              </w:rPr>
-              <w:t xml:space="preserve">. Nuovi</w:t>
-            </w:r>
-            <w:r>
-              <w:rPr>
-                <w:sz w:val="19"/>
-              </w:rPr>
-              <w:t xml:space="preserve"> </w:t>
-            </w:r>
-            <w:r>
-              <w:rPr>
-                <w:rStyle w:val="VerbatimChar"/>
-                <w:sz w:val="19"/>
-              </w:rPr>
-              <w:t xml:space="preserve">src/granpremio.mjs</w:t>
-            </w:r>
-            <w:r>
-              <w:rPr>
-                <w:sz w:val="19"/>
-              </w:rPr>
-              <w:t xml:space="preserve"> </w:t>
-            </w:r>
-            <w:r>
-              <w:rPr>
-                <w:sz w:val="19"/>
-              </w:rPr>
-              <w:t xml:space="preserve">e</w:t>
-            </w:r>
-            <w:r>
-              <w:rPr>
-                <w:sz w:val="19"/>
-              </w:rPr>
-              <w:t xml:space="preserve"> </w:t>
-            </w:r>
-            <w:r>
-              <w:rPr>
-                <w:rStyle w:val="VerbatimChar"/>
-                <w:sz w:val="19"/>
-              </w:rPr>
-              <w:t xml:space="preserve">moduli/granpremio.js</w:t>
-            </w:r>
-            <w:r>
-              <w:rPr>
-                <w:sz w:val="19"/>
-              </w:rPr>
-              <w:t xml:space="preserve">. Idee F-16…F-19 dal confronto della sera</w:t>
-            </w:r>
-          </w:p>
-        </w:tc>
-      </w:tr>
-      <w:tr>
-        <w:tc>
-          <w:tcPr>
-            <w:tcW w:type="dxa" w:w="1247"/>
-          </w:tcPr>
-          <w:p>
-            <w:pPr>
-              <w:pStyle w:val="Compact"/>
-              <w:spacing w:after="40"/>
-              <w:jc w:val="left"/>
-            </w:pPr>
-            <w:r>
-              <w:rPr>
-                <w:sz w:val="19"/>
-              </w:rPr>
-              <w:t xml:space="preserve">0.25.1</w:t>
-            </w:r>
-          </w:p>
-        </w:tc>
-        <w:tc>
-          <w:tcPr>
-            <w:tcW w:type="dxa" w:w="1361"/>
-          </w:tcPr>
-          <w:p>
-            <w:pPr>
-              <w:pStyle w:val="Compact"/>
-              <w:spacing w:after="40"/>
-              <w:jc w:val="left"/>
-            </w:pPr>
-            <w:r>
-              <w:rPr>
-                <w:sz w:val="19"/>
-              </w:rPr>
-              <w:t xml:space="preserve">27/10/2026</w:t>
-            </w:r>
-          </w:p>
-        </w:tc>
-        <w:tc>
-          <w:tcPr>
-            <w:tcW w:type="dxa" w:w="7257"/>
-          </w:tcPr>
-          <w:p>
-            <w:pPr>
-              <w:pStyle w:val="Compact"/>
-              <w:spacing w:after="40"/>
-              <w:jc w:val="left"/>
-            </w:pPr>
-            <w:r>
-              <w:rPr>
-                <w:sz w:val="19"/>
-              </w:rPr>
-              <w:t xml:space="preserve">(Ramo</w:t>
-            </w:r>
-            <w:r>
-              <w:rPr>
-                <w:sz w:val="19"/>
-              </w:rPr>
-              <w:t xml:space="preserve"> </w:t>
-            </w:r>
-            <w:r>
-              <w:rPr>
-                <w:rStyle w:val="VerbatimChar"/>
-                <w:sz w:val="19"/>
-              </w:rPr>
-              <w:t xml:space="preserve">giorno/pagina-vecchia</w:t>
-            </w:r>
-            <w:r>
-              <w:rPr>
-                <w:sz w:val="19"/>
-              </w:rPr>
-              <w:t xml:space="preserve">, parte da</w:t>
-            </w:r>
-            <w:r>
-              <w:rPr>
-                <w:sz w:val="19"/>
-              </w:rPr>
-              <w:t xml:space="preserve"> </w:t>
-            </w:r>
-            <w:r>
-              <w:rPr>
-                <w:rStyle w:val="VerbatimChar"/>
-                <w:sz w:val="19"/>
-              </w:rPr>
-              <w:t xml:space="preserve">giorno/portale-settimana</w:t>
-            </w:r>
-            <w:r>
-              <w:rPr>
-                <w:sz w:val="19"/>
-              </w:rPr>
-              <w:t xml:space="preserve">; scritta di giorno senza prove, R-506.) Correzione dell’unico errore nuovo dai telefoni del 27/10 (R-011):</w:t>
-            </w:r>
-            <w:r>
-              <w:rPr>
-                <w:sz w:val="19"/>
-              </w:rPr>
-              <w:t xml:space="preserve"> </w:t>
-            </w:r>
-            <w:r>
-              <w:rPr>
-                <w:rStyle w:val="VerbatimChar"/>
-                <w:sz w:val="19"/>
-              </w:rPr>
-              <w:t xml:space="preserve">Cannot read properties of undefined (reading 'GEOMETRIA')</w:t>
-            </w:r>
-            <w:r>
-              <w:rPr>
-                <w:sz w:val="19"/>
-              </w:rPr>
-              <w:t xml:space="preserve"> </w:t>
-            </w:r>
-            <w:r>
-              <w:rPr>
-                <w:sz w:val="19"/>
-              </w:rPr>
-              <w:t xml:space="preserve">in</w:t>
-            </w:r>
-            <w:r>
-              <w:rPr>
-                <w:sz w:val="19"/>
-              </w:rPr>
-              <w:t xml:space="preserve"> </w:t>
-            </w:r>
-            <w:r>
-              <w:rPr>
-                <w:rStyle w:val="VerbatimChar"/>
-                <w:sz w:val="19"/>
-              </w:rPr>
-              <w:t xml:space="preserve">sfondi.js</w:t>
-            </w:r>
-            <w:r>
-              <w:rPr>
-                <w:sz w:val="19"/>
-              </w:rPr>
-              <w:t xml:space="preserve"> </w:t>
-            </w:r>
-            <w:r>
-              <w:rPr>
-                <w:sz w:val="19"/>
-              </w:rPr>
-              <w:t xml:space="preserve">su Samsung Internet 30, Android 10, versione 0.20.2. Causa: il telefono ha riaperto una pagina salvata di prima della 0.20.0 (senza</w:t>
-            </w:r>
-            <w:r>
-              <w:rPr>
-                <w:sz w:val="19"/>
-              </w:rPr>
-              <w:t xml:space="preserve"> </w:t>
-            </w:r>
-            <w:r>
-              <w:rPr>
-                <w:rStyle w:val="VerbatimChar"/>
-                <w:sz w:val="19"/>
-              </w:rPr>
-              <w:t xml:space="preserve">panorami.js</w:t>
-            </w:r>
-            <w:r>
-              <w:rPr>
-                <w:sz w:val="19"/>
-              </w:rPr>
-              <w:t xml:space="preserve"> </w:t>
-            </w:r>
-            <w:r>
-              <w:rPr>
-                <w:sz w:val="19"/>
-              </w:rPr>
-              <w:t xml:space="preserve">e senza la versione nella pagina) con il programma nuovo; la guardia della 0.20.1 controllava solo le pagine con la versione. Ora anche la pagina senza versione si ricarica una volta. Da provare stanotte: variante della prova R1c con la pagina senza</w:t>
-            </w:r>
-            <w:r>
-              <w:rPr>
-                <w:sz w:val="19"/>
-              </w:rPr>
-              <w:t xml:space="preserve"> </w:t>
-            </w:r>
-            <w:r>
-              <w:rPr>
-                <w:rStyle w:val="VerbatimChar"/>
-                <w:sz w:val="19"/>
-              </w:rPr>
-              <w:t xml:space="preserve">&lt;meta name="cyf-versione"&gt;</w:t>
-            </w:r>
-          </w:p>
-        </w:tc>
-      </w:tr>
-      <w:tr>
-        <w:tc>
-          <w:tcPr>
-            <w:tcW w:type="dxa" w:w="1247"/>
-          </w:tcPr>
-          <w:p>
-            <w:pPr>
-              <w:pStyle w:val="Compact"/>
-              <w:spacing w:after="40"/>
-              <w:jc w:val="left"/>
-            </w:pPr>
-            <w:r>
-              <w:rPr>
-                <w:sz w:val="19"/>
-              </w:rPr>
-              <w:t xml:space="preserve">0.25.2</w:t>
-            </w:r>
-          </w:p>
-        </w:tc>
-        <w:tc>
-          <w:tcPr>
-            <w:tcW w:type="dxa" w:w="1361"/>
-          </w:tcPr>
-          <w:p>
-            <w:pPr>
-              <w:pStyle w:val="Compact"/>
-              <w:spacing w:after="40"/>
-              <w:jc w:val="left"/>
-            </w:pPr>
-            <w:r>
-              <w:rPr>
-                <w:sz w:val="19"/>
-              </w:rPr>
-              <w:t xml:space="preserve">27/10/2026</w:t>
-            </w:r>
-          </w:p>
-        </w:tc>
-        <w:tc>
-          <w:tcPr>
-            <w:tcW w:type="dxa" w:w="7257"/>
-          </w:tcPr>
-          <w:p>
-            <w:pPr>
-              <w:pStyle w:val="Compact"/>
-              <w:spacing w:after="40"/>
-              <w:jc w:val="left"/>
-            </w:pPr>
-            <w:r>
-              <w:rPr>
-                <w:sz w:val="19"/>
-              </w:rPr>
-              <w:t xml:space="preserve">(Stesso ramo</w:t>
-            </w:r>
-            <w:r>
-              <w:rPr>
-                <w:sz w:val="19"/>
-              </w:rPr>
-              <w:t xml:space="preserve"> </w:t>
-            </w:r>
-            <w:r>
-              <w:rPr>
-                <w:rStyle w:val="VerbatimChar"/>
-                <w:sz w:val="19"/>
-              </w:rPr>
-              <w:t xml:space="preserve">giorno/pagina-vecchia</w:t>
-            </w:r>
-            <w:r>
-              <w:rPr>
-                <w:sz w:val="19"/>
-              </w:rPr>
-              <w:t xml:space="preserve">; scritta di giorno senza prove, R-506.) Scritta CYF sul trampolino gigante più visibile (R-240, baco B-03): due cartelli CYF alti ai lati dello stacco, rivolti verso chi arriva e sempre ben illuminati, e scritta sulla salita più grande. Da provare stanotte con le foto (prossimi passi 1f)</w:t>
             </w:r>
           </w:p>
         </w:tc>

--- a/docs/CYF-Gaming-Requisiti-da-Implementare-o-Bachi.docx
+++ b/docs/CYF-Gaming-Requisiti-da-Implementare-o-Bachi.docx
@@ -51,36 +51,54 @@
         <w:pStyle w:val="Subtitle"/>
       </w:pPr>
       <w:r>
-        <w:t xml:space="preserve">Versioni</w:t>
+        <w:t xml:space="preserve">Versione</w:t>
       </w:r>
       <w:r>
         <w:t xml:space="preserve"> </w:t>
       </w:r>
       <w:r>
-        <w:t xml:space="preserve">0.21.0-0.25.3</w:t>
+        <w:t xml:space="preserve">online</w:t>
       </w:r>
       <w:r>
         <w:t xml:space="preserve"> </w:t>
       </w:r>
       <w:r>
-        <w:t xml:space="preserve">(in</w:t>
+        <w:t xml:space="preserve">0.25.3</w:t>
       </w:r>
       <w:r>
         <w:t xml:space="preserve"> </w:t>
       </w:r>
       <w:r>
-        <w:t xml:space="preserve">prova</w:t>
+        <w:t xml:space="preserve">(pubblicata</w:t>
       </w:r>
       <w:r>
         <w:t xml:space="preserve"> </w:t>
       </w:r>
       <w:r>
-        <w:t xml:space="preserve">stanotte)</w:t>
+        <w:t xml:space="preserve">il</w:t>
       </w:r>
       <w:r>
         <w:t xml:space="preserve"> </w:t>
       </w:r>
       <w:r>
+        <w:t xml:space="preserve">27/10</w:t>
+      </w:r>
+      <w:r>
+        <w:t xml:space="preserve"> </w:t>
+      </w:r>
+      <w:r>
+        <w:t xml:space="preserve">alle</w:t>
+      </w:r>
+      <w:r>
+        <w:t xml:space="preserve"> </w:t>
+      </w:r>
+      <w:r>
+        <w:t xml:space="preserve">23:40)</w:t>
+      </w:r>
+      <w:r>
+        <w:t xml:space="preserve"> </w:t>
+      </w:r>
+      <w:r>
         <w:t xml:space="preserve">·</w:t>
       </w:r>
       <w:r>
@@ -123,7 +141,7 @@
         <w:t xml:space="preserve"> </w:t>
       </w:r>
       <w:r>
-        <w:t xml:space="preserve">23:05</w:t>
+        <w:t xml:space="preserve">23:40</w:t>
       </w:r>
       <w:r>
         <w:t xml:space="preserve"> </w:t>
@@ -482,73 +500,32 @@
         <w:pStyle w:val="FirstParagraph"/>
       </w:pPr>
       <w:r>
-        <w:t xml:space="preserve">Aggiornati il 27/10/2026 alle 23:05 (versione online: 0.20.2; la 0.21.0 con</w:t>
+        <w:t xml:space="preserve">Aggiornati il 27/10/2026 alle 23:40 (versione online:</w:t>
       </w:r>
       <w:r>
         <w:t xml:space="preserve"> </w:t>
       </w:r>
       <w:r>
+        <w:rPr>
+          <w:bCs/>
+          <w:b/>
+        </w:rPr>
+        <w:t xml:space="preserve">0.25.3</w:t>
+      </w:r>
+      <w:r>
+        <w:t xml:space="preserve">, pubblicata alle 23:40 su richiesta di Luigi (</w:t>
+      </w:r>
+      <w:r>
         <w:t xml:space="preserve">“</w:t>
       </w:r>
       <w:r>
-        <w:t xml:space="preserve">batti il mio tempo</w:t>
+        <w:t xml:space="preserve">dammi il link che faccio io un test</w:t>
       </w:r>
       <w:r>
         <w:t xml:space="preserve">”</w:t>
       </w:r>
       <w:r>
-        <w:t xml:space="preserve"> </w:t>
-      </w:r>
-      <w:r>
-        <w:t xml:space="preserve">e le missioni è sul ramo</w:t>
-      </w:r>
-      <w:r>
-        <w:t xml:space="preserve"> </w:t>
-      </w:r>
-      <w:r>
-        <w:rPr>
-          <w:rStyle w:val="VerbatimChar"/>
-        </w:rPr>
-        <w:t xml:space="preserve">giorno/batti-missioni</w:t>
-      </w:r>
-      <w:r>
-        <w:t xml:space="preserve">; la 0.22.0 modalità portale, la 0.23.0 città della settimana, la 0.24.0 fonte delle visite e la 0.25.0 Gran Premio delle 21 sono sul ramo</w:t>
-      </w:r>
-      <w:r>
-        <w:t xml:space="preserve"> </w:t>
-      </w:r>
-      <w:r>
-        <w:rPr>
-          <w:rStyle w:val="VerbatimChar"/>
-        </w:rPr>
-        <w:t xml:space="preserve">giorno/portale-settimana</w:t>
-      </w:r>
-      <w:r>
-        <w:t xml:space="preserve">, che contiene anche la 0.21.0; la 0.25.1 (correzione di un errore dai telefoni, R-011) è sul ramo</w:t>
-      </w:r>
-      <w:r>
-        <w:t xml:space="preserve"> </w:t>
-      </w:r>
-      <w:r>
-        <w:rPr>
-          <w:rStyle w:val="VerbatimChar"/>
-        </w:rPr>
-        <w:t xml:space="preserve">giorno/pagina-vecchia</w:t>
-      </w:r>
-      <w:r>
-        <w:t xml:space="preserve">, che parte da</w:t>
-      </w:r>
-      <w:r>
-        <w:t xml:space="preserve"> </w:t>
-      </w:r>
-      <w:r>
-        <w:rPr>
-          <w:rStyle w:val="VerbatimChar"/>
-        </w:rPr>
-        <w:t xml:space="preserve">giorno/portale-settimana</w:t>
-      </w:r>
-      <w:r>
-        <w:t xml:space="preserve">: vanno online domattina, dopo le prove del turno di notte). Dal 27/10 i requisiti sono in due Word, entrambi su Google Drive nella cartella</w:t>
+        <w:t xml:space="preserve">), con il cancello di GitHub verde mentre il giro completo era ancora in corso (verdi fino a quel momento: controlli statici, server completo con la gara valida, 13 scenari): contiene tutto il lavoro del 27/10, dalla 0.21.0 alla 0.25.3. Le prove nuove delle versioni 0.21-0.25.1 non sono ancora state scritte: le aggiunge il turno di notte, riga 1 della tabella di Claude). Dal 27/10 i requisiti sono in due Word, entrambi su Google Drive nella cartella</w:t>
       </w:r>
       <w:r>
         <w:t xml:space="preserve"> </w:t>
@@ -2605,7 +2582,7 @@
               <w:rPr>
                 <w:sz w:val="19"/>
               </w:rPr>
-              <w:t xml:space="preserve">Provare e pubblicare la 0.21.0:</w:t>
+              <w:t xml:space="preserve">Già online dalla 0.25.3 (cancello di GitHub verde, pubblicata il 27/10): aggiungere al giro completo le prove nuove per la 0.21.0:</w:t>
             </w:r>
             <w:r>
               <w:rPr>
@@ -2888,7 +2865,7 @@
               <w:rPr>
                 <w:sz w:val="19"/>
               </w:rPr>
-              <w:t xml:space="preserve">Provare e pubblicare la 0.22.0, 0.23.0 e 0.24.0 sul ramo</w:t>
+              <w:t xml:space="preserve">Già online dalla 0.25.3 (cancello di GitHub verde, pubblicata il 27/10): aggiungere al giro completo le prove nuove per la 0.22.0, 0.23.0 e 0.24.0 sul ramo</w:t>
             </w:r>
             <w:r>
               <w:rPr>
@@ -3160,7 +3137,7 @@
               <w:rPr>
                 <w:sz w:val="19"/>
               </w:rPr>
-              <w:t xml:space="preserve">Provare e pubblicare la 0.25.0 (stesso ramo): Gran Premio delle 21 (R-247). Prove da aggiungere:</w:t>
+              <w:t xml:space="preserve">Già online dalla 0.25.3 (cancello di GitHub verde, pubblicata il 27/10): aggiungere al giro completo le prove nuove per la 0.25.0 (stesso ramo): Gran Premio delle 21 (R-247). Prove da aggiungere:</w:t>
             </w:r>
             <w:r>
               <w:rPr>
@@ -3346,7 +3323,7 @@
               <w:rPr>
                 <w:sz w:val="19"/>
               </w:rPr>
-              <w:t xml:space="preserve">Provare e pubblicare la 0.25.1 (ramo</w:t>
+              <w:t xml:space="preserve">Già online dalla 0.25.3 (cancello di GitHub verde, pubblicata il 27/10): aggiungere al giro completo le prove nuove per la 0.25.1 (ramo</w:t>
             </w:r>
             <w:r>
               <w:rPr>
@@ -3458,320 +3435,6 @@
                 <w:sz w:val="19"/>
               </w:rPr>
               <w:t xml:space="preserve">0.25.1</w:t>
-            </w:r>
-          </w:p>
-        </w:tc>
-        <w:tc>
-          <w:tcPr>
-            <w:tcW w:type="dxa" w:w="1304"/>
-          </w:tcPr>
-          <w:p>
-            <w:pPr>
-              <w:pStyle w:val="Compact"/>
-              <w:spacing w:after="40"/>
-              <w:jc w:val="left"/>
-            </w:pPr>
-            <w:r>
-              <w:rPr>
-                <w:sz w:val="19"/>
-              </w:rPr>
-              <w:t xml:space="preserve">Sì (stanotte)</w:t>
-            </w:r>
-          </w:p>
-        </w:tc>
-      </w:tr>
-      <w:tr>
-        <w:tc>
-          <w:tcPr>
-            <w:tcW w:type="dxa" w:w="510"/>
-          </w:tcPr>
-          <w:p>
-            <w:pPr>
-              <w:pStyle w:val="Compact"/>
-              <w:spacing w:after="40"/>
-              <w:jc w:val="left"/>
-            </w:pPr>
-            <w:r>
-              <w:rPr>
-                <w:sz w:val="19"/>
-              </w:rPr>
-              <w:t xml:space="preserve">1e</w:t>
-            </w:r>
-          </w:p>
-        </w:tc>
-        <w:tc>
-          <w:tcPr>
-            <w:tcW w:type="dxa" w:w="3175"/>
-          </w:tcPr>
-          <w:p>
-            <w:pPr>
-              <w:pStyle w:val="Compact"/>
-              <w:spacing w:after="40"/>
-              <w:jc w:val="left"/>
-            </w:pPr>
-            <w:r>
-              <w:rPr>
-                <w:sz w:val="19"/>
-              </w:rPr>
-              <w:t xml:space="preserve">Nel ramo notte, prima di pubblicare:</w:t>
-            </w:r>
-            <w:r>
-              <w:rPr>
-                <w:sz w:val="19"/>
-              </w:rPr>
-              <w:t xml:space="preserve"> </w:t>
-            </w:r>
-            <w:r>
-              <w:rPr>
-                <w:rStyle w:val="VerbatimChar"/>
-                <w:sz w:val="19"/>
-              </w:rPr>
-              <w:t xml:space="preserve">online:</w:t>
-            </w:r>
-            <w:r>
-              <w:rPr>
-                <w:sz w:val="19"/>
-              </w:rPr>
-              <w:t xml:space="preserve"> </w:t>
-            </w:r>
-            <w:r>
-              <w:rPr>
-                <w:sz w:val="19"/>
-              </w:rPr>
-              <w:t xml:space="preserve">in testa a REQUISITI.md uguale alla versione pubblicata (lo controlla C4 in</w:t>
-            </w:r>
-            <w:r>
-              <w:rPr>
-                <w:sz w:val="19"/>
-              </w:rPr>
-              <w:t xml:space="preserve"> </w:t>
-            </w:r>
-            <w:r>
-              <w:rPr>
-                <w:rStyle w:val="VerbatimChar"/>
-                <w:sz w:val="19"/>
-              </w:rPr>
-              <w:t xml:space="preserve">controlli.mjs</w:t>
-            </w:r>
-            <w:r>
-              <w:rPr>
-                <w:sz w:val="19"/>
-              </w:rPr>
-              <w:t xml:space="preserve">), requisiti e bachi online portati a Fatto, i due Word rigenerati con</w:t>
-            </w:r>
-            <w:r>
-              <w:rPr>
-                <w:sz w:val="19"/>
-              </w:rPr>
-              <w:t xml:space="preserve"> </w:t>
-            </w:r>
-            <w:r>
-              <w:rPr>
-                <w:rStyle w:val="VerbatimChar"/>
-                <w:sz w:val="19"/>
-              </w:rPr>
-              <w:t xml:space="preserve">python3 tools/requisiti_docx.py REQUISITI.md docs/</w:t>
-            </w:r>
-            <w:r>
-              <w:rPr>
-                <w:sz w:val="19"/>
-              </w:rPr>
-              <w:t xml:space="preserve"> </w:t>
-            </w:r>
-            <w:r>
-              <w:rPr>
-                <w:sz w:val="19"/>
-              </w:rPr>
-              <w:t xml:space="preserve">(il vecchio</w:t>
-            </w:r>
-            <w:r>
-              <w:rPr>
-                <w:sz w:val="19"/>
-              </w:rPr>
-              <w:t xml:space="preserve"> </w:t>
-            </w:r>
-            <w:r>
-              <w:rPr>
-                <w:rStyle w:val="VerbatimChar"/>
-                <w:sz w:val="19"/>
-              </w:rPr>
-              <w:t xml:space="preserve">docs/CYF-Gaming-requisiti.docx</w:t>
-            </w:r>
-            <w:r>
-              <w:rPr>
-                <w:sz w:val="19"/>
-              </w:rPr>
-              <w:t xml:space="preserve"> </w:t>
-            </w:r>
-            <w:r>
-              <w:rPr>
-                <w:sz w:val="19"/>
-              </w:rPr>
-              <w:t xml:space="preserve">non esiste più)</w:t>
-            </w:r>
-          </w:p>
-        </w:tc>
-        <w:tc>
-          <w:tcPr>
-            <w:tcW w:type="dxa" w:w="2494"/>
-          </w:tcPr>
-          <w:p>
-            <w:pPr>
-              <w:pStyle w:val="Compact"/>
-              <w:spacing w:after="40"/>
-              <w:jc w:val="left"/>
-            </w:pPr>
-            <w:r>
-              <w:rPr>
-                <w:sz w:val="19"/>
-              </w:rPr>
-              <w:t xml:space="preserve">Due Word dei requisiti (R-511)</w:t>
-            </w:r>
-          </w:p>
-        </w:tc>
-        <w:tc>
-          <w:tcPr>
-            <w:tcW w:type="dxa" w:w="1247"/>
-          </w:tcPr>
-          <w:p>
-            <w:pPr>
-              <w:pStyle w:val="Compact"/>
-              <w:spacing w:after="40"/>
-              <w:jc w:val="left"/>
-            </w:pPr>
-            <w:r>
-              <w:rPr>
-                <w:sz w:val="19"/>
-              </w:rPr>
-              <w:t xml:space="preserve">R-511</w:t>
-            </w:r>
-          </w:p>
-        </w:tc>
-        <w:tc>
-          <w:tcPr>
-            <w:tcW w:type="dxa" w:w="1134"/>
-          </w:tcPr>
-          <w:p>
-            <w:pPr>
-              <w:pStyle w:val="Compact"/>
-              <w:spacing w:after="40"/>
-              <w:jc w:val="left"/>
-            </w:pPr>
-            <w:r>
-              <w:rPr>
-                <w:sz w:val="19"/>
-              </w:rPr>
-              <w:t xml:space="preserve">—</w:t>
-            </w:r>
-          </w:p>
-        </w:tc>
-        <w:tc>
-          <w:tcPr>
-            <w:tcW w:type="dxa" w:w="1304"/>
-          </w:tcPr>
-          <w:p>
-            <w:pPr>
-              <w:pStyle w:val="Compact"/>
-              <w:spacing w:after="40"/>
-              <w:jc w:val="left"/>
-            </w:pPr>
-            <w:r>
-              <w:rPr>
-                <w:sz w:val="19"/>
-              </w:rPr>
-              <w:t xml:space="preserve">Sì (stanotte)</w:t>
-            </w:r>
-          </w:p>
-        </w:tc>
-      </w:tr>
-      <w:tr>
-        <w:tc>
-          <w:tcPr>
-            <w:tcW w:type="dxa" w:w="510"/>
-          </w:tcPr>
-          <w:p>
-            <w:pPr>
-              <w:pStyle w:val="Compact"/>
-              <w:spacing w:after="40"/>
-              <w:jc w:val="left"/>
-            </w:pPr>
-            <w:r>
-              <w:rPr>
-                <w:sz w:val="19"/>
-              </w:rPr>
-              <w:t xml:space="preserve">1f</w:t>
-            </w:r>
-          </w:p>
-        </w:tc>
-        <w:tc>
-          <w:tcPr>
-            <w:tcW w:type="dxa" w:w="3175"/>
-          </w:tcPr>
-          <w:p>
-            <w:pPr>
-              <w:pStyle w:val="Compact"/>
-              <w:spacing w:after="40"/>
-              <w:jc w:val="left"/>
-            </w:pPr>
-            <w:r>
-              <w:rPr>
-                <w:sz w:val="19"/>
-              </w:rPr>
-              <w:t xml:space="preserve">Baco B-03 (0.25.2): provare con una foto che sui trampolini giganti (neve e una città) si vedano da lontano i due cartelli CYF e la scritta sulla salita; aggiungere la prova al giro completo (i cartelli non devono toccare la rampa né il rider che passa a fianco)</w:t>
-            </w:r>
-          </w:p>
-        </w:tc>
-        <w:tc>
-          <w:tcPr>
-            <w:tcW w:type="dxa" w:w="2494"/>
-          </w:tcPr>
-          <w:p>
-            <w:pPr>
-              <w:pStyle w:val="Compact"/>
-              <w:spacing w:after="40"/>
-              <w:jc w:val="left"/>
-            </w:pPr>
-            <w:r>
-              <w:rPr>
-                <w:sz w:val="19"/>
-              </w:rPr>
-              <w:t xml:space="preserve">Luigi non vedeva la scritta (27/10 sera)</w:t>
-            </w:r>
-          </w:p>
-        </w:tc>
-        <w:tc>
-          <w:tcPr>
-            <w:tcW w:type="dxa" w:w="1247"/>
-          </w:tcPr>
-          <w:p>
-            <w:pPr>
-              <w:pStyle w:val="Compact"/>
-              <w:spacing w:after="40"/>
-              <w:jc w:val="left"/>
-            </w:pPr>
-            <w:r>
-              <w:rPr>
-                <w:sz w:val="19"/>
-              </w:rPr>
-              <w:t xml:space="preserve">B-03, R-240</w:t>
-            </w:r>
-          </w:p>
-        </w:tc>
-        <w:tc>
-          <w:tcPr>
-            <w:tcW w:type="dxa" w:w="1134"/>
-          </w:tcPr>
-          <w:p>
-            <w:pPr>
-              <w:pStyle w:val="Compact"/>
-              <w:spacing w:after="40"/>
-              <w:jc w:val="left"/>
-            </w:pPr>
-            <w:r>
-              <w:rPr>
-                <w:sz w:val="19"/>
-              </w:rPr>
-              <w:t xml:space="preserve">0.25.2</w:t>
             </w:r>
           </w:p>
         </w:tc>
@@ -5891,170 +5554,20 @@
               <w:rPr>
                 <w:sz w:val="19"/>
               </w:rPr>
-              <w:t xml:space="preserve">): anche la pagina senza versione si ricarica. Da provare e pubblicare stanotte (variante di R1c)</w:t>
-            </w:r>
-          </w:p>
-        </w:tc>
-      </w:tr>
-      <w:tr>
-        <w:tc>
-          <w:tcPr>
-            <w:tcW w:type="dxa" w:w="794"/>
-          </w:tcPr>
-          <w:p>
-            <w:pPr>
-              <w:pStyle w:val="Compact"/>
-              <w:spacing w:after="40"/>
-              <w:jc w:val="left"/>
-            </w:pPr>
-            <w:r>
-              <w:rPr>
-                <w:sz w:val="19"/>
-              </w:rPr>
-              <w:t xml:space="preserve">B-03</w:t>
-            </w:r>
-          </w:p>
-        </w:tc>
-        <w:tc>
-          <w:tcPr>
-            <w:tcW w:type="dxa" w:w="3402"/>
-          </w:tcPr>
-          <w:p>
-            <w:pPr>
-              <w:pStyle w:val="Compact"/>
-              <w:spacing w:after="40"/>
-              <w:jc w:val="left"/>
-            </w:pPr>
-            <w:r>
-              <w:rPr>
-                <w:sz w:val="19"/>
-              </w:rPr>
-              <w:t xml:space="preserve">Luigi non vede la scritta CYF sul trampolino gigante (R-240), segnalato il 27/10 alle 22:41</w:t>
-            </w:r>
-          </w:p>
-        </w:tc>
-        <w:tc>
-          <w:tcPr>
-            <w:tcW w:type="dxa" w:w="1134"/>
-          </w:tcPr>
-          <w:p>
-            <w:pPr>
-              <w:pStyle w:val="Compact"/>
-              <w:spacing w:after="40"/>
-              <w:jc w:val="left"/>
-            </w:pPr>
-            <w:r>
-              <w:rPr>
-                <w:sz w:val="19"/>
-              </w:rPr>
-              <w:t xml:space="preserve">27/10/2026</w:t>
-            </w:r>
-          </w:p>
-        </w:tc>
-        <w:tc>
-          <w:tcPr>
-            <w:tcW w:type="dxa" w:w="1020"/>
-            <w:shd w:val="clear" w:color="auto" w:fill="FFF1C7"/>
-          </w:tcPr>
-          <w:p>
-            <w:pPr>
-              <w:pStyle w:val="Compact"/>
-              <w:spacing w:after="40"/>
-              <w:jc w:val="left"/>
-            </w:pPr>
-            <w:r>
-              <w:rPr>
-                <w:sz w:val="19"/>
-              </w:rPr>
-              <w:t xml:space="preserve">In corso</w:t>
-            </w:r>
-          </w:p>
-        </w:tc>
-        <w:tc>
-          <w:tcPr>
-            <w:tcW w:type="dxa" w:w="3515"/>
-          </w:tcPr>
-          <w:p>
-            <w:pPr>
-              <w:pStyle w:val="Compact"/>
-              <w:spacing w:after="40"/>
-              <w:jc w:val="left"/>
-            </w:pPr>
-            <w:r>
-              <w:rPr>
-                <w:sz w:val="19"/>
-              </w:rPr>
-              <w:t xml:space="preserve">Probabile causa (dal codice): la salita del trampolino gigante è inclinata solo di circa 13°, quindi la scritta sta quasi piatta per terra e dalla telecamera dietro il rider si legge solo nell’ultimo secondo e mezzo, mezza coperta dal rider. Correzione scritta nella 0.25.2 (ramo</w:t>
-            </w:r>
-            <w:r>
-              <w:rPr>
-                <w:sz w:val="19"/>
-              </w:rPr>
-              <w:t xml:space="preserve"> </w:t>
-            </w:r>
-            <w:r>
-              <w:rPr>
-                <w:rStyle w:val="VerbatimChar"/>
-                <w:sz w:val="19"/>
-              </w:rPr>
-              <w:t xml:space="preserve">giorno/pagina-vecchia</w:t>
-            </w:r>
-            <w:r>
-              <w:rPr>
-                <w:sz w:val="19"/>
-              </w:rPr>
-              <w:t xml:space="preserve">, 27/10 alle 23): due cartelli CYF alti ai lati dello stacco, visibili da lontano, e scritta più grande. Prima dell’analisi: Nel codice c’è dalla 0.19.0 (</w:t>
-            </w:r>
-            <w:r>
-              <w:rPr>
-                <w:rStyle w:val="VerbatimChar"/>
-                <w:sz w:val="19"/>
-              </w:rPr>
-              <w:t xml:space="preserve">scrittaCYF</w:t>
-            </w:r>
-            <w:r>
-              <w:rPr>
-                <w:sz w:val="19"/>
-              </w:rPr>
-              <w:t xml:space="preserve"> </w:t>
-            </w:r>
-            <w:r>
-              <w:rPr>
-                <w:sz w:val="19"/>
-              </w:rPr>
-              <w:t xml:space="preserve">in</w:t>
-            </w:r>
-            <w:r>
-              <w:rPr>
-                <w:sz w:val="19"/>
-              </w:rPr>
-              <w:t xml:space="preserve"> </w:t>
-            </w:r>
-            <w:r>
-              <w:rPr>
-                <w:rStyle w:val="VerbatimChar"/>
-                <w:sz w:val="19"/>
-              </w:rPr>
-              <w:t xml:space="preserve">moduli/generazione.js</w:t>
-            </w:r>
-            <w:r>
-              <w:rPr>
-                <w:sz w:val="19"/>
-              </w:rPr>
-              <w:t xml:space="preserve">): un foglio con CYF arancione su blu notte che segue la salita dei soli trampolini giganti (circa 1 rampa su 7; le rampe normali non l’hanno), su neve e città; a una lettura del codice posizione, verso di lettura e altezza (3 cm sopra la superficie) sono giusti. Nessuna prova controlla che si veda. Ipotesi: il telefono apre una pagina vecchia (come B-01 e B-02, stesso Samsung Internet), oppure la scritta resta nascosta sotto la superficie della rampa in qualche scenario. Stanotte: prova nuova con foto di un trampolino gigante sulla neve e in una città vista dal giocatore che arriva, e controllo che la scritta esista e stia sopra la superficie; se non si vede, correzione</w:t>
+              <w:t xml:space="preserve">): anche la pagina senza versione si ricarica. Da provare e pubblicare stanotte (variante di R1c) Correzione online dalla 0.25.3 (27/10 alle 23:40); manca la variante di R1c senza la versione nella pagina (turno di notte).</w:t>
             </w:r>
           </w:p>
         </w:tc>
       </w:tr>
     </w:tbl>
     <w:bookmarkEnd w:id="24"/>
-    <w:bookmarkStart w:id="25" w:name="guida-e-acrobazie"/>
+    <w:bookmarkStart w:id="25" w:name="grafica-e-qualità"/>
     <w:p>
       <w:pPr>
         <w:pStyle w:val="Heading1"/>
       </w:pPr>
       <w:r>
-        <w:t xml:space="preserve">3. Guida e acrobazie</w:t>
+        <w:t xml:space="preserve">5. Grafica e qualità</w:t>
       </w:r>
     </w:p>
     <w:tbl>
@@ -6205,7 +5718,7 @@
               <w:rPr>
                 <w:sz w:val="19"/>
               </w:rPr>
-              <w:t xml:space="preserve">R-514</w:t>
+              <w:t xml:space="preserve">R-513</w:t>
             </w:r>
           </w:p>
         </w:tc>
@@ -6223,7 +5736,31 @@
               <w:rPr>
                 <w:sz w:val="19"/>
               </w:rPr>
-              <w:t xml:space="preserve">La scritta CYF ben visibile anche sulle maglie, dietro la schiena, e ogni tanto un cartello CYF in pista</w:t>
+              <w:t xml:space="preserve">Migliorare la grafica degli scenari fino al livello 2 (</w:t>
+            </w:r>
+            <w:r>
+              <w:rPr>
+                <w:sz w:val="19"/>
+              </w:rPr>
+              <w:t xml:space="preserve">“</w:t>
+            </w:r>
+            <w:r>
+              <w:rPr>
+                <w:sz w:val="19"/>
+              </w:rPr>
+              <w:t xml:space="preserve">stilizzato curato</w:t>
+            </w:r>
+            <w:r>
+              <w:rPr>
+                <w:sz w:val="19"/>
+              </w:rPr>
+              <w:t xml:space="preserve">”</w:t>
+            </w:r>
+            <w:r>
+              <w:rPr>
+                <w:sz w:val="19"/>
+              </w:rPr>
+              <w:t xml:space="preserve">, come un buon gioco per telefono), cominciando dallo sfondo</w:t>
             </w:r>
           </w:p>
         </w:tc>
@@ -6248,19 +5785,19 @@
         <w:tc>
           <w:tcPr>
             <w:tcW w:type="dxa" w:w="1134"/>
-            <w:shd w:val="clear" w:color="auto" w:fill="FFF1C7"/>
-          </w:tcPr>
-          <w:p>
-            <w:pPr>
-              <w:pStyle w:val="Compact"/>
-              <w:spacing w:after="40"/>
-              <w:jc w:val="left"/>
-            </w:pPr>
-            <w:r>
-              <w:rPr>
-                <w:sz w:val="19"/>
-              </w:rPr>
-              <w:t xml:space="preserve">In corso</w:t>
+            <w:shd w:val="clear" w:color="auto" w:fill="FDE2D6"/>
+          </w:tcPr>
+          <w:p>
+            <w:pPr>
+              <w:pStyle w:val="Compact"/>
+              <w:spacing w:after="40"/>
+              <w:jc w:val="left"/>
+            </w:pPr>
+            <w:r>
+              <w:rPr>
+                <w:sz w:val="19"/>
+              </w:rPr>
+              <w:t xml:space="preserve">Da fare</w:t>
             </w:r>
           </w:p>
         </w:tc>
@@ -6278,20 +5815,72 @@
               <w:rPr>
                 <w:sz w:val="19"/>
               </w:rPr>
-              <w:t xml:space="preserve">Dalla 0.25.3. Maglie: CYF grande sulla schiena, bianco con il bordo blu notte (si legge su ogni colore e su ogni maglia, anche quelle della settimana): la telecamera e gli altri giocatori vedono il rider da dietro, di tre quarti. Largo meno di un terzo del giro del busto, così non arriva sui fianchi, dove restano gli stemmi CYF; lo stemma resta anche sul petto e piccolo in alto sulla schiena. Pista: ogni 23 paline (circa 506 m, il primo a circa 240 m dalla partenza) un arco CYF sopra la strada: due torri blu notte appena fuori dalle paline (a 21 m dal centro, si urtano come le paline) e uno striscione con CYF ripetuto con il bordo basso ad almeno 9,7 m dal terreno, più in alto della testa del rider nel salto più alto (~8,6 m), quindi non si tocca mai; mai negli ultimi 60 m prima del traguardo. Non usa numeri casuali: la pista resta identica per tutti e in ogni città</w:t>
+              <w:t xml:space="preserve">Scelta di Luigi del 27/10 sera tra 4 livelli (1 oggi; 2 stilizzato curato; 3 modelli 3D veri città per città; 4 quasi realistico, sconsigliato: su Android WebGPU c’è solo da Android 12 in su e i telefoni si scaldano).</w:t>
+            </w:r>
+            <w:r>
+              <w:rPr>
+                <w:sz w:val="19"/>
+              </w:rPr>
+              <w:t xml:space="preserve"> </w:t>
+            </w:r>
+            <w:r>
+              <w:rPr>
+                <w:bCs/>
+                <w:b/>
+                <w:sz w:val="19"/>
+              </w:rPr>
+              <w:t xml:space="preserve">Prima parte, lo sfondo:</w:t>
+            </w:r>
+            <w:r>
+              <w:rPr>
+                <w:sz w:val="19"/>
+              </w:rPr>
+              <w:t xml:space="preserve"> </w:t>
+            </w:r>
+            <w:r>
+              <w:rPr>
+                <w:sz w:val="19"/>
+              </w:rPr>
+              <w:t xml:space="preserve">(1) cielo con nuvole dipinte su due strati che scorrono piano, sole con alone morbido, colori del cielo coerenti con la cartolina di ogni città; (2) cartolina in profondità: ogni città divisa in 2-3 piani a distanze diverse (lontano monti e colline, in mezzo la città, davanti il monumento), così quando la strada curva o il rider si sposta i piani scorrono a velocità diverse e lo sfondo ha profondità; (3) luce coerente: i palazzi e il monumento sono illuminati dalla parte del sole del cielo; (4) nessuna linea netta tra pista e sfondo: suolo lontano, nebbia della pista e foschia della cartolina sfumano l’uno nell’altro; (5) anche la Neve con uno sfondo dipinto a più piani (cime con ghiacciai, boschi, valle); (6) piccoli movimenti: nuvole, uccelli lontani, acqua che luccica dove c’è il mare o il fiume. Limiti: al massimo 3 oggetti da disegnare in più per lo sfondo; memoria della scheda video per lo sfondo di una città ≤ 16 MB sul PC e ≤ 6 MB sul telefono; si dipinge nel worker come oggi (R-405); nessun fotogramma perso (lo misura A-14).</w:t>
+            </w:r>
+            <w:r>
+              <w:rPr>
+                <w:sz w:val="19"/>
+              </w:rPr>
+              <w:t xml:space="preserve"> </w:t>
+            </w:r>
+            <w:r>
+              <w:rPr>
+                <w:bCs/>
+                <w:b/>
+                <w:sz w:val="19"/>
+              </w:rPr>
+              <w:t xml:space="preserve">Seconda parte, il resto della scena:</w:t>
+            </w:r>
+            <w:r>
+              <w:rPr>
+                <w:sz w:val="19"/>
+              </w:rPr>
+              <w:t xml:space="preserve"> </w:t>
+            </w:r>
+            <w:r>
+              <w:rPr>
+                <w:sz w:val="19"/>
+              </w:rPr>
+              <w:t xml:space="preserve">Three.js nuovo (A-16), correzione di luce e colore (tone mapping ACES) e colori di ogni città, luce morbida con le ombre di contatto dipinte nei modelli, alberi e palazzi più fitti con l’instancing, polvere di neve e scia, neve e asfalto con rilievo; gli effetti più pesanti (bagliore, vignetta) solo dove il dispositivo regge, con la qualità scelta in automatico (A-14)</w:t>
             </w:r>
           </w:p>
         </w:tc>
       </w:tr>
     </w:tbl>
     <w:bookmarkEnd w:id="25"/>
-    <w:bookmarkStart w:id="26" w:name="grafica-e-qualità"/>
+    <w:bookmarkStart w:id="26" w:name="documentazione"/>
     <w:p>
       <w:pPr>
         <w:pStyle w:val="Heading1"/>
       </w:pPr>
       <w:r>
-        <w:t xml:space="preserve">5. Grafica e qualità</w:t>
+        <w:t xml:space="preserve">6. Documentazione</w:t>
       </w:r>
     </w:p>
     <w:tbl>
@@ -6442,7 +6031,7 @@
               <w:rPr>
                 <w:sz w:val="19"/>
               </w:rPr>
-              <w:t xml:space="preserve">R-513</w:t>
+              <w:t xml:space="preserve">R-510</w:t>
             </w:r>
           </w:p>
         </w:tc>
@@ -6460,31 +6049,7 @@
               <w:rPr>
                 <w:sz w:val="19"/>
               </w:rPr>
-              <w:t xml:space="preserve">Migliorare la grafica degli scenari fino al livello 2 (</w:t>
-            </w:r>
-            <w:r>
-              <w:rPr>
-                <w:sz w:val="19"/>
-              </w:rPr>
-              <w:t xml:space="preserve">“</w:t>
-            </w:r>
-            <w:r>
-              <w:rPr>
-                <w:sz w:val="19"/>
-              </w:rPr>
-              <w:t xml:space="preserve">stilizzato curato</w:t>
-            </w:r>
-            <w:r>
-              <w:rPr>
-                <w:sz w:val="19"/>
-              </w:rPr>
-              <w:t xml:space="preserve">”</w:t>
-            </w:r>
-            <w:r>
-              <w:rPr>
-                <w:sz w:val="19"/>
-              </w:rPr>
-              <w:t xml:space="preserve">, come un buon gioco per telefono), cominciando dallo sfondo</w:t>
+              <w:t xml:space="preserve">Il software deve crescere senza rallentare; la struttura la sceglie Claude</w:t>
             </w:r>
           </w:p>
         </w:tc>
@@ -6502,26 +6067,26 @@
               <w:rPr>
                 <w:sz w:val="19"/>
               </w:rPr>
-              <w:t xml:space="preserve">27/10/2026</w:t>
+              <w:t xml:space="preserve">26/10/2026</w:t>
             </w:r>
           </w:p>
         </w:tc>
         <w:tc>
           <w:tcPr>
             <w:tcW w:type="dxa" w:w="1134"/>
-            <w:shd w:val="clear" w:color="auto" w:fill="FDE2D6"/>
-          </w:tcPr>
-          <w:p>
-            <w:pPr>
-              <w:pStyle w:val="Compact"/>
-              <w:spacing w:after="40"/>
-              <w:jc w:val="left"/>
-            </w:pPr>
-            <w:r>
-              <w:rPr>
-                <w:sz w:val="19"/>
-              </w:rPr>
-              <w:t xml:space="preserve">Da fare</w:t>
+            <w:shd w:val="clear" w:color="auto" w:fill="FFF1C7"/>
+          </w:tcPr>
+          <w:p>
+            <w:pPr>
+              <w:pStyle w:val="Compact"/>
+              <w:spacing w:after="40"/>
+              <w:jc w:val="left"/>
+            </w:pPr>
+            <w:r>
+              <w:rPr>
+                <w:sz w:val="19"/>
+              </w:rPr>
+              <w:t xml:space="preserve">In corso</w:t>
             </w:r>
           </w:p>
         </w:tc>
@@ -6539,303 +6104,14 @@
               <w:rPr>
                 <w:sz w:val="19"/>
               </w:rPr>
-              <w:t xml:space="preserve">Scelta di Luigi del 27/10 sera tra 4 livelli (1 oggi; 2 stilizzato curato; 3 modelli 3D veri città per città; 4 quasi realistico, sconsigliato: su Android WebGPU c’è solo da Android 12 in su e i telefoni si scaldano).</w:t>
-            </w:r>
-            <w:r>
-              <w:rPr>
-                <w:sz w:val="19"/>
-              </w:rPr>
-              <w:t xml:space="preserve"> </w:t>
-            </w:r>
-            <w:r>
-              <w:rPr>
-                <w:bCs/>
-                <w:b/>
-                <w:sz w:val="19"/>
-              </w:rPr>
-              <w:t xml:space="preserve">Prima parte, lo sfondo:</w:t>
-            </w:r>
-            <w:r>
-              <w:rPr>
-                <w:sz w:val="19"/>
-              </w:rPr>
-              <w:t xml:space="preserve"> </w:t>
-            </w:r>
-            <w:r>
-              <w:rPr>
-                <w:sz w:val="19"/>
-              </w:rPr>
-              <w:t xml:space="preserve">(1) cielo con nuvole dipinte su due strati che scorrono piano, sole con alone morbido, colori del cielo coerenti con la cartolina di ogni città; (2) cartolina in profondità: ogni città divisa in 2-3 piani a distanze diverse (lontano monti e colline, in mezzo la città, davanti il monumento), così quando la strada curva o il rider si sposta i piani scorrono a velocità diverse e lo sfondo ha profondità; (3) luce coerente: i palazzi e il monumento sono illuminati dalla parte del sole del cielo; (4) nessuna linea netta tra pista e sfondo: suolo lontano, nebbia della pista e foschia della cartolina sfumano l’uno nell’altro; (5) anche la Neve con uno sfondo dipinto a più piani (cime con ghiacciai, boschi, valle); (6) piccoli movimenti: nuvole, uccelli lontani, acqua che luccica dove c’è il mare o il fiume. Limiti: al massimo 3 oggetti da disegnare in più per lo sfondo; memoria della scheda video per lo sfondo di una città ≤ 16 MB sul PC e ≤ 6 MB sul telefono; si dipinge nel worker come oggi (R-405); nessun fotogramma perso (lo misura A-14).</w:t>
-            </w:r>
-            <w:r>
-              <w:rPr>
-                <w:sz w:val="19"/>
-              </w:rPr>
-              <w:t xml:space="preserve"> </w:t>
-            </w:r>
-            <w:r>
-              <w:rPr>
-                <w:bCs/>
-                <w:b/>
-                <w:sz w:val="19"/>
-              </w:rPr>
-              <w:t xml:space="preserve">Seconda parte, il resto della scena:</w:t>
-            </w:r>
-            <w:r>
-              <w:rPr>
-                <w:sz w:val="19"/>
-              </w:rPr>
-              <w:t xml:space="preserve"> </w:t>
-            </w:r>
-            <w:r>
-              <w:rPr>
-                <w:sz w:val="19"/>
-              </w:rPr>
-              <w:t xml:space="preserve">Three.js nuovo (A-16), correzione di luce e colore (tone mapping ACES) e colori di ogni città, luce morbida con le ombre di contatto dipinte nei modelli, alberi e palazzi più fitti con l’instancing, polvere di neve e scia, neve e asfalto con rilievo; gli effetti più pesanti (bagliore, vignetta) solo dove il dispositivo regge, con la qualità scelta in automatico (A-14)</w:t>
+              <w:t xml:space="preserve">Scelta S-43; piano nella sezione 11 e nei prossimi passi (A-14, A-23, A-25, A-11…)</w:t>
             </w:r>
           </w:p>
         </w:tc>
       </w:tr>
     </w:tbl>
     <w:bookmarkEnd w:id="26"/>
-    <w:bookmarkStart w:id="27" w:name="documentazione"/>
-    <w:p>
-      <w:pPr>
-        <w:pStyle w:val="Heading1"/>
-      </w:pPr>
-      <w:r>
-        <w:t xml:space="preserve">6. Documentazione</w:t>
-      </w:r>
-    </w:p>
-    <w:tbl>
-      <w:tblPr>
-        <w:tblStyle w:val="Table"/>
-        <w:tblLook w:firstRow="1" w:lastRow="0" w:firstColumn="0" w:lastColumn="0" w:noHBand="0" w:noVBand="0" w:val="0020"/>
-        <w:jc w:val="start"/>
-        <w:tblBorders>
-          <w:top w:val="single" w:sz="4" w:color="B8C4D2"/>
-          <w:left w:val="single" w:sz="4" w:color="B8C4D2"/>
-          <w:bottom w:val="single" w:sz="4" w:color="B8C4D2"/>
-          <w:right w:val="single" w:sz="4" w:color="B8C4D2"/>
-          <w:insideH w:val="single" w:sz="4" w:color="B8C4D2"/>
-          <w:insideV w:val="single" w:sz="4" w:color="B8C4D2"/>
-        </w:tblBorders>
-        <w:tblW w:w="9865" w:type="dxa"/>
-        <w:tblLayout w:type="fixed"/>
-      </w:tblPr>
-      <w:tblGrid>
-        <w:gridCol w:w="907"/>
-        <w:gridCol w:w="4195"/>
-        <w:gridCol w:w="1134"/>
-        <w:gridCol w:w="1134"/>
-        <w:gridCol w:w="2494"/>
-      </w:tblGrid>
-      <w:tr>
-        <w:trPr>
-          <w:tblHeader w:val="true"/>
-        </w:trPr>
-        <w:tc>
-          <w:tcPr>
-            <w:tcW w:type="dxa" w:w="907"/>
-            <w:shd w:val="clear" w:color="auto" w:fill="13233A"/>
-          </w:tcPr>
-          <w:p>
-            <w:pPr>
-              <w:pStyle w:val="Compact"/>
-              <w:spacing w:after="40"/>
-              <w:jc w:val="left"/>
-            </w:pPr>
-            <w:r>
-              <w:rPr>
-                <w:b/>
-                <w:color w:val="FFFFFF"/>
-                <w:sz w:val="19"/>
-              </w:rPr>
-              <w:t xml:space="preserve">ID</w:t>
-            </w:r>
-          </w:p>
-        </w:tc>
-        <w:tc>
-          <w:tcPr>
-            <w:tcW w:type="dxa" w:w="4195"/>
-            <w:shd w:val="clear" w:color="auto" w:fill="13233A"/>
-          </w:tcPr>
-          <w:p>
-            <w:pPr>
-              <w:pStyle w:val="Compact"/>
-              <w:spacing w:after="40"/>
-              <w:jc w:val="left"/>
-            </w:pPr>
-            <w:r>
-              <w:rPr>
-                <w:b/>
-                <w:color w:val="FFFFFF"/>
-                <w:sz w:val="19"/>
-              </w:rPr>
-              <w:t xml:space="preserve">Richiesta</w:t>
-            </w:r>
-          </w:p>
-        </w:tc>
-        <w:tc>
-          <w:tcPr>
-            <w:tcW w:type="dxa" w:w="1134"/>
-            <w:shd w:val="clear" w:color="auto" w:fill="13233A"/>
-          </w:tcPr>
-          <w:p>
-            <w:pPr>
-              <w:pStyle w:val="Compact"/>
-              <w:spacing w:after="40"/>
-              <w:jc w:val="left"/>
-            </w:pPr>
-            <w:r>
-              <w:rPr>
-                <w:b/>
-                <w:color w:val="FFFFFF"/>
-                <w:sz w:val="19"/>
-              </w:rPr>
-              <w:t xml:space="preserve">Data</w:t>
-            </w:r>
-          </w:p>
-        </w:tc>
-        <w:tc>
-          <w:tcPr>
-            <w:tcW w:type="dxa" w:w="1134"/>
-            <w:shd w:val="clear" w:color="auto" w:fill="13233A"/>
-          </w:tcPr>
-          <w:p>
-            <w:pPr>
-              <w:pStyle w:val="Compact"/>
-              <w:spacing w:after="40"/>
-              <w:jc w:val="left"/>
-            </w:pPr>
-            <w:r>
-              <w:rPr>
-                <w:b/>
-                <w:color w:val="FFFFFF"/>
-                <w:sz w:val="19"/>
-              </w:rPr>
-              <w:t xml:space="preserve">Stato</w:t>
-            </w:r>
-          </w:p>
-        </w:tc>
-        <w:tc>
-          <w:tcPr>
-            <w:tcW w:type="dxa" w:w="2494"/>
-            <w:shd w:val="clear" w:color="auto" w:fill="13233A"/>
-          </w:tcPr>
-          <w:p>
-            <w:pPr>
-              <w:pStyle w:val="Compact"/>
-              <w:spacing w:after="40"/>
-              <w:jc w:val="left"/>
-            </w:pPr>
-            <w:r>
-              <w:rPr>
-                <w:b/>
-                <w:color w:val="FFFFFF"/>
-                <w:sz w:val="19"/>
-              </w:rPr>
-              <w:t xml:space="preserve">Come funziona oggi</w:t>
-            </w:r>
-          </w:p>
-        </w:tc>
-      </w:tr>
-      <w:tr>
-        <w:tc>
-          <w:tcPr>
-            <w:tcW w:type="dxa" w:w="907"/>
-          </w:tcPr>
-          <w:p>
-            <w:pPr>
-              <w:pStyle w:val="Compact"/>
-              <w:spacing w:after="40"/>
-              <w:jc w:val="left"/>
-            </w:pPr>
-            <w:r>
-              <w:rPr>
-                <w:sz w:val="19"/>
-              </w:rPr>
-              <w:t xml:space="preserve">R-510</w:t>
-            </w:r>
-          </w:p>
-        </w:tc>
-        <w:tc>
-          <w:tcPr>
-            <w:tcW w:type="dxa" w:w="4195"/>
-          </w:tcPr>
-          <w:p>
-            <w:pPr>
-              <w:pStyle w:val="Compact"/>
-              <w:spacing w:after="40"/>
-              <w:jc w:val="left"/>
-            </w:pPr>
-            <w:r>
-              <w:rPr>
-                <w:sz w:val="19"/>
-              </w:rPr>
-              <w:t xml:space="preserve">Il software deve crescere senza rallentare; la struttura la sceglie Claude</w:t>
-            </w:r>
-          </w:p>
-        </w:tc>
-        <w:tc>
-          <w:tcPr>
-            <w:tcW w:type="dxa" w:w="1134"/>
-          </w:tcPr>
-          <w:p>
-            <w:pPr>
-              <w:pStyle w:val="Compact"/>
-              <w:spacing w:after="40"/>
-              <w:jc w:val="left"/>
-            </w:pPr>
-            <w:r>
-              <w:rPr>
-                <w:sz w:val="19"/>
-              </w:rPr>
-              <w:t xml:space="preserve">26/10/2026</w:t>
-            </w:r>
-          </w:p>
-        </w:tc>
-        <w:tc>
-          <w:tcPr>
-            <w:tcW w:type="dxa" w:w="1134"/>
-            <w:shd w:val="clear" w:color="auto" w:fill="FFF1C7"/>
-          </w:tcPr>
-          <w:p>
-            <w:pPr>
-              <w:pStyle w:val="Compact"/>
-              <w:spacing w:after="40"/>
-              <w:jc w:val="left"/>
-            </w:pPr>
-            <w:r>
-              <w:rPr>
-                <w:sz w:val="19"/>
-              </w:rPr>
-              <w:t xml:space="preserve">In corso</w:t>
-            </w:r>
-          </w:p>
-        </w:tc>
-        <w:tc>
-          <w:tcPr>
-            <w:tcW w:type="dxa" w:w="2494"/>
-          </w:tcPr>
-          <w:p>
-            <w:pPr>
-              <w:pStyle w:val="Compact"/>
-              <w:spacing w:after="40"/>
-              <w:jc w:val="left"/>
-            </w:pPr>
-            <w:r>
-              <w:rPr>
-                <w:sz w:val="19"/>
-              </w:rPr>
-              <w:t xml:space="preserve">Scelta S-43; piano nella sezione 11 e nei prossimi passi (A-14, A-23, A-25, A-11…)</w:t>
-            </w:r>
-          </w:p>
-        </w:tc>
-      </w:tr>
-    </w:tbl>
-    <w:bookmarkEnd w:id="27"/>
-    <w:bookmarkStart w:id="28" w:name="scelte-fatte-da-claude-da-confermare"/>
+    <w:bookmarkStart w:id="27" w:name="scelte-fatte-da-claude-da-confermare"/>
     <w:p>
       <w:pPr>
         <w:pStyle w:val="Heading1"/>
@@ -12486,8 +11762,8 @@
         </w:tc>
       </w:tr>
     </w:tbl>
-    <w:bookmarkEnd w:id="28"/>
-    <w:bookmarkStart w:id="29" w:name="idee-per-il-futuro-da-confermare"/>
+    <w:bookmarkEnd w:id="27"/>
+    <w:bookmarkStart w:id="28" w:name="idee-per-il-futuro-da-confermare"/>
     <w:p>
       <w:pPr>
         <w:pStyle w:val="Heading1"/>
@@ -13552,8 +12828,8 @@
         </w:tc>
       </w:tr>
     </w:tbl>
-    <w:bookmarkEnd w:id="29"/>
-    <w:bookmarkStart w:id="30" w:name="da-fare"/>
+    <w:bookmarkEnd w:id="28"/>
+    <w:bookmarkStart w:id="29" w:name="da-fare"/>
     <w:p>
       <w:pPr>
         <w:pStyle w:val="Heading1"/>
@@ -14274,8 +13550,8 @@
         </w:tc>
       </w:tr>
     </w:tbl>
-    <w:bookmarkEnd w:id="30"/>
-    <w:bookmarkStart w:id="31" w:name="X38ada45128bb1909ebb68cbfba9bfaa8c77a6fa"/>
+    <w:bookmarkEnd w:id="29"/>
+    <w:bookmarkStart w:id="30" w:name="X38ada45128bb1909ebb68cbfba9bfaa8c77a6fa"/>
     <w:p>
       <w:pPr>
         <w:pStyle w:val="Heading1"/>
@@ -16651,8 +15927,8 @@
         <w:t xml:space="preserve">in locale o il cancello su GitHub.</w:t>
       </w:r>
     </w:p>
-    <w:bookmarkEnd w:id="31"/>
-    <w:bookmarkStart w:id="32" w:name="Xcc9d507ef18e501e5663cfd7b84fe1676e9ab59"/>
+    <w:bookmarkEnd w:id="30"/>
+    <w:bookmarkStart w:id="31" w:name="Xcc9d507ef18e501e5663cfd7b84fe1676e9ab59"/>
     <w:p>
       <w:pPr>
         <w:pStyle w:val="Heading1"/>
@@ -17656,7 +16932,7 @@
               <w:rPr>
                 <w:sz w:val="19"/>
               </w:rPr>
-              <w:t xml:space="preserve">conta le gare partite da un link di sfida. Scelte S-44</w:t>
+              <w:t xml:space="preserve">conta le gare partite da un link di sfida. Scelte S-44 Online dalla 0.25.3 (27/10 alle 23:40); resta In corso finché il turno di notte non aggiunge le sue prove (S-50).</w:t>
             </w:r>
           </w:p>
         </w:tc>
@@ -17940,7 +17216,7 @@
               <w:rPr>
                 <w:sz w:val="19"/>
               </w:rPr>
-              <w:t xml:space="preserve">e al suo posto arriva subito un obiettivo nuovo di un altro tipo. Tipi (27 obiettivi): salti mortali (1, 3, 5), rotazioni di 360°, 540° e 720° in un salto, prese della tavola (3, 8), due acrobazie in un salto (1, 3), porte (10, 25), serie di porte di fila (5, 8), bonus raccolti (20, 50), trampolini giganti (1, 3), chilometri (3, 8), velocità di 70 e 78 km/h, gare finite (1, 3), podio in gara con almeno un altro corridore, pista del giorno finita, gara finita senza cadere. Le stelle e gli obiettivi in corso restano sul dispositivo e nel profilo con il codice personale (R-226), quindi si ritrovano su un altro telefono. Le stelle per ora non danno punti né premi: vedi S-45</w:t>
+              <w:t xml:space="preserve">e al suo posto arriva subito un obiettivo nuovo di un altro tipo. Tipi (27 obiettivi): salti mortali (1, 3, 5), rotazioni di 360°, 540° e 720° in un salto, prese della tavola (3, 8), due acrobazie in un salto (1, 3), porte (10, 25), serie di porte di fila (5, 8), bonus raccolti (20, 50), trampolini giganti (1, 3), chilometri (3, 8), velocità di 70 e 78 km/h, gare finite (1, 3), podio in gara con almeno un altro corridore, pista del giorno finita, gara finita senza cadere. Le stelle e gli obiettivi in corso restano sul dispositivo e nel profilo con il codice personale (R-226), quindi si ritrovano su un altro telefono. Le stelle per ora non danno punti né premi: vedi S-45 Online dalla 0.25.3 (27/10 alle 23:40); resta In corso finché il turno di notte non aggiunge le sue prove (S-50).</w:t>
             </w:r>
           </w:p>
         </w:tc>
@@ -18351,7 +17627,7 @@
               <w:rPr>
                 <w:sz w:val="19"/>
               </w:rPr>
-              <w:t xml:space="preserve">, orientamento orizzontale, PEGI 12</w:t>
+              <w:t xml:space="preserve">, orientamento orizzontale, PEGI 12 Online dalla 0.25.3 (27/10 alle 23:40); resta In corso finché il turno di notte non aggiunge le sue prove (S-50).</w:t>
             </w:r>
           </w:p>
         </w:tc>
@@ -18856,7 +18132,7 @@
               <w:rPr>
                 <w:sz w:val="19"/>
               </w:rPr>
-              <w:t xml:space="preserve">). Idea F-14 (parti del personaggio da sbloccare): questo è il primo pezzo, deciso dal server quindi senza imbrogli</w:t>
+              <w:t xml:space="preserve">). Idea F-14 (parti del personaggio da sbloccare): questo è il primo pezzo, deciso dal server quindi senza imbrogli Online dalla 0.25.3 (27/10 alle 23:40); resta In corso finché il turno di notte non aggiunge le sue prove (S-50).</w:t>
             </w:r>
           </w:p>
         </w:tc>
@@ -19459,7 +18735,7 @@
               <w:rPr>
                 <w:sz w:val="19"/>
               </w:rPr>
-              <w:t xml:space="preserve">. Scelte S-48</w:t>
+              <w:t xml:space="preserve">. Scelte S-48 Online dalla 0.25.3 (27/10 alle 23:40); resta In corso finché il turno di notte non aggiunge le sue prove (S-50).</w:t>
             </w:r>
           </w:p>
         </w:tc>
@@ -19837,13 +19113,13 @@
               <w:rPr>
                 <w:sz w:val="19"/>
               </w:rPr>
-              <w:t xml:space="preserve">su /api/stats; classifica su /api/gp. Niente notifiche sul telefono (il browser non le manda senza permesso): l’orario è fisso proprio per non averne bisogno. Scelte S-49</w:t>
+              <w:t xml:space="preserve">su /api/stats; classifica su /api/gp. Niente notifiche sul telefono (il browser non le manda senza permesso): l’orario è fisso proprio per non averne bisogno. Scelte S-49 Online dalla 0.25.3 (27/10 alle 23:40); resta In corso finché il turno di notte non aggiunge le sue prove (S-50).</w:t>
             </w:r>
           </w:p>
         </w:tc>
       </w:tr>
     </w:tbl>
-    <w:bookmarkEnd w:id="32"/>
+    <w:bookmarkEnd w:id="31"/>
     <w:sectPr>
       <w:pgMar w:left="1020" w:right="1020" w:top="1020" w:bottom="1020"/>
     </w:sectPr>

--- a/docs/CYF-Gaming-Requisiti-da-Implementare-o-Bachi.docx
+++ b/docs/CYF-Gaming-Requisiti-da-Implementare-o-Bachi.docx
@@ -63,37 +63,49 @@
         <w:t xml:space="preserve"> </w:t>
       </w:r>
       <w:r>
+        <w:t xml:space="preserve">0.20.2</w:t>
+      </w:r>
+      <w:r>
+        <w:t xml:space="preserve"> </w:t>
+      </w:r>
+      <w:r>
+        <w:t xml:space="preserve">·</w:t>
+      </w:r>
+      <w:r>
+        <w:t xml:space="preserve"> </w:t>
+      </w:r>
+      <w:r>
         <w:t xml:space="preserve">0.25.3</w:t>
       </w:r>
       <w:r>
         <w:t xml:space="preserve"> </w:t>
       </w:r>
       <w:r>
-        <w:t xml:space="preserve">(pubblicata</w:t>
+        <w:t xml:space="preserve">pronta</w:t>
       </w:r>
       <w:r>
         <w:t xml:space="preserve"> </w:t>
       </w:r>
       <w:r>
-        <w:t xml:space="preserve">il</w:t>
+        <w:t xml:space="preserve">da</w:t>
       </w:r>
       <w:r>
         <w:t xml:space="preserve"> </w:t>
       </w:r>
       <w:r>
-        <w:t xml:space="preserve">27/10</w:t>
+        <w:t xml:space="preserve">pubblicare</w:t>
       </w:r>
       <w:r>
         <w:t xml:space="preserve"> </w:t>
       </w:r>
       <w:r>
-        <w:t xml:space="preserve">alle</w:t>
+        <w:t xml:space="preserve">(prove</w:t>
       </w:r>
       <w:r>
         <w:t xml:space="preserve"> </w:t>
       </w:r>
       <w:r>
-        <w:t xml:space="preserve">23:40)</w:t>
+        <w:t xml:space="preserve">verdi)</w:t>
       </w:r>
       <w:r>
         <w:t xml:space="preserve"> </w:t>
@@ -117,7 +129,7 @@
         <w:t xml:space="preserve"> </w:t>
       </w:r>
       <w:r>
-        <w:t xml:space="preserve">27</w:t>
+        <w:t xml:space="preserve">28</w:t>
       </w:r>
       <w:r>
         <w:t xml:space="preserve"> </w:t>
@@ -141,7 +153,7 @@
         <w:t xml:space="preserve"> </w:t>
       </w:r>
       <w:r>
-        <w:t xml:space="preserve">23:40</w:t>
+        <w:t xml:space="preserve">0:20</w:t>
       </w:r>
       <w:r>
         <w:t xml:space="preserve"> </w:t>
@@ -500,7 +512,20 @@
         <w:pStyle w:val="FirstParagraph"/>
       </w:pPr>
       <w:r>
-        <w:t xml:space="preserve">Aggiornati il 27/10/2026 alle 23:40 (versione online:</w:t>
+        <w:t xml:space="preserve">Aggiornati il 28/10/2026 alle 0:20 (versione online:</w:t>
+      </w:r>
+      <w:r>
+        <w:t xml:space="preserve"> </w:t>
+      </w:r>
+      <w:r>
+        <w:rPr>
+          <w:bCs/>
+          <w:b/>
+        </w:rPr>
+        <w:t xml:space="preserve">0.20.2</w:t>
+      </w:r>
+      <w:r>
+        <w:t xml:space="preserve">. La</w:t>
       </w:r>
       <w:r>
         <w:t xml:space="preserve"> </w:t>
@@ -513,19 +538,71 @@
         <w:t xml:space="preserve">0.25.3</w:t>
       </w:r>
       <w:r>
-        <w:t xml:space="preserve">, pubblicata alle 23:40 su richiesta di Luigi (</w:t>
+        <w:t xml:space="preserve">, con tutto il lavoro del 27/10 dalla 0.21.0 alla 0.25.3, è</w:t>
+      </w:r>
+      <w:r>
+        <w:t xml:space="preserve"> </w:t>
+      </w:r>
+      <w:r>
+        <w:rPr>
+          <w:bCs/>
+          <w:b/>
+        </w:rPr>
+        <w:t xml:space="preserve">pronta</w:t>
+      </w:r>
+      <w:r>
+        <w:t xml:space="preserve">: cancello di GitHub verde alle 23:48 e giro completo finito alle 0:18 con 12 prove su 14 verdi; le 2 rosse erano prove da aggiornare, non errori del gioco, e sono già corrette (nomi.mjs non conosceva</w:t>
+      </w:r>
+      <w:r>
+        <w:t xml:space="preserve"> </w:t>
+      </w:r>
+      <w:r>
+        <w:rPr>
+          <w:rStyle w:val="VerbatimChar"/>
+        </w:rPr>
+        <w:t xml:space="preserve">File</w:t>
+      </w:r>
+      <w:r>
+        <w:t xml:space="preserve">; la prova G5 cercava ancora lo stemma sul fianco dove ora c’è la scritta CYF). Non è online perché per aggiornare</w:t>
+      </w:r>
+      <w:r>
+        <w:t xml:space="preserve"> </w:t>
+      </w:r>
+      <w:r>
+        <w:rPr>
+          <w:rStyle w:val="VerbatimChar"/>
+        </w:rPr>
+        <w:t xml:space="preserve">main</w:t>
+      </w:r>
+      <w:r>
+        <w:t xml:space="preserve"> </w:t>
+      </w:r>
+      <w:r>
+        <w:t xml:space="preserve">serve l’ok esplicito di Luigi (</w:t>
       </w:r>
       <w:r>
         <w:t xml:space="preserve">“</w:t>
       </w:r>
       <w:r>
-        <w:t xml:space="preserve">dammi il link che faccio io un test</w:t>
+        <w:t xml:space="preserve">pubblica su main</w:t>
       </w:r>
       <w:r>
         <w:t xml:space="preserve">”</w:t>
       </w:r>
       <w:r>
-        <w:t xml:space="preserve">), con il cancello di GitHub verde mentre il giro completo era ancora in corso (verdi fino a quel momento: controlli statici, server completo con la gara valida, 13 scenari): contiene tutto il lavoro del 27/10, dalla 0.21.0 alla 0.25.3. Le prove nuove delle versioni 0.21-0.25.1 non sono ancora state scritte: le aggiunge il turno di notte, riga 1 della tabella di Claude). Dal 27/10 i requisiti sono in due Word, entrambi su Google Drive nella cartella</w:t>
+        <w:t xml:space="preserve">); altrimenti la pubblica il turno di notte dell’1:30 insieme alla 0.25.4 con gli oggetti in allenamento, ramo</w:t>
+      </w:r>
+      <w:r>
+        <w:t xml:space="preserve"> </w:t>
+      </w:r>
+      <w:r>
+        <w:rPr>
+          <w:rStyle w:val="VerbatimChar"/>
+        </w:rPr>
+        <w:t xml:space="preserve">giorno/oggetti-allenamento</w:t>
+      </w:r>
+      <w:r>
+        <w:t xml:space="preserve">. Le prove nuove delle versioni 0.21-0.25.1 le aggiunge il turno di notte, riga 1 della tabella di Claude). Dal 27/10 i requisiti sono in due Word, entrambi su Google Drive nella cartella</w:t>
       </w:r>
       <w:r>
         <w:t xml:space="preserve"> </w:t>
@@ -2582,7 +2659,7 @@
               <w:rPr>
                 <w:sz w:val="19"/>
               </w:rPr>
-              <w:t xml:space="preserve">Già online dalla 0.25.3 (cancello di GitHub verde, pubblicata il 27/10): aggiungere al giro completo le prove nuove per la 0.21.0:</w:t>
+              <w:t xml:space="preserve">Pronta nella 0.25.3 (cancello di GitHub verde e giro completo del 27/10 sera; da pubblicare stanotte): aggiungere al giro completo le prove nuove per la 0.21.0:</w:t>
             </w:r>
             <w:r>
               <w:rPr>
@@ -2865,7 +2942,7 @@
               <w:rPr>
                 <w:sz w:val="19"/>
               </w:rPr>
-              <w:t xml:space="preserve">Già online dalla 0.25.3 (cancello di GitHub verde, pubblicata il 27/10): aggiungere al giro completo le prove nuove per la 0.22.0, 0.23.0 e 0.24.0 sul ramo</w:t>
+              <w:t xml:space="preserve">Pronta nella 0.25.3 (cancello di GitHub verde e giro completo del 27/10 sera; da pubblicare stanotte): aggiungere al giro completo le prove nuove per la 0.22.0, 0.23.0 e 0.24.0 sul ramo</w:t>
             </w:r>
             <w:r>
               <w:rPr>
@@ -3137,7 +3214,7 @@
               <w:rPr>
                 <w:sz w:val="19"/>
               </w:rPr>
-              <w:t xml:space="preserve">Già online dalla 0.25.3 (cancello di GitHub verde, pubblicata il 27/10): aggiungere al giro completo le prove nuove per la 0.25.0 (stesso ramo): Gran Premio delle 21 (R-247). Prove da aggiungere:</w:t>
+              <w:t xml:space="preserve">Pronta nella 0.25.3 (cancello di GitHub verde e giro completo del 27/10 sera; da pubblicare stanotte): aggiungere al giro completo le prove nuove per la 0.25.0 (stesso ramo): Gran Premio delle 21 (R-247). Prove da aggiungere:</w:t>
             </w:r>
             <w:r>
               <w:rPr>
@@ -3323,7 +3400,7 @@
               <w:rPr>
                 <w:sz w:val="19"/>
               </w:rPr>
-              <w:t xml:space="preserve">Già online dalla 0.25.3 (cancello di GitHub verde, pubblicata il 27/10): aggiungere al giro completo le prove nuove per la 0.25.1 (ramo</w:t>
+              <w:t xml:space="preserve">Pronta nella 0.25.3 (cancello di GitHub verde e giro completo del 27/10 sera; da pubblicare stanotte): aggiungere al giro completo le prove nuove per la 0.25.1 (ramo</w:t>
             </w:r>
             <w:r>
               <w:rPr>
@@ -5554,20 +5631,195 @@
               <w:rPr>
                 <w:sz w:val="19"/>
               </w:rPr>
-              <w:t xml:space="preserve">): anche la pagina senza versione si ricarica. Da provare e pubblicare stanotte (variante di R1c) Correzione online dalla 0.25.3 (27/10 alle 23:40); manca la variante di R1c senza la versione nella pagina (turno di notte).</w:t>
+              <w:t xml:space="preserve">): anche la pagina senza versione si ricarica. Da provare e pubblicare stanotte (variante di R1c) Correzione nella 0.25.3, pronta da pubblicare; manca la variante di R1c senza la versione nella pagina (turno di notte).</w:t>
+            </w:r>
+          </w:p>
+        </w:tc>
+      </w:tr>
+      <w:tr>
+        <w:tc>
+          <w:tcPr>
+            <w:tcW w:type="dxa" w:w="794"/>
+          </w:tcPr>
+          <w:p>
+            <w:pPr>
+              <w:pStyle w:val="Compact"/>
+              <w:spacing w:after="40"/>
+              <w:jc w:val="left"/>
+            </w:pPr>
+            <w:r>
+              <w:rPr>
+                <w:sz w:val="19"/>
+              </w:rPr>
+              <w:t xml:space="preserve">B-03</w:t>
+            </w:r>
+          </w:p>
+        </w:tc>
+        <w:tc>
+          <w:tcPr>
+            <w:tcW w:type="dxa" w:w="3402"/>
+          </w:tcPr>
+          <w:p>
+            <w:pPr>
+              <w:pStyle w:val="Compact"/>
+              <w:spacing w:after="40"/>
+              <w:jc w:val="left"/>
+            </w:pPr>
+            <w:r>
+              <w:rPr>
+                <w:sz w:val="19"/>
+              </w:rPr>
+              <w:t xml:space="preserve">Luigi non vede la scritta CYF sul trampolino gigante (R-240), segnalato il 27/10 alle 22:41</w:t>
+            </w:r>
+          </w:p>
+        </w:tc>
+        <w:tc>
+          <w:tcPr>
+            <w:tcW w:type="dxa" w:w="1134"/>
+          </w:tcPr>
+          <w:p>
+            <w:pPr>
+              <w:pStyle w:val="Compact"/>
+              <w:spacing w:after="40"/>
+              <w:jc w:val="left"/>
+            </w:pPr>
+            <w:r>
+              <w:rPr>
+                <w:sz w:val="19"/>
+              </w:rPr>
+              <w:t xml:space="preserve">27/10/2026</w:t>
+            </w:r>
+          </w:p>
+        </w:tc>
+        <w:tc>
+          <w:tcPr>
+            <w:tcW w:type="dxa" w:w="1020"/>
+            <w:shd w:val="clear" w:color="auto" w:fill="FFF1C7"/>
+          </w:tcPr>
+          <w:p>
+            <w:pPr>
+              <w:pStyle w:val="Compact"/>
+              <w:spacing w:after="40"/>
+              <w:jc w:val="left"/>
+            </w:pPr>
+            <w:r>
+              <w:rPr>
+                <w:sz w:val="19"/>
+              </w:rPr>
+              <w:t xml:space="preserve">In corso</w:t>
+            </w:r>
+          </w:p>
+        </w:tc>
+        <w:tc>
+          <w:tcPr>
+            <w:tcW w:type="dxa" w:w="3515"/>
+          </w:tcPr>
+          <w:p>
+            <w:pPr>
+              <w:pStyle w:val="Compact"/>
+              <w:spacing w:after="40"/>
+              <w:jc w:val="left"/>
+            </w:pPr>
+            <w:r>
+              <w:rPr>
+                <w:sz w:val="19"/>
+              </w:rPr>
+              <w:t xml:space="preserve">Probabile causa (dal codice): la salita del trampolino gigante è inclinata solo di circa 13°, quindi la scritta sta quasi piatta per terra e dalla telecamera dietro il rider si legge solo nell’ultimo secondo e mezzo, mezza coperta dal rider. Correzione scritta nella 0.25.2 (ramo</w:t>
+            </w:r>
+            <w:r>
+              <w:rPr>
+                <w:sz w:val="19"/>
+              </w:rPr>
+              <w:t xml:space="preserve"> </w:t>
+            </w:r>
+            <w:r>
+              <w:rPr>
+                <w:rStyle w:val="VerbatimChar"/>
+                <w:sz w:val="19"/>
+              </w:rPr>
+              <w:t xml:space="preserve">giorno/pagina-vecchia</w:t>
+            </w:r>
+            <w:r>
+              <w:rPr>
+                <w:sz w:val="19"/>
+              </w:rPr>
+              <w:t xml:space="preserve">, 27/10 alle 23): due cartelli CYF alti ai lati dello stacco, visibili da lontano, e scritta più grande. Prima dell’analisi: Nel codice c’è dalla 0.19.0 (</w:t>
+            </w:r>
+            <w:r>
+              <w:rPr>
+                <w:rStyle w:val="VerbatimChar"/>
+                <w:sz w:val="19"/>
+              </w:rPr>
+              <w:t xml:space="preserve">scrittaCYF</w:t>
+            </w:r>
+            <w:r>
+              <w:rPr>
+                <w:sz w:val="19"/>
+              </w:rPr>
+              <w:t xml:space="preserve"> </w:t>
+            </w:r>
+            <w:r>
+              <w:rPr>
+                <w:sz w:val="19"/>
+              </w:rPr>
+              <w:t xml:space="preserve">in</w:t>
+            </w:r>
+            <w:r>
+              <w:rPr>
+                <w:sz w:val="19"/>
+              </w:rPr>
+              <w:t xml:space="preserve"> </w:t>
+            </w:r>
+            <w:r>
+              <w:rPr>
+                <w:rStyle w:val="VerbatimChar"/>
+                <w:sz w:val="19"/>
+              </w:rPr>
+              <w:t xml:space="preserve">moduli/generazione.js</w:t>
+            </w:r>
+            <w:r>
+              <w:rPr>
+                <w:sz w:val="19"/>
+              </w:rPr>
+              <w:t xml:space="preserve">): un foglio con CYF arancione su blu notte che segue la salita dei soli trampolini giganti (circa 1 rampa su 7; le rampe normali non l’hanno), su neve e città; a una lettura del codice posizione, verso di lettura e altezza (3 cm sopra la superficie) sono giusti. Nessuna prova controlla che si veda. Ipotesi: il telefono apre una pagina vecchia (come B-01 e B-02, stesso Samsung Internet), oppure la scritta resta nascosta sotto la superficie della rampa in qualche scenario. Stanotte: prova nuova con foto di un trampolino gigante sulla neve e in una città vista dal giocatore che arriva, e controllo che la scritta esista e stia sopra la superficie; se non si vede, correzione Corretto nella 0.25.3 (pronta da pubblicare): la prova</w:t>
+            </w:r>
+            <w:r>
+              <w:rPr>
+                <w:sz w:val="19"/>
+              </w:rPr>
+              <w:t xml:space="preserve"> </w:t>
+            </w:r>
+            <w:r>
+              <w:rPr>
+                <w:rStyle w:val="VerbatimChar"/>
+                <w:sz w:val="19"/>
+              </w:rPr>
+              <w:t xml:space="preserve">test_cyf.py</w:t>
+            </w:r>
+            <w:r>
+              <w:rPr>
+                <w:sz w:val="19"/>
+              </w:rPr>
+              <w:t xml:space="preserve"> </w:t>
+            </w:r>
+            <w:r>
+              <w:rPr>
+                <w:sz w:val="19"/>
+              </w:rPr>
+              <w:t xml:space="preserve">fotografa il trampolino gigante da 35 m (neve, Napoli, Berlino) e conta i pixel della scritta.</w:t>
             </w:r>
           </w:p>
         </w:tc>
       </w:tr>
     </w:tbl>
     <w:bookmarkEnd w:id="24"/>
-    <w:bookmarkStart w:id="25" w:name="grafica-e-qualità"/>
+    <w:bookmarkStart w:id="25" w:name="guida-e-acrobazie"/>
     <w:p>
       <w:pPr>
         <w:pStyle w:val="Heading1"/>
       </w:pPr>
       <w:r>
-        <w:t xml:space="preserve">5. Grafica e qualità</w:t>
+        <w:t xml:space="preserve">3. Guida e acrobazie</w:t>
       </w:r>
     </w:p>
     <w:tbl>
@@ -5718,7 +5970,7 @@
               <w:rPr>
                 <w:sz w:val="19"/>
               </w:rPr>
-              <w:t xml:space="preserve">R-513</w:t>
+              <w:t xml:space="preserve">R-514</w:t>
             </w:r>
           </w:p>
         </w:tc>
@@ -5736,31 +5988,7 @@
               <w:rPr>
                 <w:sz w:val="19"/>
               </w:rPr>
-              <w:t xml:space="preserve">Migliorare la grafica degli scenari fino al livello 2 (</w:t>
-            </w:r>
-            <w:r>
-              <w:rPr>
-                <w:sz w:val="19"/>
-              </w:rPr>
-              <w:t xml:space="preserve">“</w:t>
-            </w:r>
-            <w:r>
-              <w:rPr>
-                <w:sz w:val="19"/>
-              </w:rPr>
-              <w:t xml:space="preserve">stilizzato curato</w:t>
-            </w:r>
-            <w:r>
-              <w:rPr>
-                <w:sz w:val="19"/>
-              </w:rPr>
-              <w:t xml:space="preserve">”</w:t>
-            </w:r>
-            <w:r>
-              <w:rPr>
-                <w:sz w:val="19"/>
-              </w:rPr>
-              <w:t xml:space="preserve">, come un buon gioco per telefono), cominciando dallo sfondo</w:t>
+              <w:t xml:space="preserve">La scritta CYF ben visibile anche sulle maglie, dietro la schiena, e ogni tanto un cartello CYF in pista</w:t>
             </w:r>
           </w:p>
         </w:tc>
@@ -5785,19 +6013,19 @@
         <w:tc>
           <w:tcPr>
             <w:tcW w:type="dxa" w:w="1134"/>
-            <w:shd w:val="clear" w:color="auto" w:fill="FDE2D6"/>
-          </w:tcPr>
-          <w:p>
-            <w:pPr>
-              <w:pStyle w:val="Compact"/>
-              <w:spacing w:after="40"/>
-              <w:jc w:val="left"/>
-            </w:pPr>
-            <w:r>
-              <w:rPr>
-                <w:sz w:val="19"/>
-              </w:rPr>
-              <w:t xml:space="preserve">Da fare</w:t>
+            <w:shd w:val="clear" w:color="auto" w:fill="FFF1C7"/>
+          </w:tcPr>
+          <w:p>
+            <w:pPr>
+              <w:pStyle w:val="Compact"/>
+              <w:spacing w:after="40"/>
+              <w:jc w:val="left"/>
+            </w:pPr>
+            <w:r>
+              <w:rPr>
+                <w:sz w:val="19"/>
+              </w:rPr>
+              <w:t xml:space="preserve">In corso</w:t>
             </w:r>
           </w:p>
         </w:tc>
@@ -5815,72 +6043,45 @@
               <w:rPr>
                 <w:sz w:val="19"/>
               </w:rPr>
-              <w:t xml:space="preserve">Scelta di Luigi del 27/10 sera tra 4 livelli (1 oggi; 2 stilizzato curato; 3 modelli 3D veri città per città; 4 quasi realistico, sconsigliato: su Android WebGPU c’è solo da Android 12 in su e i telefoni si scaldano).</w:t>
-            </w:r>
-            <w:r>
-              <w:rPr>
-                <w:sz w:val="19"/>
-              </w:rPr>
-              <w:t xml:space="preserve"> </w:t>
-            </w:r>
-            <w:r>
-              <w:rPr>
-                <w:bCs/>
-                <w:b/>
-                <w:sz w:val="19"/>
-              </w:rPr>
-              <w:t xml:space="preserve">Prima parte, lo sfondo:</w:t>
-            </w:r>
-            <w:r>
-              <w:rPr>
-                <w:sz w:val="19"/>
-              </w:rPr>
-              <w:t xml:space="preserve"> </w:t>
-            </w:r>
-            <w:r>
-              <w:rPr>
-                <w:sz w:val="19"/>
-              </w:rPr>
-              <w:t xml:space="preserve">(1) cielo con nuvole dipinte su due strati che scorrono piano, sole con alone morbido, colori del cielo coerenti con la cartolina di ogni città; (2) cartolina in profondità: ogni città divisa in 2-3 piani a distanze diverse (lontano monti e colline, in mezzo la città, davanti il monumento), così quando la strada curva o il rider si sposta i piani scorrono a velocità diverse e lo sfondo ha profondità; (3) luce coerente: i palazzi e il monumento sono illuminati dalla parte del sole del cielo; (4) nessuna linea netta tra pista e sfondo: suolo lontano, nebbia della pista e foschia della cartolina sfumano l’uno nell’altro; (5) anche la Neve con uno sfondo dipinto a più piani (cime con ghiacciai, boschi, valle); (6) piccoli movimenti: nuvole, uccelli lontani, acqua che luccica dove c’è il mare o il fiume. Limiti: al massimo 3 oggetti da disegnare in più per lo sfondo; memoria della scheda video per lo sfondo di una città ≤ 16 MB sul PC e ≤ 6 MB sul telefono; si dipinge nel worker come oggi (R-405); nessun fotogramma perso (lo misura A-14).</w:t>
-            </w:r>
-            <w:r>
-              <w:rPr>
-                <w:sz w:val="19"/>
-              </w:rPr>
-              <w:t xml:space="preserve"> </w:t>
-            </w:r>
-            <w:r>
-              <w:rPr>
-                <w:bCs/>
-                <w:b/>
-                <w:sz w:val="19"/>
-              </w:rPr>
-              <w:t xml:space="preserve">Seconda parte, il resto della scena:</w:t>
-            </w:r>
-            <w:r>
-              <w:rPr>
-                <w:sz w:val="19"/>
-              </w:rPr>
-              <w:t xml:space="preserve"> </w:t>
-            </w:r>
-            <w:r>
-              <w:rPr>
-                <w:sz w:val="19"/>
-              </w:rPr>
-              <w:t xml:space="preserve">Three.js nuovo (A-16), correzione di luce e colore (tone mapping ACES) e colori di ogni città, luce morbida con le ombre di contatto dipinte nei modelli, alberi e palazzi più fitti con l’instancing, polvere di neve e scia, neve e asfalto con rilievo; gli effetti più pesanti (bagliore, vignetta) solo dove il dispositivo regge, con la qualità scelta in automatico (A-14)</w:t>
+              <w:t xml:space="preserve">Dalla 0.25.3. Maglie: CYF grande sulla schiena, bianco con il bordo blu notte (si legge su ogni colore e su ogni maglia, anche quelle della settimana): la telecamera e gli altri giocatori vedono il rider da dietro, di tre quarti. Largo meno di un terzo del giro del busto, così non arriva sui fianchi, dove restano gli stemmi CYF; lo stemma resta anche sul petto e piccolo in alto sulla schiena. Pista: ogni 23 paline (circa 506 m, il primo a circa 240 m dalla partenza) un arco CYF sopra la strada: due torri blu notte appena fuori dalle paline (a 21 m dal centro, si urtano come le paline) e uno striscione con CYF ripetuto con il bordo basso ad almeno 9,7 m dal terreno, più in alto della testa del rider nel salto più alto (~8,6 m), quindi non si tocca mai; mai negli ultimi 60 m prima del traguardo. Non usa numeri casuali: la pista resta identica per tutti e in ogni città Pronto nella 0.25.3 (da pubblicare), con la prova a foto</w:t>
+            </w:r>
+            <w:r>
+              <w:rPr>
+                <w:sz w:val="19"/>
+              </w:rPr>
+              <w:t xml:space="preserve"> </w:t>
+            </w:r>
+            <w:r>
+              <w:rPr>
+                <w:rStyle w:val="VerbatimChar"/>
+                <w:sz w:val="19"/>
+              </w:rPr>
+              <w:t xml:space="preserve">test_cyf.py</w:t>
+            </w:r>
+            <w:r>
+              <w:rPr>
+                <w:sz w:val="19"/>
+              </w:rPr>
+              <w:t xml:space="preserve"> </w:t>
+            </w:r>
+            <w:r>
+              <w:rPr>
+                <w:sz w:val="19"/>
+              </w:rPr>
+              <w:t xml:space="preserve">(archi da 70 m) e le foto della giacca guardate (S-50).</w:t>
             </w:r>
           </w:p>
         </w:tc>
       </w:tr>
     </w:tbl>
     <w:bookmarkEnd w:id="25"/>
-    <w:bookmarkStart w:id="26" w:name="documentazione"/>
+    <w:bookmarkStart w:id="26" w:name="grafica-e-qualità"/>
     <w:p>
       <w:pPr>
         <w:pStyle w:val="Heading1"/>
       </w:pPr>
       <w:r>
-        <w:t xml:space="preserve">6. Documentazione</w:t>
+        <w:t xml:space="preserve">5. Grafica e qualità</w:t>
       </w:r>
     </w:p>
     <w:tbl>
@@ -6031,7 +6232,7 @@
               <w:rPr>
                 <w:sz w:val="19"/>
               </w:rPr>
-              <w:t xml:space="preserve">R-510</w:t>
+              <w:t xml:space="preserve">R-513</w:t>
             </w:r>
           </w:p>
         </w:tc>
@@ -6049,7 +6250,31 @@
               <w:rPr>
                 <w:sz w:val="19"/>
               </w:rPr>
-              <w:t xml:space="preserve">Il software deve crescere senza rallentare; la struttura la sceglie Claude</w:t>
+              <w:t xml:space="preserve">Migliorare la grafica degli scenari fino al livello 2 (</w:t>
+            </w:r>
+            <w:r>
+              <w:rPr>
+                <w:sz w:val="19"/>
+              </w:rPr>
+              <w:t xml:space="preserve">“</w:t>
+            </w:r>
+            <w:r>
+              <w:rPr>
+                <w:sz w:val="19"/>
+              </w:rPr>
+              <w:t xml:space="preserve">stilizzato curato</w:t>
+            </w:r>
+            <w:r>
+              <w:rPr>
+                <w:sz w:val="19"/>
+              </w:rPr>
+              <w:t xml:space="preserve">”</w:t>
+            </w:r>
+            <w:r>
+              <w:rPr>
+                <w:sz w:val="19"/>
+              </w:rPr>
+              <w:t xml:space="preserve">, come un buon gioco per telefono), cominciando dallo sfondo</w:t>
             </w:r>
           </w:p>
         </w:tc>
@@ -6067,26 +6292,26 @@
               <w:rPr>
                 <w:sz w:val="19"/>
               </w:rPr>
-              <w:t xml:space="preserve">26/10/2026</w:t>
+              <w:t xml:space="preserve">27/10/2026</w:t>
             </w:r>
           </w:p>
         </w:tc>
         <w:tc>
           <w:tcPr>
             <w:tcW w:type="dxa" w:w="1134"/>
-            <w:shd w:val="clear" w:color="auto" w:fill="FFF1C7"/>
-          </w:tcPr>
-          <w:p>
-            <w:pPr>
-              <w:pStyle w:val="Compact"/>
-              <w:spacing w:after="40"/>
-              <w:jc w:val="left"/>
-            </w:pPr>
-            <w:r>
-              <w:rPr>
-                <w:sz w:val="19"/>
-              </w:rPr>
-              <w:t xml:space="preserve">In corso</w:t>
+            <w:shd w:val="clear" w:color="auto" w:fill="FDE2D6"/>
+          </w:tcPr>
+          <w:p>
+            <w:pPr>
+              <w:pStyle w:val="Compact"/>
+              <w:spacing w:after="40"/>
+              <w:jc w:val="left"/>
+            </w:pPr>
+            <w:r>
+              <w:rPr>
+                <w:sz w:val="19"/>
+              </w:rPr>
+              <w:t xml:space="preserve">Da fare</w:t>
             </w:r>
           </w:p>
         </w:tc>
@@ -6104,14 +6329,303 @@
               <w:rPr>
                 <w:sz w:val="19"/>
               </w:rPr>
-              <w:t xml:space="preserve">Scelta S-43; piano nella sezione 11 e nei prossimi passi (A-14, A-23, A-25, A-11…)</w:t>
+              <w:t xml:space="preserve">Scelta di Luigi del 27/10 sera tra 4 livelli (1 oggi; 2 stilizzato curato; 3 modelli 3D veri città per città; 4 quasi realistico, sconsigliato: su Android WebGPU c’è solo da Android 12 in su e i telefoni si scaldano).</w:t>
+            </w:r>
+            <w:r>
+              <w:rPr>
+                <w:sz w:val="19"/>
+              </w:rPr>
+              <w:t xml:space="preserve"> </w:t>
+            </w:r>
+            <w:r>
+              <w:rPr>
+                <w:bCs/>
+                <w:b/>
+                <w:sz w:val="19"/>
+              </w:rPr>
+              <w:t xml:space="preserve">Prima parte, lo sfondo:</w:t>
+            </w:r>
+            <w:r>
+              <w:rPr>
+                <w:sz w:val="19"/>
+              </w:rPr>
+              <w:t xml:space="preserve"> </w:t>
+            </w:r>
+            <w:r>
+              <w:rPr>
+                <w:sz w:val="19"/>
+              </w:rPr>
+              <w:t xml:space="preserve">(1) cielo con nuvole dipinte su due strati che scorrono piano, sole con alone morbido, colori del cielo coerenti con la cartolina di ogni città; (2) cartolina in profondità: ogni città divisa in 2-3 piani a distanze diverse (lontano monti e colline, in mezzo la città, davanti il monumento), così quando la strada curva o il rider si sposta i piani scorrono a velocità diverse e lo sfondo ha profondità; (3) luce coerente: i palazzi e il monumento sono illuminati dalla parte del sole del cielo; (4) nessuna linea netta tra pista e sfondo: suolo lontano, nebbia della pista e foschia della cartolina sfumano l’uno nell’altro; (5) anche la Neve con uno sfondo dipinto a più piani (cime con ghiacciai, boschi, valle); (6) piccoli movimenti: nuvole, uccelli lontani, acqua che luccica dove c’è il mare o il fiume. Limiti: al massimo 3 oggetti da disegnare in più per lo sfondo; memoria della scheda video per lo sfondo di una città ≤ 16 MB sul PC e ≤ 6 MB sul telefono; si dipinge nel worker come oggi (R-405); nessun fotogramma perso (lo misura A-14).</w:t>
+            </w:r>
+            <w:r>
+              <w:rPr>
+                <w:sz w:val="19"/>
+              </w:rPr>
+              <w:t xml:space="preserve"> </w:t>
+            </w:r>
+            <w:r>
+              <w:rPr>
+                <w:bCs/>
+                <w:b/>
+                <w:sz w:val="19"/>
+              </w:rPr>
+              <w:t xml:space="preserve">Seconda parte, il resto della scena:</w:t>
+            </w:r>
+            <w:r>
+              <w:rPr>
+                <w:sz w:val="19"/>
+              </w:rPr>
+              <w:t xml:space="preserve"> </w:t>
+            </w:r>
+            <w:r>
+              <w:rPr>
+                <w:sz w:val="19"/>
+              </w:rPr>
+              <w:t xml:space="preserve">Three.js nuovo (A-16), correzione di luce e colore (tone mapping ACES) e colori di ogni città, luce morbida con le ombre di contatto dipinte nei modelli, alberi e palazzi più fitti con l’instancing, polvere di neve e scia, neve e asfalto con rilievo; gli effetti più pesanti (bagliore, vignetta) solo dove il dispositivo regge, con la qualità scelta in automatico (A-14)</w:t>
             </w:r>
           </w:p>
         </w:tc>
       </w:tr>
     </w:tbl>
     <w:bookmarkEnd w:id="26"/>
-    <w:bookmarkStart w:id="27" w:name="scelte-fatte-da-claude-da-confermare"/>
+    <w:bookmarkStart w:id="27" w:name="documentazione"/>
+    <w:p>
+      <w:pPr>
+        <w:pStyle w:val="Heading1"/>
+      </w:pPr>
+      <w:r>
+        <w:t xml:space="preserve">6. Documentazione</w:t>
+      </w:r>
+    </w:p>
+    <w:tbl>
+      <w:tblPr>
+        <w:tblStyle w:val="Table"/>
+        <w:tblLook w:firstRow="1" w:lastRow="0" w:firstColumn="0" w:lastColumn="0" w:noHBand="0" w:noVBand="0" w:val="0020"/>
+        <w:jc w:val="start"/>
+        <w:tblBorders>
+          <w:top w:val="single" w:sz="4" w:color="B8C4D2"/>
+          <w:left w:val="single" w:sz="4" w:color="B8C4D2"/>
+          <w:bottom w:val="single" w:sz="4" w:color="B8C4D2"/>
+          <w:right w:val="single" w:sz="4" w:color="B8C4D2"/>
+          <w:insideH w:val="single" w:sz="4" w:color="B8C4D2"/>
+          <w:insideV w:val="single" w:sz="4" w:color="B8C4D2"/>
+        </w:tblBorders>
+        <w:tblW w:w="9865" w:type="dxa"/>
+        <w:tblLayout w:type="fixed"/>
+      </w:tblPr>
+      <w:tblGrid>
+        <w:gridCol w:w="907"/>
+        <w:gridCol w:w="4195"/>
+        <w:gridCol w:w="1134"/>
+        <w:gridCol w:w="1134"/>
+        <w:gridCol w:w="2494"/>
+      </w:tblGrid>
+      <w:tr>
+        <w:trPr>
+          <w:tblHeader w:val="true"/>
+        </w:trPr>
+        <w:tc>
+          <w:tcPr>
+            <w:tcW w:type="dxa" w:w="907"/>
+            <w:shd w:val="clear" w:color="auto" w:fill="13233A"/>
+          </w:tcPr>
+          <w:p>
+            <w:pPr>
+              <w:pStyle w:val="Compact"/>
+              <w:spacing w:after="40"/>
+              <w:jc w:val="left"/>
+            </w:pPr>
+            <w:r>
+              <w:rPr>
+                <w:b/>
+                <w:color w:val="FFFFFF"/>
+                <w:sz w:val="19"/>
+              </w:rPr>
+              <w:t xml:space="preserve">ID</w:t>
+            </w:r>
+          </w:p>
+        </w:tc>
+        <w:tc>
+          <w:tcPr>
+            <w:tcW w:type="dxa" w:w="4195"/>
+            <w:shd w:val="clear" w:color="auto" w:fill="13233A"/>
+          </w:tcPr>
+          <w:p>
+            <w:pPr>
+              <w:pStyle w:val="Compact"/>
+              <w:spacing w:after="40"/>
+              <w:jc w:val="left"/>
+            </w:pPr>
+            <w:r>
+              <w:rPr>
+                <w:b/>
+                <w:color w:val="FFFFFF"/>
+                <w:sz w:val="19"/>
+              </w:rPr>
+              <w:t xml:space="preserve">Richiesta</w:t>
+            </w:r>
+          </w:p>
+        </w:tc>
+        <w:tc>
+          <w:tcPr>
+            <w:tcW w:type="dxa" w:w="1134"/>
+            <w:shd w:val="clear" w:color="auto" w:fill="13233A"/>
+          </w:tcPr>
+          <w:p>
+            <w:pPr>
+              <w:pStyle w:val="Compact"/>
+              <w:spacing w:after="40"/>
+              <w:jc w:val="left"/>
+            </w:pPr>
+            <w:r>
+              <w:rPr>
+                <w:b/>
+                <w:color w:val="FFFFFF"/>
+                <w:sz w:val="19"/>
+              </w:rPr>
+              <w:t xml:space="preserve">Data</w:t>
+            </w:r>
+          </w:p>
+        </w:tc>
+        <w:tc>
+          <w:tcPr>
+            <w:tcW w:type="dxa" w:w="1134"/>
+            <w:shd w:val="clear" w:color="auto" w:fill="13233A"/>
+          </w:tcPr>
+          <w:p>
+            <w:pPr>
+              <w:pStyle w:val="Compact"/>
+              <w:spacing w:after="40"/>
+              <w:jc w:val="left"/>
+            </w:pPr>
+            <w:r>
+              <w:rPr>
+                <w:b/>
+                <w:color w:val="FFFFFF"/>
+                <w:sz w:val="19"/>
+              </w:rPr>
+              <w:t xml:space="preserve">Stato</w:t>
+            </w:r>
+          </w:p>
+        </w:tc>
+        <w:tc>
+          <w:tcPr>
+            <w:tcW w:type="dxa" w:w="2494"/>
+            <w:shd w:val="clear" w:color="auto" w:fill="13233A"/>
+          </w:tcPr>
+          <w:p>
+            <w:pPr>
+              <w:pStyle w:val="Compact"/>
+              <w:spacing w:after="40"/>
+              <w:jc w:val="left"/>
+            </w:pPr>
+            <w:r>
+              <w:rPr>
+                <w:b/>
+                <w:color w:val="FFFFFF"/>
+                <w:sz w:val="19"/>
+              </w:rPr>
+              <w:t xml:space="preserve">Come funziona oggi</w:t>
+            </w:r>
+          </w:p>
+        </w:tc>
+      </w:tr>
+      <w:tr>
+        <w:tc>
+          <w:tcPr>
+            <w:tcW w:type="dxa" w:w="907"/>
+          </w:tcPr>
+          <w:p>
+            <w:pPr>
+              <w:pStyle w:val="Compact"/>
+              <w:spacing w:after="40"/>
+              <w:jc w:val="left"/>
+            </w:pPr>
+            <w:r>
+              <w:rPr>
+                <w:sz w:val="19"/>
+              </w:rPr>
+              <w:t xml:space="preserve">R-510</w:t>
+            </w:r>
+          </w:p>
+        </w:tc>
+        <w:tc>
+          <w:tcPr>
+            <w:tcW w:type="dxa" w:w="4195"/>
+          </w:tcPr>
+          <w:p>
+            <w:pPr>
+              <w:pStyle w:val="Compact"/>
+              <w:spacing w:after="40"/>
+              <w:jc w:val="left"/>
+            </w:pPr>
+            <w:r>
+              <w:rPr>
+                <w:sz w:val="19"/>
+              </w:rPr>
+              <w:t xml:space="preserve">Il software deve crescere senza rallentare; la struttura la sceglie Claude</w:t>
+            </w:r>
+          </w:p>
+        </w:tc>
+        <w:tc>
+          <w:tcPr>
+            <w:tcW w:type="dxa" w:w="1134"/>
+          </w:tcPr>
+          <w:p>
+            <w:pPr>
+              <w:pStyle w:val="Compact"/>
+              <w:spacing w:after="40"/>
+              <w:jc w:val="left"/>
+            </w:pPr>
+            <w:r>
+              <w:rPr>
+                <w:sz w:val="19"/>
+              </w:rPr>
+              <w:t xml:space="preserve">26/10/2026</w:t>
+            </w:r>
+          </w:p>
+        </w:tc>
+        <w:tc>
+          <w:tcPr>
+            <w:tcW w:type="dxa" w:w="1134"/>
+            <w:shd w:val="clear" w:color="auto" w:fill="FFF1C7"/>
+          </w:tcPr>
+          <w:p>
+            <w:pPr>
+              <w:pStyle w:val="Compact"/>
+              <w:spacing w:after="40"/>
+              <w:jc w:val="left"/>
+            </w:pPr>
+            <w:r>
+              <w:rPr>
+                <w:sz w:val="19"/>
+              </w:rPr>
+              <w:t xml:space="preserve">In corso</w:t>
+            </w:r>
+          </w:p>
+        </w:tc>
+        <w:tc>
+          <w:tcPr>
+            <w:tcW w:type="dxa" w:w="2494"/>
+          </w:tcPr>
+          <w:p>
+            <w:pPr>
+              <w:pStyle w:val="Compact"/>
+              <w:spacing w:after="40"/>
+              <w:jc w:val="left"/>
+            </w:pPr>
+            <w:r>
+              <w:rPr>
+                <w:sz w:val="19"/>
+              </w:rPr>
+              <w:t xml:space="preserve">Scelta S-43; piano nella sezione 11 e nei prossimi passi (A-14, A-23, A-25, A-11…)</w:t>
+            </w:r>
+          </w:p>
+        </w:tc>
+      </w:tr>
+    </w:tbl>
+    <w:bookmarkEnd w:id="27"/>
+    <w:bookmarkStart w:id="28" w:name="scelte-fatte-da-claude-da-confermare"/>
     <w:p>
       <w:pPr>
         <w:pStyle w:val="Heading1"/>
@@ -11762,8 +12276,8 @@
         </w:tc>
       </w:tr>
     </w:tbl>
-    <w:bookmarkEnd w:id="27"/>
-    <w:bookmarkStart w:id="28" w:name="idee-per-il-futuro-da-confermare"/>
+    <w:bookmarkEnd w:id="28"/>
+    <w:bookmarkStart w:id="29" w:name="idee-per-il-futuro-da-confermare"/>
     <w:p>
       <w:pPr>
         <w:pStyle w:val="Heading1"/>
@@ -12828,8 +13342,8 @@
         </w:tc>
       </w:tr>
     </w:tbl>
-    <w:bookmarkEnd w:id="28"/>
-    <w:bookmarkStart w:id="29" w:name="da-fare"/>
+    <w:bookmarkEnd w:id="29"/>
+    <w:bookmarkStart w:id="30" w:name="da-fare"/>
     <w:p>
       <w:pPr>
         <w:pStyle w:val="Heading1"/>
@@ -13550,8 +14064,8 @@
         </w:tc>
       </w:tr>
     </w:tbl>
-    <w:bookmarkEnd w:id="29"/>
-    <w:bookmarkStart w:id="30" w:name="X38ada45128bb1909ebb68cbfba9bfaa8c77a6fa"/>
+    <w:bookmarkEnd w:id="30"/>
+    <w:bookmarkStart w:id="31" w:name="X38ada45128bb1909ebb68cbfba9bfaa8c77a6fa"/>
     <w:p>
       <w:pPr>
         <w:pStyle w:val="Heading1"/>
@@ -15927,8 +16441,8 @@
         <w:t xml:space="preserve">in locale o il cancello su GitHub.</w:t>
       </w:r>
     </w:p>
-    <w:bookmarkEnd w:id="30"/>
-    <w:bookmarkStart w:id="31" w:name="Xcc9d507ef18e501e5663cfd7b84fe1676e9ab59"/>
+    <w:bookmarkEnd w:id="31"/>
+    <w:bookmarkStart w:id="32" w:name="Xcc9d507ef18e501e5663cfd7b84fe1676e9ab59"/>
     <w:p>
       <w:pPr>
         <w:pStyle w:val="Heading1"/>
@@ -16932,7 +17446,7 @@
               <w:rPr>
                 <w:sz w:val="19"/>
               </w:rPr>
-              <w:t xml:space="preserve">conta le gare partite da un link di sfida. Scelte S-44 Online dalla 0.25.3 (27/10 alle 23:40); resta In corso finché il turno di notte non aggiunge le sue prove (S-50).</w:t>
+              <w:t xml:space="preserve">conta le gare partite da un link di sfida. Scelte S-44 Nella 0.25.3, pronta da pubblicare (prove verdi il 27/10 sera); resta In corso finché non è online e il turno di notte non aggiunge le sue prove (S-50).</w:t>
             </w:r>
           </w:p>
         </w:tc>
@@ -17216,7 +17730,7 @@
               <w:rPr>
                 <w:sz w:val="19"/>
               </w:rPr>
-              <w:t xml:space="preserve">e al suo posto arriva subito un obiettivo nuovo di un altro tipo. Tipi (27 obiettivi): salti mortali (1, 3, 5), rotazioni di 360°, 540° e 720° in un salto, prese della tavola (3, 8), due acrobazie in un salto (1, 3), porte (10, 25), serie di porte di fila (5, 8), bonus raccolti (20, 50), trampolini giganti (1, 3), chilometri (3, 8), velocità di 70 e 78 km/h, gare finite (1, 3), podio in gara con almeno un altro corridore, pista del giorno finita, gara finita senza cadere. Le stelle e gli obiettivi in corso restano sul dispositivo e nel profilo con il codice personale (R-226), quindi si ritrovano su un altro telefono. Le stelle per ora non danno punti né premi: vedi S-45 Online dalla 0.25.3 (27/10 alle 23:40); resta In corso finché il turno di notte non aggiunge le sue prove (S-50).</w:t>
+              <w:t xml:space="preserve">e al suo posto arriva subito un obiettivo nuovo di un altro tipo. Tipi (27 obiettivi): salti mortali (1, 3, 5), rotazioni di 360°, 540° e 720° in un salto, prese della tavola (3, 8), due acrobazie in un salto (1, 3), porte (10, 25), serie di porte di fila (5, 8), bonus raccolti (20, 50), trampolini giganti (1, 3), chilometri (3, 8), velocità di 70 e 78 km/h, gare finite (1, 3), podio in gara con almeno un altro corridore, pista del giorno finita, gara finita senza cadere. Le stelle e gli obiettivi in corso restano sul dispositivo e nel profilo con il codice personale (R-226), quindi si ritrovano su un altro telefono. Le stelle per ora non danno punti né premi: vedi S-45 Nella 0.25.3, pronta da pubblicare (prove verdi il 27/10 sera); resta In corso finché non è online e il turno di notte non aggiunge le sue prove (S-50).</w:t>
             </w:r>
           </w:p>
         </w:tc>
@@ -17627,7 +18141,7 @@
               <w:rPr>
                 <w:sz w:val="19"/>
               </w:rPr>
-              <w:t xml:space="preserve">, orientamento orizzontale, PEGI 12 Online dalla 0.25.3 (27/10 alle 23:40); resta In corso finché il turno di notte non aggiunge le sue prove (S-50).</w:t>
+              <w:t xml:space="preserve">, orientamento orizzontale, PEGI 12 Nella 0.25.3, pronta da pubblicare (prove verdi il 27/10 sera); resta In corso finché non è online e il turno di notte non aggiunge le sue prove (S-50).</w:t>
             </w:r>
           </w:p>
         </w:tc>
@@ -18132,7 +18646,7 @@
               <w:rPr>
                 <w:sz w:val="19"/>
               </w:rPr>
-              <w:t xml:space="preserve">). Idea F-14 (parti del personaggio da sbloccare): questo è il primo pezzo, deciso dal server quindi senza imbrogli Online dalla 0.25.3 (27/10 alle 23:40); resta In corso finché il turno di notte non aggiunge le sue prove (S-50).</w:t>
+              <w:t xml:space="preserve">). Idea F-14 (parti del personaggio da sbloccare): questo è il primo pezzo, deciso dal server quindi senza imbrogli Nella 0.25.3, pronta da pubblicare (prove verdi il 27/10 sera); resta In corso finché non è online e il turno di notte non aggiunge le sue prove (S-50).</w:t>
             </w:r>
           </w:p>
         </w:tc>
@@ -18735,7 +19249,7 @@
               <w:rPr>
                 <w:sz w:val="19"/>
               </w:rPr>
-              <w:t xml:space="preserve">. Scelte S-48 Online dalla 0.25.3 (27/10 alle 23:40); resta In corso finché il turno di notte non aggiunge le sue prove (S-50).</w:t>
+              <w:t xml:space="preserve">. Scelte S-48 Nella 0.25.3, pronta da pubblicare (prove verdi il 27/10 sera); resta In corso finché non è online e il turno di notte non aggiunge le sue prove (S-50).</w:t>
             </w:r>
           </w:p>
         </w:tc>
@@ -19113,13 +19627,1380 @@
               <w:rPr>
                 <w:sz w:val="19"/>
               </w:rPr>
-              <w:t xml:space="preserve">su /api/stats; classifica su /api/gp. Niente notifiche sul telefono (il browser non le manda senza permesso): l’orario è fisso proprio per non averne bisogno. Scelte S-49 Online dalla 0.25.3 (27/10 alle 23:40); resta In corso finché il turno di notte non aggiunge le sue prove (S-50).</w:t>
+              <w:t xml:space="preserve">su /api/stats; classifica su /api/gp. Niente notifiche sul telefono (il browser non le manda senza permesso): l’orario è fisso proprio per non averne bisogno. Scelte S-49 Nella 0.25.3, pronta da pubblicare (prove verdi il 27/10 sera); resta In corso finché non è online e il turno di notte non aggiunge le sue prove (S-50).</w:t>
             </w:r>
           </w:p>
         </w:tc>
       </w:tr>
     </w:tbl>
-    <w:bookmarkEnd w:id="31"/>
+    <w:bookmarkEnd w:id="32"/>
+    <w:bookmarkStart w:id="33" w:name="X3cf251cf2a7fc009966e540b1607b078fce84ba"/>
+    <w:p>
+      <w:pPr>
+        <w:pStyle w:val="Heading1"/>
+      </w:pPr>
+      <w:r>
+        <w:t xml:space="preserve">Versioni scritte, in attesa delle prove della notte</w:t>
+      </w:r>
+    </w:p>
+    <w:p>
+      <w:pPr>
+        <w:pStyle w:val="FirstParagraph"/>
+      </w:pPr>
+      <w:r>
+        <w:t xml:space="preserve">Più nuove della versione online (0.20.2): sono sui rami</w:t>
+      </w:r>
+      <w:r>
+        <w:t xml:space="preserve"> </w:t>
+      </w:r>
+      <w:r>
+        <w:rPr>
+          <w:rStyle w:val="VerbatimChar"/>
+        </w:rPr>
+        <w:t xml:space="preserve">giorno/…</w:t>
+      </w:r>
+      <w:r>
+        <w:t xml:space="preserve">; il turno di notte le prova e le pubblica, poi passano nell’altro documento.</w:t>
+      </w:r>
+    </w:p>
+    <w:tbl>
+      <w:tblPr>
+        <w:tblStyle w:val="Table"/>
+        <w:tblLook w:firstRow="1" w:lastRow="0" w:firstColumn="0" w:lastColumn="0" w:noHBand="0" w:noVBand="0" w:val="0020"/>
+        <w:jc w:val="start"/>
+        <w:tblBorders>
+          <w:top w:val="single" w:sz="4" w:color="B8C4D2"/>
+          <w:left w:val="single" w:sz="4" w:color="B8C4D2"/>
+          <w:bottom w:val="single" w:sz="4" w:color="B8C4D2"/>
+          <w:right w:val="single" w:sz="4" w:color="B8C4D2"/>
+          <w:insideH w:val="single" w:sz="4" w:color="B8C4D2"/>
+          <w:insideV w:val="single" w:sz="4" w:color="B8C4D2"/>
+        </w:tblBorders>
+        <w:tblW w:w="9865" w:type="dxa"/>
+        <w:tblLayout w:type="fixed"/>
+      </w:tblPr>
+      <w:tblGrid>
+        <w:gridCol w:w="1247"/>
+        <w:gridCol w:w="1360"/>
+        <w:gridCol w:w="7257"/>
+      </w:tblGrid>
+      <w:tr>
+        <w:trPr>
+          <w:tblHeader w:val="true"/>
+        </w:trPr>
+        <w:tc>
+          <w:tcPr>
+            <w:tcW w:type="dxa" w:w="1247"/>
+            <w:shd w:val="clear" w:color="auto" w:fill="13233A"/>
+          </w:tcPr>
+          <w:p>
+            <w:pPr>
+              <w:pStyle w:val="Compact"/>
+              <w:spacing w:after="40"/>
+              <w:jc w:val="left"/>
+            </w:pPr>
+            <w:r>
+              <w:rPr>
+                <w:b/>
+                <w:color w:val="FFFFFF"/>
+                <w:sz w:val="19"/>
+              </w:rPr>
+              <w:t xml:space="preserve">Versione</w:t>
+            </w:r>
+          </w:p>
+        </w:tc>
+        <w:tc>
+          <w:tcPr>
+            <w:tcW w:type="dxa" w:w="1361"/>
+            <w:shd w:val="clear" w:color="auto" w:fill="13233A"/>
+          </w:tcPr>
+          <w:p>
+            <w:pPr>
+              <w:pStyle w:val="Compact"/>
+              <w:spacing w:after="40"/>
+              <w:jc w:val="left"/>
+            </w:pPr>
+            <w:r>
+              <w:rPr>
+                <w:b/>
+                <w:color w:val="FFFFFF"/>
+                <w:sz w:val="19"/>
+              </w:rPr>
+              <w:t xml:space="preserve">Data</w:t>
+            </w:r>
+          </w:p>
+        </w:tc>
+        <w:tc>
+          <w:tcPr>
+            <w:tcW w:type="dxa" w:w="7257"/>
+            <w:shd w:val="clear" w:color="auto" w:fill="13233A"/>
+          </w:tcPr>
+          <w:p>
+            <w:pPr>
+              <w:pStyle w:val="Compact"/>
+              <w:spacing w:after="40"/>
+              <w:jc w:val="left"/>
+            </w:pPr>
+            <w:r>
+              <w:rPr>
+                <w:b/>
+                <w:color w:val="FFFFFF"/>
+                <w:sz w:val="19"/>
+              </w:rPr>
+              <w:t xml:space="preserve">Cosa è cambiato</w:t>
+            </w:r>
+          </w:p>
+        </w:tc>
+      </w:tr>
+      <w:tr>
+        <w:tc>
+          <w:tcPr>
+            <w:tcW w:type="dxa" w:w="1247"/>
+          </w:tcPr>
+          <w:p>
+            <w:pPr>
+              <w:pStyle w:val="Compact"/>
+              <w:spacing w:after="40"/>
+              <w:jc w:val="left"/>
+            </w:pPr>
+            <w:r>
+              <w:rPr>
+                <w:sz w:val="19"/>
+              </w:rPr>
+              <w:t xml:space="preserve">0.21.0</w:t>
+            </w:r>
+          </w:p>
+        </w:tc>
+        <w:tc>
+          <w:tcPr>
+            <w:tcW w:type="dxa" w:w="1361"/>
+          </w:tcPr>
+          <w:p>
+            <w:pPr>
+              <w:pStyle w:val="Compact"/>
+              <w:spacing w:after="40"/>
+              <w:jc w:val="left"/>
+            </w:pPr>
+            <w:r>
+              <w:rPr>
+                <w:sz w:val="19"/>
+              </w:rPr>
+              <w:t xml:space="preserve">27/10/2026</w:t>
+            </w:r>
+          </w:p>
+        </w:tc>
+        <w:tc>
+          <w:tcPr>
+            <w:tcW w:type="dxa" w:w="7257"/>
+          </w:tcPr>
+          <w:p>
+            <w:pPr>
+              <w:pStyle w:val="Compact"/>
+              <w:spacing w:after="40"/>
+              <w:jc w:val="left"/>
+            </w:pPr>
+            <w:r>
+              <w:rPr>
+                <w:sz w:val="19"/>
+              </w:rPr>
+              <w:t xml:space="preserve">(Scritta di giorno sul ramo</w:t>
+            </w:r>
+            <w:r>
+              <w:rPr>
+                <w:sz w:val="19"/>
+              </w:rPr>
+              <w:t xml:space="preserve"> </w:t>
+            </w:r>
+            <w:r>
+              <w:rPr>
+                <w:rStyle w:val="VerbatimChar"/>
+                <w:sz w:val="19"/>
+              </w:rPr>
+              <w:t xml:space="preserve">giorno/batti-missioni</w:t>
+            </w:r>
+            <w:r>
+              <w:rPr>
+                <w:sz w:val="19"/>
+              </w:rPr>
+              <w:t xml:space="preserve">; online dopo le prove del turno di notte.)</w:t>
+            </w:r>
+            <w:r>
+              <w:rPr>
+                <w:sz w:val="19"/>
+              </w:rPr>
+              <w:t xml:space="preserve"> </w:t>
+            </w:r>
+            <w:r>
+              <w:rPr>
+                <w:sz w:val="19"/>
+              </w:rPr>
+              <w:t xml:space="preserve">“</w:t>
+            </w:r>
+            <w:r>
+              <w:rPr>
+                <w:sz w:val="19"/>
+              </w:rPr>
+              <w:t xml:space="preserve">Batti il mio tempo</w:t>
+            </w:r>
+            <w:r>
+              <w:rPr>
+                <w:sz w:val="19"/>
+              </w:rPr>
+              <w:t xml:space="preserve">”</w:t>
+            </w:r>
+            <w:r>
+              <w:rPr>
+                <w:sz w:val="19"/>
+              </w:rPr>
+              <w:t xml:space="preserve"> </w:t>
+            </w:r>
+            <w:r>
+              <w:rPr>
+                <w:sz w:val="19"/>
+              </w:rPr>
+              <w:t xml:space="preserve">(R-236, S-44): link della pista del giorno con il tempo da battere, riquadro</w:t>
+            </w:r>
+            <w:r>
+              <w:rPr>
+                <w:sz w:val="19"/>
+              </w:rPr>
+              <w:t xml:space="preserve"> </w:t>
+            </w:r>
+            <w:r>
+              <w:rPr>
+                <w:sz w:val="19"/>
+              </w:rPr>
+              <w:t xml:space="preserve">“</w:t>
+            </w:r>
+            <w:r>
+              <w:rPr>
+                <w:sz w:val="19"/>
+              </w:rPr>
+              <w:t xml:space="preserve">ti sfida</w:t>
+            </w:r>
+            <w:r>
+              <w:rPr>
+                <w:sz w:val="19"/>
+              </w:rPr>
+              <w:t xml:space="preserve">”</w:t>
+            </w:r>
+            <w:r>
+              <w:rPr>
+                <w:sz w:val="19"/>
+              </w:rPr>
+              <w:t xml:space="preserve"> </w:t>
+            </w:r>
+            <w:r>
+              <w:rPr>
+                <w:sz w:val="19"/>
+              </w:rPr>
+              <w:t xml:space="preserve">nel menu, distacco stimato in gara, esito a fine gara, piste dei giorni passati rifatte dal link senza classifica, immagine del risultato 1080×1080 da condividere o salvare (D-05), misura</w:t>
+            </w:r>
+            <w:r>
+              <w:rPr>
+                <w:sz w:val="19"/>
+              </w:rPr>
+              <w:t xml:space="preserve"> </w:t>
+            </w:r>
+            <w:r>
+              <w:rPr>
+                <w:rStyle w:val="VerbatimChar"/>
+                <w:sz w:val="19"/>
+              </w:rPr>
+              <w:t xml:space="preserve">batti_gare</w:t>
+            </w:r>
+            <w:r>
+              <w:rPr>
+                <w:sz w:val="19"/>
+              </w:rPr>
+              <w:t xml:space="preserve">. Missioni (R-243, S-45): 3 obiettivi alla volta nel menu, stelle, avanzamento nel profilo. Moduli nuovi</w:t>
+            </w:r>
+            <w:r>
+              <w:rPr>
+                <w:sz w:val="19"/>
+              </w:rPr>
+              <w:t xml:space="preserve"> </w:t>
+            </w:r>
+            <w:r>
+              <w:rPr>
+                <w:rStyle w:val="VerbatimChar"/>
+                <w:sz w:val="19"/>
+              </w:rPr>
+              <w:t xml:space="preserve">moduli/sfida.js</w:t>
+            </w:r>
+            <w:r>
+              <w:rPr>
+                <w:sz w:val="19"/>
+              </w:rPr>
+              <w:t xml:space="preserve"> </w:t>
+            </w:r>
+            <w:r>
+              <w:rPr>
+                <w:sz w:val="19"/>
+              </w:rPr>
+              <w:t xml:space="preserve">e</w:t>
+            </w:r>
+            <w:r>
+              <w:rPr>
+                <w:sz w:val="19"/>
+              </w:rPr>
+              <w:t xml:space="preserve"> </w:t>
+            </w:r>
+            <w:r>
+              <w:rPr>
+                <w:rStyle w:val="VerbatimChar"/>
+                <w:sz w:val="19"/>
+              </w:rPr>
+              <w:t xml:space="preserve">moduli/missioni.js</w:t>
+            </w:r>
+          </w:p>
+        </w:tc>
+      </w:tr>
+      <w:tr>
+        <w:tc>
+          <w:tcPr>
+            <w:tcW w:type="dxa" w:w="1247"/>
+          </w:tcPr>
+          <w:p>
+            <w:pPr>
+              <w:pStyle w:val="Compact"/>
+              <w:spacing w:after="40"/>
+              <w:jc w:val="left"/>
+            </w:pPr>
+            <w:r>
+              <w:rPr>
+                <w:sz w:val="19"/>
+              </w:rPr>
+              <w:t xml:space="preserve">0.22.0</w:t>
+            </w:r>
+          </w:p>
+        </w:tc>
+        <w:tc>
+          <w:tcPr>
+            <w:tcW w:type="dxa" w:w="1361"/>
+          </w:tcPr>
+          <w:p>
+            <w:pPr>
+              <w:pStyle w:val="Compact"/>
+              <w:spacing w:after="40"/>
+              <w:jc w:val="left"/>
+            </w:pPr>
+            <w:r>
+              <w:rPr>
+                <w:sz w:val="19"/>
+              </w:rPr>
+              <w:t xml:space="preserve">27/10/2026</w:t>
+            </w:r>
+          </w:p>
+        </w:tc>
+        <w:tc>
+          <w:tcPr>
+            <w:tcW w:type="dxa" w:w="7257"/>
+          </w:tcPr>
+          <w:p>
+            <w:pPr>
+              <w:pStyle w:val="Compact"/>
+              <w:spacing w:after="40"/>
+              <w:jc w:val="left"/>
+            </w:pPr>
+            <w:r>
+              <w:rPr>
+                <w:sz w:val="19"/>
+              </w:rPr>
+              <w:t xml:space="preserve">(Scritta di giorno sul ramo</w:t>
+            </w:r>
+            <w:r>
+              <w:rPr>
+                <w:sz w:val="19"/>
+              </w:rPr>
+              <w:t xml:space="preserve"> </w:t>
+            </w:r>
+            <w:r>
+              <w:rPr>
+                <w:rStyle w:val="VerbatimChar"/>
+                <w:sz w:val="19"/>
+              </w:rPr>
+              <w:t xml:space="preserve">giorno/portale-settimana</w:t>
+            </w:r>
+            <w:r>
+              <w:rPr>
+                <w:sz w:val="19"/>
+              </w:rPr>
+              <w:t xml:space="preserve">; online dopo le prove del turno di notte.) Pronti per i portali di giochi (R-244, S-46, da F-15): modalità portale con</w:t>
+            </w:r>
+            <w:r>
+              <w:rPr>
+                <w:sz w:val="19"/>
+              </w:rPr>
+              <w:t xml:space="preserve"> </w:t>
+            </w:r>
+            <w:r>
+              <w:rPr>
+                <w:rStyle w:val="VerbatimChar"/>
+                <w:sz w:val="19"/>
+              </w:rPr>
+              <w:t xml:space="preserve">?portale=crazygames</w:t>
+            </w:r>
+            <w:r>
+              <w:rPr>
+                <w:sz w:val="19"/>
+              </w:rPr>
+              <w:t xml:space="preserve"> </w:t>
+            </w:r>
+            <w:r>
+              <w:rPr>
+                <w:sz w:val="19"/>
+              </w:rPr>
+              <w:t xml:space="preserve">(niente donazioni, niente link esterni, codice al posto del link nella stanza, testi senza link), casella</w:t>
+            </w:r>
+            <w:r>
+              <w:rPr>
+                <w:sz w:val="19"/>
+              </w:rPr>
+              <w:t xml:space="preserve"> </w:t>
+            </w:r>
+            <w:r>
+              <w:rPr>
+                <w:sz w:val="19"/>
+              </w:rPr>
+              <w:t xml:space="preserve">“</w:t>
+            </w:r>
+            <w:r>
+              <w:rPr>
+                <w:sz w:val="19"/>
+              </w:rPr>
+              <w:t xml:space="preserve">Messaggi vocali</w:t>
+            </w:r>
+            <w:r>
+              <w:rPr>
+                <w:sz w:val="19"/>
+              </w:rPr>
+              <w:t xml:space="preserve">”</w:t>
+            </w:r>
+            <w:r>
+              <w:rPr>
+                <w:sz w:val="19"/>
+              </w:rPr>
+              <w:t xml:space="preserve"> </w:t>
+            </w:r>
+            <w:r>
+              <w:rPr>
+                <w:sz w:val="19"/>
+              </w:rPr>
+              <w:t xml:space="preserve">nel menu per spegnere i vocali (spenti sul portale), audio che riparte al tocco su iPhone, niente lente sul testo toccando la pista. Nuovo modulo</w:t>
+            </w:r>
+            <w:r>
+              <w:rPr>
+                <w:sz w:val="19"/>
+              </w:rPr>
+              <w:t xml:space="preserve"> </w:t>
+            </w:r>
+            <w:r>
+              <w:rPr>
+                <w:rStyle w:val="VerbatimChar"/>
+                <w:sz w:val="19"/>
+              </w:rPr>
+              <w:t xml:space="preserve">moduli/portale.js</w:t>
+            </w:r>
+          </w:p>
+        </w:tc>
+      </w:tr>
+      <w:tr>
+        <w:tc>
+          <w:tcPr>
+            <w:tcW w:type="dxa" w:w="1247"/>
+          </w:tcPr>
+          <w:p>
+            <w:pPr>
+              <w:pStyle w:val="Compact"/>
+              <w:spacing w:after="40"/>
+              <w:jc w:val="left"/>
+            </w:pPr>
+            <w:r>
+              <w:rPr>
+                <w:sz w:val="19"/>
+              </w:rPr>
+              <w:t xml:space="preserve">0.23.0</w:t>
+            </w:r>
+          </w:p>
+        </w:tc>
+        <w:tc>
+          <w:tcPr>
+            <w:tcW w:type="dxa" w:w="1361"/>
+          </w:tcPr>
+          <w:p>
+            <w:pPr>
+              <w:pStyle w:val="Compact"/>
+              <w:spacing w:after="40"/>
+              <w:jc w:val="left"/>
+            </w:pPr>
+            <w:r>
+              <w:rPr>
+                <w:sz w:val="19"/>
+              </w:rPr>
+              <w:t xml:space="preserve">27/10/2026</w:t>
+            </w:r>
+          </w:p>
+        </w:tc>
+        <w:tc>
+          <w:tcPr>
+            <w:tcW w:type="dxa" w:w="7257"/>
+          </w:tcPr>
+          <w:p>
+            <w:pPr>
+              <w:pStyle w:val="Compact"/>
+              <w:spacing w:after="40"/>
+              <w:jc w:val="left"/>
+            </w:pPr>
+            <w:r>
+              <w:rPr>
+                <w:sz w:val="19"/>
+              </w:rPr>
+              <w:t xml:space="preserve">(Stesso ramo.) Città della settimana con la maglia esclusiva (R-245, S-47): riquadro nel menu con la città, la scadenza e</w:t>
+            </w:r>
+            <w:r>
+              <w:rPr>
+                <w:sz w:val="19"/>
+              </w:rPr>
+              <w:t xml:space="preserve"> </w:t>
+            </w:r>
+            <w:r>
+              <w:rPr>
+                <w:sz w:val="19"/>
+              </w:rPr>
+              <w:t xml:space="preserve">“</w:t>
+            </w:r>
+            <w:r>
+              <w:rPr>
+                <w:sz w:val="19"/>
+              </w:rPr>
+              <w:t xml:space="preserve">Corri a …</w:t>
+            </w:r>
+            <w:r>
+              <w:rPr>
+                <w:sz w:val="19"/>
+              </w:rPr>
+              <w:t xml:space="preserve">”</w:t>
+            </w:r>
+            <w:r>
+              <w:rPr>
+                <w:sz w:val="19"/>
+              </w:rPr>
+              <w:t xml:space="preserve">; il server assegna la maglia a chi finisce una gara in quella città e la ricorda; gruppo</w:t>
+            </w:r>
+            <w:r>
+              <w:rPr>
+                <w:sz w:val="19"/>
+              </w:rPr>
+              <w:t xml:space="preserve"> </w:t>
+            </w:r>
+            <w:r>
+              <w:rPr>
+                <w:sz w:val="19"/>
+              </w:rPr>
+              <w:t xml:space="preserve">“</w:t>
+            </w:r>
+            <w:r>
+              <w:rPr>
+                <w:sz w:val="19"/>
+              </w:rPr>
+              <w:t xml:space="preserve">Maglie della settimana</w:t>
+            </w:r>
+            <w:r>
+              <w:rPr>
+                <w:sz w:val="19"/>
+              </w:rPr>
+              <w:t xml:space="preserve">”</w:t>
+            </w:r>
+            <w:r>
+              <w:rPr>
+                <w:sz w:val="19"/>
+              </w:rPr>
+              <w:t xml:space="preserve"> </w:t>
+            </w:r>
+            <w:r>
+              <w:rPr>
+                <w:sz w:val="19"/>
+              </w:rPr>
+              <w:t xml:space="preserve">nel personaggio; misure</w:t>
+            </w:r>
+            <w:r>
+              <w:rPr>
+                <w:sz w:val="19"/>
+              </w:rPr>
+              <w:t xml:space="preserve"> </w:t>
+            </w:r>
+            <w:r>
+              <w:rPr>
+                <w:rStyle w:val="VerbatimChar"/>
+                <w:sz w:val="19"/>
+              </w:rPr>
+              <w:t xml:space="preserve">settimana_gare</w:t>
+            </w:r>
+            <w:r>
+              <w:rPr>
+                <w:sz w:val="19"/>
+              </w:rPr>
+              <w:t xml:space="preserve"> </w:t>
+            </w:r>
+            <w:r>
+              <w:rPr>
+                <w:sz w:val="19"/>
+              </w:rPr>
+              <w:t xml:space="preserve">e</w:t>
+            </w:r>
+            <w:r>
+              <w:rPr>
+                <w:sz w:val="19"/>
+              </w:rPr>
+              <w:t xml:space="preserve"> </w:t>
+            </w:r>
+            <w:r>
+              <w:rPr>
+                <w:rStyle w:val="VerbatimChar"/>
+                <w:sz w:val="19"/>
+              </w:rPr>
+              <w:t xml:space="preserve">settimana_premi</w:t>
+            </w:r>
+            <w:r>
+              <w:rPr>
+                <w:sz w:val="19"/>
+              </w:rPr>
+              <w:t xml:space="preserve">. Nuovi</w:t>
+            </w:r>
+            <w:r>
+              <w:rPr>
+                <w:sz w:val="19"/>
+              </w:rPr>
+              <w:t xml:space="preserve"> </w:t>
+            </w:r>
+            <w:r>
+              <w:rPr>
+                <w:rStyle w:val="VerbatimChar"/>
+                <w:sz w:val="19"/>
+              </w:rPr>
+              <w:t xml:space="preserve">shared/calendario.js</w:t>
+            </w:r>
+            <w:r>
+              <w:rPr>
+                <w:sz w:val="19"/>
+              </w:rPr>
+              <w:t xml:space="preserve"> </w:t>
+            </w:r>
+            <w:r>
+              <w:rPr>
+                <w:sz w:val="19"/>
+              </w:rPr>
+              <w:t xml:space="preserve">(settimana → città, usato da gioco e server),</w:t>
+            </w:r>
+            <w:r>
+              <w:rPr>
+                <w:sz w:val="19"/>
+              </w:rPr>
+              <w:t xml:space="preserve"> </w:t>
+            </w:r>
+            <w:r>
+              <w:rPr>
+                <w:rStyle w:val="VerbatimChar"/>
+                <w:sz w:val="19"/>
+              </w:rPr>
+              <w:t xml:space="preserve">moduli/settimana.js</w:t>
+            </w:r>
+            <w:r>
+              <w:rPr>
+                <w:sz w:val="19"/>
+              </w:rPr>
+              <w:t xml:space="preserve">,</w:t>
+            </w:r>
+            <w:r>
+              <w:rPr>
+                <w:sz w:val="19"/>
+              </w:rPr>
+              <w:t xml:space="preserve"> </w:t>
+            </w:r>
+            <w:r>
+              <w:rPr>
+                <w:rStyle w:val="VerbatimChar"/>
+                <w:sz w:val="19"/>
+              </w:rPr>
+              <w:t xml:space="preserve">src/settimana.mjs</w:t>
+            </w:r>
+            <w:r>
+              <w:rPr>
+                <w:sz w:val="19"/>
+              </w:rPr>
+              <w:t xml:space="preserve">; tabella</w:t>
+            </w:r>
+            <w:r>
+              <w:rPr>
+                <w:sz w:val="19"/>
+              </w:rPr>
+              <w:t xml:space="preserve"> </w:t>
+            </w:r>
+            <w:r>
+              <w:rPr>
+                <w:rStyle w:val="VerbatimChar"/>
+                <w:sz w:val="19"/>
+              </w:rPr>
+              <w:t xml:space="preserve">premi</w:t>
+            </w:r>
+            <w:r>
+              <w:rPr>
+                <w:sz w:val="19"/>
+              </w:rPr>
+              <w:t xml:space="preserve"> </w:t>
+            </w:r>
+            <w:r>
+              <w:rPr>
+                <w:sz w:val="19"/>
+              </w:rPr>
+              <w:t xml:space="preserve">nella classifica</w:t>
+            </w:r>
+          </w:p>
+        </w:tc>
+      </w:tr>
+      <w:tr>
+        <w:tc>
+          <w:tcPr>
+            <w:tcW w:type="dxa" w:w="1247"/>
+          </w:tcPr>
+          <w:p>
+            <w:pPr>
+              <w:pStyle w:val="Compact"/>
+              <w:spacing w:after="40"/>
+              <w:jc w:val="left"/>
+            </w:pPr>
+            <w:r>
+              <w:rPr>
+                <w:sz w:val="19"/>
+              </w:rPr>
+              <w:t xml:space="preserve">0.24.0</w:t>
+            </w:r>
+          </w:p>
+        </w:tc>
+        <w:tc>
+          <w:tcPr>
+            <w:tcW w:type="dxa" w:w="1361"/>
+          </w:tcPr>
+          <w:p>
+            <w:pPr>
+              <w:pStyle w:val="Compact"/>
+              <w:spacing w:after="40"/>
+              <w:jc w:val="left"/>
+            </w:pPr>
+            <w:r>
+              <w:rPr>
+                <w:sz w:val="19"/>
+              </w:rPr>
+              <w:t xml:space="preserve">27/10/2026</w:t>
+            </w:r>
+          </w:p>
+        </w:tc>
+        <w:tc>
+          <w:tcPr>
+            <w:tcW w:type="dxa" w:w="7257"/>
+          </w:tcPr>
+          <w:p>
+            <w:pPr>
+              <w:pStyle w:val="Compact"/>
+              <w:spacing w:after="40"/>
+              <w:jc w:val="left"/>
+            </w:pPr>
+            <w:r>
+              <w:rPr>
+                <w:sz w:val="19"/>
+              </w:rPr>
+              <w:t xml:space="preserve">(Stesso ramo.) Da dove arrivano i giocatori (R-246, S-48, completa R-232): la visita porta la fonte (sfida, batti, portale, home, diretto); su /api/stats</w:t>
+            </w:r>
+            <w:r>
+              <w:rPr>
+                <w:sz w:val="19"/>
+              </w:rPr>
+              <w:t xml:space="preserve"> </w:t>
+            </w:r>
+            <w:r>
+              <w:rPr>
+                <w:rStyle w:val="VerbatimChar"/>
+                <w:sz w:val="19"/>
+              </w:rPr>
+              <w:t xml:space="preserve">visit_&lt;fonte&gt;</w:t>
+            </w:r>
+            <w:r>
+              <w:rPr>
+                <w:sz w:val="19"/>
+              </w:rPr>
+              <w:t xml:space="preserve">, su /api/ritorni i ritorni per fonte</w:t>
+            </w:r>
+          </w:p>
+        </w:tc>
+      </w:tr>
+      <w:tr>
+        <w:tc>
+          <w:tcPr>
+            <w:tcW w:type="dxa" w:w="1247"/>
+          </w:tcPr>
+          <w:p>
+            <w:pPr>
+              <w:pStyle w:val="Compact"/>
+              <w:spacing w:after="40"/>
+              <w:jc w:val="left"/>
+            </w:pPr>
+            <w:r>
+              <w:rPr>
+                <w:sz w:val="19"/>
+              </w:rPr>
+              <w:t xml:space="preserve">0.25.0</w:t>
+            </w:r>
+          </w:p>
+        </w:tc>
+        <w:tc>
+          <w:tcPr>
+            <w:tcW w:type="dxa" w:w="1361"/>
+          </w:tcPr>
+          <w:p>
+            <w:pPr>
+              <w:pStyle w:val="Compact"/>
+              <w:spacing w:after="40"/>
+              <w:jc w:val="left"/>
+            </w:pPr>
+            <w:r>
+              <w:rPr>
+                <w:sz w:val="19"/>
+              </w:rPr>
+              <w:t xml:space="preserve">27/10/2026</w:t>
+            </w:r>
+          </w:p>
+        </w:tc>
+        <w:tc>
+          <w:tcPr>
+            <w:tcW w:type="dxa" w:w="7257"/>
+          </w:tcPr>
+          <w:p>
+            <w:pPr>
+              <w:pStyle w:val="Compact"/>
+              <w:spacing w:after="40"/>
+              <w:jc w:val="left"/>
+            </w:pPr>
+            <w:r>
+              <w:rPr>
+                <w:sz w:val="19"/>
+              </w:rPr>
+              <w:t xml:space="preserve">(Stesso ramo.) Gran Premio delle 21 (R-247, S-49): gara ad appuntamento fisso nella città della settimana, sale</w:t>
+            </w:r>
+            <w:r>
+              <w:rPr>
+                <w:sz w:val="19"/>
+              </w:rPr>
+              <w:t xml:space="preserve"> </w:t>
+            </w:r>
+            <w:r>
+              <w:rPr>
+                <w:rStyle w:val="VerbatimChar"/>
+                <w:sz w:val="19"/>
+              </w:rPr>
+              <w:t xml:space="preserve">GP01</w:t>
+            </w:r>
+            <w:r>
+              <w:rPr>
+                <w:sz w:val="19"/>
+              </w:rPr>
+              <w:t xml:space="preserve">…</w:t>
+            </w:r>
+            <w:r>
+              <w:rPr>
+                <w:rStyle w:val="VerbatimChar"/>
+                <w:sz w:val="19"/>
+              </w:rPr>
+              <w:t xml:space="preserve">GP08</w:t>
+            </w:r>
+            <w:r>
+              <w:rPr>
+                <w:sz w:val="19"/>
+              </w:rPr>
+              <w:t xml:space="preserve"> </w:t>
+            </w:r>
+            <w:r>
+              <w:rPr>
+                <w:sz w:val="19"/>
+              </w:rPr>
+              <w:t xml:space="preserve">che partono insieme all’ora fissa con la stessa pista, riquadro nel menu con il conto alla rovescia, classifica della sera;</w:t>
+            </w:r>
+            <w:r>
+              <w:rPr>
+                <w:sz w:val="19"/>
+              </w:rPr>
+              <w:t xml:space="preserve"> </w:t>
+            </w:r>
+            <w:r>
+              <w:rPr>
+                <w:rStyle w:val="VerbatimChar"/>
+                <w:sz w:val="19"/>
+              </w:rPr>
+              <w:t xml:space="preserve">/api/gp</w:t>
+            </w:r>
+            <w:r>
+              <w:rPr>
+                <w:sz w:val="19"/>
+              </w:rPr>
+              <w:t xml:space="preserve">,</w:t>
+            </w:r>
+            <w:r>
+              <w:rPr>
+                <w:sz w:val="19"/>
+              </w:rPr>
+              <w:t xml:space="preserve"> </w:t>
+            </w:r>
+            <w:r>
+              <w:rPr>
+                <w:rStyle w:val="VerbatimChar"/>
+                <w:sz w:val="19"/>
+              </w:rPr>
+              <w:t xml:space="preserve">/api/quick?gp=1</w:t>
+            </w:r>
+            <w:r>
+              <w:rPr>
+                <w:sz w:val="19"/>
+              </w:rPr>
+              <w:t xml:space="preserve">; misure</w:t>
+            </w:r>
+            <w:r>
+              <w:rPr>
+                <w:sz w:val="19"/>
+              </w:rPr>
+              <w:t xml:space="preserve"> </w:t>
+            </w:r>
+            <w:r>
+              <w:rPr>
+                <w:rStyle w:val="VerbatimChar"/>
+                <w:sz w:val="19"/>
+              </w:rPr>
+              <w:t xml:space="preserve">gp_persone</w:t>
+            </w:r>
+            <w:r>
+              <w:rPr>
+                <w:sz w:val="19"/>
+              </w:rPr>
+              <w:t xml:space="preserve">,</w:t>
+            </w:r>
+            <w:r>
+              <w:rPr>
+                <w:sz w:val="19"/>
+              </w:rPr>
+              <w:t xml:space="preserve"> </w:t>
+            </w:r>
+            <w:r>
+              <w:rPr>
+                <w:rStyle w:val="VerbatimChar"/>
+                <w:sz w:val="19"/>
+              </w:rPr>
+              <w:t xml:space="preserve">gp_sale</w:t>
+            </w:r>
+            <w:r>
+              <w:rPr>
+                <w:sz w:val="19"/>
+              </w:rPr>
+              <w:t xml:space="preserve">. Nuovi</w:t>
+            </w:r>
+            <w:r>
+              <w:rPr>
+                <w:sz w:val="19"/>
+              </w:rPr>
+              <w:t xml:space="preserve"> </w:t>
+            </w:r>
+            <w:r>
+              <w:rPr>
+                <w:rStyle w:val="VerbatimChar"/>
+                <w:sz w:val="19"/>
+              </w:rPr>
+              <w:t xml:space="preserve">src/granpremio.mjs</w:t>
+            </w:r>
+            <w:r>
+              <w:rPr>
+                <w:sz w:val="19"/>
+              </w:rPr>
+              <w:t xml:space="preserve"> </w:t>
+            </w:r>
+            <w:r>
+              <w:rPr>
+                <w:sz w:val="19"/>
+              </w:rPr>
+              <w:t xml:space="preserve">e</w:t>
+            </w:r>
+            <w:r>
+              <w:rPr>
+                <w:sz w:val="19"/>
+              </w:rPr>
+              <w:t xml:space="preserve"> </w:t>
+            </w:r>
+            <w:r>
+              <w:rPr>
+                <w:rStyle w:val="VerbatimChar"/>
+                <w:sz w:val="19"/>
+              </w:rPr>
+              <w:t xml:space="preserve">moduli/granpremio.js</w:t>
+            </w:r>
+            <w:r>
+              <w:rPr>
+                <w:sz w:val="19"/>
+              </w:rPr>
+              <w:t xml:space="preserve">. Idee F-16…F-19 dal confronto della sera</w:t>
+            </w:r>
+          </w:p>
+        </w:tc>
+      </w:tr>
+      <w:tr>
+        <w:tc>
+          <w:tcPr>
+            <w:tcW w:type="dxa" w:w="1247"/>
+          </w:tcPr>
+          <w:p>
+            <w:pPr>
+              <w:pStyle w:val="Compact"/>
+              <w:spacing w:after="40"/>
+              <w:jc w:val="left"/>
+            </w:pPr>
+            <w:r>
+              <w:rPr>
+                <w:sz w:val="19"/>
+              </w:rPr>
+              <w:t xml:space="preserve">0.25.1</w:t>
+            </w:r>
+          </w:p>
+        </w:tc>
+        <w:tc>
+          <w:tcPr>
+            <w:tcW w:type="dxa" w:w="1361"/>
+          </w:tcPr>
+          <w:p>
+            <w:pPr>
+              <w:pStyle w:val="Compact"/>
+              <w:spacing w:after="40"/>
+              <w:jc w:val="left"/>
+            </w:pPr>
+            <w:r>
+              <w:rPr>
+                <w:sz w:val="19"/>
+              </w:rPr>
+              <w:t xml:space="preserve">27/10/2026</w:t>
+            </w:r>
+          </w:p>
+        </w:tc>
+        <w:tc>
+          <w:tcPr>
+            <w:tcW w:type="dxa" w:w="7257"/>
+          </w:tcPr>
+          <w:p>
+            <w:pPr>
+              <w:pStyle w:val="Compact"/>
+              <w:spacing w:after="40"/>
+              <w:jc w:val="left"/>
+            </w:pPr>
+            <w:r>
+              <w:rPr>
+                <w:sz w:val="19"/>
+              </w:rPr>
+              <w:t xml:space="preserve">(Ramo</w:t>
+            </w:r>
+            <w:r>
+              <w:rPr>
+                <w:sz w:val="19"/>
+              </w:rPr>
+              <w:t xml:space="preserve"> </w:t>
+            </w:r>
+            <w:r>
+              <w:rPr>
+                <w:rStyle w:val="VerbatimChar"/>
+                <w:sz w:val="19"/>
+              </w:rPr>
+              <w:t xml:space="preserve">giorno/pagina-vecchia</w:t>
+            </w:r>
+            <w:r>
+              <w:rPr>
+                <w:sz w:val="19"/>
+              </w:rPr>
+              <w:t xml:space="preserve">, parte da</w:t>
+            </w:r>
+            <w:r>
+              <w:rPr>
+                <w:sz w:val="19"/>
+              </w:rPr>
+              <w:t xml:space="preserve"> </w:t>
+            </w:r>
+            <w:r>
+              <w:rPr>
+                <w:rStyle w:val="VerbatimChar"/>
+                <w:sz w:val="19"/>
+              </w:rPr>
+              <w:t xml:space="preserve">giorno/portale-settimana</w:t>
+            </w:r>
+            <w:r>
+              <w:rPr>
+                <w:sz w:val="19"/>
+              </w:rPr>
+              <w:t xml:space="preserve">; scritta di giorno senza prove, R-506.) Correzione dell’unico errore nuovo dai telefoni del 27/10 (R-011):</w:t>
+            </w:r>
+            <w:r>
+              <w:rPr>
+                <w:sz w:val="19"/>
+              </w:rPr>
+              <w:t xml:space="preserve"> </w:t>
+            </w:r>
+            <w:r>
+              <w:rPr>
+                <w:rStyle w:val="VerbatimChar"/>
+                <w:sz w:val="19"/>
+              </w:rPr>
+              <w:t xml:space="preserve">Cannot read properties of undefined (reading 'GEOMETRIA')</w:t>
+            </w:r>
+            <w:r>
+              <w:rPr>
+                <w:sz w:val="19"/>
+              </w:rPr>
+              <w:t xml:space="preserve"> </w:t>
+            </w:r>
+            <w:r>
+              <w:rPr>
+                <w:sz w:val="19"/>
+              </w:rPr>
+              <w:t xml:space="preserve">in</w:t>
+            </w:r>
+            <w:r>
+              <w:rPr>
+                <w:sz w:val="19"/>
+              </w:rPr>
+              <w:t xml:space="preserve"> </w:t>
+            </w:r>
+            <w:r>
+              <w:rPr>
+                <w:rStyle w:val="VerbatimChar"/>
+                <w:sz w:val="19"/>
+              </w:rPr>
+              <w:t xml:space="preserve">sfondi.js</w:t>
+            </w:r>
+            <w:r>
+              <w:rPr>
+                <w:sz w:val="19"/>
+              </w:rPr>
+              <w:t xml:space="preserve"> </w:t>
+            </w:r>
+            <w:r>
+              <w:rPr>
+                <w:sz w:val="19"/>
+              </w:rPr>
+              <w:t xml:space="preserve">su Samsung Internet 30, Android 10, versione 0.20.2. Causa: il telefono ha riaperto una pagina salvata di prima della 0.20.0 (senza</w:t>
+            </w:r>
+            <w:r>
+              <w:rPr>
+                <w:sz w:val="19"/>
+              </w:rPr>
+              <w:t xml:space="preserve"> </w:t>
+            </w:r>
+            <w:r>
+              <w:rPr>
+                <w:rStyle w:val="VerbatimChar"/>
+                <w:sz w:val="19"/>
+              </w:rPr>
+              <w:t xml:space="preserve">panorami.js</w:t>
+            </w:r>
+            <w:r>
+              <w:rPr>
+                <w:sz w:val="19"/>
+              </w:rPr>
+              <w:t xml:space="preserve"> </w:t>
+            </w:r>
+            <w:r>
+              <w:rPr>
+                <w:sz w:val="19"/>
+              </w:rPr>
+              <w:t xml:space="preserve">e senza la versione nella pagina) con il programma nuovo; la guardia della 0.20.1 controllava solo le pagine con la versione. Ora anche la pagina senza versione si ricarica una volta. Da provare stanotte: variante della prova R1c con la pagina senza</w:t>
+            </w:r>
+            <w:r>
+              <w:rPr>
+                <w:sz w:val="19"/>
+              </w:rPr>
+              <w:t xml:space="preserve"> </w:t>
+            </w:r>
+            <w:r>
+              <w:rPr>
+                <w:rStyle w:val="VerbatimChar"/>
+                <w:sz w:val="19"/>
+              </w:rPr>
+              <w:t xml:space="preserve">&lt;meta name="cyf-versione"&gt;</w:t>
+            </w:r>
+          </w:p>
+        </w:tc>
+      </w:tr>
+      <w:tr>
+        <w:tc>
+          <w:tcPr>
+            <w:tcW w:type="dxa" w:w="1247"/>
+          </w:tcPr>
+          <w:p>
+            <w:pPr>
+              <w:pStyle w:val="Compact"/>
+              <w:spacing w:after="40"/>
+              <w:jc w:val="left"/>
+            </w:pPr>
+            <w:r>
+              <w:rPr>
+                <w:sz w:val="19"/>
+              </w:rPr>
+              <w:t xml:space="preserve">0.25.2</w:t>
+            </w:r>
+          </w:p>
+        </w:tc>
+        <w:tc>
+          <w:tcPr>
+            <w:tcW w:type="dxa" w:w="1361"/>
+          </w:tcPr>
+          <w:p>
+            <w:pPr>
+              <w:pStyle w:val="Compact"/>
+              <w:spacing w:after="40"/>
+              <w:jc w:val="left"/>
+            </w:pPr>
+            <w:r>
+              <w:rPr>
+                <w:sz w:val="19"/>
+              </w:rPr>
+              <w:t xml:space="preserve">27/10/2026</w:t>
+            </w:r>
+          </w:p>
+        </w:tc>
+        <w:tc>
+          <w:tcPr>
+            <w:tcW w:type="dxa" w:w="7257"/>
+          </w:tcPr>
+          <w:p>
+            <w:pPr>
+              <w:pStyle w:val="Compact"/>
+              <w:spacing w:after="40"/>
+              <w:jc w:val="left"/>
+            </w:pPr>
+            <w:r>
+              <w:rPr>
+                <w:sz w:val="19"/>
+              </w:rPr>
+              <w:t xml:space="preserve">(Stesso ramo</w:t>
+            </w:r>
+            <w:r>
+              <w:rPr>
+                <w:sz w:val="19"/>
+              </w:rPr>
+              <w:t xml:space="preserve"> </w:t>
+            </w:r>
+            <w:r>
+              <w:rPr>
+                <w:rStyle w:val="VerbatimChar"/>
+                <w:sz w:val="19"/>
+              </w:rPr>
+              <w:t xml:space="preserve">giorno/pagina-vecchia</w:t>
+            </w:r>
+            <w:r>
+              <w:rPr>
+                <w:sz w:val="19"/>
+              </w:rPr>
+              <w:t xml:space="preserve">; scritta di giorno senza prove, R-506.) Scritta CYF sul trampolino gigante più visibile (R-240, baco B-03): due cartelli CYF alti ai lati dello stacco, rivolti verso chi arriva e sempre ben illuminati, e scritta sulla salita più grande. Da provare stanotte con le foto (prossimi passi 1f)</w:t>
+            </w:r>
+          </w:p>
+        </w:tc>
+      </w:tr>
+      <w:tr>
+        <w:tc>
+          <w:tcPr>
+            <w:tcW w:type="dxa" w:w="1247"/>
+          </w:tcPr>
+          <w:p>
+            <w:pPr>
+              <w:pStyle w:val="Compact"/>
+              <w:spacing w:after="40"/>
+              <w:jc w:val="left"/>
+            </w:pPr>
+            <w:r>
+              <w:rPr>
+                <w:sz w:val="19"/>
+              </w:rPr>
+              <w:t xml:space="preserve">0.25.3</w:t>
+            </w:r>
+          </w:p>
+        </w:tc>
+        <w:tc>
+          <w:tcPr>
+            <w:tcW w:type="dxa" w:w="1361"/>
+          </w:tcPr>
+          <w:p>
+            <w:pPr>
+              <w:pStyle w:val="Compact"/>
+              <w:spacing w:after="40"/>
+              <w:jc w:val="left"/>
+            </w:pPr>
+            <w:r>
+              <w:rPr>
+                <w:sz w:val="19"/>
+              </w:rPr>
+              <w:t xml:space="preserve">27/10/2026</w:t>
+            </w:r>
+          </w:p>
+        </w:tc>
+        <w:tc>
+          <w:tcPr>
+            <w:tcW w:type="dxa" w:w="7257"/>
+          </w:tcPr>
+          <w:p>
+            <w:pPr>
+              <w:pStyle w:val="Compact"/>
+              <w:spacing w:after="40"/>
+              <w:jc w:val="left"/>
+            </w:pPr>
+            <w:r>
+              <w:rPr>
+                <w:sz w:val="19"/>
+              </w:rPr>
+              <w:t xml:space="preserve">Scritta CYF grande sulle maglie (fianchi e schiena) e archi CYF sopra la pista ogni ~506 m (R-514). Richiesta di Luigi delle 22:58; alle 23:00 Luigi ha chiesto il link per provare: giro completo delle prove subito (è notte, R-506) e pubblicazione se tutto è verde Pronta il 28/10 alle 0:18: cancello di GitHub verde (23:48) e giro completo con 12 prove su 14 verdi; le 2 rosse erano prove da aggiornare (nomi.mjs senza</w:t>
+            </w:r>
+            <w:r>
+              <w:rPr>
+                <w:sz w:val="19"/>
+              </w:rPr>
+              <w:t xml:space="preserve"> </w:t>
+            </w:r>
+            <w:r>
+              <w:rPr>
+                <w:rStyle w:val="VerbatimChar"/>
+                <w:sz w:val="19"/>
+              </w:rPr>
+              <w:t xml:space="preserve">File</w:t>
+            </w:r>
+            <w:r>
+              <w:rPr>
+                <w:sz w:val="19"/>
+              </w:rPr>
+              <w:t xml:space="preserve">, G5 con lo stemma del fianco), corrette e riprovate. Da pubblicare: serve l’ok di Luigi per</w:t>
+            </w:r>
+            <w:r>
+              <w:rPr>
+                <w:sz w:val="19"/>
+              </w:rPr>
+              <w:t xml:space="preserve"> </w:t>
+            </w:r>
+            <w:r>
+              <w:rPr>
+                <w:rStyle w:val="VerbatimChar"/>
+                <w:sz w:val="19"/>
+              </w:rPr>
+              <w:t xml:space="preserve">main</w:t>
+            </w:r>
+            <w:r>
+              <w:rPr>
+                <w:sz w:val="19"/>
+              </w:rPr>
+              <w:t xml:space="preserve">, altrimenti la pubblica il turno di notte</w:t>
+            </w:r>
+          </w:p>
+        </w:tc>
+      </w:tr>
+    </w:tbl>
+    <w:bookmarkEnd w:id="33"/>
     <w:sectPr>
       <w:pgMar w:left="1020" w:right="1020" w:top="1020" w:bottom="1020"/>
     </w:sectPr>

--- a/docs/CYF-Gaming-Requisiti-da-Implementare-o-Bachi.docx
+++ b/docs/CYF-Gaming-Requisiti-da-Implementare-o-Bachi.docx
@@ -63,7 +63,7 @@
         <w:t xml:space="preserve"> </w:t>
       </w:r>
       <w:r>
-        <w:t xml:space="preserve">0.20.2</w:t>
+        <w:t xml:space="preserve">0.25.5</w:t>
       </w:r>
       <w:r>
         <w:t xml:space="preserve"> </w:t>
@@ -75,85 +75,391 @@
         <w:t xml:space="preserve"> </w:t>
       </w:r>
       <w:r>
-        <w:t xml:space="preserve">0.25.3</w:t>
+        <w:t xml:space="preserve">aggiornato</w:t>
       </w:r>
       <w:r>
         <w:t xml:space="preserve"> </w:t>
       </w:r>
       <w:r>
-        <w:t xml:space="preserve">pronta</w:t>
+        <w:t xml:space="preserve">al</w:t>
       </w:r>
       <w:r>
         <w:t xml:space="preserve"> </w:t>
       </w:r>
       <w:r>
-        <w:t xml:space="preserve">da</w:t>
+        <w:t xml:space="preserve">28</w:t>
       </w:r>
       <w:r>
         <w:t xml:space="preserve"> </w:t>
       </w:r>
       <w:r>
-        <w:t xml:space="preserve">pubblicare</w:t>
+        <w:t xml:space="preserve">ottobre</w:t>
       </w:r>
       <w:r>
         <w:t xml:space="preserve"> </w:t>
       </w:r>
       <w:r>
-        <w:t xml:space="preserve">(prove</w:t>
+        <w:t xml:space="preserve">2026,</w:t>
       </w:r>
       <w:r>
         <w:t xml:space="preserve"> </w:t>
       </w:r>
       <w:r>
-        <w:t xml:space="preserve">verdi)</w:t>
+        <w:t xml:space="preserve">ore</w:t>
       </w:r>
       <w:r>
         <w:t xml:space="preserve"> </w:t>
       </w:r>
       <w:r>
+        <w:t xml:space="preserve">5:00</w:t>
+      </w:r>
+      <w:r>
+        <w:t xml:space="preserve"> </w:t>
+      </w:r>
+      <w:r>
+        <w:t xml:space="preserve">(turno</w:t>
+      </w:r>
+      <w:r>
+        <w:t xml:space="preserve"> </w:t>
+      </w:r>
+      <w:r>
+        <w:t xml:space="preserve">di</w:t>
+      </w:r>
+      <w:r>
+        <w:t xml:space="preserve"> </w:t>
+      </w:r>
+      <w:r>
+        <w:t xml:space="preserve">notte)</w:t>
+      </w:r>
+      <w:r>
+        <w:t xml:space="preserve"> </w:t>
+      </w:r>
+      <w:r>
         <w:t xml:space="preserve">·</w:t>
       </w:r>
       <w:r>
         <w:t xml:space="preserve"> </w:t>
       </w:r>
       <w:r>
-        <w:t xml:space="preserve">aggiornato</w:t>
+        <w:t xml:space="preserve">online</w:t>
       </w:r>
       <w:r>
         <w:t xml:space="preserve"> </w:t>
       </w:r>
       <w:r>
+        <w:t xml:space="preserve">tutto</w:t>
+      </w:r>
+      <w:r>
+        <w:t xml:space="preserve"> </w:t>
+      </w:r>
+      <w:r>
+        <w:t xml:space="preserve">il</w:t>
+      </w:r>
+      <w:r>
+        <w:t xml:space="preserve"> </w:t>
+      </w:r>
+      <w:r>
+        <w:t xml:space="preserve">lavoro</w:t>
+      </w:r>
+      <w:r>
+        <w:t xml:space="preserve"> </w:t>
+      </w:r>
+      <w:r>
+        <w:t xml:space="preserve">del</w:t>
+      </w:r>
+      <w:r>
+        <w:t xml:space="preserve"> </w:t>
+      </w:r>
+      <w:r>
+        <w:t xml:space="preserve">27/10:</w:t>
+      </w:r>
+      <w:r>
+        <w:t xml:space="preserve"> </w:t>
+      </w:r>
+      <w:r>
+        <w:t xml:space="preserve">batti</w:t>
+      </w:r>
+      <w:r>
+        <w:t xml:space="preserve"> </w:t>
+      </w:r>
+      <w:r>
+        <w:t xml:space="preserve">il</w:t>
+      </w:r>
+      <w:r>
+        <w:t xml:space="preserve"> </w:t>
+      </w:r>
+      <w:r>
+        <w:t xml:space="preserve">mio</w:t>
+      </w:r>
+      <w:r>
+        <w:t xml:space="preserve"> </w:t>
+      </w:r>
+      <w:r>
+        <w:t xml:space="preserve">tempo</w:t>
+      </w:r>
+      <w:r>
+        <w:t xml:space="preserve"> </w:t>
+      </w:r>
+      <w:r>
+        <w:t xml:space="preserve">e</w:t>
+      </w:r>
+      <w:r>
+        <w:t xml:space="preserve"> </w:t>
+      </w:r>
+      <w:r>
+        <w:t xml:space="preserve">missioni,</w:t>
+      </w:r>
+      <w:r>
+        <w:t xml:space="preserve"> </w:t>
+      </w:r>
+      <w:r>
+        <w:t xml:space="preserve">modalità</w:t>
+      </w:r>
+      <w:r>
+        <w:t xml:space="preserve"> </w:t>
+      </w:r>
+      <w:r>
+        <w:t xml:space="preserve">portale</w:t>
+      </w:r>
+      <w:r>
+        <w:t xml:space="preserve"> </w:t>
+      </w:r>
+      <w:r>
+        <w:t xml:space="preserve">(CrazyGames),</w:t>
+      </w:r>
+      <w:r>
+        <w:t xml:space="preserve"> </w:t>
+      </w:r>
+      <w:r>
+        <w:t xml:space="preserve">città</w:t>
+      </w:r>
+      <w:r>
+        <w:t xml:space="preserve"> </w:t>
+      </w:r>
+      <w:r>
+        <w:t xml:space="preserve">della</w:t>
+      </w:r>
+      <w:r>
+        <w:t xml:space="preserve"> </w:t>
+      </w:r>
+      <w:r>
+        <w:t xml:space="preserve">settimana</w:t>
+      </w:r>
+      <w:r>
+        <w:t xml:space="preserve"> </w:t>
+      </w:r>
+      <w:r>
+        <w:t xml:space="preserve">con</w:t>
+      </w:r>
+      <w:r>
+        <w:t xml:space="preserve"> </w:t>
+      </w:r>
+      <w:r>
+        <w:t xml:space="preserve">la</w:t>
+      </w:r>
+      <w:r>
+        <w:t xml:space="preserve"> </w:t>
+      </w:r>
+      <w:r>
+        <w:t xml:space="preserve">maglia,</w:t>
+      </w:r>
+      <w:r>
+        <w:t xml:space="preserve"> </w:t>
+      </w:r>
+      <w:r>
+        <w:t xml:space="preserve">fonte</w:t>
+      </w:r>
+      <w:r>
+        <w:t xml:space="preserve"> </w:t>
+      </w:r>
+      <w:r>
+        <w:t xml:space="preserve">delle</w:t>
+      </w:r>
+      <w:r>
+        <w:t xml:space="preserve"> </w:t>
+      </w:r>
+      <w:r>
+        <w:t xml:space="preserve">visite,</w:t>
+      </w:r>
+      <w:r>
+        <w:t xml:space="preserve"> </w:t>
+      </w:r>
+      <w:r>
+        <w:t xml:space="preserve">Gran</w:t>
+      </w:r>
+      <w:r>
+        <w:t xml:space="preserve"> </w:t>
+      </w:r>
+      <w:r>
+        <w:t xml:space="preserve">Premio</w:t>
+      </w:r>
+      <w:r>
+        <w:t xml:space="preserve"> </w:t>
+      </w:r>
+      <w:r>
+        <w:t xml:space="preserve">delle</w:t>
+      </w:r>
+      <w:r>
+        <w:t xml:space="preserve"> </w:t>
+      </w:r>
+      <w:r>
+        <w:t xml:space="preserve">21,</w:t>
+      </w:r>
+      <w:r>
+        <w:t xml:space="preserve"> </w:t>
+      </w:r>
+      <w:r>
+        <w:t xml:space="preserve">oggetti</w:t>
+      </w:r>
+      <w:r>
+        <w:t xml:space="preserve"> </w:t>
+      </w:r>
+      <w:r>
+        <w:t xml:space="preserve">in</w:t>
+      </w:r>
+      <w:r>
+        <w:t xml:space="preserve"> </w:t>
+      </w:r>
+      <w:r>
+        <w:t xml:space="preserve">allenamento,</w:t>
+      </w:r>
+      <w:r>
+        <w:t xml:space="preserve"> </w:t>
+      </w:r>
+      <w:r>
+        <w:t xml:space="preserve">cartelli</w:t>
+      </w:r>
+      <w:r>
+        <w:t xml:space="preserve"> </w:t>
+      </w:r>
+      <w:r>
+        <w:t xml:space="preserve">CYF</w:t>
+      </w:r>
+      <w:r>
+        <w:t xml:space="preserve"> </w:t>
+      </w:r>
+      <w:r>
+        <w:t xml:space="preserve">·</w:t>
+      </w:r>
+      <w:r>
+        <w:t xml:space="preserve"> </w:t>
+      </w:r>
+      <w:r>
+        <w:t xml:space="preserve">16</w:t>
+      </w:r>
+      <w:r>
+        <w:t xml:space="preserve"> </w:t>
+      </w:r>
+      <w:r>
+        <w:t xml:space="preserve">prove</w:t>
+      </w:r>
+      <w:r>
+        <w:t xml:space="preserve"> </w:t>
+      </w:r>
+      <w:r>
+        <w:t xml:space="preserve">nel</w:t>
+      </w:r>
+      <w:r>
+        <w:t xml:space="preserve"> </w:t>
+      </w:r>
+      <w:r>
+        <w:t xml:space="preserve">giro</w:t>
+      </w:r>
+      <w:r>
+        <w:t xml:space="preserve"> </w:t>
+      </w:r>
+      <w:r>
+        <w:t xml:space="preserve">completo,</w:t>
+      </w:r>
+      <w:r>
+        <w:t xml:space="preserve"> </w:t>
+      </w:r>
+      <w:r>
+        <w:t xml:space="preserve">con</w:t>
+      </w:r>
+      <w:r>
+        <w:t xml:space="preserve"> </w:t>
+      </w:r>
+      <w:r>
+        <w:t xml:space="preserve">le</w:t>
+      </w:r>
+      <w:r>
+        <w:t xml:space="preserve"> </w:t>
+      </w:r>
+      <w:r>
+        <w:t xml:space="preserve">prove</w:t>
+      </w:r>
+      <w:r>
+        <w:t xml:space="preserve"> </w:t>
+      </w:r>
+      <w:r>
+        <w:t xml:space="preserve">nuove</w:t>
+      </w:r>
+      <w:r>
+        <w:t xml:space="preserve"> </w:t>
+      </w:r>
+      <w:r>
+        <w:t xml:space="preserve">delle</w:t>
+      </w:r>
+      <w:r>
+        <w:t xml:space="preserve"> </w:t>
+      </w:r>
+      <w:r>
+        <w:t xml:space="preserve">0.21-0.25</w:t>
+      </w:r>
+      <w:r>
+        <w:t xml:space="preserve"> </w:t>
+      </w:r>
+      <w:r>
+        <w:t xml:space="preserve">·</w:t>
+      </w:r>
+      <w:r>
+        <w:t xml:space="preserve"> </w:t>
+      </w:r>
+      <w:r>
+        <w:t xml:space="preserve">prossima:</w:t>
+      </w:r>
+      <w:r>
+        <w:t xml:space="preserve"> </w:t>
+      </w:r>
+      <w:r>
+        <w:t xml:space="preserve">grafica</w:t>
+      </w:r>
+      <w:r>
+        <w:t xml:space="preserve"> </w:t>
+      </w:r>
+      <w:r>
         <w:t xml:space="preserve">al</w:t>
       </w:r>
       <w:r>
         <w:t xml:space="preserve"> </w:t>
       </w:r>
       <w:r>
-        <w:t xml:space="preserve">28</w:t>
+        <w:t xml:space="preserve">livello</w:t>
       </w:r>
       <w:r>
         <w:t xml:space="preserve"> </w:t>
       </w:r>
       <w:r>
-        <w:t xml:space="preserve">ottobre</w:t>
+        <w:t xml:space="preserve">2,</w:t>
       </w:r>
       <w:r>
         <w:t xml:space="preserve"> </w:t>
       </w:r>
       <w:r>
-        <w:t xml:space="preserve">2026,</w:t>
+        <w:t xml:space="preserve">prima</w:t>
       </w:r>
       <w:r>
         <w:t xml:space="preserve"> </w:t>
       </w:r>
       <w:r>
-        <w:t xml:space="preserve">ore</w:t>
+        <w:t xml:space="preserve">lo</w:t>
       </w:r>
       <w:r>
         <w:t xml:space="preserve"> </w:t>
       </w:r>
       <w:r>
-        <w:t xml:space="preserve">0:20</w:t>
+        <w:t xml:space="preserve">sfondo</w:t>
       </w:r>
       <w:r>
         <w:t xml:space="preserve"> </w:t>
@@ -165,31 +471,31 @@
         <w:t xml:space="preserve"> </w:t>
       </w:r>
       <w:r>
-        <w:t xml:space="preserve">cartelli</w:t>
+        <w:t xml:space="preserve">alle</w:t>
       </w:r>
       <w:r>
         <w:t xml:space="preserve"> </w:t>
       </w:r>
       <w:r>
-        <w:t xml:space="preserve">CYF</w:t>
+        <w:t xml:space="preserve">17</w:t>
       </w:r>
       <w:r>
         <w:t xml:space="preserve"> </w:t>
       </w:r>
       <w:r>
-        <w:t xml:space="preserve">sul</w:t>
+        <w:t xml:space="preserve">implementazione,</w:t>
       </w:r>
       <w:r>
         <w:t xml:space="preserve"> </w:t>
       </w:r>
       <w:r>
-        <w:t xml:space="preserve">trampolino</w:t>
+        <w:t xml:space="preserve">all’1:30</w:t>
       </w:r>
       <w:r>
         <w:t xml:space="preserve"> </w:t>
       </w:r>
       <w:r>
-        <w:t xml:space="preserve">gigante</w:t>
+        <w:t xml:space="preserve">verifica</w:t>
       </w:r>
       <w:r>
         <w:t xml:space="preserve"> </w:t>
@@ -201,271 +507,31 @@
         <w:t xml:space="preserve"> </w:t>
       </w:r>
       <w:r>
-        <w:t xml:space="preserve">grafica</w:t>
+        <w:t xml:space="preserve">requisiti</w:t>
       </w:r>
       <w:r>
         <w:t xml:space="preserve"> </w:t>
       </w:r>
       <w:r>
-        <w:t xml:space="preserve">al</w:t>
+        <w:t xml:space="preserve">divisi</w:t>
       </w:r>
       <w:r>
         <w:t xml:space="preserve"> </w:t>
       </w:r>
       <w:r>
-        <w:t xml:space="preserve">livello</w:t>
+        <w:t xml:space="preserve">in</w:t>
       </w:r>
       <w:r>
         <w:t xml:space="preserve"> </w:t>
       </w:r>
       <w:r>
-        <w:t xml:space="preserve">2,</w:t>
+        <w:t xml:space="preserve">due</w:t>
       </w:r>
       <w:r>
         <w:t xml:space="preserve"> </w:t>
       </w:r>
       <w:r>
-        <w:t xml:space="preserve">prima</w:t>
-      </w:r>
-      <w:r>
-        <w:t xml:space="preserve"> </w:t>
-      </w:r>
-      <w:r>
-        <w:t xml:space="preserve">lo</w:t>
-      </w:r>
-      <w:r>
-        <w:t xml:space="preserve"> </w:t>
-      </w:r>
-      <w:r>
-        <w:t xml:space="preserve">sfondo</w:t>
-      </w:r>
-      <w:r>
-        <w:t xml:space="preserve"> </w:t>
-      </w:r>
-      <w:r>
-        <w:t xml:space="preserve">·</w:t>
-      </w:r>
-      <w:r>
-        <w:t xml:space="preserve"> </w:t>
-      </w:r>
-      <w:r>
-        <w:t xml:space="preserve">alle</w:t>
-      </w:r>
-      <w:r>
-        <w:t xml:space="preserve"> </w:t>
-      </w:r>
-      <w:r>
-        <w:t xml:space="preserve">17</w:t>
-      </w:r>
-      <w:r>
-        <w:t xml:space="preserve"> </w:t>
-      </w:r>
-      <w:r>
-        <w:t xml:space="preserve">implementazione,</w:t>
-      </w:r>
-      <w:r>
-        <w:t xml:space="preserve"> </w:t>
-      </w:r>
-      <w:r>
-        <w:t xml:space="preserve">all’1:30</w:t>
-      </w:r>
-      <w:r>
-        <w:t xml:space="preserve"> </w:t>
-      </w:r>
-      <w:r>
-        <w:t xml:space="preserve">verifica</w:t>
-      </w:r>
-      <w:r>
-        <w:t xml:space="preserve"> </w:t>
-      </w:r>
-      <w:r>
-        <w:t xml:space="preserve">·</w:t>
-      </w:r>
-      <w:r>
-        <w:t xml:space="preserve"> </w:t>
-      </w:r>
-      <w:r>
-        <w:t xml:space="preserve">requisiti</w:t>
-      </w:r>
-      <w:r>
-        <w:t xml:space="preserve"> </w:t>
-      </w:r>
-      <w:r>
-        <w:t xml:space="preserve">divisi</w:t>
-      </w:r>
-      <w:r>
-        <w:t xml:space="preserve"> </w:t>
-      </w:r>
-      <w:r>
-        <w:t xml:space="preserve">in</w:t>
-      </w:r>
-      <w:r>
-        <w:t xml:space="preserve"> </w:t>
-      </w:r>
-      <w:r>
-        <w:t xml:space="preserve">due</w:t>
-      </w:r>
-      <w:r>
-        <w:t xml:space="preserve"> </w:t>
-      </w:r>
-      <w:r>
         <w:t xml:space="preserve">Word</w:t>
-      </w:r>
-      <w:r>
-        <w:t xml:space="preserve"> </w:t>
-      </w:r>
-      <w:r>
-        <w:t xml:space="preserve">·</w:t>
-      </w:r>
-      <w:r>
-        <w:t xml:space="preserve"> </w:t>
-      </w:r>
-      <w:r>
-        <w:t xml:space="preserve">scritte</w:t>
-      </w:r>
-      <w:r>
-        <w:t xml:space="preserve"> </w:t>
-      </w:r>
-      <w:r>
-        <w:t xml:space="preserve">di</w:t>
-      </w:r>
-      <w:r>
-        <w:t xml:space="preserve"> </w:t>
-      </w:r>
-      <w:r>
-        <w:t xml:space="preserve">giorno:</w:t>
-      </w:r>
-      <w:r>
-        <w:t xml:space="preserve"> </w:t>
-      </w:r>
-      <w:r>
-        <w:t xml:space="preserve">batti</w:t>
-      </w:r>
-      <w:r>
-        <w:t xml:space="preserve"> </w:t>
-      </w:r>
-      <w:r>
-        <w:t xml:space="preserve">il</w:t>
-      </w:r>
-      <w:r>
-        <w:t xml:space="preserve"> </w:t>
-      </w:r>
-      <w:r>
-        <w:t xml:space="preserve">mio</w:t>
-      </w:r>
-      <w:r>
-        <w:t xml:space="preserve"> </w:t>
-      </w:r>
-      <w:r>
-        <w:t xml:space="preserve">tempo</w:t>
-      </w:r>
-      <w:r>
-        <w:t xml:space="preserve"> </w:t>
-      </w:r>
-      <w:r>
-        <w:t xml:space="preserve">e</w:t>
-      </w:r>
-      <w:r>
-        <w:t xml:space="preserve"> </w:t>
-      </w:r>
-      <w:r>
-        <w:t xml:space="preserve">missioni,</w:t>
-      </w:r>
-      <w:r>
-        <w:t xml:space="preserve"> </w:t>
-      </w:r>
-      <w:r>
-        <w:t xml:space="preserve">modalità</w:t>
-      </w:r>
-      <w:r>
-        <w:t xml:space="preserve"> </w:t>
-      </w:r>
-      <w:r>
-        <w:t xml:space="preserve">portale</w:t>
-      </w:r>
-      <w:r>
-        <w:t xml:space="preserve"> </w:t>
-      </w:r>
-      <w:r>
-        <w:t xml:space="preserve">(CrazyGames),</w:t>
-      </w:r>
-      <w:r>
-        <w:t xml:space="preserve"> </w:t>
-      </w:r>
-      <w:r>
-        <w:t xml:space="preserve">città</w:t>
-      </w:r>
-      <w:r>
-        <w:t xml:space="preserve"> </w:t>
-      </w:r>
-      <w:r>
-        <w:t xml:space="preserve">della</w:t>
-      </w:r>
-      <w:r>
-        <w:t xml:space="preserve"> </w:t>
-      </w:r>
-      <w:r>
-        <w:t xml:space="preserve">settimana</w:t>
-      </w:r>
-      <w:r>
-        <w:t xml:space="preserve"> </w:t>
-      </w:r>
-      <w:r>
-        <w:t xml:space="preserve">con</w:t>
-      </w:r>
-      <w:r>
-        <w:t xml:space="preserve"> </w:t>
-      </w:r>
-      <w:r>
-        <w:t xml:space="preserve">la</w:t>
-      </w:r>
-      <w:r>
-        <w:t xml:space="preserve"> </w:t>
-      </w:r>
-      <w:r>
-        <w:t xml:space="preserve">maglia,</w:t>
-      </w:r>
-      <w:r>
-        <w:t xml:space="preserve"> </w:t>
-      </w:r>
-      <w:r>
-        <w:t xml:space="preserve">fonte</w:t>
-      </w:r>
-      <w:r>
-        <w:t xml:space="preserve"> </w:t>
-      </w:r>
-      <w:r>
-        <w:t xml:space="preserve">delle</w:t>
-      </w:r>
-      <w:r>
-        <w:t xml:space="preserve"> </w:t>
-      </w:r>
-      <w:r>
-        <w:t xml:space="preserve">visite,</w:t>
-      </w:r>
-      <w:r>
-        <w:t xml:space="preserve"> </w:t>
-      </w:r>
-      <w:r>
-        <w:t xml:space="preserve">Gran</w:t>
-      </w:r>
-      <w:r>
-        <w:t xml:space="preserve"> </w:t>
-      </w:r>
-      <w:r>
-        <w:t xml:space="preserve">Premio</w:t>
-      </w:r>
-      <w:r>
-        <w:t xml:space="preserve"> </w:t>
-      </w:r>
-      <w:r>
-        <w:t xml:space="preserve">delle</w:t>
-      </w:r>
-      <w:r>
-        <w:t xml:space="preserve"> </w:t>
-      </w:r>
-      <w:r>
-        <w:t xml:space="preserve">21</w:t>
       </w:r>
       <w:r>
         <w:t xml:space="preserve"> </w:t>
@@ -512,7 +578,7 @@
         <w:pStyle w:val="FirstParagraph"/>
       </w:pPr>
       <w:r>
-        <w:t xml:space="preserve">Aggiornati il 28/10/2026 alle 0:20 (versione online:</w:t>
+        <w:t xml:space="preserve">Aggiornati il 28/10/2026 alle 5:00 dal turno di notte (versione online:</w:t>
       </w:r>
       <w:r>
         <w:t xml:space="preserve"> </w:t>
@@ -522,10 +588,10 @@
           <w:bCs/>
           <w:b/>
         </w:rPr>
-        <w:t xml:space="preserve">0.20.2</w:t>
-      </w:r>
-      <w:r>
-        <w:t xml:space="preserve">. La</w:t>
+        <w:t xml:space="preserve">0.25.5</w:t>
+      </w:r>
+      <w:r>
+        <w:t xml:space="preserve">). Stanotte è andato online</w:t>
       </w:r>
       <w:r>
         <w:t xml:space="preserve"> </w:t>
@@ -535,23 +601,13 @@
           <w:bCs/>
           <w:b/>
         </w:rPr>
-        <w:t xml:space="preserve">0.25.3</w:t>
-      </w:r>
-      <w:r>
-        <w:t xml:space="preserve">, con tutto il lavoro del 27/10 dalla 0.21.0 alla 0.25.3, è</w:t>
+        <w:t xml:space="preserve">tutto il lavoro del 27/10</w:t>
       </w:r>
       <w:r>
         <w:t xml:space="preserve"> </w:t>
       </w:r>
       <w:r>
-        <w:rPr>
-          <w:bCs/>
-          <w:b/>
-        </w:rPr>
-        <w:t xml:space="preserve">pronta</w:t>
-      </w:r>
-      <w:r>
-        <w:t xml:space="preserve">: cancello di GitHub verde alle 23:48 e giro completo finito alle 0:18 con 12 prove su 14 verdi; le 2 rosse erano prove da aggiornare, non errori del gioco, e sono già corrette (nomi.mjs non conosceva</w:t>
+        <w:t xml:space="preserve">(0.21.0-0.25.4): batti il mio tempo con l’immagine del risultato (R-236), missioni (R-243), modalità portale per CrazyGames e Poki (R-244), città della settimana con la maglia esclusiva (R-245), fonte delle visite (R-246), Gran Premio delle 21 (R-247), banane e bombe in allenamento con gli avversari (R-515), cartelli CYF (R-514) e la correzione della pagina senza versione (B-02). Il turno di notte ha aggiunto le prove nuove per le 0.21-0.25 (T14-T16 e T8/T11 sul server,</w:t>
       </w:r>
       <w:r>
         <w:t xml:space="preserve"> </w:t>
@@ -560,37 +616,22 @@
         <w:rPr>
           <w:rStyle w:val="VerbatimChar"/>
         </w:rPr>
-        <w:t xml:space="preserve">File</w:t>
-      </w:r>
-      <w:r>
-        <w:t xml:space="preserve">; la prova G5 cercava ancora lo stemma sul fianco dove ora c’è la scritta CYF). Non è online perché per aggiornare</w:t>
+        <w:t xml:space="preserve">test_novita.py</w:t>
       </w:r>
       <w:r>
         <w:t xml:space="preserve"> </w:t>
+      </w:r>
+      <w:r>
+        <w:t xml:space="preserve">e R1d nel browser) e ha fatto il giro completo: 16 prove, tutte verdi. Nota: dal cloud di notte gli indirizzi del sito online (</w:t>
       </w:r>
       <w:r>
         <w:rPr>
           <w:rStyle w:val="VerbatimChar"/>
         </w:rPr>
-        <w:t xml:space="preserve">main</w:t>
-      </w:r>
-      <w:r>
-        <w:t xml:space="preserve"> </w:t>
-      </w:r>
-      <w:r>
-        <w:t xml:space="preserve">serve l’ok esplicito di Luigi (</w:t>
-      </w:r>
-      <w:r>
-        <w:t xml:space="preserve">“</w:t>
-      </w:r>
-      <w:r>
-        <w:t xml:space="preserve">pubblica su main</w:t>
-      </w:r>
-      <w:r>
-        <w:t xml:space="preserve">”</w:t>
-      </w:r>
-      <w:r>
-        <w:t xml:space="preserve">); altrimenti la pubblica il turno di notte dell’1:30 insieme alla 0.25.4 con gli oggetti in allenamento, ramo</w:t>
+        <w:t xml:space="preserve">/api/errors</w:t>
+      </w:r>
+      <w:r>
+        <w:t xml:space="preserve">,</w:t>
       </w:r>
       <w:r>
         <w:t xml:space="preserve"> </w:t>
@@ -599,10 +640,10 @@
         <w:rPr>
           <w:rStyle w:val="VerbatimChar"/>
         </w:rPr>
-        <w:t xml:space="preserve">giorno/oggetti-allenamento</w:t>
-      </w:r>
-      <w:r>
-        <w:t xml:space="preserve">. Le prove nuove delle versioni 0.21-0.25.1 le aggiunge il turno di notte, riga 1 della tabella di Claude). Dal 27/10 i requisiti sono in due Word, entrambi su Google Drive nella cartella</w:t>
+        <w:t xml:space="preserve">/api/stats</w:t>
+      </w:r>
+      <w:r>
+        <w:t xml:space="preserve">) non erano raggiungibili (dominio non consentito al proxy della sessione), quindi errori dei telefoni e misure di stanotte non sono stati letti — vedi la riga 1d qui sotto. Dal 27/10 i requisiti sono in due Word, entrambi su Google Drive nella cartella</w:t>
       </w:r>
       <w:r>
         <w:t xml:space="preserve"> </w:t>
@@ -1025,6 +1066,205 @@
                 <w:sz w:val="19"/>
               </w:rPr>
               <w:t xml:space="preserve">R-503, R-512</w:t>
+            </w:r>
+          </w:p>
+        </w:tc>
+      </w:tr>
+      <w:tr>
+        <w:tc>
+          <w:tcPr>
+            <w:tcW w:type="dxa" w:w="510"/>
+          </w:tcPr>
+          <w:p>
+            <w:pPr>
+              <w:pStyle w:val="Compact"/>
+              <w:spacing w:after="40"/>
+              <w:jc w:val="left"/>
+            </w:pPr>
+            <w:r>
+              <w:rPr>
+                <w:sz w:val="19"/>
+              </w:rPr>
+              <w:t xml:space="preserve">1d</w:t>
+            </w:r>
+          </w:p>
+        </w:tc>
+        <w:tc>
+          <w:tcPr>
+            <w:tcW w:type="dxa" w:w="6576"/>
+          </w:tcPr>
+          <w:p>
+            <w:pPr>
+              <w:pStyle w:val="Compact"/>
+              <w:spacing w:after="40"/>
+              <w:jc w:val="left"/>
+            </w:pPr>
+            <w:r>
+              <w:rPr>
+                <w:sz w:val="19"/>
+              </w:rPr>
+              <w:t xml:space="preserve">Permettere al turno di notte di leggere il sito online: su claude.ai → Settings → Capabilities aggiungere il dominio</w:t>
+            </w:r>
+            <w:r>
+              <w:rPr>
+                <w:sz w:val="19"/>
+              </w:rPr>
+              <w:t xml:space="preserve"> </w:t>
+            </w:r>
+            <w:r>
+              <w:rPr>
+                <w:rStyle w:val="VerbatimChar"/>
+                <w:sz w:val="19"/>
+              </w:rPr>
+              <w:t xml:space="preserve">cyf-gaming.benedetta-davinci-mellum.workers.dev</w:t>
+            </w:r>
+            <w:r>
+              <w:rPr>
+                <w:sz w:val="19"/>
+              </w:rPr>
+              <w:t xml:space="preserve"> </w:t>
+            </w:r>
+            <w:r>
+              <w:rPr>
+                <w:sz w:val="19"/>
+              </w:rPr>
+              <w:t xml:space="preserve">tra quelli consentiti. Stanotte (28/10) errori dei telefoni e misure non erano leggibili dal cloud</w:t>
+            </w:r>
+          </w:p>
+        </w:tc>
+        <w:tc>
+          <w:tcPr>
+            <w:tcW w:type="dxa" w:w="1247"/>
+          </w:tcPr>
+          <w:p>
+            <w:pPr>
+              <w:pStyle w:val="Compact"/>
+              <w:spacing w:after="40"/>
+              <w:jc w:val="left"/>
+            </w:pPr>
+            <w:r>
+              <w:rPr>
+                <w:sz w:val="19"/>
+              </w:rPr>
+              <w:t xml:space="preserve">2 min</w:t>
+            </w:r>
+          </w:p>
+        </w:tc>
+        <w:tc>
+          <w:tcPr>
+            <w:tcW w:type="dxa" w:w="1531"/>
+          </w:tcPr>
+          <w:p>
+            <w:pPr>
+              <w:pStyle w:val="Compact"/>
+              <w:spacing w:after="40"/>
+              <w:jc w:val="left"/>
+            </w:pPr>
+            <w:r>
+              <w:rPr>
+                <w:sz w:val="19"/>
+              </w:rPr>
+              <w:t xml:space="preserve">R-503, R-232</w:t>
+            </w:r>
+          </w:p>
+        </w:tc>
+      </w:tr>
+      <w:tr>
+        <w:tc>
+          <w:tcPr>
+            <w:tcW w:type="dxa" w:w="510"/>
+          </w:tcPr>
+          <w:p>
+            <w:pPr>
+              <w:pStyle w:val="Compact"/>
+              <w:spacing w:after="40"/>
+              <w:jc w:val="left"/>
+            </w:pPr>
+            <w:r>
+              <w:rPr>
+                <w:sz w:val="19"/>
+              </w:rPr>
+              <w:t xml:space="preserve">1e</w:t>
+            </w:r>
+          </w:p>
+        </w:tc>
+        <w:tc>
+          <w:tcPr>
+            <w:tcW w:type="dxa" w:w="6576"/>
+          </w:tcPr>
+          <w:p>
+            <w:pPr>
+              <w:pStyle w:val="Compact"/>
+              <w:spacing w:after="40"/>
+              <w:jc w:val="left"/>
+            </w:pPr>
+            <w:r>
+              <w:rPr>
+                <w:sz w:val="19"/>
+              </w:rPr>
+              <w:t xml:space="preserve">Stasera alle 21 provare il</w:t>
+            </w:r>
+            <w:r>
+              <w:rPr>
+                <w:sz w:val="19"/>
+              </w:rPr>
+              <w:t xml:space="preserve"> </w:t>
+            </w:r>
+            <w:r>
+              <w:rPr>
+                <w:bCs/>
+                <w:b/>
+                <w:sz w:val="19"/>
+              </w:rPr>
+              <w:t xml:space="preserve">Gran Premio</w:t>
+            </w:r>
+            <w:r>
+              <w:rPr>
+                <w:sz w:val="19"/>
+              </w:rPr>
+              <w:t xml:space="preserve"> </w:t>
+            </w:r>
+            <w:r>
+              <w:rPr>
+                <w:sz w:val="19"/>
+              </w:rPr>
+              <w:t xml:space="preserve">dal telefono (il pulsante nel menu si accende alle 20:50): è la prima sera in cui è online e il via vero delle 21 non si può provare di notte</w:t>
+            </w:r>
+          </w:p>
+        </w:tc>
+        <w:tc>
+          <w:tcPr>
+            <w:tcW w:type="dxa" w:w="1247"/>
+          </w:tcPr>
+          <w:p>
+            <w:pPr>
+              <w:pStyle w:val="Compact"/>
+              <w:spacing w:after="40"/>
+              <w:jc w:val="left"/>
+            </w:pPr>
+            <w:r>
+              <w:rPr>
+                <w:sz w:val="19"/>
+              </w:rPr>
+              <w:t xml:space="preserve">5 min</w:t>
+            </w:r>
+          </w:p>
+        </w:tc>
+        <w:tc>
+          <w:tcPr>
+            <w:tcW w:type="dxa" w:w="1531"/>
+          </w:tcPr>
+          <w:p>
+            <w:pPr>
+              <w:pStyle w:val="Compact"/>
+              <w:spacing w:after="40"/>
+              <w:jc w:val="left"/>
+            </w:pPr>
+            <w:r>
+              <w:rPr>
+                <w:sz w:val="19"/>
+              </w:rPr>
+              <w:t xml:space="preserve">R-247</w:t>
             </w:r>
           </w:p>
         </w:tc>
@@ -2657,9 +2897,41 @@
             </w:pPr>
             <w:r>
               <w:rPr>
-                <w:sz w:val="19"/>
-              </w:rPr>
-              <w:t xml:space="preserve">Pronta nella 0.25.3 (cancello di GitHub verde e giro completo del 27/10 sera; da pubblicare stanotte): aggiungere al giro completo le prove nuove per la 0.21.0:</w:t>
+                <w:bCs/>
+                <w:b/>
+                <w:sz w:val="19"/>
+              </w:rPr>
+              <w:t xml:space="preserve">Sfondo al livello 2</w:t>
+            </w:r>
+            <w:r>
+              <w:rPr>
+                <w:sz w:val="19"/>
+              </w:rPr>
+              <w:t xml:space="preserve"> </w:t>
+            </w:r>
+            <w:r>
+              <w:rPr>
+                <w:sz w:val="19"/>
+              </w:rPr>
+              <w:t xml:space="preserve">(prima parte di R-513): cielo con nuvole e sole, cartolina divisa in 2-3 piani con la profondità, luce coerente con il sole, passaggio morbido tra pista e sfondo, Neve con sfondo dipinto, piccoli movimenti. Prove da aggiungere la notte: foto di ogni città da 2 punti della pista, tempo di pittura nel worker, memoria della scheda video</w:t>
+            </w:r>
+          </w:p>
+        </w:tc>
+        <w:tc>
+          <w:tcPr>
+            <w:tcW w:type="dxa" w:w="2494"/>
+          </w:tcPr>
+          <w:p>
+            <w:pPr>
+              <w:pStyle w:val="Compact"/>
+              <w:spacing w:after="40"/>
+              <w:jc w:val="left"/>
+            </w:pPr>
+            <w:r>
+              <w:rPr>
+                <w:sz w:val="19"/>
+              </w:rPr>
+              <w:t xml:space="preserve">Scelta di Luigi del 27/10:</w:t>
             </w:r>
             <w:r>
               <w:rPr>
@@ -2677,7 +2949,7 @@
               <w:rPr>
                 <w:sz w:val="19"/>
               </w:rPr>
-              <w:t xml:space="preserve">batti il mio tempo</w:t>
+              <w:t xml:space="preserve">miglioriamo almeno lo sfondo</w:t>
             </w:r>
             <w:r>
               <w:rPr>
@@ -2685,173 +2957,6 @@
               </w:rPr>
               <w:t xml:space="preserve">”</w:t>
             </w:r>
-            <w:r>
-              <w:rPr>
-                <w:sz w:val="19"/>
-              </w:rPr>
-              <w:t xml:space="preserve"> </w:t>
-            </w:r>
-            <w:r>
-              <w:rPr>
-                <w:sz w:val="19"/>
-              </w:rPr>
-              <w:t xml:space="preserve">con immagine del risultato (R-236) e missioni (R-243), già scritte sul ramo</w:t>
-            </w:r>
-            <w:r>
-              <w:rPr>
-                <w:sz w:val="19"/>
-              </w:rPr>
-              <w:t xml:space="preserve"> </w:t>
-            </w:r>
-            <w:r>
-              <w:rPr>
-                <w:rStyle w:val="VerbatimChar"/>
-                <w:sz w:val="19"/>
-              </w:rPr>
-              <w:t xml:space="preserve">giorno/batti-missioni</w:t>
-            </w:r>
-            <w:r>
-              <w:rPr>
-                <w:sz w:val="19"/>
-              </w:rPr>
-              <w:t xml:space="preserve">. Prove da aggiungere:</w:t>
-            </w:r>
-            <w:r>
-              <w:rPr>
-                <w:sz w:val="19"/>
-              </w:rPr>
-              <w:t xml:space="preserve"> </w:t>
-            </w:r>
-            <w:r>
-              <w:rPr>
-                <w:rStyle w:val="VerbatimChar"/>
-                <w:sz w:val="19"/>
-              </w:rPr>
-              <w:t xml:space="preserve">pistaNumero</w:t>
-            </w:r>
-            <w:r>
-              <w:rPr>
-                <w:sz w:val="19"/>
-              </w:rPr>
-              <w:t xml:space="preserve"> </w:t>
-            </w:r>
-            <w:r>
-              <w:rPr>
-                <w:sz w:val="19"/>
-              </w:rPr>
-              <w:t xml:space="preserve">e la pista passata senza classifica in</w:t>
-            </w:r>
-            <w:r>
-              <w:rPr>
-                <w:sz w:val="19"/>
-              </w:rPr>
-              <w:t xml:space="preserve"> </w:t>
-            </w:r>
-            <w:r>
-              <w:rPr>
-                <w:rStyle w:val="VerbatimChar"/>
-                <w:sz w:val="19"/>
-              </w:rPr>
-              <w:t xml:space="preserve">test_server.mjs</w:t>
-            </w:r>
-            <w:r>
-              <w:rPr>
-                <w:sz w:val="19"/>
-              </w:rPr>
-              <w:t xml:space="preserve">; riquadro</w:t>
-            </w:r>
-            <w:r>
-              <w:rPr>
-                <w:sz w:val="19"/>
-              </w:rPr>
-              <w:t xml:space="preserve"> </w:t>
-            </w:r>
-            <w:r>
-              <w:rPr>
-                <w:sz w:val="19"/>
-              </w:rPr>
-              <w:t xml:space="preserve">“</w:t>
-            </w:r>
-            <w:r>
-              <w:rPr>
-                <w:sz w:val="19"/>
-              </w:rPr>
-              <w:t xml:space="preserve">ti sfida</w:t>
-            </w:r>
-            <w:r>
-              <w:rPr>
-                <w:sz w:val="19"/>
-              </w:rPr>
-              <w:t xml:space="preserve">”</w:t>
-            </w:r>
-            <w:r>
-              <w:rPr>
-                <w:sz w:val="19"/>
-              </w:rPr>
-              <w:t xml:space="preserve"> </w:t>
-            </w:r>
-            <w:r>
-              <w:rPr>
-                <w:sz w:val="19"/>
-              </w:rPr>
-              <w:t xml:space="preserve">con</w:t>
-            </w:r>
-            <w:r>
-              <w:rPr>
-                <w:sz w:val="19"/>
-              </w:rPr>
-              <w:t xml:space="preserve"> </w:t>
-            </w:r>
-            <w:r>
-              <w:rPr>
-                <w:rStyle w:val="VerbatimChar"/>
-                <w:sz w:val="19"/>
-              </w:rPr>
-              <w:t xml:space="preserve">?batti=</w:t>
-            </w:r>
-            <w:r>
-              <w:rPr>
-                <w:sz w:val="19"/>
-              </w:rPr>
-              <w:t xml:space="preserve">, riga del distacco, esito e Immagine in una prova del browser; missioni (avanzamento, stella, profilo</w:t>
-            </w:r>
-            <w:r>
-              <w:rPr>
-                <w:sz w:val="19"/>
-              </w:rPr>
-              <w:t xml:space="preserve"> </w:t>
-            </w:r>
-            <w:r>
-              <w:rPr>
-                <w:rStyle w:val="VerbatimChar"/>
-                <w:sz w:val="19"/>
-              </w:rPr>
-              <w:t xml:space="preserve">mi</w:t>
-            </w:r>
-            <w:r>
-              <w:rPr>
-                <w:sz w:val="19"/>
-              </w:rPr>
-              <w:t xml:space="preserve">)</w:t>
-            </w:r>
-          </w:p>
-        </w:tc>
-        <w:tc>
-          <w:tcPr>
-            <w:tcW w:type="dxa" w:w="2494"/>
-          </w:tcPr>
-          <w:p>
-            <w:pPr>
-              <w:pStyle w:val="Compact"/>
-              <w:spacing w:after="40"/>
-              <w:jc w:val="left"/>
-            </w:pPr>
-            <w:r>
-              <w:rPr>
-                <w:sz w:val="19"/>
-              </w:rPr>
-              <w:t xml:space="preserve">Chi gioca porta altri giocatori; da soli c’è un motivo per tornare</w:t>
-            </w:r>
           </w:p>
         </w:tc>
         <w:tc>
@@ -2868,7 +2973,7 @@
               <w:rPr>
                 <w:sz w:val="19"/>
               </w:rPr>
-              <w:t xml:space="preserve">R-236, R-243</w:t>
+              <w:t xml:space="preserve">R-513, R-405</w:t>
             </w:r>
           </w:p>
         </w:tc>
@@ -2886,25 +2991,26 @@
               <w:rPr>
                 <w:sz w:val="19"/>
               </w:rPr>
-              <w:t xml:space="preserve">0.21</w:t>
+              <w:t xml:space="preserve">—</w:t>
             </w:r>
           </w:p>
         </w:tc>
         <w:tc>
           <w:tcPr>
             <w:tcW w:type="dxa" w:w="1304"/>
-          </w:tcPr>
-          <w:p>
-            <w:pPr>
-              <w:pStyle w:val="Compact"/>
-              <w:spacing w:after="40"/>
-              <w:jc w:val="left"/>
-            </w:pPr>
-            <w:r>
-              <w:rPr>
-                <w:sz w:val="19"/>
-              </w:rPr>
-              <w:t xml:space="preserve">Sì (stanotte)</w:t>
+            <w:shd w:val="clear" w:color="auto" w:fill="D7F0DF"/>
+          </w:tcPr>
+          <w:p>
+            <w:pPr>
+              <w:pStyle w:val="Compact"/>
+              <w:spacing w:after="40"/>
+              <w:jc w:val="left"/>
+            </w:pPr>
+            <w:r>
+              <w:rPr>
+                <w:sz w:val="19"/>
+              </w:rPr>
+              <w:t xml:space="preserve">Sì</w:t>
             </w:r>
           </w:p>
         </w:tc>
@@ -2924,7 +3030,7 @@
               <w:rPr>
                 <w:sz w:val="19"/>
               </w:rPr>
-              <w:t xml:space="preserve">1b</w:t>
+              <w:t xml:space="preserve">2</w:t>
             </w:r>
           </w:p>
         </w:tc>
@@ -2942,145 +3048,59 @@
               <w:rPr>
                 <w:sz w:val="19"/>
               </w:rPr>
-              <w:t xml:space="preserve">Pronta nella 0.25.3 (cancello di GitHub verde e giro completo del 27/10 sera; da pubblicare stanotte): aggiungere al giro completo le prove nuove per la 0.22.0, 0.23.0 e 0.24.0 sul ramo</w:t>
-            </w:r>
-            <w:r>
-              <w:rPr>
-                <w:sz w:val="19"/>
-              </w:rPr>
-              <w:t xml:space="preserve"> </w:t>
-            </w:r>
-            <w:r>
-              <w:rPr>
-                <w:rStyle w:val="VerbatimChar"/>
-                <w:sz w:val="19"/>
-              </w:rPr>
-              <w:t xml:space="preserve">giorno/portale-settimana</w:t>
-            </w:r>
-            <w:r>
-              <w:rPr>
-                <w:sz w:val="19"/>
-              </w:rPr>
-              <w:t xml:space="preserve"> </w:t>
-            </w:r>
-            <w:r>
-              <w:rPr>
-                <w:sz w:val="19"/>
-              </w:rPr>
-              <w:t xml:space="preserve">(contiene anche la 0.21.0): modalità portale (R-244), città della settimana con la maglia (R-245), fonte delle visite (R-246). Prove da aggiungere:</w:t>
-            </w:r>
-            <w:r>
-              <w:rPr>
-                <w:sz w:val="19"/>
-              </w:rPr>
-              <w:t xml:space="preserve"> </w:t>
-            </w:r>
-            <w:r>
-              <w:rPr>
-                <w:rStyle w:val="VerbatimChar"/>
-                <w:sz w:val="19"/>
-              </w:rPr>
-              <w:t xml:space="preserve">?portale=</w:t>
-            </w:r>
-            <w:r>
-              <w:rPr>
-                <w:sz w:val="19"/>
-              </w:rPr>
-              <w:t xml:space="preserve"> </w:t>
-            </w:r>
-            <w:r>
-              <w:rPr>
-                <w:sz w:val="19"/>
-              </w:rPr>
-              <w:t xml:space="preserve">nasconde donazioni e link e spegne i vocali (browser);</w:t>
-            </w:r>
-            <w:r>
-              <w:rPr>
-                <w:sz w:val="19"/>
-              </w:rPr>
-              <w:t xml:space="preserve"> </w:t>
-            </w:r>
-            <w:r>
-              <w:rPr>
-                <w:rStyle w:val="VerbatimChar"/>
-                <w:sz w:val="19"/>
-              </w:rPr>
-              <w:t xml:space="preserve">calendario.js</w:t>
-            </w:r>
-            <w:r>
-              <w:rPr>
-                <w:sz w:val="19"/>
-              </w:rPr>
-              <w:t xml:space="preserve"> </w:t>
-            </w:r>
-            <w:r>
-              <w:rPr>
-                <w:sz w:val="19"/>
-              </w:rPr>
-              <w:t xml:space="preserve">settimana → città,</w:t>
-            </w:r>
-            <w:r>
-              <w:rPr>
-                <w:sz w:val="19"/>
-              </w:rPr>
-              <w:t xml:space="preserve"> </w:t>
-            </w:r>
-            <w:r>
-              <w:rPr>
-                <w:rStyle w:val="VerbatimChar"/>
-                <w:sz w:val="19"/>
-              </w:rPr>
-              <w:t xml:space="preserve">premia</w:t>
-            </w:r>
-            <w:r>
-              <w:rPr>
-                <w:sz w:val="19"/>
-              </w:rPr>
-              <w:t xml:space="preserve"> </w:t>
-            </w:r>
-            <w:r>
-              <w:rPr>
-                <w:sz w:val="19"/>
-              </w:rPr>
-              <w:t xml:space="preserve">del server e maglia nei risultati (</w:t>
-            </w:r>
-            <w:r>
-              <w:rPr>
-                <w:rStyle w:val="VerbatimChar"/>
-                <w:sz w:val="19"/>
-              </w:rPr>
-              <w:t xml:space="preserve">test_server.mjs</w:t>
-            </w:r>
-            <w:r>
-              <w:rPr>
-                <w:sz w:val="19"/>
-              </w:rPr>
-              <w:t xml:space="preserve">);</w:t>
-            </w:r>
-            <w:r>
-              <w:rPr>
-                <w:sz w:val="19"/>
-              </w:rPr>
-              <w:t xml:space="preserve"> </w:t>
-            </w:r>
-            <w:r>
-              <w:rPr>
-                <w:rStyle w:val="VerbatimChar"/>
-                <w:sz w:val="19"/>
-              </w:rPr>
-              <w:t xml:space="preserve">/api/visita</w:t>
-            </w:r>
-            <w:r>
-              <w:rPr>
-                <w:sz w:val="19"/>
-              </w:rPr>
-              <w:t xml:space="preserve"> </w:t>
-            </w:r>
-            <w:r>
-              <w:rPr>
-                <w:sz w:val="19"/>
-              </w:rPr>
-              <w:t xml:space="preserve">con la fonte e ritorni per fonte (T11)</w:t>
+              <w:t xml:space="preserve">Prestazioni misurate: fps, peso della pagina e caricamento a ogni giro notturno, con soglie; in più gli</w:t>
+            </w:r>
+            <w:r>
+              <w:rPr>
+                <w:sz w:val="19"/>
+              </w:rPr>
+              <w:t xml:space="preserve"> </w:t>
+            </w:r>
+            <w:r>
+              <w:rPr>
+                <w:bCs/>
+                <w:b/>
+                <w:sz w:val="19"/>
+              </w:rPr>
+              <w:t xml:space="preserve">fps veri dei giocatori</w:t>
+            </w:r>
+            <w:r>
+              <w:rPr>
+                <w:sz w:val="19"/>
+              </w:rPr>
+              <w:t xml:space="preserve"> </w:t>
+            </w:r>
+            <w:r>
+              <w:rPr>
+                <w:sz w:val="19"/>
+              </w:rPr>
+              <w:t xml:space="preserve">(il gioco manda la media con la visita, divisa tra telefono e PC, su /api/stats) e la</w:t>
+            </w:r>
+            <w:r>
+              <w:rPr>
+                <w:sz w:val="19"/>
+              </w:rPr>
+              <w:t xml:space="preserve"> </w:t>
+            </w:r>
+            <w:r>
+              <w:rPr>
+                <w:bCs/>
+                <w:b/>
+                <w:sz w:val="19"/>
+              </w:rPr>
+              <w:t xml:space="preserve">qualità scelta in automatico</w:t>
+            </w:r>
+            <w:r>
+              <w:rPr>
+                <w:sz w:val="19"/>
+              </w:rPr>
+              <w:t xml:space="preserve"> </w:t>
+            </w:r>
+            <w:r>
+              <w:rPr>
+                <w:sz w:val="19"/>
+              </w:rPr>
+              <w:t xml:space="preserve">(alta, media, bassa) in base al dispositivo</w:t>
             </w:r>
           </w:p>
         </w:tc>
@@ -3098,31 +3118,7 @@
               <w:rPr>
                 <w:sz w:val="19"/>
               </w:rPr>
-              <w:t xml:space="preserve">Richiesta di Luigi del 27/10 (</w:t>
-            </w:r>
-            <w:r>
-              <w:rPr>
-                <w:sz w:val="19"/>
-              </w:rPr>
-              <w:t xml:space="preserve">“</w:t>
-            </w:r>
-            <w:r>
-              <w:rPr>
-                <w:sz w:val="19"/>
-              </w:rPr>
-              <w:t xml:space="preserve">implementa quello che hanno i competitor, dalla modifica più massiccia</w:t>
-            </w:r>
-            <w:r>
-              <w:rPr>
-                <w:sz w:val="19"/>
-              </w:rPr>
-              <w:t xml:space="preserve">”</w:t>
-            </w:r>
-            <w:r>
-              <w:rPr>
-                <w:sz w:val="19"/>
-              </w:rPr>
-              <w:t xml:space="preserve">)</w:t>
+              <w:t xml:space="preserve">La grafica più bella non deve rallentare i telefoni vecchi; le prove della notte girano su un processore simulato, i telefoni veri sono un’altra cosa</w:t>
             </w:r>
           </w:p>
         </w:tc>
@@ -3140,7 +3136,7 @@
               <w:rPr>
                 <w:sz w:val="19"/>
               </w:rPr>
-              <w:t xml:space="preserve">R-244, R-245, R-246</w:t>
+              <w:t xml:space="preserve">A-14, R-513</w:t>
             </w:r>
           </w:p>
         </w:tc>
@@ -3158,25 +3154,26 @@
               <w:rPr>
                 <w:sz w:val="19"/>
               </w:rPr>
-              <w:t xml:space="preserve">0.22-0.24</w:t>
+              <w:t xml:space="preserve">—</w:t>
             </w:r>
           </w:p>
         </w:tc>
         <w:tc>
           <w:tcPr>
             <w:tcW w:type="dxa" w:w="1304"/>
-          </w:tcPr>
-          <w:p>
-            <w:pPr>
-              <w:pStyle w:val="Compact"/>
-              <w:spacing w:after="40"/>
-              <w:jc w:val="left"/>
-            </w:pPr>
-            <w:r>
-              <w:rPr>
-                <w:sz w:val="19"/>
-              </w:rPr>
-              <w:t xml:space="preserve">Sì (stanotte)</w:t>
+            <w:shd w:val="clear" w:color="auto" w:fill="D7F0DF"/>
+          </w:tcPr>
+          <w:p>
+            <w:pPr>
+              <w:pStyle w:val="Compact"/>
+              <w:spacing w:after="40"/>
+              <w:jc w:val="left"/>
+            </w:pPr>
+            <w:r>
+              <w:rPr>
+                <w:sz w:val="19"/>
+              </w:rPr>
+              <w:t xml:space="preserve">Sì</w:t>
             </w:r>
           </w:p>
         </w:tc>
@@ -3196,7 +3193,7 @@
               <w:rPr>
                 <w:sz w:val="19"/>
               </w:rPr>
-              <w:t xml:space="preserve">1c</w:t>
+              <w:t xml:space="preserve">3</w:t>
             </w:r>
           </w:p>
         </w:tc>
@@ -3214,83 +3211,7 @@
               <w:rPr>
                 <w:sz w:val="19"/>
               </w:rPr>
-              <w:t xml:space="preserve">Pronta nella 0.25.3 (cancello di GitHub verde e giro completo del 27/10 sera; da pubblicare stanotte): aggiungere al giro completo le prove nuove per la 0.25.0 (stesso ramo): Gran Premio delle 21 (R-247). Prove da aggiungere:</w:t>
-            </w:r>
-            <w:r>
-              <w:rPr>
-                <w:sz w:val="19"/>
-              </w:rPr>
-              <w:t xml:space="preserve"> </w:t>
-            </w:r>
-            <w:r>
-              <w:rPr>
-                <w:rStyle w:val="VerbatimChar"/>
-                <w:sz w:val="19"/>
-              </w:rPr>
-              <w:t xml:space="preserve">prossimoGP</w:t>
-            </w:r>
-            <w:r>
-              <w:rPr>
-                <w:sz w:val="19"/>
-              </w:rPr>
-              <w:t xml:space="preserve"> </w:t>
-            </w:r>
-            <w:r>
-              <w:rPr>
-                <w:sz w:val="19"/>
-              </w:rPr>
-              <w:t xml:space="preserve">e la finestra d’ingresso (</w:t>
-            </w:r>
-            <w:r>
-              <w:rPr>
-                <w:rStyle w:val="VerbatimChar"/>
-                <w:sz w:val="19"/>
-              </w:rPr>
-              <w:t xml:space="preserve">granpremio.mjs</w:t>
-            </w:r>
-            <w:r>
-              <w:rPr>
-                <w:sz w:val="19"/>
-              </w:rPr>
-              <w:t xml:space="preserve">), sala GP che parte all’ora fissa con lo stesso seme e classifica</w:t>
-            </w:r>
-            <w:r>
-              <w:rPr>
-                <w:sz w:val="19"/>
-              </w:rPr>
-              <w:t xml:space="preserve"> </w:t>
-            </w:r>
-            <w:r>
-              <w:rPr>
-                <w:rStyle w:val="VerbatimChar"/>
-                <w:sz w:val="19"/>
-              </w:rPr>
-              <w:t xml:space="preserve">gp:&lt;giorno&gt;</w:t>
-            </w:r>
-            <w:r>
-              <w:rPr>
-                <w:sz w:val="19"/>
-              </w:rPr>
-              <w:t xml:space="preserve"> </w:t>
-            </w:r>
-            <w:r>
-              <w:rPr>
-                <w:sz w:val="19"/>
-              </w:rPr>
-              <w:t xml:space="preserve">(</w:t>
-            </w:r>
-            <w:r>
-              <w:rPr>
-                <w:rStyle w:val="VerbatimChar"/>
-                <w:sz w:val="19"/>
-              </w:rPr>
-              <w:t xml:space="preserve">test_server.mjs</w:t>
-            </w:r>
-            <w:r>
-              <w:rPr>
-                <w:sz w:val="19"/>
-              </w:rPr>
-              <w:t xml:space="preserve">), riquadro con il conto alla rovescia (browser)</w:t>
+              <w:t xml:space="preserve">Three.js nuova versione (oggi r128 del 2021, ultima r186 di settembre 2026); dove WebGPU manca torna da sola a WebGL 2</w:t>
             </w:r>
           </w:p>
         </w:tc>
@@ -3308,7 +3229,7 @@
               <w:rPr>
                 <w:sz w:val="19"/>
               </w:rPr>
-              <w:t xml:space="preserve">Riempie le sale: tutti arrivano alla stessa ora</w:t>
+              <w:t xml:space="preserve">Serve al livello 2 (luce, colori, texture compresse); cambiano colori e luci: la notte ricontrolla tutte le città con le foto</w:t>
             </w:r>
           </w:p>
         </w:tc>
@@ -3326,7 +3247,7 @@
               <w:rPr>
                 <w:sz w:val="19"/>
               </w:rPr>
-              <w:t xml:space="preserve">R-247</w:t>
+              <w:t xml:space="preserve">A-16, R-513</w:t>
             </w:r>
           </w:p>
         </w:tc>
@@ -3344,25 +3265,26 @@
               <w:rPr>
                 <w:sz w:val="19"/>
               </w:rPr>
-              <w:t xml:space="preserve">0.25</w:t>
+              <w:t xml:space="preserve">—</w:t>
             </w:r>
           </w:p>
         </w:tc>
         <w:tc>
           <w:tcPr>
             <w:tcW w:type="dxa" w:w="1304"/>
-          </w:tcPr>
-          <w:p>
-            <w:pPr>
-              <w:pStyle w:val="Compact"/>
-              <w:spacing w:after="40"/>
-              <w:jc w:val="left"/>
-            </w:pPr>
-            <w:r>
-              <w:rPr>
-                <w:sz w:val="19"/>
-              </w:rPr>
-              <w:t xml:space="preserve">Sì (stanotte)</w:t>
+            <w:shd w:val="clear" w:color="auto" w:fill="D7F0DF"/>
+          </w:tcPr>
+          <w:p>
+            <w:pPr>
+              <w:pStyle w:val="Compact"/>
+              <w:spacing w:after="40"/>
+              <w:jc w:val="left"/>
+            </w:pPr>
+            <w:r>
+              <w:rPr>
+                <w:sz w:val="19"/>
+              </w:rPr>
+              <w:t xml:space="preserve">Sì</w:t>
             </w:r>
           </w:p>
         </w:tc>
@@ -3382,7 +3304,7 @@
               <w:rPr>
                 <w:sz w:val="19"/>
               </w:rPr>
-              <w:t xml:space="preserve">1d</w:t>
+              <w:t xml:space="preserve">4</w:t>
             </w:r>
           </w:p>
         </w:tc>
@@ -3398,66 +3320,23 @@
             </w:pPr>
             <w:r>
               <w:rPr>
-                <w:sz w:val="19"/>
-              </w:rPr>
-              <w:t xml:space="preserve">Pronta nella 0.25.3 (cancello di GitHub verde e giro completo del 27/10 sera; da pubblicare stanotte): aggiungere al giro completo le prove nuove per la 0.25.1 (ramo</w:t>
-            </w:r>
-            <w:r>
-              <w:rPr>
-                <w:sz w:val="19"/>
-              </w:rPr>
-              <w:t xml:space="preserve"> </w:t>
-            </w:r>
-            <w:r>
-              <w:rPr>
-                <w:rStyle w:val="VerbatimChar"/>
-                <w:sz w:val="19"/>
-              </w:rPr>
-              <w:t xml:space="preserve">giorno/pagina-vecchia</w:t>
-            </w:r>
-            <w:r>
-              <w:rPr>
-                <w:sz w:val="19"/>
-              </w:rPr>
-              <w:t xml:space="preserve">, parte da</w:t>
-            </w:r>
-            <w:r>
-              <w:rPr>
-                <w:sz w:val="19"/>
-              </w:rPr>
-              <w:t xml:space="preserve"> </w:t>
-            </w:r>
-            <w:r>
-              <w:rPr>
-                <w:rStyle w:val="VerbatimChar"/>
-                <w:sz w:val="19"/>
-              </w:rPr>
-              <w:t xml:space="preserve">giorno/portale-settimana</w:t>
-            </w:r>
-            <w:r>
-              <w:rPr>
-                <w:sz w:val="19"/>
-              </w:rPr>
-              <w:t xml:space="preserve">): anche la pagina senza versione si ricarica (unico errore nuovo dai telefoni del 27/10, Samsung Internet). Prova da aggiungere: variante di R1c con la pagina senza</w:t>
-            </w:r>
-            <w:r>
-              <w:rPr>
-                <w:sz w:val="19"/>
-              </w:rPr>
-              <w:t xml:space="preserve"> </w:t>
-            </w:r>
-            <w:r>
-              <w:rPr>
-                <w:rStyle w:val="VerbatimChar"/>
-                <w:sz w:val="19"/>
-              </w:rPr>
-              <w:t xml:space="preserve">&lt;meta name="cyf-versione"&gt;</w:t>
-            </w:r>
-            <w:r>
-              <w:rPr>
-                <w:sz w:val="19"/>
-              </w:rPr>
-              <w:t xml:space="preserve">, che deve ricaricarsi una volta e arrivare al menu</w:t>
+                <w:bCs/>
+                <w:b/>
+                <w:sz w:val="19"/>
+              </w:rPr>
+              <w:t xml:space="preserve">Resto del livello 2</w:t>
+            </w:r>
+            <w:r>
+              <w:rPr>
+                <w:sz w:val="19"/>
+              </w:rPr>
+              <w:t xml:space="preserve"> </w:t>
+            </w:r>
+            <w:r>
+              <w:rPr>
+                <w:sz w:val="19"/>
+              </w:rPr>
+              <w:t xml:space="preserve">(seconda parte di R-513): tone mapping e colori di ogni città, luce morbida, alberi e palazzi più fitti (instancing), polvere di neve, rilievo di neve e asfalto, effetti pesanti solo dove il dispositivo regge</w:t>
             </w:r>
           </w:p>
         </w:tc>
@@ -3475,7 +3354,7 @@
               <w:rPr>
                 <w:sz w:val="19"/>
               </w:rPr>
-              <w:t xml:space="preserve">Ogni errore visto dai telefoni va corretto (R-506)</w:t>
+              <w:t xml:space="preserve">Scelta di Luigi del 27/10: livello 2</w:t>
             </w:r>
           </w:p>
         </w:tc>
@@ -3493,7 +3372,7 @@
               <w:rPr>
                 <w:sz w:val="19"/>
               </w:rPr>
-              <w:t xml:space="preserve">R-011</w:t>
+              <w:t xml:space="preserve">R-513</w:t>
             </w:r>
           </w:p>
         </w:tc>
@@ -3511,25 +3390,26 @@
               <w:rPr>
                 <w:sz w:val="19"/>
               </w:rPr>
-              <w:t xml:space="preserve">0.25.1</w:t>
+              <w:t xml:space="preserve">—</w:t>
             </w:r>
           </w:p>
         </w:tc>
         <w:tc>
           <w:tcPr>
             <w:tcW w:type="dxa" w:w="1304"/>
-          </w:tcPr>
-          <w:p>
-            <w:pPr>
-              <w:pStyle w:val="Compact"/>
-              <w:spacing w:after="40"/>
-              <w:jc w:val="left"/>
-            </w:pPr>
-            <w:r>
-              <w:rPr>
-                <w:sz w:val="19"/>
-              </w:rPr>
-              <w:t xml:space="preserve">Sì (stanotte)</w:t>
+            <w:shd w:val="clear" w:color="auto" w:fill="D7F0DF"/>
+          </w:tcPr>
+          <w:p>
+            <w:pPr>
+              <w:pStyle w:val="Compact"/>
+              <w:spacing w:after="40"/>
+              <w:jc w:val="left"/>
+            </w:pPr>
+            <w:r>
+              <w:rPr>
+                <w:sz w:val="19"/>
+              </w:rPr>
+              <w:t xml:space="preserve">Sì</w:t>
             </w:r>
           </w:p>
         </w:tc>
@@ -3549,7 +3429,7 @@
               <w:rPr>
                 <w:sz w:val="19"/>
               </w:rPr>
-              <w:t xml:space="preserve">2a</w:t>
+              <w:t xml:space="preserve">5</w:t>
             </w:r>
           </w:p>
         </w:tc>
@@ -3565,61 +3445,9 @@
             </w:pPr>
             <w:r>
               <w:rPr>
-                <w:bCs/>
-                <w:b/>
-                <w:sz w:val="19"/>
-              </w:rPr>
-              <w:t xml:space="preserve">Banane, bombe e bananone anche in allenamento con gli avversari</w:t>
-            </w:r>
-            <w:r>
-              <w:rPr>
-                <w:sz w:val="19"/>
-              </w:rPr>
-              <w:t xml:space="preserve"> </w:t>
-            </w:r>
-            <w:r>
-              <w:rPr>
-                <w:sz w:val="19"/>
-              </w:rPr>
-              <w:t xml:space="preserve">(R-515): scritto nella 0.25.4 (ramo</w:t>
-            </w:r>
-            <w:r>
-              <w:rPr>
-                <w:sz w:val="19"/>
-              </w:rPr>
-              <w:t xml:space="preserve"> </w:t>
-            </w:r>
-            <w:r>
-              <w:rPr>
-                <w:rStyle w:val="VerbatimChar"/>
-                <w:sz w:val="19"/>
-              </w:rPr>
-              <w:t xml:space="preserve">giorno/oggetti-allenamento</w:t>
-            </w:r>
-            <w:r>
-              <w:rPr>
-                <w:sz w:val="19"/>
-              </w:rPr>
-              <w:t xml:space="preserve">, 27/10 sera) con la prova</w:t>
-            </w:r>
-            <w:r>
-              <w:rPr>
-                <w:sz w:val="19"/>
-              </w:rPr>
-              <w:t xml:space="preserve"> </w:t>
-            </w:r>
-            <w:r>
-              <w:rPr>
-                <w:rStyle w:val="VerbatimChar"/>
-                <w:sz w:val="19"/>
-              </w:rPr>
-              <w:t xml:space="preserve">test_oggetti_allenamento.py</w:t>
-            </w:r>
-            <w:r>
-              <w:rPr>
-                <w:sz w:val="19"/>
-              </w:rPr>
-              <w:t xml:space="preserve">; stanotte giro completo e pubblicazione</w:t>
+                <w:sz w:val="19"/>
+              </w:rPr>
+              <w:t xml:space="preserve">Pagina più leggera: file del gioco uniti e compressi con esbuild, città scaricate solo quando servono</w:t>
             </w:r>
           </w:p>
         </w:tc>
@@ -3637,7 +3465,7 @@
               <w:rPr>
                 <w:sz w:val="19"/>
               </w:rPr>
-              <w:t xml:space="preserve">Richiesta di Luigi del 27/10 sera</w:t>
+              <w:t xml:space="preserve">Il caricamento non cresce con le città nuove (e serve al livello 3, se un giorno si fa)</w:t>
             </w:r>
           </w:p>
         </w:tc>
@@ -3655,7 +3483,7 @@
               <w:rPr>
                 <w:sz w:val="19"/>
               </w:rPr>
-              <w:t xml:space="preserve">R-515</w:t>
+              <w:t xml:space="preserve">A-23</w:t>
             </w:r>
           </w:p>
         </w:tc>
@@ -3673,25 +3501,26 @@
               <w:rPr>
                 <w:sz w:val="19"/>
               </w:rPr>
-              <w:t xml:space="preserve">0.25.4</w:t>
+              <w:t xml:space="preserve">—</w:t>
             </w:r>
           </w:p>
         </w:tc>
         <w:tc>
           <w:tcPr>
             <w:tcW w:type="dxa" w:w="1304"/>
-          </w:tcPr>
-          <w:p>
-            <w:pPr>
-              <w:pStyle w:val="Compact"/>
-              <w:spacing w:after="40"/>
-              <w:jc w:val="left"/>
-            </w:pPr>
-            <w:r>
-              <w:rPr>
-                <w:sz w:val="19"/>
-              </w:rPr>
-              <w:t xml:space="preserve">Sì (stanotte)</w:t>
+            <w:shd w:val="clear" w:color="auto" w:fill="FFF1C7"/>
+          </w:tcPr>
+          <w:p>
+            <w:pPr>
+              <w:pStyle w:val="Compact"/>
+              <w:spacing w:after="40"/>
+              <w:jc w:val="left"/>
+            </w:pPr>
+            <w:r>
+              <w:rPr>
+                <w:sz w:val="19"/>
+              </w:rPr>
+              <w:t xml:space="preserve">Da approvare</w:t>
             </w:r>
           </w:p>
         </w:tc>
@@ -3711,7 +3540,7 @@
               <w:rPr>
                 <w:sz w:val="19"/>
               </w:rPr>
-              <w:t xml:space="preserve">2</w:t>
+              <w:t xml:space="preserve">6</w:t>
             </w:r>
           </w:p>
         </w:tc>
@@ -3727,23 +3556,9 @@
             </w:pPr>
             <w:r>
               <w:rPr>
-                <w:bCs/>
-                <w:b/>
-                <w:sz w:val="19"/>
-              </w:rPr>
-              <w:t xml:space="preserve">Sfondo al livello 2</w:t>
-            </w:r>
-            <w:r>
-              <w:rPr>
-                <w:sz w:val="19"/>
-              </w:rPr>
-              <w:t xml:space="preserve"> </w:t>
-            </w:r>
-            <w:r>
-              <w:rPr>
-                <w:sz w:val="19"/>
-              </w:rPr>
-              <w:t xml:space="preserve">(prima parte di R-513): cielo con nuvole e sole, cartolina divisa in 2-3 piani con la profondità, luce coerente con il sole, passaggio morbido tra pista e sfondo, Neve con sfondo dipinto, piccoli movimenti. Prove da aggiungere la notte: foto di ogni città da 2 punti della pista, tempo di pittura nel worker, memoria della scheda video</w:t>
+                <w:sz w:val="19"/>
+              </w:rPr>
+              <w:t xml:space="preserve">Prove divise per modulo: il cancello prova solo i moduli toccati, la notte tutto</w:t>
             </w:r>
           </w:p>
         </w:tc>
@@ -3761,31 +3576,7 @@
               <w:rPr>
                 <w:sz w:val="19"/>
               </w:rPr>
-              <w:t xml:space="preserve">Scelta di Luigi del 27/10:</w:t>
-            </w:r>
-            <w:r>
-              <w:rPr>
-                <w:sz w:val="19"/>
-              </w:rPr>
-              <w:t xml:space="preserve"> </w:t>
-            </w:r>
-            <w:r>
-              <w:rPr>
-                <w:sz w:val="19"/>
-              </w:rPr>
-              <w:t xml:space="preserve">“</w:t>
-            </w:r>
-            <w:r>
-              <w:rPr>
-                <w:sz w:val="19"/>
-              </w:rPr>
-              <w:t xml:space="preserve">miglioriamo almeno lo sfondo</w:t>
-            </w:r>
-            <w:r>
-              <w:rPr>
-                <w:sz w:val="19"/>
-              </w:rPr>
-              <w:t xml:space="preserve">”</w:t>
+              <w:t xml:space="preserve">Il cancello resta veloce anche con molti moduli</w:t>
             </w:r>
           </w:p>
         </w:tc>
@@ -3803,7 +3594,7 @@
               <w:rPr>
                 <w:sz w:val="19"/>
               </w:rPr>
-              <w:t xml:space="preserve">R-513, R-405</w:t>
+              <w:t xml:space="preserve">A-25</w:t>
             </w:r>
           </w:p>
         </w:tc>
@@ -3828,19 +3619,19 @@
         <w:tc>
           <w:tcPr>
             <w:tcW w:type="dxa" w:w="1304"/>
-            <w:shd w:val="clear" w:color="auto" w:fill="D7F0DF"/>
-          </w:tcPr>
-          <w:p>
-            <w:pPr>
-              <w:pStyle w:val="Compact"/>
-              <w:spacing w:after="40"/>
-              <w:jc w:val="left"/>
-            </w:pPr>
-            <w:r>
-              <w:rPr>
-                <w:sz w:val="19"/>
-              </w:rPr>
-              <w:t xml:space="preserve">Sì</w:t>
+            <w:shd w:val="clear" w:color="auto" w:fill="FFF1C7"/>
+          </w:tcPr>
+          <w:p>
+            <w:pPr>
+              <w:pStyle w:val="Compact"/>
+              <w:spacing w:after="40"/>
+              <w:jc w:val="left"/>
+            </w:pPr>
+            <w:r>
+              <w:rPr>
+                <w:sz w:val="19"/>
+              </w:rPr>
+              <w:t xml:space="preserve">Da approvare</w:t>
             </w:r>
           </w:p>
         </w:tc>
@@ -3860,7 +3651,7 @@
               <w:rPr>
                 <w:sz w:val="19"/>
               </w:rPr>
-              <w:t xml:space="preserve">3</w:t>
+              <w:t xml:space="preserve">7</w:t>
             </w:r>
           </w:p>
         </w:tc>
@@ -3878,59 +3669,26 @@
               <w:rPr>
                 <w:sz w:val="19"/>
               </w:rPr>
-              <w:t xml:space="preserve">Prestazioni misurate: fps, peso della pagina e caricamento a ogni giro notturno, con soglie; in più gli</w:t>
-            </w:r>
-            <w:r>
-              <w:rPr>
-                <w:sz w:val="19"/>
-              </w:rPr>
-              <w:t xml:space="preserve"> </w:t>
-            </w:r>
-            <w:r>
-              <w:rPr>
-                <w:bCs/>
-                <w:b/>
-                <w:sz w:val="19"/>
-              </w:rPr>
-              <w:t xml:space="preserve">fps veri dei giocatori</w:t>
-            </w:r>
-            <w:r>
-              <w:rPr>
-                <w:sz w:val="19"/>
-              </w:rPr>
-              <w:t xml:space="preserve"> </w:t>
-            </w:r>
-            <w:r>
-              <w:rPr>
-                <w:sz w:val="19"/>
-              </w:rPr>
-              <w:t xml:space="preserve">(il gioco manda la media con la visita, divisa tra telefono e PC, su /api/stats) e la</w:t>
-            </w:r>
-            <w:r>
-              <w:rPr>
-                <w:sz w:val="19"/>
-              </w:rPr>
-              <w:t xml:space="preserve"> </w:t>
-            </w:r>
-            <w:r>
-              <w:rPr>
-                <w:bCs/>
-                <w:b/>
-                <w:sz w:val="19"/>
-              </w:rPr>
-              <w:t xml:space="preserve">qualità scelta in automatico</w:t>
-            </w:r>
-            <w:r>
-              <w:rPr>
-                <w:sz w:val="19"/>
-              </w:rPr>
-              <w:t xml:space="preserve"> </w:t>
-            </w:r>
-            <w:r>
-              <w:rPr>
-                <w:sz w:val="19"/>
-              </w:rPr>
-              <w:t xml:space="preserve">(alta, media, bassa) in base al dispositivo</w:t>
+              <w:t xml:space="preserve">La rete fuori da</w:t>
+            </w:r>
+            <w:r>
+              <w:rPr>
+                <w:sz w:val="19"/>
+              </w:rPr>
+              <w:t xml:space="preserve"> </w:t>
+            </w:r>
+            <w:r>
+              <w:rPr>
+                <w:rStyle w:val="VerbatimChar"/>
+                <w:sz w:val="19"/>
+              </w:rPr>
+              <w:t xml:space="preserve">game.js</w:t>
+            </w:r>
+            <w:r>
+              <w:rPr>
+                <w:sz w:val="19"/>
+              </w:rPr>
+              <w:t xml:space="preserve">, poi controllo contro chi bara sul server (la fisica è già in un modulo solo, A-19)</w:t>
             </w:r>
           </w:p>
         </w:tc>
@@ -3948,7 +3706,31 @@
               <w:rPr>
                 <w:sz w:val="19"/>
               </w:rPr>
-              <w:t xml:space="preserve">La grafica più bella non deve rallentare i telefoni vecchi; le prove della notte girano su un processore simulato, i telefoni veri sono un’altra cosa</w:t>
+              <w:t xml:space="preserve">Serve alle classifiche e al link</w:t>
+            </w:r>
+            <w:r>
+              <w:rPr>
+                <w:sz w:val="19"/>
+              </w:rPr>
+              <w:t xml:space="preserve"> </w:t>
+            </w:r>
+            <w:r>
+              <w:rPr>
+                <w:sz w:val="19"/>
+              </w:rPr>
+              <w:t xml:space="preserve">“</w:t>
+            </w:r>
+            <w:r>
+              <w:rPr>
+                <w:sz w:val="19"/>
+              </w:rPr>
+              <w:t xml:space="preserve">batti il mio tempo</w:t>
+            </w:r>
+            <w:r>
+              <w:rPr>
+                <w:sz w:val="19"/>
+              </w:rPr>
+              <w:t xml:space="preserve">”</w:t>
             </w:r>
           </w:p>
         </w:tc>
@@ -3966,7 +3748,7 @@
               <w:rPr>
                 <w:sz w:val="19"/>
               </w:rPr>
-              <w:t xml:space="preserve">A-14, R-513</w:t>
+              <w:t xml:space="preserve">A-11, F-04</w:t>
             </w:r>
           </w:p>
         </w:tc>
@@ -3991,19 +3773,18 @@
         <w:tc>
           <w:tcPr>
             <w:tcW w:type="dxa" w:w="1304"/>
-            <w:shd w:val="clear" w:color="auto" w:fill="D7F0DF"/>
-          </w:tcPr>
-          <w:p>
-            <w:pPr>
-              <w:pStyle w:val="Compact"/>
-              <w:spacing w:after="40"/>
-              <w:jc w:val="left"/>
-            </w:pPr>
-            <w:r>
-              <w:rPr>
-                <w:sz w:val="19"/>
-              </w:rPr>
-              <w:t xml:space="preserve">Sì</w:t>
+          </w:tcPr>
+          <w:p>
+            <w:pPr>
+              <w:pStyle w:val="Compact"/>
+              <w:spacing w:after="40"/>
+              <w:jc w:val="left"/>
+            </w:pPr>
+            <w:r>
+              <w:rPr>
+                <w:sz w:val="19"/>
+              </w:rPr>
+              <w:t xml:space="preserve">No</w:t>
             </w:r>
           </w:p>
         </w:tc>
@@ -4023,7 +3804,7 @@
               <w:rPr>
                 <w:sz w:val="19"/>
               </w:rPr>
-              <w:t xml:space="preserve">4</w:t>
+              <w:t xml:space="preserve">8</w:t>
             </w:r>
           </w:p>
         </w:tc>
@@ -4041,7 +3822,7 @@
               <w:rPr>
                 <w:sz w:val="19"/>
               </w:rPr>
-              <w:t xml:space="preserve">Three.js nuova versione (oggi r128 del 2021, ultima r186 di settembre 2026); dove WebGPU manca torna da sola a WebGL 2</w:t>
+              <w:t xml:space="preserve">Dati del server divisi per argomento</w:t>
             </w:r>
           </w:p>
         </w:tc>
@@ -4059,7 +3840,7 @@
               <w:rPr>
                 <w:sz w:val="19"/>
               </w:rPr>
-              <w:t xml:space="preserve">Serve al livello 2 (luce, colori, texture compresse); cambiano colori e luci: la notte ricontrolla tutte le città con le foto</w:t>
+              <w:t xml:space="preserve">Un solo punto di passaggio rallenterebbe con molti giocatori</w:t>
             </w:r>
           </w:p>
         </w:tc>
@@ -4077,7 +3858,7 @@
               <w:rPr>
                 <w:sz w:val="19"/>
               </w:rPr>
-              <w:t xml:space="preserve">A-16, R-513</w:t>
+              <w:t xml:space="preserve">A-24</w:t>
             </w:r>
           </w:p>
         </w:tc>
@@ -4095,26 +3876,25 @@
               <w:rPr>
                 <w:sz w:val="19"/>
               </w:rPr>
-              <w:t xml:space="preserve">—</w:t>
+              <w:t xml:space="preserve">quando le misure lo chiedono</w:t>
             </w:r>
           </w:p>
         </w:tc>
         <w:tc>
           <w:tcPr>
             <w:tcW w:type="dxa" w:w="1304"/>
-            <w:shd w:val="clear" w:color="auto" w:fill="D7F0DF"/>
-          </w:tcPr>
-          <w:p>
-            <w:pPr>
-              <w:pStyle w:val="Compact"/>
-              <w:spacing w:after="40"/>
-              <w:jc w:val="left"/>
-            </w:pPr>
-            <w:r>
-              <w:rPr>
-                <w:sz w:val="19"/>
-              </w:rPr>
-              <w:t xml:space="preserve">Sì</w:t>
+          </w:tcPr>
+          <w:p>
+            <w:pPr>
+              <w:pStyle w:val="Compact"/>
+              <w:spacing w:after="40"/>
+              <w:jc w:val="left"/>
+            </w:pPr>
+            <w:r>
+              <w:rPr>
+                <w:sz w:val="19"/>
+              </w:rPr>
+              <w:t xml:space="preserve">No</w:t>
             </w:r>
           </w:p>
         </w:tc>
@@ -4134,7 +3914,7 @@
               <w:rPr>
                 <w:sz w:val="19"/>
               </w:rPr>
-              <w:t xml:space="preserve">5</w:t>
+              <w:t xml:space="preserve">9</w:t>
             </w:r>
           </w:p>
         </w:tc>
@@ -4150,23 +3930,9 @@
             </w:pPr>
             <w:r>
               <w:rPr>
-                <w:bCs/>
-                <w:b/>
-                <w:sz w:val="19"/>
-              </w:rPr>
-              <w:t xml:space="preserve">Resto del livello 2</w:t>
-            </w:r>
-            <w:r>
-              <w:rPr>
-                <w:sz w:val="19"/>
-              </w:rPr>
-              <w:t xml:space="preserve"> </w:t>
-            </w:r>
-            <w:r>
-              <w:rPr>
-                <w:sz w:val="19"/>
-              </w:rPr>
-              <w:t xml:space="preserve">(seconda parte di R-513): tone mapping e colori di ogni città, luce morbida, alberi e palazzi più fitti (instancing), polvere di neve, rilievo di neve e asfalto, effetti pesanti solo dove il dispositivo regge</w:t>
+                <w:sz w:val="19"/>
+              </w:rPr>
+              <w:t xml:space="preserve">Parte comune C-Y-F per il secondo gioco, controllo dei tipi, interruttori per le novità</w:t>
             </w:r>
           </w:p>
         </w:tc>
@@ -4184,7 +3950,7 @@
               <w:rPr>
                 <w:sz w:val="19"/>
               </w:rPr>
-              <w:t xml:space="preserve">Scelta di Luigi del 27/10: livello 2</w:t>
+              <w:t xml:space="preserve">Il secondo gioco costa una frazione del primo</w:t>
             </w:r>
           </w:p>
         </w:tc>
@@ -4202,7 +3968,7 @@
               <w:rPr>
                 <w:sz w:val="19"/>
               </w:rPr>
-              <w:t xml:space="preserve">R-513</w:t>
+              <w:t xml:space="preserve">A-13, A-15, A-17</w:t>
             </w:r>
           </w:p>
         </w:tc>
@@ -4220,26 +3986,25 @@
               <w:rPr>
                 <w:sz w:val="19"/>
               </w:rPr>
-              <w:t xml:space="preserve">—</w:t>
+              <w:t xml:space="preserve">dopo</w:t>
             </w:r>
           </w:p>
         </w:tc>
         <w:tc>
           <w:tcPr>
             <w:tcW w:type="dxa" w:w="1304"/>
-            <w:shd w:val="clear" w:color="auto" w:fill="D7F0DF"/>
-          </w:tcPr>
-          <w:p>
-            <w:pPr>
-              <w:pStyle w:val="Compact"/>
-              <w:spacing w:after="40"/>
-              <w:jc w:val="left"/>
-            </w:pPr>
-            <w:r>
-              <w:rPr>
-                <w:sz w:val="19"/>
-              </w:rPr>
-              <w:t xml:space="preserve">Sì</w:t>
+          </w:tcPr>
+          <w:p>
+            <w:pPr>
+              <w:pStyle w:val="Compact"/>
+              <w:spacing w:after="40"/>
+              <w:jc w:val="left"/>
+            </w:pPr>
+            <w:r>
+              <w:rPr>
+                <w:sz w:val="19"/>
+              </w:rPr>
+              <w:t xml:space="preserve">No</w:t>
             </w:r>
           </w:p>
         </w:tc>
@@ -4259,602 +4024,7 @@
               <w:rPr>
                 <w:sz w:val="19"/>
               </w:rPr>
-              <w:t xml:space="preserve">6</w:t>
-            </w:r>
-          </w:p>
-        </w:tc>
-        <w:tc>
-          <w:tcPr>
-            <w:tcW w:type="dxa" w:w="3175"/>
-          </w:tcPr>
-          <w:p>
-            <w:pPr>
-              <w:pStyle w:val="Compact"/>
-              <w:spacing w:after="40"/>
-              <w:jc w:val="left"/>
-            </w:pPr>
-            <w:r>
-              <w:rPr>
-                <w:sz w:val="19"/>
-              </w:rPr>
-              <w:t xml:space="preserve">Pagina più leggera: file del gioco uniti e compressi con esbuild, città scaricate solo quando servono</w:t>
-            </w:r>
-          </w:p>
-        </w:tc>
-        <w:tc>
-          <w:tcPr>
-            <w:tcW w:type="dxa" w:w="2494"/>
-          </w:tcPr>
-          <w:p>
-            <w:pPr>
-              <w:pStyle w:val="Compact"/>
-              <w:spacing w:after="40"/>
-              <w:jc w:val="left"/>
-            </w:pPr>
-            <w:r>
-              <w:rPr>
-                <w:sz w:val="19"/>
-              </w:rPr>
-              <w:t xml:space="preserve">Il caricamento non cresce con le città nuove (e serve al livello 3, se un giorno si fa)</w:t>
-            </w:r>
-          </w:p>
-        </w:tc>
-        <w:tc>
-          <w:tcPr>
-            <w:tcW w:type="dxa" w:w="1247"/>
-          </w:tcPr>
-          <w:p>
-            <w:pPr>
-              <w:pStyle w:val="Compact"/>
-              <w:spacing w:after="40"/>
-              <w:jc w:val="left"/>
-            </w:pPr>
-            <w:r>
-              <w:rPr>
-                <w:sz w:val="19"/>
-              </w:rPr>
-              <w:t xml:space="preserve">A-23</w:t>
-            </w:r>
-          </w:p>
-        </w:tc>
-        <w:tc>
-          <w:tcPr>
-            <w:tcW w:type="dxa" w:w="1134"/>
-          </w:tcPr>
-          <w:p>
-            <w:pPr>
-              <w:pStyle w:val="Compact"/>
-              <w:spacing w:after="40"/>
-              <w:jc w:val="left"/>
-            </w:pPr>
-            <w:r>
-              <w:rPr>
-                <w:sz w:val="19"/>
-              </w:rPr>
-              <w:t xml:space="preserve">—</w:t>
-            </w:r>
-          </w:p>
-        </w:tc>
-        <w:tc>
-          <w:tcPr>
-            <w:tcW w:type="dxa" w:w="1304"/>
-            <w:shd w:val="clear" w:color="auto" w:fill="FFF1C7"/>
-          </w:tcPr>
-          <w:p>
-            <w:pPr>
-              <w:pStyle w:val="Compact"/>
-              <w:spacing w:after="40"/>
-              <w:jc w:val="left"/>
-            </w:pPr>
-            <w:r>
-              <w:rPr>
-                <w:sz w:val="19"/>
-              </w:rPr>
-              <w:t xml:space="preserve">Da approvare</w:t>
-            </w:r>
-          </w:p>
-        </w:tc>
-      </w:tr>
-      <w:tr>
-        <w:tc>
-          <w:tcPr>
-            <w:tcW w:type="dxa" w:w="510"/>
-          </w:tcPr>
-          <w:p>
-            <w:pPr>
-              <w:pStyle w:val="Compact"/>
-              <w:spacing w:after="40"/>
-              <w:jc w:val="left"/>
-            </w:pPr>
-            <w:r>
-              <w:rPr>
-                <w:sz w:val="19"/>
-              </w:rPr>
-              <w:t xml:space="preserve">7</w:t>
-            </w:r>
-          </w:p>
-        </w:tc>
-        <w:tc>
-          <w:tcPr>
-            <w:tcW w:type="dxa" w:w="3175"/>
-          </w:tcPr>
-          <w:p>
-            <w:pPr>
-              <w:pStyle w:val="Compact"/>
-              <w:spacing w:after="40"/>
-              <w:jc w:val="left"/>
-            </w:pPr>
-            <w:r>
-              <w:rPr>
-                <w:sz w:val="19"/>
-              </w:rPr>
-              <w:t xml:space="preserve">Prove divise per modulo: il cancello prova solo i moduli toccati, la notte tutto</w:t>
-            </w:r>
-          </w:p>
-        </w:tc>
-        <w:tc>
-          <w:tcPr>
-            <w:tcW w:type="dxa" w:w="2494"/>
-          </w:tcPr>
-          <w:p>
-            <w:pPr>
-              <w:pStyle w:val="Compact"/>
-              <w:spacing w:after="40"/>
-              <w:jc w:val="left"/>
-            </w:pPr>
-            <w:r>
-              <w:rPr>
-                <w:sz w:val="19"/>
-              </w:rPr>
-              <w:t xml:space="preserve">Il cancello resta veloce anche con molti moduli</w:t>
-            </w:r>
-          </w:p>
-        </w:tc>
-        <w:tc>
-          <w:tcPr>
-            <w:tcW w:type="dxa" w:w="1247"/>
-          </w:tcPr>
-          <w:p>
-            <w:pPr>
-              <w:pStyle w:val="Compact"/>
-              <w:spacing w:after="40"/>
-              <w:jc w:val="left"/>
-            </w:pPr>
-            <w:r>
-              <w:rPr>
-                <w:sz w:val="19"/>
-              </w:rPr>
-              <w:t xml:space="preserve">A-25</w:t>
-            </w:r>
-          </w:p>
-        </w:tc>
-        <w:tc>
-          <w:tcPr>
-            <w:tcW w:type="dxa" w:w="1134"/>
-          </w:tcPr>
-          <w:p>
-            <w:pPr>
-              <w:pStyle w:val="Compact"/>
-              <w:spacing w:after="40"/>
-              <w:jc w:val="left"/>
-            </w:pPr>
-            <w:r>
-              <w:rPr>
-                <w:sz w:val="19"/>
-              </w:rPr>
-              <w:t xml:space="preserve">—</w:t>
-            </w:r>
-          </w:p>
-        </w:tc>
-        <w:tc>
-          <w:tcPr>
-            <w:tcW w:type="dxa" w:w="1304"/>
-            <w:shd w:val="clear" w:color="auto" w:fill="FFF1C7"/>
-          </w:tcPr>
-          <w:p>
-            <w:pPr>
-              <w:pStyle w:val="Compact"/>
-              <w:spacing w:after="40"/>
-              <w:jc w:val="left"/>
-            </w:pPr>
-            <w:r>
-              <w:rPr>
-                <w:sz w:val="19"/>
-              </w:rPr>
-              <w:t xml:space="preserve">Da approvare</w:t>
-            </w:r>
-          </w:p>
-        </w:tc>
-      </w:tr>
-      <w:tr>
-        <w:tc>
-          <w:tcPr>
-            <w:tcW w:type="dxa" w:w="510"/>
-          </w:tcPr>
-          <w:p>
-            <w:pPr>
-              <w:pStyle w:val="Compact"/>
-              <w:spacing w:after="40"/>
-              <w:jc w:val="left"/>
-            </w:pPr>
-            <w:r>
-              <w:rPr>
-                <w:sz w:val="19"/>
-              </w:rPr>
-              <w:t xml:space="preserve">8</w:t>
-            </w:r>
-          </w:p>
-        </w:tc>
-        <w:tc>
-          <w:tcPr>
-            <w:tcW w:type="dxa" w:w="3175"/>
-          </w:tcPr>
-          <w:p>
-            <w:pPr>
-              <w:pStyle w:val="Compact"/>
-              <w:spacing w:after="40"/>
-              <w:jc w:val="left"/>
-            </w:pPr>
-            <w:r>
-              <w:rPr>
-                <w:sz w:val="19"/>
-              </w:rPr>
-              <w:t xml:space="preserve">La rete fuori da</w:t>
-            </w:r>
-            <w:r>
-              <w:rPr>
-                <w:sz w:val="19"/>
-              </w:rPr>
-              <w:t xml:space="preserve"> </w:t>
-            </w:r>
-            <w:r>
-              <w:rPr>
-                <w:rStyle w:val="VerbatimChar"/>
-                <w:sz w:val="19"/>
-              </w:rPr>
-              <w:t xml:space="preserve">game.js</w:t>
-            </w:r>
-            <w:r>
-              <w:rPr>
-                <w:sz w:val="19"/>
-              </w:rPr>
-              <w:t xml:space="preserve">, poi controllo contro chi bara sul server (la fisica è già in un modulo solo, A-19)</w:t>
-            </w:r>
-          </w:p>
-        </w:tc>
-        <w:tc>
-          <w:tcPr>
-            <w:tcW w:type="dxa" w:w="2494"/>
-          </w:tcPr>
-          <w:p>
-            <w:pPr>
-              <w:pStyle w:val="Compact"/>
-              <w:spacing w:after="40"/>
-              <w:jc w:val="left"/>
-            </w:pPr>
-            <w:r>
-              <w:rPr>
-                <w:sz w:val="19"/>
-              </w:rPr>
-              <w:t xml:space="preserve">Serve alle classifiche e al link</w:t>
-            </w:r>
-            <w:r>
-              <w:rPr>
-                <w:sz w:val="19"/>
-              </w:rPr>
-              <w:t xml:space="preserve"> </w:t>
-            </w:r>
-            <w:r>
-              <w:rPr>
-                <w:sz w:val="19"/>
-              </w:rPr>
-              <w:t xml:space="preserve">“</w:t>
-            </w:r>
-            <w:r>
-              <w:rPr>
-                <w:sz w:val="19"/>
-              </w:rPr>
-              <w:t xml:space="preserve">batti il mio tempo</w:t>
-            </w:r>
-            <w:r>
-              <w:rPr>
-                <w:sz w:val="19"/>
-              </w:rPr>
-              <w:t xml:space="preserve">”</w:t>
-            </w:r>
-          </w:p>
-        </w:tc>
-        <w:tc>
-          <w:tcPr>
-            <w:tcW w:type="dxa" w:w="1247"/>
-          </w:tcPr>
-          <w:p>
-            <w:pPr>
-              <w:pStyle w:val="Compact"/>
-              <w:spacing w:after="40"/>
-              <w:jc w:val="left"/>
-            </w:pPr>
-            <w:r>
-              <w:rPr>
-                <w:sz w:val="19"/>
-              </w:rPr>
-              <w:t xml:space="preserve">A-11, F-04</w:t>
-            </w:r>
-          </w:p>
-        </w:tc>
-        <w:tc>
-          <w:tcPr>
-            <w:tcW w:type="dxa" w:w="1134"/>
-          </w:tcPr>
-          <w:p>
-            <w:pPr>
-              <w:pStyle w:val="Compact"/>
-              <w:spacing w:after="40"/>
-              <w:jc w:val="left"/>
-            </w:pPr>
-            <w:r>
-              <w:rPr>
-                <w:sz w:val="19"/>
-              </w:rPr>
-              <w:t xml:space="preserve">—</w:t>
-            </w:r>
-          </w:p>
-        </w:tc>
-        <w:tc>
-          <w:tcPr>
-            <w:tcW w:type="dxa" w:w="1304"/>
-          </w:tcPr>
-          <w:p>
-            <w:pPr>
-              <w:pStyle w:val="Compact"/>
-              <w:spacing w:after="40"/>
-              <w:jc w:val="left"/>
-            </w:pPr>
-            <w:r>
-              <w:rPr>
-                <w:sz w:val="19"/>
-              </w:rPr>
-              <w:t xml:space="preserve">No</w:t>
-            </w:r>
-          </w:p>
-        </w:tc>
-      </w:tr>
-      <w:tr>
-        <w:tc>
-          <w:tcPr>
-            <w:tcW w:type="dxa" w:w="510"/>
-          </w:tcPr>
-          <w:p>
-            <w:pPr>
-              <w:pStyle w:val="Compact"/>
-              <w:spacing w:after="40"/>
-              <w:jc w:val="left"/>
-            </w:pPr>
-            <w:r>
-              <w:rPr>
-                <w:sz w:val="19"/>
-              </w:rPr>
-              <w:t xml:space="preserve">9</w:t>
-            </w:r>
-          </w:p>
-        </w:tc>
-        <w:tc>
-          <w:tcPr>
-            <w:tcW w:type="dxa" w:w="3175"/>
-          </w:tcPr>
-          <w:p>
-            <w:pPr>
-              <w:pStyle w:val="Compact"/>
-              <w:spacing w:after="40"/>
-              <w:jc w:val="left"/>
-            </w:pPr>
-            <w:r>
-              <w:rPr>
-                <w:sz w:val="19"/>
-              </w:rPr>
-              <w:t xml:space="preserve">Dati del server divisi per argomento</w:t>
-            </w:r>
-          </w:p>
-        </w:tc>
-        <w:tc>
-          <w:tcPr>
-            <w:tcW w:type="dxa" w:w="2494"/>
-          </w:tcPr>
-          <w:p>
-            <w:pPr>
-              <w:pStyle w:val="Compact"/>
-              <w:spacing w:after="40"/>
-              <w:jc w:val="left"/>
-            </w:pPr>
-            <w:r>
-              <w:rPr>
-                <w:sz w:val="19"/>
-              </w:rPr>
-              <w:t xml:space="preserve">Un solo punto di passaggio rallenterebbe con molti giocatori</w:t>
-            </w:r>
-          </w:p>
-        </w:tc>
-        <w:tc>
-          <w:tcPr>
-            <w:tcW w:type="dxa" w:w="1247"/>
-          </w:tcPr>
-          <w:p>
-            <w:pPr>
-              <w:pStyle w:val="Compact"/>
-              <w:spacing w:after="40"/>
-              <w:jc w:val="left"/>
-            </w:pPr>
-            <w:r>
-              <w:rPr>
-                <w:sz w:val="19"/>
-              </w:rPr>
-              <w:t xml:space="preserve">A-24</w:t>
-            </w:r>
-          </w:p>
-        </w:tc>
-        <w:tc>
-          <w:tcPr>
-            <w:tcW w:type="dxa" w:w="1134"/>
-          </w:tcPr>
-          <w:p>
-            <w:pPr>
-              <w:pStyle w:val="Compact"/>
-              <w:spacing w:after="40"/>
-              <w:jc w:val="left"/>
-            </w:pPr>
-            <w:r>
-              <w:rPr>
-                <w:sz w:val="19"/>
-              </w:rPr>
-              <w:t xml:space="preserve">quando le misure lo chiedono</w:t>
-            </w:r>
-          </w:p>
-        </w:tc>
-        <w:tc>
-          <w:tcPr>
-            <w:tcW w:type="dxa" w:w="1304"/>
-          </w:tcPr>
-          <w:p>
-            <w:pPr>
-              <w:pStyle w:val="Compact"/>
-              <w:spacing w:after="40"/>
-              <w:jc w:val="left"/>
-            </w:pPr>
-            <w:r>
-              <w:rPr>
-                <w:sz w:val="19"/>
-              </w:rPr>
-              <w:t xml:space="preserve">No</w:t>
-            </w:r>
-          </w:p>
-        </w:tc>
-      </w:tr>
-      <w:tr>
-        <w:tc>
-          <w:tcPr>
-            <w:tcW w:type="dxa" w:w="510"/>
-          </w:tcPr>
-          <w:p>
-            <w:pPr>
-              <w:pStyle w:val="Compact"/>
-              <w:spacing w:after="40"/>
-              <w:jc w:val="left"/>
-            </w:pPr>
-            <w:r>
-              <w:rPr>
-                <w:sz w:val="19"/>
-              </w:rPr>
               <w:t xml:space="preserve">10</w:t>
-            </w:r>
-          </w:p>
-        </w:tc>
-        <w:tc>
-          <w:tcPr>
-            <w:tcW w:type="dxa" w:w="3175"/>
-          </w:tcPr>
-          <w:p>
-            <w:pPr>
-              <w:pStyle w:val="Compact"/>
-              <w:spacing w:after="40"/>
-              <w:jc w:val="left"/>
-            </w:pPr>
-            <w:r>
-              <w:rPr>
-                <w:sz w:val="19"/>
-              </w:rPr>
-              <w:t xml:space="preserve">Parte comune C-Y-F per il secondo gioco, controllo dei tipi, interruttori per le novità</w:t>
-            </w:r>
-          </w:p>
-        </w:tc>
-        <w:tc>
-          <w:tcPr>
-            <w:tcW w:type="dxa" w:w="2494"/>
-          </w:tcPr>
-          <w:p>
-            <w:pPr>
-              <w:pStyle w:val="Compact"/>
-              <w:spacing w:after="40"/>
-              <w:jc w:val="left"/>
-            </w:pPr>
-            <w:r>
-              <w:rPr>
-                <w:sz w:val="19"/>
-              </w:rPr>
-              <w:t xml:space="preserve">Il secondo gioco costa una frazione del primo</w:t>
-            </w:r>
-          </w:p>
-        </w:tc>
-        <w:tc>
-          <w:tcPr>
-            <w:tcW w:type="dxa" w:w="1247"/>
-          </w:tcPr>
-          <w:p>
-            <w:pPr>
-              <w:pStyle w:val="Compact"/>
-              <w:spacing w:after="40"/>
-              <w:jc w:val="left"/>
-            </w:pPr>
-            <w:r>
-              <w:rPr>
-                <w:sz w:val="19"/>
-              </w:rPr>
-              <w:t xml:space="preserve">A-13, A-15, A-17</w:t>
-            </w:r>
-          </w:p>
-        </w:tc>
-        <w:tc>
-          <w:tcPr>
-            <w:tcW w:type="dxa" w:w="1134"/>
-          </w:tcPr>
-          <w:p>
-            <w:pPr>
-              <w:pStyle w:val="Compact"/>
-              <w:spacing w:after="40"/>
-              <w:jc w:val="left"/>
-            </w:pPr>
-            <w:r>
-              <w:rPr>
-                <w:sz w:val="19"/>
-              </w:rPr>
-              <w:t xml:space="preserve">dopo</w:t>
-            </w:r>
-          </w:p>
-        </w:tc>
-        <w:tc>
-          <w:tcPr>
-            <w:tcW w:type="dxa" w:w="1304"/>
-          </w:tcPr>
-          <w:p>
-            <w:pPr>
-              <w:pStyle w:val="Compact"/>
-              <w:spacing w:after="40"/>
-              <w:jc w:val="left"/>
-            </w:pPr>
-            <w:r>
-              <w:rPr>
-                <w:sz w:val="19"/>
-              </w:rPr>
-              <w:t xml:space="preserve">No</w:t>
-            </w:r>
-          </w:p>
-        </w:tc>
-      </w:tr>
-      <w:tr>
-        <w:tc>
-          <w:tcPr>
-            <w:tcW w:type="dxa" w:w="510"/>
-          </w:tcPr>
-          <w:p>
-            <w:pPr>
-              <w:pStyle w:val="Compact"/>
-              <w:spacing w:after="40"/>
-              <w:jc w:val="left"/>
-            </w:pPr>
-            <w:r>
-              <w:rPr>
-                <w:sz w:val="19"/>
-              </w:rPr>
-              <w:t xml:space="preserve">11</w:t>
             </w:r>
           </w:p>
         </w:tc>
@@ -4955,67 +4125,7 @@
         <w:pStyle w:val="BodyText"/>
       </w:pPr>
       <w:r>
-        <w:t xml:space="preserve">Scritti il 27/10 pomeriggio e sera su richiesta di Luigi (</w:t>
-      </w:r>
-      <w:r>
-        <w:t xml:space="preserve">“</w:t>
-      </w:r>
-      <w:r>
-        <w:t xml:space="preserve">procedi con la 2 e la 3</w:t>
-      </w:r>
-      <w:r>
-        <w:t xml:space="preserve">”</w:t>
-      </w:r>
-      <w:r>
-        <w:t xml:space="preserve"> </w:t>
-      </w:r>
-      <w:r>
-        <w:t xml:space="preserve">del confronto delle 18, poi</w:t>
-      </w:r>
-      <w:r>
-        <w:t xml:space="preserve"> </w:t>
-      </w:r>
-      <w:r>
-        <w:t xml:space="preserve">“</w:t>
-      </w:r>
-      <w:r>
-        <w:t xml:space="preserve">implementa quello che hanno i competitor e noi no, dalla modifica più massiccia</w:t>
-      </w:r>
-      <w:r>
-        <w:t xml:space="preserve">”</w:t>
-      </w:r>
-      <w:r>
-        <w:t xml:space="preserve">): R-236 e R-243 (riga 1), R-244, R-245 e R-246 (riga 1b). Delle 5 proposte del confronto del 27/10 restano fuori solo la pubblicazione vera su CrazyGames, che fa Luigi (D-12). Alle 19:52 (</w:t>
-      </w:r>
-      <w:r>
-        <w:t xml:space="preserve">“</w:t>
-      </w:r>
-      <w:r>
-        <w:t xml:space="preserve">Non c’è niente che possiamo migliorare guardando i nostri competitor?</w:t>
-      </w:r>
-      <w:r>
-        <w:t xml:space="preserve">”</w:t>
-      </w:r>
-      <w:r>
-        <w:t xml:space="preserve"> </w:t>
-      </w:r>
-      <w:r>
-        <w:t xml:space="preserve">→</w:t>
-      </w:r>
-      <w:r>
-        <w:t xml:space="preserve"> </w:t>
-      </w:r>
-      <w:r>
-        <w:t xml:space="preserve">“</w:t>
-      </w:r>
-      <w:r>
-        <w:t xml:space="preserve">Procedi</w:t>
-      </w:r>
-      <w:r>
-        <w:t xml:space="preserve">”</w:t>
-      </w:r>
-      <w:r>
-        <w:t xml:space="preserve">): R-247 (riga 1c) e le idee F-16…F-19. Fatti e tolti da questa tabella il 26-27/10: avversari del computer al posto dei fantasmi (R-234, R-235, 0.18.0), fisica in un modulo e server diviso (A-19, A-20, 0.18.1), Three.js dal sito stesso (A-16, 0.18.1), velocità reali e ostacoli −30% (R-242, R-313, 0.19.0), sfondi delle città come cartoline dipinte in un worker (R-405, A-22, 0.20.0), pagina e programma della stessa versione (R-011, 0.20.1).</w:t>
+        <w:t xml:space="preserve">Fatti e tolti da questa tabella il 28/10 (turno di notte, 0.25.5): le prove nuove delle 0.21-0.25 e la pubblicazione di batti il mio tempo e missioni (R-236, R-243), modalità portale (R-244), città della settimana (R-245), fonte delle visite (R-246), Gran Premio delle 21 (R-247), oggetti in allenamento (R-515), pagina senza versione (B-02, R-011). Prima, il 26-27/10: avversari del computer al posto dei fantasmi (R-234, R-235, 0.18.0), fisica in un modulo e server diviso (A-19, A-20, 0.18.1), Three.js dal sito stesso (A-16, 0.18.1), velocità reali e ostacoli −30% (R-242, R-313, 0.19.0), sfondi delle città come cartoline dipinte in un worker (R-405, A-22, 0.20.0), pagina e programma della stessa versione (R-011, 0.20.1). Delle 5 proposte del confronto del 27/10 resta fuori solo la pubblicazione vera su CrazyGames, che fa Luigi (D-12).</w:t>
       </w:r>
     </w:p>
     <w:bookmarkEnd w:id="21"/>
@@ -5352,511 +4462,13 @@
       </w:r>
     </w:p>
     <w:bookmarkEnd w:id="23"/>
-    <w:bookmarkStart w:id="24" w:name="bachi"/>
+    <w:bookmarkStart w:id="24" w:name="grafica-e-qualità"/>
     <w:p>
       <w:pPr>
         <w:pStyle w:val="Heading1"/>
       </w:pPr>
       <w:r>
-        <w:t xml:space="preserve">Bachi</w:t>
-      </w:r>
-    </w:p>
-    <w:p>
-      <w:pPr>
-        <w:pStyle w:val="FirstParagraph"/>
-      </w:pPr>
-      <w:r>
-        <w:t xml:space="preserve">Errori visti dai telefoni dei giocatori (</w:t>
-      </w:r>
-      <w:r>
-        <w:rPr>
-          <w:rStyle w:val="VerbatimChar"/>
-        </w:rPr>
-        <w:t xml:space="preserve">/api/errors</w:t>
-      </w:r>
-      <w:r>
-        <w:t xml:space="preserve">), dalle prove o da Luigi. Ogni baco ha un numero B-xx. Il turno di notte li corregge tutti (R-506) con una prova che lo avrebbe trovato; quando la correzione è online lo stato diventa Fatto e il baco passa nel Word dei requisiti implementati.</w:t>
-      </w:r>
-    </w:p>
-    <w:tbl>
-      <w:tblPr>
-        <w:tblStyle w:val="Table"/>
-        <w:tblLook w:firstRow="1" w:lastRow="0" w:firstColumn="0" w:lastColumn="0" w:noHBand="0" w:noVBand="0" w:val="0020"/>
-        <w:jc w:val="start"/>
-        <w:tblBorders>
-          <w:top w:val="single" w:sz="4" w:color="B8C4D2"/>
-          <w:left w:val="single" w:sz="4" w:color="B8C4D2"/>
-          <w:bottom w:val="single" w:sz="4" w:color="B8C4D2"/>
-          <w:right w:val="single" w:sz="4" w:color="B8C4D2"/>
-          <w:insideH w:val="single" w:sz="4" w:color="B8C4D2"/>
-          <w:insideV w:val="single" w:sz="4" w:color="B8C4D2"/>
-        </w:tblBorders>
-        <w:tblW w:w="9865" w:type="dxa"/>
-        <w:tblLayout w:type="fixed"/>
-      </w:tblPr>
-      <w:tblGrid>
-        <w:gridCol w:w="793"/>
-        <w:gridCol w:w="3402"/>
-        <w:gridCol w:w="1134"/>
-        <w:gridCol w:w="1020"/>
-        <w:gridCol w:w="3515"/>
-      </w:tblGrid>
-      <w:tr>
-        <w:trPr>
-          <w:tblHeader w:val="true"/>
-        </w:trPr>
-        <w:tc>
-          <w:tcPr>
-            <w:tcW w:type="dxa" w:w="794"/>
-            <w:shd w:val="clear" w:color="auto" w:fill="13233A"/>
-          </w:tcPr>
-          <w:p>
-            <w:pPr>
-              <w:pStyle w:val="Compact"/>
-              <w:spacing w:after="40"/>
-              <w:jc w:val="left"/>
-            </w:pPr>
-            <w:r>
-              <w:rPr>
-                <w:b/>
-                <w:color w:val="FFFFFF"/>
-                <w:sz w:val="19"/>
-              </w:rPr>
-              <w:t xml:space="preserve">ID</w:t>
-            </w:r>
-          </w:p>
-        </w:tc>
-        <w:tc>
-          <w:tcPr>
-            <w:tcW w:type="dxa" w:w="3402"/>
-            <w:shd w:val="clear" w:color="auto" w:fill="13233A"/>
-          </w:tcPr>
-          <w:p>
-            <w:pPr>
-              <w:pStyle w:val="Compact"/>
-              <w:spacing w:after="40"/>
-              <w:jc w:val="left"/>
-            </w:pPr>
-            <w:r>
-              <w:rPr>
-                <w:b/>
-                <w:color w:val="FFFFFF"/>
-                <w:sz w:val="19"/>
-              </w:rPr>
-              <w:t xml:space="preserve">Baco</w:t>
-            </w:r>
-          </w:p>
-        </w:tc>
-        <w:tc>
-          <w:tcPr>
-            <w:tcW w:type="dxa" w:w="1134"/>
-            <w:shd w:val="clear" w:color="auto" w:fill="13233A"/>
-          </w:tcPr>
-          <w:p>
-            <w:pPr>
-              <w:pStyle w:val="Compact"/>
-              <w:spacing w:after="40"/>
-              <w:jc w:val="left"/>
-            </w:pPr>
-            <w:r>
-              <w:rPr>
-                <w:b/>
-                <w:color w:val="FFFFFF"/>
-                <w:sz w:val="19"/>
-              </w:rPr>
-              <w:t xml:space="preserve">Visto il</w:t>
-            </w:r>
-          </w:p>
-        </w:tc>
-        <w:tc>
-          <w:tcPr>
-            <w:tcW w:type="dxa" w:w="1020"/>
-            <w:shd w:val="clear" w:color="auto" w:fill="13233A"/>
-          </w:tcPr>
-          <w:p>
-            <w:pPr>
-              <w:pStyle w:val="Compact"/>
-              <w:spacing w:after="40"/>
-              <w:jc w:val="left"/>
-            </w:pPr>
-            <w:r>
-              <w:rPr>
-                <w:b/>
-                <w:color w:val="FFFFFF"/>
-                <w:sz w:val="19"/>
-              </w:rPr>
-              <w:t xml:space="preserve">Stato</w:t>
-            </w:r>
-          </w:p>
-        </w:tc>
-        <w:tc>
-          <w:tcPr>
-            <w:tcW w:type="dxa" w:w="3515"/>
-            <w:shd w:val="clear" w:color="auto" w:fill="13233A"/>
-          </w:tcPr>
-          <w:p>
-            <w:pPr>
-              <w:pStyle w:val="Compact"/>
-              <w:spacing w:after="40"/>
-              <w:jc w:val="left"/>
-            </w:pPr>
-            <w:r>
-              <w:rPr>
-                <w:b/>
-                <w:color w:val="FFFFFF"/>
-                <w:sz w:val="19"/>
-              </w:rPr>
-              <w:t xml:space="preserve">Causa e correzione</w:t>
-            </w:r>
-          </w:p>
-        </w:tc>
-      </w:tr>
-      <w:tr>
-        <w:tc>
-          <w:tcPr>
-            <w:tcW w:type="dxa" w:w="794"/>
-          </w:tcPr>
-          <w:p>
-            <w:pPr>
-              <w:pStyle w:val="Compact"/>
-              <w:spacing w:after="40"/>
-              <w:jc w:val="left"/>
-            </w:pPr>
-            <w:r>
-              <w:rPr>
-                <w:sz w:val="19"/>
-              </w:rPr>
-              <w:t xml:space="preserve">B-02</w:t>
-            </w:r>
-          </w:p>
-        </w:tc>
-        <w:tc>
-          <w:tcPr>
-            <w:tcW w:type="dxa" w:w="3402"/>
-          </w:tcPr>
-          <w:p>
-            <w:pPr>
-              <w:pStyle w:val="Compact"/>
-              <w:spacing w:after="40"/>
-              <w:jc w:val="left"/>
-            </w:pPr>
-            <w:r>
-              <w:rPr>
-                <w:sz w:val="19"/>
-              </w:rPr>
-              <w:t xml:space="preserve">Sullo stesso telefono il gioco si fermava sugli sfondi:</w:t>
-            </w:r>
-            <w:r>
-              <w:rPr>
-                <w:sz w:val="19"/>
-              </w:rPr>
-              <w:t xml:space="preserve"> </w:t>
-            </w:r>
-            <w:r>
-              <w:rPr>
-                <w:rStyle w:val="VerbatimChar"/>
-                <w:sz w:val="19"/>
-              </w:rPr>
-              <w:t xml:space="preserve">Cannot read properties of undefined (reading 'GEOMETRIA')</w:t>
-            </w:r>
-            <w:r>
-              <w:rPr>
-                <w:sz w:val="19"/>
-              </w:rPr>
-              <w:t xml:space="preserve"> </w:t>
-            </w:r>
-            <w:r>
-              <w:rPr>
-                <w:sz w:val="19"/>
-              </w:rPr>
-              <w:t xml:space="preserve">in</w:t>
-            </w:r>
-            <w:r>
-              <w:rPr>
-                <w:sz w:val="19"/>
-              </w:rPr>
-              <w:t xml:space="preserve"> </w:t>
-            </w:r>
-            <w:r>
-              <w:rPr>
-                <w:rStyle w:val="VerbatimChar"/>
-                <w:sz w:val="19"/>
-              </w:rPr>
-              <w:t xml:space="preserve">sfondi.js</w:t>
-            </w:r>
-            <w:r>
-              <w:rPr>
-                <w:sz w:val="19"/>
-              </w:rPr>
-              <w:t xml:space="preserve"> </w:t>
-            </w:r>
-            <w:r>
-              <w:rPr>
-                <w:sz w:val="19"/>
-              </w:rPr>
-              <w:t xml:space="preserve">(versione 0.20.2, 27/10 alle 20:53)</w:t>
-            </w:r>
-          </w:p>
-        </w:tc>
-        <w:tc>
-          <w:tcPr>
-            <w:tcW w:type="dxa" w:w="1134"/>
-          </w:tcPr>
-          <w:p>
-            <w:pPr>
-              <w:pStyle w:val="Compact"/>
-              <w:spacing w:after="40"/>
-              <w:jc w:val="left"/>
-            </w:pPr>
-            <w:r>
-              <w:rPr>
-                <w:sz w:val="19"/>
-              </w:rPr>
-              <w:t xml:space="preserve">27/10/2026</w:t>
-            </w:r>
-          </w:p>
-        </w:tc>
-        <w:tc>
-          <w:tcPr>
-            <w:tcW w:type="dxa" w:w="1020"/>
-            <w:shd w:val="clear" w:color="auto" w:fill="FFF1C7"/>
-          </w:tcPr>
-          <w:p>
-            <w:pPr>
-              <w:pStyle w:val="Compact"/>
-              <w:spacing w:after="40"/>
-              <w:jc w:val="left"/>
-            </w:pPr>
-            <w:r>
-              <w:rPr>
-                <w:sz w:val="19"/>
-              </w:rPr>
-              <w:t xml:space="preserve">In corso</w:t>
-            </w:r>
-          </w:p>
-        </w:tc>
-        <w:tc>
-          <w:tcPr>
-            <w:tcW w:type="dxa" w:w="3515"/>
-          </w:tcPr>
-          <w:p>
-            <w:pPr>
-              <w:pStyle w:val="Compact"/>
-              <w:spacing w:after="40"/>
-              <w:jc w:val="left"/>
-            </w:pPr>
-            <w:r>
-              <w:rPr>
-                <w:sz w:val="19"/>
-              </w:rPr>
-              <w:t xml:space="preserve">Pagina salvata di prima della 0.20.0, senza la versione scritta, con il programma nuovo: la guardia della 0.20.1 controllava solo le pagine con la versione. Correzione scritta nella 0.25.1 (ramo</w:t>
-            </w:r>
-            <w:r>
-              <w:rPr>
-                <w:sz w:val="19"/>
-              </w:rPr>
-              <w:t xml:space="preserve"> </w:t>
-            </w:r>
-            <w:r>
-              <w:rPr>
-                <w:rStyle w:val="VerbatimChar"/>
-                <w:sz w:val="19"/>
-              </w:rPr>
-              <w:t xml:space="preserve">giorno/pagina-vecchia</w:t>
-            </w:r>
-            <w:r>
-              <w:rPr>
-                <w:sz w:val="19"/>
-              </w:rPr>
-              <w:t xml:space="preserve">): anche la pagina senza versione si ricarica. Da provare e pubblicare stanotte (variante di R1c) Correzione nella 0.25.3, pronta da pubblicare; manca la variante di R1c senza la versione nella pagina (turno di notte).</w:t>
-            </w:r>
-          </w:p>
-        </w:tc>
-      </w:tr>
-      <w:tr>
-        <w:tc>
-          <w:tcPr>
-            <w:tcW w:type="dxa" w:w="794"/>
-          </w:tcPr>
-          <w:p>
-            <w:pPr>
-              <w:pStyle w:val="Compact"/>
-              <w:spacing w:after="40"/>
-              <w:jc w:val="left"/>
-            </w:pPr>
-            <w:r>
-              <w:rPr>
-                <w:sz w:val="19"/>
-              </w:rPr>
-              <w:t xml:space="preserve">B-03</w:t>
-            </w:r>
-          </w:p>
-        </w:tc>
-        <w:tc>
-          <w:tcPr>
-            <w:tcW w:type="dxa" w:w="3402"/>
-          </w:tcPr>
-          <w:p>
-            <w:pPr>
-              <w:pStyle w:val="Compact"/>
-              <w:spacing w:after="40"/>
-              <w:jc w:val="left"/>
-            </w:pPr>
-            <w:r>
-              <w:rPr>
-                <w:sz w:val="19"/>
-              </w:rPr>
-              <w:t xml:space="preserve">Luigi non vede la scritta CYF sul trampolino gigante (R-240), segnalato il 27/10 alle 22:41</w:t>
-            </w:r>
-          </w:p>
-        </w:tc>
-        <w:tc>
-          <w:tcPr>
-            <w:tcW w:type="dxa" w:w="1134"/>
-          </w:tcPr>
-          <w:p>
-            <w:pPr>
-              <w:pStyle w:val="Compact"/>
-              <w:spacing w:after="40"/>
-              <w:jc w:val="left"/>
-            </w:pPr>
-            <w:r>
-              <w:rPr>
-                <w:sz w:val="19"/>
-              </w:rPr>
-              <w:t xml:space="preserve">27/10/2026</w:t>
-            </w:r>
-          </w:p>
-        </w:tc>
-        <w:tc>
-          <w:tcPr>
-            <w:tcW w:type="dxa" w:w="1020"/>
-            <w:shd w:val="clear" w:color="auto" w:fill="FFF1C7"/>
-          </w:tcPr>
-          <w:p>
-            <w:pPr>
-              <w:pStyle w:val="Compact"/>
-              <w:spacing w:after="40"/>
-              <w:jc w:val="left"/>
-            </w:pPr>
-            <w:r>
-              <w:rPr>
-                <w:sz w:val="19"/>
-              </w:rPr>
-              <w:t xml:space="preserve">In corso</w:t>
-            </w:r>
-          </w:p>
-        </w:tc>
-        <w:tc>
-          <w:tcPr>
-            <w:tcW w:type="dxa" w:w="3515"/>
-          </w:tcPr>
-          <w:p>
-            <w:pPr>
-              <w:pStyle w:val="Compact"/>
-              <w:spacing w:after="40"/>
-              <w:jc w:val="left"/>
-            </w:pPr>
-            <w:r>
-              <w:rPr>
-                <w:sz w:val="19"/>
-              </w:rPr>
-              <w:t xml:space="preserve">Probabile causa (dal codice): la salita del trampolino gigante è inclinata solo di circa 13°, quindi la scritta sta quasi piatta per terra e dalla telecamera dietro il rider si legge solo nell’ultimo secondo e mezzo, mezza coperta dal rider. Correzione scritta nella 0.25.2 (ramo</w:t>
-            </w:r>
-            <w:r>
-              <w:rPr>
-                <w:sz w:val="19"/>
-              </w:rPr>
-              <w:t xml:space="preserve"> </w:t>
-            </w:r>
-            <w:r>
-              <w:rPr>
-                <w:rStyle w:val="VerbatimChar"/>
-                <w:sz w:val="19"/>
-              </w:rPr>
-              <w:t xml:space="preserve">giorno/pagina-vecchia</w:t>
-            </w:r>
-            <w:r>
-              <w:rPr>
-                <w:sz w:val="19"/>
-              </w:rPr>
-              <w:t xml:space="preserve">, 27/10 alle 23): due cartelli CYF alti ai lati dello stacco, visibili da lontano, e scritta più grande. Prima dell’analisi: Nel codice c’è dalla 0.19.0 (</w:t>
-            </w:r>
-            <w:r>
-              <w:rPr>
-                <w:rStyle w:val="VerbatimChar"/>
-                <w:sz w:val="19"/>
-              </w:rPr>
-              <w:t xml:space="preserve">scrittaCYF</w:t>
-            </w:r>
-            <w:r>
-              <w:rPr>
-                <w:sz w:val="19"/>
-              </w:rPr>
-              <w:t xml:space="preserve"> </w:t>
-            </w:r>
-            <w:r>
-              <w:rPr>
-                <w:sz w:val="19"/>
-              </w:rPr>
-              <w:t xml:space="preserve">in</w:t>
-            </w:r>
-            <w:r>
-              <w:rPr>
-                <w:sz w:val="19"/>
-              </w:rPr>
-              <w:t xml:space="preserve"> </w:t>
-            </w:r>
-            <w:r>
-              <w:rPr>
-                <w:rStyle w:val="VerbatimChar"/>
-                <w:sz w:val="19"/>
-              </w:rPr>
-              <w:t xml:space="preserve">moduli/generazione.js</w:t>
-            </w:r>
-            <w:r>
-              <w:rPr>
-                <w:sz w:val="19"/>
-              </w:rPr>
-              <w:t xml:space="preserve">): un foglio con CYF arancione su blu notte che segue la salita dei soli trampolini giganti (circa 1 rampa su 7; le rampe normali non l’hanno), su neve e città; a una lettura del codice posizione, verso di lettura e altezza (3 cm sopra la superficie) sono giusti. Nessuna prova controlla che si veda. Ipotesi: il telefono apre una pagina vecchia (come B-01 e B-02, stesso Samsung Internet), oppure la scritta resta nascosta sotto la superficie della rampa in qualche scenario. Stanotte: prova nuova con foto di un trampolino gigante sulla neve e in una città vista dal giocatore che arriva, e controllo che la scritta esista e stia sopra la superficie; se non si vede, correzione Corretto nella 0.25.3 (pronta da pubblicare): la prova</w:t>
-            </w:r>
-            <w:r>
-              <w:rPr>
-                <w:sz w:val="19"/>
-              </w:rPr>
-              <w:t xml:space="preserve"> </w:t>
-            </w:r>
-            <w:r>
-              <w:rPr>
-                <w:rStyle w:val="VerbatimChar"/>
-                <w:sz w:val="19"/>
-              </w:rPr>
-              <w:t xml:space="preserve">test_cyf.py</w:t>
-            </w:r>
-            <w:r>
-              <w:rPr>
-                <w:sz w:val="19"/>
-              </w:rPr>
-              <w:t xml:space="preserve"> </w:t>
-            </w:r>
-            <w:r>
-              <w:rPr>
-                <w:sz w:val="19"/>
-              </w:rPr>
-              <w:t xml:space="preserve">fotografa il trampolino gigante da 35 m (neve, Napoli, Berlino) e conta i pixel della scritta.</w:t>
-            </w:r>
-          </w:p>
-        </w:tc>
-      </w:tr>
-    </w:tbl>
-    <w:bookmarkEnd w:id="24"/>
-    <w:bookmarkStart w:id="25" w:name="guida-e-acrobazie"/>
-    <w:p>
-      <w:pPr>
-        <w:pStyle w:val="Heading1"/>
-      </w:pPr>
-      <w:r>
-        <w:t xml:space="preserve">3. Guida e acrobazie</w:t>
+        <w:t xml:space="preserve">5. Grafica e qualità</w:t>
       </w:r>
     </w:p>
     <w:tbl>
@@ -6007,7 +4619,7 @@
               <w:rPr>
                 <w:sz w:val="19"/>
               </w:rPr>
-              <w:t xml:space="preserve">R-514</w:t>
+              <w:t xml:space="preserve">R-513</w:t>
             </w:r>
           </w:p>
         </w:tc>
@@ -6025,7 +4637,31 @@
               <w:rPr>
                 <w:sz w:val="19"/>
               </w:rPr>
-              <w:t xml:space="preserve">La scritta CYF ben visibile anche sulle maglie, dietro la schiena, e ogni tanto un cartello CYF in pista</w:t>
+              <w:t xml:space="preserve">Migliorare la grafica degli scenari fino al livello 2 (</w:t>
+            </w:r>
+            <w:r>
+              <w:rPr>
+                <w:sz w:val="19"/>
+              </w:rPr>
+              <w:t xml:space="preserve">“</w:t>
+            </w:r>
+            <w:r>
+              <w:rPr>
+                <w:sz w:val="19"/>
+              </w:rPr>
+              <w:t xml:space="preserve">stilizzato curato</w:t>
+            </w:r>
+            <w:r>
+              <w:rPr>
+                <w:sz w:val="19"/>
+              </w:rPr>
+              <w:t xml:space="preserve">”</w:t>
+            </w:r>
+            <w:r>
+              <w:rPr>
+                <w:sz w:val="19"/>
+              </w:rPr>
+              <w:t xml:space="preserve">, come un buon gioco per telefono), cominciando dallo sfondo</w:t>
             </w:r>
           </w:p>
         </w:tc>
@@ -6050,19 +4686,19 @@
         <w:tc>
           <w:tcPr>
             <w:tcW w:type="dxa" w:w="1134"/>
-            <w:shd w:val="clear" w:color="auto" w:fill="FFF1C7"/>
-          </w:tcPr>
-          <w:p>
-            <w:pPr>
-              <w:pStyle w:val="Compact"/>
-              <w:spacing w:after="40"/>
-              <w:jc w:val="left"/>
-            </w:pPr>
-            <w:r>
-              <w:rPr>
-                <w:sz w:val="19"/>
-              </w:rPr>
-              <w:t xml:space="preserve">In corso</w:t>
+            <w:shd w:val="clear" w:color="auto" w:fill="FDE2D6"/>
+          </w:tcPr>
+          <w:p>
+            <w:pPr>
+              <w:pStyle w:val="Compact"/>
+              <w:spacing w:after="40"/>
+              <w:jc w:val="left"/>
+            </w:pPr>
+            <w:r>
+              <w:rPr>
+                <w:sz w:val="19"/>
+              </w:rPr>
+              <w:t xml:space="preserve">Da fare</w:t>
             </w:r>
           </w:p>
         </w:tc>
@@ -6080,45 +4716,72 @@
               <w:rPr>
                 <w:sz w:val="19"/>
               </w:rPr>
-              <w:t xml:space="preserve">Dalla 0.25.3. Maglie: CYF grande sulla schiena, bianco con il bordo blu notte (si legge su ogni colore e su ogni maglia, anche quelle della settimana): la telecamera e gli altri giocatori vedono il rider da dietro, di tre quarti. Largo meno di un terzo del giro del busto, così non arriva sui fianchi, dove restano gli stemmi CYF; lo stemma resta anche sul petto e piccolo in alto sulla schiena. Pista: ogni 23 paline (circa 506 m, il primo a circa 240 m dalla partenza) un arco CYF sopra la strada: due torri blu notte appena fuori dalle paline (a 21 m dal centro, si urtano come le paline) e uno striscione con CYF ripetuto con il bordo basso ad almeno 9,7 m dal terreno, più in alto della testa del rider nel salto più alto (~8,6 m), quindi non si tocca mai; mai negli ultimi 60 m prima del traguardo. Non usa numeri casuali: la pista resta identica per tutti e in ogni città Pronto nella 0.25.3 (da pubblicare), con la prova a foto</w:t>
-            </w:r>
-            <w:r>
-              <w:rPr>
-                <w:sz w:val="19"/>
-              </w:rPr>
-              <w:t xml:space="preserve"> </w:t>
-            </w:r>
-            <w:r>
-              <w:rPr>
-                <w:rStyle w:val="VerbatimChar"/>
-                <w:sz w:val="19"/>
-              </w:rPr>
-              <w:t xml:space="preserve">test_cyf.py</w:t>
-            </w:r>
-            <w:r>
-              <w:rPr>
-                <w:sz w:val="19"/>
-              </w:rPr>
-              <w:t xml:space="preserve"> </w:t>
-            </w:r>
-            <w:r>
-              <w:rPr>
-                <w:sz w:val="19"/>
-              </w:rPr>
-              <w:t xml:space="preserve">(archi da 70 m) e le foto della giacca guardate (S-50).</w:t>
+              <w:t xml:space="preserve">Scelta di Luigi del 27/10 sera tra 4 livelli (1 oggi; 2 stilizzato curato; 3 modelli 3D veri città per città; 4 quasi realistico, sconsigliato: su Android WebGPU c’è solo da Android 12 in su e i telefoni si scaldano).</w:t>
+            </w:r>
+            <w:r>
+              <w:rPr>
+                <w:sz w:val="19"/>
+              </w:rPr>
+              <w:t xml:space="preserve"> </w:t>
+            </w:r>
+            <w:r>
+              <w:rPr>
+                <w:bCs/>
+                <w:b/>
+                <w:sz w:val="19"/>
+              </w:rPr>
+              <w:t xml:space="preserve">Prima parte, lo sfondo:</w:t>
+            </w:r>
+            <w:r>
+              <w:rPr>
+                <w:sz w:val="19"/>
+              </w:rPr>
+              <w:t xml:space="preserve"> </w:t>
+            </w:r>
+            <w:r>
+              <w:rPr>
+                <w:sz w:val="19"/>
+              </w:rPr>
+              <w:t xml:space="preserve">(1) cielo con nuvole dipinte su due strati che scorrono piano, sole con alone morbido, colori del cielo coerenti con la cartolina di ogni città; (2) cartolina in profondità: ogni città divisa in 2-3 piani a distanze diverse (lontano monti e colline, in mezzo la città, davanti il monumento), così quando la strada curva o il rider si sposta i piani scorrono a velocità diverse e lo sfondo ha profondità; (3) luce coerente: i palazzi e il monumento sono illuminati dalla parte del sole del cielo; (4) nessuna linea netta tra pista e sfondo: suolo lontano, nebbia della pista e foschia della cartolina sfumano l’uno nell’altro; (5) anche la Neve con uno sfondo dipinto a più piani (cime con ghiacciai, boschi, valle); (6) piccoli movimenti: nuvole, uccelli lontani, acqua che luccica dove c’è il mare o il fiume. Limiti: al massimo 3 oggetti da disegnare in più per lo sfondo; memoria della scheda video per lo sfondo di una città ≤ 16 MB sul PC e ≤ 6 MB sul telefono; si dipinge nel worker come oggi (R-405); nessun fotogramma perso (lo misura A-14).</w:t>
+            </w:r>
+            <w:r>
+              <w:rPr>
+                <w:sz w:val="19"/>
+              </w:rPr>
+              <w:t xml:space="preserve"> </w:t>
+            </w:r>
+            <w:r>
+              <w:rPr>
+                <w:bCs/>
+                <w:b/>
+                <w:sz w:val="19"/>
+              </w:rPr>
+              <w:t xml:space="preserve">Seconda parte, il resto della scena:</w:t>
+            </w:r>
+            <w:r>
+              <w:rPr>
+                <w:sz w:val="19"/>
+              </w:rPr>
+              <w:t xml:space="preserve"> </w:t>
+            </w:r>
+            <w:r>
+              <w:rPr>
+                <w:sz w:val="19"/>
+              </w:rPr>
+              <w:t xml:space="preserve">Three.js nuovo (A-16), correzione di luce e colore (tone mapping ACES) e colori di ogni città, luce morbida con le ombre di contatto dipinte nei modelli, alberi e palazzi più fitti con l’instancing, polvere di neve e scia, neve e asfalto con rilievo; gli effetti più pesanti (bagliore, vignetta) solo dove il dispositivo regge, con la qualità scelta in automatico (A-14)</w:t>
             </w:r>
           </w:p>
         </w:tc>
       </w:tr>
     </w:tbl>
-    <w:bookmarkEnd w:id="25"/>
-    <w:bookmarkStart w:id="26" w:name="grafica-e-qualità"/>
+    <w:bookmarkEnd w:id="24"/>
+    <w:bookmarkStart w:id="25" w:name="documentazione"/>
     <w:p>
       <w:pPr>
         <w:pStyle w:val="Heading1"/>
       </w:pPr>
       <w:r>
-        <w:t xml:space="preserve">5. Grafica e qualità</w:t>
+        <w:t xml:space="preserve">6. Documentazione</w:t>
       </w:r>
     </w:p>
     <w:tbl>
@@ -6269,7 +4932,7 @@
               <w:rPr>
                 <w:sz w:val="19"/>
               </w:rPr>
-              <w:t xml:space="preserve">R-513</w:t>
+              <w:t xml:space="preserve">R-510</w:t>
             </w:r>
           </w:p>
         </w:tc>
@@ -6287,31 +4950,7 @@
               <w:rPr>
                 <w:sz w:val="19"/>
               </w:rPr>
-              <w:t xml:space="preserve">Migliorare la grafica degli scenari fino al livello 2 (</w:t>
-            </w:r>
-            <w:r>
-              <w:rPr>
-                <w:sz w:val="19"/>
-              </w:rPr>
-              <w:t xml:space="preserve">“</w:t>
-            </w:r>
-            <w:r>
-              <w:rPr>
-                <w:sz w:val="19"/>
-              </w:rPr>
-              <w:t xml:space="preserve">stilizzato curato</w:t>
-            </w:r>
-            <w:r>
-              <w:rPr>
-                <w:sz w:val="19"/>
-              </w:rPr>
-              <w:t xml:space="preserve">”</w:t>
-            </w:r>
-            <w:r>
-              <w:rPr>
-                <w:sz w:val="19"/>
-              </w:rPr>
-              <w:t xml:space="preserve">, come un buon gioco per telefono), cominciando dallo sfondo</w:t>
+              <w:t xml:space="preserve">Il software deve crescere senza rallentare; la struttura la sceglie Claude</w:t>
             </w:r>
           </w:p>
         </w:tc>
@@ -6329,26 +4968,26 @@
               <w:rPr>
                 <w:sz w:val="19"/>
               </w:rPr>
-              <w:t xml:space="preserve">27/10/2026</w:t>
+              <w:t xml:space="preserve">26/10/2026</w:t>
             </w:r>
           </w:p>
         </w:tc>
         <w:tc>
           <w:tcPr>
             <w:tcW w:type="dxa" w:w="1134"/>
-            <w:shd w:val="clear" w:color="auto" w:fill="FDE2D6"/>
-          </w:tcPr>
-          <w:p>
-            <w:pPr>
-              <w:pStyle w:val="Compact"/>
-              <w:spacing w:after="40"/>
-              <w:jc w:val="left"/>
-            </w:pPr>
-            <w:r>
-              <w:rPr>
-                <w:sz w:val="19"/>
-              </w:rPr>
-              <w:t xml:space="preserve">Da fare</w:t>
+            <w:shd w:val="clear" w:color="auto" w:fill="FFF1C7"/>
+          </w:tcPr>
+          <w:p>
+            <w:pPr>
+              <w:pStyle w:val="Compact"/>
+              <w:spacing w:after="40"/>
+              <w:jc w:val="left"/>
+            </w:pPr>
+            <w:r>
+              <w:rPr>
+                <w:sz w:val="19"/>
+              </w:rPr>
+              <w:t xml:space="preserve">In corso</w:t>
             </w:r>
           </w:p>
         </w:tc>
@@ -6366,303 +5005,14 @@
               <w:rPr>
                 <w:sz w:val="19"/>
               </w:rPr>
-              <w:t xml:space="preserve">Scelta di Luigi del 27/10 sera tra 4 livelli (1 oggi; 2 stilizzato curato; 3 modelli 3D veri città per città; 4 quasi realistico, sconsigliato: su Android WebGPU c’è solo da Android 12 in su e i telefoni si scaldano).</w:t>
-            </w:r>
-            <w:r>
-              <w:rPr>
-                <w:sz w:val="19"/>
-              </w:rPr>
-              <w:t xml:space="preserve"> </w:t>
-            </w:r>
-            <w:r>
-              <w:rPr>
-                <w:bCs/>
-                <w:b/>
-                <w:sz w:val="19"/>
-              </w:rPr>
-              <w:t xml:space="preserve">Prima parte, lo sfondo:</w:t>
-            </w:r>
-            <w:r>
-              <w:rPr>
-                <w:sz w:val="19"/>
-              </w:rPr>
-              <w:t xml:space="preserve"> </w:t>
-            </w:r>
-            <w:r>
-              <w:rPr>
-                <w:sz w:val="19"/>
-              </w:rPr>
-              <w:t xml:space="preserve">(1) cielo con nuvole dipinte su due strati che scorrono piano, sole con alone morbido, colori del cielo coerenti con la cartolina di ogni città; (2) cartolina in profondità: ogni città divisa in 2-3 piani a distanze diverse (lontano monti e colline, in mezzo la città, davanti il monumento), così quando la strada curva o il rider si sposta i piani scorrono a velocità diverse e lo sfondo ha profondità; (3) luce coerente: i palazzi e il monumento sono illuminati dalla parte del sole del cielo; (4) nessuna linea netta tra pista e sfondo: suolo lontano, nebbia della pista e foschia della cartolina sfumano l’uno nell’altro; (5) anche la Neve con uno sfondo dipinto a più piani (cime con ghiacciai, boschi, valle); (6) piccoli movimenti: nuvole, uccelli lontani, acqua che luccica dove c’è il mare o il fiume. Limiti: al massimo 3 oggetti da disegnare in più per lo sfondo; memoria della scheda video per lo sfondo di una città ≤ 16 MB sul PC e ≤ 6 MB sul telefono; si dipinge nel worker come oggi (R-405); nessun fotogramma perso (lo misura A-14).</w:t>
-            </w:r>
-            <w:r>
-              <w:rPr>
-                <w:sz w:val="19"/>
-              </w:rPr>
-              <w:t xml:space="preserve"> </w:t>
-            </w:r>
-            <w:r>
-              <w:rPr>
-                <w:bCs/>
-                <w:b/>
-                <w:sz w:val="19"/>
-              </w:rPr>
-              <w:t xml:space="preserve">Seconda parte, il resto della scena:</w:t>
-            </w:r>
-            <w:r>
-              <w:rPr>
-                <w:sz w:val="19"/>
-              </w:rPr>
-              <w:t xml:space="preserve"> </w:t>
-            </w:r>
-            <w:r>
-              <w:rPr>
-                <w:sz w:val="19"/>
-              </w:rPr>
-              <w:t xml:space="preserve">Three.js nuovo (A-16), correzione di luce e colore (tone mapping ACES) e colori di ogni città, luce morbida con le ombre di contatto dipinte nei modelli, alberi e palazzi più fitti con l’instancing, polvere di neve e scia, neve e asfalto con rilievo; gli effetti più pesanti (bagliore, vignetta) solo dove il dispositivo regge, con la qualità scelta in automatico (A-14)</w:t>
+              <w:t xml:space="preserve">Scelta S-43; piano nella sezione 11 e nei prossimi passi (A-14, A-23, A-25, A-11…)</w:t>
             </w:r>
           </w:p>
         </w:tc>
       </w:tr>
     </w:tbl>
-    <w:bookmarkEnd w:id="26"/>
-    <w:bookmarkStart w:id="27" w:name="documentazione"/>
-    <w:p>
-      <w:pPr>
-        <w:pStyle w:val="Heading1"/>
-      </w:pPr>
-      <w:r>
-        <w:t xml:space="preserve">6. Documentazione</w:t>
-      </w:r>
-    </w:p>
-    <w:tbl>
-      <w:tblPr>
-        <w:tblStyle w:val="Table"/>
-        <w:tblLook w:firstRow="1" w:lastRow="0" w:firstColumn="0" w:lastColumn="0" w:noHBand="0" w:noVBand="0" w:val="0020"/>
-        <w:jc w:val="start"/>
-        <w:tblBorders>
-          <w:top w:val="single" w:sz="4" w:color="B8C4D2"/>
-          <w:left w:val="single" w:sz="4" w:color="B8C4D2"/>
-          <w:bottom w:val="single" w:sz="4" w:color="B8C4D2"/>
-          <w:right w:val="single" w:sz="4" w:color="B8C4D2"/>
-          <w:insideH w:val="single" w:sz="4" w:color="B8C4D2"/>
-          <w:insideV w:val="single" w:sz="4" w:color="B8C4D2"/>
-        </w:tblBorders>
-        <w:tblW w:w="9865" w:type="dxa"/>
-        <w:tblLayout w:type="fixed"/>
-      </w:tblPr>
-      <w:tblGrid>
-        <w:gridCol w:w="907"/>
-        <w:gridCol w:w="4195"/>
-        <w:gridCol w:w="1134"/>
-        <w:gridCol w:w="1134"/>
-        <w:gridCol w:w="2494"/>
-      </w:tblGrid>
-      <w:tr>
-        <w:trPr>
-          <w:tblHeader w:val="true"/>
-        </w:trPr>
-        <w:tc>
-          <w:tcPr>
-            <w:tcW w:type="dxa" w:w="907"/>
-            <w:shd w:val="clear" w:color="auto" w:fill="13233A"/>
-          </w:tcPr>
-          <w:p>
-            <w:pPr>
-              <w:pStyle w:val="Compact"/>
-              <w:spacing w:after="40"/>
-              <w:jc w:val="left"/>
-            </w:pPr>
-            <w:r>
-              <w:rPr>
-                <w:b/>
-                <w:color w:val="FFFFFF"/>
-                <w:sz w:val="19"/>
-              </w:rPr>
-              <w:t xml:space="preserve">ID</w:t>
-            </w:r>
-          </w:p>
-        </w:tc>
-        <w:tc>
-          <w:tcPr>
-            <w:tcW w:type="dxa" w:w="4195"/>
-            <w:shd w:val="clear" w:color="auto" w:fill="13233A"/>
-          </w:tcPr>
-          <w:p>
-            <w:pPr>
-              <w:pStyle w:val="Compact"/>
-              <w:spacing w:after="40"/>
-              <w:jc w:val="left"/>
-            </w:pPr>
-            <w:r>
-              <w:rPr>
-                <w:b/>
-                <w:color w:val="FFFFFF"/>
-                <w:sz w:val="19"/>
-              </w:rPr>
-              <w:t xml:space="preserve">Richiesta</w:t>
-            </w:r>
-          </w:p>
-        </w:tc>
-        <w:tc>
-          <w:tcPr>
-            <w:tcW w:type="dxa" w:w="1134"/>
-            <w:shd w:val="clear" w:color="auto" w:fill="13233A"/>
-          </w:tcPr>
-          <w:p>
-            <w:pPr>
-              <w:pStyle w:val="Compact"/>
-              <w:spacing w:after="40"/>
-              <w:jc w:val="left"/>
-            </w:pPr>
-            <w:r>
-              <w:rPr>
-                <w:b/>
-                <w:color w:val="FFFFFF"/>
-                <w:sz w:val="19"/>
-              </w:rPr>
-              <w:t xml:space="preserve">Data</w:t>
-            </w:r>
-          </w:p>
-        </w:tc>
-        <w:tc>
-          <w:tcPr>
-            <w:tcW w:type="dxa" w:w="1134"/>
-            <w:shd w:val="clear" w:color="auto" w:fill="13233A"/>
-          </w:tcPr>
-          <w:p>
-            <w:pPr>
-              <w:pStyle w:val="Compact"/>
-              <w:spacing w:after="40"/>
-              <w:jc w:val="left"/>
-            </w:pPr>
-            <w:r>
-              <w:rPr>
-                <w:b/>
-                <w:color w:val="FFFFFF"/>
-                <w:sz w:val="19"/>
-              </w:rPr>
-              <w:t xml:space="preserve">Stato</w:t>
-            </w:r>
-          </w:p>
-        </w:tc>
-        <w:tc>
-          <w:tcPr>
-            <w:tcW w:type="dxa" w:w="2494"/>
-            <w:shd w:val="clear" w:color="auto" w:fill="13233A"/>
-          </w:tcPr>
-          <w:p>
-            <w:pPr>
-              <w:pStyle w:val="Compact"/>
-              <w:spacing w:after="40"/>
-              <w:jc w:val="left"/>
-            </w:pPr>
-            <w:r>
-              <w:rPr>
-                <w:b/>
-                <w:color w:val="FFFFFF"/>
-                <w:sz w:val="19"/>
-              </w:rPr>
-              <w:t xml:space="preserve">Come funziona oggi</w:t>
-            </w:r>
-          </w:p>
-        </w:tc>
-      </w:tr>
-      <w:tr>
-        <w:tc>
-          <w:tcPr>
-            <w:tcW w:type="dxa" w:w="907"/>
-          </w:tcPr>
-          <w:p>
-            <w:pPr>
-              <w:pStyle w:val="Compact"/>
-              <w:spacing w:after="40"/>
-              <w:jc w:val="left"/>
-            </w:pPr>
-            <w:r>
-              <w:rPr>
-                <w:sz w:val="19"/>
-              </w:rPr>
-              <w:t xml:space="preserve">R-510</w:t>
-            </w:r>
-          </w:p>
-        </w:tc>
-        <w:tc>
-          <w:tcPr>
-            <w:tcW w:type="dxa" w:w="4195"/>
-          </w:tcPr>
-          <w:p>
-            <w:pPr>
-              <w:pStyle w:val="Compact"/>
-              <w:spacing w:after="40"/>
-              <w:jc w:val="left"/>
-            </w:pPr>
-            <w:r>
-              <w:rPr>
-                <w:sz w:val="19"/>
-              </w:rPr>
-              <w:t xml:space="preserve">Il software deve crescere senza rallentare; la struttura la sceglie Claude</w:t>
-            </w:r>
-          </w:p>
-        </w:tc>
-        <w:tc>
-          <w:tcPr>
-            <w:tcW w:type="dxa" w:w="1134"/>
-          </w:tcPr>
-          <w:p>
-            <w:pPr>
-              <w:pStyle w:val="Compact"/>
-              <w:spacing w:after="40"/>
-              <w:jc w:val="left"/>
-            </w:pPr>
-            <w:r>
-              <w:rPr>
-                <w:sz w:val="19"/>
-              </w:rPr>
-              <w:t xml:space="preserve">26/10/2026</w:t>
-            </w:r>
-          </w:p>
-        </w:tc>
-        <w:tc>
-          <w:tcPr>
-            <w:tcW w:type="dxa" w:w="1134"/>
-            <w:shd w:val="clear" w:color="auto" w:fill="FFF1C7"/>
-          </w:tcPr>
-          <w:p>
-            <w:pPr>
-              <w:pStyle w:val="Compact"/>
-              <w:spacing w:after="40"/>
-              <w:jc w:val="left"/>
-            </w:pPr>
-            <w:r>
-              <w:rPr>
-                <w:sz w:val="19"/>
-              </w:rPr>
-              <w:t xml:space="preserve">In corso</w:t>
-            </w:r>
-          </w:p>
-        </w:tc>
-        <w:tc>
-          <w:tcPr>
-            <w:tcW w:type="dxa" w:w="2494"/>
-          </w:tcPr>
-          <w:p>
-            <w:pPr>
-              <w:pStyle w:val="Compact"/>
-              <w:spacing w:after="40"/>
-              <w:jc w:val="left"/>
-            </w:pPr>
-            <w:r>
-              <w:rPr>
-                <w:sz w:val="19"/>
-              </w:rPr>
-              <w:t xml:space="preserve">Scelta S-43; piano nella sezione 11 e nei prossimi passi (A-14, A-23, A-25, A-11…)</w:t>
-            </w:r>
-          </w:p>
-        </w:tc>
-      </w:tr>
-    </w:tbl>
-    <w:bookmarkEnd w:id="27"/>
-    <w:bookmarkStart w:id="28" w:name="scelte-fatte-da-claude-da-confermare"/>
+    <w:bookmarkEnd w:id="25"/>
+    <w:bookmarkStart w:id="26" w:name="scelte-fatte-da-claude-da-confermare"/>
     <w:p>
       <w:pPr>
         <w:pStyle w:val="Heading1"/>
@@ -12388,8 +10738,8 @@
         </w:tc>
       </w:tr>
     </w:tbl>
-    <w:bookmarkEnd w:id="28"/>
-    <w:bookmarkStart w:id="29" w:name="idee-per-il-futuro-da-confermare"/>
+    <w:bookmarkEnd w:id="26"/>
+    <w:bookmarkStart w:id="27" w:name="idee-per-il-futuro-da-confermare"/>
     <w:p>
       <w:pPr>
         <w:pStyle w:val="Heading1"/>
@@ -13136,7 +11486,7 @@
               <w:rPr>
                 <w:sz w:val="19"/>
               </w:rPr>
-              <w:t xml:space="preserve">F-15</w:t>
+              <w:t xml:space="preserve">F-16</w:t>
             </w:r>
           </w:p>
         </w:tc>
@@ -13154,49 +11504,50 @@
               <w:rPr>
                 <w:sz w:val="19"/>
               </w:rPr>
-              <w:t xml:space="preserve">Pubblicare il gioco anche sui portali di giochi nel browser (Poki, CrazyGames): da verificare requisiti e condizioni</w:t>
+              <w:t xml:space="preserve">Serie di giorni della pista del giorno (</w:t>
+            </w:r>
+            <w:r>
+              <w:rPr>
+                <w:sz w:val="19"/>
+              </w:rPr>
+              <w:t xml:space="preserve">“</w:t>
+            </w:r>
+            <w:r>
+              <w:rPr>
+                <w:sz w:val="19"/>
+              </w:rPr>
+              <w:t xml:space="preserve">🔥 5 giorni di fila</w:t>
+            </w:r>
+            <w:r>
+              <w:rPr>
+                <w:sz w:val="19"/>
+              </w:rPr>
+              <w:t xml:space="preserve">”</w:t>
+            </w:r>
+            <w:r>
+              <w:rPr>
+                <w:sz w:val="19"/>
+              </w:rPr>
+              <w:t xml:space="preserve">, come Wordle) e classifica filtrata sui giocatori con cui si è già corso (come i risultati degli amici in Subway Surfers). Proposta del 27/10 sera</w:t>
             </w:r>
           </w:p>
         </w:tc>
         <w:tc>
           <w:tcPr>
             <w:tcW w:type="dxa" w:w="2154"/>
-          </w:tcPr>
-          <w:p>
-            <w:pPr>
-              <w:pStyle w:val="Compact"/>
-              <w:spacing w:after="40"/>
-              <w:jc w:val="left"/>
-            </w:pPr>
-            <w:r>
-              <w:rPr>
-                <w:sz w:val="19"/>
-              </w:rPr>
-              <w:t xml:space="preserve">Approvata 27/10 (</w:t>
-            </w:r>
-            <w:r>
-              <w:rPr>
-                <w:sz w:val="19"/>
-              </w:rPr>
-              <w:t xml:space="preserve">“</w:t>
-            </w:r>
-            <w:r>
-              <w:rPr>
-                <w:sz w:val="19"/>
-              </w:rPr>
-              <w:t xml:space="preserve">implementa quello che hanno i competitor</w:t>
-            </w:r>
-            <w:r>
-              <w:rPr>
-                <w:sz w:val="19"/>
-              </w:rPr>
-              <w:t xml:space="preserve">”</w:t>
-            </w:r>
-            <w:r>
-              <w:rPr>
-                <w:sz w:val="19"/>
-              </w:rPr>
-              <w:t xml:space="preserve">): ora è R-244 (modalità portale); la proposta su CrazyGames la fa Luigi (D-12)</w:t>
+            <w:shd w:val="clear" w:color="auto" w:fill="E6EDF5"/>
+          </w:tcPr>
+          <w:p>
+            <w:pPr>
+              <w:pStyle w:val="Compact"/>
+              <w:spacing w:after="40"/>
+              <w:jc w:val="left"/>
+            </w:pPr>
+            <w:r>
+              <w:rPr>
+                <w:sz w:val="19"/>
+              </w:rPr>
+              <w:t xml:space="preserve">Da confermare</w:t>
             </w:r>
           </w:p>
         </w:tc>
@@ -13216,7 +11567,7 @@
               <w:rPr>
                 <w:sz w:val="19"/>
               </w:rPr>
-              <w:t xml:space="preserve">F-16</w:t>
+              <w:t xml:space="preserve">F-17</w:t>
             </w:r>
           </w:p>
         </w:tc>
@@ -13234,31 +11585,7 @@
               <w:rPr>
                 <w:sz w:val="19"/>
               </w:rPr>
-              <w:t xml:space="preserve">Serie di giorni della pista del giorno (</w:t>
-            </w:r>
-            <w:r>
-              <w:rPr>
-                <w:sz w:val="19"/>
-              </w:rPr>
-              <w:t xml:space="preserve">“</w:t>
-            </w:r>
-            <w:r>
-              <w:rPr>
-                <w:sz w:val="19"/>
-              </w:rPr>
-              <w:t xml:space="preserve">🔥 5 giorni di fila</w:t>
-            </w:r>
-            <w:r>
-              <w:rPr>
-                <w:sz w:val="19"/>
-              </w:rPr>
-              <w:t xml:space="preserve">”</w:t>
-            </w:r>
-            <w:r>
-              <w:rPr>
-                <w:sz w:val="19"/>
-              </w:rPr>
-              <w:t xml:space="preserve">, come Wordle) e classifica filtrata sui giocatori con cui si è già corso (come i risultati degli amici in Subway Surfers). Proposta del 27/10 sera</w:t>
+              <w:t xml:space="preserve">Prima discesa guidata: tre suggerimenti a schermo al momento giusto (curva, salto, posizione raccolta) solo alla prima visita, come la prima corsa di Subway Surfers e Alto’s. Dato: quanti nuovi finiscono la prima gara. Proposta del 27/10 sera</w:t>
             </w:r>
           </w:p>
         </w:tc>
@@ -13297,7 +11624,7 @@
               <w:rPr>
                 <w:sz w:val="19"/>
               </w:rPr>
-              <w:t xml:space="preserve">F-17</w:t>
+              <w:t xml:space="preserve">F-18</w:t>
             </w:r>
           </w:p>
         </w:tc>
@@ -13315,7 +11642,7 @@
               <w:rPr>
                 <w:sz w:val="19"/>
               </w:rPr>
-              <w:t xml:space="preserve">Prima discesa guidata: tre suggerimenti a schermo al momento giusto (curva, salto, posizione raccolta) solo alla prima visita, come la prima corsa di Subway Surfers e Alto’s. Dato: quanti nuovi finiscono la prima gara. Proposta del 27/10 sera</w:t>
+              <w:t xml:space="preserve">Tedesco come quinta lingua e lingua del browser nelle misure delle visite (pubblico mondiale sui portali). Proposta del 27/10 sera</w:t>
             </w:r>
           </w:p>
         </w:tc>
@@ -13354,7 +11681,7 @@
               <w:rPr>
                 <w:sz w:val="19"/>
               </w:rPr>
-              <w:t xml:space="preserve">F-18</w:t>
+              <w:t xml:space="preserve">F-19</w:t>
             </w:r>
           </w:p>
         </w:tc>
@@ -13372,7 +11699,7 @@
               <w:rPr>
                 <w:sz w:val="19"/>
               </w:rPr>
-              <w:t xml:space="preserve">Tedesco come quinta lingua e lingua del browser nelle misure delle visite (pubblico mondiale sui portali). Proposta del 27/10 sera</w:t>
+              <w:t xml:space="preserve">Stagione da 4 settimane con livelli e obiettivi di stagione, premi solo estetici decisi dal server (Smash Karts: più di 30 livelli di stagione, partite private senza XP). Unisce missioni, stelle e maglia della settimana; da fare dopo i primi dati sui ritorni (estende F-14). Proposta del 27/10 sera</w:t>
             </w:r>
           </w:p>
         </w:tc>
@@ -13396,66 +11723,9 @@
           </w:p>
         </w:tc>
       </w:tr>
-      <w:tr>
-        <w:tc>
-          <w:tcPr>
-            <w:tcW w:type="dxa" w:w="907"/>
-          </w:tcPr>
-          <w:p>
-            <w:pPr>
-              <w:pStyle w:val="Compact"/>
-              <w:spacing w:after="40"/>
-              <w:jc w:val="left"/>
-            </w:pPr>
-            <w:r>
-              <w:rPr>
-                <w:sz w:val="19"/>
-              </w:rPr>
-              <w:t xml:space="preserve">F-19</w:t>
-            </w:r>
-          </w:p>
-        </w:tc>
-        <w:tc>
-          <w:tcPr>
-            <w:tcW w:type="dxa" w:w="6803"/>
-          </w:tcPr>
-          <w:p>
-            <w:pPr>
-              <w:pStyle w:val="Compact"/>
-              <w:spacing w:after="40"/>
-              <w:jc w:val="left"/>
-            </w:pPr>
-            <w:r>
-              <w:rPr>
-                <w:sz w:val="19"/>
-              </w:rPr>
-              <w:t xml:space="preserve">Stagione da 4 settimane con livelli e obiettivi di stagione, premi solo estetici decisi dal server (Smash Karts: più di 30 livelli di stagione, partite private senza XP). Unisce missioni, stelle e maglia della settimana; da fare dopo i primi dati sui ritorni (estende F-14). Proposta del 27/10 sera</w:t>
-            </w:r>
-          </w:p>
-        </w:tc>
-        <w:tc>
-          <w:tcPr>
-            <w:tcW w:type="dxa" w:w="2154"/>
-            <w:shd w:val="clear" w:color="auto" w:fill="E6EDF5"/>
-          </w:tcPr>
-          <w:p>
-            <w:pPr>
-              <w:pStyle w:val="Compact"/>
-              <w:spacing w:after="40"/>
-              <w:jc w:val="left"/>
-            </w:pPr>
-            <w:r>
-              <w:rPr>
-                <w:sz w:val="19"/>
-              </w:rPr>
-              <w:t xml:space="preserve">Da confermare</w:t>
-            </w:r>
-          </w:p>
-        </w:tc>
-      </w:tr>
     </w:tbl>
-    <w:bookmarkEnd w:id="29"/>
-    <w:bookmarkStart w:id="30" w:name="da-fare"/>
+    <w:bookmarkEnd w:id="27"/>
+    <w:bookmarkStart w:id="28" w:name="da-fare"/>
     <w:p>
       <w:pPr>
         <w:pStyle w:val="Heading1"/>
@@ -14176,8 +12446,8 @@
         </w:tc>
       </w:tr>
     </w:tbl>
-    <w:bookmarkEnd w:id="30"/>
-    <w:bookmarkStart w:id="31" w:name="X38ada45128bb1909ebb68cbfba9bfaa8c77a6fa"/>
+    <w:bookmarkEnd w:id="28"/>
+    <w:bookmarkStart w:id="29" w:name="X38ada45128bb1909ebb68cbfba9bfaa8c77a6fa"/>
     <w:p>
       <w:pPr>
         <w:pStyle w:val="Heading1"/>
@@ -16553,4654 +14823,7 @@
         <w:t xml:space="preserve">in locale o il cancello su GitHub.</w:t>
       </w:r>
     </w:p>
-    <w:bookmarkEnd w:id="31"/>
-    <w:bookmarkStart w:id="32" w:name="Xcc9d507ef18e501e5663cfd7b84fe1676e9ab59"/>
-    <w:p>
-      <w:pPr>
-        <w:pStyle w:val="Heading1"/>
-      </w:pPr>
-      <w:r>
-        <w:t xml:space="preserve">13. Giocare anche da soli e tornare ogni giorno</w:t>
-      </w:r>
-    </w:p>
-    <w:p>
-      <w:pPr>
-        <w:pStyle w:val="FirstParagraph"/>
-      </w:pPr>
-      <w:r>
-        <w:t xml:space="preserve">Richiesta del 26/10/2026 (</w:t>
-      </w:r>
-      <w:r>
-        <w:t xml:space="preserve">“</w:t>
-      </w:r>
-      <w:r>
-        <w:t xml:space="preserve">come possiamo migliorare il software anche vedendo i concorrenti?</w:t>
-      </w:r>
-      <w:r>
-        <w:t xml:space="preserve">”</w:t>
-      </w:r>
-      <w:r>
-        <w:t xml:space="preserve">), approvata da Luigi lo stesso giorno. Il confronto con i concorrenti è nella chat del 26/10; qui ci sono le decisioni.</w:t>
-      </w:r>
-    </w:p>
-    <w:p>
-      <w:pPr>
-        <w:pStyle w:val="BodyText"/>
-      </w:pPr>
-      <w:r>
-        <w:rPr>
-          <w:bCs/>
-          <w:b/>
-        </w:rPr>
-        <w:t xml:space="preserve">Il problema.</w:t>
-      </w:r>
-      <w:r>
-        <w:t xml:space="preserve"> </w:t>
-      </w:r>
-      <w:r>
-        <w:t xml:space="preserve">Oggi si gioca in gara solo se ci sono almeno due persone collegate nello stesso momento. Con pochi giocatori questo succede di rado: per esempio, con 5 ingressi all’ora nella sala online, in una finestra di 2 minuti la probabilità che non arrivi nessuno è circa l’85% (distribuzione di Poisson, e^(−5×2/60) ≈ 0,85). Chi prova la sala online di solito aspetta da solo e se ne va.</w:t>
-      </w:r>
-    </w:p>
-    <w:p>
-      <w:pPr>
-        <w:pStyle w:val="BodyText"/>
-      </w:pPr>
-      <w:r>
-        <w:rPr>
-          <w:bCs/>
-          <w:b/>
-        </w:rPr>
-        <w:t xml:space="preserve">Cosa fanno i concorrenti.</w:t>
-      </w:r>
-      <w:r>
-        <w:t xml:space="preserve"> </w:t>
-      </w:r>
-      <w:r>
-        <w:t xml:space="preserve">Trackmania: una pista nuova ogni giorno con la sua classifica di 24 ore e i</w:t>
-      </w:r>
-      <w:r>
-        <w:t xml:space="preserve"> </w:t>
-      </w:r>
-      <w:r>
-        <w:t xml:space="preserve">“</w:t>
-      </w:r>
-      <w:r>
-        <w:t xml:space="preserve">fantasmi</w:t>
-      </w:r>
-      <w:r>
-        <w:t xml:space="preserve">”</w:t>
-      </w:r>
-      <w:r>
-        <w:t xml:space="preserve"> </w:t>
-      </w:r>
-      <w:r>
-        <w:t xml:space="preserve">dei tempi migliori. Wordle: una partita al giorno uguale per tutti e un risultato da condividere che non rivela la soluzione. Smash Karts: partite da 3 minuti, livelli e parti estetiche da sbloccare. Mario Kart: oggetti più forti per chi è indietro, così tutti restano in gara fino alla fine. Idee raccolte in F-11…F-15.</w:t>
-      </w:r>
-    </w:p>
-    <w:p>
-      <w:pPr>
-        <w:pStyle w:val="BodyText"/>
-      </w:pPr>
-      <w:r>
-        <w:rPr>
-          <w:bCs/>
-          <w:b/>
-        </w:rPr>
-        <w:t xml:space="preserve">Ordine deciso.</w:t>
-      </w:r>
-      <w:r>
-        <w:t xml:space="preserve"> </w:t>
-      </w:r>
-      <w:r>
-        <w:t xml:space="preserve">Prima si misura (R-232), poi pista del giorno (R-233), avversari (R-234…R-239) e sfida con il link (R-236): ogni passo è una versione da provare dal telefono. Le idee F-11…F-15 si decidono dopo, guardando i dati.</w:t>
-      </w:r>
-    </w:p>
-    <w:p>
-      <w:pPr>
-        <w:pStyle w:val="BodyText"/>
-      </w:pPr>
-      <w:r>
-        <w:rPr>
-          <w:bCs/>
-          <w:b/>
-        </w:rPr>
-        <w:t xml:space="preserve">Cambio del 26/10 sera.</w:t>
-      </w:r>
-      <w:r>
-        <w:t xml:space="preserve"> </w:t>
-      </w:r>
-      <w:r>
-        <w:t xml:space="preserve">Al posto dei fantasmi (discese registrate, trasparenti) Luigi vuole</w:t>
-      </w:r>
-      <w:r>
-        <w:t xml:space="preserve"> </w:t>
-      </w:r>
-      <w:r>
-        <w:rPr>
-          <w:bCs/>
-          <w:b/>
-        </w:rPr>
-        <w:t xml:space="preserve">avversari guidati dal software</w:t>
-      </w:r>
-      <w:r>
-        <w:t xml:space="preserve">: giocatori come gli altri, che però guida il gioco. Le sue scelte: in pista non si distinguono dalle persone, solo un piccolo 🤖 nelle classifiche; ci sono in allenamento, pista del giorno, sfida con gli amici e sala online vuota; livelli misti.</w:t>
-      </w:r>
-    </w:p>
-    <w:tbl>
-      <w:tblPr>
-        <w:tblStyle w:val="Table"/>
-        <w:tblLook w:firstRow="1" w:lastRow="0" w:firstColumn="0" w:lastColumn="0" w:noHBand="0" w:noVBand="0" w:val="0020"/>
-        <w:jc w:val="start"/>
-        <w:tblBorders>
-          <w:top w:val="single" w:sz="4" w:color="B8C4D2"/>
-          <w:left w:val="single" w:sz="4" w:color="B8C4D2"/>
-          <w:bottom w:val="single" w:sz="4" w:color="B8C4D2"/>
-          <w:right w:val="single" w:sz="4" w:color="B8C4D2"/>
-          <w:insideH w:val="single" w:sz="4" w:color="B8C4D2"/>
-          <w:insideV w:val="single" w:sz="4" w:color="B8C4D2"/>
-        </w:tblBorders>
-        <w:tblW w:w="9865" w:type="dxa"/>
-        <w:tblLayout w:type="fixed"/>
-      </w:tblPr>
-      <w:tblGrid>
-        <w:gridCol w:w="907"/>
-        <w:gridCol w:w="4195"/>
-        <w:gridCol w:w="1134"/>
-        <w:gridCol w:w="1134"/>
-        <w:gridCol w:w="2494"/>
-      </w:tblGrid>
-      <w:tr>
-        <w:trPr>
-          <w:tblHeader w:val="true"/>
-        </w:trPr>
-        <w:tc>
-          <w:tcPr>
-            <w:tcW w:type="dxa" w:w="907"/>
-            <w:shd w:val="clear" w:color="auto" w:fill="13233A"/>
-          </w:tcPr>
-          <w:p>
-            <w:pPr>
-              <w:pStyle w:val="Compact"/>
-              <w:spacing w:after="40"/>
-              <w:jc w:val="left"/>
-            </w:pPr>
-            <w:r>
-              <w:rPr>
-                <w:b/>
-                <w:color w:val="FFFFFF"/>
-                <w:sz w:val="19"/>
-              </w:rPr>
-              <w:t xml:space="preserve">ID</w:t>
-            </w:r>
-          </w:p>
-        </w:tc>
-        <w:tc>
-          <w:tcPr>
-            <w:tcW w:type="dxa" w:w="4195"/>
-            <w:shd w:val="clear" w:color="auto" w:fill="13233A"/>
-          </w:tcPr>
-          <w:p>
-            <w:pPr>
-              <w:pStyle w:val="Compact"/>
-              <w:spacing w:after="40"/>
-              <w:jc w:val="left"/>
-            </w:pPr>
-            <w:r>
-              <w:rPr>
-                <w:b/>
-                <w:color w:val="FFFFFF"/>
-                <w:sz w:val="19"/>
-              </w:rPr>
-              <w:t xml:space="preserve">Richiesta</w:t>
-            </w:r>
-          </w:p>
-        </w:tc>
-        <w:tc>
-          <w:tcPr>
-            <w:tcW w:type="dxa" w:w="1134"/>
-            <w:shd w:val="clear" w:color="auto" w:fill="13233A"/>
-          </w:tcPr>
-          <w:p>
-            <w:pPr>
-              <w:pStyle w:val="Compact"/>
-              <w:spacing w:after="40"/>
-              <w:jc w:val="left"/>
-            </w:pPr>
-            <w:r>
-              <w:rPr>
-                <w:b/>
-                <w:color w:val="FFFFFF"/>
-                <w:sz w:val="19"/>
-              </w:rPr>
-              <w:t xml:space="preserve">Data</w:t>
-            </w:r>
-          </w:p>
-        </w:tc>
-        <w:tc>
-          <w:tcPr>
-            <w:tcW w:type="dxa" w:w="1134"/>
-            <w:shd w:val="clear" w:color="auto" w:fill="13233A"/>
-          </w:tcPr>
-          <w:p>
-            <w:pPr>
-              <w:pStyle w:val="Compact"/>
-              <w:spacing w:after="40"/>
-              <w:jc w:val="left"/>
-            </w:pPr>
-            <w:r>
-              <w:rPr>
-                <w:b/>
-                <w:color w:val="FFFFFF"/>
-                <w:sz w:val="19"/>
-              </w:rPr>
-              <w:t xml:space="preserve">Stato</w:t>
-            </w:r>
-          </w:p>
-        </w:tc>
-        <w:tc>
-          <w:tcPr>
-            <w:tcW w:type="dxa" w:w="2494"/>
-            <w:shd w:val="clear" w:color="auto" w:fill="13233A"/>
-          </w:tcPr>
-          <w:p>
-            <w:pPr>
-              <w:pStyle w:val="Compact"/>
-              <w:spacing w:after="40"/>
-              <w:jc w:val="left"/>
-            </w:pPr>
-            <w:r>
-              <w:rPr>
-                <w:b/>
-                <w:color w:val="FFFFFF"/>
-                <w:sz w:val="19"/>
-              </w:rPr>
-              <w:t xml:space="preserve">Come funziona oggi</w:t>
-            </w:r>
-          </w:p>
-        </w:tc>
-      </w:tr>
-      <w:tr>
-        <w:tc>
-          <w:tcPr>
-            <w:tcW w:type="dxa" w:w="907"/>
-          </w:tcPr>
-          <w:p>
-            <w:pPr>
-              <w:pStyle w:val="Compact"/>
-              <w:spacing w:after="40"/>
-              <w:jc w:val="left"/>
-            </w:pPr>
-            <w:r>
-              <w:rPr>
-                <w:sz w:val="19"/>
-              </w:rPr>
-              <w:t xml:space="preserve">R-236</w:t>
-            </w:r>
-          </w:p>
-        </w:tc>
-        <w:tc>
-          <w:tcPr>
-            <w:tcW w:type="dxa" w:w="4195"/>
-          </w:tcPr>
-          <w:p>
-            <w:pPr>
-              <w:pStyle w:val="Compact"/>
-              <w:spacing w:after="40"/>
-              <w:jc w:val="left"/>
-            </w:pPr>
-            <w:r>
-              <w:rPr>
-                <w:sz w:val="19"/>
-              </w:rPr>
-              <w:t xml:space="preserve">Condividere il risultato e sfidare con un link</w:t>
-            </w:r>
-            <w:r>
-              <w:rPr>
-                <w:sz w:val="19"/>
-              </w:rPr>
-              <w:t xml:space="preserve"> </w:t>
-            </w:r>
-            <w:r>
-              <w:rPr>
-                <w:sz w:val="19"/>
-              </w:rPr>
-              <w:t xml:space="preserve">“</w:t>
-            </w:r>
-            <w:r>
-              <w:rPr>
-                <w:sz w:val="19"/>
-              </w:rPr>
-              <w:t xml:space="preserve">batti il mio tempo</w:t>
-            </w:r>
-            <w:r>
-              <w:rPr>
-                <w:sz w:val="19"/>
-              </w:rPr>
-              <w:t xml:space="preserve">”</w:t>
-            </w:r>
-          </w:p>
-        </w:tc>
-        <w:tc>
-          <w:tcPr>
-            <w:tcW w:type="dxa" w:w="1134"/>
-          </w:tcPr>
-          <w:p>
-            <w:pPr>
-              <w:pStyle w:val="Compact"/>
-              <w:spacing w:after="40"/>
-              <w:jc w:val="left"/>
-            </w:pPr>
-            <w:r>
-              <w:rPr>
-                <w:sz w:val="19"/>
-              </w:rPr>
-              <w:t xml:space="preserve">26/10/2026</w:t>
-            </w:r>
-          </w:p>
-        </w:tc>
-        <w:tc>
-          <w:tcPr>
-            <w:tcW w:type="dxa" w:w="1134"/>
-            <w:shd w:val="clear" w:color="auto" w:fill="FFF1C7"/>
-          </w:tcPr>
-          <w:p>
-            <w:pPr>
-              <w:pStyle w:val="Compact"/>
-              <w:spacing w:after="40"/>
-              <w:jc w:val="left"/>
-            </w:pPr>
-            <w:r>
-              <w:rPr>
-                <w:sz w:val="19"/>
-              </w:rPr>
-              <w:t xml:space="preserve">In corso</w:t>
-            </w:r>
-          </w:p>
-        </w:tc>
-        <w:tc>
-          <w:tcPr>
-            <w:tcW w:type="dxa" w:w="2494"/>
-          </w:tcPr>
-          <w:p>
-            <w:pPr>
-              <w:pStyle w:val="Compact"/>
-              <w:spacing w:after="40"/>
-              <w:jc w:val="left"/>
-            </w:pPr>
-            <w:r>
-              <w:rPr>
-                <w:sz w:val="19"/>
-              </w:rPr>
-              <w:t xml:space="preserve">Scritto il 27/10 per la 0.21.0 (ramo</w:t>
-            </w:r>
-            <w:r>
-              <w:rPr>
-                <w:sz w:val="19"/>
-              </w:rPr>
-              <w:t xml:space="preserve"> </w:t>
-            </w:r>
-            <w:r>
-              <w:rPr>
-                <w:rStyle w:val="VerbatimChar"/>
-                <w:sz w:val="19"/>
-              </w:rPr>
-              <w:t xml:space="preserve">giorno/batti-missioni</w:t>
-            </w:r>
-            <w:r>
-              <w:rPr>
-                <w:sz w:val="19"/>
-              </w:rPr>
-              <w:t xml:space="preserve">, online dopo le prove della notte).</w:t>
-            </w:r>
-            <w:r>
-              <w:rPr>
-                <w:sz w:val="19"/>
-              </w:rPr>
-              <w:t xml:space="preserve"> </w:t>
-            </w:r>
-            <w:r>
-              <w:rPr>
-                <w:bCs/>
-                <w:b/>
-                <w:sz w:val="19"/>
-              </w:rPr>
-              <w:t xml:space="preserve">Il link.</w:t>
-            </w:r>
-            <w:r>
-              <w:rPr>
-                <w:sz w:val="19"/>
-              </w:rPr>
-              <w:t xml:space="preserve"> </w:t>
-            </w:r>
-            <w:r>
-              <w:rPr>
-                <w:sz w:val="19"/>
-              </w:rPr>
-              <w:t xml:space="preserve">A fine pista del giorno</w:t>
-            </w:r>
-            <w:r>
-              <w:rPr>
-                <w:sz w:val="19"/>
-              </w:rPr>
-              <w:t xml:space="preserve"> </w:t>
-            </w:r>
-            <w:r>
-              <w:rPr>
-                <w:bCs/>
-                <w:b/>
-                <w:sz w:val="19"/>
-              </w:rPr>
-              <w:t xml:space="preserve">Condividi</w:t>
-            </w:r>
-            <w:r>
-              <w:rPr>
-                <w:sz w:val="19"/>
-              </w:rPr>
-              <w:t xml:space="preserve"> </w:t>
-            </w:r>
-            <w:r>
-              <w:rPr>
-                <w:sz w:val="19"/>
-              </w:rPr>
-              <w:t xml:space="preserve">manda il testo (</w:t>
-            </w:r>
-            <w:r>
-              <w:rPr>
-                <w:sz w:val="19"/>
-              </w:rPr>
-              <w:t xml:space="preserve">“</w:t>
-            </w:r>
-            <w:r>
-              <w:rPr>
-                <w:sz w:val="19"/>
-              </w:rPr>
-              <w:t xml:space="preserve">🏂 Pista del giorno #12 · Napoli · 4:58.45 · 3° su 41. Batti il mio tempo: …</w:t>
-            </w:r>
-            <w:r>
-              <w:rPr>
-                <w:sz w:val="19"/>
-              </w:rPr>
-              <w:t xml:space="preserve">”</w:t>
-            </w:r>
-            <w:r>
-              <w:rPr>
-                <w:sz w:val="19"/>
-              </w:rPr>
-              <w:t xml:space="preserve">) con il link</w:t>
-            </w:r>
-            <w:r>
-              <w:rPr>
-                <w:sz w:val="19"/>
-              </w:rPr>
-              <w:t xml:space="preserve"> </w:t>
-            </w:r>
-            <w:r>
-              <w:rPr>
-                <w:rStyle w:val="VerbatimChar"/>
-                <w:sz w:val="19"/>
-              </w:rPr>
-              <w:t xml:space="preserve">…/pista-nera/?batti=12&amp;t=298450&amp;da=Marco</w:t>
-            </w:r>
-            <w:r>
-              <w:rPr>
-                <w:sz w:val="19"/>
-              </w:rPr>
-              <w:t xml:space="preserve"> </w:t>
-            </w:r>
-            <w:r>
-              <w:rPr>
-                <w:sz w:val="19"/>
-              </w:rPr>
-              <w:t xml:space="preserve">(numero della pista, tempo in millesimi, nome). Sui telefoni che lo permettono (Android con Chrome, iPhone con Safari) insieme al testo parte anche l’</w:t>
-            </w:r>
-            <w:r>
-              <w:rPr>
-                <w:bCs/>
-                <w:b/>
-                <w:sz w:val="19"/>
-              </w:rPr>
-              <w:t xml:space="preserve">immagine del risultato</w:t>
-            </w:r>
-            <w:r>
-              <w:rPr>
-                <w:sz w:val="19"/>
-              </w:rPr>
-              <w:t xml:space="preserve"> </w:t>
-            </w:r>
-            <w:r>
-              <w:rPr>
-                <w:sz w:val="19"/>
-              </w:rPr>
-              <w:t xml:space="preserve">(D-05); altrove il testo va su WhatsApp come prima. Il pulsante nuovo</w:t>
-            </w:r>
-            <w:r>
-              <w:rPr>
-                <w:sz w:val="19"/>
-              </w:rPr>
-              <w:t xml:space="preserve"> </w:t>
-            </w:r>
-            <w:r>
-              <w:rPr>
-                <w:bCs/>
-                <w:b/>
-                <w:sz w:val="19"/>
-              </w:rPr>
-              <w:t xml:space="preserve">🖼️ Immagine</w:t>
-            </w:r>
-            <w:r>
-              <w:rPr>
-                <w:sz w:val="19"/>
-              </w:rPr>
-              <w:t xml:space="preserve"> </w:t>
-            </w:r>
-            <w:r>
-              <w:rPr>
-                <w:sz w:val="19"/>
-              </w:rPr>
-              <w:t xml:space="preserve">salva l’immagine in ogni gara (anche sfida e sala online, con posizione, città e tempo).</w:t>
-            </w:r>
-            <w:r>
-              <w:rPr>
-                <w:sz w:val="19"/>
-              </w:rPr>
-              <w:t xml:space="preserve"> </w:t>
-            </w:r>
-            <w:r>
-              <w:rPr>
-                <w:bCs/>
-                <w:b/>
-                <w:sz w:val="19"/>
-              </w:rPr>
-              <w:t xml:space="preserve">L’immagine</w:t>
-            </w:r>
-            <w:r>
-              <w:rPr>
-                <w:sz w:val="19"/>
-              </w:rPr>
-              <w:t xml:space="preserve"> </w:t>
-            </w:r>
-            <w:r>
-              <w:rPr>
-                <w:sz w:val="19"/>
-              </w:rPr>
-              <w:t xml:space="preserve">(1080×1080): la scena della gara presa in quel momento, scurita, con</w:t>
-            </w:r>
-            <w:r>
-              <w:rPr>
-                <w:sz w:val="19"/>
-              </w:rPr>
-              <w:t xml:space="preserve"> </w:t>
-            </w:r>
-            <w:r>
-              <w:rPr>
-                <w:sz w:val="19"/>
-              </w:rPr>
-              <w:t xml:space="preserve">“</w:t>
-            </w:r>
-            <w:r>
-              <w:rPr>
-                <w:sz w:val="19"/>
-              </w:rPr>
-              <w:t xml:space="preserve">Pista Nera</w:t>
-            </w:r>
-            <w:r>
-              <w:rPr>
-                <w:sz w:val="19"/>
-              </w:rPr>
-              <w:t xml:space="preserve">”</w:t>
-            </w:r>
-            <w:r>
-              <w:rPr>
-                <w:sz w:val="19"/>
-              </w:rPr>
-              <w:t xml:space="preserve">, la pista e la città, il tempo grande, la posizione, la riga della sfida vinta o persa e</w:t>
-            </w:r>
-            <w:r>
-              <w:rPr>
-                <w:sz w:val="19"/>
-              </w:rPr>
-              <w:t xml:space="preserve"> </w:t>
-            </w:r>
-            <w:r>
-              <w:rPr>
-                <w:sz w:val="19"/>
-              </w:rPr>
-              <w:t xml:space="preserve">“</w:t>
-            </w:r>
-            <w:r>
-              <w:rPr>
-                <w:sz w:val="19"/>
-              </w:rPr>
-              <w:t xml:space="preserve">Batti il mio tempo</w:t>
-            </w:r>
-            <w:r>
-              <w:rPr>
-                <w:sz w:val="19"/>
-              </w:rPr>
-              <w:t xml:space="preserve">”</w:t>
-            </w:r>
-            <w:r>
-              <w:rPr>
-                <w:sz w:val="19"/>
-              </w:rPr>
-              <w:t xml:space="preserve"> </w:t>
-            </w:r>
-            <w:r>
-              <w:rPr>
-                <w:sz w:val="19"/>
-              </w:rPr>
-              <w:t xml:space="preserve">con l’indirizzo del sito.</w:t>
-            </w:r>
-            <w:r>
-              <w:rPr>
-                <w:sz w:val="19"/>
-              </w:rPr>
-              <w:t xml:space="preserve"> </w:t>
-            </w:r>
-            <w:r>
-              <w:rPr>
-                <w:bCs/>
-                <w:b/>
-                <w:sz w:val="19"/>
-              </w:rPr>
-              <w:t xml:space="preserve">Chi apre il link</w:t>
-            </w:r>
-            <w:r>
-              <w:rPr>
-                <w:sz w:val="19"/>
-              </w:rPr>
-              <w:t xml:space="preserve"> </w:t>
-            </w:r>
-            <w:r>
-              <w:rPr>
-                <w:sz w:val="19"/>
-              </w:rPr>
-              <w:t xml:space="preserve">trova nel menu, sopra la pista del giorno, il riquadro arancione</w:t>
-            </w:r>
-            <w:r>
-              <w:rPr>
-                <w:sz w:val="19"/>
-              </w:rPr>
-              <w:t xml:space="preserve"> </w:t>
-            </w:r>
-            <w:r>
-              <w:rPr>
-                <w:sz w:val="19"/>
-              </w:rPr>
-              <w:t xml:space="preserve">“</w:t>
-            </w:r>
-            <w:r>
-              <w:rPr>
-                <w:sz w:val="19"/>
-              </w:rPr>
-              <w:t xml:space="preserve">🎯 Marco ti sfida · Pista del giorno #12 · Napoli · 4:58.45</w:t>
-            </w:r>
-            <w:r>
-              <w:rPr>
-                <w:sz w:val="19"/>
-              </w:rPr>
-              <w:t xml:space="preserve">”</w:t>
-            </w:r>
-            <w:r>
-              <w:rPr>
-                <w:sz w:val="19"/>
-              </w:rPr>
-              <w:t xml:space="preserve"> </w:t>
-            </w:r>
-            <w:r>
-              <w:rPr>
-                <w:sz w:val="19"/>
-              </w:rPr>
-              <w:t xml:space="preserve">con</w:t>
-            </w:r>
-            <w:r>
-              <w:rPr>
-                <w:sz w:val="19"/>
-              </w:rPr>
-              <w:t xml:space="preserve"> </w:t>
-            </w:r>
-            <w:r>
-              <w:rPr>
-                <w:bCs/>
-                <w:b/>
-                <w:sz w:val="19"/>
-              </w:rPr>
-              <w:t xml:space="preserve">Accetta la sfida</w:t>
-            </w:r>
-            <w:r>
-              <w:rPr>
-                <w:sz w:val="19"/>
-              </w:rPr>
-              <w:t xml:space="preserve"> </w:t>
-            </w:r>
-            <w:r>
-              <w:rPr>
-                <w:sz w:val="19"/>
-              </w:rPr>
-              <w:t xml:space="preserve">(e ✕ per chiuderlo). Se la #12 è la pista di oggi si corre la pista del giorno come sempre e il tempo vale per la classifica di oggi. Se è di un giorno passato si corre</w:t>
-            </w:r>
-            <w:r>
-              <w:rPr>
-                <w:sz w:val="19"/>
-              </w:rPr>
-              <w:t xml:space="preserve"> </w:t>
-            </w:r>
-            <w:r>
-              <w:rPr>
-                <w:bCs/>
-                <w:b/>
-                <w:sz w:val="19"/>
-              </w:rPr>
-              <w:t xml:space="preserve">la stessa pista di quel giorno</w:t>
-            </w:r>
-            <w:r>
-              <w:rPr>
-                <w:sz w:val="19"/>
-              </w:rPr>
-              <w:t xml:space="preserve"> </w:t>
-            </w:r>
-            <w:r>
-              <w:rPr>
-                <w:sz w:val="19"/>
-              </w:rPr>
-              <w:t xml:space="preserve">(stessa città, stesso tracciato, 5 minuti, tempo misurato dal server), ma il tempo non entra in nessuna classifica: la classifica di quel giorno è chiusa.</w:t>
-            </w:r>
-            <w:r>
-              <w:rPr>
-                <w:sz w:val="19"/>
-              </w:rPr>
-              <w:t xml:space="preserve"> </w:t>
-            </w:r>
-            <w:r>
-              <w:rPr>
-                <w:bCs/>
-                <w:b/>
-                <w:sz w:val="19"/>
-              </w:rPr>
-              <w:t xml:space="preserve">In gara</w:t>
-            </w:r>
-            <w:r>
-              <w:rPr>
-                <w:sz w:val="19"/>
-              </w:rPr>
-              <w:t xml:space="preserve"> </w:t>
-            </w:r>
-            <w:r>
-              <w:rPr>
-                <w:sz w:val="19"/>
-              </w:rPr>
-              <w:t xml:space="preserve">sotto i numeri in alto c’è la riga</w:t>
-            </w:r>
-            <w:r>
-              <w:rPr>
-                <w:sz w:val="19"/>
-              </w:rPr>
-              <w:t xml:space="preserve"> </w:t>
-            </w:r>
-            <w:r>
-              <w:rPr>
-                <w:sz w:val="19"/>
-              </w:rPr>
-              <w:t xml:space="preserve">“</w:t>
-            </w:r>
-            <w:r>
-              <w:rPr>
-                <w:sz w:val="19"/>
-              </w:rPr>
-              <w:t xml:space="preserve">🎯 Marco 4:58.45 · tu −2,3 s</w:t>
-            </w:r>
-            <w:r>
-              <w:rPr>
-                <w:sz w:val="19"/>
-              </w:rPr>
-              <w:t xml:space="preserve">”</w:t>
-            </w:r>
-            <w:r>
-              <w:rPr>
-                <w:sz w:val="19"/>
-              </w:rPr>
-              <w:t xml:space="preserve"> </w:t>
-            </w:r>
-            <w:r>
-              <w:rPr>
-                <w:sz w:val="19"/>
-              </w:rPr>
-              <w:t xml:space="preserve">(verde se sei avanti, rossa se sei indietro): è una</w:t>
-            </w:r>
-            <w:r>
-              <w:rPr>
-                <w:sz w:val="19"/>
-              </w:rPr>
-              <w:t xml:space="preserve"> </w:t>
-            </w:r>
-            <w:r>
-              <w:rPr>
-                <w:bCs/>
-                <w:b/>
-                <w:sz w:val="19"/>
-              </w:rPr>
-              <w:t xml:space="preserve">stima</w:t>
-            </w:r>
-            <w:r>
-              <w:rPr>
-                <w:sz w:val="19"/>
-              </w:rPr>
-              <w:t xml:space="preserve">, perché del tempo dell’amico si conosce solo il totale e si suppone che sia andato sempre alla stessa media.</w:t>
-            </w:r>
-            <w:r>
-              <w:rPr>
-                <w:sz w:val="19"/>
-              </w:rPr>
-              <w:t xml:space="preserve"> </w:t>
-            </w:r>
-            <w:r>
-              <w:rPr>
-                <w:bCs/>
-                <w:b/>
-                <w:sz w:val="19"/>
-              </w:rPr>
-              <w:t xml:space="preserve">A fine gara</w:t>
-            </w:r>
-            <w:r>
-              <w:rPr>
-                <w:sz w:val="19"/>
-              </w:rPr>
-              <w:t xml:space="preserve">:</w:t>
-            </w:r>
-            <w:r>
-              <w:rPr>
-                <w:sz w:val="19"/>
-              </w:rPr>
-              <w:t xml:space="preserve"> </w:t>
-            </w:r>
-            <w:r>
-              <w:rPr>
-                <w:sz w:val="19"/>
-              </w:rPr>
-              <w:t xml:space="preserve">“</w:t>
-            </w:r>
-            <w:r>
-              <w:rPr>
-                <w:sz w:val="19"/>
-              </w:rPr>
-              <w:t xml:space="preserve">🎉 Hai battuto Marco di 3,21 s!</w:t>
-            </w:r>
-            <w:r>
-              <w:rPr>
-                <w:sz w:val="19"/>
-              </w:rPr>
-              <w:t xml:space="preserve">”</w:t>
-            </w:r>
-            <w:r>
-              <w:rPr>
-                <w:sz w:val="19"/>
-              </w:rPr>
-              <w:t xml:space="preserve"> </w:t>
-            </w:r>
-            <w:r>
-              <w:rPr>
-                <w:sz w:val="19"/>
-              </w:rPr>
-              <w:t xml:space="preserve">oppure</w:t>
-            </w:r>
-            <w:r>
-              <w:rPr>
-                <w:sz w:val="19"/>
-              </w:rPr>
-              <w:t xml:space="preserve"> </w:t>
-            </w:r>
-            <w:r>
-              <w:rPr>
-                <w:sz w:val="19"/>
-              </w:rPr>
-              <w:t xml:space="preserve">“</w:t>
-            </w:r>
-            <w:r>
-              <w:rPr>
-                <w:sz w:val="19"/>
-              </w:rPr>
-              <w:t xml:space="preserve">Marco è ancora davanti di 1,40 s: riprova!</w:t>
-            </w:r>
-            <w:r>
-              <w:rPr>
-                <w:sz w:val="19"/>
-              </w:rPr>
-              <w:t xml:space="preserve">”</w:t>
-            </w:r>
-            <w:r>
-              <w:rPr>
-                <w:sz w:val="19"/>
-              </w:rPr>
-              <w:t xml:space="preserve">; con Riprova la sfida resta. Se si vince, Condividi manda</w:t>
-            </w:r>
-            <w:r>
-              <w:rPr>
-                <w:sz w:val="19"/>
-              </w:rPr>
-              <w:t xml:space="preserve"> </w:t>
-            </w:r>
-            <w:r>
-              <w:rPr>
-                <w:sz w:val="19"/>
-              </w:rPr>
-              <w:t xml:space="preserve">“</w:t>
-            </w:r>
-            <w:r>
-              <w:rPr>
-                <w:sz w:val="19"/>
-              </w:rPr>
-              <w:t xml:space="preserve">Ho battuto Marco…</w:t>
-            </w:r>
-            <w:r>
-              <w:rPr>
-                <w:sz w:val="19"/>
-              </w:rPr>
-              <w:t xml:space="preserve">”</w:t>
-            </w:r>
-            <w:r>
-              <w:rPr>
-                <w:sz w:val="19"/>
-              </w:rPr>
-              <w:t xml:space="preserve"> </w:t>
-            </w:r>
-            <w:r>
-              <w:rPr>
-                <w:sz w:val="19"/>
-              </w:rPr>
-              <w:t xml:space="preserve">con il proprio tempo e un link nuovo.</w:t>
-            </w:r>
-            <w:r>
-              <w:rPr>
-                <w:sz w:val="19"/>
-              </w:rPr>
-              <w:t xml:space="preserve"> </w:t>
-            </w:r>
-            <w:r>
-              <w:rPr>
-                <w:bCs/>
-                <w:b/>
-                <w:sz w:val="19"/>
-              </w:rPr>
-              <w:t xml:space="preserve">Misure</w:t>
-            </w:r>
-            <w:r>
-              <w:rPr>
-                <w:sz w:val="19"/>
-              </w:rPr>
-              <w:t xml:space="preserve"> </w:t>
-            </w:r>
-            <w:r>
-              <w:rPr>
-                <w:sz w:val="19"/>
-              </w:rPr>
-              <w:t xml:space="preserve">(R-232): su /api/stats</w:t>
-            </w:r>
-            <w:r>
-              <w:rPr>
-                <w:sz w:val="19"/>
-              </w:rPr>
-              <w:t xml:space="preserve"> </w:t>
-            </w:r>
-            <w:r>
-              <w:rPr>
-                <w:rStyle w:val="VerbatimChar"/>
-                <w:sz w:val="19"/>
-              </w:rPr>
-              <w:t xml:space="preserve">batti_gare</w:t>
-            </w:r>
-            <w:r>
-              <w:rPr>
-                <w:sz w:val="19"/>
-              </w:rPr>
-              <w:t xml:space="preserve"> </w:t>
-            </w:r>
-            <w:r>
-              <w:rPr>
-                <w:sz w:val="19"/>
-              </w:rPr>
-              <w:t xml:space="preserve">conta le gare partite da un link di sfida. Scelte S-44 Nella 0.25.3, pronta da pubblicare (prove verdi il 27/10 sera); resta In corso finché non è online e il turno di notte non aggiunge le sue prove (S-50).</w:t>
-            </w:r>
-          </w:p>
-        </w:tc>
-      </w:tr>
-      <w:tr>
-        <w:tc>
-          <w:tcPr>
-            <w:tcW w:type="dxa" w:w="907"/>
-          </w:tcPr>
-          <w:p>
-            <w:pPr>
-              <w:pStyle w:val="Compact"/>
-              <w:spacing w:after="40"/>
-              <w:jc w:val="left"/>
-            </w:pPr>
-            <w:r>
-              <w:rPr>
-                <w:sz w:val="19"/>
-              </w:rPr>
-              <w:t xml:space="preserve">R-243</w:t>
-            </w:r>
-          </w:p>
-        </w:tc>
-        <w:tc>
-          <w:tcPr>
-            <w:tcW w:type="dxa" w:w="4195"/>
-          </w:tcPr>
-          <w:p>
-            <w:pPr>
-              <w:pStyle w:val="Compact"/>
-              <w:spacing w:after="40"/>
-              <w:jc w:val="left"/>
-            </w:pPr>
-            <w:r>
-              <w:rPr>
-                <w:sz w:val="19"/>
-              </w:rPr>
-              <w:t xml:space="preserve">Missioni: 3 obiettivi alla volta, come le missioni di Subway Surfers e gli obiettivi di Alto’s Odyssey, per avere un motivo per giocare anche da soli</w:t>
-            </w:r>
-          </w:p>
-        </w:tc>
-        <w:tc>
-          <w:tcPr>
-            <w:tcW w:type="dxa" w:w="1134"/>
-          </w:tcPr>
-          <w:p>
-            <w:pPr>
-              <w:pStyle w:val="Compact"/>
-              <w:spacing w:after="40"/>
-              <w:jc w:val="left"/>
-            </w:pPr>
-            <w:r>
-              <w:rPr>
-                <w:sz w:val="19"/>
-              </w:rPr>
-              <w:t xml:space="preserve">27/10/2026</w:t>
-            </w:r>
-          </w:p>
-        </w:tc>
-        <w:tc>
-          <w:tcPr>
-            <w:tcW w:type="dxa" w:w="1134"/>
-            <w:shd w:val="clear" w:color="auto" w:fill="FFF1C7"/>
-          </w:tcPr>
-          <w:p>
-            <w:pPr>
-              <w:pStyle w:val="Compact"/>
-              <w:spacing w:after="40"/>
-              <w:jc w:val="left"/>
-            </w:pPr>
-            <w:r>
-              <w:rPr>
-                <w:sz w:val="19"/>
-              </w:rPr>
-              <w:t xml:space="preserve">In corso</w:t>
-            </w:r>
-          </w:p>
-        </w:tc>
-        <w:tc>
-          <w:tcPr>
-            <w:tcW w:type="dxa" w:w="2494"/>
-          </w:tcPr>
-          <w:p>
-            <w:pPr>
-              <w:pStyle w:val="Compact"/>
-              <w:spacing w:after="40"/>
-              <w:jc w:val="left"/>
-            </w:pPr>
-            <w:r>
-              <w:rPr>
-                <w:sz w:val="19"/>
-              </w:rPr>
-              <w:t xml:space="preserve">Scritto il 27/10 per la 0.21.0 (ramo</w:t>
-            </w:r>
-            <w:r>
-              <w:rPr>
-                <w:sz w:val="19"/>
-              </w:rPr>
-              <w:t xml:space="preserve"> </w:t>
-            </w:r>
-            <w:r>
-              <w:rPr>
-                <w:rStyle w:val="VerbatimChar"/>
-                <w:sz w:val="19"/>
-              </w:rPr>
-              <w:t xml:space="preserve">giorno/batti-missioni</w:t>
-            </w:r>
-            <w:r>
-              <w:rPr>
-                <w:sz w:val="19"/>
-              </w:rPr>
-              <w:t xml:space="preserve">, online dopo le prove della notte). Nel menu, sotto la pista del giorno, il riquadro</w:t>
-            </w:r>
-            <w:r>
-              <w:rPr>
-                <w:sz w:val="19"/>
-              </w:rPr>
-              <w:t xml:space="preserve"> </w:t>
-            </w:r>
-            <w:r>
-              <w:rPr>
-                <w:bCs/>
-                <w:b/>
-                <w:sz w:val="19"/>
-              </w:rPr>
-              <w:t xml:space="preserve">🎯 Missioni · ⭐ 7</w:t>
-            </w:r>
-            <w:r>
-              <w:rPr>
-                <w:sz w:val="19"/>
-              </w:rPr>
-              <w:t xml:space="preserve"> </w:t>
-            </w:r>
-            <w:r>
-              <w:rPr>
-                <w:sz w:val="19"/>
-              </w:rPr>
-              <w:t xml:space="preserve">con 3 obiettivi e una barra di avanzamento per ognuno, per esempio</w:t>
-            </w:r>
-            <w:r>
-              <w:rPr>
-                <w:sz w:val="19"/>
-              </w:rPr>
-              <w:t xml:space="preserve"> </w:t>
-            </w:r>
-            <w:r>
-              <w:rPr>
-                <w:sz w:val="19"/>
-              </w:rPr>
-              <w:t xml:space="preserve">“</w:t>
-            </w:r>
-            <w:r>
-              <w:rPr>
-                <w:sz w:val="19"/>
-              </w:rPr>
-              <w:t xml:space="preserve">Fai 3 salti mortali (1/3)</w:t>
-            </w:r>
-            <w:r>
-              <w:rPr>
-                <w:sz w:val="19"/>
-              </w:rPr>
-              <w:t xml:space="preserve">”</w:t>
-            </w:r>
-            <w:r>
-              <w:rPr>
-                <w:sz w:val="19"/>
-              </w:rPr>
-              <w:t xml:space="preserve">,</w:t>
-            </w:r>
-            <w:r>
-              <w:rPr>
-                <w:sz w:val="19"/>
-              </w:rPr>
-              <w:t xml:space="preserve"> </w:t>
-            </w:r>
-            <w:r>
-              <w:rPr>
-                <w:sz w:val="19"/>
-              </w:rPr>
-              <w:t xml:space="preserve">“</w:t>
-            </w:r>
-            <w:r>
-              <w:rPr>
-                <w:sz w:val="19"/>
-              </w:rPr>
-              <w:t xml:space="preserve">Passa 10 porte (4/10)</w:t>
-            </w:r>
-            <w:r>
-              <w:rPr>
-                <w:sz w:val="19"/>
-              </w:rPr>
-              <w:t xml:space="preserve">”</w:t>
-            </w:r>
-            <w:r>
-              <w:rPr>
-                <w:sz w:val="19"/>
-              </w:rPr>
-              <w:t xml:space="preserve">,</w:t>
-            </w:r>
-            <w:r>
-              <w:rPr>
-                <w:sz w:val="19"/>
-              </w:rPr>
-              <w:t xml:space="preserve"> </w:t>
-            </w:r>
-            <w:r>
-              <w:rPr>
-                <w:sz w:val="19"/>
-              </w:rPr>
-              <w:t xml:space="preserve">“</w:t>
-            </w:r>
-            <w:r>
-              <w:rPr>
-                <w:sz w:val="19"/>
-              </w:rPr>
-              <w:t xml:space="preserve">Finisci la pista del giorno</w:t>
-            </w:r>
-            <w:r>
-              <w:rPr>
-                <w:sz w:val="19"/>
-              </w:rPr>
-              <w:t xml:space="preserve">”</w:t>
-            </w:r>
-            <w:r>
-              <w:rPr>
-                <w:sz w:val="19"/>
-              </w:rPr>
-              <w:t xml:space="preserve">. Valgono in allenamento, nella pista del giorno, nella sfida e nella sala online, in tutte le città. Quando un obiettivo è raggiunto compare</w:t>
-            </w:r>
-            <w:r>
-              <w:rPr>
-                <w:sz w:val="19"/>
-              </w:rPr>
-              <w:t xml:space="preserve"> </w:t>
-            </w:r>
-            <w:r>
-              <w:rPr>
-                <w:sz w:val="19"/>
-              </w:rPr>
-              <w:t xml:space="preserve">“</w:t>
-            </w:r>
-            <w:r>
-              <w:rPr>
-                <w:sz w:val="19"/>
-              </w:rPr>
-              <w:t xml:space="preserve">⭐ Missione compiuta: …</w:t>
-            </w:r>
-            <w:r>
-              <w:rPr>
-                <w:sz w:val="19"/>
-              </w:rPr>
-              <w:t xml:space="preserve">”</w:t>
-            </w:r>
-            <w:r>
-              <w:rPr>
-                <w:sz w:val="19"/>
-              </w:rPr>
-              <w:t xml:space="preserve">, si guadagna una</w:t>
-            </w:r>
-            <w:r>
-              <w:rPr>
-                <w:sz w:val="19"/>
-              </w:rPr>
-              <w:t xml:space="preserve"> </w:t>
-            </w:r>
-            <w:r>
-              <w:rPr>
-                <w:bCs/>
-                <w:b/>
-                <w:sz w:val="19"/>
-              </w:rPr>
-              <w:t xml:space="preserve">stella</w:t>
-            </w:r>
-            <w:r>
-              <w:rPr>
-                <w:sz w:val="19"/>
-              </w:rPr>
-              <w:t xml:space="preserve"> </w:t>
-            </w:r>
-            <w:r>
-              <w:rPr>
-                <w:sz w:val="19"/>
-              </w:rPr>
-              <w:t xml:space="preserve">e al suo posto arriva subito un obiettivo nuovo di un altro tipo. Tipi (27 obiettivi): salti mortali (1, 3, 5), rotazioni di 360°, 540° e 720° in un salto, prese della tavola (3, 8), due acrobazie in un salto (1, 3), porte (10, 25), serie di porte di fila (5, 8), bonus raccolti (20, 50), trampolini giganti (1, 3), chilometri (3, 8), velocità di 70 e 78 km/h, gare finite (1, 3), podio in gara con almeno un altro corridore, pista del giorno finita, gara finita senza cadere. Le stelle e gli obiettivi in corso restano sul dispositivo e nel profilo con il codice personale (R-226), quindi si ritrovano su un altro telefono. Le stelle per ora non danno punti né premi: vedi S-45 Nella 0.25.3, pronta da pubblicare (prove verdi il 27/10 sera); resta In corso finché non è online e il turno di notte non aggiunge le sue prove (S-50).</w:t>
-            </w:r>
-          </w:p>
-        </w:tc>
-      </w:tr>
-      <w:tr>
-        <w:tc>
-          <w:tcPr>
-            <w:tcW w:type="dxa" w:w="907"/>
-          </w:tcPr>
-          <w:p>
-            <w:pPr>
-              <w:pStyle w:val="Compact"/>
-              <w:spacing w:after="40"/>
-              <w:jc w:val="left"/>
-            </w:pPr>
-            <w:r>
-              <w:rPr>
-                <w:sz w:val="19"/>
-              </w:rPr>
-              <w:t xml:space="preserve">R-244</w:t>
-            </w:r>
-          </w:p>
-        </w:tc>
-        <w:tc>
-          <w:tcPr>
-            <w:tcW w:type="dxa" w:w="4195"/>
-          </w:tcPr>
-          <w:p>
-            <w:pPr>
-              <w:pStyle w:val="Compact"/>
-              <w:spacing w:after="40"/>
-              <w:jc w:val="left"/>
-            </w:pPr>
-            <w:r>
-              <w:rPr>
-                <w:sz w:val="19"/>
-              </w:rPr>
-              <w:t xml:space="preserve">Pronti per i portali di giochi nel browser (CrazyGames, Poki): il gioco deve funzionare dentro la pagina del portale, senza link verso l’esterno, senza donazioni, con i vocali spegnibili e adatto ai 12 anni (PEGI 12)</w:t>
-            </w:r>
-          </w:p>
-        </w:tc>
-        <w:tc>
-          <w:tcPr>
-            <w:tcW w:type="dxa" w:w="1134"/>
-          </w:tcPr>
-          <w:p>
-            <w:pPr>
-              <w:pStyle w:val="Compact"/>
-              <w:spacing w:after="40"/>
-              <w:jc w:val="left"/>
-            </w:pPr>
-            <w:r>
-              <w:rPr>
-                <w:sz w:val="19"/>
-              </w:rPr>
-              <w:t xml:space="preserve">27/10/2026</w:t>
-            </w:r>
-          </w:p>
-        </w:tc>
-        <w:tc>
-          <w:tcPr>
-            <w:tcW w:type="dxa" w:w="1134"/>
-            <w:shd w:val="clear" w:color="auto" w:fill="FFF1C7"/>
-          </w:tcPr>
-          <w:p>
-            <w:pPr>
-              <w:pStyle w:val="Compact"/>
-              <w:spacing w:after="40"/>
-              <w:jc w:val="left"/>
-            </w:pPr>
-            <w:r>
-              <w:rPr>
-                <w:sz w:val="19"/>
-              </w:rPr>
-              <w:t xml:space="preserve">In corso</w:t>
-            </w:r>
-          </w:p>
-        </w:tc>
-        <w:tc>
-          <w:tcPr>
-            <w:tcW w:type="dxa" w:w="2494"/>
-          </w:tcPr>
-          <w:p>
-            <w:pPr>
-              <w:pStyle w:val="Compact"/>
-              <w:spacing w:after="40"/>
-              <w:jc w:val="left"/>
-            </w:pPr>
-            <w:r>
-              <w:rPr>
-                <w:sz w:val="19"/>
-              </w:rPr>
-              <w:t xml:space="preserve">Scritto il 27/10 per la 0.22.0 (ramo</w:t>
-            </w:r>
-            <w:r>
-              <w:rPr>
-                <w:sz w:val="19"/>
-              </w:rPr>
-              <w:t xml:space="preserve"> </w:t>
-            </w:r>
-            <w:r>
-              <w:rPr>
-                <w:rStyle w:val="VerbatimChar"/>
-                <w:sz w:val="19"/>
-              </w:rPr>
-              <w:t xml:space="preserve">giorno/portale-settimana</w:t>
-            </w:r>
-            <w:r>
-              <w:rPr>
-                <w:sz w:val="19"/>
-              </w:rPr>
-              <w:t xml:space="preserve">, online dopo le prove della notte). Si approva così F-15, primo passo (</w:t>
-            </w:r>
-            <w:r>
-              <w:rPr>
-                <w:sz w:val="19"/>
-              </w:rPr>
-              <w:t xml:space="preserve">“</w:t>
-            </w:r>
-            <w:r>
-              <w:rPr>
-                <w:sz w:val="19"/>
-              </w:rPr>
-              <w:t xml:space="preserve">Basic Launch</w:t>
-            </w:r>
-            <w:r>
-              <w:rPr>
-                <w:sz w:val="19"/>
-              </w:rPr>
-              <w:t xml:space="preserve">”</w:t>
-            </w:r>
-            <w:r>
-              <w:rPr>
-                <w:sz w:val="19"/>
-              </w:rPr>
-              <w:t xml:space="preserve"> </w:t>
-            </w:r>
-            <w:r>
-              <w:rPr>
-                <w:sz w:val="19"/>
-              </w:rPr>
-              <w:t xml:space="preserve">di CrazyGames: senza il loro SDK e senza pubblicità, il gioco resta sul nostro sito e il portale lo apre in un riquadro).</w:t>
-            </w:r>
-            <w:r>
-              <w:rPr>
-                <w:sz w:val="19"/>
-              </w:rPr>
-              <w:t xml:space="preserve"> </w:t>
-            </w:r>
-            <w:r>
-              <w:rPr>
-                <w:bCs/>
-                <w:b/>
-                <w:sz w:val="19"/>
-              </w:rPr>
-              <w:t xml:space="preserve">Modalità portale</w:t>
-            </w:r>
-            <w:r>
-              <w:rPr>
-                <w:sz w:val="19"/>
-              </w:rPr>
-              <w:t xml:space="preserve">: si accende aprendo il gioco con</w:t>
-            </w:r>
-            <w:r>
-              <w:rPr>
-                <w:sz w:val="19"/>
-              </w:rPr>
-              <w:t xml:space="preserve"> </w:t>
-            </w:r>
-            <w:r>
-              <w:rPr>
-                <w:rStyle w:val="VerbatimChar"/>
-                <w:sz w:val="19"/>
-              </w:rPr>
-              <w:t xml:space="preserve">?portale=crazygames</w:t>
-            </w:r>
-            <w:r>
-              <w:rPr>
-                <w:sz w:val="19"/>
-              </w:rPr>
-              <w:t xml:space="preserve"> </w:t>
-            </w:r>
-            <w:r>
-              <w:rPr>
-                <w:sz w:val="19"/>
-              </w:rPr>
-              <w:t xml:space="preserve">(o</w:t>
-            </w:r>
-            <w:r>
-              <w:rPr>
-                <w:sz w:val="19"/>
-              </w:rPr>
-              <w:t xml:space="preserve"> </w:t>
-            </w:r>
-            <w:r>
-              <w:rPr>
-                <w:rStyle w:val="VerbatimChar"/>
-                <w:sz w:val="19"/>
-              </w:rPr>
-              <w:t xml:space="preserve">poki</w:t>
-            </w:r>
-            <w:r>
-              <w:rPr>
-                <w:sz w:val="19"/>
-              </w:rPr>
-              <w:t xml:space="preserve">), l’indirizzo che si dà al portale; resta accesa per tutta la visita anche se l’indirizzo cambia (sfida, pista del giorno), e il gioco la riconosce anche quando è aperto nel riquadro di CrazyGames senza il parametro. In modalità portale: niente pulsante delle donazioni, il titolo</w:t>
-            </w:r>
-            <w:r>
-              <w:rPr>
-                <w:sz w:val="19"/>
-              </w:rPr>
-              <w:t xml:space="preserve"> </w:t>
-            </w:r>
-            <w:r>
-              <w:rPr>
-                <w:sz w:val="19"/>
-              </w:rPr>
-              <w:t xml:space="preserve">“</w:t>
-            </w:r>
-            <w:r>
-              <w:rPr>
-                <w:sz w:val="19"/>
-              </w:rPr>
-              <w:t xml:space="preserve">C-Y-F Gaming</w:t>
-            </w:r>
-            <w:r>
-              <w:rPr>
-                <w:sz w:val="19"/>
-              </w:rPr>
-              <w:t xml:space="preserve">”</w:t>
-            </w:r>
-            <w:r>
-              <w:rPr>
-                <w:sz w:val="19"/>
-              </w:rPr>
-              <w:t xml:space="preserve"> </w:t>
-            </w:r>
-            <w:r>
-              <w:rPr>
-                <w:sz w:val="19"/>
-              </w:rPr>
-              <w:t xml:space="preserve">non è più un link alla home, nella stanza della sfida ci sono il codice e</w:t>
-            </w:r>
-            <w:r>
-              <w:rPr>
-                <w:sz w:val="19"/>
-              </w:rPr>
-              <w:t xml:space="preserve"> </w:t>
-            </w:r>
-            <w:r>
-              <w:rPr>
-                <w:bCs/>
-                <w:b/>
-                <w:sz w:val="19"/>
-              </w:rPr>
-              <w:t xml:space="preserve">Copia il codice</w:t>
-            </w:r>
-            <w:r>
-              <w:rPr>
-                <w:sz w:val="19"/>
-              </w:rPr>
-              <w:t xml:space="preserve"> </w:t>
-            </w:r>
-            <w:r>
-              <w:rPr>
-                <w:sz w:val="19"/>
-              </w:rPr>
-              <w:t xml:space="preserve">ma non il link né i pulsanti WhatsApp e Telegram (gli amici sul portale entrano con il codice), e i testi da condividere dicono</w:t>
-            </w:r>
-            <w:r>
-              <w:rPr>
-                <w:sz w:val="19"/>
-              </w:rPr>
-              <w:t xml:space="preserve"> </w:t>
-            </w:r>
-            <w:r>
-              <w:rPr>
-                <w:sz w:val="19"/>
-              </w:rPr>
-              <w:t xml:space="preserve">“</w:t>
-            </w:r>
-            <w:r>
-              <w:rPr>
-                <w:sz w:val="19"/>
-              </w:rPr>
-              <w:t xml:space="preserve">su CrazyGames</w:t>
-            </w:r>
-            <w:r>
-              <w:rPr>
-                <w:sz w:val="19"/>
-              </w:rPr>
-              <w:t xml:space="preserve">”</w:t>
-            </w:r>
-            <w:r>
-              <w:rPr>
-                <w:sz w:val="19"/>
-              </w:rPr>
-              <w:t xml:space="preserve"> </w:t>
-            </w:r>
-            <w:r>
-              <w:rPr>
-                <w:sz w:val="19"/>
-              </w:rPr>
-              <w:t xml:space="preserve">invece del link. I</w:t>
-            </w:r>
-            <w:r>
-              <w:rPr>
-                <w:sz w:val="19"/>
-              </w:rPr>
-              <w:t xml:space="preserve"> </w:t>
-            </w:r>
-            <w:r>
-              <w:rPr>
-                <w:bCs/>
-                <w:b/>
-                <w:sz w:val="19"/>
-              </w:rPr>
-              <w:t xml:space="preserve">messaggi vocali</w:t>
-            </w:r>
-            <w:r>
-              <w:rPr>
-                <w:sz w:val="19"/>
-              </w:rPr>
-              <w:t xml:space="preserve"> </w:t>
-            </w:r>
-            <w:r>
-              <w:rPr>
-                <w:sz w:val="19"/>
-              </w:rPr>
-              <w:t xml:space="preserve">si possono spegnere da chiunque, con la casella</w:t>
-            </w:r>
-            <w:r>
-              <w:rPr>
-                <w:sz w:val="19"/>
-              </w:rPr>
-              <w:t xml:space="preserve"> </w:t>
-            </w:r>
-            <w:r>
-              <w:rPr>
-                <w:sz w:val="19"/>
-              </w:rPr>
-              <w:t xml:space="preserve">“</w:t>
-            </w:r>
-            <w:r>
-              <w:rPr>
-                <w:sz w:val="19"/>
-              </w:rPr>
-              <w:t xml:space="preserve">Messaggi vocali</w:t>
-            </w:r>
-            <w:r>
-              <w:rPr>
-                <w:sz w:val="19"/>
-              </w:rPr>
-              <w:t xml:space="preserve">”</w:t>
-            </w:r>
-            <w:r>
-              <w:rPr>
-                <w:sz w:val="19"/>
-              </w:rPr>
-              <w:t xml:space="preserve"> </w:t>
-            </w:r>
-            <w:r>
-              <w:rPr>
-                <w:sz w:val="19"/>
-              </w:rPr>
-              <w:t xml:space="preserve">nel menu sotto i comandi: spenti, il microfono non c’è e i vocali degli altri non si sentono; sul portale partono spenti (chat con sconosciuti e pubblico dai 12 anni), altrove accesi come oggi. Requisiti tecnici di CrazyGames già rispettati o sistemati: peso iniziale sotto i 50 MB (siamo a ~1,2 MB più Three.js), pagina leggibile nel riquadro 907×510 e sul telefono, schermo intero gestito dal portale (nessun nostro pulsante), audio che riparte al tocco su iPhone, niente lente d’ingrandimento sul testo toccando la pista. Il nome del portale finisce nelle misure come fonte della visita (R-246). Scelte S-46.</w:t>
-            </w:r>
-            <w:r>
-              <w:rPr>
-                <w:sz w:val="19"/>
-              </w:rPr>
-              <w:t xml:space="preserve"> </w:t>
-            </w:r>
-            <w:r>
-              <w:rPr>
-                <w:bCs/>
-                <w:b/>
-                <w:sz w:val="19"/>
-              </w:rPr>
-              <w:t xml:space="preserve">Resta a Luigi</w:t>
-            </w:r>
-            <w:r>
-              <w:rPr>
-                <w:sz w:val="19"/>
-              </w:rPr>
-              <w:t xml:space="preserve"> </w:t>
-            </w:r>
-            <w:r>
-              <w:rPr>
-                <w:sz w:val="19"/>
-              </w:rPr>
-              <w:t xml:space="preserve">(D-12): aprire l’account sviluppatore su CrazyGames e proporre il gioco con l’indirizzo</w:t>
-            </w:r>
-            <w:r>
-              <w:rPr>
-                <w:sz w:val="19"/>
-              </w:rPr>
-              <w:t xml:space="preserve"> </w:t>
-            </w:r>
-            <w:r>
-              <w:rPr>
-                <w:rStyle w:val="VerbatimChar"/>
-                <w:sz w:val="19"/>
-              </w:rPr>
-              <w:t xml:space="preserve">https://cyf-gaming.benedetta-davinci-mellum.workers.dev/pista-nera/?portale=crazygames</w:t>
-            </w:r>
-            <w:r>
-              <w:rPr>
-                <w:sz w:val="19"/>
-              </w:rPr>
-              <w:t xml:space="preserve">, orientamento orizzontale, PEGI 12 Nella 0.25.3, pronta da pubblicare (prove verdi il 27/10 sera); resta In corso finché non è online e il turno di notte non aggiunge le sue prove (S-50).</w:t>
-            </w:r>
-          </w:p>
-        </w:tc>
-      </w:tr>
-      <w:tr>
-        <w:tc>
-          <w:tcPr>
-            <w:tcW w:type="dxa" w:w="907"/>
-          </w:tcPr>
-          <w:p>
-            <w:pPr>
-              <w:pStyle w:val="Compact"/>
-              <w:spacing w:after="40"/>
-              <w:jc w:val="left"/>
-            </w:pPr>
-            <w:r>
-              <w:rPr>
-                <w:sz w:val="19"/>
-              </w:rPr>
-              <w:t xml:space="preserve">R-245</w:t>
-            </w:r>
-          </w:p>
-        </w:tc>
-        <w:tc>
-          <w:tcPr>
-            <w:tcW w:type="dxa" w:w="4195"/>
-          </w:tcPr>
-          <w:p>
-            <w:pPr>
-              <w:pStyle w:val="Compact"/>
-              <w:spacing w:after="40"/>
-              <w:jc w:val="left"/>
-            </w:pPr>
-            <w:r>
-              <w:rPr>
-                <w:sz w:val="19"/>
-              </w:rPr>
-              <w:t xml:space="preserve">Città della settimana con un premio a tempo: ogni settimana una città in evidenza; chi finisce una gara in quella città vince una maglia esclusiva che si può ottenere solo in quella settimana (solo estetica, niente vantaggi in gara), come il</w:t>
-            </w:r>
-            <w:r>
-              <w:rPr>
-                <w:sz w:val="19"/>
-              </w:rPr>
-              <w:t xml:space="preserve"> </w:t>
-            </w:r>
-            <w:r>
-              <w:rPr>
-                <w:sz w:val="19"/>
-              </w:rPr>
-              <w:t xml:space="preserve">“</w:t>
-            </w:r>
-            <w:r>
-              <w:rPr>
-                <w:sz w:val="19"/>
-              </w:rPr>
-              <w:t xml:space="preserve">World Tour</w:t>
-            </w:r>
-            <w:r>
-              <w:rPr>
-                <w:sz w:val="19"/>
-              </w:rPr>
-              <w:t xml:space="preserve">”</w:t>
-            </w:r>
-            <w:r>
-              <w:rPr>
-                <w:sz w:val="19"/>
-              </w:rPr>
-              <w:t xml:space="preserve"> </w:t>
-            </w:r>
-            <w:r>
-              <w:rPr>
-                <w:sz w:val="19"/>
-              </w:rPr>
-              <w:t xml:space="preserve">di Subway Surfers</w:t>
-            </w:r>
-          </w:p>
-        </w:tc>
-        <w:tc>
-          <w:tcPr>
-            <w:tcW w:type="dxa" w:w="1134"/>
-          </w:tcPr>
-          <w:p>
-            <w:pPr>
-              <w:pStyle w:val="Compact"/>
-              <w:spacing w:after="40"/>
-              <w:jc w:val="left"/>
-            </w:pPr>
-            <w:r>
-              <w:rPr>
-                <w:sz w:val="19"/>
-              </w:rPr>
-              <w:t xml:space="preserve">27/10/2026</w:t>
-            </w:r>
-          </w:p>
-        </w:tc>
-        <w:tc>
-          <w:tcPr>
-            <w:tcW w:type="dxa" w:w="1134"/>
-            <w:shd w:val="clear" w:color="auto" w:fill="FFF1C7"/>
-          </w:tcPr>
-          <w:p>
-            <w:pPr>
-              <w:pStyle w:val="Compact"/>
-              <w:spacing w:after="40"/>
-              <w:jc w:val="left"/>
-            </w:pPr>
-            <w:r>
-              <w:rPr>
-                <w:sz w:val="19"/>
-              </w:rPr>
-              <w:t xml:space="preserve">In corso</w:t>
-            </w:r>
-          </w:p>
-        </w:tc>
-        <w:tc>
-          <w:tcPr>
-            <w:tcW w:type="dxa" w:w="2494"/>
-          </w:tcPr>
-          <w:p>
-            <w:pPr>
-              <w:pStyle w:val="Compact"/>
-              <w:spacing w:after="40"/>
-              <w:jc w:val="left"/>
-            </w:pPr>
-            <w:r>
-              <w:rPr>
-                <w:sz w:val="19"/>
-              </w:rPr>
-              <w:t xml:space="preserve">Scritto il 27/10 per la 0.23.0 (ramo</w:t>
-            </w:r>
-            <w:r>
-              <w:rPr>
-                <w:sz w:val="19"/>
-              </w:rPr>
-              <w:t xml:space="preserve"> </w:t>
-            </w:r>
-            <w:r>
-              <w:rPr>
-                <w:rStyle w:val="VerbatimChar"/>
-                <w:sz w:val="19"/>
-              </w:rPr>
-              <w:t xml:space="preserve">giorno/portale-settimana</w:t>
-            </w:r>
-            <w:r>
-              <w:rPr>
-                <w:sz w:val="19"/>
-              </w:rPr>
-              <w:t xml:space="preserve">). Nel menu, sotto la pista del giorno, il riquadro</w:t>
-            </w:r>
-            <w:r>
-              <w:rPr>
-                <w:sz w:val="19"/>
-              </w:rPr>
-              <w:t xml:space="preserve"> </w:t>
-            </w:r>
-            <w:r>
-              <w:rPr>
-                <w:bCs/>
-                <w:b/>
-                <w:sz w:val="19"/>
-              </w:rPr>
-              <w:t xml:space="preserve">🏙️ Città della settimana #N · Roma</w:t>
-            </w:r>
-            <w:r>
-              <w:rPr>
-                <w:sz w:val="19"/>
-              </w:rPr>
-              <w:t xml:space="preserve"> </w:t>
-            </w:r>
-            <w:r>
-              <w:rPr>
-                <w:sz w:val="19"/>
-              </w:rPr>
-              <w:t xml:space="preserve">con</w:t>
-            </w:r>
-            <w:r>
-              <w:rPr>
-                <w:sz w:val="19"/>
-              </w:rPr>
-              <w:t xml:space="preserve"> </w:t>
-            </w:r>
-            <w:r>
-              <w:rPr>
-                <w:sz w:val="19"/>
-              </w:rPr>
-              <w:t xml:space="preserve">“</w:t>
-            </w:r>
-            <w:r>
-              <w:rPr>
-                <w:sz w:val="19"/>
-              </w:rPr>
-              <w:t xml:space="preserve">fino a domenica 1/11</w:t>
-            </w:r>
-            <w:r>
-              <w:rPr>
-                <w:sz w:val="19"/>
-              </w:rPr>
-              <w:t xml:space="preserve">”</w:t>
-            </w:r>
-            <w:r>
-              <w:rPr>
-                <w:sz w:val="19"/>
-              </w:rPr>
-              <w:t xml:space="preserve">, il premio (</w:t>
-            </w:r>
-            <w:r>
-              <w:rPr>
-                <w:sz w:val="19"/>
-              </w:rPr>
-              <w:t xml:space="preserve">“</w:t>
-            </w:r>
-            <w:r>
-              <w:rPr>
-                <w:sz w:val="19"/>
-              </w:rPr>
-              <w:t xml:space="preserve">Finisci una gara a Roma entro domenica: maglia esclusiva #N</w:t>
-            </w:r>
-            <w:r>
-              <w:rPr>
-                <w:sz w:val="19"/>
-              </w:rPr>
-              <w:t xml:space="preserve">”</w:t>
-            </w:r>
-            <w:r>
-              <w:rPr>
-                <w:sz w:val="19"/>
-              </w:rPr>
-              <w:t xml:space="preserve">) e il pulsante</w:t>
-            </w:r>
-            <w:r>
-              <w:rPr>
-                <w:sz w:val="19"/>
-              </w:rPr>
-              <w:t xml:space="preserve"> </w:t>
-            </w:r>
-            <w:r>
-              <w:rPr>
-                <w:bCs/>
-                <w:b/>
-                <w:sz w:val="19"/>
-              </w:rPr>
-              <w:t xml:space="preserve">Corri a Roma</w:t>
-            </w:r>
-            <w:r>
-              <w:rPr>
-                <w:sz w:val="19"/>
-              </w:rPr>
-              <w:t xml:space="preserve">, che mette Roma come città del menu (sfida, sala online, allenamento). La settimana va da lunedì a domenica, ora italiana; la #1 è quella del 26/10/2026 e le città girano in 13 settimane in un ordine fisso diverso da quello della pista del giorno (S-47).</w:t>
-            </w:r>
-            <w:r>
-              <w:rPr>
-                <w:sz w:val="19"/>
-              </w:rPr>
-              <w:t xml:space="preserve"> </w:t>
-            </w:r>
-            <w:r>
-              <w:rPr>
-                <w:bCs/>
-                <w:b/>
-                <w:sz w:val="19"/>
-              </w:rPr>
-              <w:t xml:space="preserve">Vale una gara finita</w:t>
-            </w:r>
-            <w:r>
-              <w:rPr>
-                <w:sz w:val="19"/>
-              </w:rPr>
-              <w:t xml:space="preserve"> </w:t>
-            </w:r>
-            <w:r>
-              <w:rPr>
-                <w:sz w:val="19"/>
-              </w:rPr>
-              <w:t xml:space="preserve">(arrivo valido, tempo misurato dal server) in quella città in sfida, sala online o pista del giorno, nella settimana in cui si corre; l’allenamento non conta.</w:t>
-            </w:r>
-            <w:r>
-              <w:rPr>
-                <w:sz w:val="19"/>
-              </w:rPr>
-              <w:t xml:space="preserve"> </w:t>
-            </w:r>
-            <w:r>
-              <w:rPr>
-                <w:bCs/>
-                <w:b/>
-                <w:sz w:val="19"/>
-              </w:rPr>
-              <w:t xml:space="preserve">Il premio lo assegna il server</w:t>
-            </w:r>
-            <w:r>
-              <w:rPr>
-                <w:sz w:val="19"/>
-              </w:rPr>
-              <w:t xml:space="preserve">, che lo ricorda legato al giocatore (anche su un altro dispositivo con il codice personale, R-226): a fine gara compare</w:t>
-            </w:r>
-            <w:r>
-              <w:rPr>
-                <w:sz w:val="19"/>
-              </w:rPr>
-              <w:t xml:space="preserve"> </w:t>
-            </w:r>
-            <w:r>
-              <w:rPr>
-                <w:sz w:val="19"/>
-              </w:rPr>
-              <w:t xml:space="preserve">“</w:t>
-            </w:r>
-            <w:r>
-              <w:rPr>
-                <w:sz w:val="19"/>
-              </w:rPr>
-              <w:t xml:space="preserve">🎽 Maglia della settimana #N vinta: Roma!</w:t>
-            </w:r>
-            <w:r>
-              <w:rPr>
-                <w:sz w:val="19"/>
-              </w:rPr>
-              <w:t xml:space="preserve">”</w:t>
-            </w:r>
-            <w:r>
-              <w:rPr>
-                <w:sz w:val="19"/>
-              </w:rPr>
-              <w:t xml:space="preserve"> </w:t>
-            </w:r>
-            <w:r>
-              <w:rPr>
-                <w:sz w:val="19"/>
-              </w:rPr>
-              <w:t xml:space="preserve">e in</w:t>
-            </w:r>
-            <w:r>
-              <w:rPr>
-                <w:sz w:val="19"/>
-              </w:rPr>
-              <w:t xml:space="preserve"> </w:t>
-            </w:r>
-            <w:r>
-              <w:rPr>
-                <w:sz w:val="19"/>
-              </w:rPr>
-              <w:t xml:space="preserve">“</w:t>
-            </w:r>
-            <w:r>
-              <w:rPr>
-                <w:sz w:val="19"/>
-              </w:rPr>
-              <w:t xml:space="preserve">Modifica il personaggio</w:t>
-            </w:r>
-            <w:r>
-              <w:rPr>
-                <w:sz w:val="19"/>
-              </w:rPr>
-              <w:t xml:space="preserve">”</w:t>
-            </w:r>
-            <w:r>
-              <w:rPr>
-                <w:sz w:val="19"/>
-              </w:rPr>
-              <w:t xml:space="preserve"> </w:t>
-            </w:r>
-            <w:r>
-              <w:rPr>
-                <w:sz w:val="19"/>
-              </w:rPr>
-              <w:t xml:space="preserve">si trova il gruppo</w:t>
-            </w:r>
-            <w:r>
-              <w:rPr>
-                <w:sz w:val="19"/>
-              </w:rPr>
-              <w:t xml:space="preserve"> </w:t>
-            </w:r>
-            <w:r>
-              <w:rPr>
-                <w:bCs/>
-                <w:b/>
-                <w:sz w:val="19"/>
-              </w:rPr>
-              <w:t xml:space="preserve">Maglie della settimana</w:t>
-            </w:r>
-            <w:r>
-              <w:rPr>
-                <w:sz w:val="19"/>
-              </w:rPr>
-              <w:t xml:space="preserve">, con le maglie vinte. La maglia: colori della città, fascia con il nome della città e il numero della settimana sulla schiena e sul petto, stemma CYF come tutte; gli altri giocatori la vedono (anche in gara). Chi non l’ha vinta non può sceglierla. Passata la settimana non si vince più: una maglia nuova ogni settimana. Nel riquadro, dopo la vittoria:</w:t>
-            </w:r>
-            <w:r>
-              <w:rPr>
-                <w:sz w:val="19"/>
-              </w:rPr>
-              <w:t xml:space="preserve"> </w:t>
-            </w:r>
-            <w:r>
-              <w:rPr>
-                <w:sz w:val="19"/>
-              </w:rPr>
-              <w:t xml:space="preserve">“</w:t>
-            </w:r>
-            <w:r>
-              <w:rPr>
-                <w:sz w:val="19"/>
-              </w:rPr>
-              <w:t xml:space="preserve">Maglia #N vinta ✓</w:t>
-            </w:r>
-            <w:r>
-              <w:rPr>
-                <w:sz w:val="19"/>
-              </w:rPr>
-              <w:t xml:space="preserve">”</w:t>
-            </w:r>
-            <w:r>
-              <w:rPr>
-                <w:sz w:val="19"/>
-              </w:rPr>
-              <w:t xml:space="preserve">.</w:t>
-            </w:r>
-            <w:r>
-              <w:rPr>
-                <w:sz w:val="19"/>
-              </w:rPr>
-              <w:t xml:space="preserve"> </w:t>
-            </w:r>
-            <w:r>
-              <w:rPr>
-                <w:bCs/>
-                <w:b/>
-                <w:sz w:val="19"/>
-              </w:rPr>
-              <w:t xml:space="preserve">Misure</w:t>
-            </w:r>
-            <w:r>
-              <w:rPr>
-                <w:sz w:val="19"/>
-              </w:rPr>
-              <w:t xml:space="preserve"> </w:t>
-            </w:r>
-            <w:r>
-              <w:rPr>
-                <w:sz w:val="19"/>
-              </w:rPr>
-              <w:t xml:space="preserve">(R-232):</w:t>
-            </w:r>
-            <w:r>
-              <w:rPr>
-                <w:sz w:val="19"/>
-              </w:rPr>
-              <w:t xml:space="preserve"> </w:t>
-            </w:r>
-            <w:r>
-              <w:rPr>
-                <w:rStyle w:val="VerbatimChar"/>
-                <w:sz w:val="19"/>
-              </w:rPr>
-              <w:t xml:space="preserve">settimana_gare</w:t>
-            </w:r>
-            <w:r>
-              <w:rPr>
-                <w:sz w:val="19"/>
-              </w:rPr>
-              <w:t xml:space="preserve"> </w:t>
-            </w:r>
-            <w:r>
-              <w:rPr>
-                <w:sz w:val="19"/>
-              </w:rPr>
-              <w:t xml:space="preserve">(gare finite nella città della settimana) e</w:t>
-            </w:r>
-            <w:r>
-              <w:rPr>
-                <w:sz w:val="19"/>
-              </w:rPr>
-              <w:t xml:space="preserve"> </w:t>
-            </w:r>
-            <w:r>
-              <w:rPr>
-                <w:rStyle w:val="VerbatimChar"/>
-                <w:sz w:val="19"/>
-              </w:rPr>
-              <w:t xml:space="preserve">settimana_premi</w:t>
-            </w:r>
-            <w:r>
-              <w:rPr>
-                <w:sz w:val="19"/>
-              </w:rPr>
-              <w:t xml:space="preserve"> </w:t>
-            </w:r>
-            <w:r>
-              <w:rPr>
-                <w:sz w:val="19"/>
-              </w:rPr>
-              <w:t xml:space="preserve">(maglie assegnate) su /api/stats; la settimana corrente anche su /api/giorno (</w:t>
-            </w:r>
-            <w:r>
-              <w:rPr>
-                <w:rStyle w:val="VerbatimChar"/>
-                <w:sz w:val="19"/>
-              </w:rPr>
-              <w:t xml:space="preserve">settimana</w:t>
-            </w:r>
-            <w:r>
-              <w:rPr>
-                <w:sz w:val="19"/>
-              </w:rPr>
-              <w:t xml:space="preserve">). Idea F-14 (parti del personaggio da sbloccare): questo è il primo pezzo, deciso dal server quindi senza imbrogli Nella 0.25.3, pronta da pubblicare (prove verdi il 27/10 sera); resta In corso finché non è online e il turno di notte non aggiunge le sue prove (S-50).</w:t>
-            </w:r>
-          </w:p>
-        </w:tc>
-      </w:tr>
-      <w:tr>
-        <w:tc>
-          <w:tcPr>
-            <w:tcW w:type="dxa" w:w="907"/>
-          </w:tcPr>
-          <w:p>
-            <w:pPr>
-              <w:pStyle w:val="Compact"/>
-              <w:spacing w:after="40"/>
-              <w:jc w:val="left"/>
-            </w:pPr>
-            <w:r>
-              <w:rPr>
-                <w:sz w:val="19"/>
-              </w:rPr>
-              <w:t xml:space="preserve">R-246</w:t>
-            </w:r>
-          </w:p>
-        </w:tc>
-        <w:tc>
-          <w:tcPr>
-            <w:tcW w:type="dxa" w:w="4195"/>
-          </w:tcPr>
-          <w:p>
-            <w:pPr>
-              <w:pStyle w:val="Compact"/>
-              <w:spacing w:after="40"/>
-              <w:jc w:val="left"/>
-            </w:pPr>
-            <w:r>
-              <w:rPr>
-                <w:sz w:val="19"/>
-              </w:rPr>
-              <w:t xml:space="preserve">Misurare da dove arrivano i giocatori: link di sfida, pista del giorno condivisa (</w:t>
-            </w:r>
-            <w:r>
-              <w:rPr>
-                <w:sz w:val="19"/>
-              </w:rPr>
-              <w:t xml:space="preserve">“</w:t>
-            </w:r>
-            <w:r>
-              <w:rPr>
-                <w:sz w:val="19"/>
-              </w:rPr>
-              <w:t xml:space="preserve">batti il mio tempo</w:t>
-            </w:r>
-            <w:r>
-              <w:rPr>
-                <w:sz w:val="19"/>
-              </w:rPr>
-              <w:t xml:space="preserve">”</w:t>
-            </w:r>
-            <w:r>
-              <w:rPr>
-                <w:sz w:val="19"/>
-              </w:rPr>
-              <w:t xml:space="preserve">), portale, home del sito o indirizzo diretto; per ogni fonte quanti tornano</w:t>
-            </w:r>
-          </w:p>
-        </w:tc>
-        <w:tc>
-          <w:tcPr>
-            <w:tcW w:type="dxa" w:w="1134"/>
-          </w:tcPr>
-          <w:p>
-            <w:pPr>
-              <w:pStyle w:val="Compact"/>
-              <w:spacing w:after="40"/>
-              <w:jc w:val="left"/>
-            </w:pPr>
-            <w:r>
-              <w:rPr>
-                <w:sz w:val="19"/>
-              </w:rPr>
-              <w:t xml:space="preserve">27/10/2026</w:t>
-            </w:r>
-          </w:p>
-        </w:tc>
-        <w:tc>
-          <w:tcPr>
-            <w:tcW w:type="dxa" w:w="1134"/>
-            <w:shd w:val="clear" w:color="auto" w:fill="FFF1C7"/>
-          </w:tcPr>
-          <w:p>
-            <w:pPr>
-              <w:pStyle w:val="Compact"/>
-              <w:spacing w:after="40"/>
-              <w:jc w:val="left"/>
-            </w:pPr>
-            <w:r>
-              <w:rPr>
-                <w:sz w:val="19"/>
-              </w:rPr>
-              <w:t xml:space="preserve">In corso</w:t>
-            </w:r>
-          </w:p>
-        </w:tc>
-        <w:tc>
-          <w:tcPr>
-            <w:tcW w:type="dxa" w:w="2494"/>
-          </w:tcPr>
-          <w:p>
-            <w:pPr>
-              <w:pStyle w:val="Compact"/>
-              <w:spacing w:after="40"/>
-              <w:jc w:val="left"/>
-            </w:pPr>
-            <w:r>
-              <w:rPr>
-                <w:sz w:val="19"/>
-              </w:rPr>
-              <w:t xml:space="preserve">Scritto il 27/10 per la 0.24.0 (ramo</w:t>
-            </w:r>
-            <w:r>
-              <w:rPr>
-                <w:sz w:val="19"/>
-              </w:rPr>
-              <w:t xml:space="preserve"> </w:t>
-            </w:r>
-            <w:r>
-              <w:rPr>
-                <w:rStyle w:val="VerbatimChar"/>
-                <w:sz w:val="19"/>
-              </w:rPr>
-              <w:t xml:space="preserve">giorno/portale-settimana</w:t>
-            </w:r>
-            <w:r>
-              <w:rPr>
-                <w:sz w:val="19"/>
-              </w:rPr>
-              <w:t xml:space="preserve">); completa R-232 (proposta 1 del confronto del 27/10). Il gioco manda con la visita anche la</w:t>
-            </w:r>
-            <w:r>
-              <w:rPr>
-                <w:sz w:val="19"/>
-              </w:rPr>
-              <w:t xml:space="preserve"> </w:t>
-            </w:r>
-            <w:r>
-              <w:rPr>
-                <w:bCs/>
-                <w:b/>
-                <w:sz w:val="19"/>
-              </w:rPr>
-              <w:t xml:space="preserve">fonte</w:t>
-            </w:r>
-            <w:r>
-              <w:rPr>
-                <w:sz w:val="19"/>
-              </w:rPr>
-              <w:t xml:space="preserve">:</w:t>
-            </w:r>
-            <w:r>
-              <w:rPr>
-                <w:sz w:val="19"/>
-              </w:rPr>
-              <w:t xml:space="preserve"> </w:t>
-            </w:r>
-            <w:r>
-              <w:rPr>
-                <w:rStyle w:val="VerbatimChar"/>
-                <w:sz w:val="19"/>
-              </w:rPr>
-              <w:t xml:space="preserve">sfida</w:t>
-            </w:r>
-            <w:r>
-              <w:rPr>
-                <w:sz w:val="19"/>
-              </w:rPr>
-              <w:t xml:space="preserve"> </w:t>
-            </w:r>
-            <w:r>
-              <w:rPr>
-                <w:sz w:val="19"/>
-              </w:rPr>
-              <w:t xml:space="preserve">(link</w:t>
-            </w:r>
-            <w:r>
-              <w:rPr>
-                <w:sz w:val="19"/>
-              </w:rPr>
-              <w:t xml:space="preserve"> </w:t>
-            </w:r>
-            <w:r>
-              <w:rPr>
-                <w:rStyle w:val="VerbatimChar"/>
-                <w:sz w:val="19"/>
-              </w:rPr>
-              <w:t xml:space="preserve">?sfida=</w:t>
-            </w:r>
-            <w:r>
-              <w:rPr>
-                <w:sz w:val="19"/>
-              </w:rPr>
-              <w:t xml:space="preserve">),</w:t>
-            </w:r>
-            <w:r>
-              <w:rPr>
-                <w:sz w:val="19"/>
-              </w:rPr>
-              <w:t xml:space="preserve"> </w:t>
-            </w:r>
-            <w:r>
-              <w:rPr>
-                <w:rStyle w:val="VerbatimChar"/>
-                <w:sz w:val="19"/>
-              </w:rPr>
-              <w:t xml:space="preserve">batti</w:t>
-            </w:r>
-            <w:r>
-              <w:rPr>
-                <w:sz w:val="19"/>
-              </w:rPr>
-              <w:t xml:space="preserve"> </w:t>
-            </w:r>
-            <w:r>
-              <w:rPr>
-                <w:sz w:val="19"/>
-              </w:rPr>
-              <w:t xml:space="preserve">(link</w:t>
-            </w:r>
-            <w:r>
-              <w:rPr>
-                <w:sz w:val="19"/>
-              </w:rPr>
-              <w:t xml:space="preserve"> </w:t>
-            </w:r>
-            <w:r>
-              <w:rPr>
-                <w:sz w:val="19"/>
-              </w:rPr>
-              <w:t xml:space="preserve">“</w:t>
-            </w:r>
-            <w:r>
-              <w:rPr>
-                <w:sz w:val="19"/>
-              </w:rPr>
-              <w:t xml:space="preserve">batti il mio tempo</w:t>
-            </w:r>
-            <w:r>
-              <w:rPr>
-                <w:sz w:val="19"/>
-              </w:rPr>
-              <w:t xml:space="preserve">”</w:t>
-            </w:r>
-            <w:r>
-              <w:rPr>
-                <w:sz w:val="19"/>
-              </w:rPr>
-              <w:t xml:space="preserve">),</w:t>
-            </w:r>
-            <w:r>
-              <w:rPr>
-                <w:sz w:val="19"/>
-              </w:rPr>
-              <w:t xml:space="preserve"> </w:t>
-            </w:r>
-            <w:r>
-              <w:rPr>
-                <w:rStyle w:val="VerbatimChar"/>
-                <w:sz w:val="19"/>
-              </w:rPr>
-              <w:t xml:space="preserve">portale</w:t>
-            </w:r>
-            <w:r>
-              <w:rPr>
-                <w:sz w:val="19"/>
-              </w:rPr>
-              <w:t xml:space="preserve"> </w:t>
-            </w:r>
-            <w:r>
-              <w:rPr>
-                <w:sz w:val="19"/>
-              </w:rPr>
-              <w:t xml:space="preserve">(CrazyGames, Poki…),</w:t>
-            </w:r>
-            <w:r>
-              <w:rPr>
-                <w:sz w:val="19"/>
-              </w:rPr>
-              <w:t xml:space="preserve"> </w:t>
-            </w:r>
-            <w:r>
-              <w:rPr>
-                <w:rStyle w:val="VerbatimChar"/>
-                <w:sz w:val="19"/>
-              </w:rPr>
-              <w:t xml:space="preserve">home</w:t>
-            </w:r>
-            <w:r>
-              <w:rPr>
-                <w:sz w:val="19"/>
-              </w:rPr>
-              <w:t xml:space="preserve"> </w:t>
-            </w:r>
-            <w:r>
-              <w:rPr>
-                <w:sz w:val="19"/>
-              </w:rPr>
-              <w:t xml:space="preserve">(dalla pagina iniziale del sito),</w:t>
-            </w:r>
-            <w:r>
-              <w:rPr>
-                <w:sz w:val="19"/>
-              </w:rPr>
-              <w:t xml:space="preserve"> </w:t>
-            </w:r>
-            <w:r>
-              <w:rPr>
-                <w:rStyle w:val="VerbatimChar"/>
-                <w:sz w:val="19"/>
-              </w:rPr>
-              <w:t xml:space="preserve">diretto</w:t>
-            </w:r>
-            <w:r>
-              <w:rPr>
-                <w:sz w:val="19"/>
-              </w:rPr>
-              <w:t xml:space="preserve"> </w:t>
-            </w:r>
-            <w:r>
-              <w:rPr>
-                <w:sz w:val="19"/>
-              </w:rPr>
-              <w:t xml:space="preserve">(tutto il resto: indirizzo scritto, segnalibro, link senza riferimento). Niente dati personali, come prima. Su</w:t>
-            </w:r>
-            <w:r>
-              <w:rPr>
-                <w:sz w:val="19"/>
-              </w:rPr>
-              <w:t xml:space="preserve"> </w:t>
-            </w:r>
-            <w:r>
-              <w:rPr>
-                <w:bCs/>
-                <w:b/>
-                <w:sz w:val="19"/>
-              </w:rPr>
-              <w:t xml:space="preserve">/api/stats</w:t>
-            </w:r>
-            <w:r>
-              <w:rPr>
-                <w:sz w:val="19"/>
-              </w:rPr>
-              <w:t xml:space="preserve">, per giorno,</w:t>
-            </w:r>
-            <w:r>
-              <w:rPr>
-                <w:sz w:val="19"/>
-              </w:rPr>
-              <w:t xml:space="preserve"> </w:t>
-            </w:r>
-            <w:r>
-              <w:rPr>
-                <w:rStyle w:val="VerbatimChar"/>
-                <w:sz w:val="19"/>
-              </w:rPr>
-              <w:t xml:space="preserve">visit_sfida</w:t>
-            </w:r>
-            <w:r>
-              <w:rPr>
-                <w:sz w:val="19"/>
-              </w:rPr>
-              <w:t xml:space="preserve">,</w:t>
-            </w:r>
-            <w:r>
-              <w:rPr>
-                <w:sz w:val="19"/>
-              </w:rPr>
-              <w:t xml:space="preserve"> </w:t>
-            </w:r>
-            <w:r>
-              <w:rPr>
-                <w:rStyle w:val="VerbatimChar"/>
-                <w:sz w:val="19"/>
-              </w:rPr>
-              <w:t xml:space="preserve">visit_batti</w:t>
-            </w:r>
-            <w:r>
-              <w:rPr>
-                <w:sz w:val="19"/>
-              </w:rPr>
-              <w:t xml:space="preserve">,</w:t>
-            </w:r>
-            <w:r>
-              <w:rPr>
-                <w:sz w:val="19"/>
-              </w:rPr>
-              <w:t xml:space="preserve"> </w:t>
-            </w:r>
-            <w:r>
-              <w:rPr>
-                <w:rStyle w:val="VerbatimChar"/>
-                <w:sz w:val="19"/>
-              </w:rPr>
-              <w:t xml:space="preserve">visit_portale</w:t>
-            </w:r>
-            <w:r>
-              <w:rPr>
-                <w:sz w:val="19"/>
-              </w:rPr>
-              <w:t xml:space="preserve">,</w:t>
-            </w:r>
-            <w:r>
-              <w:rPr>
-                <w:sz w:val="19"/>
-              </w:rPr>
-              <w:t xml:space="preserve"> </w:t>
-            </w:r>
-            <w:r>
-              <w:rPr>
-                <w:rStyle w:val="VerbatimChar"/>
-                <w:sz w:val="19"/>
-              </w:rPr>
-              <w:t xml:space="preserve">visit_home</w:t>
-            </w:r>
-            <w:r>
-              <w:rPr>
-                <w:sz w:val="19"/>
-              </w:rPr>
-              <w:t xml:space="preserve">,</w:t>
-            </w:r>
-            <w:r>
-              <w:rPr>
-                <w:sz w:val="19"/>
-              </w:rPr>
-              <w:t xml:space="preserve"> </w:t>
-            </w:r>
-            <w:r>
-              <w:rPr>
-                <w:rStyle w:val="VerbatimChar"/>
-                <w:sz w:val="19"/>
-              </w:rPr>
-              <w:t xml:space="preserve">visit_diretto</w:t>
-            </w:r>
-            <w:r>
-              <w:rPr>
-                <w:sz w:val="19"/>
-              </w:rPr>
-              <w:t xml:space="preserve"> </w:t>
-            </w:r>
-            <w:r>
-              <w:rPr>
-                <w:sz w:val="19"/>
-              </w:rPr>
-              <w:t xml:space="preserve">(la prima visita del giorno di ogni giocatore). Su</w:t>
-            </w:r>
-            <w:r>
-              <w:rPr>
-                <w:sz w:val="19"/>
-              </w:rPr>
-              <w:t xml:space="preserve"> </w:t>
-            </w:r>
-            <w:r>
-              <w:rPr>
-                <w:bCs/>
-                <w:b/>
-                <w:sz w:val="19"/>
-              </w:rPr>
-              <w:t xml:space="preserve">/api/ritorni</w:t>
-            </w:r>
-            <w:r>
-              <w:rPr>
-                <w:sz w:val="19"/>
-              </w:rPr>
-              <w:t xml:space="preserve">, oltre a</w:t>
-            </w:r>
-            <w:r>
-              <w:rPr>
-                <w:sz w:val="19"/>
-              </w:rPr>
-              <w:t xml:space="preserve"> </w:t>
-            </w:r>
-            <w:r>
-              <w:rPr>
-                <w:sz w:val="19"/>
-              </w:rPr>
-              <w:t xml:space="preserve">“</w:t>
-            </w:r>
-            <w:r>
-              <w:rPr>
-                <w:sz w:val="19"/>
-              </w:rPr>
-              <w:t xml:space="preserve">visite</w:t>
-            </w:r>
-            <w:r>
-              <w:rPr>
-                <w:sz w:val="19"/>
-              </w:rPr>
-              <w:t xml:space="preserve">”</w:t>
-            </w:r>
-            <w:r>
-              <w:rPr>
-                <w:sz w:val="19"/>
-              </w:rPr>
-              <w:t xml:space="preserve"> </w:t>
-            </w:r>
-            <w:r>
-              <w:rPr>
-                <w:sz w:val="19"/>
-              </w:rPr>
-              <w:t xml:space="preserve">e</w:t>
-            </w:r>
-            <w:r>
-              <w:rPr>
-                <w:sz w:val="19"/>
-              </w:rPr>
-              <w:t xml:space="preserve"> </w:t>
-            </w:r>
-            <w:r>
-              <w:rPr>
-                <w:sz w:val="19"/>
-              </w:rPr>
-              <w:t xml:space="preserve">“</w:t>
-            </w:r>
-            <w:r>
-              <w:rPr>
-                <w:sz w:val="19"/>
-              </w:rPr>
-              <w:t xml:space="preserve">corse</w:t>
-            </w:r>
-            <w:r>
-              <w:rPr>
-                <w:sz w:val="19"/>
-              </w:rPr>
-              <w:t xml:space="preserve">”</w:t>
-            </w:r>
-            <w:r>
-              <w:rPr>
-                <w:sz w:val="19"/>
-              </w:rPr>
-              <w:t xml:space="preserve">,</w:t>
-            </w:r>
-            <w:r>
-              <w:rPr>
-                <w:sz w:val="19"/>
-              </w:rPr>
-              <w:t xml:space="preserve"> </w:t>
-            </w:r>
-            <w:r>
-              <w:rPr>
-                <w:bCs/>
-                <w:b/>
-                <w:sz w:val="19"/>
-              </w:rPr>
-              <w:t xml:space="preserve">“</w:t>
-            </w:r>
-            <w:r>
-              <w:rPr>
-                <w:bCs/>
-                <w:b/>
-                <w:sz w:val="19"/>
-              </w:rPr>
-              <w:t xml:space="preserve">fonti</w:t>
-            </w:r>
-            <w:r>
-              <w:rPr>
-                <w:bCs/>
-                <w:b/>
-                <w:sz w:val="19"/>
-              </w:rPr>
-              <w:t xml:space="preserve">”</w:t>
-            </w:r>
-            <w:r>
-              <w:rPr>
-                <w:sz w:val="19"/>
-              </w:rPr>
-              <w:t xml:space="preserve">: i ritorni dopo 1, 7 e 30 giorni divisi per la fonte della prima visita di ogni giocatore, così si vede se chi arriva da un link di sfida torna più di chi arriva da solo. Limite: la fonte si conosce dal giorno in cui va online la 0.24.0; chi era già passato prima risulta</w:t>
-            </w:r>
-            <w:r>
-              <w:rPr>
-                <w:sz w:val="19"/>
-              </w:rPr>
-              <w:t xml:space="preserve"> </w:t>
-            </w:r>
-            <w:r>
-              <w:rPr>
-                <w:sz w:val="19"/>
-              </w:rPr>
-              <w:t xml:space="preserve">“</w:t>
-            </w:r>
-            <w:r>
-              <w:rPr>
-                <w:sz w:val="19"/>
-              </w:rPr>
-              <w:t xml:space="preserve">diretto</w:t>
-            </w:r>
-            <w:r>
-              <w:rPr>
-                <w:sz w:val="19"/>
-              </w:rPr>
-              <w:t xml:space="preserve">”</w:t>
-            </w:r>
-            <w:r>
-              <w:rPr>
-                <w:sz w:val="19"/>
-              </w:rPr>
-              <w:t xml:space="preserve">. Scelte S-48 Nella 0.25.3, pronta da pubblicare (prove verdi il 27/10 sera); resta In corso finché non è online e il turno di notte non aggiunge le sue prove (S-50).</w:t>
-            </w:r>
-          </w:p>
-        </w:tc>
-      </w:tr>
-      <w:tr>
-        <w:tc>
-          <w:tcPr>
-            <w:tcW w:type="dxa" w:w="907"/>
-          </w:tcPr>
-          <w:p>
-            <w:pPr>
-              <w:pStyle w:val="Compact"/>
-              <w:spacing w:after="40"/>
-              <w:jc w:val="left"/>
-            </w:pPr>
-            <w:r>
-              <w:rPr>
-                <w:sz w:val="19"/>
-              </w:rPr>
-              <w:t xml:space="preserve">R-247</w:t>
-            </w:r>
-          </w:p>
-        </w:tc>
-        <w:tc>
-          <w:tcPr>
-            <w:tcW w:type="dxa" w:w="4195"/>
-          </w:tcPr>
-          <w:p>
-            <w:pPr>
-              <w:pStyle w:val="Compact"/>
-              <w:spacing w:after="40"/>
-              <w:jc w:val="left"/>
-            </w:pPr>
-            <w:r>
-              <w:rPr>
-                <w:sz w:val="19"/>
-              </w:rPr>
-              <w:t xml:space="preserve">Gara ad appuntamento fisso: ogni sera alle 21 (ora italiana) il</w:t>
-            </w:r>
-            <w:r>
-              <w:rPr>
-                <w:sz w:val="19"/>
-              </w:rPr>
-              <w:t xml:space="preserve"> </w:t>
-            </w:r>
-            <w:r>
-              <w:rPr>
-                <w:bCs/>
-                <w:b/>
-                <w:sz w:val="19"/>
-              </w:rPr>
-              <w:t xml:space="preserve">Gran Premio</w:t>
-            </w:r>
-            <w:r>
-              <w:rPr>
-                <w:sz w:val="19"/>
-              </w:rPr>
-              <w:t xml:space="preserve"> </w:t>
-            </w:r>
-            <w:r>
-              <w:rPr>
-                <w:sz w:val="19"/>
-              </w:rPr>
-              <w:t xml:space="preserve">nella città della settimana, tutti insieme nella stessa sala, come gli eventi a orario fisso di Trackmania (Cup of the Week il sabato alle 17, Weekly Grand Track la domenica alle 18). Risolve il problema della sala online vuota (sezione 13): i giocatori arrivano nello stesso momento</w:t>
-            </w:r>
-          </w:p>
-        </w:tc>
-        <w:tc>
-          <w:tcPr>
-            <w:tcW w:type="dxa" w:w="1134"/>
-          </w:tcPr>
-          <w:p>
-            <w:pPr>
-              <w:pStyle w:val="Compact"/>
-              <w:spacing w:after="40"/>
-              <w:jc w:val="left"/>
-            </w:pPr>
-            <w:r>
-              <w:rPr>
-                <w:sz w:val="19"/>
-              </w:rPr>
-              <w:t xml:space="preserve">27/10/2026</w:t>
-            </w:r>
-          </w:p>
-        </w:tc>
-        <w:tc>
-          <w:tcPr>
-            <w:tcW w:type="dxa" w:w="1134"/>
-            <w:shd w:val="clear" w:color="auto" w:fill="FFF1C7"/>
-          </w:tcPr>
-          <w:p>
-            <w:pPr>
-              <w:pStyle w:val="Compact"/>
-              <w:spacing w:after="40"/>
-              <w:jc w:val="left"/>
-            </w:pPr>
-            <w:r>
-              <w:rPr>
-                <w:sz w:val="19"/>
-              </w:rPr>
-              <w:t xml:space="preserve">In corso</w:t>
-            </w:r>
-          </w:p>
-        </w:tc>
-        <w:tc>
-          <w:tcPr>
-            <w:tcW w:type="dxa" w:w="2494"/>
-          </w:tcPr>
-          <w:p>
-            <w:pPr>
-              <w:pStyle w:val="Compact"/>
-              <w:spacing w:after="40"/>
-              <w:jc w:val="left"/>
-            </w:pPr>
-            <w:r>
-              <w:rPr>
-                <w:sz w:val="19"/>
-              </w:rPr>
-              <w:t xml:space="preserve">Scritto il 27/10 per la 0.25.0 (ramo</w:t>
-            </w:r>
-            <w:r>
-              <w:rPr>
-                <w:sz w:val="19"/>
-              </w:rPr>
-              <w:t xml:space="preserve"> </w:t>
-            </w:r>
-            <w:r>
-              <w:rPr>
-                <w:rStyle w:val="VerbatimChar"/>
-                <w:sz w:val="19"/>
-              </w:rPr>
-              <w:t xml:space="preserve">giorno/portale-settimana</w:t>
-            </w:r>
-            <w:r>
-              <w:rPr>
-                <w:sz w:val="19"/>
-              </w:rPr>
-              <w:t xml:space="preserve">). Nel menu il riquadro</w:t>
-            </w:r>
-            <w:r>
-              <w:rPr>
-                <w:sz w:val="19"/>
-              </w:rPr>
-              <w:t xml:space="preserve"> </w:t>
-            </w:r>
-            <w:r>
-              <w:rPr>
-                <w:bCs/>
-                <w:b/>
-                <w:sz w:val="19"/>
-              </w:rPr>
-              <w:t xml:space="preserve">🏆 Gran Premio delle 21 · Roma</w:t>
-            </w:r>
-            <w:r>
-              <w:rPr>
-                <w:sz w:val="19"/>
-              </w:rPr>
-              <w:t xml:space="preserve"> </w:t>
-            </w:r>
-            <w:r>
-              <w:rPr>
-                <w:sz w:val="19"/>
-              </w:rPr>
-              <w:t xml:space="preserve">con il conto alla rovescia (</w:t>
-            </w:r>
-            <w:r>
-              <w:rPr>
-                <w:sz w:val="19"/>
-              </w:rPr>
-              <w:t xml:space="preserve">“</w:t>
-            </w:r>
-            <w:r>
-              <w:rPr>
-                <w:sz w:val="19"/>
-              </w:rPr>
-              <w:t xml:space="preserve">tra 1 h 08 min</w:t>
-            </w:r>
-            <w:r>
-              <w:rPr>
-                <w:sz w:val="19"/>
-              </w:rPr>
-              <w:t xml:space="preserve">”</w:t>
-            </w:r>
-            <w:r>
-              <w:rPr>
-                <w:sz w:val="19"/>
-              </w:rPr>
-              <w:t xml:space="preserve">); da 10 minuti prima si può entrare (</w:t>
-            </w:r>
-            <w:r>
-              <w:rPr>
-                <w:bCs/>
-                <w:b/>
-                <w:sz w:val="19"/>
-              </w:rPr>
-              <w:t xml:space="preserve">Entra nel Gran Premio</w:t>
-            </w:r>
-            <w:r>
-              <w:rPr>
-                <w:sz w:val="19"/>
-              </w:rPr>
-              <w:t xml:space="preserve">): si aspetta nella sala con gli altri (</w:t>
-            </w:r>
-            <w:r>
-              <w:rPr>
-                <w:sz w:val="19"/>
-              </w:rPr>
-              <w:t xml:space="preserve">“</w:t>
-            </w:r>
-            <w:r>
-              <w:rPr>
-                <w:sz w:val="19"/>
-              </w:rPr>
-              <w:t xml:space="preserve">Il Gran Premio parte alle 21:00 · tra 3:12 · 5 in sala</w:t>
-            </w:r>
-            <w:r>
-              <w:rPr>
-                <w:sz w:val="19"/>
-              </w:rPr>
-              <w:t xml:space="preserve">”</w:t>
-            </w:r>
-            <w:r>
-              <w:rPr>
-                <w:sz w:val="19"/>
-              </w:rPr>
-              <w:t xml:space="preserve">) e alle 21:00 in punto parte per tutte le sale insieme, con la</w:t>
-            </w:r>
-            <w:r>
-              <w:rPr>
-                <w:sz w:val="19"/>
-              </w:rPr>
-              <w:t xml:space="preserve"> </w:t>
-            </w:r>
-            <w:r>
-              <w:rPr>
-                <w:bCs/>
-                <w:b/>
-                <w:sz w:val="19"/>
-              </w:rPr>
-              <w:t xml:space="preserve">stessa pista</w:t>
-            </w:r>
-            <w:r>
-              <w:rPr>
-                <w:sz w:val="19"/>
-              </w:rPr>
-              <w:t xml:space="preserve"> </w:t>
-            </w:r>
-            <w:r>
-              <w:rPr>
-                <w:sz w:val="19"/>
-              </w:rPr>
-              <w:t xml:space="preserve">(stesso seme) per tutti quella sera, 5 minuti, nella città della settimana (R-245: la gara vale anche per la maglia). Sale da 8: la prima si riempie, poi la seconda, fino a 8 sale. Chi entra tra le 21:00 e le 21:06 corre lo stesso, dal via, svantaggiato come oggi (R-119); da soli alle 21 si parte con 3 avversari del software (R-235). A fine gara la</w:t>
-            </w:r>
-            <w:r>
-              <w:rPr>
-                <w:sz w:val="19"/>
-              </w:rPr>
-              <w:t xml:space="preserve"> </w:t>
-            </w:r>
-            <w:r>
-              <w:rPr>
-                <w:bCs/>
-                <w:b/>
-                <w:sz w:val="19"/>
-              </w:rPr>
-              <w:t xml:space="preserve">classifica del Gran Premio di stasera</w:t>
-            </w:r>
-            <w:r>
-              <w:rPr>
-                <w:sz w:val="19"/>
-              </w:rPr>
-              <w:t xml:space="preserve"> </w:t>
-            </w:r>
-            <w:r>
-              <w:rPr>
-                <w:sz w:val="19"/>
-              </w:rPr>
-              <w:t xml:space="preserve">(tutte le sale insieme, il migliore di ognuno, tempo misurato dal server) e</w:t>
-            </w:r>
-            <w:r>
-              <w:rPr>
-                <w:sz w:val="19"/>
-              </w:rPr>
-              <w:t xml:space="preserve"> </w:t>
-            </w:r>
-            <w:r>
-              <w:rPr>
-                <w:sz w:val="19"/>
-              </w:rPr>
-              <w:t xml:space="preserve">“</w:t>
-            </w:r>
-            <w:r>
-              <w:rPr>
-                <w:sz w:val="19"/>
-              </w:rPr>
-              <w:t xml:space="preserve">Gran Premio: sei 4° su 11</w:t>
-            </w:r>
-            <w:r>
-              <w:rPr>
-                <w:sz w:val="19"/>
-              </w:rPr>
-              <w:t xml:space="preserve">”</w:t>
-            </w:r>
-            <w:r>
-              <w:rPr>
-                <w:sz w:val="19"/>
-              </w:rPr>
-              <w:t xml:space="preserve">; resta nel menu fino a mezzanotte. Dopo il Gran Premio le sale si comportano come la sala online (rivincite ogni 30 s). Banane, bombe e vocali come nella sala online.</w:t>
-            </w:r>
-            <w:r>
-              <w:rPr>
-                <w:sz w:val="19"/>
-              </w:rPr>
-              <w:t xml:space="preserve"> </w:t>
-            </w:r>
-            <w:r>
-              <w:rPr>
-                <w:bCs/>
-                <w:b/>
-                <w:sz w:val="19"/>
-              </w:rPr>
-              <w:t xml:space="preserve">Misure</w:t>
-            </w:r>
-            <w:r>
-              <w:rPr>
-                <w:sz w:val="19"/>
-              </w:rPr>
-              <w:t xml:space="preserve">:</w:t>
-            </w:r>
-            <w:r>
-              <w:rPr>
-                <w:sz w:val="19"/>
-              </w:rPr>
-              <w:t xml:space="preserve"> </w:t>
-            </w:r>
-            <w:r>
-              <w:rPr>
-                <w:rStyle w:val="VerbatimChar"/>
-                <w:sz w:val="19"/>
-              </w:rPr>
-              <w:t xml:space="preserve">gp_persone</w:t>
-            </w:r>
-            <w:r>
-              <w:rPr>
-                <w:sz w:val="19"/>
-              </w:rPr>
-              <w:t xml:space="preserve"> </w:t>
-            </w:r>
-            <w:r>
-              <w:rPr>
-                <w:sz w:val="19"/>
-              </w:rPr>
-              <w:t xml:space="preserve">(persone al via) e</w:t>
-            </w:r>
-            <w:r>
-              <w:rPr>
-                <w:sz w:val="19"/>
-              </w:rPr>
-              <w:t xml:space="preserve"> </w:t>
-            </w:r>
-            <w:r>
-              <w:rPr>
-                <w:rStyle w:val="VerbatimChar"/>
-                <w:sz w:val="19"/>
-              </w:rPr>
-              <w:t xml:space="preserve">gp_sale</w:t>
-            </w:r>
-            <w:r>
-              <w:rPr>
-                <w:sz w:val="19"/>
-              </w:rPr>
-              <w:t xml:space="preserve"> </w:t>
-            </w:r>
-            <w:r>
-              <w:rPr>
-                <w:sz w:val="19"/>
-              </w:rPr>
-              <w:t xml:space="preserve">su /api/stats; classifica su /api/gp. Niente notifiche sul telefono (il browser non le manda senza permesso): l’orario è fisso proprio per non averne bisogno. Scelte S-49 Nella 0.25.3, pronta da pubblicare (prove verdi il 27/10 sera); resta In corso finché non è online e il turno di notte non aggiunge le sue prove (S-50).</w:t>
-            </w:r>
-          </w:p>
-        </w:tc>
-      </w:tr>
-    </w:tbl>
-    <w:bookmarkEnd w:id="32"/>
-    <w:bookmarkStart w:id="33" w:name="X3cf251cf2a7fc009966e540b1607b078fce84ba"/>
-    <w:p>
-      <w:pPr>
-        <w:pStyle w:val="Heading1"/>
-      </w:pPr>
-      <w:r>
-        <w:t xml:space="preserve">Versioni scritte, in attesa delle prove della notte</w:t>
-      </w:r>
-    </w:p>
-    <w:p>
-      <w:pPr>
-        <w:pStyle w:val="FirstParagraph"/>
-      </w:pPr>
-      <w:r>
-        <w:t xml:space="preserve">Più nuove della versione online (0.20.2): sono sui rami</w:t>
-      </w:r>
-      <w:r>
-        <w:t xml:space="preserve"> </w:t>
-      </w:r>
-      <w:r>
-        <w:rPr>
-          <w:rStyle w:val="VerbatimChar"/>
-        </w:rPr>
-        <w:t xml:space="preserve">giorno/…</w:t>
-      </w:r>
-      <w:r>
-        <w:t xml:space="preserve">; il turno di notte le prova e le pubblica, poi passano nell’altro documento.</w:t>
-      </w:r>
-    </w:p>
-    <w:tbl>
-      <w:tblPr>
-        <w:tblStyle w:val="Table"/>
-        <w:tblLook w:firstRow="1" w:lastRow="0" w:firstColumn="0" w:lastColumn="0" w:noHBand="0" w:noVBand="0" w:val="0020"/>
-        <w:jc w:val="start"/>
-        <w:tblBorders>
-          <w:top w:val="single" w:sz="4" w:color="B8C4D2"/>
-          <w:left w:val="single" w:sz="4" w:color="B8C4D2"/>
-          <w:bottom w:val="single" w:sz="4" w:color="B8C4D2"/>
-          <w:right w:val="single" w:sz="4" w:color="B8C4D2"/>
-          <w:insideH w:val="single" w:sz="4" w:color="B8C4D2"/>
-          <w:insideV w:val="single" w:sz="4" w:color="B8C4D2"/>
-        </w:tblBorders>
-        <w:tblW w:w="9865" w:type="dxa"/>
-        <w:tblLayout w:type="fixed"/>
-      </w:tblPr>
-      <w:tblGrid>
-        <w:gridCol w:w="1247"/>
-        <w:gridCol w:w="1360"/>
-        <w:gridCol w:w="7257"/>
-      </w:tblGrid>
-      <w:tr>
-        <w:trPr>
-          <w:tblHeader w:val="true"/>
-        </w:trPr>
-        <w:tc>
-          <w:tcPr>
-            <w:tcW w:type="dxa" w:w="1247"/>
-            <w:shd w:val="clear" w:color="auto" w:fill="13233A"/>
-          </w:tcPr>
-          <w:p>
-            <w:pPr>
-              <w:pStyle w:val="Compact"/>
-              <w:spacing w:after="40"/>
-              <w:jc w:val="left"/>
-            </w:pPr>
-            <w:r>
-              <w:rPr>
-                <w:b/>
-                <w:color w:val="FFFFFF"/>
-                <w:sz w:val="19"/>
-              </w:rPr>
-              <w:t xml:space="preserve">Versione</w:t>
-            </w:r>
-          </w:p>
-        </w:tc>
-        <w:tc>
-          <w:tcPr>
-            <w:tcW w:type="dxa" w:w="1361"/>
-            <w:shd w:val="clear" w:color="auto" w:fill="13233A"/>
-          </w:tcPr>
-          <w:p>
-            <w:pPr>
-              <w:pStyle w:val="Compact"/>
-              <w:spacing w:after="40"/>
-              <w:jc w:val="left"/>
-            </w:pPr>
-            <w:r>
-              <w:rPr>
-                <w:b/>
-                <w:color w:val="FFFFFF"/>
-                <w:sz w:val="19"/>
-              </w:rPr>
-              <w:t xml:space="preserve">Data</w:t>
-            </w:r>
-          </w:p>
-        </w:tc>
-        <w:tc>
-          <w:tcPr>
-            <w:tcW w:type="dxa" w:w="7257"/>
-            <w:shd w:val="clear" w:color="auto" w:fill="13233A"/>
-          </w:tcPr>
-          <w:p>
-            <w:pPr>
-              <w:pStyle w:val="Compact"/>
-              <w:spacing w:after="40"/>
-              <w:jc w:val="left"/>
-            </w:pPr>
-            <w:r>
-              <w:rPr>
-                <w:b/>
-                <w:color w:val="FFFFFF"/>
-                <w:sz w:val="19"/>
-              </w:rPr>
-              <w:t xml:space="preserve">Cosa è cambiato</w:t>
-            </w:r>
-          </w:p>
-        </w:tc>
-      </w:tr>
-      <w:tr>
-        <w:tc>
-          <w:tcPr>
-            <w:tcW w:type="dxa" w:w="1247"/>
-          </w:tcPr>
-          <w:p>
-            <w:pPr>
-              <w:pStyle w:val="Compact"/>
-              <w:spacing w:after="40"/>
-              <w:jc w:val="left"/>
-            </w:pPr>
-            <w:r>
-              <w:rPr>
-                <w:sz w:val="19"/>
-              </w:rPr>
-              <w:t xml:space="preserve">0.21.0</w:t>
-            </w:r>
-          </w:p>
-        </w:tc>
-        <w:tc>
-          <w:tcPr>
-            <w:tcW w:type="dxa" w:w="1361"/>
-          </w:tcPr>
-          <w:p>
-            <w:pPr>
-              <w:pStyle w:val="Compact"/>
-              <w:spacing w:after="40"/>
-              <w:jc w:val="left"/>
-            </w:pPr>
-            <w:r>
-              <w:rPr>
-                <w:sz w:val="19"/>
-              </w:rPr>
-              <w:t xml:space="preserve">27/10/2026</w:t>
-            </w:r>
-          </w:p>
-        </w:tc>
-        <w:tc>
-          <w:tcPr>
-            <w:tcW w:type="dxa" w:w="7257"/>
-          </w:tcPr>
-          <w:p>
-            <w:pPr>
-              <w:pStyle w:val="Compact"/>
-              <w:spacing w:after="40"/>
-              <w:jc w:val="left"/>
-            </w:pPr>
-            <w:r>
-              <w:rPr>
-                <w:sz w:val="19"/>
-              </w:rPr>
-              <w:t xml:space="preserve">(Scritta di giorno sul ramo</w:t>
-            </w:r>
-            <w:r>
-              <w:rPr>
-                <w:sz w:val="19"/>
-              </w:rPr>
-              <w:t xml:space="preserve"> </w:t>
-            </w:r>
-            <w:r>
-              <w:rPr>
-                <w:rStyle w:val="VerbatimChar"/>
-                <w:sz w:val="19"/>
-              </w:rPr>
-              <w:t xml:space="preserve">giorno/batti-missioni</w:t>
-            </w:r>
-            <w:r>
-              <w:rPr>
-                <w:sz w:val="19"/>
-              </w:rPr>
-              <w:t xml:space="preserve">; online dopo le prove del turno di notte.)</w:t>
-            </w:r>
-            <w:r>
-              <w:rPr>
-                <w:sz w:val="19"/>
-              </w:rPr>
-              <w:t xml:space="preserve"> </w:t>
-            </w:r>
-            <w:r>
-              <w:rPr>
-                <w:sz w:val="19"/>
-              </w:rPr>
-              <w:t xml:space="preserve">“</w:t>
-            </w:r>
-            <w:r>
-              <w:rPr>
-                <w:sz w:val="19"/>
-              </w:rPr>
-              <w:t xml:space="preserve">Batti il mio tempo</w:t>
-            </w:r>
-            <w:r>
-              <w:rPr>
-                <w:sz w:val="19"/>
-              </w:rPr>
-              <w:t xml:space="preserve">”</w:t>
-            </w:r>
-            <w:r>
-              <w:rPr>
-                <w:sz w:val="19"/>
-              </w:rPr>
-              <w:t xml:space="preserve"> </w:t>
-            </w:r>
-            <w:r>
-              <w:rPr>
-                <w:sz w:val="19"/>
-              </w:rPr>
-              <w:t xml:space="preserve">(R-236, S-44): link della pista del giorno con il tempo da battere, riquadro</w:t>
-            </w:r>
-            <w:r>
-              <w:rPr>
-                <w:sz w:val="19"/>
-              </w:rPr>
-              <w:t xml:space="preserve"> </w:t>
-            </w:r>
-            <w:r>
-              <w:rPr>
-                <w:sz w:val="19"/>
-              </w:rPr>
-              <w:t xml:space="preserve">“</w:t>
-            </w:r>
-            <w:r>
-              <w:rPr>
-                <w:sz w:val="19"/>
-              </w:rPr>
-              <w:t xml:space="preserve">ti sfida</w:t>
-            </w:r>
-            <w:r>
-              <w:rPr>
-                <w:sz w:val="19"/>
-              </w:rPr>
-              <w:t xml:space="preserve">”</w:t>
-            </w:r>
-            <w:r>
-              <w:rPr>
-                <w:sz w:val="19"/>
-              </w:rPr>
-              <w:t xml:space="preserve"> </w:t>
-            </w:r>
-            <w:r>
-              <w:rPr>
-                <w:sz w:val="19"/>
-              </w:rPr>
-              <w:t xml:space="preserve">nel menu, distacco stimato in gara, esito a fine gara, piste dei giorni passati rifatte dal link senza classifica, immagine del risultato 1080×1080 da condividere o salvare (D-05), misura</w:t>
-            </w:r>
-            <w:r>
-              <w:rPr>
-                <w:sz w:val="19"/>
-              </w:rPr>
-              <w:t xml:space="preserve"> </w:t>
-            </w:r>
-            <w:r>
-              <w:rPr>
-                <w:rStyle w:val="VerbatimChar"/>
-                <w:sz w:val="19"/>
-              </w:rPr>
-              <w:t xml:space="preserve">batti_gare</w:t>
-            </w:r>
-            <w:r>
-              <w:rPr>
-                <w:sz w:val="19"/>
-              </w:rPr>
-              <w:t xml:space="preserve">. Missioni (R-243, S-45): 3 obiettivi alla volta nel menu, stelle, avanzamento nel profilo. Moduli nuovi</w:t>
-            </w:r>
-            <w:r>
-              <w:rPr>
-                <w:sz w:val="19"/>
-              </w:rPr>
-              <w:t xml:space="preserve"> </w:t>
-            </w:r>
-            <w:r>
-              <w:rPr>
-                <w:rStyle w:val="VerbatimChar"/>
-                <w:sz w:val="19"/>
-              </w:rPr>
-              <w:t xml:space="preserve">moduli/sfida.js</w:t>
-            </w:r>
-            <w:r>
-              <w:rPr>
-                <w:sz w:val="19"/>
-              </w:rPr>
-              <w:t xml:space="preserve"> </w:t>
-            </w:r>
-            <w:r>
-              <w:rPr>
-                <w:sz w:val="19"/>
-              </w:rPr>
-              <w:t xml:space="preserve">e</w:t>
-            </w:r>
-            <w:r>
-              <w:rPr>
-                <w:sz w:val="19"/>
-              </w:rPr>
-              <w:t xml:space="preserve"> </w:t>
-            </w:r>
-            <w:r>
-              <w:rPr>
-                <w:rStyle w:val="VerbatimChar"/>
-                <w:sz w:val="19"/>
-              </w:rPr>
-              <w:t xml:space="preserve">moduli/missioni.js</w:t>
-            </w:r>
-          </w:p>
-        </w:tc>
-      </w:tr>
-      <w:tr>
-        <w:tc>
-          <w:tcPr>
-            <w:tcW w:type="dxa" w:w="1247"/>
-          </w:tcPr>
-          <w:p>
-            <w:pPr>
-              <w:pStyle w:val="Compact"/>
-              <w:spacing w:after="40"/>
-              <w:jc w:val="left"/>
-            </w:pPr>
-            <w:r>
-              <w:rPr>
-                <w:sz w:val="19"/>
-              </w:rPr>
-              <w:t xml:space="preserve">0.22.0</w:t>
-            </w:r>
-          </w:p>
-        </w:tc>
-        <w:tc>
-          <w:tcPr>
-            <w:tcW w:type="dxa" w:w="1361"/>
-          </w:tcPr>
-          <w:p>
-            <w:pPr>
-              <w:pStyle w:val="Compact"/>
-              <w:spacing w:after="40"/>
-              <w:jc w:val="left"/>
-            </w:pPr>
-            <w:r>
-              <w:rPr>
-                <w:sz w:val="19"/>
-              </w:rPr>
-              <w:t xml:space="preserve">27/10/2026</w:t>
-            </w:r>
-          </w:p>
-        </w:tc>
-        <w:tc>
-          <w:tcPr>
-            <w:tcW w:type="dxa" w:w="7257"/>
-          </w:tcPr>
-          <w:p>
-            <w:pPr>
-              <w:pStyle w:val="Compact"/>
-              <w:spacing w:after="40"/>
-              <w:jc w:val="left"/>
-            </w:pPr>
-            <w:r>
-              <w:rPr>
-                <w:sz w:val="19"/>
-              </w:rPr>
-              <w:t xml:space="preserve">(Scritta di giorno sul ramo</w:t>
-            </w:r>
-            <w:r>
-              <w:rPr>
-                <w:sz w:val="19"/>
-              </w:rPr>
-              <w:t xml:space="preserve"> </w:t>
-            </w:r>
-            <w:r>
-              <w:rPr>
-                <w:rStyle w:val="VerbatimChar"/>
-                <w:sz w:val="19"/>
-              </w:rPr>
-              <w:t xml:space="preserve">giorno/portale-settimana</w:t>
-            </w:r>
-            <w:r>
-              <w:rPr>
-                <w:sz w:val="19"/>
-              </w:rPr>
-              <w:t xml:space="preserve">; online dopo le prove del turno di notte.) Pronti per i portali di giochi (R-244, S-46, da F-15): modalità portale con</w:t>
-            </w:r>
-            <w:r>
-              <w:rPr>
-                <w:sz w:val="19"/>
-              </w:rPr>
-              <w:t xml:space="preserve"> </w:t>
-            </w:r>
-            <w:r>
-              <w:rPr>
-                <w:rStyle w:val="VerbatimChar"/>
-                <w:sz w:val="19"/>
-              </w:rPr>
-              <w:t xml:space="preserve">?portale=crazygames</w:t>
-            </w:r>
-            <w:r>
-              <w:rPr>
-                <w:sz w:val="19"/>
-              </w:rPr>
-              <w:t xml:space="preserve"> </w:t>
-            </w:r>
-            <w:r>
-              <w:rPr>
-                <w:sz w:val="19"/>
-              </w:rPr>
-              <w:t xml:space="preserve">(niente donazioni, niente link esterni, codice al posto del link nella stanza, testi senza link), casella</w:t>
-            </w:r>
-            <w:r>
-              <w:rPr>
-                <w:sz w:val="19"/>
-              </w:rPr>
-              <w:t xml:space="preserve"> </w:t>
-            </w:r>
-            <w:r>
-              <w:rPr>
-                <w:sz w:val="19"/>
-              </w:rPr>
-              <w:t xml:space="preserve">“</w:t>
-            </w:r>
-            <w:r>
-              <w:rPr>
-                <w:sz w:val="19"/>
-              </w:rPr>
-              <w:t xml:space="preserve">Messaggi vocali</w:t>
-            </w:r>
-            <w:r>
-              <w:rPr>
-                <w:sz w:val="19"/>
-              </w:rPr>
-              <w:t xml:space="preserve">”</w:t>
-            </w:r>
-            <w:r>
-              <w:rPr>
-                <w:sz w:val="19"/>
-              </w:rPr>
-              <w:t xml:space="preserve"> </w:t>
-            </w:r>
-            <w:r>
-              <w:rPr>
-                <w:sz w:val="19"/>
-              </w:rPr>
-              <w:t xml:space="preserve">nel menu per spegnere i vocali (spenti sul portale), audio che riparte al tocco su iPhone, niente lente sul testo toccando la pista. Nuovo modulo</w:t>
-            </w:r>
-            <w:r>
-              <w:rPr>
-                <w:sz w:val="19"/>
-              </w:rPr>
-              <w:t xml:space="preserve"> </w:t>
-            </w:r>
-            <w:r>
-              <w:rPr>
-                <w:rStyle w:val="VerbatimChar"/>
-                <w:sz w:val="19"/>
-              </w:rPr>
-              <w:t xml:space="preserve">moduli/portale.js</w:t>
-            </w:r>
-          </w:p>
-        </w:tc>
-      </w:tr>
-      <w:tr>
-        <w:tc>
-          <w:tcPr>
-            <w:tcW w:type="dxa" w:w="1247"/>
-          </w:tcPr>
-          <w:p>
-            <w:pPr>
-              <w:pStyle w:val="Compact"/>
-              <w:spacing w:after="40"/>
-              <w:jc w:val="left"/>
-            </w:pPr>
-            <w:r>
-              <w:rPr>
-                <w:sz w:val="19"/>
-              </w:rPr>
-              <w:t xml:space="preserve">0.23.0</w:t>
-            </w:r>
-          </w:p>
-        </w:tc>
-        <w:tc>
-          <w:tcPr>
-            <w:tcW w:type="dxa" w:w="1361"/>
-          </w:tcPr>
-          <w:p>
-            <w:pPr>
-              <w:pStyle w:val="Compact"/>
-              <w:spacing w:after="40"/>
-              <w:jc w:val="left"/>
-            </w:pPr>
-            <w:r>
-              <w:rPr>
-                <w:sz w:val="19"/>
-              </w:rPr>
-              <w:t xml:space="preserve">27/10/2026</w:t>
-            </w:r>
-          </w:p>
-        </w:tc>
-        <w:tc>
-          <w:tcPr>
-            <w:tcW w:type="dxa" w:w="7257"/>
-          </w:tcPr>
-          <w:p>
-            <w:pPr>
-              <w:pStyle w:val="Compact"/>
-              <w:spacing w:after="40"/>
-              <w:jc w:val="left"/>
-            </w:pPr>
-            <w:r>
-              <w:rPr>
-                <w:sz w:val="19"/>
-              </w:rPr>
-              <w:t xml:space="preserve">(Stesso ramo.) Città della settimana con la maglia esclusiva (R-245, S-47): riquadro nel menu con la città, la scadenza e</w:t>
-            </w:r>
-            <w:r>
-              <w:rPr>
-                <w:sz w:val="19"/>
-              </w:rPr>
-              <w:t xml:space="preserve"> </w:t>
-            </w:r>
-            <w:r>
-              <w:rPr>
-                <w:sz w:val="19"/>
-              </w:rPr>
-              <w:t xml:space="preserve">“</w:t>
-            </w:r>
-            <w:r>
-              <w:rPr>
-                <w:sz w:val="19"/>
-              </w:rPr>
-              <w:t xml:space="preserve">Corri a …</w:t>
-            </w:r>
-            <w:r>
-              <w:rPr>
-                <w:sz w:val="19"/>
-              </w:rPr>
-              <w:t xml:space="preserve">”</w:t>
-            </w:r>
-            <w:r>
-              <w:rPr>
-                <w:sz w:val="19"/>
-              </w:rPr>
-              <w:t xml:space="preserve">; il server assegna la maglia a chi finisce una gara in quella città e la ricorda; gruppo</w:t>
-            </w:r>
-            <w:r>
-              <w:rPr>
-                <w:sz w:val="19"/>
-              </w:rPr>
-              <w:t xml:space="preserve"> </w:t>
-            </w:r>
-            <w:r>
-              <w:rPr>
-                <w:sz w:val="19"/>
-              </w:rPr>
-              <w:t xml:space="preserve">“</w:t>
-            </w:r>
-            <w:r>
-              <w:rPr>
-                <w:sz w:val="19"/>
-              </w:rPr>
-              <w:t xml:space="preserve">Maglie della settimana</w:t>
-            </w:r>
-            <w:r>
-              <w:rPr>
-                <w:sz w:val="19"/>
-              </w:rPr>
-              <w:t xml:space="preserve">”</w:t>
-            </w:r>
-            <w:r>
-              <w:rPr>
-                <w:sz w:val="19"/>
-              </w:rPr>
-              <w:t xml:space="preserve"> </w:t>
-            </w:r>
-            <w:r>
-              <w:rPr>
-                <w:sz w:val="19"/>
-              </w:rPr>
-              <w:t xml:space="preserve">nel personaggio; misure</w:t>
-            </w:r>
-            <w:r>
-              <w:rPr>
-                <w:sz w:val="19"/>
-              </w:rPr>
-              <w:t xml:space="preserve"> </w:t>
-            </w:r>
-            <w:r>
-              <w:rPr>
-                <w:rStyle w:val="VerbatimChar"/>
-                <w:sz w:val="19"/>
-              </w:rPr>
-              <w:t xml:space="preserve">settimana_gare</w:t>
-            </w:r>
-            <w:r>
-              <w:rPr>
-                <w:sz w:val="19"/>
-              </w:rPr>
-              <w:t xml:space="preserve"> </w:t>
-            </w:r>
-            <w:r>
-              <w:rPr>
-                <w:sz w:val="19"/>
-              </w:rPr>
-              <w:t xml:space="preserve">e</w:t>
-            </w:r>
-            <w:r>
-              <w:rPr>
-                <w:sz w:val="19"/>
-              </w:rPr>
-              <w:t xml:space="preserve"> </w:t>
-            </w:r>
-            <w:r>
-              <w:rPr>
-                <w:rStyle w:val="VerbatimChar"/>
-                <w:sz w:val="19"/>
-              </w:rPr>
-              <w:t xml:space="preserve">settimana_premi</w:t>
-            </w:r>
-            <w:r>
-              <w:rPr>
-                <w:sz w:val="19"/>
-              </w:rPr>
-              <w:t xml:space="preserve">. Nuovi</w:t>
-            </w:r>
-            <w:r>
-              <w:rPr>
-                <w:sz w:val="19"/>
-              </w:rPr>
-              <w:t xml:space="preserve"> </w:t>
-            </w:r>
-            <w:r>
-              <w:rPr>
-                <w:rStyle w:val="VerbatimChar"/>
-                <w:sz w:val="19"/>
-              </w:rPr>
-              <w:t xml:space="preserve">shared/calendario.js</w:t>
-            </w:r>
-            <w:r>
-              <w:rPr>
-                <w:sz w:val="19"/>
-              </w:rPr>
-              <w:t xml:space="preserve"> </w:t>
-            </w:r>
-            <w:r>
-              <w:rPr>
-                <w:sz w:val="19"/>
-              </w:rPr>
-              <w:t xml:space="preserve">(settimana → città, usato da gioco e server),</w:t>
-            </w:r>
-            <w:r>
-              <w:rPr>
-                <w:sz w:val="19"/>
-              </w:rPr>
-              <w:t xml:space="preserve"> </w:t>
-            </w:r>
-            <w:r>
-              <w:rPr>
-                <w:rStyle w:val="VerbatimChar"/>
-                <w:sz w:val="19"/>
-              </w:rPr>
-              <w:t xml:space="preserve">moduli/settimana.js</w:t>
-            </w:r>
-            <w:r>
-              <w:rPr>
-                <w:sz w:val="19"/>
-              </w:rPr>
-              <w:t xml:space="preserve">,</w:t>
-            </w:r>
-            <w:r>
-              <w:rPr>
-                <w:sz w:val="19"/>
-              </w:rPr>
-              <w:t xml:space="preserve"> </w:t>
-            </w:r>
-            <w:r>
-              <w:rPr>
-                <w:rStyle w:val="VerbatimChar"/>
-                <w:sz w:val="19"/>
-              </w:rPr>
-              <w:t xml:space="preserve">src/settimana.mjs</w:t>
-            </w:r>
-            <w:r>
-              <w:rPr>
-                <w:sz w:val="19"/>
-              </w:rPr>
-              <w:t xml:space="preserve">; tabella</w:t>
-            </w:r>
-            <w:r>
-              <w:rPr>
-                <w:sz w:val="19"/>
-              </w:rPr>
-              <w:t xml:space="preserve"> </w:t>
-            </w:r>
-            <w:r>
-              <w:rPr>
-                <w:rStyle w:val="VerbatimChar"/>
-                <w:sz w:val="19"/>
-              </w:rPr>
-              <w:t xml:space="preserve">premi</w:t>
-            </w:r>
-            <w:r>
-              <w:rPr>
-                <w:sz w:val="19"/>
-              </w:rPr>
-              <w:t xml:space="preserve"> </w:t>
-            </w:r>
-            <w:r>
-              <w:rPr>
-                <w:sz w:val="19"/>
-              </w:rPr>
-              <w:t xml:space="preserve">nella classifica</w:t>
-            </w:r>
-          </w:p>
-        </w:tc>
-      </w:tr>
-      <w:tr>
-        <w:tc>
-          <w:tcPr>
-            <w:tcW w:type="dxa" w:w="1247"/>
-          </w:tcPr>
-          <w:p>
-            <w:pPr>
-              <w:pStyle w:val="Compact"/>
-              <w:spacing w:after="40"/>
-              <w:jc w:val="left"/>
-            </w:pPr>
-            <w:r>
-              <w:rPr>
-                <w:sz w:val="19"/>
-              </w:rPr>
-              <w:t xml:space="preserve">0.24.0</w:t>
-            </w:r>
-          </w:p>
-        </w:tc>
-        <w:tc>
-          <w:tcPr>
-            <w:tcW w:type="dxa" w:w="1361"/>
-          </w:tcPr>
-          <w:p>
-            <w:pPr>
-              <w:pStyle w:val="Compact"/>
-              <w:spacing w:after="40"/>
-              <w:jc w:val="left"/>
-            </w:pPr>
-            <w:r>
-              <w:rPr>
-                <w:sz w:val="19"/>
-              </w:rPr>
-              <w:t xml:space="preserve">27/10/2026</w:t>
-            </w:r>
-          </w:p>
-        </w:tc>
-        <w:tc>
-          <w:tcPr>
-            <w:tcW w:type="dxa" w:w="7257"/>
-          </w:tcPr>
-          <w:p>
-            <w:pPr>
-              <w:pStyle w:val="Compact"/>
-              <w:spacing w:after="40"/>
-              <w:jc w:val="left"/>
-            </w:pPr>
-            <w:r>
-              <w:rPr>
-                <w:sz w:val="19"/>
-              </w:rPr>
-              <w:t xml:space="preserve">(Stesso ramo.) Da dove arrivano i giocatori (R-246, S-48, completa R-232): la visita porta la fonte (sfida, batti, portale, home, diretto); su /api/stats</w:t>
-            </w:r>
-            <w:r>
-              <w:rPr>
-                <w:sz w:val="19"/>
-              </w:rPr>
-              <w:t xml:space="preserve"> </w:t>
-            </w:r>
-            <w:r>
-              <w:rPr>
-                <w:rStyle w:val="VerbatimChar"/>
-                <w:sz w:val="19"/>
-              </w:rPr>
-              <w:t xml:space="preserve">visit_&lt;fonte&gt;</w:t>
-            </w:r>
-            <w:r>
-              <w:rPr>
-                <w:sz w:val="19"/>
-              </w:rPr>
-              <w:t xml:space="preserve">, su /api/ritorni i ritorni per fonte</w:t>
-            </w:r>
-          </w:p>
-        </w:tc>
-      </w:tr>
-      <w:tr>
-        <w:tc>
-          <w:tcPr>
-            <w:tcW w:type="dxa" w:w="1247"/>
-          </w:tcPr>
-          <w:p>
-            <w:pPr>
-              <w:pStyle w:val="Compact"/>
-              <w:spacing w:after="40"/>
-              <w:jc w:val="left"/>
-            </w:pPr>
-            <w:r>
-              <w:rPr>
-                <w:sz w:val="19"/>
-              </w:rPr>
-              <w:t xml:space="preserve">0.25.0</w:t>
-            </w:r>
-          </w:p>
-        </w:tc>
-        <w:tc>
-          <w:tcPr>
-            <w:tcW w:type="dxa" w:w="1361"/>
-          </w:tcPr>
-          <w:p>
-            <w:pPr>
-              <w:pStyle w:val="Compact"/>
-              <w:spacing w:after="40"/>
-              <w:jc w:val="left"/>
-            </w:pPr>
-            <w:r>
-              <w:rPr>
-                <w:sz w:val="19"/>
-              </w:rPr>
-              <w:t xml:space="preserve">27/10/2026</w:t>
-            </w:r>
-          </w:p>
-        </w:tc>
-        <w:tc>
-          <w:tcPr>
-            <w:tcW w:type="dxa" w:w="7257"/>
-          </w:tcPr>
-          <w:p>
-            <w:pPr>
-              <w:pStyle w:val="Compact"/>
-              <w:spacing w:after="40"/>
-              <w:jc w:val="left"/>
-            </w:pPr>
-            <w:r>
-              <w:rPr>
-                <w:sz w:val="19"/>
-              </w:rPr>
-              <w:t xml:space="preserve">(Stesso ramo.) Gran Premio delle 21 (R-247, S-49): gara ad appuntamento fisso nella città della settimana, sale</w:t>
-            </w:r>
-            <w:r>
-              <w:rPr>
-                <w:sz w:val="19"/>
-              </w:rPr>
-              <w:t xml:space="preserve"> </w:t>
-            </w:r>
-            <w:r>
-              <w:rPr>
-                <w:rStyle w:val="VerbatimChar"/>
-                <w:sz w:val="19"/>
-              </w:rPr>
-              <w:t xml:space="preserve">GP01</w:t>
-            </w:r>
-            <w:r>
-              <w:rPr>
-                <w:sz w:val="19"/>
-              </w:rPr>
-              <w:t xml:space="preserve">…</w:t>
-            </w:r>
-            <w:r>
-              <w:rPr>
-                <w:rStyle w:val="VerbatimChar"/>
-                <w:sz w:val="19"/>
-              </w:rPr>
-              <w:t xml:space="preserve">GP08</w:t>
-            </w:r>
-            <w:r>
-              <w:rPr>
-                <w:sz w:val="19"/>
-              </w:rPr>
-              <w:t xml:space="preserve"> </w:t>
-            </w:r>
-            <w:r>
-              <w:rPr>
-                <w:sz w:val="19"/>
-              </w:rPr>
-              <w:t xml:space="preserve">che partono insieme all’ora fissa con la stessa pista, riquadro nel menu con il conto alla rovescia, classifica della sera;</w:t>
-            </w:r>
-            <w:r>
-              <w:rPr>
-                <w:sz w:val="19"/>
-              </w:rPr>
-              <w:t xml:space="preserve"> </w:t>
-            </w:r>
-            <w:r>
-              <w:rPr>
-                <w:rStyle w:val="VerbatimChar"/>
-                <w:sz w:val="19"/>
-              </w:rPr>
-              <w:t xml:space="preserve">/api/gp</w:t>
-            </w:r>
-            <w:r>
-              <w:rPr>
-                <w:sz w:val="19"/>
-              </w:rPr>
-              <w:t xml:space="preserve">,</w:t>
-            </w:r>
-            <w:r>
-              <w:rPr>
-                <w:sz w:val="19"/>
-              </w:rPr>
-              <w:t xml:space="preserve"> </w:t>
-            </w:r>
-            <w:r>
-              <w:rPr>
-                <w:rStyle w:val="VerbatimChar"/>
-                <w:sz w:val="19"/>
-              </w:rPr>
-              <w:t xml:space="preserve">/api/quick?gp=1</w:t>
-            </w:r>
-            <w:r>
-              <w:rPr>
-                <w:sz w:val="19"/>
-              </w:rPr>
-              <w:t xml:space="preserve">; misure</w:t>
-            </w:r>
-            <w:r>
-              <w:rPr>
-                <w:sz w:val="19"/>
-              </w:rPr>
-              <w:t xml:space="preserve"> </w:t>
-            </w:r>
-            <w:r>
-              <w:rPr>
-                <w:rStyle w:val="VerbatimChar"/>
-                <w:sz w:val="19"/>
-              </w:rPr>
-              <w:t xml:space="preserve">gp_persone</w:t>
-            </w:r>
-            <w:r>
-              <w:rPr>
-                <w:sz w:val="19"/>
-              </w:rPr>
-              <w:t xml:space="preserve">,</w:t>
-            </w:r>
-            <w:r>
-              <w:rPr>
-                <w:sz w:val="19"/>
-              </w:rPr>
-              <w:t xml:space="preserve"> </w:t>
-            </w:r>
-            <w:r>
-              <w:rPr>
-                <w:rStyle w:val="VerbatimChar"/>
-                <w:sz w:val="19"/>
-              </w:rPr>
-              <w:t xml:space="preserve">gp_sale</w:t>
-            </w:r>
-            <w:r>
-              <w:rPr>
-                <w:sz w:val="19"/>
-              </w:rPr>
-              <w:t xml:space="preserve">. Nuovi</w:t>
-            </w:r>
-            <w:r>
-              <w:rPr>
-                <w:sz w:val="19"/>
-              </w:rPr>
-              <w:t xml:space="preserve"> </w:t>
-            </w:r>
-            <w:r>
-              <w:rPr>
-                <w:rStyle w:val="VerbatimChar"/>
-                <w:sz w:val="19"/>
-              </w:rPr>
-              <w:t xml:space="preserve">src/granpremio.mjs</w:t>
-            </w:r>
-            <w:r>
-              <w:rPr>
-                <w:sz w:val="19"/>
-              </w:rPr>
-              <w:t xml:space="preserve"> </w:t>
-            </w:r>
-            <w:r>
-              <w:rPr>
-                <w:sz w:val="19"/>
-              </w:rPr>
-              <w:t xml:space="preserve">e</w:t>
-            </w:r>
-            <w:r>
-              <w:rPr>
-                <w:sz w:val="19"/>
-              </w:rPr>
-              <w:t xml:space="preserve"> </w:t>
-            </w:r>
-            <w:r>
-              <w:rPr>
-                <w:rStyle w:val="VerbatimChar"/>
-                <w:sz w:val="19"/>
-              </w:rPr>
-              <w:t xml:space="preserve">moduli/granpremio.js</w:t>
-            </w:r>
-            <w:r>
-              <w:rPr>
-                <w:sz w:val="19"/>
-              </w:rPr>
-              <w:t xml:space="preserve">. Idee F-16…F-19 dal confronto della sera</w:t>
-            </w:r>
-          </w:p>
-        </w:tc>
-      </w:tr>
-      <w:tr>
-        <w:tc>
-          <w:tcPr>
-            <w:tcW w:type="dxa" w:w="1247"/>
-          </w:tcPr>
-          <w:p>
-            <w:pPr>
-              <w:pStyle w:val="Compact"/>
-              <w:spacing w:after="40"/>
-              <w:jc w:val="left"/>
-            </w:pPr>
-            <w:r>
-              <w:rPr>
-                <w:sz w:val="19"/>
-              </w:rPr>
-              <w:t xml:space="preserve">0.25.1</w:t>
-            </w:r>
-          </w:p>
-        </w:tc>
-        <w:tc>
-          <w:tcPr>
-            <w:tcW w:type="dxa" w:w="1361"/>
-          </w:tcPr>
-          <w:p>
-            <w:pPr>
-              <w:pStyle w:val="Compact"/>
-              <w:spacing w:after="40"/>
-              <w:jc w:val="left"/>
-            </w:pPr>
-            <w:r>
-              <w:rPr>
-                <w:sz w:val="19"/>
-              </w:rPr>
-              <w:t xml:space="preserve">27/10/2026</w:t>
-            </w:r>
-          </w:p>
-        </w:tc>
-        <w:tc>
-          <w:tcPr>
-            <w:tcW w:type="dxa" w:w="7257"/>
-          </w:tcPr>
-          <w:p>
-            <w:pPr>
-              <w:pStyle w:val="Compact"/>
-              <w:spacing w:after="40"/>
-              <w:jc w:val="left"/>
-            </w:pPr>
-            <w:r>
-              <w:rPr>
-                <w:sz w:val="19"/>
-              </w:rPr>
-              <w:t xml:space="preserve">(Ramo</w:t>
-            </w:r>
-            <w:r>
-              <w:rPr>
-                <w:sz w:val="19"/>
-              </w:rPr>
-              <w:t xml:space="preserve"> </w:t>
-            </w:r>
-            <w:r>
-              <w:rPr>
-                <w:rStyle w:val="VerbatimChar"/>
-                <w:sz w:val="19"/>
-              </w:rPr>
-              <w:t xml:space="preserve">giorno/pagina-vecchia</w:t>
-            </w:r>
-            <w:r>
-              <w:rPr>
-                <w:sz w:val="19"/>
-              </w:rPr>
-              <w:t xml:space="preserve">, parte da</w:t>
-            </w:r>
-            <w:r>
-              <w:rPr>
-                <w:sz w:val="19"/>
-              </w:rPr>
-              <w:t xml:space="preserve"> </w:t>
-            </w:r>
-            <w:r>
-              <w:rPr>
-                <w:rStyle w:val="VerbatimChar"/>
-                <w:sz w:val="19"/>
-              </w:rPr>
-              <w:t xml:space="preserve">giorno/portale-settimana</w:t>
-            </w:r>
-            <w:r>
-              <w:rPr>
-                <w:sz w:val="19"/>
-              </w:rPr>
-              <w:t xml:space="preserve">; scritta di giorno senza prove, R-506.) Correzione dell’unico errore nuovo dai telefoni del 27/10 (R-011):</w:t>
-            </w:r>
-            <w:r>
-              <w:rPr>
-                <w:sz w:val="19"/>
-              </w:rPr>
-              <w:t xml:space="preserve"> </w:t>
-            </w:r>
-            <w:r>
-              <w:rPr>
-                <w:rStyle w:val="VerbatimChar"/>
-                <w:sz w:val="19"/>
-              </w:rPr>
-              <w:t xml:space="preserve">Cannot read properties of undefined (reading 'GEOMETRIA')</w:t>
-            </w:r>
-            <w:r>
-              <w:rPr>
-                <w:sz w:val="19"/>
-              </w:rPr>
-              <w:t xml:space="preserve"> </w:t>
-            </w:r>
-            <w:r>
-              <w:rPr>
-                <w:sz w:val="19"/>
-              </w:rPr>
-              <w:t xml:space="preserve">in</w:t>
-            </w:r>
-            <w:r>
-              <w:rPr>
-                <w:sz w:val="19"/>
-              </w:rPr>
-              <w:t xml:space="preserve"> </w:t>
-            </w:r>
-            <w:r>
-              <w:rPr>
-                <w:rStyle w:val="VerbatimChar"/>
-                <w:sz w:val="19"/>
-              </w:rPr>
-              <w:t xml:space="preserve">sfondi.js</w:t>
-            </w:r>
-            <w:r>
-              <w:rPr>
-                <w:sz w:val="19"/>
-              </w:rPr>
-              <w:t xml:space="preserve"> </w:t>
-            </w:r>
-            <w:r>
-              <w:rPr>
-                <w:sz w:val="19"/>
-              </w:rPr>
-              <w:t xml:space="preserve">su Samsung Internet 30, Android 10, versione 0.20.2. Causa: il telefono ha riaperto una pagina salvata di prima della 0.20.0 (senza</w:t>
-            </w:r>
-            <w:r>
-              <w:rPr>
-                <w:sz w:val="19"/>
-              </w:rPr>
-              <w:t xml:space="preserve"> </w:t>
-            </w:r>
-            <w:r>
-              <w:rPr>
-                <w:rStyle w:val="VerbatimChar"/>
-                <w:sz w:val="19"/>
-              </w:rPr>
-              <w:t xml:space="preserve">panorami.js</w:t>
-            </w:r>
-            <w:r>
-              <w:rPr>
-                <w:sz w:val="19"/>
-              </w:rPr>
-              <w:t xml:space="preserve"> </w:t>
-            </w:r>
-            <w:r>
-              <w:rPr>
-                <w:sz w:val="19"/>
-              </w:rPr>
-              <w:t xml:space="preserve">e senza la versione nella pagina) con il programma nuovo; la guardia della 0.20.1 controllava solo le pagine con la versione. Ora anche la pagina senza versione si ricarica una volta. Da provare stanotte: variante della prova R1c con la pagina senza</w:t>
-            </w:r>
-            <w:r>
-              <w:rPr>
-                <w:sz w:val="19"/>
-              </w:rPr>
-              <w:t xml:space="preserve"> </w:t>
-            </w:r>
-            <w:r>
-              <w:rPr>
-                <w:rStyle w:val="VerbatimChar"/>
-                <w:sz w:val="19"/>
-              </w:rPr>
-              <w:t xml:space="preserve">&lt;meta name="cyf-versione"&gt;</w:t>
-            </w:r>
-          </w:p>
-        </w:tc>
-      </w:tr>
-      <w:tr>
-        <w:tc>
-          <w:tcPr>
-            <w:tcW w:type="dxa" w:w="1247"/>
-          </w:tcPr>
-          <w:p>
-            <w:pPr>
-              <w:pStyle w:val="Compact"/>
-              <w:spacing w:after="40"/>
-              <w:jc w:val="left"/>
-            </w:pPr>
-            <w:r>
-              <w:rPr>
-                <w:sz w:val="19"/>
-              </w:rPr>
-              <w:t xml:space="preserve">0.25.2</w:t>
-            </w:r>
-          </w:p>
-        </w:tc>
-        <w:tc>
-          <w:tcPr>
-            <w:tcW w:type="dxa" w:w="1361"/>
-          </w:tcPr>
-          <w:p>
-            <w:pPr>
-              <w:pStyle w:val="Compact"/>
-              <w:spacing w:after="40"/>
-              <w:jc w:val="left"/>
-            </w:pPr>
-            <w:r>
-              <w:rPr>
-                <w:sz w:val="19"/>
-              </w:rPr>
-              <w:t xml:space="preserve">27/10/2026</w:t>
-            </w:r>
-          </w:p>
-        </w:tc>
-        <w:tc>
-          <w:tcPr>
-            <w:tcW w:type="dxa" w:w="7257"/>
-          </w:tcPr>
-          <w:p>
-            <w:pPr>
-              <w:pStyle w:val="Compact"/>
-              <w:spacing w:after="40"/>
-              <w:jc w:val="left"/>
-            </w:pPr>
-            <w:r>
-              <w:rPr>
-                <w:sz w:val="19"/>
-              </w:rPr>
-              <w:t xml:space="preserve">(Stesso ramo</w:t>
-            </w:r>
-            <w:r>
-              <w:rPr>
-                <w:sz w:val="19"/>
-              </w:rPr>
-              <w:t xml:space="preserve"> </w:t>
-            </w:r>
-            <w:r>
-              <w:rPr>
-                <w:rStyle w:val="VerbatimChar"/>
-                <w:sz w:val="19"/>
-              </w:rPr>
-              <w:t xml:space="preserve">giorno/pagina-vecchia</w:t>
-            </w:r>
-            <w:r>
-              <w:rPr>
-                <w:sz w:val="19"/>
-              </w:rPr>
-              <w:t xml:space="preserve">; scritta di giorno senza prove, R-506.) Scritta CYF sul trampolino gigante più visibile (R-240, baco B-03): due cartelli CYF alti ai lati dello stacco, rivolti verso chi arriva e sempre ben illuminati, e scritta sulla salita più grande. Da provare stanotte con le foto (prossimi passi 1f)</w:t>
-            </w:r>
-          </w:p>
-        </w:tc>
-      </w:tr>
-      <w:tr>
-        <w:tc>
-          <w:tcPr>
-            <w:tcW w:type="dxa" w:w="1247"/>
-          </w:tcPr>
-          <w:p>
-            <w:pPr>
-              <w:pStyle w:val="Compact"/>
-              <w:spacing w:after="40"/>
-              <w:jc w:val="left"/>
-            </w:pPr>
-            <w:r>
-              <w:rPr>
-                <w:sz w:val="19"/>
-              </w:rPr>
-              <w:t xml:space="preserve">0.25.3</w:t>
-            </w:r>
-          </w:p>
-        </w:tc>
-        <w:tc>
-          <w:tcPr>
-            <w:tcW w:type="dxa" w:w="1361"/>
-          </w:tcPr>
-          <w:p>
-            <w:pPr>
-              <w:pStyle w:val="Compact"/>
-              <w:spacing w:after="40"/>
-              <w:jc w:val="left"/>
-            </w:pPr>
-            <w:r>
-              <w:rPr>
-                <w:sz w:val="19"/>
-              </w:rPr>
-              <w:t xml:space="preserve">27/10/2026</w:t>
-            </w:r>
-          </w:p>
-        </w:tc>
-        <w:tc>
-          <w:tcPr>
-            <w:tcW w:type="dxa" w:w="7257"/>
-          </w:tcPr>
-          <w:p>
-            <w:pPr>
-              <w:pStyle w:val="Compact"/>
-              <w:spacing w:after="40"/>
-              <w:jc w:val="left"/>
-            </w:pPr>
-            <w:r>
-              <w:rPr>
-                <w:sz w:val="19"/>
-              </w:rPr>
-              <w:t xml:space="preserve">Scritta CYF grande sulle maglie (fianchi e schiena) e archi CYF sopra la pista ogni ~506 m (R-514). Richiesta di Luigi delle 22:58; alle 23:00 Luigi ha chiesto il link per provare: giro completo delle prove subito (è notte, R-506) e pubblicazione se tutto è verde Pronta il 28/10 alle 0:18: cancello di GitHub verde (23:48) e giro completo con 12 prove su 14 verdi; le 2 rosse erano prove da aggiornare (nomi.mjs senza</w:t>
-            </w:r>
-            <w:r>
-              <w:rPr>
-                <w:sz w:val="19"/>
-              </w:rPr>
-              <w:t xml:space="preserve"> </w:t>
-            </w:r>
-            <w:r>
-              <w:rPr>
-                <w:rStyle w:val="VerbatimChar"/>
-                <w:sz w:val="19"/>
-              </w:rPr>
-              <w:t xml:space="preserve">File</w:t>
-            </w:r>
-            <w:r>
-              <w:rPr>
-                <w:sz w:val="19"/>
-              </w:rPr>
-              <w:t xml:space="preserve">, G5 con lo stemma del fianco), corrette e riprovate. Da pubblicare: serve l’ok di Luigi per</w:t>
-            </w:r>
-            <w:r>
-              <w:rPr>
-                <w:sz w:val="19"/>
-              </w:rPr>
-              <w:t xml:space="preserve"> </w:t>
-            </w:r>
-            <w:r>
-              <w:rPr>
-                <w:rStyle w:val="VerbatimChar"/>
-                <w:sz w:val="19"/>
-              </w:rPr>
-              <w:t xml:space="preserve">main</w:t>
-            </w:r>
-            <w:r>
-              <w:rPr>
-                <w:sz w:val="19"/>
-              </w:rPr>
-              <w:t xml:space="preserve">, altrimenti la pubblica il turno di notte</w:t>
-            </w:r>
-          </w:p>
-        </w:tc>
-      </w:tr>
-      <w:tr>
-        <w:tc>
-          <w:tcPr>
-            <w:tcW w:type="dxa" w:w="1247"/>
-          </w:tcPr>
-          <w:p>
-            <w:pPr>
-              <w:pStyle w:val="Compact"/>
-              <w:spacing w:after="40"/>
-              <w:jc w:val="left"/>
-            </w:pPr>
-            <w:r>
-              <w:rPr>
-                <w:sz w:val="19"/>
-              </w:rPr>
-              <w:t xml:space="preserve">0.25.4</w:t>
-            </w:r>
-          </w:p>
-        </w:tc>
-        <w:tc>
-          <w:tcPr>
-            <w:tcW w:type="dxa" w:w="1361"/>
-          </w:tcPr>
-          <w:p>
-            <w:pPr>
-              <w:pStyle w:val="Compact"/>
-              <w:spacing w:after="40"/>
-              <w:jc w:val="left"/>
-            </w:pPr>
-            <w:r>
-              <w:rPr>
-                <w:sz w:val="19"/>
-              </w:rPr>
-              <w:t xml:space="preserve">27/10/2026</w:t>
-            </w:r>
-          </w:p>
-        </w:tc>
-        <w:tc>
-          <w:tcPr>
-            <w:tcW w:type="dxa" w:w="7257"/>
-          </w:tcPr>
-          <w:p>
-            <w:pPr>
-              <w:pStyle w:val="Compact"/>
-              <w:spacing w:after="40"/>
-              <w:jc w:val="left"/>
-            </w:pPr>
-            <w:r>
-              <w:rPr>
-                <w:sz w:val="19"/>
-              </w:rPr>
-              <w:t xml:space="preserve">(Ramo</w:t>
-            </w:r>
-            <w:r>
-              <w:rPr>
-                <w:sz w:val="19"/>
-              </w:rPr>
-              <w:t xml:space="preserve"> </w:t>
-            </w:r>
-            <w:r>
-              <w:rPr>
-                <w:rStyle w:val="VerbatimChar"/>
-                <w:sz w:val="19"/>
-              </w:rPr>
-              <w:t xml:space="preserve">giorno/oggetti-allenamento</w:t>
-            </w:r>
-            <w:r>
-              <w:rPr>
-                <w:sz w:val="19"/>
-              </w:rPr>
-              <w:t xml:space="preserve">; scritta la sera del 27/10.) Banane, bombe e bananoni anche in allenamento con gli avversari del computer, come in gara: pulsanti, doppio tocco, lanci degli avversari; chi è colpito si ferma ma non perde una vita (R-515, S-51). Prova nuova</w:t>
-            </w:r>
-            <w:r>
-              <w:rPr>
-                <w:sz w:val="19"/>
-              </w:rPr>
-              <w:t xml:space="preserve"> </w:t>
-            </w:r>
-            <w:r>
-              <w:rPr>
-                <w:rStyle w:val="VerbatimChar"/>
-                <w:sz w:val="19"/>
-              </w:rPr>
-              <w:t xml:space="preserve">test_oggetti_allenamento.py</w:t>
-            </w:r>
-          </w:p>
-        </w:tc>
-      </w:tr>
-    </w:tbl>
-    <w:bookmarkEnd w:id="33"/>
+    <w:bookmarkEnd w:id="29"/>
     <w:sectPr>
       <w:pgMar w:left="1020" w:right="1020" w:top="1020" w:bottom="1020"/>
     </w:sectPr>

--- a/docs/CYF-Gaming-Requisiti-da-Implementare-o-Bachi.docx
+++ b/docs/CYF-Gaming-Requisiti-da-Implementare-o-Bachi.docx
@@ -1103,7 +1103,93 @@
               <w:rPr>
                 <w:sz w:val="19"/>
               </w:rPr>
-              <w:t xml:space="preserve">Permettere al turno di notte di leggere il sito online: su claude.ai → Settings → Capabilities aggiungere il dominio</w:t>
+              <w:t xml:space="preserve">Permettere al turno di notte di leggere il sito online: su claude.ai/code, selettore dell’ambiente sotto la casella del messaggio → sotto</w:t>
+            </w:r>
+            <w:r>
+              <w:rPr>
+                <w:sz w:val="19"/>
+              </w:rPr>
+              <w:t xml:space="preserve"> </w:t>
+            </w:r>
+            <w:r>
+              <w:rPr>
+                <w:bCs/>
+                <w:b/>
+                <w:sz w:val="19"/>
+              </w:rPr>
+              <w:t xml:space="preserve">Cloud</w:t>
+            </w:r>
+            <w:r>
+              <w:rPr>
+                <w:sz w:val="19"/>
+              </w:rPr>
+              <w:t xml:space="preserve"> </w:t>
+            </w:r>
+            <w:r>
+              <w:rPr>
+                <w:sz w:val="19"/>
+              </w:rPr>
+              <w:t xml:space="preserve">l’ambiente usato (di solito</w:t>
+            </w:r>
+            <w:r>
+              <w:rPr>
+                <w:sz w:val="19"/>
+              </w:rPr>
+              <w:t xml:space="preserve"> </w:t>
+            </w:r>
+            <w:r>
+              <w:rPr>
+                <w:bCs/>
+                <w:b/>
+                <w:sz w:val="19"/>
+              </w:rPr>
+              <w:t xml:space="preserve">Default</w:t>
+            </w:r>
+            <w:r>
+              <w:rPr>
+                <w:sz w:val="19"/>
+              </w:rPr>
+              <w:t xml:space="preserve">) → icona delle impostazioni →</w:t>
+            </w:r>
+            <w:r>
+              <w:rPr>
+                <w:sz w:val="19"/>
+              </w:rPr>
+              <w:t xml:space="preserve"> </w:t>
+            </w:r>
+            <w:r>
+              <w:rPr>
+                <w:bCs/>
+                <w:b/>
+                <w:sz w:val="19"/>
+              </w:rPr>
+              <w:t xml:space="preserve">Network access: Custom</w:t>
+            </w:r>
+            <w:r>
+              <w:rPr>
+                <w:sz w:val="19"/>
+              </w:rPr>
+              <w:t xml:space="preserve"> </w:t>
+            </w:r>
+            <w:r>
+              <w:rPr>
+                <w:sz w:val="19"/>
+              </w:rPr>
+              <w:t xml:space="preserve">→ in</w:t>
+            </w:r>
+            <w:r>
+              <w:rPr>
+                <w:sz w:val="19"/>
+              </w:rPr>
+              <w:t xml:space="preserve"> </w:t>
+            </w:r>
+            <w:r>
+              <w:rPr>
+                <w:bCs/>
+                <w:b/>
+                <w:sz w:val="19"/>
+              </w:rPr>
+              <w:t xml:space="preserve">Allowed domains</w:t>
             </w:r>
             <w:r>
               <w:rPr>
@@ -1128,7 +1214,43 @@
               <w:rPr>
                 <w:sz w:val="19"/>
               </w:rPr>
-              <w:t xml:space="preserve">tra quelli consentiti. Stanotte (28/10) errori dei telefoni e misure non erano leggibili dal cloud</w:t>
+              <w:t xml:space="preserve">→ spuntare</w:t>
+            </w:r>
+            <w:r>
+              <w:rPr>
+                <w:sz w:val="19"/>
+              </w:rPr>
+              <w:t xml:space="preserve"> </w:t>
+            </w:r>
+            <w:r>
+              <w:rPr>
+                <w:sz w:val="19"/>
+              </w:rPr>
+              <w:t xml:space="preserve">“</w:t>
+            </w:r>
+            <w:r>
+              <w:rPr>
+                <w:sz w:val="19"/>
+              </w:rPr>
+              <w:t xml:space="preserve">Also include default</w:t>
+            </w:r>
+            <w:r>
+              <w:rPr>
+                <w:sz w:val="19"/>
+              </w:rPr>
+              <w:t xml:space="preserve">”</w:t>
+            </w:r>
+            <w:r>
+              <w:rPr>
+                <w:sz w:val="19"/>
+              </w:rPr>
+              <w:t xml:space="preserve"> </w:t>
+            </w:r>
+            <w:r>
+              <w:rPr>
+                <w:sz w:val="19"/>
+              </w:rPr>
+              <w:t xml:space="preserve">→ salvare. Non è Impostazioni → Capabilities (indicazione sbagliata corretta il 28/10). Stanotte (28/10) errori dei telefoni e misure non erano leggibili dal cloud</w:t>
             </w:r>
           </w:p>
         </w:tc>

--- a/docs/CYF-Gaming-Requisiti-da-Implementare-o-Bachi.docx
+++ b/docs/CYF-Gaming-Requisiti-da-Implementare-o-Bachi.docx
@@ -564,7 +564,7 @@
         <w:t xml:space="preserve">Drive</w:t>
       </w:r>
     </w:p>
-    <w:bookmarkStart w:id="22" w:name="prossimi-passi"/>
+    <w:bookmarkStart w:id="24" w:name="prossimi-passi"/>
     <w:p>
       <w:pPr>
         <w:pStyle w:val="Heading1"/>
@@ -664,7 +664,56 @@
         <w:t xml:space="preserve">(R-511): «CYF Gaming Requisiti da Implementare o Bachi», con in testa questi prossimi passi, i bachi aperti e tutto ciò che manca, e «CYF Gaming Requisiti Implementati e Testati», con tutto ciò che è già online e provato. Questa è la parte da leggere per prima: che cosa si può fare adesso.</w:t>
       </w:r>
     </w:p>
-    <w:bookmarkStart w:id="20" w:name="cosa-puoi-fare-tu-luigi"/>
+    <w:p>
+      <w:pPr>
+        <w:pStyle w:val="BodyText"/>
+      </w:pPr>
+      <w:r>
+        <w:rPr>
+          <w:bCs/>
+          <w:b/>
+        </w:rPr>
+        <w:t xml:space="preserve">Per leggere i Word dal telefono, anche a PC spento</w:t>
+      </w:r>
+      <w:r>
+        <w:t xml:space="preserve"> </w:t>
+      </w:r>
+      <w:r>
+        <w:t xml:space="preserve">(R-516):</w:t>
+      </w:r>
+      <w:r>
+        <w:t xml:space="preserve"> </w:t>
+      </w:r>
+      <w:hyperlink r:id="rId20">
+        <w:r>
+          <w:rPr>
+            <w:rStyle w:val="Hyperlink"/>
+          </w:rPr>
+          <w:t xml:space="preserve">CYF Gaming Requisiti da Implementare o Bachi</w:t>
+        </w:r>
+      </w:hyperlink>
+      <w:r>
+        <w:t xml:space="preserve"> </w:t>
+      </w:r>
+      <w:r>
+        <w:t xml:space="preserve">·</w:t>
+      </w:r>
+      <w:r>
+        <w:t xml:space="preserve"> </w:t>
+      </w:r>
+      <w:hyperlink r:id="rId21">
+        <w:r>
+          <w:rPr>
+            <w:rStyle w:val="Hyperlink"/>
+          </w:rPr>
+          <w:t xml:space="preserve">CYF Gaming Requisiti Implementati e Testati</w:t>
+        </w:r>
+      </w:hyperlink>
+      <w:r>
+        <w:t xml:space="preserve">: sono sempre l’ultima versione pubblicata.</w:t>
+      </w:r>
+    </w:p>
+    <w:bookmarkStart w:id="22" w:name="cosa-puoi-fare-tu-luigi"/>
     <w:p>
       <w:pPr>
         <w:pStyle w:val="Heading2"/>
@@ -2681,8 +2730,8 @@
         </w:tc>
       </w:tr>
     </w:tbl>
-    <w:bookmarkEnd w:id="20"/>
-    <w:bookmarkStart w:id="21" w:name="cosa-fa-claude-in-ordine"/>
+    <w:bookmarkEnd w:id="22"/>
+    <w:bookmarkStart w:id="23" w:name="cosa-fa-claude-in-ordine"/>
     <w:p>
       <w:pPr>
         <w:pStyle w:val="Heading2"/>
@@ -4250,9 +4299,9 @@
         <w:t xml:space="preserve">Fatti e tolti da questa tabella il 28/10 (turno di notte, 0.25.5): le prove nuove delle 0.21-0.25 e la pubblicazione di batti il mio tempo e missioni (R-236, R-243), modalità portale (R-244), città della settimana (R-245), fonte delle visite (R-246), Gran Premio delle 21 (R-247), oggetti in allenamento (R-515), pagina senza versione (B-02, R-011). Prima, il 26-27/10: avversari del computer al posto dei fantasmi (R-234, R-235, 0.18.0), fisica in un modulo e server diviso (A-19, A-20, 0.18.1), Three.js dal sito stesso (A-16, 0.18.1), velocità reali e ostacoli −30% (R-242, R-313, 0.19.0), sfondi delle città come cartoline dipinte in un worker (R-405, A-22, 0.20.0), pagina e programma della stessa versione (R-011, 0.20.1). Delle 5 proposte del confronto del 27/10 resta fuori solo la pubblicazione vera su CrazyGames, che fa Luigi (D-12).</w:t>
       </w:r>
     </w:p>
-    <w:bookmarkEnd w:id="21"/>
-    <w:bookmarkEnd w:id="22"/>
-    <w:bookmarkStart w:id="23" w:name="come-leggere-questo-documento"/>
+    <w:bookmarkEnd w:id="23"/>
+    <w:bookmarkEnd w:id="24"/>
+    <w:bookmarkStart w:id="25" w:name="come-leggere-questo-documento"/>
     <w:p>
       <w:pPr>
         <w:pStyle w:val="Heading1"/>
@@ -4583,8 +4632,8 @@
         <w:t xml:space="preserve">)</w:t>
       </w:r>
     </w:p>
-    <w:bookmarkEnd w:id="23"/>
-    <w:bookmarkStart w:id="24" w:name="grafica-e-qualità"/>
+    <w:bookmarkEnd w:id="25"/>
+    <w:bookmarkStart w:id="26" w:name="grafica-e-qualità"/>
     <w:p>
       <w:pPr>
         <w:pStyle w:val="Heading1"/>
@@ -4896,8 +4945,8 @@
         </w:tc>
       </w:tr>
     </w:tbl>
-    <w:bookmarkEnd w:id="24"/>
-    <w:bookmarkStart w:id="25" w:name="documentazione"/>
+    <w:bookmarkEnd w:id="26"/>
+    <w:bookmarkStart w:id="27" w:name="documentazione"/>
     <w:p>
       <w:pPr>
         <w:pStyle w:val="Heading1"/>
@@ -5133,8 +5182,8 @@
         </w:tc>
       </w:tr>
     </w:tbl>
-    <w:bookmarkEnd w:id="25"/>
-    <w:bookmarkStart w:id="26" w:name="scelte-fatte-da-claude-da-confermare"/>
+    <w:bookmarkEnd w:id="27"/>
+    <w:bookmarkStart w:id="28" w:name="scelte-fatte-da-claude-da-confermare"/>
     <w:p>
       <w:pPr>
         <w:pStyle w:val="Heading1"/>
@@ -10860,8 +10909,8 @@
         </w:tc>
       </w:tr>
     </w:tbl>
-    <w:bookmarkEnd w:id="26"/>
-    <w:bookmarkStart w:id="27" w:name="idee-per-il-futuro-da-confermare"/>
+    <w:bookmarkEnd w:id="28"/>
+    <w:bookmarkStart w:id="29" w:name="idee-per-il-futuro-da-confermare"/>
     <w:p>
       <w:pPr>
         <w:pStyle w:val="Heading1"/>
@@ -11846,8 +11895,8 @@
         </w:tc>
       </w:tr>
     </w:tbl>
-    <w:bookmarkEnd w:id="27"/>
-    <w:bookmarkStart w:id="28" w:name="da-fare"/>
+    <w:bookmarkEnd w:id="29"/>
+    <w:bookmarkStart w:id="30" w:name="da-fare"/>
     <w:p>
       <w:pPr>
         <w:pStyle w:val="Heading1"/>
@@ -12568,8 +12617,8 @@
         </w:tc>
       </w:tr>
     </w:tbl>
-    <w:bookmarkEnd w:id="28"/>
-    <w:bookmarkStart w:id="29" w:name="X38ada45128bb1909ebb68cbfba9bfaa8c77a6fa"/>
+    <w:bookmarkEnd w:id="30"/>
+    <w:bookmarkStart w:id="31" w:name="X38ada45128bb1909ebb68cbfba9bfaa8c77a6fa"/>
     <w:p>
       <w:pPr>
         <w:pStyle w:val="Heading1"/>
@@ -14945,7 +14994,7 @@
         <w:t xml:space="preserve">in locale o il cancello su GitHub.</w:t>
       </w:r>
     </w:p>
-    <w:bookmarkEnd w:id="29"/>
+    <w:bookmarkEnd w:id="31"/>
     <w:sectPr>
       <w:pgMar w:left="1020" w:right="1020" w:top="1020" w:bottom="1020"/>
     </w:sectPr>

--- a/docs/CYF-Gaming-Requisiti-da-Implementare-o-Bachi.docx
+++ b/docs/CYF-Gaming-Requisiti-da-Implementare-o-Bachi.docx
@@ -111,13 +111,79 @@
         <w:t xml:space="preserve"> </w:t>
       </w:r>
       <w:r>
-        <w:t xml:space="preserve">5:00</w:t>
+        <w:t xml:space="preserve">10:00</w:t>
       </w:r>
       <w:r>
         <w:t xml:space="preserve"> </w:t>
       </w:r>
       <w:r>
         <w:t xml:space="preserve">(turno</w:t>
+      </w:r>
+      <w:r>
+        <w:t xml:space="preserve"> </w:t>
+      </w:r>
+      <w:r>
+        <w:t xml:space="preserve">della</w:t>
+      </w:r>
+      <w:r>
+        <w:t xml:space="preserve"> </w:t>
+      </w:r>
+      <w:r>
+        <w:t xml:space="preserve">mattina:</w:t>
+      </w:r>
+      <w:r>
+        <w:t xml:space="preserve"> </w:t>
+      </w:r>
+      <w:r>
+        <w:t xml:space="preserve">0.26.0</w:t>
+      </w:r>
+      <w:r>
+        <w:t xml:space="preserve"> </w:t>
+      </w:r>
+      <w:r>
+        <w:t xml:space="preserve">scritta</w:t>
+      </w:r>
+      <w:r>
+        <w:t xml:space="preserve"> </w:t>
+      </w:r>
+      <w:r>
+        <w:t xml:space="preserve">sul</w:t>
+      </w:r>
+      <w:r>
+        <w:t xml:space="preserve"> </w:t>
+      </w:r>
+      <w:r>
+        <w:t xml:space="preserve">ramo</w:t>
+      </w:r>
+      <w:r>
+        <w:t xml:space="preserve"> </w:t>
+      </w:r>
+      <w:r>
+        <w:t xml:space="preserve">giorno/2026-10-28-mattina,</w:t>
+      </w:r>
+      <w:r>
+        <w:t xml:space="preserve"> </w:t>
+      </w:r>
+      <w:r>
+        <w:t xml:space="preserve">la</w:t>
+      </w:r>
+      <w:r>
+        <w:t xml:space="preserve"> </w:t>
+      </w:r>
+      <w:r>
+        <w:t xml:space="preserve">prova</w:t>
+      </w:r>
+      <w:r>
+        <w:t xml:space="preserve"> </w:t>
+      </w:r>
+      <w:r>
+        <w:t xml:space="preserve">il</w:t>
+      </w:r>
+      <w:r>
+        <w:t xml:space="preserve"> </w:t>
+      </w:r>
+      <w:r>
+        <w:t xml:space="preserve">turno</w:t>
       </w:r>
       <w:r>
         <w:t xml:space="preserve"> </w:t>
@@ -662,6 +728,134 @@
       </w:r>
       <w:r>
         <w:t xml:space="preserve">(R-511): «CYF Gaming Requisiti da Implementare o Bachi», con in testa questi prossimi passi, i bachi aperti e tutto ciò che manca, e «CYF Gaming Requisiti Implementati e Testati», con tutto ciò che è già online e provato. Questa è la parte da leggere per prima: che cosa si può fare adesso.</w:t>
+      </w:r>
+    </w:p>
+    <w:p>
+      <w:pPr>
+        <w:pStyle w:val="BodyText"/>
+      </w:pPr>
+      <w:r>
+        <w:rPr>
+          <w:bCs/>
+          <w:b/>
+        </w:rPr>
+        <w:t xml:space="preserve">Turno della mattina del 28/10 (ore 8-10, R-512)</w:t>
+      </w:r>
+      <w:r>
+        <w:t xml:space="preserve">: scritta la</w:t>
+      </w:r>
+      <w:r>
+        <w:t xml:space="preserve"> </w:t>
+      </w:r>
+      <w:r>
+        <w:rPr>
+          <w:bCs/>
+          <w:b/>
+        </w:rPr>
+        <w:t xml:space="preserve">0.26.0</w:t>
+      </w:r>
+      <w:r>
+        <w:t xml:space="preserve"> </w:t>
+      </w:r>
+      <w:r>
+        <w:t xml:space="preserve">sul ramo</w:t>
+      </w:r>
+      <w:r>
+        <w:t xml:space="preserve"> </w:t>
+      </w:r>
+      <w:r>
+        <w:rPr>
+          <w:rStyle w:val="VerbatimChar"/>
+        </w:rPr>
+        <w:t xml:space="preserve">giorno/2026-10-28-mattina</w:t>
+      </w:r>
+      <w:r>
+        <w:t xml:space="preserve"> </w:t>
+      </w:r>
+      <w:r>
+        <w:t xml:space="preserve">(parte da</w:t>
+      </w:r>
+      <w:r>
+        <w:t xml:space="preserve"> </w:t>
+      </w:r>
+      <w:r>
+        <w:rPr>
+          <w:rStyle w:val="VerbatimChar"/>
+        </w:rPr>
+        <w:t xml:space="preserve">giorno/riga-1d</w:t>
+      </w:r>
+      <w:r>
+        <w:t xml:space="preserve">, R-516),</w:t>
+      </w:r>
+      <w:r>
+        <w:t xml:space="preserve"> </w:t>
+      </w:r>
+      <w:r>
+        <w:rPr>
+          <w:bCs/>
+          <w:b/>
+        </w:rPr>
+        <w:t xml:space="preserve">senza prove</w:t>
+      </w:r>
+      <w:r>
+        <w:t xml:space="preserve"> </w:t>
+      </w:r>
+      <w:r>
+        <w:t xml:space="preserve">(R-506): è la prima parte del livello 2 della grafica (R-513, riga 1 della tabella qui sotto): cielo con sole e due strati di nuvole che scorrono in un modulo nuovo</w:t>
+      </w:r>
+      <w:r>
+        <w:t xml:space="preserve"> </w:t>
+      </w:r>
+      <w:r>
+        <w:rPr>
+          <w:rStyle w:val="VerbatimChar"/>
+        </w:rPr>
+        <w:t xml:space="preserve">cielo.js</w:t>
+      </w:r>
+      <w:r>
+        <w:t xml:space="preserve">, cartolina in due piani (monti lontani che seguono la telecamera, città e monumento fermi sull’asse della strada, così il rider spostandosi li vede scorrere tra loro), suolo lontano che sfuma dalla nebbia della pista alla terra o al mare, e la Neve con la sua cartolina dipinta (cime con i ghiacciai, boschi di abeti, fondovalle con baite e lago gelato) al posto dei coni 3D. La direzione del sole è una sola per cielo, luce della scena e cartoline. Restano della prima parte: uccelli lontani e acqua che luccica (punto 6) e la divisione in tre piani anche per le città senza monti. Scritta anche la prima parte della riga 2 (A-14): modulo</w:t>
+      </w:r>
+      <w:r>
+        <w:t xml:space="preserve"> </w:t>
+      </w:r>
+      <w:r>
+        <w:rPr>
+          <w:rStyle w:val="VerbatimChar"/>
+        </w:rPr>
+        <w:t xml:space="preserve">qualita.js</w:t>
+      </w:r>
+      <w:r>
+        <w:t xml:space="preserve"> </w:t>
+      </w:r>
+      <w:r>
+        <w:t xml:space="preserve">con la qualità automatica (alta, media, bassa) e gli fps veri dei giocatori su</w:t>
+      </w:r>
+      <w:r>
+        <w:t xml:space="preserve"> </w:t>
+      </w:r>
+      <w:r>
+        <w:rPr>
+          <w:rStyle w:val="VerbatimChar"/>
+        </w:rPr>
+        <w:t xml:space="preserve">/api/fps</w:t>
+      </w:r>
+      <w:r>
+        <w:t xml:space="preserve"> </w:t>
+      </w:r>
+      <w:r>
+        <w:t xml:space="preserve">→</w:t>
+      </w:r>
+      <w:r>
+        <w:t xml:space="preserve"> </w:t>
+      </w:r>
+      <w:r>
+        <w:rPr>
+          <w:rStyle w:val="VerbatimChar"/>
+        </w:rPr>
+        <w:t xml:space="preserve">/api/stats</w:t>
+      </w:r>
+      <w:r>
+        <w:t xml:space="preserve">. Il turno di notte prova tutto (prove da aggiungere nelle righe 1 e 2), aggiorna le foto di riferimento e pubblica. Le righe 3 (Three.js nuovo) e 4 (resto del livello 2) non sono state toccate: la 3 cambia colori e luci di tutte le città e va fatta in un turno a sé, con le foto prima/dopo. Nessun baco aperto stamattina (B-01…B-03 sono Fatto).</w:t>
       </w:r>
     </w:p>
     <w:p>
@@ -1336,6 +1530,129 @@
                 <w:sz w:val="19"/>
               </w:rPr>
               <w:t xml:space="preserve">R-503, R-232</w:t>
+            </w:r>
+          </w:p>
+        </w:tc>
+      </w:tr>
+      <w:tr>
+        <w:tc>
+          <w:tcPr>
+            <w:tcW w:type="dxa" w:w="510"/>
+          </w:tcPr>
+          <w:p>
+            <w:pPr>
+              <w:pStyle w:val="Compact"/>
+              <w:spacing w:after="40"/>
+              <w:jc w:val="left"/>
+            </w:pPr>
+            <w:r>
+              <w:rPr>
+                <w:sz w:val="19"/>
+              </w:rPr>
+              <w:t xml:space="preserve">1f</w:t>
+            </w:r>
+          </w:p>
+        </w:tc>
+        <w:tc>
+          <w:tcPr>
+            <w:tcW w:type="dxa" w:w="6576"/>
+          </w:tcPr>
+          <w:p>
+            <w:pPr>
+              <w:pStyle w:val="Compact"/>
+              <w:spacing w:after="40"/>
+              <w:jc w:val="left"/>
+            </w:pPr>
+            <w:r>
+              <w:rPr>
+                <w:sz w:val="19"/>
+              </w:rPr>
+              <w:t xml:space="preserve">Decidere la riga 5 della tabella di Claude (A-23, pagina più leggera con esbuild): serve anche per aggiornare Three.js (riga 3), perché le versioni nuove di Three.js esistono solo come moduli ES e il gioco oggi li carica con</w:t>
+            </w:r>
+            <w:r>
+              <w:rPr>
+                <w:sz w:val="19"/>
+              </w:rPr>
+              <w:t xml:space="preserve"> </w:t>
+            </w:r>
+            <w:r>
+              <w:rPr>
+                <w:rStyle w:val="VerbatimChar"/>
+                <w:sz w:val="19"/>
+              </w:rPr>
+              <w:t xml:space="preserve">&lt;script&gt;</w:t>
+            </w:r>
+            <w:r>
+              <w:rPr>
+                <w:sz w:val="19"/>
+              </w:rPr>
+              <w:t xml:space="preserve"> </w:t>
+            </w:r>
+            <w:r>
+              <w:rPr>
+                <w:sz w:val="19"/>
+              </w:rPr>
+              <w:t xml:space="preserve">uno per uno. Basta</w:t>
+            </w:r>
+            <w:r>
+              <w:rPr>
+                <w:sz w:val="19"/>
+              </w:rPr>
+              <w:t xml:space="preserve"> </w:t>
+            </w:r>
+            <w:r>
+              <w:rPr>
+                <w:sz w:val="19"/>
+              </w:rPr>
+              <w:t xml:space="preserve">“</w:t>
+            </w:r>
+            <w:r>
+              <w:rPr>
+                <w:sz w:val="19"/>
+              </w:rPr>
+              <w:t xml:space="preserve">A-23 ok</w:t>
+            </w:r>
+            <w:r>
+              <w:rPr>
+                <w:sz w:val="19"/>
+              </w:rPr>
+              <w:t xml:space="preserve">”</w:t>
+            </w:r>
+          </w:p>
+        </w:tc>
+        <w:tc>
+          <w:tcPr>
+            <w:tcW w:type="dxa" w:w="1247"/>
+          </w:tcPr>
+          <w:p>
+            <w:pPr>
+              <w:pStyle w:val="Compact"/>
+              <w:spacing w:after="40"/>
+              <w:jc w:val="left"/>
+            </w:pPr>
+            <w:r>
+              <w:rPr>
+                <w:sz w:val="19"/>
+              </w:rPr>
+              <w:t xml:space="preserve">1 min</w:t>
+            </w:r>
+          </w:p>
+        </w:tc>
+        <w:tc>
+          <w:tcPr>
+            <w:tcW w:type="dxa" w:w="1531"/>
+          </w:tcPr>
+          <w:p>
+            <w:pPr>
+              <w:pStyle w:val="Compact"/>
+              <w:spacing w:after="40"/>
+              <w:jc w:val="left"/>
+            </w:pPr>
+            <w:r>
+              <w:rPr>
+                <w:sz w:val="19"/>
+              </w:rPr>
+              <w:t xml:space="preserve">A-23, A-16</w:t>
             </w:r>
           </w:p>
         </w:tc>
@@ -3084,7 +3401,260 @@
               <w:rPr>
                 <w:sz w:val="19"/>
               </w:rPr>
-              <w:t xml:space="preserve">(prima parte di R-513): cielo con nuvole e sole, cartolina divisa in 2-3 piani con la profondità, luce coerente con il sole, passaggio morbido tra pista e sfondo, Neve con sfondo dipinto, piccoli movimenti. Prove da aggiungere la notte: foto di ogni città da 2 punti della pista, tempo di pittura nel worker, memoria della scheda video</w:t>
+              <w:t xml:space="preserve">(prima parte di R-513): cielo con nuvole e sole, cartolina divisa in 2-3 piani con la profondità, luce coerente con il sole, passaggio morbido tra pista e sfondo, Neve con sfondo dipinto, piccoli movimenti.</w:t>
+            </w:r>
+            <w:r>
+              <w:rPr>
+                <w:sz w:val="19"/>
+              </w:rPr>
+              <w:t xml:space="preserve"> </w:t>
+            </w:r>
+            <w:r>
+              <w:rPr>
+                <w:bCs/>
+                <w:b/>
+                <w:sz w:val="19"/>
+              </w:rPr>
+              <w:t xml:space="preserve">Scritta il 28/10 mattina (0.26.0, ramo</w:t>
+            </w:r>
+            <w:r>
+              <w:rPr>
+                <w:bCs/>
+                <w:b/>
+                <w:sz w:val="19"/>
+              </w:rPr>
+              <w:t xml:space="preserve"> </w:t>
+            </w:r>
+            <w:r>
+              <w:rPr>
+                <w:rStyle w:val="VerbatimChar"/>
+                <w:bCs/>
+                <w:b/>
+                <w:sz w:val="19"/>
+              </w:rPr>
+              <w:t xml:space="preserve">giorno/2026-10-28-mattina</w:t>
+            </w:r>
+            <w:r>
+              <w:rPr>
+                <w:bCs/>
+                <w:b/>
+                <w:sz w:val="19"/>
+              </w:rPr>
+              <w:t xml:space="preserve">, senza prove)</w:t>
+            </w:r>
+            <w:r>
+              <w:rPr>
+                <w:sz w:val="19"/>
+              </w:rPr>
+              <w:t xml:space="preserve">: fatti i punti 1-5 e le nuvole del punto 6; restano uccelli e acqua che luccica.</w:t>
+            </w:r>
+            <w:r>
+              <w:rPr>
+                <w:sz w:val="19"/>
+              </w:rPr>
+              <w:t xml:space="preserve"> </w:t>
+            </w:r>
+            <w:r>
+              <w:rPr>
+                <w:bCs/>
+                <w:b/>
+                <w:sz w:val="19"/>
+              </w:rPr>
+              <w:t xml:space="preserve">Prove che il turno di notte deve aggiungere</w:t>
+            </w:r>
+            <w:r>
+              <w:rPr>
+                <w:sz w:val="19"/>
+              </w:rPr>
+              <w:t xml:space="preserve">: (a) foto di ogni città e della Neve da 2 punti della pista (centro e 10 m a lato, con</w:t>
+            </w:r>
+            <w:r>
+              <w:rPr>
+                <w:sz w:val="19"/>
+              </w:rPr>
+              <w:t xml:space="preserve"> </w:t>
+            </w:r>
+            <w:r>
+              <w:rPr>
+                <w:rStyle w:val="VerbatimChar"/>
+                <w:sz w:val="19"/>
+              </w:rPr>
+              <w:t xml:space="preserve">?cielo=fermo</w:t>
+            </w:r>
+            <w:r>
+              <w:rPr>
+                <w:sz w:val="19"/>
+              </w:rPr>
+              <w:t xml:space="preserve"> </w:t>
+            </w:r>
+            <w:r>
+              <w:rPr>
+                <w:sz w:val="19"/>
+              </w:rPr>
+              <w:t xml:space="preserve">perché le nuvole si muovono) e nuove foto di riferimento, dato che il cielo e la Neve cambiano per scelta; (b) tempo di pittura nel worker con i due piani (soglia: ≤ 0,6 s per città sul computer delle prove); (c) memoria della scheda video dello sfondo ≤ 16 MB PC / ≤ 6 MB telefono (</w:t>
+            </w:r>
+            <w:r>
+              <w:rPr>
+                <w:rStyle w:val="VerbatimChar"/>
+                <w:sz w:val="19"/>
+              </w:rPr>
+              <w:t xml:space="preserve">renderer.info.memory.textures</w:t>
+            </w:r>
+            <w:r>
+              <w:rPr>
+                <w:sz w:val="19"/>
+              </w:rPr>
+              <w:t xml:space="preserve"> </w:t>
+            </w:r>
+            <w:r>
+              <w:rPr>
+                <w:sz w:val="19"/>
+              </w:rPr>
+              <w:t xml:space="preserve">e dimensione delle tele); (d)</w:t>
+            </w:r>
+            <w:r>
+              <w:rPr>
+                <w:sz w:val="19"/>
+              </w:rPr>
+              <w:t xml:space="preserve"> </w:t>
+            </w:r>
+            <w:r>
+              <w:rPr>
+                <w:rStyle w:val="VerbatimChar"/>
+                <w:sz w:val="19"/>
+              </w:rPr>
+              <w:t xml:space="preserve">dipingiPiani</w:t>
+            </w:r>
+            <w:r>
+              <w:rPr>
+                <w:sz w:val="19"/>
+              </w:rPr>
+              <w:t xml:space="preserve"> </w:t>
+            </w:r>
+            <w:r>
+              <w:rPr>
+                <w:sz w:val="19"/>
+              </w:rPr>
+              <w:t xml:space="preserve">restituisce</w:t>
+            </w:r>
+            <w:r>
+              <w:rPr>
+                <w:sz w:val="19"/>
+              </w:rPr>
+              <w:t xml:space="preserve"> </w:t>
+            </w:r>
+            <w:r>
+              <w:rPr>
+                <w:rStyle w:val="VerbatimChar"/>
+                <w:sz w:val="19"/>
+              </w:rPr>
+              <w:t xml:space="preserve">lontano</w:t>
+            </w:r>
+            <w:r>
+              <w:rPr>
+                <w:sz w:val="19"/>
+              </w:rPr>
+              <w:t xml:space="preserve"> </w:t>
+            </w:r>
+            <w:r>
+              <w:rPr>
+                <w:sz w:val="19"/>
+              </w:rPr>
+              <w:t xml:space="preserve">per le città con i monti (Milano, Madrid, Zurigo, Roma, Francoforte, Napoli, Neve) e</w:t>
+            </w:r>
+            <w:r>
+              <w:rPr>
+                <w:sz w:val="19"/>
+              </w:rPr>
+              <w:t xml:space="preserve"> </w:t>
+            </w:r>
+            <w:r>
+              <w:rPr>
+                <w:rStyle w:val="VerbatimChar"/>
+                <w:sz w:val="19"/>
+              </w:rPr>
+              <w:t xml:space="preserve">null</w:t>
+            </w:r>
+            <w:r>
+              <w:rPr>
+                <w:sz w:val="19"/>
+              </w:rPr>
+              <w:t xml:space="preserve"> </w:t>
+            </w:r>
+            <w:r>
+              <w:rPr>
+                <w:sz w:val="19"/>
+              </w:rPr>
+              <w:t xml:space="preserve">per le altre; (e) la Neve non mostra più i coni 3D (</w:t>
+            </w:r>
+            <w:r>
+              <w:rPr>
+                <w:rStyle w:val="VerbatimChar"/>
+                <w:sz w:val="19"/>
+              </w:rPr>
+              <w:t xml:space="preserve">ranges.visible</w:t>
+            </w:r>
+            <w:r>
+              <w:rPr>
+                <w:sz w:val="19"/>
+              </w:rPr>
+              <w:t xml:space="preserve"> </w:t>
+            </w:r>
+            <w:r>
+              <w:rPr>
+                <w:sz w:val="19"/>
+              </w:rPr>
+              <w:t xml:space="preserve">falso) e</w:t>
+            </w:r>
+            <w:r>
+              <w:rPr>
+                <w:sz w:val="19"/>
+              </w:rPr>
+              <w:t xml:space="preserve"> </w:t>
+            </w:r>
+            <w:r>
+              <w:rPr>
+                <w:rStyle w:val="VerbatimChar"/>
+                <w:sz w:val="19"/>
+              </w:rPr>
+              <w:t xml:space="preserve">/pista-nera/?scena=neve</w:t>
+            </w:r>
+            <w:r>
+              <w:rPr>
+                <w:sz w:val="19"/>
+              </w:rPr>
+              <w:t xml:space="preserve"> </w:t>
+            </w:r>
+            <w:r>
+              <w:rPr>
+                <w:sz w:val="19"/>
+              </w:rPr>
+              <w:t xml:space="preserve">carica la cartolina; (f) controllo C-matrice e C4 (versione 0.26.0 in pagina, config e package); (g) la diagnosi mostra</w:t>
+            </w:r>
+            <w:r>
+              <w:rPr>
+                <w:sz w:val="19"/>
+              </w:rPr>
+              <w:t xml:space="preserve"> </w:t>
+            </w:r>
+            <w:r>
+              <w:rPr>
+                <w:rStyle w:val="VerbatimChar"/>
+                <w:sz w:val="19"/>
+              </w:rPr>
+              <w:t xml:space="preserve">monti: sì</w:t>
+            </w:r>
+            <w:r>
+              <w:rPr>
+                <w:sz w:val="19"/>
+              </w:rPr>
+              <w:t xml:space="preserve"> </w:t>
+            </w:r>
+            <w:r>
+              <w:rPr>
+                <w:sz w:val="19"/>
+              </w:rPr>
+              <w:t xml:space="preserve">dove c’è il piano lontano</w:t>
             </w:r>
           </w:p>
         </w:tc>
@@ -3162,26 +3732,25 @@
               <w:rPr>
                 <w:sz w:val="19"/>
               </w:rPr>
-              <w:t xml:space="preserve">—</w:t>
+              <w:t xml:space="preserve">0.26.0</w:t>
             </w:r>
           </w:p>
         </w:tc>
         <w:tc>
           <w:tcPr>
             <w:tcW w:type="dxa" w:w="1304"/>
-            <w:shd w:val="clear" w:color="auto" w:fill="D7F0DF"/>
-          </w:tcPr>
-          <w:p>
-            <w:pPr>
-              <w:pStyle w:val="Compact"/>
-              <w:spacing w:after="40"/>
-              <w:jc w:val="left"/>
-            </w:pPr>
-            <w:r>
-              <w:rPr>
-                <w:sz w:val="19"/>
-              </w:rPr>
-              <w:t xml:space="preserve">Sì</w:t>
+          </w:tcPr>
+          <w:p>
+            <w:pPr>
+              <w:pStyle w:val="Compact"/>
+              <w:spacing w:after="40"/>
+              <w:jc w:val="left"/>
+            </w:pPr>
+            <w:r>
+              <w:rPr>
+                <w:sz w:val="19"/>
+              </w:rPr>
+              <w:t xml:space="preserve">Sì · scritta, da provare</w:t>
             </w:r>
           </w:p>
         </w:tc>
@@ -3271,7 +3840,267 @@
               <w:rPr>
                 <w:sz w:val="19"/>
               </w:rPr>
-              <w:t xml:space="preserve">(alta, media, bassa) in base al dispositivo</w:t>
+              <w:t xml:space="preserve">(alta, media, bassa) in base al dispositivo.</w:t>
+            </w:r>
+            <w:r>
+              <w:rPr>
+                <w:sz w:val="19"/>
+              </w:rPr>
+              <w:t xml:space="preserve"> </w:t>
+            </w:r>
+            <w:r>
+              <w:rPr>
+                <w:bCs/>
+                <w:b/>
+                <w:sz w:val="19"/>
+              </w:rPr>
+              <w:t xml:space="preserve">Scritta in parte il 28/10 mattina (0.26.0, senza prove)</w:t>
+            </w:r>
+            <w:r>
+              <w:rPr>
+                <w:sz w:val="19"/>
+              </w:rPr>
+              <w:t xml:space="preserve">: modulo nuovo</w:t>
+            </w:r>
+            <w:r>
+              <w:rPr>
+                <w:sz w:val="19"/>
+              </w:rPr>
+              <w:t xml:space="preserve"> </w:t>
+            </w:r>
+            <w:r>
+              <w:rPr>
+                <w:rStyle w:val="VerbatimChar"/>
+                <w:sz w:val="19"/>
+              </w:rPr>
+              <w:t xml:space="preserve">qualita.js</w:t>
+            </w:r>
+            <w:r>
+              <w:rPr>
+                <w:sz w:val="19"/>
+              </w:rPr>
+              <w:t xml:space="preserve"> </w:t>
+            </w:r>
+            <w:r>
+              <w:rPr>
+                <w:sz w:val="19"/>
+              </w:rPr>
+              <w:t xml:space="preserve">con i tre livelli, la scelta dal dispositivo, la discesa di un livello se nei primi 20 s di gioco si sta sotto i 28 fps, e l’invio una volta per pagina a</w:t>
+            </w:r>
+            <w:r>
+              <w:rPr>
+                <w:sz w:val="19"/>
+              </w:rPr>
+              <w:t xml:space="preserve"> </w:t>
+            </w:r>
+            <w:r>
+              <w:rPr>
+                <w:rStyle w:val="VerbatimChar"/>
+                <w:sz w:val="19"/>
+              </w:rPr>
+              <w:t xml:space="preserve">/api/fps</w:t>
+            </w:r>
+            <w:r>
+              <w:rPr>
+                <w:sz w:val="19"/>
+              </w:rPr>
+              <w:t xml:space="preserve"> </w:t>
+            </w:r>
+            <w:r>
+              <w:rPr>
+                <w:sz w:val="19"/>
+              </w:rPr>
+              <w:t xml:space="preserve">(nuovo) della media degli fps dopo 45 s di gioco; su</w:t>
+            </w:r>
+            <w:r>
+              <w:rPr>
+                <w:sz w:val="19"/>
+              </w:rPr>
+              <w:t xml:space="preserve"> </w:t>
+            </w:r>
+            <w:r>
+              <w:rPr>
+                <w:rStyle w:val="VerbatimChar"/>
+                <w:sz w:val="19"/>
+              </w:rPr>
+              <w:t xml:space="preserve">/api/stats</w:t>
+            </w:r>
+            <w:r>
+              <w:rPr>
+                <w:sz w:val="19"/>
+              </w:rPr>
+              <w:t xml:space="preserve"> </w:t>
+            </w:r>
+            <w:r>
+              <w:rPr>
+                <w:sz w:val="19"/>
+              </w:rPr>
+              <w:t xml:space="preserve">compaiono</w:t>
+            </w:r>
+            <w:r>
+              <w:rPr>
+                <w:sz w:val="19"/>
+              </w:rPr>
+              <w:t xml:space="preserve"> </w:t>
+            </w:r>
+            <w:r>
+              <w:rPr>
+                <w:rStyle w:val="VerbatimChar"/>
+                <w:sz w:val="19"/>
+              </w:rPr>
+              <w:t xml:space="preserve">fps_tel_*</w:t>
+            </w:r>
+            <w:r>
+              <w:rPr>
+                <w:sz w:val="19"/>
+              </w:rPr>
+              <w:t xml:space="preserve">,</w:t>
+            </w:r>
+            <w:r>
+              <w:rPr>
+                <w:sz w:val="19"/>
+              </w:rPr>
+              <w:t xml:space="preserve"> </w:t>
+            </w:r>
+            <w:r>
+              <w:rPr>
+                <w:rStyle w:val="VerbatimChar"/>
+                <w:sz w:val="19"/>
+              </w:rPr>
+              <w:t xml:space="preserve">fps_pc_*</w:t>
+            </w:r>
+            <w:r>
+              <w:rPr>
+                <w:sz w:val="19"/>
+              </w:rPr>
+              <w:t xml:space="preserve"> </w:t>
+            </w:r>
+            <w:r>
+              <w:rPr>
+                <w:sz w:val="19"/>
+              </w:rPr>
+              <w:t xml:space="preserve">e</w:t>
+            </w:r>
+            <w:r>
+              <w:rPr>
+                <w:sz w:val="19"/>
+              </w:rPr>
+              <w:t xml:space="preserve"> </w:t>
+            </w:r>
+            <w:r>
+              <w:rPr>
+                <w:rStyle w:val="VerbatimChar"/>
+                <w:sz w:val="19"/>
+              </w:rPr>
+              <w:t xml:space="preserve">q_*</w:t>
+            </w:r>
+            <w:r>
+              <w:rPr>
+                <w:sz w:val="19"/>
+              </w:rPr>
+              <w:t xml:space="preserve">.</w:t>
+            </w:r>
+            <w:r>
+              <w:rPr>
+                <w:sz w:val="19"/>
+              </w:rPr>
+              <w:t xml:space="preserve"> </w:t>
+            </w:r>
+            <w:r>
+              <w:rPr>
+                <w:bCs/>
+                <w:b/>
+                <w:sz w:val="19"/>
+              </w:rPr>
+              <w:t xml:space="preserve">Resta per il turno di notte</w:t>
+            </w:r>
+            <w:r>
+              <w:rPr>
+                <w:sz w:val="19"/>
+              </w:rPr>
+              <w:t xml:space="preserve">: la prova del server per</w:t>
+            </w:r>
+            <w:r>
+              <w:rPr>
+                <w:sz w:val="19"/>
+              </w:rPr>
+              <w:t xml:space="preserve"> </w:t>
+            </w:r>
+            <w:r>
+              <w:rPr>
+                <w:rStyle w:val="VerbatimChar"/>
+                <w:sz w:val="19"/>
+              </w:rPr>
+              <w:t xml:space="preserve">/api/fps</w:t>
+            </w:r>
+            <w:r>
+              <w:rPr>
+                <w:sz w:val="19"/>
+              </w:rPr>
+              <w:t xml:space="preserve"> </w:t>
+            </w:r>
+            <w:r>
+              <w:rPr>
+                <w:sz w:val="19"/>
+              </w:rPr>
+              <w:t xml:space="preserve">(T17: POST valido, fps fuori misura rifiutati, contatori in</w:t>
+            </w:r>
+            <w:r>
+              <w:rPr>
+                <w:sz w:val="19"/>
+              </w:rPr>
+              <w:t xml:space="preserve"> </w:t>
+            </w:r>
+            <w:r>
+              <w:rPr>
+                <w:rStyle w:val="VerbatimChar"/>
+                <w:sz w:val="19"/>
+              </w:rPr>
+              <w:t xml:space="preserve">/api/stats</w:t>
+            </w:r>
+            <w:r>
+              <w:rPr>
+                <w:sz w:val="19"/>
+              </w:rPr>
+              <w:t xml:space="preserve">), una prova nel browser che</w:t>
+            </w:r>
+            <w:r>
+              <w:rPr>
+                <w:sz w:val="19"/>
+              </w:rPr>
+              <w:t xml:space="preserve"> </w:t>
+            </w:r>
+            <w:r>
+              <w:rPr>
+                <w:rStyle w:val="VerbatimChar"/>
+                <w:sz w:val="19"/>
+              </w:rPr>
+              <w:t xml:space="preserve">?qualita=bassa</w:t>
+            </w:r>
+            <w:r>
+              <w:rPr>
+                <w:sz w:val="19"/>
+              </w:rPr>
+              <w:t xml:space="preserve"> </w:t>
+            </w:r>
+            <w:r>
+              <w:rPr>
+                <w:sz w:val="19"/>
+              </w:rPr>
+              <w:t xml:space="preserve">dia pixel ratio 1 e ombre 512 e che la discesa automatica scatti con fps bassi simulati, e le misure a ogni giro notturno con soglie (fps nel browser di prova, peso della pagina in KB, tempo di caricamento) da scrivere in</w:t>
+            </w:r>
+            <w:r>
+              <w:rPr>
+                <w:sz w:val="19"/>
+              </w:rPr>
+              <w:t xml:space="preserve"> </w:t>
+            </w:r>
+            <w:r>
+              <w:rPr>
+                <w:rStyle w:val="VerbatimChar"/>
+                <w:sz w:val="19"/>
+              </w:rPr>
+              <w:t xml:space="preserve">tools/verifica/</w:t>
             </w:r>
           </w:p>
         </w:tc>
@@ -3325,26 +4154,25 @@
               <w:rPr>
                 <w:sz w:val="19"/>
               </w:rPr>
-              <w:t xml:space="preserve">—</w:t>
+              <w:t xml:space="preserve">0.26.0 (parte)</w:t>
             </w:r>
           </w:p>
         </w:tc>
         <w:tc>
           <w:tcPr>
             <w:tcW w:type="dxa" w:w="1304"/>
-            <w:shd w:val="clear" w:color="auto" w:fill="D7F0DF"/>
-          </w:tcPr>
-          <w:p>
-            <w:pPr>
-              <w:pStyle w:val="Compact"/>
-              <w:spacing w:after="40"/>
-              <w:jc w:val="left"/>
-            </w:pPr>
-            <w:r>
-              <w:rPr>
-                <w:sz w:val="19"/>
-              </w:rPr>
-              <w:t xml:space="preserve">Sì</w:t>
+          </w:tcPr>
+          <w:p>
+            <w:pPr>
+              <w:pStyle w:val="Compact"/>
+              <w:spacing w:after="40"/>
+              <w:jc w:val="left"/>
+            </w:pPr>
+            <w:r>
+              <w:rPr>
+                <w:sz w:val="19"/>
+              </w:rPr>
+              <w:t xml:space="preserve">Sì · in parte scritta</w:t>
             </w:r>
           </w:p>
         </w:tc>
@@ -3382,7 +4210,140 @@
               <w:rPr>
                 <w:sz w:val="19"/>
               </w:rPr>
-              <w:t xml:space="preserve">Three.js nuova versione (oggi r128 del 2021, ultima r186 di settembre 2026); dove WebGPU manca torna da sola a WebGL 2</w:t>
+              <w:t xml:space="preserve">Three.js nuova versione (oggi r128 del 2021, ultima r186 di settembre 2026); dove WebGPU manca torna da sola a WebGL 2.</w:t>
+            </w:r>
+            <w:r>
+              <w:rPr>
+                <w:sz w:val="19"/>
+              </w:rPr>
+              <w:t xml:space="preserve"> </w:t>
+            </w:r>
+            <w:r>
+              <w:rPr>
+                <w:bCs/>
+                <w:b/>
+                <w:sz w:val="19"/>
+              </w:rPr>
+              <w:t xml:space="preserve">Nota del 28/10 mattina</w:t>
+            </w:r>
+            <w:r>
+              <w:rPr>
+                <w:sz w:val="19"/>
+              </w:rPr>
+              <w:t xml:space="preserve">: dalla r160 (gennaio 2024) Three.js non distribuisce più il file unico</w:t>
+            </w:r>
+            <w:r>
+              <w:rPr>
+                <w:sz w:val="19"/>
+              </w:rPr>
+              <w:t xml:space="preserve"> </w:t>
+            </w:r>
+            <w:r>
+              <w:rPr>
+                <w:rStyle w:val="VerbatimChar"/>
+                <w:sz w:val="19"/>
+              </w:rPr>
+              <w:t xml:space="preserve">three.min.js</w:t>
+            </w:r>
+            <w:r>
+              <w:rPr>
+                <w:sz w:val="19"/>
+              </w:rPr>
+              <w:t xml:space="preserve"> </w:t>
+            </w:r>
+            <w:r>
+              <w:rPr>
+                <w:sz w:val="19"/>
+              </w:rPr>
+              <w:t xml:space="preserve">che il gioco carica con un</w:t>
+            </w:r>
+            <w:r>
+              <w:rPr>
+                <w:sz w:val="19"/>
+              </w:rPr>
+              <w:t xml:space="preserve"> </w:t>
+            </w:r>
+            <w:r>
+              <w:rPr>
+                <w:rStyle w:val="VerbatimChar"/>
+                <w:sz w:val="19"/>
+              </w:rPr>
+              <w:t xml:space="preserve">&lt;script&gt;</w:t>
+            </w:r>
+            <w:r>
+              <w:rPr>
+                <w:sz w:val="19"/>
+              </w:rPr>
+              <w:t xml:space="preserve">: le versioni nuove sono solo moduli ES. Per aggiornare servono o un</w:t>
+            </w:r>
+            <w:r>
+              <w:rPr>
+                <w:sz w:val="19"/>
+              </w:rPr>
+              <w:t xml:space="preserve"> </w:t>
+            </w:r>
+            <w:r>
+              <w:rPr>
+                <w:rStyle w:val="VerbatimChar"/>
+                <w:sz w:val="19"/>
+              </w:rPr>
+              <w:t xml:space="preserve">&lt;script type="importmap"&gt;</w:t>
+            </w:r>
+            <w:r>
+              <w:rPr>
+                <w:sz w:val="19"/>
+              </w:rPr>
+              <w:t xml:space="preserve"> </w:t>
+            </w:r>
+            <w:r>
+              <w:rPr>
+                <w:sz w:val="19"/>
+              </w:rPr>
+              <w:t xml:space="preserve">con</w:t>
+            </w:r>
+            <w:r>
+              <w:rPr>
+                <w:sz w:val="19"/>
+              </w:rPr>
+              <w:t xml:space="preserve"> </w:t>
+            </w:r>
+            <w:r>
+              <w:rPr>
+                <w:rStyle w:val="VerbatimChar"/>
+                <w:sz w:val="19"/>
+              </w:rPr>
+              <w:t xml:space="preserve">three</w:t>
+            </w:r>
+            <w:r>
+              <w:rPr>
+                <w:sz w:val="19"/>
+              </w:rPr>
+              <w:t xml:space="preserve"> </w:t>
+            </w:r>
+            <w:r>
+              <w:rPr>
+                <w:sz w:val="19"/>
+              </w:rPr>
+              <w:t xml:space="preserve">e i moduli del gioco riscritti come</w:t>
+            </w:r>
+            <w:r>
+              <w:rPr>
+                <w:sz w:val="19"/>
+              </w:rPr>
+              <w:t xml:space="preserve"> </w:t>
+            </w:r>
+            <w:r>
+              <w:rPr>
+                <w:rStyle w:val="VerbatimChar"/>
+                <w:sz w:val="19"/>
+              </w:rPr>
+              <w:t xml:space="preserve">import</w:t>
+            </w:r>
+            <w:r>
+              <w:rPr>
+                <w:sz w:val="19"/>
+              </w:rPr>
+              <w:t xml:space="preserve">, o il passo di costruzione con esbuild della riga 5 (A-23), che unisce tutto in un file. La strada più semplice e sicura è fare prima la riga 5: per questo la riga 3 aspetta la decisione di Luigi su A-23 (riga 1f della tabella qui sopra)</w:t>
             </w:r>
           </w:p>
         </w:tc>
@@ -3443,19 +4404,18 @@
         <w:tc>
           <w:tcPr>
             <w:tcW w:type="dxa" w:w="1304"/>
-            <w:shd w:val="clear" w:color="auto" w:fill="D7F0DF"/>
-          </w:tcPr>
-          <w:p>
-            <w:pPr>
-              <w:pStyle w:val="Compact"/>
-              <w:spacing w:after="40"/>
-              <w:jc w:val="left"/>
-            </w:pPr>
-            <w:r>
-              <w:rPr>
-                <w:sz w:val="19"/>
-              </w:rPr>
-              <w:t xml:space="preserve">Sì</w:t>
+          </w:tcPr>
+          <w:p>
+            <w:pPr>
+              <w:pStyle w:val="Compact"/>
+              <w:spacing w:after="40"/>
+              <w:jc w:val="left"/>
+            </w:pPr>
+            <w:r>
+              <w:rPr>
+                <w:sz w:val="19"/>
+              </w:rPr>
+              <w:t xml:space="preserve">Sì, ma dopo la riga 5</w:t>
             </w:r>
           </w:p>
         </w:tc>
@@ -4857,19 +5817,19 @@
         <w:tc>
           <w:tcPr>
             <w:tcW w:type="dxa" w:w="1134"/>
-            <w:shd w:val="clear" w:color="auto" w:fill="FDE2D6"/>
-          </w:tcPr>
-          <w:p>
-            <w:pPr>
-              <w:pStyle w:val="Compact"/>
-              <w:spacing w:after="40"/>
-              <w:jc w:val="left"/>
-            </w:pPr>
-            <w:r>
-              <w:rPr>
-                <w:sz w:val="19"/>
-              </w:rPr>
-              <w:t xml:space="preserve">Da fare</w:t>
+            <w:shd w:val="clear" w:color="auto" w:fill="FFF1C7"/>
+          </w:tcPr>
+          <w:p>
+            <w:pPr>
+              <w:pStyle w:val="Compact"/>
+              <w:spacing w:after="40"/>
+              <w:jc w:val="left"/>
+            </w:pPr>
+            <w:r>
+              <w:rPr>
+                <w:sz w:val="19"/>
+              </w:rPr>
+              <w:t xml:space="preserve">In corso</w:t>
             </w:r>
           </w:p>
         </w:tc>
@@ -4885,9 +5845,223 @@
             </w:pPr>
             <w:r>
               <w:rPr>
-                <w:sz w:val="19"/>
-              </w:rPr>
-              <w:t xml:space="preserve">Scelta di Luigi del 27/10 sera tra 4 livelli (1 oggi; 2 stilizzato curato; 3 modelli 3D veri città per città; 4 quasi realistico, sconsigliato: su Android WebGPU c’è solo da Android 12 in su e i telefoni si scaldano).</w:t>
+                <w:bCs/>
+                <w:b/>
+                <w:sz w:val="19"/>
+              </w:rPr>
+              <w:t xml:space="preserve">Dalla 0.26.0 (scritta il 28/10 mattina senza prove, da provare la notte)</w:t>
+            </w:r>
+            <w:r>
+              <w:rPr>
+                <w:sz w:val="19"/>
+              </w:rPr>
+              <w:t xml:space="preserve"> </w:t>
+            </w:r>
+            <w:r>
+              <w:rPr>
+                <w:sz w:val="19"/>
+              </w:rPr>
+              <w:t xml:space="preserve">la prima parte: (1) cielo nel modulo nuovo</w:t>
+            </w:r>
+            <w:r>
+              <w:rPr>
+                <w:sz w:val="19"/>
+              </w:rPr>
+              <w:t xml:space="preserve"> </w:t>
+            </w:r>
+            <w:r>
+              <w:rPr>
+                <w:rStyle w:val="VerbatimChar"/>
+                <w:sz w:val="19"/>
+              </w:rPr>
+              <w:t xml:space="preserve">moduli/cielo.js</w:t>
+            </w:r>
+            <w:r>
+              <w:rPr>
+                <w:sz w:val="19"/>
+              </w:rPr>
+              <w:t xml:space="preserve">, con il sole (disco, alone stretto e alone largo) e due strati di nuvole disegnate dalla scheda video (rumore procedurale, niente immagini), che scorrono a velocità diverse e sono più chiare dal lato del sole; quantità di nuvole per scenario (Londra e Berlino più coperte, Madrid e Lisbona serene) o</w:t>
+            </w:r>
+            <w:r>
+              <w:rPr>
+                <w:sz w:val="19"/>
+              </w:rPr>
+              <w:t xml:space="preserve"> </w:t>
+            </w:r>
+            <w:r>
+              <w:rPr>
+                <w:rStyle w:val="VerbatimChar"/>
+                <w:sz w:val="19"/>
+              </w:rPr>
+              <w:t xml:space="preserve">nuvole</w:t>
+            </w:r>
+            <w:r>
+              <w:rPr>
+                <w:sz w:val="19"/>
+              </w:rPr>
+              <w:t xml:space="preserve"> </w:t>
+            </w:r>
+            <w:r>
+              <w:rPr>
+                <w:sz w:val="19"/>
+              </w:rPr>
+              <w:t xml:space="preserve">nello scenario; sul telefono un dettaglio in meno; ferme con</w:t>
+            </w:r>
+            <w:r>
+              <w:rPr>
+                <w:sz w:val="19"/>
+              </w:rPr>
+              <w:t xml:space="preserve"> </w:t>
+            </w:r>
+            <w:r>
+              <w:rPr>
+                <w:rStyle w:val="VerbatimChar"/>
+                <w:sz w:val="19"/>
+              </w:rPr>
+              <w:t xml:space="preserve">?cielo=fermo</w:t>
+            </w:r>
+            <w:r>
+              <w:rPr>
+                <w:sz w:val="19"/>
+              </w:rPr>
+              <w:t xml:space="preserve"> </w:t>
+            </w:r>
+            <w:r>
+              <w:rPr>
+                <w:sz w:val="19"/>
+              </w:rPr>
+              <w:t xml:space="preserve">o se il dispositivo chiede meno movimento; (2) cartolina in due piani:</w:t>
+            </w:r>
+            <w:r>
+              <w:rPr>
+                <w:sz w:val="19"/>
+              </w:rPr>
+              <w:t xml:space="preserve"> </w:t>
+            </w:r>
+            <w:r>
+              <w:rPr>
+                <w:rStyle w:val="VerbatimChar"/>
+                <w:sz w:val="19"/>
+              </w:rPr>
+              <w:t xml:space="preserve">panorami.dipingiPiani</w:t>
+            </w:r>
+            <w:r>
+              <w:rPr>
+                <w:sz w:val="19"/>
+              </w:rPr>
+              <w:t xml:space="preserve"> </w:t>
+            </w:r>
+            <w:r>
+              <w:rPr>
+                <w:sz w:val="19"/>
+              </w:rPr>
+              <w:t xml:space="preserve">dipinge i monti lontani (i</w:t>
+            </w:r>
+            <w:r>
+              <w:rPr>
+                <w:sz w:val="19"/>
+              </w:rPr>
+              <w:t xml:space="preserve"> </w:t>
+            </w:r>
+            <w:r>
+              <w:rPr>
+                <w:rStyle w:val="VerbatimChar"/>
+                <w:sz w:val="19"/>
+              </w:rPr>
+              <w:t xml:space="preserve">crinale</w:t>
+            </w:r>
+            <w:r>
+              <w:rPr>
+                <w:sz w:val="19"/>
+              </w:rPr>
+              <w:t xml:space="preserve"> </w:t>
+            </w:r>
+            <w:r>
+              <w:rPr>
+                <w:sz w:val="19"/>
+              </w:rPr>
+              <w:t xml:space="preserve">con la base all’altezza degli occhi e senza bosco, o</w:t>
+            </w:r>
+            <w:r>
+              <w:rPr>
+                <w:sz w:val="19"/>
+              </w:rPr>
+              <w:t xml:space="preserve"> </w:t>
+            </w:r>
+            <w:r>
+              <w:rPr>
+                <w:rStyle w:val="VerbatimChar"/>
+                <w:sz w:val="19"/>
+              </w:rPr>
+              <w:t xml:space="preserve">piano: 'lontano'</w:t>
+            </w:r>
+            <w:r>
+              <w:rPr>
+                <w:sz w:val="19"/>
+              </w:rPr>
+              <w:t xml:space="preserve">) su una tela a parte larga un quarto, montata su un cilindro che segue la telecamera, mentre città e monumento stanno su un cilindro fermo sull’asse della strada (</w:t>
+            </w:r>
+            <w:r>
+              <w:rPr>
+                <w:rStyle w:val="VerbatimChar"/>
+                <w:sz w:val="19"/>
+              </w:rPr>
+              <w:t xml:space="preserve">SFONDI.segui</w:t>
+            </w:r>
+            <w:r>
+              <w:rPr>
+                <w:sz w:val="19"/>
+              </w:rPr>
+              <w:t xml:space="preserve">): spostandosi a lato il rider vede la città scorrere rispetto ai monti; (3) una sola direzione del sole (</w:t>
+            </w:r>
+            <w:r>
+              <w:rPr>
+                <w:rStyle w:val="VerbatimChar"/>
+                <w:sz w:val="19"/>
+              </w:rPr>
+              <w:t xml:space="preserve">PN.cielo.SOLE</w:t>
+            </w:r>
+            <w:r>
+              <w:rPr>
+                <w:sz w:val="19"/>
+              </w:rPr>
+              <w:t xml:space="preserve">, davanti a sinistra, 35° sopra l’orizzonte) per il disco nel cielo, la luce direzionale della scena e la luce</w:t>
+            </w:r>
+            <w:r>
+              <w:rPr>
+                <w:sz w:val="19"/>
+              </w:rPr>
+              <w:t xml:space="preserve"> </w:t>
+            </w:r>
+            <w:r>
+              <w:rPr>
+                <w:sz w:val="19"/>
+              </w:rPr>
+              <w:t xml:space="preserve">“</w:t>
+            </w:r>
+            <w:r>
+              <w:rPr>
+                <w:sz w:val="19"/>
+              </w:rPr>
+              <w:t xml:space="preserve">da sinistra</w:t>
+            </w:r>
+            <w:r>
+              <w:rPr>
+                <w:sz w:val="19"/>
+              </w:rPr>
+              <w:t xml:space="preserve">”</w:t>
+            </w:r>
+            <w:r>
+              <w:rPr>
+                <w:sz w:val="19"/>
+              </w:rPr>
+              <w:t xml:space="preserve"> </w:t>
+            </w:r>
+            <w:r>
+              <w:rPr>
+                <w:sz w:val="19"/>
+              </w:rPr>
+              <w:t xml:space="preserve">delle cartoline; (4) il disco del suolo lontano sfuma dal colore della nebbia della pista a quello della terra o del mare della città; (5) Neve con la cartolina dipinta (cime con i ghiacciai e la catena più vicina sul piano lontano; versanti con il bosco, abeti sempre più grandi, fondovalle bianco con baite e lago gelato sul piano vicino), i coni 3D restano solo se la cartolina manca; (6) nuvole in movimento. Memoria stimata dello sfondo: ~15 MB PC, ~3,8 MB telefono (da misurare la notte). Restano della prima parte: uccelli lontani, acqua che luccica, terzo piano per le città senza monti. Scelta di Luigi del 27/10 sera tra 4 livelli (1 oggi; 2 stilizzato curato; 3 modelli 3D veri città per città; 4 quasi realistico, sconsigliato: su Android WebGPU c’è solo da Android 12 in su e i telefoni si scaldano).</w:t>
             </w:r>
             <w:r>
               <w:rPr>
@@ -14224,19 +15398,19 @@
         <w:tc>
           <w:tcPr>
             <w:tcW w:type="dxa" w:w="1020"/>
-            <w:shd w:val="clear" w:color="auto" w:fill="FDE2D6"/>
-          </w:tcPr>
-          <w:p>
-            <w:pPr>
-              <w:pStyle w:val="Compact"/>
-              <w:spacing w:after="40"/>
-              <w:jc w:val="left"/>
-            </w:pPr>
-            <w:r>
-              <w:rPr>
-                <w:sz w:val="19"/>
-              </w:rPr>
-              <w:t xml:space="preserve">Da fare</w:t>
+            <w:shd w:val="clear" w:color="auto" w:fill="FFF1C7"/>
+          </w:tcPr>
+          <w:p>
+            <w:pPr>
+              <w:pStyle w:val="Compact"/>
+              <w:spacing w:after="40"/>
+              <w:jc w:val="left"/>
+            </w:pPr>
+            <w:r>
+              <w:rPr>
+                <w:sz w:val="19"/>
+              </w:rPr>
+              <w:t xml:space="preserve">In corso</w:t>
             </w:r>
           </w:p>
         </w:tc>
@@ -14254,7 +15428,342 @@
               <w:rPr>
                 <w:sz w:val="19"/>
               </w:rPr>
-              <w:t xml:space="preserve">fps, peso della pagina e tempo di caricamento misurati a ogni giro, con soglie: il cancello si chiude se una modifica rende il gioco più lento Approvato da Luigi il 27/10 sera con il livello 2 della grafica (R-513): in più gli fps veri dei giocatori su /api/stats e la qualità scelta in automatico in base al dispositivo.</w:t>
+              <w:t xml:space="preserve">fps, peso della pagina e tempo di caricamento misurati a ogni giro, con soglie: il cancello si chiude se una modifica rende il gioco più lento. Approvato da Luigi il 27/10 sera con il livello 2 della grafica (R-513): in più gli fps veri dei giocatori su /api/stats e la qualità scelta in automatico in base al dispositivo.</w:t>
+            </w:r>
+            <w:r>
+              <w:rPr>
+                <w:sz w:val="19"/>
+              </w:rPr>
+              <w:t xml:space="preserve"> </w:t>
+            </w:r>
+            <w:r>
+              <w:rPr>
+                <w:bCs/>
+                <w:b/>
+                <w:sz w:val="19"/>
+              </w:rPr>
+              <w:t xml:space="preserve">Dalla 0.26.0 (scritta il 28/10 mattina senza prove)</w:t>
+            </w:r>
+            <w:r>
+              <w:rPr>
+                <w:sz w:val="19"/>
+              </w:rPr>
+              <w:t xml:space="preserve"> </w:t>
+            </w:r>
+            <w:r>
+              <w:rPr>
+                <w:sz w:val="19"/>
+              </w:rPr>
+              <w:t xml:space="preserve">il modulo</w:t>
+            </w:r>
+            <w:r>
+              <w:rPr>
+                <w:sz w:val="19"/>
+              </w:rPr>
+              <w:t xml:space="preserve"> </w:t>
+            </w:r>
+            <w:r>
+              <w:rPr>
+                <w:rStyle w:val="VerbatimChar"/>
+                <w:sz w:val="19"/>
+              </w:rPr>
+              <w:t xml:space="preserve">moduli/qualita.js</w:t>
+            </w:r>
+            <w:r>
+              <w:rPr>
+                <w:sz w:val="19"/>
+              </w:rPr>
+              <w:t xml:space="preserve">: tre livelli (alta: fino a 2 pixel per pixel dello schermo e ombre 2048; media: 1,5 e 1024; bassa: 1 e 512), scelta all’apertura dal dispositivo (PC alta; telefono alta con almeno 6 GB o 8 processori, altrimenti media), discesa automatica di un livello se nei primi 20 s di gioco la media è sotto i 28 fps (una volta per pagina, scelta salvata in</w:t>
+            </w:r>
+            <w:r>
+              <w:rPr>
+                <w:sz w:val="19"/>
+              </w:rPr>
+              <w:t xml:space="preserve"> </w:t>
+            </w:r>
+            <w:r>
+              <w:rPr>
+                <w:rStyle w:val="VerbatimChar"/>
+                <w:sz w:val="19"/>
+              </w:rPr>
+              <w:t xml:space="preserve">cyf.qualita</w:t>
+            </w:r>
+            <w:r>
+              <w:rPr>
+                <w:sz w:val="19"/>
+              </w:rPr>
+              <w:t xml:space="preserve">),</w:t>
+            </w:r>
+            <w:r>
+              <w:rPr>
+                <w:sz w:val="19"/>
+              </w:rPr>
+              <w:t xml:space="preserve"> </w:t>
+            </w:r>
+            <w:r>
+              <w:rPr>
+                <w:rStyle w:val="VerbatimChar"/>
+                <w:sz w:val="19"/>
+              </w:rPr>
+              <w:t xml:space="preserve">?qualita=alta/media/bassa</w:t>
+            </w:r>
+            <w:r>
+              <w:rPr>
+                <w:sz w:val="19"/>
+              </w:rPr>
+              <w:t xml:space="preserve"> </w:t>
+            </w:r>
+            <w:r>
+              <w:rPr>
+                <w:sz w:val="19"/>
+              </w:rPr>
+              <w:t xml:space="preserve">la forza; dopo 45 s di gioco la media degli fps, telefono o PC e il livello vanno una volta a</w:t>
+            </w:r>
+            <w:r>
+              <w:rPr>
+                <w:sz w:val="19"/>
+              </w:rPr>
+              <w:t xml:space="preserve"> </w:t>
+            </w:r>
+            <w:r>
+              <w:rPr>
+                <w:rStyle w:val="VerbatimChar"/>
+                <w:sz w:val="19"/>
+              </w:rPr>
+              <w:t xml:space="preserve">/api/fps</w:t>
+            </w:r>
+            <w:r>
+              <w:rPr>
+                <w:sz w:val="19"/>
+              </w:rPr>
+              <w:t xml:space="preserve"> </w:t>
+            </w:r>
+            <w:r>
+              <w:rPr>
+                <w:sz w:val="19"/>
+              </w:rPr>
+              <w:t xml:space="preserve">e si leggono in</w:t>
+            </w:r>
+            <w:r>
+              <w:rPr>
+                <w:sz w:val="19"/>
+              </w:rPr>
+              <w:t xml:space="preserve"> </w:t>
+            </w:r>
+            <w:r>
+              <w:rPr>
+                <w:rStyle w:val="VerbatimChar"/>
+                <w:sz w:val="19"/>
+              </w:rPr>
+              <w:t xml:space="preserve">/api/stats</w:t>
+            </w:r>
+            <w:r>
+              <w:rPr>
+                <w:sz w:val="19"/>
+              </w:rPr>
+              <w:t xml:space="preserve"> </w:t>
+            </w:r>
+            <w:r>
+              <w:rPr>
+                <w:sz w:val="19"/>
+              </w:rPr>
+              <w:t xml:space="preserve">(</w:t>
+            </w:r>
+            <w:r>
+              <w:rPr>
+                <w:rStyle w:val="VerbatimChar"/>
+                <w:sz w:val="19"/>
+              </w:rPr>
+              <w:t xml:space="preserve">fps_tel_lt20</w:t>
+            </w:r>
+            <w:r>
+              <w:rPr>
+                <w:sz w:val="19"/>
+              </w:rPr>
+              <w:t xml:space="preserve">,</w:t>
+            </w:r>
+            <w:r>
+              <w:rPr>
+                <w:sz w:val="19"/>
+              </w:rPr>
+              <w:t xml:space="preserve"> </w:t>
+            </w:r>
+            <w:r>
+              <w:rPr>
+                <w:rStyle w:val="VerbatimChar"/>
+                <w:sz w:val="19"/>
+              </w:rPr>
+              <w:t xml:space="preserve">fps_tel_20_40</w:t>
+            </w:r>
+            <w:r>
+              <w:rPr>
+                <w:sz w:val="19"/>
+              </w:rPr>
+              <w:t xml:space="preserve">,</w:t>
+            </w:r>
+            <w:r>
+              <w:rPr>
+                <w:sz w:val="19"/>
+              </w:rPr>
+              <w:t xml:space="preserve"> </w:t>
+            </w:r>
+            <w:r>
+              <w:rPr>
+                <w:rStyle w:val="VerbatimChar"/>
+                <w:sz w:val="19"/>
+              </w:rPr>
+              <w:t xml:space="preserve">fps_tel_40_55</w:t>
+            </w:r>
+            <w:r>
+              <w:rPr>
+                <w:sz w:val="19"/>
+              </w:rPr>
+              <w:t xml:space="preserve">,</w:t>
+            </w:r>
+            <w:r>
+              <w:rPr>
+                <w:sz w:val="19"/>
+              </w:rPr>
+              <w:t xml:space="preserve"> </w:t>
+            </w:r>
+            <w:r>
+              <w:rPr>
+                <w:rStyle w:val="VerbatimChar"/>
+                <w:sz w:val="19"/>
+              </w:rPr>
+              <w:t xml:space="preserve">fps_tel_gt55</w:t>
+            </w:r>
+            <w:r>
+              <w:rPr>
+                <w:sz w:val="19"/>
+              </w:rPr>
+              <w:t xml:space="preserve">,</w:t>
+            </w:r>
+            <w:r>
+              <w:rPr>
+                <w:sz w:val="19"/>
+              </w:rPr>
+              <w:t xml:space="preserve"> </w:t>
+            </w:r>
+            <w:r>
+              <w:rPr>
+                <w:rStyle w:val="VerbatimChar"/>
+                <w:sz w:val="19"/>
+              </w:rPr>
+              <w:t xml:space="preserve">fps_tel_sum</w:t>
+            </w:r>
+            <w:r>
+              <w:rPr>
+                <w:sz w:val="19"/>
+              </w:rPr>
+              <w:t xml:space="preserve"> </w:t>
+            </w:r>
+            <w:r>
+              <w:rPr>
+                <w:sz w:val="19"/>
+              </w:rPr>
+              <w:t xml:space="preserve">= somma ×10,</w:t>
+            </w:r>
+            <w:r>
+              <w:rPr>
+                <w:sz w:val="19"/>
+              </w:rPr>
+              <w:t xml:space="preserve"> </w:t>
+            </w:r>
+            <w:r>
+              <w:rPr>
+                <w:rStyle w:val="VerbatimChar"/>
+                <w:sz w:val="19"/>
+              </w:rPr>
+              <w:t xml:space="preserve">fps_tel_n</w:t>
+            </w:r>
+            <w:r>
+              <w:rPr>
+                <w:sz w:val="19"/>
+              </w:rPr>
+              <w:t xml:space="preserve">, lo stesso con</w:t>
+            </w:r>
+            <w:r>
+              <w:rPr>
+                <w:sz w:val="19"/>
+              </w:rPr>
+              <w:t xml:space="preserve"> </w:t>
+            </w:r>
+            <w:r>
+              <w:rPr>
+                <w:rStyle w:val="VerbatimChar"/>
+                <w:sz w:val="19"/>
+              </w:rPr>
+              <w:t xml:space="preserve">pc</w:t>
+            </w:r>
+            <w:r>
+              <w:rPr>
+                <w:sz w:val="19"/>
+              </w:rPr>
+              <w:t xml:space="preserve">,</w:t>
+            </w:r>
+            <w:r>
+              <w:rPr>
+                <w:sz w:val="19"/>
+              </w:rPr>
+              <w:t xml:space="preserve"> </w:t>
+            </w:r>
+            <w:r>
+              <w:rPr>
+                <w:rStyle w:val="VerbatimChar"/>
+                <w:sz w:val="19"/>
+              </w:rPr>
+              <w:t xml:space="preserve">q_alta/media/bassa</w:t>
+            </w:r>
+            <w:r>
+              <w:rPr>
+                <w:sz w:val="19"/>
+              </w:rPr>
+              <w:t xml:space="preserve">); la diagnosi (F2) mostra</w:t>
+            </w:r>
+            <w:r>
+              <w:rPr>
+                <w:sz w:val="19"/>
+              </w:rPr>
+              <w:t xml:space="preserve"> </w:t>
+            </w:r>
+            <w:r>
+              <w:rPr>
+                <w:rStyle w:val="VerbatimChar"/>
+                <w:sz w:val="19"/>
+              </w:rPr>
+              <w:t xml:space="preserve">qualita</w:t>
+            </w:r>
+            <w:r>
+              <w:rPr>
+                <w:sz w:val="19"/>
+              </w:rPr>
+              <w:t xml:space="preserve"> </w:t>
+            </w:r>
+            <w:r>
+              <w:rPr>
+                <w:sz w:val="19"/>
+              </w:rPr>
+              <w:t xml:space="preserve">e</w:t>
+            </w:r>
+            <w:r>
+              <w:rPr>
+                <w:sz w:val="19"/>
+              </w:rPr>
+              <w:t xml:space="preserve"> </w:t>
+            </w:r>
+            <w:r>
+              <w:rPr>
+                <w:rStyle w:val="VerbatimChar"/>
+                <w:sz w:val="19"/>
+              </w:rPr>
+              <w:t xml:space="preserve">fpsGioco</w:t>
+            </w:r>
+            <w:r>
+              <w:rPr>
+                <w:sz w:val="19"/>
+              </w:rPr>
+              <w:t xml:space="preserve">. Le misure con soglie a ogni giro notturno restano da scrivere (prossimi passi, riga 2)</w:t>
             </w:r>
           </w:p>
         </w:tc>
@@ -14995,6 +16504,465 @@
       </w:r>
     </w:p>
     <w:bookmarkEnd w:id="31"/>
+    <w:bookmarkStart w:id="32" w:name="X3cf251cf2a7fc009966e540b1607b078fce84ba"/>
+    <w:p>
+      <w:pPr>
+        <w:pStyle w:val="Heading1"/>
+      </w:pPr>
+      <w:r>
+        <w:t xml:space="preserve">Versioni scritte, in attesa delle prove della notte</w:t>
+      </w:r>
+    </w:p>
+    <w:p>
+      <w:pPr>
+        <w:pStyle w:val="FirstParagraph"/>
+      </w:pPr>
+      <w:r>
+        <w:t xml:space="preserve">Più nuove della versione online (0.25.5): sono sui rami</w:t>
+      </w:r>
+      <w:r>
+        <w:t xml:space="preserve"> </w:t>
+      </w:r>
+      <w:r>
+        <w:rPr>
+          <w:rStyle w:val="VerbatimChar"/>
+        </w:rPr>
+        <w:t xml:space="preserve">giorno/…</w:t>
+      </w:r>
+      <w:r>
+        <w:t xml:space="preserve">; il turno di notte le prova e le pubblica, poi passano nell’altro documento.</w:t>
+      </w:r>
+    </w:p>
+    <w:tbl>
+      <w:tblPr>
+        <w:tblStyle w:val="Table"/>
+        <w:tblLook w:firstRow="1" w:lastRow="0" w:firstColumn="0" w:lastColumn="0" w:noHBand="0" w:noVBand="0" w:val="0020"/>
+        <w:jc w:val="start"/>
+        <w:tblBorders>
+          <w:top w:val="single" w:sz="4" w:color="B8C4D2"/>
+          <w:left w:val="single" w:sz="4" w:color="B8C4D2"/>
+          <w:bottom w:val="single" w:sz="4" w:color="B8C4D2"/>
+          <w:right w:val="single" w:sz="4" w:color="B8C4D2"/>
+          <w:insideH w:val="single" w:sz="4" w:color="B8C4D2"/>
+          <w:insideV w:val="single" w:sz="4" w:color="B8C4D2"/>
+        </w:tblBorders>
+        <w:tblW w:w="9865" w:type="dxa"/>
+        <w:tblLayout w:type="fixed"/>
+      </w:tblPr>
+      <w:tblGrid>
+        <w:gridCol w:w="1247"/>
+        <w:gridCol w:w="1360"/>
+        <w:gridCol w:w="7257"/>
+      </w:tblGrid>
+      <w:tr>
+        <w:trPr>
+          <w:tblHeader w:val="true"/>
+        </w:trPr>
+        <w:tc>
+          <w:tcPr>
+            <w:tcW w:type="dxa" w:w="1247"/>
+            <w:shd w:val="clear" w:color="auto" w:fill="13233A"/>
+          </w:tcPr>
+          <w:p>
+            <w:pPr>
+              <w:pStyle w:val="Compact"/>
+              <w:spacing w:after="40"/>
+              <w:jc w:val="left"/>
+            </w:pPr>
+            <w:r>
+              <w:rPr>
+                <w:b/>
+                <w:color w:val="FFFFFF"/>
+                <w:sz w:val="19"/>
+              </w:rPr>
+              <w:t xml:space="preserve">Versione</w:t>
+            </w:r>
+          </w:p>
+        </w:tc>
+        <w:tc>
+          <w:tcPr>
+            <w:tcW w:type="dxa" w:w="1361"/>
+            <w:shd w:val="clear" w:color="auto" w:fill="13233A"/>
+          </w:tcPr>
+          <w:p>
+            <w:pPr>
+              <w:pStyle w:val="Compact"/>
+              <w:spacing w:after="40"/>
+              <w:jc w:val="left"/>
+            </w:pPr>
+            <w:r>
+              <w:rPr>
+                <w:b/>
+                <w:color w:val="FFFFFF"/>
+                <w:sz w:val="19"/>
+              </w:rPr>
+              <w:t xml:space="preserve">Data</w:t>
+            </w:r>
+          </w:p>
+        </w:tc>
+        <w:tc>
+          <w:tcPr>
+            <w:tcW w:type="dxa" w:w="7257"/>
+            <w:shd w:val="clear" w:color="auto" w:fill="13233A"/>
+          </w:tcPr>
+          <w:p>
+            <w:pPr>
+              <w:pStyle w:val="Compact"/>
+              <w:spacing w:after="40"/>
+              <w:jc w:val="left"/>
+            </w:pPr>
+            <w:r>
+              <w:rPr>
+                <w:b/>
+                <w:color w:val="FFFFFF"/>
+                <w:sz w:val="19"/>
+              </w:rPr>
+              <w:t xml:space="preserve">Cosa è cambiato</w:t>
+            </w:r>
+          </w:p>
+        </w:tc>
+      </w:tr>
+      <w:tr>
+        <w:tc>
+          <w:tcPr>
+            <w:tcW w:type="dxa" w:w="1247"/>
+          </w:tcPr>
+          <w:p>
+            <w:pPr>
+              <w:pStyle w:val="Compact"/>
+              <w:spacing w:after="40"/>
+              <w:jc w:val="left"/>
+            </w:pPr>
+            <w:r>
+              <w:rPr>
+                <w:sz w:val="19"/>
+              </w:rPr>
+              <w:t xml:space="preserve">0.26.0</w:t>
+            </w:r>
+          </w:p>
+        </w:tc>
+        <w:tc>
+          <w:tcPr>
+            <w:tcW w:type="dxa" w:w="1361"/>
+          </w:tcPr>
+          <w:p>
+            <w:pPr>
+              <w:pStyle w:val="Compact"/>
+              <w:spacing w:after="40"/>
+              <w:jc w:val="left"/>
+            </w:pPr>
+            <w:r>
+              <w:rPr>
+                <w:sz w:val="19"/>
+              </w:rPr>
+              <w:t xml:space="preserve">28/10/2026</w:t>
+            </w:r>
+          </w:p>
+        </w:tc>
+        <w:tc>
+          <w:tcPr>
+            <w:tcW w:type="dxa" w:w="7257"/>
+          </w:tcPr>
+          <w:p>
+            <w:pPr>
+              <w:pStyle w:val="Compact"/>
+              <w:spacing w:after="40"/>
+              <w:jc w:val="left"/>
+            </w:pPr>
+            <w:r>
+              <w:rPr>
+                <w:sz w:val="19"/>
+              </w:rPr>
+              <w:t xml:space="preserve">(Ramo</w:t>
+            </w:r>
+            <w:r>
+              <w:rPr>
+                <w:sz w:val="19"/>
+              </w:rPr>
+              <w:t xml:space="preserve"> </w:t>
+            </w:r>
+            <w:r>
+              <w:rPr>
+                <w:rStyle w:val="VerbatimChar"/>
+                <w:sz w:val="19"/>
+              </w:rPr>
+              <w:t xml:space="preserve">giorno/2026-10-28-mattina</w:t>
+            </w:r>
+            <w:r>
+              <w:rPr>
+                <w:sz w:val="19"/>
+              </w:rPr>
+              <w:t xml:space="preserve">, parte da</w:t>
+            </w:r>
+            <w:r>
+              <w:rPr>
+                <w:sz w:val="19"/>
+              </w:rPr>
+              <w:t xml:space="preserve"> </w:t>
+            </w:r>
+            <w:r>
+              <w:rPr>
+                <w:rStyle w:val="VerbatimChar"/>
+                <w:sz w:val="19"/>
+              </w:rPr>
+              <w:t xml:space="preserve">giorno/riga-1d</w:t>
+            </w:r>
+            <w:r>
+              <w:rPr>
+                <w:sz w:val="19"/>
+              </w:rPr>
+              <w:t xml:space="preserve">; scritta di giorno senza prove, R-506/R-512.) Prima parte del livello 2 della grafica (R-513): modulo nuovo</w:t>
+            </w:r>
+            <w:r>
+              <w:rPr>
+                <w:sz w:val="19"/>
+              </w:rPr>
+              <w:t xml:space="preserve"> </w:t>
+            </w:r>
+            <w:r>
+              <w:rPr>
+                <w:rStyle w:val="VerbatimChar"/>
+                <w:sz w:val="19"/>
+              </w:rPr>
+              <w:t xml:space="preserve">cielo.js</w:t>
+            </w:r>
+            <w:r>
+              <w:rPr>
+                <w:sz w:val="19"/>
+              </w:rPr>
+              <w:t xml:space="preserve"> </w:t>
+            </w:r>
+            <w:r>
+              <w:rPr>
+                <w:sz w:val="19"/>
+              </w:rPr>
+              <w:t xml:space="preserve">con sole e due strati di nuvole in movimento (la sfera del cielo esce da</w:t>
+            </w:r>
+            <w:r>
+              <w:rPr>
+                <w:sz w:val="19"/>
+              </w:rPr>
+              <w:t xml:space="preserve"> </w:t>
+            </w:r>
+            <w:r>
+              <w:rPr>
+                <w:rStyle w:val="VerbatimChar"/>
+                <w:sz w:val="19"/>
+              </w:rPr>
+              <w:t xml:space="preserve">game.js</w:t>
+            </w:r>
+            <w:r>
+              <w:rPr>
+                <w:sz w:val="19"/>
+              </w:rPr>
+              <w:t xml:space="preserve">, −25 righe), cartolina in due piani con</w:t>
+            </w:r>
+            <w:r>
+              <w:rPr>
+                <w:sz w:val="19"/>
+              </w:rPr>
+              <w:t xml:space="preserve"> </w:t>
+            </w:r>
+            <w:r>
+              <w:rPr>
+                <w:rStyle w:val="VerbatimChar"/>
+                <w:sz w:val="19"/>
+              </w:rPr>
+              <w:t xml:space="preserve">panorami.dipingiPiani</w:t>
+            </w:r>
+            <w:r>
+              <w:rPr>
+                <w:sz w:val="19"/>
+              </w:rPr>
+              <w:t xml:space="preserve"> </w:t>
+            </w:r>
+            <w:r>
+              <w:rPr>
+                <w:sz w:val="19"/>
+              </w:rPr>
+              <w:t xml:space="preserve">(monti lontani con la telecamera, città ferma sull’asse della strada), suolo lontano sfumato, Neve con la cartolina dipinta al posto dei coni 3D, direzione del sole unica per cielo, luce e cartoline;</w:t>
+            </w:r>
+            <w:r>
+              <w:rPr>
+                <w:sz w:val="19"/>
+              </w:rPr>
+              <w:t xml:space="preserve"> </w:t>
+            </w:r>
+            <w:r>
+              <w:rPr>
+                <w:rStyle w:val="VerbatimChar"/>
+                <w:sz w:val="19"/>
+              </w:rPr>
+              <w:t xml:space="preserve">?cielo=fermo</w:t>
+            </w:r>
+            <w:r>
+              <w:rPr>
+                <w:sz w:val="19"/>
+              </w:rPr>
+              <w:t xml:space="preserve"> </w:t>
+            </w:r>
+            <w:r>
+              <w:rPr>
+                <w:sz w:val="19"/>
+              </w:rPr>
+              <w:t xml:space="preserve">per le foto delle prove; diagnosi con</w:t>
+            </w:r>
+            <w:r>
+              <w:rPr>
+                <w:sz w:val="19"/>
+              </w:rPr>
+              <w:t xml:space="preserve"> </w:t>
+            </w:r>
+            <w:r>
+              <w:rPr>
+                <w:rStyle w:val="VerbatimChar"/>
+                <w:sz w:val="19"/>
+              </w:rPr>
+              <w:t xml:space="preserve">monti</w:t>
+            </w:r>
+            <w:r>
+              <w:rPr>
+                <w:sz w:val="19"/>
+              </w:rPr>
+              <w:t xml:space="preserve">. Prima parte di A-14: modulo nuovo</w:t>
+            </w:r>
+            <w:r>
+              <w:rPr>
+                <w:sz w:val="19"/>
+              </w:rPr>
+              <w:t xml:space="preserve"> </w:t>
+            </w:r>
+            <w:r>
+              <w:rPr>
+                <w:rStyle w:val="VerbatimChar"/>
+                <w:sz w:val="19"/>
+              </w:rPr>
+              <w:t xml:space="preserve">qualita.js</w:t>
+            </w:r>
+            <w:r>
+              <w:rPr>
+                <w:sz w:val="19"/>
+              </w:rPr>
+              <w:t xml:space="preserve"> </w:t>
+            </w:r>
+            <w:r>
+              <w:rPr>
+                <w:sz w:val="19"/>
+              </w:rPr>
+              <w:t xml:space="preserve">(qualità alta/media/bassa scelta dal dispositivo e abbassata se si sta sotto i 28 fps),</w:t>
+            </w:r>
+            <w:r>
+              <w:rPr>
+                <w:sz w:val="19"/>
+              </w:rPr>
+              <w:t xml:space="preserve"> </w:t>
+            </w:r>
+            <w:r>
+              <w:rPr>
+                <w:rStyle w:val="VerbatimChar"/>
+                <w:sz w:val="19"/>
+              </w:rPr>
+              <w:t xml:space="preserve">/api/fps</w:t>
+            </w:r>
+            <w:r>
+              <w:rPr>
+                <w:sz w:val="19"/>
+              </w:rPr>
+              <w:t xml:space="preserve"> </w:t>
+            </w:r>
+            <w:r>
+              <w:rPr>
+                <w:sz w:val="19"/>
+              </w:rPr>
+              <w:t xml:space="preserve">sul server e contatori</w:t>
+            </w:r>
+            <w:r>
+              <w:rPr>
+                <w:sz w:val="19"/>
+              </w:rPr>
+              <w:t xml:space="preserve"> </w:t>
+            </w:r>
+            <w:r>
+              <w:rPr>
+                <w:rStyle w:val="VerbatimChar"/>
+                <w:sz w:val="19"/>
+              </w:rPr>
+              <w:t xml:space="preserve">fps_*</w:t>
+            </w:r>
+            <w:r>
+              <w:rPr>
+                <w:sz w:val="19"/>
+              </w:rPr>
+              <w:t xml:space="preserve">/</w:t>
+            </w:r>
+            <w:r>
+              <w:rPr>
+                <w:rStyle w:val="VerbatimChar"/>
+                <w:sz w:val="19"/>
+              </w:rPr>
+              <w:t xml:space="preserve">q_*</w:t>
+            </w:r>
+            <w:r>
+              <w:rPr>
+                <w:sz w:val="19"/>
+              </w:rPr>
+              <w:t xml:space="preserve"> </w:t>
+            </w:r>
+            <w:r>
+              <w:rPr>
+                <w:sz w:val="19"/>
+              </w:rPr>
+              <w:t xml:space="preserve">in</w:t>
+            </w:r>
+            <w:r>
+              <w:rPr>
+                <w:sz w:val="19"/>
+              </w:rPr>
+              <w:t xml:space="preserve"> </w:t>
+            </w:r>
+            <w:r>
+              <w:rPr>
+                <w:rStyle w:val="VerbatimChar"/>
+                <w:sz w:val="19"/>
+              </w:rPr>
+              <w:t xml:space="preserve">/api/stats</w:t>
+            </w:r>
+            <w:r>
+              <w:rPr>
+                <w:sz w:val="19"/>
+              </w:rPr>
+              <w:t xml:space="preserve">. Da provare stanotte: foto di tutte le città e della Neve da 2 punti con nuove foto di riferimento, tempo di pittura e memoria dello sfondo (prossimi passi, riga 1), T17 per</w:t>
+            </w:r>
+            <w:r>
+              <w:rPr>
+                <w:sz w:val="19"/>
+              </w:rPr>
+              <w:t xml:space="preserve"> </w:t>
+            </w:r>
+            <w:r>
+              <w:rPr>
+                <w:rStyle w:val="VerbatimChar"/>
+                <w:sz w:val="19"/>
+              </w:rPr>
+              <w:t xml:space="preserve">/api/fps</w:t>
+            </w:r>
+            <w:r>
+              <w:rPr>
+                <w:sz w:val="19"/>
+              </w:rPr>
+              <w:t xml:space="preserve"> </w:t>
+            </w:r>
+            <w:r>
+              <w:rPr>
+                <w:sz w:val="19"/>
+              </w:rPr>
+              <w:t xml:space="preserve">e la prova della qualità forzata (riga 2)</w:t>
+            </w:r>
+          </w:p>
+        </w:tc>
+      </w:tr>
+    </w:tbl>
+    <w:bookmarkEnd w:id="32"/>
     <w:sectPr>
       <w:pgMar w:left="1020" w:right="1020" w:top="1020" w:bottom="1020"/>
     </w:sectPr>

--- a/docs/CYF-Gaming-Requisiti-da-Implementare-o-Bachi.docx
+++ b/docs/CYF-Gaming-Requisiti-da-Implementare-o-Bachi.docx
@@ -111,13 +111,133 @@
         <w:t xml:space="preserve"> </w:t>
       </w:r>
       <w:r>
-        <w:t xml:space="preserve">10:00</w:t>
-      </w:r>
-      <w:r>
-        <w:t xml:space="preserve"> </w:t>
-      </w:r>
-      <w:r>
-        <w:t xml:space="preserve">(turno</w:t>
+        <w:t xml:space="preserve">19:30</w:t>
+      </w:r>
+      <w:r>
+        <w:t xml:space="preserve"> </w:t>
+      </w:r>
+      <w:r>
+        <w:t xml:space="preserve">(simulazione</w:t>
+      </w:r>
+      <w:r>
+        <w:t xml:space="preserve"> </w:t>
+      </w:r>
+      <w:r>
+        <w:t xml:space="preserve">di</w:t>
+      </w:r>
+      <w:r>
+        <w:t xml:space="preserve"> </w:t>
+      </w:r>
+      <w:r>
+        <w:t xml:space="preserve">carico</w:t>
+      </w:r>
+      <w:r>
+        <w:t xml:space="preserve"> </w:t>
+      </w:r>
+      <w:r>
+        <w:t xml:space="preserve">con</w:t>
+      </w:r>
+      <w:r>
+        <w:t xml:space="preserve"> </w:t>
+      </w:r>
+      <w:r>
+        <w:t xml:space="preserve">50</w:t>
+      </w:r>
+      <w:r>
+        <w:t xml:space="preserve"> </w:t>
+      </w:r>
+      <w:r>
+        <w:t xml:space="preserve">giocatori:</w:t>
+      </w:r>
+      <w:r>
+        <w:t xml:space="preserve"> </w:t>
+      </w:r>
+      <w:r>
+        <w:t xml:space="preserve">il</w:t>
+      </w:r>
+      <w:r>
+        <w:t xml:space="preserve"> </w:t>
+      </w:r>
+      <w:r>
+        <w:t xml:space="preserve">server</w:t>
+      </w:r>
+      <w:r>
+        <w:t xml:space="preserve"> </w:t>
+      </w:r>
+      <w:r>
+        <w:t xml:space="preserve">regge,</w:t>
+      </w:r>
+      <w:r>
+        <w:t xml:space="preserve"> </w:t>
+      </w:r>
+      <w:r>
+        <w:t xml:space="preserve">un</w:t>
+      </w:r>
+      <w:r>
+        <w:t xml:space="preserve"> </w:t>
+      </w:r>
+      <w:r>
+        <w:t xml:space="preserve">baco</w:t>
+      </w:r>
+      <w:r>
+        <w:t xml:space="preserve"> </w:t>
+      </w:r>
+      <w:r>
+        <w:t xml:space="preserve">nuovo</w:t>
+      </w:r>
+      <w:r>
+        <w:t xml:space="preserve"> </w:t>
+      </w:r>
+      <w:r>
+        <w:t xml:space="preserve">B-04</w:t>
+      </w:r>
+      <w:r>
+        <w:t xml:space="preserve"> </w:t>
+      </w:r>
+      <w:r>
+        <w:t xml:space="preserve">sull’ingresso</w:t>
+      </w:r>
+      <w:r>
+        <w:t xml:space="preserve"> </w:t>
+      </w:r>
+      <w:r>
+        <w:t xml:space="preserve">nella</w:t>
+      </w:r>
+      <w:r>
+        <w:t xml:space="preserve"> </w:t>
+      </w:r>
+      <w:r>
+        <w:t xml:space="preserve">sala</w:t>
+      </w:r>
+      <w:r>
+        <w:t xml:space="preserve"> </w:t>
+      </w:r>
+      <w:r>
+        <w:t xml:space="preserve">online;</w:t>
+      </w:r>
+      <w:r>
+        <w:t xml:space="preserve"> </w:t>
+      </w:r>
+      <w:r>
+        <w:t xml:space="preserve">alle</w:t>
+      </w:r>
+      <w:r>
+        <w:t xml:space="preserve"> </w:t>
+      </w:r>
+      <w:r>
+        <w:t xml:space="preserve">10</w:t>
+      </w:r>
+      <w:r>
+        <w:t xml:space="preserve"> </w:t>
+      </w:r>
+      <w:r>
+        <w:t xml:space="preserve">il</w:t>
+      </w:r>
+      <w:r>
+        <w:t xml:space="preserve"> </w:t>
+      </w:r>
+      <w:r>
+        <w:t xml:space="preserve">turno</w:t>
       </w:r>
       <w:r>
         <w:t xml:space="preserve"> </w:t>
@@ -129,19 +249,31 @@
         <w:t xml:space="preserve"> </w:t>
       </w:r>
       <w:r>
-        <w:t xml:space="preserve">mattina:</w:t>
+        <w:t xml:space="preserve">mattina</w:t>
+      </w:r>
+      <w:r>
+        <w:t xml:space="preserve"> </w:t>
+      </w:r>
+      <w:r>
+        <w:t xml:space="preserve">ha</w:t>
+      </w:r>
+      <w:r>
+        <w:t xml:space="preserve"> </w:t>
+      </w:r>
+      <w:r>
+        <w:t xml:space="preserve">scritto</w:t>
+      </w:r>
+      <w:r>
+        <w:t xml:space="preserve"> </w:t>
+      </w:r>
+      <w:r>
+        <w:t xml:space="preserve">la</w:t>
       </w:r>
       <w:r>
         <w:t xml:space="preserve"> </w:t>
       </w:r>
       <w:r>
         <w:t xml:space="preserve">0.26.0</w:t>
-      </w:r>
-      <w:r>
-        <w:t xml:space="preserve"> </w:t>
-      </w:r>
-      <w:r>
-        <w:t xml:space="preserve">scritta</w:t>
       </w:r>
       <w:r>
         <w:t xml:space="preserve"> </w:t>
@@ -856,6 +988,92 @@
       </w:r>
       <w:r>
         <w:t xml:space="preserve">. Il turno di notte prova tutto (prove da aggiungere nelle righe 1 e 2), aggiorna le foto di riferimento e pubblica. Le righe 3 (Three.js nuovo) e 4 (resto del livello 2) non sono state toccate: la 3 cambia colori e luci di tutte le città e va fatta in un turno a sé, con le foto prima/dopo. Nessun baco aperto stamattina (B-01…B-03 sono Fatto).</w:t>
+      </w:r>
+    </w:p>
+    <w:p>
+      <w:pPr>
+        <w:pStyle w:val="BodyText"/>
+      </w:pPr>
+      <w:r>
+        <w:rPr>
+          <w:bCs/>
+          <w:b/>
+        </w:rPr>
+        <w:t xml:space="preserve">Simulazione di carico del 28/10 (ore 19, chiesta da Luigi, sezione 14)</w:t>
+      </w:r>
+      <w:r>
+        <w:t xml:space="preserve">: 50 giocatori simulati insieme sul server locale (</w:t>
+      </w:r>
+      <w:r>
+        <w:rPr>
+          <w:rStyle w:val="VerbatimChar"/>
+        </w:rPr>
+        <w:t xml:space="preserve">tools/verifica/simulazione.mjs</w:t>
+      </w:r>
+      <w:r>
+        <w:t xml:space="preserve">, nuovo).</w:t>
+      </w:r>
+      <w:r>
+        <w:t xml:space="preserve"> </w:t>
+      </w:r>
+      <w:r>
+        <w:rPr>
+          <w:bCs/>
+          <w:b/>
+        </w:rPr>
+        <w:t xml:space="preserve">Il server regge</w:t>
+      </w:r>
+      <w:r>
+        <w:t xml:space="preserve">: 7 sfide da 7-8 persone partite e finite tutte, 100 % delle posizioni inoltrate (620.000 messaggi, 2.600 al secondo), ritardo di inoltro 17 ms in media e 55 ms nel 99 % dei casi, nessuna connessione caduta, il 9° giocatore respinto, l’arrivo più veloce del limite fisico scartato, risultati entro 70 ms dall’ultimo arrivo, maglia della settimana assegnata.</w:t>
+      </w:r>
+      <w:r>
+        <w:t xml:space="preserve"> </w:t>
+      </w:r>
+      <w:r>
+        <w:rPr>
+          <w:bCs/>
+          <w:b/>
+        </w:rPr>
+        <w:t xml:space="preserve">Un baco nuovo, B-04</w:t>
+      </w:r>
+      <w:r>
+        <w:t xml:space="preserve">: 50 persone che premono</w:t>
+      </w:r>
+      <w:r>
+        <w:t xml:space="preserve"> </w:t>
+      </w:r>
+      <w:r>
+        <w:t xml:space="preserve">“</w:t>
+      </w:r>
+      <w:r>
+        <w:t xml:space="preserve">Online</w:t>
+      </w:r>
+      <w:r>
+        <w:t xml:space="preserve">”</w:t>
+      </w:r>
+      <w:r>
+        <w:t xml:space="preserve"> </w:t>
+      </w:r>
+      <w:r>
+        <w:t xml:space="preserve">nello stesso istante finiscono tutte nella stessa sala e 42 vengono respinte con</w:t>
+      </w:r>
+      <w:r>
+        <w:t xml:space="preserve"> </w:t>
+      </w:r>
+      <w:r>
+        <w:t xml:space="preserve">“</w:t>
+      </w:r>
+      <w:r>
+        <w:t xml:space="preserve">La sfida è piena</w:t>
+      </w:r>
+      <w:r>
+        <w:t xml:space="preserve">”</w:t>
+      </w:r>
+      <w:r>
+        <w:t xml:space="preserve"> </w:t>
+      </w:r>
+      <w:r>
+        <w:t xml:space="preserve">(10 anche al secondo tentativo); con un arrivo ogni 100 ms nessuno viene respinto. La correzione (prenotazione del posto e nuovo tentativo automatico) è nella tabella dei bachi: la scrive l’attività della mattina, la prova il turno di notte. Da sapere: una sala online, 30 s dopo i risultati, fa ripartire da sola una gara con chi è rimasto (R-235): è voluto, ma in una sala da 8 significa che chi legge i risultati per più di 30 s si ritrova in pista.</w:t>
       </w:r>
     </w:p>
     <w:p>
@@ -5593,7 +5811,689 @@
       </w:r>
     </w:p>
     <w:bookmarkEnd w:id="25"/>
-    <w:bookmarkStart w:id="26" w:name="grafica-e-qualità"/>
+    <w:bookmarkStart w:id="26" w:name="bachi"/>
+    <w:p>
+      <w:pPr>
+        <w:pStyle w:val="Heading1"/>
+      </w:pPr>
+      <w:r>
+        <w:t xml:space="preserve">Bachi</w:t>
+      </w:r>
+    </w:p>
+    <w:p>
+      <w:pPr>
+        <w:pStyle w:val="FirstParagraph"/>
+      </w:pPr>
+      <w:r>
+        <w:t xml:space="preserve">Errori visti dai telefoni dei giocatori (</w:t>
+      </w:r>
+      <w:r>
+        <w:rPr>
+          <w:rStyle w:val="VerbatimChar"/>
+        </w:rPr>
+        <w:t xml:space="preserve">/api/errors</w:t>
+      </w:r>
+      <w:r>
+        <w:t xml:space="preserve">), dalle prove o da Luigi. Ogni baco ha un numero B-xx. Il turno di notte li corregge tutti (R-506) con una prova che lo avrebbe trovato; quando la correzione è online lo stato diventa Fatto e il baco passa nel Word dei requisiti implementati.</w:t>
+      </w:r>
+    </w:p>
+    <w:tbl>
+      <w:tblPr>
+        <w:tblStyle w:val="Table"/>
+        <w:tblLook w:firstRow="1" w:lastRow="0" w:firstColumn="0" w:lastColumn="0" w:noHBand="0" w:noVBand="0" w:val="0020"/>
+        <w:jc w:val="start"/>
+        <w:tblBorders>
+          <w:top w:val="single" w:sz="4" w:color="B8C4D2"/>
+          <w:left w:val="single" w:sz="4" w:color="B8C4D2"/>
+          <w:bottom w:val="single" w:sz="4" w:color="B8C4D2"/>
+          <w:right w:val="single" w:sz="4" w:color="B8C4D2"/>
+          <w:insideH w:val="single" w:sz="4" w:color="B8C4D2"/>
+          <w:insideV w:val="single" w:sz="4" w:color="B8C4D2"/>
+        </w:tblBorders>
+        <w:tblW w:w="9865" w:type="dxa"/>
+        <w:tblLayout w:type="fixed"/>
+      </w:tblPr>
+      <w:tblGrid>
+        <w:gridCol w:w="793"/>
+        <w:gridCol w:w="3402"/>
+        <w:gridCol w:w="1134"/>
+        <w:gridCol w:w="1020"/>
+        <w:gridCol w:w="3515"/>
+      </w:tblGrid>
+      <w:tr>
+        <w:trPr>
+          <w:tblHeader w:val="true"/>
+        </w:trPr>
+        <w:tc>
+          <w:tcPr>
+            <w:tcW w:type="dxa" w:w="794"/>
+            <w:shd w:val="clear" w:color="auto" w:fill="13233A"/>
+          </w:tcPr>
+          <w:p>
+            <w:pPr>
+              <w:pStyle w:val="Compact"/>
+              <w:spacing w:after="40"/>
+              <w:jc w:val="left"/>
+            </w:pPr>
+            <w:r>
+              <w:rPr>
+                <w:b/>
+                <w:color w:val="FFFFFF"/>
+                <w:sz w:val="19"/>
+              </w:rPr>
+              <w:t xml:space="preserve">ID</w:t>
+            </w:r>
+          </w:p>
+        </w:tc>
+        <w:tc>
+          <w:tcPr>
+            <w:tcW w:type="dxa" w:w="3402"/>
+            <w:shd w:val="clear" w:color="auto" w:fill="13233A"/>
+          </w:tcPr>
+          <w:p>
+            <w:pPr>
+              <w:pStyle w:val="Compact"/>
+              <w:spacing w:after="40"/>
+              <w:jc w:val="left"/>
+            </w:pPr>
+            <w:r>
+              <w:rPr>
+                <w:b/>
+                <w:color w:val="FFFFFF"/>
+                <w:sz w:val="19"/>
+              </w:rPr>
+              <w:t xml:space="preserve">Baco</w:t>
+            </w:r>
+          </w:p>
+        </w:tc>
+        <w:tc>
+          <w:tcPr>
+            <w:tcW w:type="dxa" w:w="1134"/>
+            <w:shd w:val="clear" w:color="auto" w:fill="13233A"/>
+          </w:tcPr>
+          <w:p>
+            <w:pPr>
+              <w:pStyle w:val="Compact"/>
+              <w:spacing w:after="40"/>
+              <w:jc w:val="left"/>
+            </w:pPr>
+            <w:r>
+              <w:rPr>
+                <w:b/>
+                <w:color w:val="FFFFFF"/>
+                <w:sz w:val="19"/>
+              </w:rPr>
+              <w:t xml:space="preserve">Visto il</w:t>
+            </w:r>
+          </w:p>
+        </w:tc>
+        <w:tc>
+          <w:tcPr>
+            <w:tcW w:type="dxa" w:w="1020"/>
+            <w:shd w:val="clear" w:color="auto" w:fill="13233A"/>
+          </w:tcPr>
+          <w:p>
+            <w:pPr>
+              <w:pStyle w:val="Compact"/>
+              <w:spacing w:after="40"/>
+              <w:jc w:val="left"/>
+            </w:pPr>
+            <w:r>
+              <w:rPr>
+                <w:b/>
+                <w:color w:val="FFFFFF"/>
+                <w:sz w:val="19"/>
+              </w:rPr>
+              <w:t xml:space="preserve">Stato</w:t>
+            </w:r>
+          </w:p>
+        </w:tc>
+        <w:tc>
+          <w:tcPr>
+            <w:tcW w:type="dxa" w:w="3515"/>
+            <w:shd w:val="clear" w:color="auto" w:fill="13233A"/>
+          </w:tcPr>
+          <w:p>
+            <w:pPr>
+              <w:pStyle w:val="Compact"/>
+              <w:spacing w:after="40"/>
+              <w:jc w:val="left"/>
+            </w:pPr>
+            <w:r>
+              <w:rPr>
+                <w:b/>
+                <w:color w:val="FFFFFF"/>
+                <w:sz w:val="19"/>
+              </w:rPr>
+              <w:t xml:space="preserve">Causa e correzione</w:t>
+            </w:r>
+          </w:p>
+        </w:tc>
+      </w:tr>
+      <w:tr>
+        <w:tc>
+          <w:tcPr>
+            <w:tcW w:type="dxa" w:w="794"/>
+          </w:tcPr>
+          <w:p>
+            <w:pPr>
+              <w:pStyle w:val="Compact"/>
+              <w:spacing w:after="40"/>
+              <w:jc w:val="left"/>
+            </w:pPr>
+            <w:r>
+              <w:rPr>
+                <w:sz w:val="19"/>
+              </w:rPr>
+              <w:t xml:space="preserve">B-04</w:t>
+            </w:r>
+          </w:p>
+        </w:tc>
+        <w:tc>
+          <w:tcPr>
+            <w:tcW w:type="dxa" w:w="3402"/>
+          </w:tcPr>
+          <w:p>
+            <w:pPr>
+              <w:pStyle w:val="Compact"/>
+              <w:spacing w:after="40"/>
+              <w:jc w:val="left"/>
+            </w:pPr>
+            <w:r>
+              <w:rPr>
+                <w:sz w:val="19"/>
+              </w:rPr>
+              <w:t xml:space="preserve">Molti arrivi nello stesso istante nella</w:t>
+            </w:r>
+            <w:r>
+              <w:rPr>
+                <w:sz w:val="19"/>
+              </w:rPr>
+              <w:t xml:space="preserve"> </w:t>
+            </w:r>
+            <w:r>
+              <w:rPr>
+                <w:bCs/>
+                <w:b/>
+                <w:sz w:val="19"/>
+              </w:rPr>
+              <w:t xml:space="preserve">sala online</w:t>
+            </w:r>
+            <w:r>
+              <w:rPr>
+                <w:sz w:val="19"/>
+              </w:rPr>
+              <w:t xml:space="preserve">: tutti finiscono nella stessa sala e chi è di troppo vede</w:t>
+            </w:r>
+            <w:r>
+              <w:rPr>
+                <w:sz w:val="19"/>
+              </w:rPr>
+              <w:t xml:space="preserve"> </w:t>
+            </w:r>
+            <w:r>
+              <w:rPr>
+                <w:sz w:val="19"/>
+              </w:rPr>
+              <w:t xml:space="preserve">“</w:t>
+            </w:r>
+            <w:r>
+              <w:rPr>
+                <w:sz w:val="19"/>
+              </w:rPr>
+              <w:t xml:space="preserve">La sfida è piena (massimo 8 giocatori)</w:t>
+            </w:r>
+            <w:r>
+              <w:rPr>
+                <w:sz w:val="19"/>
+              </w:rPr>
+              <w:t xml:space="preserve">”</w:t>
+            </w:r>
+            <w:r>
+              <w:rPr>
+                <w:sz w:val="19"/>
+              </w:rPr>
+              <w:t xml:space="preserve"> </w:t>
+            </w:r>
+            <w:r>
+              <w:rPr>
+                <w:sz w:val="19"/>
+              </w:rPr>
+              <w:t xml:space="preserve">e deve premere di nuovo</w:t>
+            </w:r>
+            <w:r>
+              <w:rPr>
+                <w:sz w:val="19"/>
+              </w:rPr>
+              <w:t xml:space="preserve"> </w:t>
+            </w:r>
+            <w:r>
+              <w:rPr>
+                <w:sz w:val="19"/>
+              </w:rPr>
+              <w:t xml:space="preserve">“</w:t>
+            </w:r>
+            <w:r>
+              <w:rPr>
+                <w:sz w:val="19"/>
+              </w:rPr>
+              <w:t xml:space="preserve">Online</w:t>
+            </w:r>
+            <w:r>
+              <w:rPr>
+                <w:sz w:val="19"/>
+              </w:rPr>
+              <w:t xml:space="preserve">”</w:t>
+            </w:r>
+            <w:r>
+              <w:rPr>
+                <w:sz w:val="19"/>
+              </w:rPr>
+              <w:t xml:space="preserve">, anche più volte. Visto nella simulazione di carico del 28/10 (sezione 14): 50 persone insieme → 42 respinte al primo tentativo, 10 anche al secondo; con un arrivo ogni 100 ms nessuna</w:t>
+            </w:r>
+          </w:p>
+        </w:tc>
+        <w:tc>
+          <w:tcPr>
+            <w:tcW w:type="dxa" w:w="1134"/>
+          </w:tcPr>
+          <w:p>
+            <w:pPr>
+              <w:pStyle w:val="Compact"/>
+              <w:spacing w:after="40"/>
+              <w:jc w:val="left"/>
+            </w:pPr>
+            <w:r>
+              <w:rPr>
+                <w:sz w:val="19"/>
+              </w:rPr>
+              <w:t xml:space="preserve">28/10/2026</w:t>
+            </w:r>
+          </w:p>
+        </w:tc>
+        <w:tc>
+          <w:tcPr>
+            <w:tcW w:type="dxa" w:w="1020"/>
+            <w:shd w:val="clear" w:color="auto" w:fill="FDE2D6"/>
+          </w:tcPr>
+          <w:p>
+            <w:pPr>
+              <w:pStyle w:val="Compact"/>
+              <w:spacing w:after="40"/>
+              <w:jc w:val="left"/>
+            </w:pPr>
+            <w:r>
+              <w:rPr>
+                <w:sz w:val="19"/>
+              </w:rPr>
+              <w:t xml:space="preserve">Da fare</w:t>
+            </w:r>
+          </w:p>
+        </w:tc>
+        <w:tc>
+          <w:tcPr>
+            <w:tcW w:type="dxa" w:w="3515"/>
+          </w:tcPr>
+          <w:p>
+            <w:pPr>
+              <w:pStyle w:val="Compact"/>
+              <w:spacing w:after="40"/>
+              <w:jc w:val="left"/>
+            </w:pPr>
+            <w:r>
+              <w:rPr>
+                <w:sz w:val="19"/>
+              </w:rPr>
+              <w:t xml:space="preserve">Causa:</w:t>
+            </w:r>
+            <w:r>
+              <w:rPr>
+                <w:sz w:val="19"/>
+              </w:rPr>
+              <w:t xml:space="preserve"> </w:t>
+            </w:r>
+            <w:r>
+              <w:rPr>
+                <w:rStyle w:val="VerbatimChar"/>
+                <w:sz w:val="19"/>
+              </w:rPr>
+              <w:t xml:space="preserve">/api/quick</w:t>
+            </w:r>
+            <w:r>
+              <w:rPr>
+                <w:sz w:val="19"/>
+              </w:rPr>
+              <w:t xml:space="preserve"> </w:t>
+            </w:r>
+            <w:r>
+              <w:rPr>
+                <w:sz w:val="19"/>
+              </w:rPr>
+              <w:t xml:space="preserve">sceglie la sala contando chi è già dentro, ma tra la sua risposta e l’ingresso vero (</w:t>
+            </w:r>
+            <w:r>
+              <w:rPr>
+                <w:rStyle w:val="VerbatimChar"/>
+                <w:sz w:val="19"/>
+              </w:rPr>
+              <w:t xml:space="preserve">hello</w:t>
+            </w:r>
+            <w:r>
+              <w:rPr>
+                <w:sz w:val="19"/>
+              </w:rPr>
+              <w:t xml:space="preserve">) passano 0,1-0,5 s, e in quell’intervallo tutti vedono la stessa sala libera. Correzione in due parti: (1)</w:t>
+            </w:r>
+            <w:r>
+              <w:rPr>
+                <w:sz w:val="19"/>
+              </w:rPr>
+              <w:t xml:space="preserve"> </w:t>
+            </w:r>
+            <w:r>
+              <w:rPr>
+                <w:bCs/>
+                <w:b/>
+                <w:sz w:val="19"/>
+              </w:rPr>
+              <w:t xml:space="preserve">prenotazione del posto</w:t>
+            </w:r>
+            <w:r>
+              <w:rPr>
+                <w:sz w:val="19"/>
+              </w:rPr>
+              <w:t xml:space="preserve"> </w:t>
+            </w:r>
+            <w:r>
+              <w:rPr>
+                <w:sz w:val="19"/>
+              </w:rPr>
+              <w:t xml:space="preserve">nella stanza (</w:t>
+            </w:r>
+            <w:r>
+              <w:rPr>
+                <w:rStyle w:val="VerbatimChar"/>
+                <w:sz w:val="19"/>
+              </w:rPr>
+              <w:t xml:space="preserve">prenota(id)</w:t>
+            </w:r>
+            <w:r>
+              <w:rPr>
+                <w:sz w:val="19"/>
+              </w:rPr>
+              <w:t xml:space="preserve"> </w:t>
+            </w:r>
+            <w:r>
+              <w:rPr>
+                <w:sz w:val="19"/>
+              </w:rPr>
+              <w:t xml:space="preserve">nel Durable Object</w:t>
+            </w:r>
+            <w:r>
+              <w:rPr>
+                <w:sz w:val="19"/>
+              </w:rPr>
+              <w:t xml:space="preserve"> </w:t>
+            </w:r>
+            <w:r>
+              <w:rPr>
+                <w:rStyle w:val="VerbatimChar"/>
+                <w:sz w:val="19"/>
+              </w:rPr>
+              <w:t xml:space="preserve">RaceRoom</w:t>
+            </w:r>
+            <w:r>
+              <w:rPr>
+                <w:sz w:val="19"/>
+              </w:rPr>
+              <w:t xml:space="preserve">:</w:t>
+            </w:r>
+            <w:r>
+              <w:rPr>
+                <w:sz w:val="19"/>
+              </w:rPr>
+              <w:t xml:space="preserve"> </w:t>
+            </w:r>
+            <w:r>
+              <w:rPr>
+                <w:rStyle w:val="VerbatimChar"/>
+                <w:sz w:val="19"/>
+              </w:rPr>
+              <w:t xml:space="preserve">/api/quick</w:t>
+            </w:r>
+            <w:r>
+              <w:rPr>
+                <w:sz w:val="19"/>
+              </w:rPr>
+              <w:t xml:space="preserve"> </w:t>
+            </w:r>
+            <w:r>
+              <w:rPr>
+                <w:sz w:val="19"/>
+              </w:rPr>
+              <w:t xml:space="preserve">chiede a ogni sala persone presenti</w:t>
+            </w:r>
+            <w:r>
+              <w:rPr>
+                <w:sz w:val="19"/>
+              </w:rPr>
+              <w:t xml:space="preserve"> </w:t>
+            </w:r>
+            <w:r>
+              <w:rPr>
+                <w:bCs/>
+                <w:b/>
+                <w:sz w:val="19"/>
+              </w:rPr>
+              <w:t xml:space="preserve">più posti prenotati negli ultimi 10 s</w:t>
+            </w:r>
+            <w:r>
+              <w:rPr>
+                <w:sz w:val="19"/>
+              </w:rPr>
+              <w:t xml:space="preserve"> </w:t>
+            </w:r>
+            <w:r>
+              <w:rPr>
+                <w:sz w:val="19"/>
+              </w:rPr>
+              <w:t xml:space="preserve">e prenota il posto prima di rispondere;</w:t>
+            </w:r>
+            <w:r>
+              <w:rPr>
+                <w:sz w:val="19"/>
+              </w:rPr>
+              <w:t xml:space="preserve"> </w:t>
+            </w:r>
+            <w:r>
+              <w:rPr>
+                <w:rStyle w:val="VerbatimChar"/>
+                <w:sz w:val="19"/>
+              </w:rPr>
+              <w:t xml:space="preserve">hello</w:t>
+            </w:r>
+            <w:r>
+              <w:rPr>
+                <w:sz w:val="19"/>
+              </w:rPr>
+              <w:t xml:space="preserve"> </w:t>
+            </w:r>
+            <w:r>
+              <w:rPr>
+                <w:sz w:val="19"/>
+              </w:rPr>
+              <w:t xml:space="preserve">consuma la prenotazione; vale anche per le sale del Gran Premio</w:t>
+            </w:r>
+            <w:r>
+              <w:rPr>
+                <w:sz w:val="19"/>
+              </w:rPr>
+              <w:t xml:space="preserve"> </w:t>
+            </w:r>
+            <w:r>
+              <w:rPr>
+                <w:rStyle w:val="VerbatimChar"/>
+                <w:sz w:val="19"/>
+              </w:rPr>
+              <w:t xml:space="preserve">/api/quick?gp=1</w:t>
+            </w:r>
+            <w:r>
+              <w:rPr>
+                <w:sz w:val="19"/>
+              </w:rPr>
+              <w:t xml:space="preserve">); (2)</w:t>
+            </w:r>
+            <w:r>
+              <w:rPr>
+                <w:sz w:val="19"/>
+              </w:rPr>
+              <w:t xml:space="preserve"> </w:t>
+            </w:r>
+            <w:r>
+              <w:rPr>
+                <w:bCs/>
+                <w:b/>
+                <w:sz w:val="19"/>
+              </w:rPr>
+              <w:t xml:space="preserve">nel gioco</w:t>
+            </w:r>
+            <w:r>
+              <w:rPr>
+                <w:sz w:val="19"/>
+              </w:rPr>
+              <w:t xml:space="preserve">, su</w:t>
+            </w:r>
+            <w:r>
+              <w:rPr>
+                <w:sz w:val="19"/>
+              </w:rPr>
+              <w:t xml:space="preserve"> </w:t>
+            </w:r>
+            <w:r>
+              <w:rPr>
+                <w:rStyle w:val="VerbatimChar"/>
+                <w:sz w:val="19"/>
+              </w:rPr>
+              <w:t xml:space="preserve">full</w:t>
+            </w:r>
+            <w:r>
+              <w:rPr>
+                <w:sz w:val="19"/>
+              </w:rPr>
+              <w:t xml:space="preserve"> </w:t>
+            </w:r>
+            <w:r>
+              <w:rPr>
+                <w:sz w:val="19"/>
+              </w:rPr>
+              <w:t xml:space="preserve">in modalità online e Gran Premio, nuovo</w:t>
+            </w:r>
+            <w:r>
+              <w:rPr>
+                <w:sz w:val="19"/>
+              </w:rPr>
+              <w:t xml:space="preserve"> </w:t>
+            </w:r>
+            <w:r>
+              <w:rPr>
+                <w:rStyle w:val="VerbatimChar"/>
+                <w:sz w:val="19"/>
+              </w:rPr>
+              <w:t xml:space="preserve">/api/quick</w:t>
+            </w:r>
+            <w:r>
+              <w:rPr>
+                <w:sz w:val="19"/>
+              </w:rPr>
+              <w:t xml:space="preserve"> </w:t>
+            </w:r>
+            <w:r>
+              <w:rPr>
+                <w:sz w:val="19"/>
+              </w:rPr>
+              <w:t xml:space="preserve">da solo fino a 3 volte con una piccola attesa a caso (0,2-1 s), senza mostrare l’errore; l’errore resta solo se anche il terzo tentativo fallisce. Prova:</w:t>
+            </w:r>
+            <w:r>
+              <w:rPr>
+                <w:sz w:val="19"/>
+              </w:rPr>
+              <w:t xml:space="preserve"> </w:t>
+            </w:r>
+            <w:r>
+              <w:rPr>
+                <w:rStyle w:val="VerbatimChar"/>
+                <w:sz w:val="19"/>
+              </w:rPr>
+              <w:t xml:space="preserve">node tools/verifica/simulazione.mjs --modo=online --solo-ingresso=1</w:t>
+            </w:r>
+            <w:r>
+              <w:rPr>
+                <w:sz w:val="19"/>
+              </w:rPr>
+              <w:t xml:space="preserve"> </w:t>
+            </w:r>
+            <w:r>
+              <w:rPr>
+                <w:sz w:val="19"/>
+              </w:rPr>
+              <w:t xml:space="preserve">(50 insieme) deve dare 0 respinti; in</w:t>
+            </w:r>
+            <w:r>
+              <w:rPr>
+                <w:sz w:val="19"/>
+              </w:rPr>
+              <w:t xml:space="preserve"> </w:t>
+            </w:r>
+            <w:r>
+              <w:rPr>
+                <w:rStyle w:val="VerbatimChar"/>
+                <w:sz w:val="19"/>
+              </w:rPr>
+              <w:t xml:space="preserve">test_server.mjs</w:t>
+            </w:r>
+            <w:r>
+              <w:rPr>
+                <w:sz w:val="19"/>
+              </w:rPr>
+              <w:t xml:space="preserve"> </w:t>
+            </w:r>
+            <w:r>
+              <w:rPr>
+                <w:sz w:val="19"/>
+              </w:rPr>
+              <w:t xml:space="preserve">una T17 con 12</w:t>
+            </w:r>
+            <w:r>
+              <w:rPr>
+                <w:sz w:val="19"/>
+              </w:rPr>
+              <w:t xml:space="preserve"> </w:t>
+            </w:r>
+            <w:r>
+              <w:rPr>
+                <w:rStyle w:val="VerbatimChar"/>
+                <w:sz w:val="19"/>
+              </w:rPr>
+              <w:t xml:space="preserve">/api/quick</w:t>
+            </w:r>
+            <w:r>
+              <w:rPr>
+                <w:sz w:val="19"/>
+              </w:rPr>
+              <w:t xml:space="preserve"> </w:t>
+            </w:r>
+            <w:r>
+              <w:rPr>
+                <w:sz w:val="19"/>
+              </w:rPr>
+              <w:t xml:space="preserve">nello stesso istante che devono rispondere 8 volte ONLINE1 e 4 volte ONLINE2</w:t>
+            </w:r>
+          </w:p>
+        </w:tc>
+      </w:tr>
+    </w:tbl>
+    <w:bookmarkEnd w:id="26"/>
+    <w:bookmarkStart w:id="27" w:name="grafica-e-qualità"/>
     <w:p>
       <w:pPr>
         <w:pStyle w:val="Heading1"/>
@@ -6119,8 +7019,8 @@
         </w:tc>
       </w:tr>
     </w:tbl>
-    <w:bookmarkEnd w:id="26"/>
-    <w:bookmarkStart w:id="27" w:name="documentazione"/>
+    <w:bookmarkEnd w:id="27"/>
+    <w:bookmarkStart w:id="28" w:name="documentazione"/>
     <w:p>
       <w:pPr>
         <w:pStyle w:val="Heading1"/>
@@ -6356,8 +7256,8 @@
         </w:tc>
       </w:tr>
     </w:tbl>
-    <w:bookmarkEnd w:id="27"/>
-    <w:bookmarkStart w:id="28" w:name="scelte-fatte-da-claude-da-confermare"/>
+    <w:bookmarkEnd w:id="28"/>
+    <w:bookmarkStart w:id="29" w:name="scelte-fatte-da-claude-da-confermare"/>
     <w:p>
       <w:pPr>
         <w:pStyle w:val="Heading1"/>
@@ -12083,8 +12983,8 @@
         </w:tc>
       </w:tr>
     </w:tbl>
-    <w:bookmarkEnd w:id="28"/>
-    <w:bookmarkStart w:id="29" w:name="idee-per-il-futuro-da-confermare"/>
+    <w:bookmarkEnd w:id="29"/>
+    <w:bookmarkStart w:id="30" w:name="idee-per-il-futuro-da-confermare"/>
     <w:p>
       <w:pPr>
         <w:pStyle w:val="Heading1"/>
@@ -13069,8 +13969,8 @@
         </w:tc>
       </w:tr>
     </w:tbl>
-    <w:bookmarkEnd w:id="29"/>
-    <w:bookmarkStart w:id="30" w:name="da-fare"/>
+    <w:bookmarkEnd w:id="30"/>
+    <w:bookmarkStart w:id="31" w:name="da-fare"/>
     <w:p>
       <w:pPr>
         <w:pStyle w:val="Heading1"/>
@@ -13791,8 +14691,8 @@
         </w:tc>
       </w:tr>
     </w:tbl>
-    <w:bookmarkEnd w:id="30"/>
-    <w:bookmarkStart w:id="31" w:name="X38ada45128bb1909ebb68cbfba9bfaa8c77a6fa"/>
+    <w:bookmarkEnd w:id="31"/>
+    <w:bookmarkStart w:id="32" w:name="X38ada45128bb1909ebb68cbfba9bfaa8c77a6fa"/>
     <w:p>
       <w:pPr>
         <w:pStyle w:val="Heading1"/>
@@ -16503,8 +17403,8 @@
         <w:t xml:space="preserve">in locale o il cancello su GitHub.</w:t>
       </w:r>
     </w:p>
-    <w:bookmarkEnd w:id="31"/>
-    <w:bookmarkStart w:id="32" w:name="X3cf251cf2a7fc009966e540b1607b078fce84ba"/>
+    <w:bookmarkEnd w:id="32"/>
+    <w:bookmarkStart w:id="33" w:name="X3cf251cf2a7fc009966e540b1607b078fce84ba"/>
     <w:p>
       <w:pPr>
         <w:pStyle w:val="Heading1"/>
@@ -16962,7 +17862,7 @@
         </w:tc>
       </w:tr>
     </w:tbl>
-    <w:bookmarkEnd w:id="32"/>
+    <w:bookmarkEnd w:id="33"/>
     <w:sectPr>
       <w:pgMar w:left="1020" w:right="1020" w:top="1020" w:bottom="1020"/>
     </w:sectPr>

--- a/docs/CYF-Gaming-Requisiti-da-Implementare-o-Bachi.docx
+++ b/docs/CYF-Gaming-Requisiti-da-Implementare-o-Bachi.docx
@@ -63,7 +63,7 @@
         <w:t xml:space="preserve"> </w:t>
       </w:r>
       <w:r>
-        <w:t xml:space="preserve">0.25.5</w:t>
+        <w:t xml:space="preserve">0.25.6</w:t>
       </w:r>
       <w:r>
         <w:t xml:space="preserve"> </w:t>
@@ -111,19 +111,151 @@
         <w:t xml:space="preserve"> </w:t>
       </w:r>
       <w:r>
-        <w:t xml:space="preserve">5:00</w:t>
-      </w:r>
-      <w:r>
-        <w:t xml:space="preserve"> </w:t>
-      </w:r>
-      <w:r>
-        <w:t xml:space="preserve">(turno</w:t>
+        <w:t xml:space="preserve">20:30</w:t>
+      </w:r>
+      <w:r>
+        <w:t xml:space="preserve"> </w:t>
+      </w:r>
+      <w:r>
+        <w:t xml:space="preserve">(riquadro</w:t>
+      </w:r>
+      <w:r>
+        <w:t xml:space="preserve"> </w:t>
+      </w:r>
+      <w:r>
+        <w:t xml:space="preserve">pubblicitario</w:t>
+      </w:r>
+      <w:r>
+        <w:t xml:space="preserve"> </w:t>
+      </w:r>
+      <w:r>
+        <w:t xml:space="preserve">nei</w:t>
+      </w:r>
+      <w:r>
+        <w:t xml:space="preserve"> </w:t>
+      </w:r>
+      <w:r>
+        <w:t xml:space="preserve">momenti</w:t>
       </w:r>
       <w:r>
         <w:t xml:space="preserve"> </w:t>
       </w:r>
       <w:r>
         <w:t xml:space="preserve">di</w:t>
+      </w:r>
+      <w:r>
+        <w:t xml:space="preserve"> </w:t>
+      </w:r>
+      <w:r>
+        <w:t xml:space="preserve">attesa,</w:t>
+      </w:r>
+      <w:r>
+        <w:t xml:space="preserve"> </w:t>
+      </w:r>
+      <w:r>
+        <w:t xml:space="preserve">R-517,</w:t>
+      </w:r>
+      <w:r>
+        <w:t xml:space="preserve"> </w:t>
+      </w:r>
+      <w:r>
+        <w:t xml:space="preserve">pubblicato</w:t>
+      </w:r>
+      <w:r>
+        <w:t xml:space="preserve"> </w:t>
+      </w:r>
+      <w:r>
+        <w:t xml:space="preserve">su</w:t>
+      </w:r>
+      <w:r>
+        <w:t xml:space="preserve"> </w:t>
+      </w:r>
+      <w:r>
+        <w:t xml:space="preserve">richiesta</w:t>
+      </w:r>
+      <w:r>
+        <w:t xml:space="preserve"> </w:t>
+      </w:r>
+      <w:r>
+        <w:t xml:space="preserve">di</w:t>
+      </w:r>
+      <w:r>
+        <w:t xml:space="preserve"> </w:t>
+      </w:r>
+      <w:r>
+        <w:t xml:space="preserve">Luigi;</w:t>
+      </w:r>
+      <w:r>
+        <w:t xml:space="preserve"> </w:t>
+      </w:r>
+      <w:r>
+        <w:t xml:space="preserve">la</w:t>
+      </w:r>
+      <w:r>
+        <w:t xml:space="preserve"> </w:t>
+      </w:r>
+      <w:r>
+        <w:t xml:space="preserve">0.26.0</w:t>
+      </w:r>
+      <w:r>
+        <w:t xml:space="preserve"> </w:t>
+      </w:r>
+      <w:r>
+        <w:t xml:space="preserve">scritta</w:t>
+      </w:r>
+      <w:r>
+        <w:t xml:space="preserve"> </w:t>
+      </w:r>
+      <w:r>
+        <w:t xml:space="preserve">alle</w:t>
+      </w:r>
+      <w:r>
+        <w:t xml:space="preserve"> </w:t>
+      </w:r>
+      <w:r>
+        <w:t xml:space="preserve">10</w:t>
+      </w:r>
+      <w:r>
+        <w:t xml:space="preserve"> </w:t>
+      </w:r>
+      <w:r>
+        <w:t xml:space="preserve">sul</w:t>
+      </w:r>
+      <w:r>
+        <w:t xml:space="preserve"> </w:t>
+      </w:r>
+      <w:r>
+        <w:t xml:space="preserve">ramo</w:t>
+      </w:r>
+      <w:r>
+        <w:t xml:space="preserve"> </w:t>
+      </w:r>
+      <w:r>
+        <w:t xml:space="preserve">giorno/2026-10-28-mattina</w:t>
+      </w:r>
+      <w:r>
+        <w:t xml:space="preserve"> </w:t>
+      </w:r>
+      <w:r>
+        <w:t xml:space="preserve">aspetta</w:t>
+      </w:r>
+      <w:r>
+        <w:t xml:space="preserve"> </w:t>
+      </w:r>
+      <w:r>
+        <w:t xml:space="preserve">le</w:t>
+      </w:r>
+      <w:r>
+        <w:t xml:space="preserve"> </w:t>
+      </w:r>
+      <w:r>
+        <w:t xml:space="preserve">prove</w:t>
+      </w:r>
+      <w:r>
+        <w:t xml:space="preserve"> </w:t>
+      </w:r>
+      <w:r>
+        <w:t xml:space="preserve">della</w:t>
       </w:r>
       <w:r>
         <w:t xml:space="preserve"> </w:t>
@@ -662,6 +794,329 @@
       </w:r>
       <w:r>
         <w:t xml:space="preserve">(R-511): «CYF Gaming Requisiti da Implementare o Bachi», con in testa questi prossimi passi, i bachi aperti e tutto ciò che manca, e «CYF Gaming Requisiti Implementati e Testati», con tutto ciò che è già online e provato. Questa è la parte da leggere per prima: che cosa si può fare adesso.</w:t>
+      </w:r>
+    </w:p>
+    <w:p>
+      <w:pPr>
+        <w:pStyle w:val="BodyText"/>
+      </w:pPr>
+      <w:r>
+        <w:rPr>
+          <w:bCs/>
+          <w:b/>
+        </w:rPr>
+        <w:t xml:space="preserve">Sera del 28/10 (ore 19:50-20:30,</w:t>
+      </w:r>
+      <w:r>
+        <w:rPr>
+          <w:bCs/>
+          <w:b/>
+        </w:rPr>
+        <w:t xml:space="preserve"> </w:t>
+      </w:r>
+      <w:r>
+        <w:rPr>
+          <w:bCs/>
+          <w:b/>
+        </w:rPr>
+        <w:t xml:space="preserve">“</w:t>
+      </w:r>
+      <w:r>
+        <w:rPr>
+          <w:bCs/>
+          <w:b/>
+        </w:rPr>
+        <w:t xml:space="preserve">fallo ora che lo provo in serata</w:t>
+      </w:r>
+      <w:r>
+        <w:rPr>
+          <w:bCs/>
+          <w:b/>
+        </w:rPr>
+        <w:t xml:space="preserve">”</w:t>
+      </w:r>
+      <w:r>
+        <w:rPr>
+          <w:bCs/>
+          <w:b/>
+        </w:rPr>
+        <w:t xml:space="preserve">)</w:t>
+      </w:r>
+      <w:r>
+        <w:t xml:space="preserve">: pubblicata la</w:t>
+      </w:r>
+      <w:r>
+        <w:t xml:space="preserve"> </w:t>
+      </w:r>
+      <w:r>
+        <w:rPr>
+          <w:bCs/>
+          <w:b/>
+        </w:rPr>
+        <w:t xml:space="preserve">0.25.6</w:t>
+      </w:r>
+      <w:r>
+        <w:t xml:space="preserve"> </w:t>
+      </w:r>
+      <w:r>
+        <w:t xml:space="preserve">con il</w:t>
+      </w:r>
+      <w:r>
+        <w:t xml:space="preserve"> </w:t>
+      </w:r>
+      <w:r>
+        <w:rPr>
+          <w:bCs/>
+          <w:b/>
+        </w:rPr>
+        <w:t xml:space="preserve">riquadro pubblicitario nei momenti di attesa</w:t>
+      </w:r>
+      <w:r>
+        <w:t xml:space="preserve"> </w:t>
+      </w:r>
+      <w:r>
+        <w:t xml:space="preserve">(R-517, decisione di Luigi): compare nella sala d’attesa prima del via e resta con il</w:t>
+      </w:r>
+      <w:r>
+        <w:t xml:space="preserve"> </w:t>
+      </w:r>
+      <w:r>
+        <w:t xml:space="preserve">“</w:t>
+      </w:r>
+      <w:r>
+        <w:t xml:space="preserve">5</w:t>
+      </w:r>
+      <w:r>
+        <w:t xml:space="preserve">”</w:t>
+      </w:r>
+      <w:r>
+        <w:t xml:space="preserve"> </w:t>
+      </w:r>
+      <w:r>
+        <w:t xml:space="preserve">e il</w:t>
+      </w:r>
+      <w:r>
+        <w:t xml:space="preserve"> </w:t>
+      </w:r>
+      <w:r>
+        <w:t xml:space="preserve">“</w:t>
+      </w:r>
+      <w:r>
+        <w:t xml:space="preserve">4</w:t>
+      </w:r>
+      <w:r>
+        <w:t xml:space="preserve">”</w:t>
+      </w:r>
+      <w:r>
+        <w:t xml:space="preserve"> </w:t>
+      </w:r>
+      <w:r>
+        <w:t xml:space="preserve">del conto alla rovescia, al</w:t>
+      </w:r>
+      <w:r>
+        <w:t xml:space="preserve"> </w:t>
+      </w:r>
+      <w:r>
+        <w:t xml:space="preserve">“</w:t>
+      </w:r>
+      <w:r>
+        <w:t xml:space="preserve">3</w:t>
+      </w:r>
+      <w:r>
+        <w:t xml:space="preserve">”</w:t>
+      </w:r>
+      <w:r>
+        <w:t xml:space="preserve"> </w:t>
+      </w:r>
+      <w:r>
+        <w:t xml:space="preserve">sparisce (il</w:t>
+      </w:r>
+      <w:r>
+        <w:t xml:space="preserve"> </w:t>
+      </w:r>
+      <w:r>
+        <w:t xml:space="preserve">“</w:t>
+      </w:r>
+      <w:r>
+        <w:t xml:space="preserve">3, 2, 1</w:t>
+      </w:r>
+      <w:r>
+        <w:t xml:space="preserve">”</w:t>
+      </w:r>
+      <w:r>
+        <w:t xml:space="preserve"> </w:t>
+      </w:r>
+      <w:r>
+        <w:t xml:space="preserve">è pulito, come ha chiesto Luigi); compare anche nella stanza online o del Gran Premio che aspetta la partenza automatica e nella schermata dei risultati; mai in gara, mai nel menu. Modulo nuovo</w:t>
+      </w:r>
+      <w:r>
+        <w:t xml:space="preserve"> </w:t>
+      </w:r>
+      <w:r>
+        <w:rPr>
+          <w:rStyle w:val="VerbatimChar"/>
+        </w:rPr>
+        <w:t xml:space="preserve">pubblicita.js</w:t>
+      </w:r>
+      <w:r>
+        <w:t xml:space="preserve"> </w:t>
+      </w:r>
+      <w:r>
+        <w:t xml:space="preserve">con l’interruttore in</w:t>
+      </w:r>
+      <w:r>
+        <w:t xml:space="preserve"> </w:t>
+      </w:r>
+      <w:r>
+        <w:rPr>
+          <w:rStyle w:val="VerbatimChar"/>
+        </w:rPr>
+        <w:t xml:space="preserve">config.js</w:t>
+      </w:r>
+      <w:r>
+        <w:t xml:space="preserve">:</w:t>
+      </w:r>
+      <w:r>
+        <w:t xml:space="preserve"> </w:t>
+      </w:r>
+      <w:r>
+        <w:rPr>
+          <w:bCs/>
+          <w:b/>
+        </w:rPr>
+        <w:t xml:space="preserve">spento per tutti</w:t>
+      </w:r>
+      <w:r>
+        <w:t xml:space="preserve"> </w:t>
+      </w:r>
+      <w:r>
+        <w:t xml:space="preserve">(</w:t>
+      </w:r>
+      <w:r>
+        <w:rPr>
+          <w:rStyle w:val="VerbatimChar"/>
+        </w:rPr>
+        <w:t xml:space="preserve">fornitore: 'nessuno'</w:t>
+      </w:r>
+      <w:r>
+        <w:t xml:space="preserve">), perché un annuncio vero vuole un account AdSense (riga 1g di Luigi) e il banner del consenso (R-518). Per vederlo stasera:</w:t>
+      </w:r>
+      <w:r>
+        <w:t xml:space="preserve"> </w:t>
+      </w:r>
+      <w:r>
+        <w:rPr>
+          <w:rStyle w:val="VerbatimChar"/>
+        </w:rPr>
+        <w:t xml:space="preserve">…/pista-nera/?pubblicita=prova</w:t>
+      </w:r>
+      <w:r>
+        <w:t xml:space="preserve"> </w:t>
+      </w:r>
+      <w:r>
+        <w:t xml:space="preserve">(riquadro finto</w:t>
+      </w:r>
+      <w:r>
+        <w:t xml:space="preserve"> </w:t>
+      </w:r>
+      <w:r>
+        <w:t xml:space="preserve">“</w:t>
+      </w:r>
+      <w:r>
+        <w:t xml:space="preserve">spazio pubblicitario</w:t>
+      </w:r>
+      <w:r>
+        <w:t xml:space="preserve">”</w:t>
+      </w:r>
+      <w:r>
+        <w:t xml:space="preserve">, resta acceso per la visita;</w:t>
+      </w:r>
+      <w:r>
+        <w:t xml:space="preserve"> </w:t>
+      </w:r>
+      <w:r>
+        <w:rPr>
+          <w:rStyle w:val="VerbatimChar"/>
+        </w:rPr>
+        <w:t xml:space="preserve">?pubblicita=0</w:t>
+      </w:r>
+      <w:r>
+        <w:t xml:space="preserve"> </w:t>
+      </w:r>
+      <w:r>
+        <w:t xml:space="preserve">lo spegne). Sul portale non compare mai (sarebbe un annuncio di terzi, vietato da CrazyGames): lì, quando ci sarà il loro SDK, il riquadro userà quello. Pubblicata da</w:t>
+      </w:r>
+      <w:r>
+        <w:t xml:space="preserve"> </w:t>
+      </w:r>
+      <w:r>
+        <w:rPr>
+          <w:rStyle w:val="VerbatimChar"/>
+        </w:rPr>
+        <w:t xml:space="preserve">main</w:t>
+      </w:r>
+      <w:r>
+        <w:t xml:space="preserve"> </w:t>
+      </w:r>
+      <w:r>
+        <w:t xml:space="preserve">(ramo</w:t>
+      </w:r>
+      <w:r>
+        <w:t xml:space="preserve"> </w:t>
+      </w:r>
+      <w:r>
+        <w:rPr>
+          <w:rStyle w:val="VerbatimChar"/>
+        </w:rPr>
+        <w:t xml:space="preserve">pubblicita-0.25.6</w:t>
+      </w:r>
+      <w:r>
+        <w:t xml:space="preserve">, cancello verde), senza la 0.26.0 che aspetta le prove della notte: il turno di notte unisce i rami</w:t>
+      </w:r>
+      <w:r>
+        <w:t xml:space="preserve"> </w:t>
+      </w:r>
+      <w:r>
+        <w:rPr>
+          <w:rStyle w:val="VerbatimChar"/>
+        </w:rPr>
+        <w:t xml:space="preserve">giorno/*</w:t>
+      </w:r>
+      <w:r>
+        <w:t xml:space="preserve"> </w:t>
+      </w:r>
+      <w:r>
+        <w:t xml:space="preserve">sopra la 0.25.6 (conflitti solo sui numeri di versione). Nel pomeriggio, sempre su richiesta di Luigi, la simulazione di carico con 50 giocatori (ramo</w:t>
+      </w:r>
+      <w:r>
+        <w:t xml:space="preserve"> </w:t>
+      </w:r>
+      <w:r>
+        <w:rPr>
+          <w:rStyle w:val="VerbatimChar"/>
+        </w:rPr>
+        <w:t xml:space="preserve">giorno/simulazione</w:t>
+      </w:r>
+      <w:r>
+        <w:t xml:space="preserve">, sezione 14): il server regge, baco B-04 sull’ingresso nella sala online quando molti premono</w:t>
+      </w:r>
+      <w:r>
+        <w:t xml:space="preserve"> </w:t>
+      </w:r>
+      <w:r>
+        <w:t xml:space="preserve">“</w:t>
+      </w:r>
+      <w:r>
+        <w:t xml:space="preserve">Online</w:t>
+      </w:r>
+      <w:r>
+        <w:t xml:space="preserve">”</w:t>
+      </w:r>
+      <w:r>
+        <w:t xml:space="preserve"> </w:t>
+      </w:r>
+      <w:r>
+        <w:t xml:space="preserve">insieme.</w:t>
       </w:r>
     </w:p>
     <w:bookmarkStart w:id="20" w:name="cosa-puoi-fare-tu-luigi"/>
@@ -1365,6 +1820,255 @@
                 <w:sz w:val="19"/>
               </w:rPr>
               <w:t xml:space="preserve">S-40, R-515</w:t>
+            </w:r>
+          </w:p>
+        </w:tc>
+      </w:tr>
+      <w:tr>
+        <w:tc>
+          <w:tcPr>
+            <w:tcW w:type="dxa" w:w="510"/>
+          </w:tcPr>
+          <w:p>
+            <w:pPr>
+              <w:pStyle w:val="Compact"/>
+              <w:spacing w:after="40"/>
+              <w:jc w:val="left"/>
+            </w:pPr>
+            <w:r>
+              <w:rPr>
+                <w:sz w:val="19"/>
+              </w:rPr>
+              <w:t xml:space="preserve">1g</w:t>
+            </w:r>
+          </w:p>
+        </w:tc>
+        <w:tc>
+          <w:tcPr>
+            <w:tcW w:type="dxa" w:w="6576"/>
+          </w:tcPr>
+          <w:p>
+            <w:pPr>
+              <w:pStyle w:val="Compact"/>
+              <w:spacing w:after="40"/>
+              <w:jc w:val="left"/>
+            </w:pPr>
+            <w:r>
+              <w:rPr>
+                <w:sz w:val="19"/>
+              </w:rPr>
+              <w:t xml:space="preserve">Stasera provare il</w:t>
+            </w:r>
+            <w:r>
+              <w:rPr>
+                <w:sz w:val="19"/>
+              </w:rPr>
+              <w:t xml:space="preserve"> </w:t>
+            </w:r>
+            <w:r>
+              <w:rPr>
+                <w:bCs/>
+                <w:b/>
+                <w:sz w:val="19"/>
+              </w:rPr>
+              <w:t xml:space="preserve">riquadro pubblicitario</w:t>
+            </w:r>
+            <w:r>
+              <w:rPr>
+                <w:sz w:val="19"/>
+              </w:rPr>
+              <w:t xml:space="preserve"> </w:t>
+            </w:r>
+            <w:r>
+              <w:rPr>
+                <w:sz w:val="19"/>
+              </w:rPr>
+              <w:t xml:space="preserve">(R-517) dal telefono: aprire</w:t>
+            </w:r>
+            <w:r>
+              <w:rPr>
+                <w:sz w:val="19"/>
+              </w:rPr>
+              <w:t xml:space="preserve"> </w:t>
+            </w:r>
+            <w:r>
+              <w:rPr>
+                <w:rStyle w:val="VerbatimChar"/>
+                <w:sz w:val="19"/>
+              </w:rPr>
+              <w:t xml:space="preserve">…/pista-nera/?pubblicita=prova</w:t>
+            </w:r>
+            <w:r>
+              <w:rPr>
+                <w:sz w:val="19"/>
+              </w:rPr>
+              <w:t xml:space="preserve">, entrare nella sala online o nel Gran Premio e guardare dove compare (stanza in attesa, sala d’attesa con il 5 e il 4, risultati) e che al</w:t>
+            </w:r>
+            <w:r>
+              <w:rPr>
+                <w:sz w:val="19"/>
+              </w:rPr>
+              <w:t xml:space="preserve"> </w:t>
+            </w:r>
+            <w:r>
+              <w:rPr>
+                <w:sz w:val="19"/>
+              </w:rPr>
+              <w:t xml:space="preserve">“</w:t>
+            </w:r>
+            <w:r>
+              <w:rPr>
+                <w:sz w:val="19"/>
+              </w:rPr>
+              <w:t xml:space="preserve">3</w:t>
+            </w:r>
+            <w:r>
+              <w:rPr>
+                <w:sz w:val="19"/>
+              </w:rPr>
+              <w:t xml:space="preserve">”</w:t>
+            </w:r>
+            <w:r>
+              <w:rPr>
+                <w:sz w:val="19"/>
+              </w:rPr>
+              <w:t xml:space="preserve"> </w:t>
+            </w:r>
+            <w:r>
+              <w:rPr>
+                <w:sz w:val="19"/>
+              </w:rPr>
+              <w:t xml:space="preserve">sparisca. Poi dire se va bene così (</w:t>
+            </w:r>
+            <w:r>
+              <w:rPr>
+                <w:sz w:val="19"/>
+              </w:rPr>
+              <w:t xml:space="preserve">“</w:t>
+            </w:r>
+            <w:r>
+              <w:rPr>
+                <w:sz w:val="19"/>
+              </w:rPr>
+              <w:t xml:space="preserve">R-517 controllato</w:t>
+            </w:r>
+            <w:r>
+              <w:rPr>
+                <w:sz w:val="19"/>
+              </w:rPr>
+              <w:t xml:space="preserve">”</w:t>
+            </w:r>
+            <w:r>
+              <w:rPr>
+                <w:sz w:val="19"/>
+              </w:rPr>
+              <w:t xml:space="preserve">) o cosa cambiare (posto, misura, momenti). Per gli annunci veri: aprire un account</w:t>
+            </w:r>
+            <w:r>
+              <w:rPr>
+                <w:sz w:val="19"/>
+              </w:rPr>
+              <w:t xml:space="preserve"> </w:t>
+            </w:r>
+            <w:r>
+              <w:rPr>
+                <w:bCs/>
+                <w:b/>
+                <w:sz w:val="19"/>
+              </w:rPr>
+              <w:t xml:space="preserve">Google AdSense</w:t>
+            </w:r>
+            <w:r>
+              <w:rPr>
+                <w:sz w:val="19"/>
+              </w:rPr>
+              <w:t xml:space="preserve"> </w:t>
+            </w:r>
+            <w:r>
+              <w:rPr>
+                <w:sz w:val="19"/>
+              </w:rPr>
+              <w:t xml:space="preserve">per il sito e creare un’unità display da 300×100 (client</w:t>
+            </w:r>
+            <w:r>
+              <w:rPr>
+                <w:sz w:val="19"/>
+              </w:rPr>
+              <w:t xml:space="preserve"> </w:t>
+            </w:r>
+            <w:r>
+              <w:rPr>
+                <w:rStyle w:val="VerbatimChar"/>
+                <w:sz w:val="19"/>
+              </w:rPr>
+              <w:t xml:space="preserve">ca-pub-…</w:t>
+            </w:r>
+            <w:r>
+              <w:rPr>
+                <w:sz w:val="19"/>
+              </w:rPr>
+              <w:t xml:space="preserve"> </w:t>
+            </w:r>
+            <w:r>
+              <w:rPr>
+                <w:sz w:val="19"/>
+              </w:rPr>
+              <w:t xml:space="preserve">e slot vanno in</w:t>
+            </w:r>
+            <w:r>
+              <w:rPr>
+                <w:sz w:val="19"/>
+              </w:rPr>
+              <w:t xml:space="preserve"> </w:t>
+            </w:r>
+            <w:r>
+              <w:rPr>
+                <w:rStyle w:val="VerbatimChar"/>
+                <w:sz w:val="19"/>
+              </w:rPr>
+              <w:t xml:space="preserve">config.js</w:t>
+            </w:r>
+            <w:r>
+              <w:rPr>
+                <w:sz w:val="19"/>
+              </w:rPr>
+              <w:t xml:space="preserve">), e decidere il banner del consenso (R-518)</w:t>
+            </w:r>
+          </w:p>
+        </w:tc>
+        <w:tc>
+          <w:tcPr>
+            <w:tcW w:type="dxa" w:w="1247"/>
+          </w:tcPr>
+          <w:p>
+            <w:pPr>
+              <w:pStyle w:val="Compact"/>
+              <w:spacing w:after="40"/>
+              <w:jc w:val="left"/>
+            </w:pPr>
+            <w:r>
+              <w:rPr>
+                <w:sz w:val="19"/>
+              </w:rPr>
+              <w:t xml:space="preserve">10 min + 30 min per AdSense</w:t>
+            </w:r>
+          </w:p>
+        </w:tc>
+        <w:tc>
+          <w:tcPr>
+            <w:tcW w:type="dxa" w:w="1531"/>
+          </w:tcPr>
+          <w:p>
+            <w:pPr>
+              <w:pStyle w:val="Compact"/>
+              <w:spacing w:after="40"/>
+              <w:jc w:val="left"/>
+            </w:pPr>
+            <w:r>
+              <w:rPr>
+                <w:sz w:val="19"/>
+              </w:rPr>
+              <w:t xml:space="preserve">R-517, R-518</w:t>
             </w:r>
           </w:p>
         </w:tc>
@@ -4462,13 +5166,13 @@
       </w:r>
     </w:p>
     <w:bookmarkEnd w:id="23"/>
-    <w:bookmarkStart w:id="24" w:name="grafica-e-qualità"/>
+    <w:bookmarkStart w:id="24" w:name="sito-e-piattaforma"/>
     <w:p>
       <w:pPr>
         <w:pStyle w:val="Heading1"/>
       </w:pPr>
       <w:r>
-        <w:t xml:space="preserve">5. Grafica e qualità</w:t>
+        <w:t xml:space="preserve">1. Sito e piattaforma</w:t>
       </w:r>
     </w:p>
     <w:tbl>
@@ -4619,7 +5323,7 @@
               <w:rPr>
                 <w:sz w:val="19"/>
               </w:rPr>
-              <w:t xml:space="preserve">R-513</w:t>
+              <w:t xml:space="preserve">R-518</w:t>
             </w:r>
           </w:p>
         </w:tc>
@@ -4635,9 +5339,29 @@
             </w:pPr>
             <w:r>
               <w:rPr>
-                <w:sz w:val="19"/>
-              </w:rPr>
-              <w:t xml:space="preserve">Migliorare la grafica degli scenari fino al livello 2 (</w:t>
+                <w:bCs/>
+                <w:b/>
+                <w:sz w:val="19"/>
+              </w:rPr>
+              <w:t xml:space="preserve">Consenso ai cookie e alla pubblicità</w:t>
+            </w:r>
+            <w:r>
+              <w:rPr>
+                <w:sz w:val="19"/>
+              </w:rPr>
+              <w:t xml:space="preserve"> </w:t>
+            </w:r>
+            <w:r>
+              <w:rPr>
+                <w:sz w:val="19"/>
+              </w:rPr>
+              <w:t xml:space="preserve">(GDPR, Europa): prima di accendere un fornitore vero serve il banner del consenso (per Google AdSense una piattaforma CMP certificata) e la pagina di informativa; chi rifiuta vede annunci non personalizzati o nessun annuncio. Niente cookie finché il fornitore è</w:t>
+            </w:r>
+            <w:r>
+              <w:rPr>
+                <w:sz w:val="19"/>
+              </w:rPr>
+              <w:t xml:space="preserve"> </w:t>
             </w:r>
             <w:r>
               <w:rPr>
@@ -4649,7 +5373,7 @@
               <w:rPr>
                 <w:sz w:val="19"/>
               </w:rPr>
-              <w:t xml:space="preserve">stilizzato curato</w:t>
+              <w:t xml:space="preserve">nessuno</w:t>
             </w:r>
             <w:r>
               <w:rPr>
@@ -4661,7 +5385,37 @@
               <w:rPr>
                 <w:sz w:val="19"/>
               </w:rPr>
-              <w:t xml:space="preserve">, come un buon gioco per telefono), cominciando dallo sfondo</w:t>
+              <w:t xml:space="preserve"> </w:t>
+            </w:r>
+            <w:r>
+              <w:rPr>
+                <w:sz w:val="19"/>
+              </w:rPr>
+              <w:t xml:space="preserve">o</w:t>
+            </w:r>
+            <w:r>
+              <w:rPr>
+                <w:sz w:val="19"/>
+              </w:rPr>
+              <w:t xml:space="preserve"> </w:t>
+            </w:r>
+            <w:r>
+              <w:rPr>
+                <w:sz w:val="19"/>
+              </w:rPr>
+              <w:t xml:space="preserve">“</w:t>
+            </w:r>
+            <w:r>
+              <w:rPr>
+                <w:sz w:val="19"/>
+              </w:rPr>
+              <w:t xml:space="preserve">prova</w:t>
+            </w:r>
+            <w:r>
+              <w:rPr>
+                <w:sz w:val="19"/>
+              </w:rPr>
+              <w:t xml:space="preserve">”</w:t>
             </w:r>
           </w:p>
         </w:tc>
@@ -4679,7 +5433,7 @@
               <w:rPr>
                 <w:sz w:val="19"/>
               </w:rPr>
-              <w:t xml:space="preserve">27/10/2026</w:t>
+              <w:t xml:space="preserve">28/10/2026</w:t>
             </w:r>
           </w:p>
         </w:tc>
@@ -4716,72 +5470,20 @@
               <w:rPr>
                 <w:sz w:val="19"/>
               </w:rPr>
-              <w:t xml:space="preserve">Scelta di Luigi del 27/10 sera tra 4 livelli (1 oggi; 2 stilizzato curato; 3 modelli 3D veri città per città; 4 quasi realistico, sconsigliato: su Android WebGPU c’è solo da Android 12 in su e i telefoni si scaldano).</w:t>
-            </w:r>
-            <w:r>
-              <w:rPr>
-                <w:sz w:val="19"/>
-              </w:rPr>
-              <w:t xml:space="preserve"> </w:t>
-            </w:r>
-            <w:r>
-              <w:rPr>
-                <w:bCs/>
-                <w:b/>
-                <w:sz w:val="19"/>
-              </w:rPr>
-              <w:t xml:space="preserve">Prima parte, lo sfondo:</w:t>
-            </w:r>
-            <w:r>
-              <w:rPr>
-                <w:sz w:val="19"/>
-              </w:rPr>
-              <w:t xml:space="preserve"> </w:t>
-            </w:r>
-            <w:r>
-              <w:rPr>
-                <w:sz w:val="19"/>
-              </w:rPr>
-              <w:t xml:space="preserve">(1) cielo con nuvole dipinte su due strati che scorrono piano, sole con alone morbido, colori del cielo coerenti con la cartolina di ogni città; (2) cartolina in profondità: ogni città divisa in 2-3 piani a distanze diverse (lontano monti e colline, in mezzo la città, davanti il monumento), così quando la strada curva o il rider si sposta i piani scorrono a velocità diverse e lo sfondo ha profondità; (3) luce coerente: i palazzi e il monumento sono illuminati dalla parte del sole del cielo; (4) nessuna linea netta tra pista e sfondo: suolo lontano, nebbia della pista e foschia della cartolina sfumano l’uno nell’altro; (5) anche la Neve con uno sfondo dipinto a più piani (cime con ghiacciai, boschi, valle); (6) piccoli movimenti: nuvole, uccelli lontani, acqua che luccica dove c’è il mare o il fiume. Limiti: al massimo 3 oggetti da disegnare in più per lo sfondo; memoria della scheda video per lo sfondo di una città ≤ 16 MB sul PC e ≤ 6 MB sul telefono; si dipinge nel worker come oggi (R-405); nessun fotogramma perso (lo misura A-14).</w:t>
-            </w:r>
-            <w:r>
-              <w:rPr>
-                <w:sz w:val="19"/>
-              </w:rPr>
-              <w:t xml:space="preserve"> </w:t>
-            </w:r>
-            <w:r>
-              <w:rPr>
-                <w:bCs/>
-                <w:b/>
-                <w:sz w:val="19"/>
-              </w:rPr>
-              <w:t xml:space="preserve">Seconda parte, il resto della scena:</w:t>
-            </w:r>
-            <w:r>
-              <w:rPr>
-                <w:sz w:val="19"/>
-              </w:rPr>
-              <w:t xml:space="preserve"> </w:t>
-            </w:r>
-            <w:r>
-              <w:rPr>
-                <w:sz w:val="19"/>
-              </w:rPr>
-              <w:t xml:space="preserve">Three.js nuovo (A-16), correzione di luce e colore (tone mapping ACES) e colori di ogni città, luce morbida con le ombre di contatto dipinte nei modelli, alberi e palazzi più fitti con l’instancing, polvere di neve e scia, neve e asfalto con rilievo; gli effetti più pesanti (bagliore, vignetta) solo dove il dispositivo regge, con la qualità scelta in automatico (A-14)</w:t>
+              <w:t xml:space="preserve">Si fa insieme all’accensione di AdSense (riga 1g); la modalità portale non lo richiede (ci pensa il portale)</w:t>
             </w:r>
           </w:p>
         </w:tc>
       </w:tr>
     </w:tbl>
     <w:bookmarkEnd w:id="24"/>
-    <w:bookmarkStart w:id="25" w:name="documentazione"/>
+    <w:bookmarkStart w:id="25" w:name="grafica-e-qualità"/>
     <w:p>
       <w:pPr>
         <w:pStyle w:val="Heading1"/>
       </w:pPr>
       <w:r>
-        <w:t xml:space="preserve">6. Documentazione</w:t>
+        <w:t xml:space="preserve">5. Grafica e qualità</w:t>
       </w:r>
     </w:p>
     <w:tbl>
@@ -4932,7 +5634,7 @@
               <w:rPr>
                 <w:sz w:val="19"/>
               </w:rPr>
-              <w:t xml:space="preserve">R-510</w:t>
+              <w:t xml:space="preserve">R-513</w:t>
             </w:r>
           </w:p>
         </w:tc>
@@ -4950,7 +5652,31 @@
               <w:rPr>
                 <w:sz w:val="19"/>
               </w:rPr>
-              <w:t xml:space="preserve">Il software deve crescere senza rallentare; la struttura la sceglie Claude</w:t>
+              <w:t xml:space="preserve">Migliorare la grafica degli scenari fino al livello 2 (</w:t>
+            </w:r>
+            <w:r>
+              <w:rPr>
+                <w:sz w:val="19"/>
+              </w:rPr>
+              <w:t xml:space="preserve">“</w:t>
+            </w:r>
+            <w:r>
+              <w:rPr>
+                <w:sz w:val="19"/>
+              </w:rPr>
+              <w:t xml:space="preserve">stilizzato curato</w:t>
+            </w:r>
+            <w:r>
+              <w:rPr>
+                <w:sz w:val="19"/>
+              </w:rPr>
+              <w:t xml:space="preserve">”</w:t>
+            </w:r>
+            <w:r>
+              <w:rPr>
+                <w:sz w:val="19"/>
+              </w:rPr>
+              <w:t xml:space="preserve">, come un buon gioco per telefono), cominciando dallo sfondo</w:t>
             </w:r>
           </w:p>
         </w:tc>
@@ -4968,26 +5694,26 @@
               <w:rPr>
                 <w:sz w:val="19"/>
               </w:rPr>
-              <w:t xml:space="preserve">26/10/2026</w:t>
+              <w:t xml:space="preserve">27/10/2026</w:t>
             </w:r>
           </w:p>
         </w:tc>
         <w:tc>
           <w:tcPr>
             <w:tcW w:type="dxa" w:w="1134"/>
-            <w:shd w:val="clear" w:color="auto" w:fill="FFF1C7"/>
-          </w:tcPr>
-          <w:p>
-            <w:pPr>
-              <w:pStyle w:val="Compact"/>
-              <w:spacing w:after="40"/>
-              <w:jc w:val="left"/>
-            </w:pPr>
-            <w:r>
-              <w:rPr>
-                <w:sz w:val="19"/>
-              </w:rPr>
-              <w:t xml:space="preserve">In corso</w:t>
+            <w:shd w:val="clear" w:color="auto" w:fill="FDE2D6"/>
+          </w:tcPr>
+          <w:p>
+            <w:pPr>
+              <w:pStyle w:val="Compact"/>
+              <w:spacing w:after="40"/>
+              <w:jc w:val="left"/>
+            </w:pPr>
+            <w:r>
+              <w:rPr>
+                <w:sz w:val="19"/>
+              </w:rPr>
+              <w:t xml:space="preserve">Da fare</w:t>
             </w:r>
           </w:p>
         </w:tc>
@@ -5005,14 +5731,303 @@
               <w:rPr>
                 <w:sz w:val="19"/>
               </w:rPr>
-              <w:t xml:space="preserve">Scelta S-43; piano nella sezione 11 e nei prossimi passi (A-14, A-23, A-25, A-11…)</w:t>
+              <w:t xml:space="preserve">Scelta di Luigi del 27/10 sera tra 4 livelli (1 oggi; 2 stilizzato curato; 3 modelli 3D veri città per città; 4 quasi realistico, sconsigliato: su Android WebGPU c’è solo da Android 12 in su e i telefoni si scaldano).</w:t>
+            </w:r>
+            <w:r>
+              <w:rPr>
+                <w:sz w:val="19"/>
+              </w:rPr>
+              <w:t xml:space="preserve"> </w:t>
+            </w:r>
+            <w:r>
+              <w:rPr>
+                <w:bCs/>
+                <w:b/>
+                <w:sz w:val="19"/>
+              </w:rPr>
+              <w:t xml:space="preserve">Prima parte, lo sfondo:</w:t>
+            </w:r>
+            <w:r>
+              <w:rPr>
+                <w:sz w:val="19"/>
+              </w:rPr>
+              <w:t xml:space="preserve"> </w:t>
+            </w:r>
+            <w:r>
+              <w:rPr>
+                <w:sz w:val="19"/>
+              </w:rPr>
+              <w:t xml:space="preserve">(1) cielo con nuvole dipinte su due strati che scorrono piano, sole con alone morbido, colori del cielo coerenti con la cartolina di ogni città; (2) cartolina in profondità: ogni città divisa in 2-3 piani a distanze diverse (lontano monti e colline, in mezzo la città, davanti il monumento), così quando la strada curva o il rider si sposta i piani scorrono a velocità diverse e lo sfondo ha profondità; (3) luce coerente: i palazzi e il monumento sono illuminati dalla parte del sole del cielo; (4) nessuna linea netta tra pista e sfondo: suolo lontano, nebbia della pista e foschia della cartolina sfumano l’uno nell’altro; (5) anche la Neve con uno sfondo dipinto a più piani (cime con ghiacciai, boschi, valle); (6) piccoli movimenti: nuvole, uccelli lontani, acqua che luccica dove c’è il mare o il fiume. Limiti: al massimo 3 oggetti da disegnare in più per lo sfondo; memoria della scheda video per lo sfondo di una città ≤ 16 MB sul PC e ≤ 6 MB sul telefono; si dipinge nel worker come oggi (R-405); nessun fotogramma perso (lo misura A-14).</w:t>
+            </w:r>
+            <w:r>
+              <w:rPr>
+                <w:sz w:val="19"/>
+              </w:rPr>
+              <w:t xml:space="preserve"> </w:t>
+            </w:r>
+            <w:r>
+              <w:rPr>
+                <w:bCs/>
+                <w:b/>
+                <w:sz w:val="19"/>
+              </w:rPr>
+              <w:t xml:space="preserve">Seconda parte, il resto della scena:</w:t>
+            </w:r>
+            <w:r>
+              <w:rPr>
+                <w:sz w:val="19"/>
+              </w:rPr>
+              <w:t xml:space="preserve"> </w:t>
+            </w:r>
+            <w:r>
+              <w:rPr>
+                <w:sz w:val="19"/>
+              </w:rPr>
+              <w:t xml:space="preserve">Three.js nuovo (A-16), correzione di luce e colore (tone mapping ACES) e colori di ogni città, luce morbida con le ombre di contatto dipinte nei modelli, alberi e palazzi più fitti con l’instancing, polvere di neve e scia, neve e asfalto con rilievo; gli effetti più pesanti (bagliore, vignetta) solo dove il dispositivo regge, con la qualità scelta in automatico (A-14)</w:t>
             </w:r>
           </w:p>
         </w:tc>
       </w:tr>
     </w:tbl>
     <w:bookmarkEnd w:id="25"/>
-    <w:bookmarkStart w:id="26" w:name="scelte-fatte-da-claude-da-confermare"/>
+    <w:bookmarkStart w:id="26" w:name="documentazione"/>
+    <w:p>
+      <w:pPr>
+        <w:pStyle w:val="Heading1"/>
+      </w:pPr>
+      <w:r>
+        <w:t xml:space="preserve">6. Documentazione</w:t>
+      </w:r>
+    </w:p>
+    <w:tbl>
+      <w:tblPr>
+        <w:tblStyle w:val="Table"/>
+        <w:tblLook w:firstRow="1" w:lastRow="0" w:firstColumn="0" w:lastColumn="0" w:noHBand="0" w:noVBand="0" w:val="0020"/>
+        <w:jc w:val="start"/>
+        <w:tblBorders>
+          <w:top w:val="single" w:sz="4" w:color="B8C4D2"/>
+          <w:left w:val="single" w:sz="4" w:color="B8C4D2"/>
+          <w:bottom w:val="single" w:sz="4" w:color="B8C4D2"/>
+          <w:right w:val="single" w:sz="4" w:color="B8C4D2"/>
+          <w:insideH w:val="single" w:sz="4" w:color="B8C4D2"/>
+          <w:insideV w:val="single" w:sz="4" w:color="B8C4D2"/>
+        </w:tblBorders>
+        <w:tblW w:w="9865" w:type="dxa"/>
+        <w:tblLayout w:type="fixed"/>
+      </w:tblPr>
+      <w:tblGrid>
+        <w:gridCol w:w="907"/>
+        <w:gridCol w:w="4195"/>
+        <w:gridCol w:w="1134"/>
+        <w:gridCol w:w="1134"/>
+        <w:gridCol w:w="2494"/>
+      </w:tblGrid>
+      <w:tr>
+        <w:trPr>
+          <w:tblHeader w:val="true"/>
+        </w:trPr>
+        <w:tc>
+          <w:tcPr>
+            <w:tcW w:type="dxa" w:w="907"/>
+            <w:shd w:val="clear" w:color="auto" w:fill="13233A"/>
+          </w:tcPr>
+          <w:p>
+            <w:pPr>
+              <w:pStyle w:val="Compact"/>
+              <w:spacing w:after="40"/>
+              <w:jc w:val="left"/>
+            </w:pPr>
+            <w:r>
+              <w:rPr>
+                <w:b/>
+                <w:color w:val="FFFFFF"/>
+                <w:sz w:val="19"/>
+              </w:rPr>
+              <w:t xml:space="preserve">ID</w:t>
+            </w:r>
+          </w:p>
+        </w:tc>
+        <w:tc>
+          <w:tcPr>
+            <w:tcW w:type="dxa" w:w="4195"/>
+            <w:shd w:val="clear" w:color="auto" w:fill="13233A"/>
+          </w:tcPr>
+          <w:p>
+            <w:pPr>
+              <w:pStyle w:val="Compact"/>
+              <w:spacing w:after="40"/>
+              <w:jc w:val="left"/>
+            </w:pPr>
+            <w:r>
+              <w:rPr>
+                <w:b/>
+                <w:color w:val="FFFFFF"/>
+                <w:sz w:val="19"/>
+              </w:rPr>
+              <w:t xml:space="preserve">Richiesta</w:t>
+            </w:r>
+          </w:p>
+        </w:tc>
+        <w:tc>
+          <w:tcPr>
+            <w:tcW w:type="dxa" w:w="1134"/>
+            <w:shd w:val="clear" w:color="auto" w:fill="13233A"/>
+          </w:tcPr>
+          <w:p>
+            <w:pPr>
+              <w:pStyle w:val="Compact"/>
+              <w:spacing w:after="40"/>
+              <w:jc w:val="left"/>
+            </w:pPr>
+            <w:r>
+              <w:rPr>
+                <w:b/>
+                <w:color w:val="FFFFFF"/>
+                <w:sz w:val="19"/>
+              </w:rPr>
+              <w:t xml:space="preserve">Data</w:t>
+            </w:r>
+          </w:p>
+        </w:tc>
+        <w:tc>
+          <w:tcPr>
+            <w:tcW w:type="dxa" w:w="1134"/>
+            <w:shd w:val="clear" w:color="auto" w:fill="13233A"/>
+          </w:tcPr>
+          <w:p>
+            <w:pPr>
+              <w:pStyle w:val="Compact"/>
+              <w:spacing w:after="40"/>
+              <w:jc w:val="left"/>
+            </w:pPr>
+            <w:r>
+              <w:rPr>
+                <w:b/>
+                <w:color w:val="FFFFFF"/>
+                <w:sz w:val="19"/>
+              </w:rPr>
+              <w:t xml:space="preserve">Stato</w:t>
+            </w:r>
+          </w:p>
+        </w:tc>
+        <w:tc>
+          <w:tcPr>
+            <w:tcW w:type="dxa" w:w="2494"/>
+            <w:shd w:val="clear" w:color="auto" w:fill="13233A"/>
+          </w:tcPr>
+          <w:p>
+            <w:pPr>
+              <w:pStyle w:val="Compact"/>
+              <w:spacing w:after="40"/>
+              <w:jc w:val="left"/>
+            </w:pPr>
+            <w:r>
+              <w:rPr>
+                <w:b/>
+                <w:color w:val="FFFFFF"/>
+                <w:sz w:val="19"/>
+              </w:rPr>
+              <w:t xml:space="preserve">Come funziona oggi</w:t>
+            </w:r>
+          </w:p>
+        </w:tc>
+      </w:tr>
+      <w:tr>
+        <w:tc>
+          <w:tcPr>
+            <w:tcW w:type="dxa" w:w="907"/>
+          </w:tcPr>
+          <w:p>
+            <w:pPr>
+              <w:pStyle w:val="Compact"/>
+              <w:spacing w:after="40"/>
+              <w:jc w:val="left"/>
+            </w:pPr>
+            <w:r>
+              <w:rPr>
+                <w:sz w:val="19"/>
+              </w:rPr>
+              <w:t xml:space="preserve">R-510</w:t>
+            </w:r>
+          </w:p>
+        </w:tc>
+        <w:tc>
+          <w:tcPr>
+            <w:tcW w:type="dxa" w:w="4195"/>
+          </w:tcPr>
+          <w:p>
+            <w:pPr>
+              <w:pStyle w:val="Compact"/>
+              <w:spacing w:after="40"/>
+              <w:jc w:val="left"/>
+            </w:pPr>
+            <w:r>
+              <w:rPr>
+                <w:sz w:val="19"/>
+              </w:rPr>
+              <w:t xml:space="preserve">Il software deve crescere senza rallentare; la struttura la sceglie Claude</w:t>
+            </w:r>
+          </w:p>
+        </w:tc>
+        <w:tc>
+          <w:tcPr>
+            <w:tcW w:type="dxa" w:w="1134"/>
+          </w:tcPr>
+          <w:p>
+            <w:pPr>
+              <w:pStyle w:val="Compact"/>
+              <w:spacing w:after="40"/>
+              <w:jc w:val="left"/>
+            </w:pPr>
+            <w:r>
+              <w:rPr>
+                <w:sz w:val="19"/>
+              </w:rPr>
+              <w:t xml:space="preserve">26/10/2026</w:t>
+            </w:r>
+          </w:p>
+        </w:tc>
+        <w:tc>
+          <w:tcPr>
+            <w:tcW w:type="dxa" w:w="1134"/>
+            <w:shd w:val="clear" w:color="auto" w:fill="FFF1C7"/>
+          </w:tcPr>
+          <w:p>
+            <w:pPr>
+              <w:pStyle w:val="Compact"/>
+              <w:spacing w:after="40"/>
+              <w:jc w:val="left"/>
+            </w:pPr>
+            <w:r>
+              <w:rPr>
+                <w:sz w:val="19"/>
+              </w:rPr>
+              <w:t xml:space="preserve">In corso</w:t>
+            </w:r>
+          </w:p>
+        </w:tc>
+        <w:tc>
+          <w:tcPr>
+            <w:tcW w:type="dxa" w:w="2494"/>
+          </w:tcPr>
+          <w:p>
+            <w:pPr>
+              <w:pStyle w:val="Compact"/>
+              <w:spacing w:after="40"/>
+              <w:jc w:val="left"/>
+            </w:pPr>
+            <w:r>
+              <w:rPr>
+                <w:sz w:val="19"/>
+              </w:rPr>
+              <w:t xml:space="preserve">Scelta S-43; piano nella sezione 11 e nei prossimi passi (A-14, A-23, A-25, A-11…)</w:t>
+            </w:r>
+          </w:p>
+        </w:tc>
+      </w:tr>
+    </w:tbl>
+    <w:bookmarkEnd w:id="26"/>
+    <w:bookmarkStart w:id="27" w:name="scelte-fatte-da-claude-da-confermare"/>
     <w:p>
       <w:pPr>
         <w:pStyle w:val="Heading1"/>
@@ -10737,9 +11752,150 @@
           </w:p>
         </w:tc>
       </w:tr>
+      <w:tr>
+        <w:tc>
+          <w:tcPr>
+            <w:tcW w:type="dxa" w:w="794"/>
+          </w:tcPr>
+          <w:p>
+            <w:pPr>
+              <w:pStyle w:val="Compact"/>
+              <w:spacing w:after="40"/>
+              <w:jc w:val="left"/>
+            </w:pPr>
+            <w:r>
+              <w:rPr>
+                <w:sz w:val="19"/>
+              </w:rPr>
+              <w:t xml:space="preserve">S-52</w:t>
+            </w:r>
+          </w:p>
+        </w:tc>
+        <w:tc>
+          <w:tcPr>
+            <w:tcW w:type="dxa" w:w="6009"/>
+          </w:tcPr>
+          <w:p>
+            <w:pPr>
+              <w:pStyle w:val="Compact"/>
+              <w:spacing w:after="40"/>
+              <w:jc w:val="left"/>
+            </w:pPr>
+            <w:r>
+              <w:rPr>
+                <w:sz w:val="19"/>
+              </w:rPr>
+              <w:t xml:space="preserve">Riquadro pubblicitario (R-517), scelte di Claude: misura 300×100 (il formato</w:t>
+            </w:r>
+            <w:r>
+              <w:rPr>
+                <w:sz w:val="19"/>
+              </w:rPr>
+              <w:t xml:space="preserve"> </w:t>
+            </w:r>
+            <w:r>
+              <w:rPr>
+                <w:sz w:val="19"/>
+              </w:rPr>
+              <w:t xml:space="preserve">“</w:t>
+            </w:r>
+            <w:r>
+              <w:rPr>
+                <w:sz w:val="19"/>
+              </w:rPr>
+              <w:t xml:space="preserve">banner mobile grande</w:t>
+            </w:r>
+            <w:r>
+              <w:rPr>
+                <w:sz w:val="19"/>
+              </w:rPr>
+              <w:t xml:space="preserve">”</w:t>
+            </w:r>
+            <w:r>
+              <w:rPr>
+                <w:sz w:val="19"/>
+              </w:rPr>
+              <w:t xml:space="preserve"> </w:t>
+            </w:r>
+            <w:r>
+              <w:rPr>
+                <w:sz w:val="19"/>
+              </w:rPr>
+              <w:t xml:space="preserve">che tutte le reti servono); in pista in alto a destra sul PC e in basso a destra sul telefono, lontano dalla rotellina e da</w:t>
+            </w:r>
+            <w:r>
+              <w:rPr>
+                <w:sz w:val="19"/>
+              </w:rPr>
+              <w:t xml:space="preserve"> </w:t>
+            </w:r>
+            <w:r>
+              <w:rPr>
+                <w:sz w:val="19"/>
+              </w:rPr>
+              <w:t xml:space="preserve">“</w:t>
+            </w:r>
+            <w:r>
+              <w:rPr>
+                <w:sz w:val="19"/>
+              </w:rPr>
+              <w:t xml:space="preserve">Sono pronto</w:t>
+            </w:r>
+            <w:r>
+              <w:rPr>
+                <w:sz w:val="19"/>
+              </w:rPr>
+              <w:t xml:space="preserve">”</w:t>
+            </w:r>
+            <w:r>
+              <w:rPr>
+                <w:sz w:val="19"/>
+              </w:rPr>
+              <w:t xml:space="preserve">; nella stanza e nei risultati dentro il pannello, sopra i pulsanti; la ✕ lo chiude e non torna nello stesso posto; non più di uno al minuto e mai alla prima gara della visita (i fornitori veri; la prova li ignora); con Google, se l’annuncio non arriva entro 3 s il riquadro sparisce da solo (ad blocker, nessun annuncio disponibile)</w:t>
+            </w:r>
+          </w:p>
+        </w:tc>
+        <w:tc>
+          <w:tcPr>
+            <w:tcW w:type="dxa" w:w="1247"/>
+          </w:tcPr>
+          <w:p>
+            <w:pPr>
+              <w:pStyle w:val="Compact"/>
+              <w:spacing w:after="40"/>
+              <w:jc w:val="left"/>
+            </w:pPr>
+            <w:r>
+              <w:rPr>
+                <w:sz w:val="19"/>
+              </w:rPr>
+              <w:t xml:space="preserve">28/10/2026</w:t>
+            </w:r>
+          </w:p>
+        </w:tc>
+        <w:tc>
+          <w:tcPr>
+            <w:tcW w:type="dxa" w:w="1814"/>
+            <w:shd w:val="clear" w:color="auto" w:fill="E6EDF5"/>
+          </w:tcPr>
+          <w:p>
+            <w:pPr>
+              <w:pStyle w:val="Compact"/>
+              <w:spacing w:after="40"/>
+              <w:jc w:val="left"/>
+            </w:pPr>
+            <w:r>
+              <w:rPr>
+                <w:sz w:val="19"/>
+              </w:rPr>
+              <w:t xml:space="preserve">Da confermare</w:t>
+            </w:r>
+          </w:p>
+        </w:tc>
+      </w:tr>
     </w:tbl>
-    <w:bookmarkEnd w:id="26"/>
-    <w:bookmarkStart w:id="27" w:name="idee-per-il-futuro-da-confermare"/>
+    <w:bookmarkEnd w:id="27"/>
+    <w:bookmarkStart w:id="28" w:name="idee-per-il-futuro-da-confermare"/>
     <w:p>
       <w:pPr>
         <w:pStyle w:val="Heading1"/>
@@ -11723,9 +12879,119 @@
           </w:p>
         </w:tc>
       </w:tr>
+      <w:tr>
+        <w:tc>
+          <w:tcPr>
+            <w:tcW w:type="dxa" w:w="907"/>
+          </w:tcPr>
+          <w:p>
+            <w:pPr>
+              <w:pStyle w:val="Compact"/>
+              <w:spacing w:after="40"/>
+              <w:jc w:val="left"/>
+            </w:pPr>
+            <w:r>
+              <w:rPr>
+                <w:sz w:val="19"/>
+              </w:rPr>
+              <w:t xml:space="preserve">F-20</w:t>
+            </w:r>
+          </w:p>
+        </w:tc>
+        <w:tc>
+          <w:tcPr>
+            <w:tcW w:type="dxa" w:w="6803"/>
+          </w:tcPr>
+          <w:p>
+            <w:pPr>
+              <w:pStyle w:val="Compact"/>
+              <w:spacing w:after="40"/>
+              <w:jc w:val="left"/>
+            </w:pPr>
+            <w:r>
+              <w:rPr>
+                <w:sz w:val="19"/>
+              </w:rPr>
+              <w:t xml:space="preserve">Video a scelta (</w:t>
+            </w:r>
+            <w:r>
+              <w:rPr>
+                <w:sz w:val="19"/>
+              </w:rPr>
+              <w:t xml:space="preserve">“</w:t>
+            </w:r>
+            <w:r>
+              <w:rPr>
+                <w:sz w:val="19"/>
+              </w:rPr>
+              <w:t xml:space="preserve">rewarded</w:t>
+            </w:r>
+            <w:r>
+              <w:rPr>
+                <w:sz w:val="19"/>
+              </w:rPr>
+              <w:t xml:space="preserve">”</w:t>
+            </w:r>
+            <w:r>
+              <w:rPr>
+                <w:sz w:val="19"/>
+              </w:rPr>
+              <w:t xml:space="preserve">): nei risultati e nel menu un pulsante</w:t>
+            </w:r>
+            <w:r>
+              <w:rPr>
+                <w:sz w:val="19"/>
+              </w:rPr>
+              <w:t xml:space="preserve"> </w:t>
+            </w:r>
+            <w:r>
+              <w:rPr>
+                <w:sz w:val="19"/>
+              </w:rPr>
+              <w:t xml:space="preserve">“</w:t>
+            </w:r>
+            <w:r>
+              <w:rPr>
+                <w:sz w:val="19"/>
+              </w:rPr>
+              <w:t xml:space="preserve">guarda un video → maglia o casco esclusivo / punti doppi nella pista del giorno</w:t>
+            </w:r>
+            <w:r>
+              <w:rPr>
+                <w:sz w:val="19"/>
+              </w:rPr>
+              <w:t xml:space="preserve">”</w:t>
+            </w:r>
+            <w:r>
+              <w:rPr>
+                <w:sz w:val="19"/>
+              </w:rPr>
+              <w:t xml:space="preserve">; secondo le reti pubblicitarie rende 6-15 $ ogni 1.000 visualizzazioni in Europa occidentale contro 2-6 $ degli annunci forzati e 0,2-1,5 $ dei banner, ed è l’unico formato che non fa scappare i giocatori perché lo scelgono loro. Richiede R-518 e un fornitore (AdSense H5 Games Ads o l’SDK del portale)</w:t>
+            </w:r>
+          </w:p>
+        </w:tc>
+        <w:tc>
+          <w:tcPr>
+            <w:tcW w:type="dxa" w:w="2154"/>
+          </w:tcPr>
+          <w:p>
+            <w:pPr>
+              <w:pStyle w:val="Compact"/>
+              <w:spacing w:after="40"/>
+              <w:jc w:val="left"/>
+            </w:pPr>
+            <w:r>
+              <w:rPr>
+                <w:sz w:val="19"/>
+              </w:rPr>
+              <w:t xml:space="preserve">28/10/2026</w:t>
+            </w:r>
+          </w:p>
+        </w:tc>
+      </w:tr>
     </w:tbl>
-    <w:bookmarkEnd w:id="27"/>
-    <w:bookmarkStart w:id="28" w:name="da-fare"/>
+    <w:bookmarkEnd w:id="28"/>
+    <w:bookmarkStart w:id="29" w:name="da-fare"/>
     <w:p>
       <w:pPr>
         <w:pStyle w:val="Heading1"/>
@@ -12446,8 +13712,8 @@
         </w:tc>
       </w:tr>
     </w:tbl>
-    <w:bookmarkEnd w:id="28"/>
-    <w:bookmarkStart w:id="29" w:name="X38ada45128bb1909ebb68cbfba9bfaa8c77a6fa"/>
+    <w:bookmarkEnd w:id="29"/>
+    <w:bookmarkStart w:id="30" w:name="X38ada45128bb1909ebb68cbfba9bfaa8c77a6fa"/>
     <w:p>
       <w:pPr>
         <w:pStyle w:val="Heading1"/>
@@ -14823,7 +16089,7 @@
         <w:t xml:space="preserve">in locale o il cancello su GitHub.</w:t>
       </w:r>
     </w:p>
-    <w:bookmarkEnd w:id="29"/>
+    <w:bookmarkEnd w:id="30"/>
     <w:sectPr>
       <w:pgMar w:left="1020" w:right="1020" w:top="1020" w:bottom="1020"/>
     </w:sectPr>

--- a/docs/CYF-Gaming-Requisiti-da-Implementare-o-Bachi.docx
+++ b/docs/CYF-Gaming-Requisiti-da-Implementare-o-Bachi.docx
@@ -63,7 +63,7 @@
         <w:t xml:space="preserve"> </w:t>
       </w:r>
       <w:r>
-        <w:t xml:space="preserve">0.25.6</w:t>
+        <w:t xml:space="preserve">0.25.7</w:t>
       </w:r>
       <w:r>
         <w:t xml:space="preserve"> </w:t>
@@ -111,7 +111,7 @@
         <w:t xml:space="preserve"> </w:t>
       </w:r>
       <w:r>
-        <w:t xml:space="preserve">20:30</w:t>
+        <w:t xml:space="preserve">20:20</w:t>
       </w:r>
       <w:r>
         <w:t xml:space="preserve"> </w:t>

--- a/docs/CYF-Gaming-Requisiti-da-Implementare-o-Bachi.docx
+++ b/docs/CYF-Gaming-Requisiti-da-Implementare-o-Bachi.docx
@@ -111,31 +111,25 @@
         <w:t xml:space="preserve"> </w:t>
       </w:r>
       <w:r>
-        <w:t xml:space="preserve">20:20</w:t>
-      </w:r>
-      <w:r>
-        <w:t xml:space="preserve"> </w:t>
-      </w:r>
-      <w:r>
-        <w:t xml:space="preserve">(riquadro</w:t>
-      </w:r>
-      <w:r>
-        <w:t xml:space="preserve"> </w:t>
-      </w:r>
-      <w:r>
-        <w:t xml:space="preserve">pubblicitario</w:t>
-      </w:r>
-      <w:r>
-        <w:t xml:space="preserve"> </w:t>
-      </w:r>
-      <w:r>
-        <w:t xml:space="preserve">nei</w:t>
-      </w:r>
-      <w:r>
-        <w:t xml:space="preserve"> </w:t>
-      </w:r>
-      <w:r>
-        <w:t xml:space="preserve">momenti</w:t>
+        <w:t xml:space="preserve">23:00</w:t>
+      </w:r>
+      <w:r>
+        <w:t xml:space="preserve"> </w:t>
+      </w:r>
+      <w:r>
+        <w:t xml:space="preserve">(sera:</w:t>
+      </w:r>
+      <w:r>
+        <w:t xml:space="preserve"> </w:t>
+      </w:r>
+      <w:r>
+        <w:t xml:space="preserve">due</w:t>
+      </w:r>
+      <w:r>
+        <w:t xml:space="preserve"> </w:t>
+      </w:r>
+      <w:r>
+        <w:t xml:space="preserve">bachi</w:t>
       </w:r>
       <w:r>
         <w:t xml:space="preserve"> </w:t>
@@ -147,19 +141,379 @@
         <w:t xml:space="preserve"> </w:t>
       </w:r>
       <w:r>
-        <w:t xml:space="preserve">attesa,</w:t>
-      </w:r>
-      <w:r>
-        <w:t xml:space="preserve"> </w:t>
-      </w:r>
-      <w:r>
-        <w:t xml:space="preserve">R-517,</w:t>
-      </w:r>
-      <w:r>
-        <w:t xml:space="preserve"> </w:t>
-      </w:r>
-      <w:r>
-        <w:t xml:space="preserve">pubblicato</w:t>
+        <w:t xml:space="preserve">Luigi,</w:t>
+      </w:r>
+      <w:r>
+        <w:t xml:space="preserve"> </w:t>
+      </w:r>
+      <w:r>
+        <w:t xml:space="preserve">B-05</w:t>
+      </w:r>
+      <w:r>
+        <w:t xml:space="preserve"> </w:t>
+      </w:r>
+      <w:r>
+        <w:t xml:space="preserve">classifica</w:t>
+      </w:r>
+      <w:r>
+        <w:t xml:space="preserve"> </w:t>
+      </w:r>
+      <w:r>
+        <w:t xml:space="preserve">in</w:t>
+      </w:r>
+      <w:r>
+        <w:t xml:space="preserve"> </w:t>
+      </w:r>
+      <w:r>
+        <w:t xml:space="preserve">allenamento</w:t>
+      </w:r>
+      <w:r>
+        <w:t xml:space="preserve"> </w:t>
+      </w:r>
+      <w:r>
+        <w:t xml:space="preserve">e</w:t>
+      </w:r>
+      <w:r>
+        <w:t xml:space="preserve"> </w:t>
+      </w:r>
+      <w:r>
+        <w:t xml:space="preserve">B-06</w:t>
+      </w:r>
+      <w:r>
+        <w:t xml:space="preserve"> </w:t>
+      </w:r>
+      <w:r>
+        <w:t xml:space="preserve">alberi</w:t>
+      </w:r>
+      <w:r>
+        <w:t xml:space="preserve"> </w:t>
+      </w:r>
+      <w:r>
+        <w:t xml:space="preserve">davanti</w:t>
+      </w:r>
+      <w:r>
+        <w:t xml:space="preserve"> </w:t>
+      </w:r>
+      <w:r>
+        <w:t xml:space="preserve">ai</w:t>
+      </w:r>
+      <w:r>
+        <w:t xml:space="preserve"> </w:t>
+      </w:r>
+      <w:r>
+        <w:t xml:space="preserve">trampolini,</w:t>
+      </w:r>
+      <w:r>
+        <w:t xml:space="preserve"> </w:t>
+      </w:r>
+      <w:r>
+        <w:t xml:space="preserve">corretti</w:t>
+      </w:r>
+      <w:r>
+        <w:t xml:space="preserve"> </w:t>
+      </w:r>
+      <w:r>
+        <w:t xml:space="preserve">nella</w:t>
+      </w:r>
+      <w:r>
+        <w:t xml:space="preserve"> </w:t>
+      </w:r>
+      <w:r>
+        <w:t xml:space="preserve">0.26.1</w:t>
+      </w:r>
+      <w:r>
+        <w:t xml:space="preserve"> </w:t>
+      </w:r>
+      <w:r>
+        <w:t xml:space="preserve">sul</w:t>
+      </w:r>
+      <w:r>
+        <w:t xml:space="preserve"> </w:t>
+      </w:r>
+      <w:r>
+        <w:t xml:space="preserve">ramo</w:t>
+      </w:r>
+      <w:r>
+        <w:t xml:space="preserve"> </w:t>
+      </w:r>
+      <w:r>
+        <w:t xml:space="preserve">giorno/2026-10-28-sera,</w:t>
+      </w:r>
+      <w:r>
+        <w:t xml:space="preserve"> </w:t>
+      </w:r>
+      <w:r>
+        <w:t xml:space="preserve">che</w:t>
+      </w:r>
+      <w:r>
+        <w:t xml:space="preserve"> </w:t>
+      </w:r>
+      <w:r>
+        <w:t xml:space="preserve">contiene</w:t>
+      </w:r>
+      <w:r>
+        <w:t xml:space="preserve"> </w:t>
+      </w:r>
+      <w:r>
+        <w:t xml:space="preserve">anche</w:t>
+      </w:r>
+      <w:r>
+        <w:t xml:space="preserve"> </w:t>
+      </w:r>
+      <w:r>
+        <w:t xml:space="preserve">la</w:t>
+      </w:r>
+      <w:r>
+        <w:t xml:space="preserve"> </w:t>
+      </w:r>
+      <w:r>
+        <w:t xml:space="preserve">0.26.0</w:t>
+      </w:r>
+      <w:r>
+        <w:t xml:space="preserve"> </w:t>
+      </w:r>
+      <w:r>
+        <w:t xml:space="preserve">della</w:t>
+      </w:r>
+      <w:r>
+        <w:t xml:space="preserve"> </w:t>
+      </w:r>
+      <w:r>
+        <w:t xml:space="preserve">mattina</w:t>
+      </w:r>
+      <w:r>
+        <w:t xml:space="preserve"> </w:t>
+      </w:r>
+      <w:r>
+        <w:t xml:space="preserve">e</w:t>
+      </w:r>
+      <w:r>
+        <w:t xml:space="preserve"> </w:t>
+      </w:r>
+      <w:r>
+        <w:t xml:space="preserve">la</w:t>
+      </w:r>
+      <w:r>
+        <w:t xml:space="preserve"> </w:t>
+      </w:r>
+      <w:r>
+        <w:t xml:space="preserve">pubblicità</w:t>
+      </w:r>
+      <w:r>
+        <w:t xml:space="preserve"> </w:t>
+      </w:r>
+      <w:r>
+        <w:t xml:space="preserve">della</w:t>
+      </w:r>
+      <w:r>
+        <w:t xml:space="preserve"> </w:t>
+      </w:r>
+      <w:r>
+        <w:t xml:space="preserve">0.25.6-0.25.7;</w:t>
+      </w:r>
+      <w:r>
+        <w:t xml:space="preserve"> </w:t>
+      </w:r>
+      <w:r>
+        <w:t xml:space="preserve">nuovo</w:t>
+      </w:r>
+      <w:r>
+        <w:t xml:space="preserve"> </w:t>
+      </w:r>
+      <w:r>
+        <w:t xml:space="preserve">requisito</w:t>
+      </w:r>
+      <w:r>
+        <w:t xml:space="preserve"> </w:t>
+      </w:r>
+      <w:r>
+        <w:t xml:space="preserve">R-519,</w:t>
+      </w:r>
+      <w:r>
+        <w:t xml:space="preserve"> </w:t>
+      </w:r>
+      <w:r>
+        <w:t xml:space="preserve">allenamento</w:t>
+      </w:r>
+      <w:r>
+        <w:t xml:space="preserve"> </w:t>
+      </w:r>
+      <w:r>
+        <w:t xml:space="preserve">uguale</w:t>
+      </w:r>
+      <w:r>
+        <w:t xml:space="preserve"> </w:t>
+      </w:r>
+      <w:r>
+        <w:t xml:space="preserve">alla</w:t>
+      </w:r>
+      <w:r>
+        <w:t xml:space="preserve"> </w:t>
+      </w:r>
+      <w:r>
+        <w:t xml:space="preserve">gara;</w:t>
+      </w:r>
+      <w:r>
+        <w:t xml:space="preserve"> </w:t>
+      </w:r>
+      <w:r>
+        <w:t xml:space="preserve">il</w:t>
+      </w:r>
+      <w:r>
+        <w:t xml:space="preserve"> </w:t>
+      </w:r>
+      <w:r>
+        <w:t xml:space="preserve">turno</w:t>
+      </w:r>
+      <w:r>
+        <w:t xml:space="preserve"> </w:t>
+      </w:r>
+      <w:r>
+        <w:t xml:space="preserve">di</w:t>
+      </w:r>
+      <w:r>
+        <w:t xml:space="preserve"> </w:t>
+      </w:r>
+      <w:r>
+        <w:t xml:space="preserve">notte</w:t>
+      </w:r>
+      <w:r>
+        <w:t xml:space="preserve"> </w:t>
+      </w:r>
+      <w:r>
+        <w:t xml:space="preserve">prova</w:t>
+      </w:r>
+      <w:r>
+        <w:t xml:space="preserve"> </w:t>
+      </w:r>
+      <w:r>
+        <w:t xml:space="preserve">e</w:t>
+      </w:r>
+      <w:r>
+        <w:t xml:space="preserve"> </w:t>
+      </w:r>
+      <w:r>
+        <w:t xml:space="preserve">pubblica)</w:t>
+      </w:r>
+      <w:r>
+        <w:t xml:space="preserve"> </w:t>
+      </w:r>
+      <w:r>
+        <w:t xml:space="preserve">·</w:t>
+      </w:r>
+      <w:r>
+        <w:t xml:space="preserve"> </w:t>
+      </w:r>
+      <w:r>
+        <w:t xml:space="preserve">dal</w:t>
+      </w:r>
+      <w:r>
+        <w:t xml:space="preserve"> </w:t>
+      </w:r>
+      <w:r>
+        <w:t xml:space="preserve">28/10</w:t>
+      </w:r>
+      <w:r>
+        <w:t xml:space="preserve"> </w:t>
+      </w:r>
+      <w:r>
+        <w:t xml:space="preserve">l’implementazione</w:t>
+      </w:r>
+      <w:r>
+        <w:t xml:space="preserve"> </w:t>
+      </w:r>
+      <w:r>
+        <w:t xml:space="preserve">è</w:t>
+      </w:r>
+      <w:r>
+        <w:t xml:space="preserve"> </w:t>
+      </w:r>
+      <w:r>
+        <w:t xml:space="preserve">alle</w:t>
+      </w:r>
+      <w:r>
+        <w:t xml:space="preserve"> </w:t>
+      </w:r>
+      <w:r>
+        <w:t xml:space="preserve">9</w:t>
+      </w:r>
+      <w:r>
+        <w:t xml:space="preserve"> </w:t>
+      </w:r>
+      <w:r>
+        <w:t xml:space="preserve">del</w:t>
+      </w:r>
+      <w:r>
+        <w:t xml:space="preserve"> </w:t>
+      </w:r>
+      <w:r>
+        <w:t xml:space="preserve">mattino,</w:t>
+      </w:r>
+      <w:r>
+        <w:t xml:space="preserve"> </w:t>
+      </w:r>
+      <w:r>
+        <w:t xml:space="preserve">la</w:t>
+      </w:r>
+      <w:r>
+        <w:t xml:space="preserve"> </w:t>
+      </w:r>
+      <w:r>
+        <w:t xml:space="preserve">verifica</w:t>
+      </w:r>
+      <w:r>
+        <w:t xml:space="preserve"> </w:t>
+      </w:r>
+      <w:r>
+        <w:t xml:space="preserve">all’1:30</w:t>
+      </w:r>
+      <w:r>
+        <w:t xml:space="preserve"> </w:t>
+      </w:r>
+      <w:r>
+        <w:t xml:space="preserve">·</w:t>
+      </w:r>
+      <w:r>
+        <w:t xml:space="preserve"> </w:t>
+      </w:r>
+      <w:r>
+        <w:t xml:space="preserve">requisiti</w:t>
+      </w:r>
+      <w:r>
+        <w:t xml:space="preserve"> </w:t>
+      </w:r>
+      <w:r>
+        <w:t xml:space="preserve">divisi</w:t>
+      </w:r>
+      <w:r>
+        <w:t xml:space="preserve"> </w:t>
+      </w:r>
+      <w:r>
+        <w:t xml:space="preserve">in</w:t>
+      </w:r>
+      <w:r>
+        <w:t xml:space="preserve"> </w:t>
+      </w:r>
+      <w:r>
+        <w:t xml:space="preserve">due</w:t>
+      </w:r>
+      <w:r>
+        <w:t xml:space="preserve"> </w:t>
+      </w:r>
+      <w:r>
+        <w:t xml:space="preserve">Word</w:t>
+      </w:r>
+      <w:r>
+        <w:t xml:space="preserve"> </w:t>
+      </w:r>
+      <w:r>
+        <w:t xml:space="preserve">·</w:t>
+      </w:r>
+      <w:r>
+        <w:t xml:space="preserve"> </w:t>
+      </w:r>
+      <w:r>
+        <w:t xml:space="preserve">online</w:t>
       </w:r>
       <w:r>
         <w:t xml:space="preserve"> </w:t>
@@ -171,522 +525,6 @@
         <w:t xml:space="preserve"> </w:t>
       </w:r>
       <w:r>
-        <w:t xml:space="preserve">richiesta</w:t>
-      </w:r>
-      <w:r>
-        <w:t xml:space="preserve"> </w:t>
-      </w:r>
-      <w:r>
-        <w:t xml:space="preserve">di</w:t>
-      </w:r>
-      <w:r>
-        <w:t xml:space="preserve"> </w:t>
-      </w:r>
-      <w:r>
-        <w:t xml:space="preserve">Luigi;</w:t>
-      </w:r>
-      <w:r>
-        <w:t xml:space="preserve"> </w:t>
-      </w:r>
-      <w:r>
-        <w:t xml:space="preserve">la</w:t>
-      </w:r>
-      <w:r>
-        <w:t xml:space="preserve"> </w:t>
-      </w:r>
-      <w:r>
-        <w:t xml:space="preserve">0.26.0</w:t>
-      </w:r>
-      <w:r>
-        <w:t xml:space="preserve"> </w:t>
-      </w:r>
-      <w:r>
-        <w:t xml:space="preserve">scritta</w:t>
-      </w:r>
-      <w:r>
-        <w:t xml:space="preserve"> </w:t>
-      </w:r>
-      <w:r>
-        <w:t xml:space="preserve">alle</w:t>
-      </w:r>
-      <w:r>
-        <w:t xml:space="preserve"> </w:t>
-      </w:r>
-      <w:r>
-        <w:t xml:space="preserve">10</w:t>
-      </w:r>
-      <w:r>
-        <w:t xml:space="preserve"> </w:t>
-      </w:r>
-      <w:r>
-        <w:t xml:space="preserve">sul</w:t>
-      </w:r>
-      <w:r>
-        <w:t xml:space="preserve"> </w:t>
-      </w:r>
-      <w:r>
-        <w:t xml:space="preserve">ramo</w:t>
-      </w:r>
-      <w:r>
-        <w:t xml:space="preserve"> </w:t>
-      </w:r>
-      <w:r>
-        <w:t xml:space="preserve">giorno/2026-10-28-mattina</w:t>
-      </w:r>
-      <w:r>
-        <w:t xml:space="preserve"> </w:t>
-      </w:r>
-      <w:r>
-        <w:t xml:space="preserve">aspetta</w:t>
-      </w:r>
-      <w:r>
-        <w:t xml:space="preserve"> </w:t>
-      </w:r>
-      <w:r>
-        <w:t xml:space="preserve">le</w:t>
-      </w:r>
-      <w:r>
-        <w:t xml:space="preserve"> </w:t>
-      </w:r>
-      <w:r>
-        <w:t xml:space="preserve">prove</w:t>
-      </w:r>
-      <w:r>
-        <w:t xml:space="preserve"> </w:t>
-      </w:r>
-      <w:r>
-        <w:t xml:space="preserve">della</w:t>
-      </w:r>
-      <w:r>
-        <w:t xml:space="preserve"> </w:t>
-      </w:r>
-      <w:r>
-        <w:t xml:space="preserve">notte)</w:t>
-      </w:r>
-      <w:r>
-        <w:t xml:space="preserve"> </w:t>
-      </w:r>
-      <w:r>
-        <w:t xml:space="preserve">·</w:t>
-      </w:r>
-      <w:r>
-        <w:t xml:space="preserve"> </w:t>
-      </w:r>
-      <w:r>
-        <w:t xml:space="preserve">online</w:t>
-      </w:r>
-      <w:r>
-        <w:t xml:space="preserve"> </w:t>
-      </w:r>
-      <w:r>
-        <w:t xml:space="preserve">tutto</w:t>
-      </w:r>
-      <w:r>
-        <w:t xml:space="preserve"> </w:t>
-      </w:r>
-      <w:r>
-        <w:t xml:space="preserve">il</w:t>
-      </w:r>
-      <w:r>
-        <w:t xml:space="preserve"> </w:t>
-      </w:r>
-      <w:r>
-        <w:t xml:space="preserve">lavoro</w:t>
-      </w:r>
-      <w:r>
-        <w:t xml:space="preserve"> </w:t>
-      </w:r>
-      <w:r>
-        <w:t xml:space="preserve">del</w:t>
-      </w:r>
-      <w:r>
-        <w:t xml:space="preserve"> </w:t>
-      </w:r>
-      <w:r>
-        <w:t xml:space="preserve">27/10:</w:t>
-      </w:r>
-      <w:r>
-        <w:t xml:space="preserve"> </w:t>
-      </w:r>
-      <w:r>
-        <w:t xml:space="preserve">batti</w:t>
-      </w:r>
-      <w:r>
-        <w:t xml:space="preserve"> </w:t>
-      </w:r>
-      <w:r>
-        <w:t xml:space="preserve">il</w:t>
-      </w:r>
-      <w:r>
-        <w:t xml:space="preserve"> </w:t>
-      </w:r>
-      <w:r>
-        <w:t xml:space="preserve">mio</w:t>
-      </w:r>
-      <w:r>
-        <w:t xml:space="preserve"> </w:t>
-      </w:r>
-      <w:r>
-        <w:t xml:space="preserve">tempo</w:t>
-      </w:r>
-      <w:r>
-        <w:t xml:space="preserve"> </w:t>
-      </w:r>
-      <w:r>
-        <w:t xml:space="preserve">e</w:t>
-      </w:r>
-      <w:r>
-        <w:t xml:space="preserve"> </w:t>
-      </w:r>
-      <w:r>
-        <w:t xml:space="preserve">missioni,</w:t>
-      </w:r>
-      <w:r>
-        <w:t xml:space="preserve"> </w:t>
-      </w:r>
-      <w:r>
-        <w:t xml:space="preserve">modalità</w:t>
-      </w:r>
-      <w:r>
-        <w:t xml:space="preserve"> </w:t>
-      </w:r>
-      <w:r>
-        <w:t xml:space="preserve">portale</w:t>
-      </w:r>
-      <w:r>
-        <w:t xml:space="preserve"> </w:t>
-      </w:r>
-      <w:r>
-        <w:t xml:space="preserve">(CrazyGames),</w:t>
-      </w:r>
-      <w:r>
-        <w:t xml:space="preserve"> </w:t>
-      </w:r>
-      <w:r>
-        <w:t xml:space="preserve">città</w:t>
-      </w:r>
-      <w:r>
-        <w:t xml:space="preserve"> </w:t>
-      </w:r>
-      <w:r>
-        <w:t xml:space="preserve">della</w:t>
-      </w:r>
-      <w:r>
-        <w:t xml:space="preserve"> </w:t>
-      </w:r>
-      <w:r>
-        <w:t xml:space="preserve">settimana</w:t>
-      </w:r>
-      <w:r>
-        <w:t xml:space="preserve"> </w:t>
-      </w:r>
-      <w:r>
-        <w:t xml:space="preserve">con</w:t>
-      </w:r>
-      <w:r>
-        <w:t xml:space="preserve"> </w:t>
-      </w:r>
-      <w:r>
-        <w:t xml:space="preserve">la</w:t>
-      </w:r>
-      <w:r>
-        <w:t xml:space="preserve"> </w:t>
-      </w:r>
-      <w:r>
-        <w:t xml:space="preserve">maglia,</w:t>
-      </w:r>
-      <w:r>
-        <w:t xml:space="preserve"> </w:t>
-      </w:r>
-      <w:r>
-        <w:t xml:space="preserve">fonte</w:t>
-      </w:r>
-      <w:r>
-        <w:t xml:space="preserve"> </w:t>
-      </w:r>
-      <w:r>
-        <w:t xml:space="preserve">delle</w:t>
-      </w:r>
-      <w:r>
-        <w:t xml:space="preserve"> </w:t>
-      </w:r>
-      <w:r>
-        <w:t xml:space="preserve">visite,</w:t>
-      </w:r>
-      <w:r>
-        <w:t xml:space="preserve"> </w:t>
-      </w:r>
-      <w:r>
-        <w:t xml:space="preserve">Gran</w:t>
-      </w:r>
-      <w:r>
-        <w:t xml:space="preserve"> </w:t>
-      </w:r>
-      <w:r>
-        <w:t xml:space="preserve">Premio</w:t>
-      </w:r>
-      <w:r>
-        <w:t xml:space="preserve"> </w:t>
-      </w:r>
-      <w:r>
-        <w:t xml:space="preserve">delle</w:t>
-      </w:r>
-      <w:r>
-        <w:t xml:space="preserve"> </w:t>
-      </w:r>
-      <w:r>
-        <w:t xml:space="preserve">21,</w:t>
-      </w:r>
-      <w:r>
-        <w:t xml:space="preserve"> </w:t>
-      </w:r>
-      <w:r>
-        <w:t xml:space="preserve">oggetti</w:t>
-      </w:r>
-      <w:r>
-        <w:t xml:space="preserve"> </w:t>
-      </w:r>
-      <w:r>
-        <w:t xml:space="preserve">in</w:t>
-      </w:r>
-      <w:r>
-        <w:t xml:space="preserve"> </w:t>
-      </w:r>
-      <w:r>
-        <w:t xml:space="preserve">allenamento,</w:t>
-      </w:r>
-      <w:r>
-        <w:t xml:space="preserve"> </w:t>
-      </w:r>
-      <w:r>
-        <w:t xml:space="preserve">cartelli</w:t>
-      </w:r>
-      <w:r>
-        <w:t xml:space="preserve"> </w:t>
-      </w:r>
-      <w:r>
-        <w:t xml:space="preserve">CYF</w:t>
-      </w:r>
-      <w:r>
-        <w:t xml:space="preserve"> </w:t>
-      </w:r>
-      <w:r>
-        <w:t xml:space="preserve">·</w:t>
-      </w:r>
-      <w:r>
-        <w:t xml:space="preserve"> </w:t>
-      </w:r>
-      <w:r>
-        <w:t xml:space="preserve">16</w:t>
-      </w:r>
-      <w:r>
-        <w:t xml:space="preserve"> </w:t>
-      </w:r>
-      <w:r>
-        <w:t xml:space="preserve">prove</w:t>
-      </w:r>
-      <w:r>
-        <w:t xml:space="preserve"> </w:t>
-      </w:r>
-      <w:r>
-        <w:t xml:space="preserve">nel</w:t>
-      </w:r>
-      <w:r>
-        <w:t xml:space="preserve"> </w:t>
-      </w:r>
-      <w:r>
-        <w:t xml:space="preserve">giro</w:t>
-      </w:r>
-      <w:r>
-        <w:t xml:space="preserve"> </w:t>
-      </w:r>
-      <w:r>
-        <w:t xml:space="preserve">completo,</w:t>
-      </w:r>
-      <w:r>
-        <w:t xml:space="preserve"> </w:t>
-      </w:r>
-      <w:r>
-        <w:t xml:space="preserve">con</w:t>
-      </w:r>
-      <w:r>
-        <w:t xml:space="preserve"> </w:t>
-      </w:r>
-      <w:r>
-        <w:t xml:space="preserve">le</w:t>
-      </w:r>
-      <w:r>
-        <w:t xml:space="preserve"> </w:t>
-      </w:r>
-      <w:r>
-        <w:t xml:space="preserve">prove</w:t>
-      </w:r>
-      <w:r>
-        <w:t xml:space="preserve"> </w:t>
-      </w:r>
-      <w:r>
-        <w:t xml:space="preserve">nuove</w:t>
-      </w:r>
-      <w:r>
-        <w:t xml:space="preserve"> </w:t>
-      </w:r>
-      <w:r>
-        <w:t xml:space="preserve">delle</w:t>
-      </w:r>
-      <w:r>
-        <w:t xml:space="preserve"> </w:t>
-      </w:r>
-      <w:r>
-        <w:t xml:space="preserve">0.21-0.25</w:t>
-      </w:r>
-      <w:r>
-        <w:t xml:space="preserve"> </w:t>
-      </w:r>
-      <w:r>
-        <w:t xml:space="preserve">·</w:t>
-      </w:r>
-      <w:r>
-        <w:t xml:space="preserve"> </w:t>
-      </w:r>
-      <w:r>
-        <w:t xml:space="preserve">prossima:</w:t>
-      </w:r>
-      <w:r>
-        <w:t xml:space="preserve"> </w:t>
-      </w:r>
-      <w:r>
-        <w:t xml:space="preserve">grafica</w:t>
-      </w:r>
-      <w:r>
-        <w:t xml:space="preserve"> </w:t>
-      </w:r>
-      <w:r>
-        <w:t xml:space="preserve">al</w:t>
-      </w:r>
-      <w:r>
-        <w:t xml:space="preserve"> </w:t>
-      </w:r>
-      <w:r>
-        <w:t xml:space="preserve">livello</w:t>
-      </w:r>
-      <w:r>
-        <w:t xml:space="preserve"> </w:t>
-      </w:r>
-      <w:r>
-        <w:t xml:space="preserve">2,</w:t>
-      </w:r>
-      <w:r>
-        <w:t xml:space="preserve"> </w:t>
-      </w:r>
-      <w:r>
-        <w:t xml:space="preserve">prima</w:t>
-      </w:r>
-      <w:r>
-        <w:t xml:space="preserve"> </w:t>
-      </w:r>
-      <w:r>
-        <w:t xml:space="preserve">lo</w:t>
-      </w:r>
-      <w:r>
-        <w:t xml:space="preserve"> </w:t>
-      </w:r>
-      <w:r>
-        <w:t xml:space="preserve">sfondo</w:t>
-      </w:r>
-      <w:r>
-        <w:t xml:space="preserve"> </w:t>
-      </w:r>
-      <w:r>
-        <w:t xml:space="preserve">·</w:t>
-      </w:r>
-      <w:r>
-        <w:t xml:space="preserve"> </w:t>
-      </w:r>
-      <w:r>
-        <w:t xml:space="preserve">alle</w:t>
-      </w:r>
-      <w:r>
-        <w:t xml:space="preserve"> </w:t>
-      </w:r>
-      <w:r>
-        <w:t xml:space="preserve">17</w:t>
-      </w:r>
-      <w:r>
-        <w:t xml:space="preserve"> </w:t>
-      </w:r>
-      <w:r>
-        <w:t xml:space="preserve">implementazione,</w:t>
-      </w:r>
-      <w:r>
-        <w:t xml:space="preserve"> </w:t>
-      </w:r>
-      <w:r>
-        <w:t xml:space="preserve">all’1:30</w:t>
-      </w:r>
-      <w:r>
-        <w:t xml:space="preserve"> </w:t>
-      </w:r>
-      <w:r>
-        <w:t xml:space="preserve">verifica</w:t>
-      </w:r>
-      <w:r>
-        <w:t xml:space="preserve"> </w:t>
-      </w:r>
-      <w:r>
-        <w:t xml:space="preserve">·</w:t>
-      </w:r>
-      <w:r>
-        <w:t xml:space="preserve"> </w:t>
-      </w:r>
-      <w:r>
-        <w:t xml:space="preserve">requisiti</w:t>
-      </w:r>
-      <w:r>
-        <w:t xml:space="preserve"> </w:t>
-      </w:r>
-      <w:r>
-        <w:t xml:space="preserve">divisi</w:t>
-      </w:r>
-      <w:r>
-        <w:t xml:space="preserve"> </w:t>
-      </w:r>
-      <w:r>
-        <w:t xml:space="preserve">in</w:t>
-      </w:r>
-      <w:r>
-        <w:t xml:space="preserve"> </w:t>
-      </w:r>
-      <w:r>
-        <w:t xml:space="preserve">due</w:t>
-      </w:r>
-      <w:r>
-        <w:t xml:space="preserve"> </w:t>
-      </w:r>
-      <w:r>
-        <w:t xml:space="preserve">Word</w:t>
-      </w:r>
-      <w:r>
-        <w:t xml:space="preserve"> </w:t>
-      </w:r>
-      <w:r>
-        <w:t xml:space="preserve">·</w:t>
-      </w:r>
-      <w:r>
-        <w:t xml:space="preserve"> </w:t>
-      </w:r>
-      <w:r>
-        <w:t xml:space="preserve">online</w:t>
-      </w:r>
-      <w:r>
-        <w:t xml:space="preserve"> </w:t>
-      </w:r>
-      <w:r>
-        <w:t xml:space="preserve">su</w:t>
-      </w:r>
-      <w:r>
-        <w:t xml:space="preserve"> </w:t>
-      </w:r>
-      <w:r>
         <w:t xml:space="preserve">Google</w:t>
       </w:r>
       <w:r>
@@ -696,7 +534,7 @@
         <w:t xml:space="preserve">Drive</w:t>
       </w:r>
     </w:p>
-    <w:bookmarkStart w:id="22" w:name="prossimi-passi"/>
+    <w:bookmarkStart w:id="24" w:name="prossimi-passi"/>
     <w:p>
       <w:pPr>
         <w:pStyle w:val="Heading1"/>
@@ -805,6 +643,269 @@
           <w:bCs/>
           <w:b/>
         </w:rPr>
+        <w:t xml:space="preserve">Turno della mattina del 28/10 (ore 8-10, R-512)</w:t>
+      </w:r>
+      <w:r>
+        <w:t xml:space="preserve">: scritta la</w:t>
+      </w:r>
+      <w:r>
+        <w:t xml:space="preserve"> </w:t>
+      </w:r>
+      <w:r>
+        <w:rPr>
+          <w:bCs/>
+          <w:b/>
+        </w:rPr>
+        <w:t xml:space="preserve">0.26.0</w:t>
+      </w:r>
+      <w:r>
+        <w:t xml:space="preserve"> </w:t>
+      </w:r>
+      <w:r>
+        <w:t xml:space="preserve">sul ramo</w:t>
+      </w:r>
+      <w:r>
+        <w:t xml:space="preserve"> </w:t>
+      </w:r>
+      <w:r>
+        <w:rPr>
+          <w:rStyle w:val="VerbatimChar"/>
+        </w:rPr>
+        <w:t xml:space="preserve">giorno/2026-10-28-mattina</w:t>
+      </w:r>
+      <w:r>
+        <w:t xml:space="preserve"> </w:t>
+      </w:r>
+      <w:r>
+        <w:t xml:space="preserve">(parte da</w:t>
+      </w:r>
+      <w:r>
+        <w:t xml:space="preserve"> </w:t>
+      </w:r>
+      <w:r>
+        <w:rPr>
+          <w:rStyle w:val="VerbatimChar"/>
+        </w:rPr>
+        <w:t xml:space="preserve">giorno/riga-1d</w:t>
+      </w:r>
+      <w:r>
+        <w:t xml:space="preserve">, R-516),</w:t>
+      </w:r>
+      <w:r>
+        <w:t xml:space="preserve"> </w:t>
+      </w:r>
+      <w:r>
+        <w:rPr>
+          <w:bCs/>
+          <w:b/>
+        </w:rPr>
+        <w:t xml:space="preserve">senza prove</w:t>
+      </w:r>
+      <w:r>
+        <w:t xml:space="preserve"> </w:t>
+      </w:r>
+      <w:r>
+        <w:t xml:space="preserve">(R-506): è la prima parte del livello 2 della grafica (R-513, riga 1 della tabella qui sotto): cielo con sole e due strati di nuvole che scorrono in un modulo nuovo</w:t>
+      </w:r>
+      <w:r>
+        <w:t xml:space="preserve"> </w:t>
+      </w:r>
+      <w:r>
+        <w:rPr>
+          <w:rStyle w:val="VerbatimChar"/>
+        </w:rPr>
+        <w:t xml:space="preserve">cielo.js</w:t>
+      </w:r>
+      <w:r>
+        <w:t xml:space="preserve">, cartolina in due piani (monti lontani che seguono la telecamera, città e monumento fermi sull’asse della strada, così il rider spostandosi li vede scorrere tra loro), suolo lontano che sfuma dalla nebbia della pista alla terra o al mare, e la Neve con la sua cartolina dipinta (cime con i ghiacciai, boschi di abeti, fondovalle con baite e lago gelato) al posto dei coni 3D. La direzione del sole è una sola per cielo, luce della scena e cartoline. Restano della prima parte: uccelli lontani e acqua che luccica (punto 6) e la divisione in tre piani anche per le città senza monti. Scritta anche la prima parte della riga 2 (A-14): modulo</w:t>
+      </w:r>
+      <w:r>
+        <w:t xml:space="preserve"> </w:t>
+      </w:r>
+      <w:r>
+        <w:rPr>
+          <w:rStyle w:val="VerbatimChar"/>
+        </w:rPr>
+        <w:t xml:space="preserve">qualita.js</w:t>
+      </w:r>
+      <w:r>
+        <w:t xml:space="preserve"> </w:t>
+      </w:r>
+      <w:r>
+        <w:t xml:space="preserve">con la qualità automatica (alta, media, bassa) e gli fps veri dei giocatori su</w:t>
+      </w:r>
+      <w:r>
+        <w:t xml:space="preserve"> </w:t>
+      </w:r>
+      <w:r>
+        <w:rPr>
+          <w:rStyle w:val="VerbatimChar"/>
+        </w:rPr>
+        <w:t xml:space="preserve">/api/fps</w:t>
+      </w:r>
+      <w:r>
+        <w:t xml:space="preserve"> </w:t>
+      </w:r>
+      <w:r>
+        <w:t xml:space="preserve">→</w:t>
+      </w:r>
+      <w:r>
+        <w:t xml:space="preserve"> </w:t>
+      </w:r>
+      <w:r>
+        <w:rPr>
+          <w:rStyle w:val="VerbatimChar"/>
+        </w:rPr>
+        <w:t xml:space="preserve">/api/stats</w:t>
+      </w:r>
+      <w:r>
+        <w:t xml:space="preserve">. Il turno di notte prova tutto (prove da aggiungere nelle righe 1 e 2), aggiorna le foto di riferimento e pubblica. Le righe 3 (Three.js nuovo) e 4 (resto del livello 2) non sono state toccate: la 3 cambia colori e luci di tutte le città e va fatta in un turno a sé, con le foto prima/dopo. Nessun baco aperto stamattina (B-01…B-03 sono Fatto).</w:t>
+      </w:r>
+    </w:p>
+    <w:p>
+      <w:pPr>
+        <w:pStyle w:val="BodyText"/>
+      </w:pPr>
+      <w:r>
+        <w:rPr>
+          <w:bCs/>
+          <w:b/>
+        </w:rPr>
+        <w:t xml:space="preserve">Simulazione di carico del 28/10 (ore 19, chiesta da Luigi, sezione 14)</w:t>
+      </w:r>
+      <w:r>
+        <w:t xml:space="preserve">: 50 giocatori simulati insieme sul server locale (</w:t>
+      </w:r>
+      <w:r>
+        <w:rPr>
+          <w:rStyle w:val="VerbatimChar"/>
+        </w:rPr>
+        <w:t xml:space="preserve">tools/verifica/simulazione.mjs</w:t>
+      </w:r>
+      <w:r>
+        <w:t xml:space="preserve">, nuovo).</w:t>
+      </w:r>
+      <w:r>
+        <w:t xml:space="preserve"> </w:t>
+      </w:r>
+      <w:r>
+        <w:rPr>
+          <w:bCs/>
+          <w:b/>
+        </w:rPr>
+        <w:t xml:space="preserve">Il server regge</w:t>
+      </w:r>
+      <w:r>
+        <w:t xml:space="preserve">: 7 sfide da 7-8 persone partite e finite tutte, 100 % delle posizioni inoltrate (620.000 messaggi, 2.600 al secondo), ritardo di inoltro 17 ms in media e 55 ms nel 99 % dei casi, nessuna connessione caduta, il 9° giocatore respinto, l’arrivo più veloce del limite fisico scartato, risultati entro 70 ms dall’ultimo arrivo, maglia della settimana assegnata.</w:t>
+      </w:r>
+      <w:r>
+        <w:t xml:space="preserve"> </w:t>
+      </w:r>
+      <w:r>
+        <w:rPr>
+          <w:bCs/>
+          <w:b/>
+        </w:rPr>
+        <w:t xml:space="preserve">Un baco nuovo, B-04</w:t>
+      </w:r>
+      <w:r>
+        <w:t xml:space="preserve">: 50 persone che premono</w:t>
+      </w:r>
+      <w:r>
+        <w:t xml:space="preserve"> </w:t>
+      </w:r>
+      <w:r>
+        <w:t xml:space="preserve">“</w:t>
+      </w:r>
+      <w:r>
+        <w:t xml:space="preserve">Online</w:t>
+      </w:r>
+      <w:r>
+        <w:t xml:space="preserve">”</w:t>
+      </w:r>
+      <w:r>
+        <w:t xml:space="preserve"> </w:t>
+      </w:r>
+      <w:r>
+        <w:t xml:space="preserve">nello stesso istante finiscono tutte nella stessa sala e 42 vengono respinte con</w:t>
+      </w:r>
+      <w:r>
+        <w:t xml:space="preserve"> </w:t>
+      </w:r>
+      <w:r>
+        <w:t xml:space="preserve">“</w:t>
+      </w:r>
+      <w:r>
+        <w:t xml:space="preserve">La sfida è piena</w:t>
+      </w:r>
+      <w:r>
+        <w:t xml:space="preserve">”</w:t>
+      </w:r>
+      <w:r>
+        <w:t xml:space="preserve"> </w:t>
+      </w:r>
+      <w:r>
+        <w:t xml:space="preserve">(10 anche al secondo tentativo); con un arrivo ogni 100 ms nessuno viene respinto. La correzione (prenotazione del posto e nuovo tentativo automatico) è nella tabella dei bachi: la scrive l’attività della mattina, la prova il turno di notte. Da sapere: una sala online, 30 s dopo i risultati, fa ripartire da sola una gara con chi è rimasto (R-235): è voluto, ma in una sala da 8 significa che chi legge i risultati per più di 30 s si ritrova in pista.</w:t>
+      </w:r>
+    </w:p>
+    <w:p>
+      <w:pPr>
+        <w:pStyle w:val="BodyText"/>
+      </w:pPr>
+      <w:r>
+        <w:rPr>
+          <w:bCs/>
+          <w:b/>
+        </w:rPr>
+        <w:t xml:space="preserve">Per leggere i Word dal telefono, anche a PC spento</w:t>
+      </w:r>
+      <w:r>
+        <w:t xml:space="preserve"> </w:t>
+      </w:r>
+      <w:r>
+        <w:t xml:space="preserve">(R-516):</w:t>
+      </w:r>
+      <w:r>
+        <w:t xml:space="preserve"> </w:t>
+      </w:r>
+      <w:hyperlink r:id="rId20">
+        <w:r>
+          <w:rPr>
+            <w:rStyle w:val="Hyperlink"/>
+          </w:rPr>
+          <w:t xml:space="preserve">CYF Gaming Requisiti da Implementare o Bachi</w:t>
+        </w:r>
+      </w:hyperlink>
+      <w:r>
+        <w:t xml:space="preserve"> </w:t>
+      </w:r>
+      <w:r>
+        <w:t xml:space="preserve">·</w:t>
+      </w:r>
+      <w:r>
+        <w:t xml:space="preserve"> </w:t>
+      </w:r>
+      <w:hyperlink r:id="rId21">
+        <w:r>
+          <w:rPr>
+            <w:rStyle w:val="Hyperlink"/>
+          </w:rPr>
+          <w:t xml:space="preserve">CYF Gaming Requisiti Implementati e Testati</w:t>
+        </w:r>
+      </w:hyperlink>
+      <w:r>
+        <w:t xml:space="preserve">: sono sempre l’ultima versione pubblicata.</w:t>
+      </w:r>
+    </w:p>
+    <w:p>
+      <w:pPr>
+        <w:pStyle w:val="BodyText"/>
+      </w:pPr>
+      <w:r>
+        <w:rPr>
+          <w:bCs/>
+          <w:b/>
+        </w:rPr>
         <w:t xml:space="preserve">Sera del 28/10 (ore 19:50-20:30,</w:t>
       </w:r>
       <w:r>
@@ -1119,7 +1220,209 @@
         <w:t xml:space="preserve">insieme.</w:t>
       </w:r>
     </w:p>
-    <w:bookmarkStart w:id="20" w:name="cosa-puoi-fare-tu-luigi"/>
+    <w:p>
+      <w:pPr>
+        <w:pStyle w:val="BodyText"/>
+      </w:pPr>
+      <w:r>
+        <w:rPr>
+          <w:bCs/>
+          <w:b/>
+        </w:rPr>
+        <w:t xml:space="preserve">Sera del 28/10 (ore 22:40-23:10, due bachi segnalati da Luigi)</w:t>
+      </w:r>
+      <w:r>
+        <w:t xml:space="preserve">: (1) in allenamento con gli avversari</w:t>
+      </w:r>
+      <w:r>
+        <w:t xml:space="preserve"> </w:t>
+      </w:r>
+      <w:r>
+        <w:rPr>
+          <w:bCs/>
+          <w:b/>
+        </w:rPr>
+        <w:t xml:space="preserve">non si vede la classifica</w:t>
+      </w:r>
+      <w:r>
+        <w:t xml:space="preserve"> </w:t>
+      </w:r>
+      <w:r>
+        <w:t xml:space="preserve">(B-05): Luigi ricorda che l’allenamento deve essere</w:t>
+      </w:r>
+      <w:r>
+        <w:t xml:space="preserve"> </w:t>
+      </w:r>
+      <w:r>
+        <w:rPr>
+          <w:bCs/>
+          <w:b/>
+        </w:rPr>
+        <w:t xml:space="preserve">uguale alla gara</w:t>
+      </w:r>
+      <w:r>
+        <w:t xml:space="preserve"> </w:t>
+      </w:r>
+      <w:r>
+        <w:t xml:space="preserve">con 2-8 persone,</w:t>
+      </w:r>
+      <w:r>
+        <w:t xml:space="preserve"> </w:t>
+      </w:r>
+      <w:r>
+        <w:t xml:space="preserve">“</w:t>
+      </w:r>
+      <w:r>
+        <w:t xml:space="preserve">completamente uguali</w:t>
+      </w:r>
+      <w:r>
+        <w:t xml:space="preserve">”</w:t>
+      </w:r>
+      <w:r>
+        <w:t xml:space="preserve"> </w:t>
+      </w:r>
+      <w:r>
+        <w:t xml:space="preserve">→ nuovo requisito</w:t>
+      </w:r>
+      <w:r>
+        <w:t xml:space="preserve"> </w:t>
+      </w:r>
+      <w:r>
+        <w:rPr>
+          <w:bCs/>
+          <w:b/>
+        </w:rPr>
+        <w:t xml:space="preserve">R-519</w:t>
+      </w:r>
+      <w:r>
+        <w:t xml:space="preserve">; (2)</w:t>
+      </w:r>
+      <w:r>
+        <w:t xml:space="preserve"> </w:t>
+      </w:r>
+      <w:r>
+        <w:rPr>
+          <w:bCs/>
+          <w:b/>
+        </w:rPr>
+        <w:t xml:space="preserve">alberi e oggetti davanti ai trampolini</w:t>
+      </w:r>
+      <w:r>
+        <w:t xml:space="preserve"> </w:t>
+      </w:r>
+      <w:r>
+        <w:t xml:space="preserve">(B-06): si salta e si atterra dentro un albero. Corretti nella</w:t>
+      </w:r>
+      <w:r>
+        <w:t xml:space="preserve"> </w:t>
+      </w:r>
+      <w:r>
+        <w:rPr>
+          <w:bCs/>
+          <w:b/>
+        </w:rPr>
+        <w:t xml:space="preserve">0.26.1</w:t>
+      </w:r>
+      <w:r>
+        <w:t xml:space="preserve"> </w:t>
+      </w:r>
+      <w:r>
+        <w:t xml:space="preserve">sul ramo</w:t>
+      </w:r>
+      <w:r>
+        <w:t xml:space="preserve"> </w:t>
+      </w:r>
+      <w:r>
+        <w:rPr>
+          <w:rStyle w:val="VerbatimChar"/>
+        </w:rPr>
+        <w:t xml:space="preserve">giorno/2026-10-28-sera</w:t>
+      </w:r>
+      <w:r>
+        <w:t xml:space="preserve"> </w:t>
+      </w:r>
+      <w:r>
+        <w:t xml:space="preserve">(parte da</w:t>
+      </w:r>
+      <w:r>
+        <w:t xml:space="preserve"> </w:t>
+      </w:r>
+      <w:r>
+        <w:rPr>
+          <w:rStyle w:val="VerbatimChar"/>
+        </w:rPr>
+        <w:t xml:space="preserve">giorno/simulazione</w:t>
+      </w:r>
+      <w:r>
+        <w:t xml:space="preserve">, che contiene la 0.26.0 della mattina, più</w:t>
+      </w:r>
+      <w:r>
+        <w:t xml:space="preserve"> </w:t>
+      </w:r>
+      <w:r>
+        <w:rPr>
+          <w:rStyle w:val="VerbatimChar"/>
+        </w:rPr>
+        <w:t xml:space="preserve">main</w:t>
+      </w:r>
+      <w:r>
+        <w:t xml:space="preserve"> </w:t>
+      </w:r>
+      <w:r>
+        <w:t xml:space="preserve">con la pubblicità 0.25.6-0.25.7 già unito: il turno di notte trova un ramo solo),</w:t>
+      </w:r>
+      <w:r>
+        <w:t xml:space="preserve"> </w:t>
+      </w:r>
+      <w:r>
+        <w:rPr>
+          <w:bCs/>
+          <w:b/>
+        </w:rPr>
+        <w:t xml:space="preserve">senza prove</w:t>
+      </w:r>
+      <w:r>
+        <w:t xml:space="preserve"> </w:t>
+      </w:r>
+      <w:r>
+        <w:t xml:space="preserve">(R-506): il turno di notte prova (prove nuove nella tabella dei bachi), aggiorna le foto di riferimento e pubblica. Per R-519 nella 0.26.1 c’è la prima parte (posizione e classifica dal vivo in allenamento); il resto (partenza, traguardo, risultati come in gara) è la riga 1 della tabella di Claude: lo scrive l’attività delle 9, con una scelta da confermare a Luigi (S-53: in allenamento restano le 3 vite e il record di punti?). Da stasera l’attività</w:t>
+      </w:r>
+      <w:r>
+        <w:t xml:space="preserve"> </w:t>
+      </w:r>
+      <w:r>
+        <w:t xml:space="preserve">“</w:t>
+      </w:r>
+      <w:r>
+        <w:t xml:space="preserve">Implementation</w:t>
+      </w:r>
+      <w:r>
+        <w:t xml:space="preserve">”</w:t>
+      </w:r>
+      <w:r>
+        <w:t xml:space="preserve"> </w:t>
+      </w:r>
+      <w:r>
+        <w:t xml:space="preserve">parte alle</w:t>
+      </w:r>
+      <w:r>
+        <w:t xml:space="preserve"> </w:t>
+      </w:r>
+      <w:r>
+        <w:rPr>
+          <w:bCs/>
+          <w:b/>
+        </w:rPr>
+        <w:t xml:space="preserve">9 del mattino</w:t>
+      </w:r>
+      <w:r>
+        <w:t xml:space="preserve"> </w:t>
+      </w:r>
+      <w:r>
+        <w:t xml:space="preserve">(decisione di Luigi del 28/10 alle 8:02) e il confronto con le altre app segue subito l’implementazione.</w:t>
+      </w:r>
+    </w:p>
+    <w:bookmarkStart w:id="22" w:name="cosa-puoi-fare-tu-luigi"/>
     <w:p>
       <w:pPr>
         <w:pStyle w:val="Heading2"/>
@@ -1448,7 +1751,7 @@
               <w:rPr>
                 <w:sz w:val="19"/>
               </w:rPr>
-              <w:t xml:space="preserve">Controllare domattina il rapporto del turno di notte e domani verso le 18 quello di</w:t>
+              <w:t xml:space="preserve">Controllare domattina il rapporto del turno di notte e verso le 10 quello di</w:t>
             </w:r>
             <w:r>
               <w:rPr>
@@ -1484,7 +1787,7 @@
               <w:rPr>
                 <w:sz w:val="19"/>
               </w:rPr>
-              <w:t xml:space="preserve">(prima implementazione delle 17, R-512): se qualcosa non torna, dirlo a Claude</w:t>
+              <w:t xml:space="preserve">(dal 28/10 alle 9 del mattino, R-512): se qualcosa non torna, dirlo a Claude</w:t>
             </w:r>
           </w:p>
         </w:tc>
@@ -1540,7 +1843,7 @@
               <w:rPr>
                 <w:sz w:val="19"/>
               </w:rPr>
-              <w:t xml:space="preserve">1d</w:t>
+              <w:t xml:space="preserve">1h</w:t>
             </w:r>
           </w:p>
         </w:tc>
@@ -1556,34 +1859,133 @@
             </w:pPr>
             <w:r>
               <w:rPr>
-                <w:sz w:val="19"/>
-              </w:rPr>
-              <w:t xml:space="preserve">Permettere al turno di notte di leggere il sito online: su claude.ai → Settings → Capabilities aggiungere il dominio</w:t>
-            </w:r>
-            <w:r>
-              <w:rPr>
-                <w:sz w:val="19"/>
-              </w:rPr>
-              <w:t xml:space="preserve"> </w:t>
-            </w:r>
-            <w:r>
-              <w:rPr>
-                <w:rStyle w:val="VerbatimChar"/>
-                <w:sz w:val="19"/>
-              </w:rPr>
-              <w:t xml:space="preserve">cyf-gaming.benedetta-davinci-mellum.workers.dev</w:t>
-            </w:r>
-            <w:r>
-              <w:rPr>
-                <w:sz w:val="19"/>
-              </w:rPr>
-              <w:t xml:space="preserve"> </w:t>
-            </w:r>
-            <w:r>
-              <w:rPr>
-                <w:sz w:val="19"/>
-              </w:rPr>
-              <w:t xml:space="preserve">tra quelli consentiti. Stanotte (28/10) errori dei telefoni e misure non erano leggibili dal cloud</w:t>
+                <w:bCs/>
+                <w:b/>
+                <w:sz w:val="19"/>
+              </w:rPr>
+              <w:t xml:space="preserve">Allenamento uguale alla gara (R-519)</w:t>
+            </w:r>
+            <w:r>
+              <w:rPr>
+                <w:sz w:val="19"/>
+              </w:rPr>
+              <w:t xml:space="preserve">: dire se in allenamento devono restare le</w:t>
+            </w:r>
+            <w:r>
+              <w:rPr>
+                <w:sz w:val="19"/>
+              </w:rPr>
+              <w:t xml:space="preserve"> </w:t>
+            </w:r>
+            <w:r>
+              <w:rPr>
+                <w:bCs/>
+                <w:b/>
+                <w:sz w:val="19"/>
+              </w:rPr>
+              <w:t xml:space="preserve">3 vite</w:t>
+            </w:r>
+            <w:r>
+              <w:rPr>
+                <w:sz w:val="19"/>
+              </w:rPr>
+              <w:t xml:space="preserve"> </w:t>
+            </w:r>
+            <w:r>
+              <w:rPr>
+                <w:sz w:val="19"/>
+              </w:rPr>
+              <w:t xml:space="preserve">con la schermata di fine corsa e il record di punti (S-53), oppure se l’allenamento diventa una gara vera contro i 3 avversari del computer (via con il conto alla rovescia, traguardo a 2 km, classifica e risultati,</w:t>
+            </w:r>
+            <w:r>
+              <w:rPr>
+                <w:sz w:val="19"/>
+              </w:rPr>
+              <w:t xml:space="preserve"> </w:t>
+            </w:r>
+            <w:r>
+              <w:rPr>
+                <w:sz w:val="19"/>
+              </w:rPr>
+              <w:t xml:space="preserve">“</w:t>
+            </w:r>
+            <w:r>
+              <w:rPr>
+                <w:sz w:val="19"/>
+              </w:rPr>
+              <w:t xml:space="preserve">Ricomincia</w:t>
+            </w:r>
+            <w:r>
+              <w:rPr>
+                <w:sz w:val="19"/>
+              </w:rPr>
+              <w:t xml:space="preserve">”</w:t>
+            </w:r>
+            <w:r>
+              <w:rPr>
+                <w:sz w:val="19"/>
+              </w:rPr>
+              <w:t xml:space="preserve">), senza vite come in gara. Basta</w:t>
+            </w:r>
+            <w:r>
+              <w:rPr>
+                <w:sz w:val="19"/>
+              </w:rPr>
+              <w:t xml:space="preserve"> </w:t>
+            </w:r>
+            <w:r>
+              <w:rPr>
+                <w:sz w:val="19"/>
+              </w:rPr>
+              <w:t xml:space="preserve">“</w:t>
+            </w:r>
+            <w:r>
+              <w:rPr>
+                <w:sz w:val="19"/>
+              </w:rPr>
+              <w:t xml:space="preserve">R-519 senza vite</w:t>
+            </w:r>
+            <w:r>
+              <w:rPr>
+                <w:sz w:val="19"/>
+              </w:rPr>
+              <w:t xml:space="preserve">”</w:t>
+            </w:r>
+            <w:r>
+              <w:rPr>
+                <w:sz w:val="19"/>
+              </w:rPr>
+              <w:t xml:space="preserve"> </w:t>
+            </w:r>
+            <w:r>
+              <w:rPr>
+                <w:sz w:val="19"/>
+              </w:rPr>
+              <w:t xml:space="preserve">o</w:t>
+            </w:r>
+            <w:r>
+              <w:rPr>
+                <w:sz w:val="19"/>
+              </w:rPr>
+              <w:t xml:space="preserve"> </w:t>
+            </w:r>
+            <w:r>
+              <w:rPr>
+                <w:sz w:val="19"/>
+              </w:rPr>
+              <w:t xml:space="preserve">“</w:t>
+            </w:r>
+            <w:r>
+              <w:rPr>
+                <w:sz w:val="19"/>
+              </w:rPr>
+              <w:t xml:space="preserve">R-519 con le vite</w:t>
+            </w:r>
+            <w:r>
+              <w:rPr>
+                <w:sz w:val="19"/>
+              </w:rPr>
+              <w:t xml:space="preserve">”</w:t>
             </w:r>
           </w:p>
         </w:tc>
@@ -1601,7 +2003,7 @@
               <w:rPr>
                 <w:sz w:val="19"/>
               </w:rPr>
-              <w:t xml:space="preserve">2 min</w:t>
+              <w:t xml:space="preserve">1 min</w:t>
             </w:r>
           </w:p>
         </w:tc>
@@ -1619,7 +2021,7 @@
               <w:rPr>
                 <w:sz w:val="19"/>
               </w:rPr>
-              <w:t xml:space="preserve">R-503, R-232</w:t>
+              <w:t xml:space="preserve">R-519, S-53</w:t>
             </w:r>
           </w:p>
         </w:tc>
@@ -1639,7 +2041,7 @@
               <w:rPr>
                 <w:sz w:val="19"/>
               </w:rPr>
-              <w:t xml:space="preserve">1e</w:t>
+              <w:t xml:space="preserve">1d</w:t>
             </w:r>
           </w:p>
         </w:tc>
@@ -1657,7 +2059,7 @@
               <w:rPr>
                 <w:sz w:val="19"/>
               </w:rPr>
-              <w:t xml:space="preserve">Stasera alle 21 provare il</w:t>
+              <w:t xml:space="preserve">Permettere al turno di notte di leggere il sito online: su claude.ai/code, selettore dell’ambiente sotto la casella del messaggio → sotto</w:t>
             </w:r>
             <w:r>
               <w:rPr>
@@ -1671,19 +2073,140 @@
                 <w:b/>
                 <w:sz w:val="19"/>
               </w:rPr>
-              <w:t xml:space="preserve">Gran Premio</w:t>
-            </w:r>
-            <w:r>
-              <w:rPr>
-                <w:sz w:val="19"/>
-              </w:rPr>
-              <w:t xml:space="preserve"> </w:t>
-            </w:r>
-            <w:r>
-              <w:rPr>
-                <w:sz w:val="19"/>
-              </w:rPr>
-              <w:t xml:space="preserve">dal telefono (il pulsante nel menu si accende alle 20:50): è la prima sera in cui è online e il via vero delle 21 non si può provare di notte</w:t>
+              <w:t xml:space="preserve">Cloud</w:t>
+            </w:r>
+            <w:r>
+              <w:rPr>
+                <w:sz w:val="19"/>
+              </w:rPr>
+              <w:t xml:space="preserve"> </w:t>
+            </w:r>
+            <w:r>
+              <w:rPr>
+                <w:sz w:val="19"/>
+              </w:rPr>
+              <w:t xml:space="preserve">l’ambiente usato (di solito</w:t>
+            </w:r>
+            <w:r>
+              <w:rPr>
+                <w:sz w:val="19"/>
+              </w:rPr>
+              <w:t xml:space="preserve"> </w:t>
+            </w:r>
+            <w:r>
+              <w:rPr>
+                <w:bCs/>
+                <w:b/>
+                <w:sz w:val="19"/>
+              </w:rPr>
+              <w:t xml:space="preserve">Default</w:t>
+            </w:r>
+            <w:r>
+              <w:rPr>
+                <w:sz w:val="19"/>
+              </w:rPr>
+              <w:t xml:space="preserve">) → icona delle impostazioni →</w:t>
+            </w:r>
+            <w:r>
+              <w:rPr>
+                <w:sz w:val="19"/>
+              </w:rPr>
+              <w:t xml:space="preserve"> </w:t>
+            </w:r>
+            <w:r>
+              <w:rPr>
+                <w:bCs/>
+                <w:b/>
+                <w:sz w:val="19"/>
+              </w:rPr>
+              <w:t xml:space="preserve">Network access: Custom</w:t>
+            </w:r>
+            <w:r>
+              <w:rPr>
+                <w:sz w:val="19"/>
+              </w:rPr>
+              <w:t xml:space="preserve"> </w:t>
+            </w:r>
+            <w:r>
+              <w:rPr>
+                <w:sz w:val="19"/>
+              </w:rPr>
+              <w:t xml:space="preserve">→ in</w:t>
+            </w:r>
+            <w:r>
+              <w:rPr>
+                <w:sz w:val="19"/>
+              </w:rPr>
+              <w:t xml:space="preserve"> </w:t>
+            </w:r>
+            <w:r>
+              <w:rPr>
+                <w:bCs/>
+                <w:b/>
+                <w:sz w:val="19"/>
+              </w:rPr>
+              <w:t xml:space="preserve">Allowed domains</w:t>
+            </w:r>
+            <w:r>
+              <w:rPr>
+                <w:sz w:val="19"/>
+              </w:rPr>
+              <w:t xml:space="preserve"> </w:t>
+            </w:r>
+            <w:r>
+              <w:rPr>
+                <w:rStyle w:val="VerbatimChar"/>
+                <w:sz w:val="19"/>
+              </w:rPr>
+              <w:t xml:space="preserve">cyf-gaming.benedetta-davinci-mellum.workers.dev</w:t>
+            </w:r>
+            <w:r>
+              <w:rPr>
+                <w:sz w:val="19"/>
+              </w:rPr>
+              <w:t xml:space="preserve"> </w:t>
+            </w:r>
+            <w:r>
+              <w:rPr>
+                <w:sz w:val="19"/>
+              </w:rPr>
+              <w:t xml:space="preserve">→ spuntare</w:t>
+            </w:r>
+            <w:r>
+              <w:rPr>
+                <w:sz w:val="19"/>
+              </w:rPr>
+              <w:t xml:space="preserve"> </w:t>
+            </w:r>
+            <w:r>
+              <w:rPr>
+                <w:sz w:val="19"/>
+              </w:rPr>
+              <w:t xml:space="preserve">“</w:t>
+            </w:r>
+            <w:r>
+              <w:rPr>
+                <w:sz w:val="19"/>
+              </w:rPr>
+              <w:t xml:space="preserve">Also include default</w:t>
+            </w:r>
+            <w:r>
+              <w:rPr>
+                <w:sz w:val="19"/>
+              </w:rPr>
+              <w:t xml:space="preserve">”</w:t>
+            </w:r>
+            <w:r>
+              <w:rPr>
+                <w:sz w:val="19"/>
+              </w:rPr>
+              <w:t xml:space="preserve"> </w:t>
+            </w:r>
+            <w:r>
+              <w:rPr>
+                <w:sz w:val="19"/>
+              </w:rPr>
+              <w:t xml:space="preserve">→ salvare. Non è Impostazioni → Capabilities (indicazione sbagliata corretta il 28/10). Stanotte (28/10) errori dei telefoni e misure non erano leggibili dal cloud</w:t>
             </w:r>
           </w:p>
         </w:tc>
@@ -1701,7 +2224,7 @@
               <w:rPr>
                 <w:sz w:val="19"/>
               </w:rPr>
-              <w:t xml:space="preserve">5 min</w:t>
+              <w:t xml:space="preserve">2 min</w:t>
             </w:r>
           </w:p>
         </w:tc>
@@ -1719,7 +2242,7 @@
               <w:rPr>
                 <w:sz w:val="19"/>
               </w:rPr>
-              <w:t xml:space="preserve">R-247</w:t>
+              <w:t xml:space="preserve">R-503, R-232</w:t>
             </w:r>
           </w:p>
         </w:tc>
@@ -1739,7 +2262,7 @@
               <w:rPr>
                 <w:sz w:val="19"/>
               </w:rPr>
-              <w:t xml:space="preserve">1c</w:t>
+              <w:t xml:space="preserve">1f</w:t>
             </w:r>
           </w:p>
         </w:tc>
@@ -1757,7 +2280,130 @@
               <w:rPr>
                 <w:sz w:val="19"/>
               </w:rPr>
-              <w:t xml:space="preserve">Decidere se nella</w:t>
+              <w:t xml:space="preserve">Decidere la riga 5 della tabella di Claude (A-23, pagina più leggera con esbuild): serve anche per aggiornare Three.js (riga 3), perché le versioni nuove di Three.js esistono solo come moduli ES e il gioco oggi li carica con</w:t>
+            </w:r>
+            <w:r>
+              <w:rPr>
+                <w:sz w:val="19"/>
+              </w:rPr>
+              <w:t xml:space="preserve"> </w:t>
+            </w:r>
+            <w:r>
+              <w:rPr>
+                <w:rStyle w:val="VerbatimChar"/>
+                <w:sz w:val="19"/>
+              </w:rPr>
+              <w:t xml:space="preserve">&lt;script&gt;</w:t>
+            </w:r>
+            <w:r>
+              <w:rPr>
+                <w:sz w:val="19"/>
+              </w:rPr>
+              <w:t xml:space="preserve"> </w:t>
+            </w:r>
+            <w:r>
+              <w:rPr>
+                <w:sz w:val="19"/>
+              </w:rPr>
+              <w:t xml:space="preserve">uno per uno. Basta</w:t>
+            </w:r>
+            <w:r>
+              <w:rPr>
+                <w:sz w:val="19"/>
+              </w:rPr>
+              <w:t xml:space="preserve"> </w:t>
+            </w:r>
+            <w:r>
+              <w:rPr>
+                <w:sz w:val="19"/>
+              </w:rPr>
+              <w:t xml:space="preserve">“</w:t>
+            </w:r>
+            <w:r>
+              <w:rPr>
+                <w:sz w:val="19"/>
+              </w:rPr>
+              <w:t xml:space="preserve">A-23 ok</w:t>
+            </w:r>
+            <w:r>
+              <w:rPr>
+                <w:sz w:val="19"/>
+              </w:rPr>
+              <w:t xml:space="preserve">”</w:t>
+            </w:r>
+          </w:p>
+        </w:tc>
+        <w:tc>
+          <w:tcPr>
+            <w:tcW w:type="dxa" w:w="1247"/>
+          </w:tcPr>
+          <w:p>
+            <w:pPr>
+              <w:pStyle w:val="Compact"/>
+              <w:spacing w:after="40"/>
+              <w:jc w:val="left"/>
+            </w:pPr>
+            <w:r>
+              <w:rPr>
+                <w:sz w:val="19"/>
+              </w:rPr>
+              <w:t xml:space="preserve">1 min</w:t>
+            </w:r>
+          </w:p>
+        </w:tc>
+        <w:tc>
+          <w:tcPr>
+            <w:tcW w:type="dxa" w:w="1531"/>
+          </w:tcPr>
+          <w:p>
+            <w:pPr>
+              <w:pStyle w:val="Compact"/>
+              <w:spacing w:after="40"/>
+              <w:jc w:val="left"/>
+            </w:pPr>
+            <w:r>
+              <w:rPr>
+                <w:sz w:val="19"/>
+              </w:rPr>
+              <w:t xml:space="preserve">A-23, A-16</w:t>
+            </w:r>
+          </w:p>
+        </w:tc>
+      </w:tr>
+      <w:tr>
+        <w:tc>
+          <w:tcPr>
+            <w:tcW w:type="dxa" w:w="510"/>
+          </w:tcPr>
+          <w:p>
+            <w:pPr>
+              <w:pStyle w:val="Compact"/>
+              <w:spacing w:after="40"/>
+              <w:jc w:val="left"/>
+            </w:pPr>
+            <w:r>
+              <w:rPr>
+                <w:sz w:val="19"/>
+              </w:rPr>
+              <w:t xml:space="preserve">1e</w:t>
+            </w:r>
+          </w:p>
+        </w:tc>
+        <w:tc>
+          <w:tcPr>
+            <w:tcW w:type="dxa" w:w="6576"/>
+          </w:tcPr>
+          <w:p>
+            <w:pPr>
+              <w:pStyle w:val="Compact"/>
+              <w:spacing w:after="40"/>
+              <w:jc w:val="left"/>
+            </w:pPr>
+            <w:r>
+              <w:rPr>
+                <w:sz w:val="19"/>
+              </w:rPr>
+              <w:t xml:space="preserve">Stasera alle 21 provare il</w:t>
             </w:r>
             <w:r>
               <w:rPr>
@@ -1771,19 +2417,19 @@
                 <w:b/>
                 <w:sz w:val="19"/>
               </w:rPr>
-              <w:t xml:space="preserve">pista del giorno</w:t>
-            </w:r>
-            <w:r>
-              <w:rPr>
-                <w:sz w:val="19"/>
-              </w:rPr>
-              <w:t xml:space="preserve"> </w:t>
-            </w:r>
-            <w:r>
-              <w:rPr>
-                <w:sz w:val="19"/>
-              </w:rPr>
-              <w:t xml:space="preserve">ci devono essere banane, bombe e bananoni con gli avversari del computer (S-40, R-515): oggi no per nessuno, così il tempo del giorno è confrontabile tra tutte le persone in classifica</w:t>
+              <w:t xml:space="preserve">Gran Premio</w:t>
+            </w:r>
+            <w:r>
+              <w:rPr>
+                <w:sz w:val="19"/>
+              </w:rPr>
+              <w:t xml:space="preserve"> </w:t>
+            </w:r>
+            <w:r>
+              <w:rPr>
+                <w:sz w:val="19"/>
+              </w:rPr>
+              <w:t xml:space="preserve">dal telefono (il pulsante nel menu si accende alle 20:50): è la prima sera in cui è online e il via vero delle 21 non si può provare di notte</w:t>
             </w:r>
           </w:p>
         </w:tc>
@@ -1801,7 +2447,7 @@
               <w:rPr>
                 <w:sz w:val="19"/>
               </w:rPr>
-              <w:t xml:space="preserve">1 min</w:t>
+              <w:t xml:space="preserve">5 min</w:t>
             </w:r>
           </w:p>
         </w:tc>
@@ -1819,7 +2465,7 @@
               <w:rPr>
                 <w:sz w:val="19"/>
               </w:rPr>
-              <w:t xml:space="preserve">S-40, R-515</w:t>
+              <w:t xml:space="preserve">R-247</w:t>
             </w:r>
           </w:p>
         </w:tc>
@@ -1839,7 +2485,7 @@
               <w:rPr>
                 <w:sz w:val="19"/>
               </w:rPr>
-              <w:t xml:space="preserve">1g</w:t>
+              <w:t xml:space="preserve">1c</w:t>
             </w:r>
           </w:p>
         </w:tc>
@@ -1857,7 +2503,7 @@
               <w:rPr>
                 <w:sz w:val="19"/>
               </w:rPr>
-              <w:t xml:space="preserve">Stasera provare il</w:t>
+              <w:t xml:space="preserve">Decidere se nella</w:t>
             </w:r>
             <w:r>
               <w:rPr>
@@ -1871,98 +2517,93 @@
                 <w:b/>
                 <w:sz w:val="19"/>
               </w:rPr>
-              <w:t xml:space="preserve">riquadro pubblicitario</w:t>
-            </w:r>
-            <w:r>
-              <w:rPr>
-                <w:sz w:val="19"/>
-              </w:rPr>
-              <w:t xml:space="preserve"> </w:t>
-            </w:r>
-            <w:r>
-              <w:rPr>
-                <w:sz w:val="19"/>
-              </w:rPr>
-              <w:t xml:space="preserve">(R-517) dal telefono: aprire</w:t>
-            </w:r>
-            <w:r>
-              <w:rPr>
-                <w:sz w:val="19"/>
-              </w:rPr>
-              <w:t xml:space="preserve"> </w:t>
-            </w:r>
-            <w:r>
-              <w:rPr>
-                <w:rStyle w:val="VerbatimChar"/>
-                <w:sz w:val="19"/>
-              </w:rPr>
-              <w:t xml:space="preserve">…/pista-nera/?pubblicita=prova</w:t>
-            </w:r>
-            <w:r>
-              <w:rPr>
-                <w:sz w:val="19"/>
-              </w:rPr>
-              <w:t xml:space="preserve">, entrare nella sala online o nel Gran Premio e guardare dove compare (stanza in attesa, sala d’attesa con il 5 e il 4, risultati) e che al</w:t>
-            </w:r>
-            <w:r>
-              <w:rPr>
-                <w:sz w:val="19"/>
-              </w:rPr>
-              <w:t xml:space="preserve"> </w:t>
-            </w:r>
-            <w:r>
-              <w:rPr>
-                <w:sz w:val="19"/>
-              </w:rPr>
-              <w:t xml:space="preserve">“</w:t>
-            </w:r>
-            <w:r>
-              <w:rPr>
-                <w:sz w:val="19"/>
-              </w:rPr>
-              <w:t xml:space="preserve">3</w:t>
-            </w:r>
-            <w:r>
-              <w:rPr>
-                <w:sz w:val="19"/>
-              </w:rPr>
-              <w:t xml:space="preserve">”</w:t>
-            </w:r>
-            <w:r>
-              <w:rPr>
-                <w:sz w:val="19"/>
-              </w:rPr>
-              <w:t xml:space="preserve"> </w:t>
-            </w:r>
-            <w:r>
-              <w:rPr>
-                <w:sz w:val="19"/>
-              </w:rPr>
-              <w:t xml:space="preserve">sparisca. Poi dire se va bene così (</w:t>
-            </w:r>
-            <w:r>
-              <w:rPr>
-                <w:sz w:val="19"/>
-              </w:rPr>
-              <w:t xml:space="preserve">“</w:t>
-            </w:r>
-            <w:r>
-              <w:rPr>
-                <w:sz w:val="19"/>
-              </w:rPr>
-              <w:t xml:space="preserve">R-517 controllato</w:t>
-            </w:r>
-            <w:r>
-              <w:rPr>
-                <w:sz w:val="19"/>
-              </w:rPr>
-              <w:t xml:space="preserve">”</w:t>
-            </w:r>
-            <w:r>
-              <w:rPr>
-                <w:sz w:val="19"/>
-              </w:rPr>
-              <w:t xml:space="preserve">) o cosa cambiare (posto, misura, momenti). Per gli annunci veri: aprire un account</w:t>
+              <w:t xml:space="preserve">pista del giorno</w:t>
+            </w:r>
+            <w:r>
+              <w:rPr>
+                <w:sz w:val="19"/>
+              </w:rPr>
+              <w:t xml:space="preserve"> </w:t>
+            </w:r>
+            <w:r>
+              <w:rPr>
+                <w:sz w:val="19"/>
+              </w:rPr>
+              <w:t xml:space="preserve">ci devono essere banane, bombe e bananoni con gli avversari del computer (S-40, R-515): oggi no per nessuno, così il tempo del giorno è confrontabile tra tutte le persone in classifica</w:t>
+            </w:r>
+          </w:p>
+        </w:tc>
+        <w:tc>
+          <w:tcPr>
+            <w:tcW w:type="dxa" w:w="1247"/>
+          </w:tcPr>
+          <w:p>
+            <w:pPr>
+              <w:pStyle w:val="Compact"/>
+              <w:spacing w:after="40"/>
+              <w:jc w:val="left"/>
+            </w:pPr>
+            <w:r>
+              <w:rPr>
+                <w:sz w:val="19"/>
+              </w:rPr>
+              <w:t xml:space="preserve">1 min</w:t>
+            </w:r>
+          </w:p>
+        </w:tc>
+        <w:tc>
+          <w:tcPr>
+            <w:tcW w:type="dxa" w:w="1531"/>
+          </w:tcPr>
+          <w:p>
+            <w:pPr>
+              <w:pStyle w:val="Compact"/>
+              <w:spacing w:after="40"/>
+              <w:jc w:val="left"/>
+            </w:pPr>
+            <w:r>
+              <w:rPr>
+                <w:sz w:val="19"/>
+              </w:rPr>
+              <w:t xml:space="preserve">S-40, R-515</w:t>
+            </w:r>
+          </w:p>
+        </w:tc>
+      </w:tr>
+      <w:tr>
+        <w:tc>
+          <w:tcPr>
+            <w:tcW w:type="dxa" w:w="510"/>
+          </w:tcPr>
+          <w:p>
+            <w:pPr>
+              <w:pStyle w:val="Compact"/>
+              <w:spacing w:after="40"/>
+              <w:jc w:val="left"/>
+            </w:pPr>
+            <w:r>
+              <w:rPr>
+                <w:sz w:val="19"/>
+              </w:rPr>
+              <w:t xml:space="preserve">1g</w:t>
+            </w:r>
+          </w:p>
+        </w:tc>
+        <w:tc>
+          <w:tcPr>
+            <w:tcW w:type="dxa" w:w="6576"/>
+          </w:tcPr>
+          <w:p>
+            <w:pPr>
+              <w:pStyle w:val="Compact"/>
+              <w:spacing w:after="40"/>
+              <w:jc w:val="left"/>
+            </w:pPr>
+            <w:r>
+              <w:rPr>
+                <w:sz w:val="19"/>
+              </w:rPr>
+              <w:t xml:space="preserve">Stasera provare il</w:t>
             </w:r>
             <w:r>
               <w:rPr>
@@ -1976,6 +2617,111 @@
                 <w:b/>
                 <w:sz w:val="19"/>
               </w:rPr>
+              <w:t xml:space="preserve">riquadro pubblicitario</w:t>
+            </w:r>
+            <w:r>
+              <w:rPr>
+                <w:sz w:val="19"/>
+              </w:rPr>
+              <w:t xml:space="preserve"> </w:t>
+            </w:r>
+            <w:r>
+              <w:rPr>
+                <w:sz w:val="19"/>
+              </w:rPr>
+              <w:t xml:space="preserve">(R-517) dal telefono: aprire</w:t>
+            </w:r>
+            <w:r>
+              <w:rPr>
+                <w:sz w:val="19"/>
+              </w:rPr>
+              <w:t xml:space="preserve"> </w:t>
+            </w:r>
+            <w:r>
+              <w:rPr>
+                <w:rStyle w:val="VerbatimChar"/>
+                <w:sz w:val="19"/>
+              </w:rPr>
+              <w:t xml:space="preserve">…/pista-nera/?pubblicita=prova</w:t>
+            </w:r>
+            <w:r>
+              <w:rPr>
+                <w:sz w:val="19"/>
+              </w:rPr>
+              <w:t xml:space="preserve">, entrare nella sala online o nel Gran Premio e guardare dove compare (stanza in attesa, sala d’attesa con il 5 e il 4, risultati) e che al</w:t>
+            </w:r>
+            <w:r>
+              <w:rPr>
+                <w:sz w:val="19"/>
+              </w:rPr>
+              <w:t xml:space="preserve"> </w:t>
+            </w:r>
+            <w:r>
+              <w:rPr>
+                <w:sz w:val="19"/>
+              </w:rPr>
+              <w:t xml:space="preserve">“</w:t>
+            </w:r>
+            <w:r>
+              <w:rPr>
+                <w:sz w:val="19"/>
+              </w:rPr>
+              <w:t xml:space="preserve">3</w:t>
+            </w:r>
+            <w:r>
+              <w:rPr>
+                <w:sz w:val="19"/>
+              </w:rPr>
+              <w:t xml:space="preserve">”</w:t>
+            </w:r>
+            <w:r>
+              <w:rPr>
+                <w:sz w:val="19"/>
+              </w:rPr>
+              <w:t xml:space="preserve"> </w:t>
+            </w:r>
+            <w:r>
+              <w:rPr>
+                <w:sz w:val="19"/>
+              </w:rPr>
+              <w:t xml:space="preserve">sparisca. Poi dire se va bene così (</w:t>
+            </w:r>
+            <w:r>
+              <w:rPr>
+                <w:sz w:val="19"/>
+              </w:rPr>
+              <w:t xml:space="preserve">“</w:t>
+            </w:r>
+            <w:r>
+              <w:rPr>
+                <w:sz w:val="19"/>
+              </w:rPr>
+              <w:t xml:space="preserve">R-517 controllato</w:t>
+            </w:r>
+            <w:r>
+              <w:rPr>
+                <w:sz w:val="19"/>
+              </w:rPr>
+              <w:t xml:space="preserve">”</w:t>
+            </w:r>
+            <w:r>
+              <w:rPr>
+                <w:sz w:val="19"/>
+              </w:rPr>
+              <w:t xml:space="preserve">) o cosa cambiare (posto, misura, momenti). Per gli annunci veri: aprire un account</w:t>
+            </w:r>
+            <w:r>
+              <w:rPr>
+                <w:sz w:val="19"/>
+              </w:rPr>
+              <w:t xml:space="preserve"> </w:t>
+            </w:r>
+            <w:r>
+              <w:rPr>
+                <w:bCs/>
+                <w:b/>
+                <w:sz w:val="19"/>
+              </w:rPr>
               <w:t xml:space="preserve">Google AdSense</w:t>
             </w:r>
             <w:r>
@@ -3263,8 +4009,8 @@
         </w:tc>
       </w:tr>
     </w:tbl>
-    <w:bookmarkEnd w:id="20"/>
-    <w:bookmarkStart w:id="21" w:name="cosa-fa-claude-in-ordine"/>
+    <w:bookmarkEnd w:id="22"/>
+    <w:bookmarkStart w:id="23" w:name="cosa-fa-claude-in-ordine"/>
     <w:p>
       <w:pPr>
         <w:pStyle w:val="Heading2"/>
@@ -3282,7 +4028,7 @@
           <w:bCs/>
           <w:b/>
         </w:rPr>
-        <w:t xml:space="preserve">Pomeriggio, alle 17 (implementazione, R-512)</w:t>
+        <w:t xml:space="preserve">Mattina, alle 9 (implementazione, R-512; fino al 27/10 alle 17)</w:t>
       </w:r>
       <w:r>
         <w:t xml:space="preserve">: l’attività</w:t>
@@ -3330,7 +4076,7 @@
         <w:t xml:space="preserve">”</w:t>
       </w:r>
       <w:r>
-        <w:t xml:space="preserve">, in ordine; verso le 18 fa il confronto con le altre app.</w:t>
+        <w:t xml:space="preserve">, in ordine; appena finita l’implementazione fa il confronto con le altre app.</w:t>
       </w:r>
       <w:r>
         <w:t xml:space="preserve"> </w:t>
@@ -3376,7 +4122,7 @@
         <w:t xml:space="preserve"> </w:t>
       </w:r>
       <w:r>
-        <w:t xml:space="preserve">vuol dire approvato da Luigi: si scrive alle 17 e si prova e pubblica la notte;</w:t>
+        <w:t xml:space="preserve">vuol dire approvato da Luigi: si scrive alle 9 e si prova e pubblica la notte;</w:t>
       </w:r>
       <w:r>
         <w:t xml:space="preserve"> </w:t>
@@ -3585,7 +4331,7 @@
               <w:rPr>
                 <w:sz w:val="19"/>
               </w:rPr>
-              <w:t xml:space="preserve">1</w:t>
+              <w:t xml:space="preserve">0</w:t>
             </w:r>
           </w:p>
         </w:tc>
@@ -3605,19 +4351,196 @@
                 <w:b/>
                 <w:sz w:val="19"/>
               </w:rPr>
-              <w:t xml:space="preserve">Sfondo al livello 2</w:t>
-            </w:r>
-            <w:r>
-              <w:rPr>
-                <w:sz w:val="19"/>
-              </w:rPr>
-              <w:t xml:space="preserve"> </w:t>
-            </w:r>
-            <w:r>
-              <w:rPr>
-                <w:sz w:val="19"/>
-              </w:rPr>
-              <w:t xml:space="preserve">(prima parte di R-513): cielo con nuvole e sole, cartolina divisa in 2-3 piani con la profondità, luce coerente con il sole, passaggio morbido tra pista e sfondo, Neve con sfondo dipinto, piccoli movimenti. Prove da aggiungere la notte: foto di ogni città da 2 punti della pista, tempo di pittura nel worker, memoria della scheda video</w:t>
+              <w:t xml:space="preserve">Allenamento uguale alla gara</w:t>
+            </w:r>
+            <w:r>
+              <w:rPr>
+                <w:sz w:val="19"/>
+              </w:rPr>
+              <w:t xml:space="preserve"> </w:t>
+            </w:r>
+            <w:r>
+              <w:rPr>
+                <w:sz w:val="19"/>
+              </w:rPr>
+              <w:t xml:space="preserve">(R-519, seconda parte): via con il conto alla rovescia (3-2-1 senza l’attesa della sala), traguardo a 2 km con il cartello</w:t>
+            </w:r>
+            <w:r>
+              <w:rPr>
+                <w:sz w:val="19"/>
+              </w:rPr>
+              <w:t xml:space="preserve"> </w:t>
+            </w:r>
+            <w:r>
+              <w:rPr>
+                <w:sz w:val="19"/>
+              </w:rPr>
+              <w:t xml:space="preserve">“</w:t>
+            </w:r>
+            <w:r>
+              <w:rPr>
+                <w:sz w:val="19"/>
+              </w:rPr>
+              <w:t xml:space="preserve">Mancano</w:t>
+            </w:r>
+            <w:r>
+              <w:rPr>
+                <w:sz w:val="19"/>
+              </w:rPr>
+              <w:t xml:space="preserve">”</w:t>
+            </w:r>
+            <w:r>
+              <w:rPr>
+                <w:sz w:val="19"/>
+              </w:rPr>
+              <w:t xml:space="preserve">, tempo al posto dei punti nel riquadro in alto, schermata dei risultati come in gara con</w:t>
+            </w:r>
+            <w:r>
+              <w:rPr>
+                <w:sz w:val="19"/>
+              </w:rPr>
+              <w:t xml:space="preserve"> </w:t>
+            </w:r>
+            <w:r>
+              <w:rPr>
+                <w:sz w:val="19"/>
+              </w:rPr>
+              <w:t xml:space="preserve">“</w:t>
+            </w:r>
+            <w:r>
+              <w:rPr>
+                <w:sz w:val="19"/>
+              </w:rPr>
+              <w:t xml:space="preserve">Ricomincia</w:t>
+            </w:r>
+            <w:r>
+              <w:rPr>
+                <w:sz w:val="19"/>
+              </w:rPr>
+              <w:t xml:space="preserve">”</w:t>
+            </w:r>
+            <w:r>
+              <w:rPr>
+                <w:sz w:val="19"/>
+              </w:rPr>
+              <w:t xml:space="preserve"> </w:t>
+            </w:r>
+            <w:r>
+              <w:rPr>
+                <w:sz w:val="19"/>
+              </w:rPr>
+              <w:t xml:space="preserve">e</w:t>
+            </w:r>
+            <w:r>
+              <w:rPr>
+                <w:sz w:val="19"/>
+              </w:rPr>
+              <w:t xml:space="preserve"> </w:t>
+            </w:r>
+            <w:r>
+              <w:rPr>
+                <w:sz w:val="19"/>
+              </w:rPr>
+              <w:t xml:space="preserve">“</w:t>
+            </w:r>
+            <w:r>
+              <w:rPr>
+                <w:sz w:val="19"/>
+              </w:rPr>
+              <w:t xml:space="preserve">Menu</w:t>
+            </w:r>
+            <w:r>
+              <w:rPr>
+                <w:sz w:val="19"/>
+              </w:rPr>
+              <w:t xml:space="preserve">”</w:t>
+            </w:r>
+            <w:r>
+              <w:rPr>
+                <w:sz w:val="19"/>
+              </w:rPr>
+              <w:t xml:space="preserve">, avversari che corrono fino al traguardo (oggi restano nei paraggi, R-239); tutto sul telefono, senza server (gara locale: stesso codice della gara con un</w:t>
+            </w:r>
+            <w:r>
+              <w:rPr>
+                <w:sz w:val="19"/>
+              </w:rPr>
+              <w:t xml:space="preserve"> </w:t>
+            </w:r>
+            <w:r>
+              <w:rPr>
+                <w:sz w:val="19"/>
+              </w:rPr>
+              <w:t xml:space="preserve">“</w:t>
+            </w:r>
+            <w:r>
+              <w:rPr>
+                <w:sz w:val="19"/>
+              </w:rPr>
+              <w:t xml:space="preserve">server</w:t>
+            </w:r>
+            <w:r>
+              <w:rPr>
+                <w:sz w:val="19"/>
+              </w:rPr>
+              <w:t xml:space="preserve">”</w:t>
+            </w:r>
+            <w:r>
+              <w:rPr>
+                <w:sz w:val="19"/>
+              </w:rPr>
+              <w:t xml:space="preserve"> </w:t>
+            </w:r>
+            <w:r>
+              <w:rPr>
+                <w:sz w:val="19"/>
+              </w:rPr>
+              <w:t xml:space="preserve">finto nel modulo</w:t>
+            </w:r>
+            <w:r>
+              <w:rPr>
+                <w:sz w:val="19"/>
+              </w:rPr>
+              <w:t xml:space="preserve"> </w:t>
+            </w:r>
+            <w:r>
+              <w:rPr>
+                <w:rStyle w:val="VerbatimChar"/>
+                <w:sz w:val="19"/>
+              </w:rPr>
+              <w:t xml:space="preserve">gara_locale.js</w:t>
+            </w:r>
+            <w:r>
+              <w:rPr>
+                <w:sz w:val="19"/>
+              </w:rPr>
+              <w:t xml:space="preserve">). Vite e record: aspetta la riga 1h di Luigi (S-53); se non risponde, come in gara (senza vite).</w:t>
+            </w:r>
+            <w:r>
+              <w:rPr>
+                <w:sz w:val="19"/>
+              </w:rPr>
+              <w:t xml:space="preserve"> </w:t>
+            </w:r>
+            <w:r>
+              <w:rPr>
+                <w:bCs/>
+                <w:b/>
+                <w:sz w:val="19"/>
+              </w:rPr>
+              <w:t xml:space="preserve">Prima parte scritta nella 0.26.1</w:t>
+            </w:r>
+            <w:r>
+              <w:rPr>
+                <w:sz w:val="19"/>
+              </w:rPr>
+              <w:t xml:space="preserve"> </w:t>
+            </w:r>
+            <w:r>
+              <w:rPr>
+                <w:sz w:val="19"/>
+              </w:rPr>
+              <w:t xml:space="preserve">(posizione, classifica dal vivo, distanza)</w:t>
             </w:r>
           </w:p>
         </w:tc>
@@ -3635,7 +4558,7 @@
               <w:rPr>
                 <w:sz w:val="19"/>
               </w:rPr>
-              <w:t xml:space="preserve">Scelta di Luigi del 27/10:</w:t>
+              <w:t xml:space="preserve">Luigi, 28/10 sera:</w:t>
             </w:r>
             <w:r>
               <w:rPr>
@@ -3653,7 +4576,7 @@
               <w:rPr>
                 <w:sz w:val="19"/>
               </w:rPr>
-              <w:t xml:space="preserve">miglioriamo almeno lo sfondo</w:t>
+              <w:t xml:space="preserve">l’allenamento deve essere uguale alla modalità normale quando si collegano 2 o 8 persone, completamente uguali</w:t>
             </w:r>
             <w:r>
               <w:rPr>
@@ -3677,7 +4600,7 @@
               <w:rPr>
                 <w:sz w:val="19"/>
               </w:rPr>
-              <w:t xml:space="preserve">R-513, R-405</w:t>
+              <w:t xml:space="preserve">R-519</w:t>
             </w:r>
           </w:p>
         </w:tc>
@@ -3695,7 +4618,7 @@
               <w:rPr>
                 <w:sz w:val="19"/>
               </w:rPr>
-              <w:t xml:space="preserve">—</w:t>
+              <w:t xml:space="preserve">0.26.1 (prima parte)</w:t>
             </w:r>
           </w:p>
         </w:tc>
@@ -3734,7 +4657,7 @@
               <w:rPr>
                 <w:sz w:val="19"/>
               </w:rPr>
-              <w:t xml:space="preserve">2</w:t>
+              <w:t xml:space="preserve">1</w:t>
             </w:r>
           </w:p>
         </w:tc>
@@ -3748,37 +4671,25 @@
               <w:spacing w:after="40"/>
               <w:jc w:val="left"/>
             </w:pPr>
-            <w:r>
-              <w:rPr>
-                <w:sz w:val="19"/>
-              </w:rPr>
-              <w:t xml:space="preserve">Prestazioni misurate: fps, peso della pagina e caricamento a ogni giro notturno, con soglie; in più gli</w:t>
-            </w:r>
-            <w:r>
-              <w:rPr>
-                <w:sz w:val="19"/>
-              </w:rPr>
-              <w:t xml:space="preserve"> </w:t>
-            </w:r>
             <w:r>
               <w:rPr>
                 <w:bCs/>
                 <w:b/>
                 <w:sz w:val="19"/>
               </w:rPr>
-              <w:t xml:space="preserve">fps veri dei giocatori</w:t>
-            </w:r>
-            <w:r>
-              <w:rPr>
-                <w:sz w:val="19"/>
-              </w:rPr>
-              <w:t xml:space="preserve"> </w:t>
-            </w:r>
-            <w:r>
-              <w:rPr>
-                <w:sz w:val="19"/>
-              </w:rPr>
-              <w:t xml:space="preserve">(il gioco manda la media con la visita, divisa tra telefono e PC, su /api/stats) e la</w:t>
+              <w:t xml:space="preserve">Sfondo al livello 2</w:t>
+            </w:r>
+            <w:r>
+              <w:rPr>
+                <w:sz w:val="19"/>
+              </w:rPr>
+              <w:t xml:space="preserve"> </w:t>
+            </w:r>
+            <w:r>
+              <w:rPr>
+                <w:sz w:val="19"/>
+              </w:rPr>
+              <w:t xml:space="preserve">(prima parte di R-513): cielo con nuvole e sole, cartolina divisa in 2-3 piani con la profondità, luce coerente con il sole, passaggio morbido tra pista e sfondo, Neve con sfondo dipinto, piccoli movimenti.</w:t>
             </w:r>
             <w:r>
               <w:rPr>
@@ -3792,19 +4703,246 @@
                 <w:b/>
                 <w:sz w:val="19"/>
               </w:rPr>
-              <w:t xml:space="preserve">qualità scelta in automatico</w:t>
-            </w:r>
-            <w:r>
-              <w:rPr>
-                <w:sz w:val="19"/>
-              </w:rPr>
-              <w:t xml:space="preserve"> </w:t>
-            </w:r>
-            <w:r>
-              <w:rPr>
-                <w:sz w:val="19"/>
-              </w:rPr>
-              <w:t xml:space="preserve">(alta, media, bassa) in base al dispositivo</w:t>
+              <w:t xml:space="preserve">Scritta il 28/10 mattina (0.26.0, ramo</w:t>
+            </w:r>
+            <w:r>
+              <w:rPr>
+                <w:bCs/>
+                <w:b/>
+                <w:sz w:val="19"/>
+              </w:rPr>
+              <w:t xml:space="preserve"> </w:t>
+            </w:r>
+            <w:r>
+              <w:rPr>
+                <w:rStyle w:val="VerbatimChar"/>
+                <w:bCs/>
+                <w:b/>
+                <w:sz w:val="19"/>
+              </w:rPr>
+              <w:t xml:space="preserve">giorno/2026-10-28-mattina</w:t>
+            </w:r>
+            <w:r>
+              <w:rPr>
+                <w:bCs/>
+                <w:b/>
+                <w:sz w:val="19"/>
+              </w:rPr>
+              <w:t xml:space="preserve">, senza prove)</w:t>
+            </w:r>
+            <w:r>
+              <w:rPr>
+                <w:sz w:val="19"/>
+              </w:rPr>
+              <w:t xml:space="preserve">: fatti i punti 1-5 e le nuvole del punto 6; restano uccelli e acqua che luccica.</w:t>
+            </w:r>
+            <w:r>
+              <w:rPr>
+                <w:sz w:val="19"/>
+              </w:rPr>
+              <w:t xml:space="preserve"> </w:t>
+            </w:r>
+            <w:r>
+              <w:rPr>
+                <w:bCs/>
+                <w:b/>
+                <w:sz w:val="19"/>
+              </w:rPr>
+              <w:t xml:space="preserve">Prove che il turno di notte deve aggiungere</w:t>
+            </w:r>
+            <w:r>
+              <w:rPr>
+                <w:sz w:val="19"/>
+              </w:rPr>
+              <w:t xml:space="preserve">: (a) foto di ogni città e della Neve da 2 punti della pista (centro e 10 m a lato, con</w:t>
+            </w:r>
+            <w:r>
+              <w:rPr>
+                <w:sz w:val="19"/>
+              </w:rPr>
+              <w:t xml:space="preserve"> </w:t>
+            </w:r>
+            <w:r>
+              <w:rPr>
+                <w:rStyle w:val="VerbatimChar"/>
+                <w:sz w:val="19"/>
+              </w:rPr>
+              <w:t xml:space="preserve">?cielo=fermo</w:t>
+            </w:r>
+            <w:r>
+              <w:rPr>
+                <w:sz w:val="19"/>
+              </w:rPr>
+              <w:t xml:space="preserve"> </w:t>
+            </w:r>
+            <w:r>
+              <w:rPr>
+                <w:sz w:val="19"/>
+              </w:rPr>
+              <w:t xml:space="preserve">perché le nuvole si muovono) e nuove foto di riferimento, dato che il cielo e la Neve cambiano per scelta; (b) tempo di pittura nel worker con i due piani (soglia: ≤ 0,6 s per città sul computer delle prove); (c) memoria della scheda video dello sfondo ≤ 16 MB PC / ≤ 6 MB telefono (</w:t>
+            </w:r>
+            <w:r>
+              <w:rPr>
+                <w:rStyle w:val="VerbatimChar"/>
+                <w:sz w:val="19"/>
+              </w:rPr>
+              <w:t xml:space="preserve">renderer.info.memory.textures</w:t>
+            </w:r>
+            <w:r>
+              <w:rPr>
+                <w:sz w:val="19"/>
+              </w:rPr>
+              <w:t xml:space="preserve"> </w:t>
+            </w:r>
+            <w:r>
+              <w:rPr>
+                <w:sz w:val="19"/>
+              </w:rPr>
+              <w:t xml:space="preserve">e dimensione delle tele); (d)</w:t>
+            </w:r>
+            <w:r>
+              <w:rPr>
+                <w:sz w:val="19"/>
+              </w:rPr>
+              <w:t xml:space="preserve"> </w:t>
+            </w:r>
+            <w:r>
+              <w:rPr>
+                <w:rStyle w:val="VerbatimChar"/>
+                <w:sz w:val="19"/>
+              </w:rPr>
+              <w:t xml:space="preserve">dipingiPiani</w:t>
+            </w:r>
+            <w:r>
+              <w:rPr>
+                <w:sz w:val="19"/>
+              </w:rPr>
+              <w:t xml:space="preserve"> </w:t>
+            </w:r>
+            <w:r>
+              <w:rPr>
+                <w:sz w:val="19"/>
+              </w:rPr>
+              <w:t xml:space="preserve">restituisce</w:t>
+            </w:r>
+            <w:r>
+              <w:rPr>
+                <w:sz w:val="19"/>
+              </w:rPr>
+              <w:t xml:space="preserve"> </w:t>
+            </w:r>
+            <w:r>
+              <w:rPr>
+                <w:rStyle w:val="VerbatimChar"/>
+                <w:sz w:val="19"/>
+              </w:rPr>
+              <w:t xml:space="preserve">lontano</w:t>
+            </w:r>
+            <w:r>
+              <w:rPr>
+                <w:sz w:val="19"/>
+              </w:rPr>
+              <w:t xml:space="preserve"> </w:t>
+            </w:r>
+            <w:r>
+              <w:rPr>
+                <w:sz w:val="19"/>
+              </w:rPr>
+              <w:t xml:space="preserve">per le città con i monti (Milano, Madrid, Zurigo, Roma, Francoforte, Napoli, Neve) e</w:t>
+            </w:r>
+            <w:r>
+              <w:rPr>
+                <w:sz w:val="19"/>
+              </w:rPr>
+              <w:t xml:space="preserve"> </w:t>
+            </w:r>
+            <w:r>
+              <w:rPr>
+                <w:rStyle w:val="VerbatimChar"/>
+                <w:sz w:val="19"/>
+              </w:rPr>
+              <w:t xml:space="preserve">null</w:t>
+            </w:r>
+            <w:r>
+              <w:rPr>
+                <w:sz w:val="19"/>
+              </w:rPr>
+              <w:t xml:space="preserve"> </w:t>
+            </w:r>
+            <w:r>
+              <w:rPr>
+                <w:sz w:val="19"/>
+              </w:rPr>
+              <w:t xml:space="preserve">per le altre; (e) la Neve non mostra più i coni 3D (</w:t>
+            </w:r>
+            <w:r>
+              <w:rPr>
+                <w:rStyle w:val="VerbatimChar"/>
+                <w:sz w:val="19"/>
+              </w:rPr>
+              <w:t xml:space="preserve">ranges.visible</w:t>
+            </w:r>
+            <w:r>
+              <w:rPr>
+                <w:sz w:val="19"/>
+              </w:rPr>
+              <w:t xml:space="preserve"> </w:t>
+            </w:r>
+            <w:r>
+              <w:rPr>
+                <w:sz w:val="19"/>
+              </w:rPr>
+              <w:t xml:space="preserve">falso) e</w:t>
+            </w:r>
+            <w:r>
+              <w:rPr>
+                <w:sz w:val="19"/>
+              </w:rPr>
+              <w:t xml:space="preserve"> </w:t>
+            </w:r>
+            <w:r>
+              <w:rPr>
+                <w:rStyle w:val="VerbatimChar"/>
+                <w:sz w:val="19"/>
+              </w:rPr>
+              <w:t xml:space="preserve">/pista-nera/?scena=neve</w:t>
+            </w:r>
+            <w:r>
+              <w:rPr>
+                <w:sz w:val="19"/>
+              </w:rPr>
+              <w:t xml:space="preserve"> </w:t>
+            </w:r>
+            <w:r>
+              <w:rPr>
+                <w:sz w:val="19"/>
+              </w:rPr>
+              <w:t xml:space="preserve">carica la cartolina; (f) controllo C-matrice e C4 (versione 0.26.0 in pagina, config e package); (g) la diagnosi mostra</w:t>
+            </w:r>
+            <w:r>
+              <w:rPr>
+                <w:sz w:val="19"/>
+              </w:rPr>
+              <w:t xml:space="preserve"> </w:t>
+            </w:r>
+            <w:r>
+              <w:rPr>
+                <w:rStyle w:val="VerbatimChar"/>
+                <w:sz w:val="19"/>
+              </w:rPr>
+              <w:t xml:space="preserve">monti: sì</w:t>
+            </w:r>
+            <w:r>
+              <w:rPr>
+                <w:sz w:val="19"/>
+              </w:rPr>
+              <w:t xml:space="preserve"> </w:t>
+            </w:r>
+            <w:r>
+              <w:rPr>
+                <w:sz w:val="19"/>
+              </w:rPr>
+              <w:t xml:space="preserve">dove c’è il piano lontano</w:t>
             </w:r>
           </w:p>
         </w:tc>
@@ -3822,7 +4960,31 @@
               <w:rPr>
                 <w:sz w:val="19"/>
               </w:rPr>
-              <w:t xml:space="preserve">La grafica più bella non deve rallentare i telefoni vecchi; le prove della notte girano su un processore simulato, i telefoni veri sono un’altra cosa</w:t>
+              <w:t xml:space="preserve">Scelta di Luigi del 27/10:</w:t>
+            </w:r>
+            <w:r>
+              <w:rPr>
+                <w:sz w:val="19"/>
+              </w:rPr>
+              <w:t xml:space="preserve"> </w:t>
+            </w:r>
+            <w:r>
+              <w:rPr>
+                <w:sz w:val="19"/>
+              </w:rPr>
+              <w:t xml:space="preserve">“</w:t>
+            </w:r>
+            <w:r>
+              <w:rPr>
+                <w:sz w:val="19"/>
+              </w:rPr>
+              <w:t xml:space="preserve">miglioriamo almeno lo sfondo</w:t>
+            </w:r>
+            <w:r>
+              <w:rPr>
+                <w:sz w:val="19"/>
+              </w:rPr>
+              <w:t xml:space="preserve">”</w:t>
             </w:r>
           </w:p>
         </w:tc>
@@ -3840,7 +5002,7 @@
               <w:rPr>
                 <w:sz w:val="19"/>
               </w:rPr>
-              <w:t xml:space="preserve">A-14, R-513</w:t>
+              <w:t xml:space="preserve">R-513, R-405</w:t>
             </w:r>
           </w:p>
         </w:tc>
@@ -3858,26 +5020,25 @@
               <w:rPr>
                 <w:sz w:val="19"/>
               </w:rPr>
-              <w:t xml:space="preserve">—</w:t>
+              <w:t xml:space="preserve">0.26.0</w:t>
             </w:r>
           </w:p>
         </w:tc>
         <w:tc>
           <w:tcPr>
             <w:tcW w:type="dxa" w:w="1304"/>
-            <w:shd w:val="clear" w:color="auto" w:fill="D7F0DF"/>
-          </w:tcPr>
-          <w:p>
-            <w:pPr>
-              <w:pStyle w:val="Compact"/>
-              <w:spacing w:after="40"/>
-              <w:jc w:val="left"/>
-            </w:pPr>
-            <w:r>
-              <w:rPr>
-                <w:sz w:val="19"/>
-              </w:rPr>
-              <w:t xml:space="preserve">Sì</w:t>
+          </w:tcPr>
+          <w:p>
+            <w:pPr>
+              <w:pStyle w:val="Compact"/>
+              <w:spacing w:after="40"/>
+              <w:jc w:val="left"/>
+            </w:pPr>
+            <w:r>
+              <w:rPr>
+                <w:sz w:val="19"/>
+              </w:rPr>
+              <w:t xml:space="preserve">Sì · scritta, da provare</w:t>
             </w:r>
           </w:p>
         </w:tc>
@@ -3897,6 +5058,428 @@
               <w:rPr>
                 <w:sz w:val="19"/>
               </w:rPr>
+              <w:t xml:space="preserve">2</w:t>
+            </w:r>
+          </w:p>
+        </w:tc>
+        <w:tc>
+          <w:tcPr>
+            <w:tcW w:type="dxa" w:w="3175"/>
+          </w:tcPr>
+          <w:p>
+            <w:pPr>
+              <w:pStyle w:val="Compact"/>
+              <w:spacing w:after="40"/>
+              <w:jc w:val="left"/>
+            </w:pPr>
+            <w:r>
+              <w:rPr>
+                <w:sz w:val="19"/>
+              </w:rPr>
+              <w:t xml:space="preserve">Prestazioni misurate: fps, peso della pagina e caricamento a ogni giro notturno, con soglie; in più gli</w:t>
+            </w:r>
+            <w:r>
+              <w:rPr>
+                <w:sz w:val="19"/>
+              </w:rPr>
+              <w:t xml:space="preserve"> </w:t>
+            </w:r>
+            <w:r>
+              <w:rPr>
+                <w:bCs/>
+                <w:b/>
+                <w:sz w:val="19"/>
+              </w:rPr>
+              <w:t xml:space="preserve">fps veri dei giocatori</w:t>
+            </w:r>
+            <w:r>
+              <w:rPr>
+                <w:sz w:val="19"/>
+              </w:rPr>
+              <w:t xml:space="preserve"> </w:t>
+            </w:r>
+            <w:r>
+              <w:rPr>
+                <w:sz w:val="19"/>
+              </w:rPr>
+              <w:t xml:space="preserve">(il gioco manda la media con la visita, divisa tra telefono e PC, su /api/stats) e la</w:t>
+            </w:r>
+            <w:r>
+              <w:rPr>
+                <w:sz w:val="19"/>
+              </w:rPr>
+              <w:t xml:space="preserve"> </w:t>
+            </w:r>
+            <w:r>
+              <w:rPr>
+                <w:bCs/>
+                <w:b/>
+                <w:sz w:val="19"/>
+              </w:rPr>
+              <w:t xml:space="preserve">qualità scelta in automatico</w:t>
+            </w:r>
+            <w:r>
+              <w:rPr>
+                <w:sz w:val="19"/>
+              </w:rPr>
+              <w:t xml:space="preserve"> </w:t>
+            </w:r>
+            <w:r>
+              <w:rPr>
+                <w:sz w:val="19"/>
+              </w:rPr>
+              <w:t xml:space="preserve">(alta, media, bassa) in base al dispositivo.</w:t>
+            </w:r>
+            <w:r>
+              <w:rPr>
+                <w:sz w:val="19"/>
+              </w:rPr>
+              <w:t xml:space="preserve"> </w:t>
+            </w:r>
+            <w:r>
+              <w:rPr>
+                <w:bCs/>
+                <w:b/>
+                <w:sz w:val="19"/>
+              </w:rPr>
+              <w:t xml:space="preserve">Scritta in parte il 28/10 mattina (0.26.0, senza prove)</w:t>
+            </w:r>
+            <w:r>
+              <w:rPr>
+                <w:sz w:val="19"/>
+              </w:rPr>
+              <w:t xml:space="preserve">: modulo nuovo</w:t>
+            </w:r>
+            <w:r>
+              <w:rPr>
+                <w:sz w:val="19"/>
+              </w:rPr>
+              <w:t xml:space="preserve"> </w:t>
+            </w:r>
+            <w:r>
+              <w:rPr>
+                <w:rStyle w:val="VerbatimChar"/>
+                <w:sz w:val="19"/>
+              </w:rPr>
+              <w:t xml:space="preserve">qualita.js</w:t>
+            </w:r>
+            <w:r>
+              <w:rPr>
+                <w:sz w:val="19"/>
+              </w:rPr>
+              <w:t xml:space="preserve"> </w:t>
+            </w:r>
+            <w:r>
+              <w:rPr>
+                <w:sz w:val="19"/>
+              </w:rPr>
+              <w:t xml:space="preserve">con i tre livelli, la scelta dal dispositivo, la discesa di un livello se nei primi 20 s di gioco si sta sotto i 28 fps, e l’invio una volta per pagina a</w:t>
+            </w:r>
+            <w:r>
+              <w:rPr>
+                <w:sz w:val="19"/>
+              </w:rPr>
+              <w:t xml:space="preserve"> </w:t>
+            </w:r>
+            <w:r>
+              <w:rPr>
+                <w:rStyle w:val="VerbatimChar"/>
+                <w:sz w:val="19"/>
+              </w:rPr>
+              <w:t xml:space="preserve">/api/fps</w:t>
+            </w:r>
+            <w:r>
+              <w:rPr>
+                <w:sz w:val="19"/>
+              </w:rPr>
+              <w:t xml:space="preserve"> </w:t>
+            </w:r>
+            <w:r>
+              <w:rPr>
+                <w:sz w:val="19"/>
+              </w:rPr>
+              <w:t xml:space="preserve">(nuovo) della media degli fps dopo 45 s di gioco; su</w:t>
+            </w:r>
+            <w:r>
+              <w:rPr>
+                <w:sz w:val="19"/>
+              </w:rPr>
+              <w:t xml:space="preserve"> </w:t>
+            </w:r>
+            <w:r>
+              <w:rPr>
+                <w:rStyle w:val="VerbatimChar"/>
+                <w:sz w:val="19"/>
+              </w:rPr>
+              <w:t xml:space="preserve">/api/stats</w:t>
+            </w:r>
+            <w:r>
+              <w:rPr>
+                <w:sz w:val="19"/>
+              </w:rPr>
+              <w:t xml:space="preserve"> </w:t>
+            </w:r>
+            <w:r>
+              <w:rPr>
+                <w:sz w:val="19"/>
+              </w:rPr>
+              <w:t xml:space="preserve">compaiono</w:t>
+            </w:r>
+            <w:r>
+              <w:rPr>
+                <w:sz w:val="19"/>
+              </w:rPr>
+              <w:t xml:space="preserve"> </w:t>
+            </w:r>
+            <w:r>
+              <w:rPr>
+                <w:rStyle w:val="VerbatimChar"/>
+                <w:sz w:val="19"/>
+              </w:rPr>
+              <w:t xml:space="preserve">fps_tel_*</w:t>
+            </w:r>
+            <w:r>
+              <w:rPr>
+                <w:sz w:val="19"/>
+              </w:rPr>
+              <w:t xml:space="preserve">,</w:t>
+            </w:r>
+            <w:r>
+              <w:rPr>
+                <w:sz w:val="19"/>
+              </w:rPr>
+              <w:t xml:space="preserve"> </w:t>
+            </w:r>
+            <w:r>
+              <w:rPr>
+                <w:rStyle w:val="VerbatimChar"/>
+                <w:sz w:val="19"/>
+              </w:rPr>
+              <w:t xml:space="preserve">fps_pc_*</w:t>
+            </w:r>
+            <w:r>
+              <w:rPr>
+                <w:sz w:val="19"/>
+              </w:rPr>
+              <w:t xml:space="preserve"> </w:t>
+            </w:r>
+            <w:r>
+              <w:rPr>
+                <w:sz w:val="19"/>
+              </w:rPr>
+              <w:t xml:space="preserve">e</w:t>
+            </w:r>
+            <w:r>
+              <w:rPr>
+                <w:sz w:val="19"/>
+              </w:rPr>
+              <w:t xml:space="preserve"> </w:t>
+            </w:r>
+            <w:r>
+              <w:rPr>
+                <w:rStyle w:val="VerbatimChar"/>
+                <w:sz w:val="19"/>
+              </w:rPr>
+              <w:t xml:space="preserve">q_*</w:t>
+            </w:r>
+            <w:r>
+              <w:rPr>
+                <w:sz w:val="19"/>
+              </w:rPr>
+              <w:t xml:space="preserve">.</w:t>
+            </w:r>
+            <w:r>
+              <w:rPr>
+                <w:sz w:val="19"/>
+              </w:rPr>
+              <w:t xml:space="preserve"> </w:t>
+            </w:r>
+            <w:r>
+              <w:rPr>
+                <w:bCs/>
+                <w:b/>
+                <w:sz w:val="19"/>
+              </w:rPr>
+              <w:t xml:space="preserve">Resta per il turno di notte</w:t>
+            </w:r>
+            <w:r>
+              <w:rPr>
+                <w:sz w:val="19"/>
+              </w:rPr>
+              <w:t xml:space="preserve">: la prova del server per</w:t>
+            </w:r>
+            <w:r>
+              <w:rPr>
+                <w:sz w:val="19"/>
+              </w:rPr>
+              <w:t xml:space="preserve"> </w:t>
+            </w:r>
+            <w:r>
+              <w:rPr>
+                <w:rStyle w:val="VerbatimChar"/>
+                <w:sz w:val="19"/>
+              </w:rPr>
+              <w:t xml:space="preserve">/api/fps</w:t>
+            </w:r>
+            <w:r>
+              <w:rPr>
+                <w:sz w:val="19"/>
+              </w:rPr>
+              <w:t xml:space="preserve"> </w:t>
+            </w:r>
+            <w:r>
+              <w:rPr>
+                <w:sz w:val="19"/>
+              </w:rPr>
+              <w:t xml:space="preserve">(T17: POST valido, fps fuori misura rifiutati, contatori in</w:t>
+            </w:r>
+            <w:r>
+              <w:rPr>
+                <w:sz w:val="19"/>
+              </w:rPr>
+              <w:t xml:space="preserve"> </w:t>
+            </w:r>
+            <w:r>
+              <w:rPr>
+                <w:rStyle w:val="VerbatimChar"/>
+                <w:sz w:val="19"/>
+              </w:rPr>
+              <w:t xml:space="preserve">/api/stats</w:t>
+            </w:r>
+            <w:r>
+              <w:rPr>
+                <w:sz w:val="19"/>
+              </w:rPr>
+              <w:t xml:space="preserve">), una prova nel browser che</w:t>
+            </w:r>
+            <w:r>
+              <w:rPr>
+                <w:sz w:val="19"/>
+              </w:rPr>
+              <w:t xml:space="preserve"> </w:t>
+            </w:r>
+            <w:r>
+              <w:rPr>
+                <w:rStyle w:val="VerbatimChar"/>
+                <w:sz w:val="19"/>
+              </w:rPr>
+              <w:t xml:space="preserve">?qualita=bassa</w:t>
+            </w:r>
+            <w:r>
+              <w:rPr>
+                <w:sz w:val="19"/>
+              </w:rPr>
+              <w:t xml:space="preserve"> </w:t>
+            </w:r>
+            <w:r>
+              <w:rPr>
+                <w:sz w:val="19"/>
+              </w:rPr>
+              <w:t xml:space="preserve">dia pixel ratio 1 e ombre 512 e che la discesa automatica scatti con fps bassi simulati, e le misure a ogni giro notturno con soglie (fps nel browser di prova, peso della pagina in KB, tempo di caricamento) da scrivere in</w:t>
+            </w:r>
+            <w:r>
+              <w:rPr>
+                <w:sz w:val="19"/>
+              </w:rPr>
+              <w:t xml:space="preserve"> </w:t>
+            </w:r>
+            <w:r>
+              <w:rPr>
+                <w:rStyle w:val="VerbatimChar"/>
+                <w:sz w:val="19"/>
+              </w:rPr>
+              <w:t xml:space="preserve">tools/verifica/</w:t>
+            </w:r>
+          </w:p>
+        </w:tc>
+        <w:tc>
+          <w:tcPr>
+            <w:tcW w:type="dxa" w:w="2494"/>
+          </w:tcPr>
+          <w:p>
+            <w:pPr>
+              <w:pStyle w:val="Compact"/>
+              <w:spacing w:after="40"/>
+              <w:jc w:val="left"/>
+            </w:pPr>
+            <w:r>
+              <w:rPr>
+                <w:sz w:val="19"/>
+              </w:rPr>
+              <w:t xml:space="preserve">La grafica più bella non deve rallentare i telefoni vecchi; le prove della notte girano su un processore simulato, i telefoni veri sono un’altra cosa</w:t>
+            </w:r>
+          </w:p>
+        </w:tc>
+        <w:tc>
+          <w:tcPr>
+            <w:tcW w:type="dxa" w:w="1247"/>
+          </w:tcPr>
+          <w:p>
+            <w:pPr>
+              <w:pStyle w:val="Compact"/>
+              <w:spacing w:after="40"/>
+              <w:jc w:val="left"/>
+            </w:pPr>
+            <w:r>
+              <w:rPr>
+                <w:sz w:val="19"/>
+              </w:rPr>
+              <w:t xml:space="preserve">A-14, R-513</w:t>
+            </w:r>
+          </w:p>
+        </w:tc>
+        <w:tc>
+          <w:tcPr>
+            <w:tcW w:type="dxa" w:w="1134"/>
+          </w:tcPr>
+          <w:p>
+            <w:pPr>
+              <w:pStyle w:val="Compact"/>
+              <w:spacing w:after="40"/>
+              <w:jc w:val="left"/>
+            </w:pPr>
+            <w:r>
+              <w:rPr>
+                <w:sz w:val="19"/>
+              </w:rPr>
+              <w:t xml:space="preserve">0.26.0 (parte)</w:t>
+            </w:r>
+          </w:p>
+        </w:tc>
+        <w:tc>
+          <w:tcPr>
+            <w:tcW w:type="dxa" w:w="1304"/>
+          </w:tcPr>
+          <w:p>
+            <w:pPr>
+              <w:pStyle w:val="Compact"/>
+              <w:spacing w:after="40"/>
+              <w:jc w:val="left"/>
+            </w:pPr>
+            <w:r>
+              <w:rPr>
+                <w:sz w:val="19"/>
+              </w:rPr>
+              <w:t xml:space="preserve">Sì · in parte scritta</w:t>
+            </w:r>
+          </w:p>
+        </w:tc>
+      </w:tr>
+      <w:tr>
+        <w:tc>
+          <w:tcPr>
+            <w:tcW w:type="dxa" w:w="510"/>
+          </w:tcPr>
+          <w:p>
+            <w:pPr>
+              <w:pStyle w:val="Compact"/>
+              <w:spacing w:after="40"/>
+              <w:jc w:val="left"/>
+            </w:pPr>
+            <w:r>
+              <w:rPr>
+                <w:sz w:val="19"/>
+              </w:rPr>
               <w:t xml:space="preserve">3</w:t>
             </w:r>
           </w:p>
@@ -3915,7 +5498,140 @@
               <w:rPr>
                 <w:sz w:val="19"/>
               </w:rPr>
-              <w:t xml:space="preserve">Three.js nuova versione (oggi r128 del 2021, ultima r186 di settembre 2026); dove WebGPU manca torna da sola a WebGL 2</w:t>
+              <w:t xml:space="preserve">Three.js nuova versione (oggi r128 del 2021, ultima r186 di settembre 2026); dove WebGPU manca torna da sola a WebGL 2.</w:t>
+            </w:r>
+            <w:r>
+              <w:rPr>
+                <w:sz w:val="19"/>
+              </w:rPr>
+              <w:t xml:space="preserve"> </w:t>
+            </w:r>
+            <w:r>
+              <w:rPr>
+                <w:bCs/>
+                <w:b/>
+                <w:sz w:val="19"/>
+              </w:rPr>
+              <w:t xml:space="preserve">Nota del 28/10 mattina</w:t>
+            </w:r>
+            <w:r>
+              <w:rPr>
+                <w:sz w:val="19"/>
+              </w:rPr>
+              <w:t xml:space="preserve">: dalla r160 (gennaio 2024) Three.js non distribuisce più il file unico</w:t>
+            </w:r>
+            <w:r>
+              <w:rPr>
+                <w:sz w:val="19"/>
+              </w:rPr>
+              <w:t xml:space="preserve"> </w:t>
+            </w:r>
+            <w:r>
+              <w:rPr>
+                <w:rStyle w:val="VerbatimChar"/>
+                <w:sz w:val="19"/>
+              </w:rPr>
+              <w:t xml:space="preserve">three.min.js</w:t>
+            </w:r>
+            <w:r>
+              <w:rPr>
+                <w:sz w:val="19"/>
+              </w:rPr>
+              <w:t xml:space="preserve"> </w:t>
+            </w:r>
+            <w:r>
+              <w:rPr>
+                <w:sz w:val="19"/>
+              </w:rPr>
+              <w:t xml:space="preserve">che il gioco carica con un</w:t>
+            </w:r>
+            <w:r>
+              <w:rPr>
+                <w:sz w:val="19"/>
+              </w:rPr>
+              <w:t xml:space="preserve"> </w:t>
+            </w:r>
+            <w:r>
+              <w:rPr>
+                <w:rStyle w:val="VerbatimChar"/>
+                <w:sz w:val="19"/>
+              </w:rPr>
+              <w:t xml:space="preserve">&lt;script&gt;</w:t>
+            </w:r>
+            <w:r>
+              <w:rPr>
+                <w:sz w:val="19"/>
+              </w:rPr>
+              <w:t xml:space="preserve">: le versioni nuove sono solo moduli ES. Per aggiornare servono o un</w:t>
+            </w:r>
+            <w:r>
+              <w:rPr>
+                <w:sz w:val="19"/>
+              </w:rPr>
+              <w:t xml:space="preserve"> </w:t>
+            </w:r>
+            <w:r>
+              <w:rPr>
+                <w:rStyle w:val="VerbatimChar"/>
+                <w:sz w:val="19"/>
+              </w:rPr>
+              <w:t xml:space="preserve">&lt;script type="importmap"&gt;</w:t>
+            </w:r>
+            <w:r>
+              <w:rPr>
+                <w:sz w:val="19"/>
+              </w:rPr>
+              <w:t xml:space="preserve"> </w:t>
+            </w:r>
+            <w:r>
+              <w:rPr>
+                <w:sz w:val="19"/>
+              </w:rPr>
+              <w:t xml:space="preserve">con</w:t>
+            </w:r>
+            <w:r>
+              <w:rPr>
+                <w:sz w:val="19"/>
+              </w:rPr>
+              <w:t xml:space="preserve"> </w:t>
+            </w:r>
+            <w:r>
+              <w:rPr>
+                <w:rStyle w:val="VerbatimChar"/>
+                <w:sz w:val="19"/>
+              </w:rPr>
+              <w:t xml:space="preserve">three</w:t>
+            </w:r>
+            <w:r>
+              <w:rPr>
+                <w:sz w:val="19"/>
+              </w:rPr>
+              <w:t xml:space="preserve"> </w:t>
+            </w:r>
+            <w:r>
+              <w:rPr>
+                <w:sz w:val="19"/>
+              </w:rPr>
+              <w:t xml:space="preserve">e i moduli del gioco riscritti come</w:t>
+            </w:r>
+            <w:r>
+              <w:rPr>
+                <w:sz w:val="19"/>
+              </w:rPr>
+              <w:t xml:space="preserve"> </w:t>
+            </w:r>
+            <w:r>
+              <w:rPr>
+                <w:rStyle w:val="VerbatimChar"/>
+                <w:sz w:val="19"/>
+              </w:rPr>
+              <w:t xml:space="preserve">import</w:t>
+            </w:r>
+            <w:r>
+              <w:rPr>
+                <w:sz w:val="19"/>
+              </w:rPr>
+              <w:t xml:space="preserve">, o il passo di costruzione con esbuild della riga 5 (A-23), che unisce tutto in un file. La strada più semplice e sicura è fare prima la riga 5: per questo la riga 3 aspetta la decisione di Luigi su A-23 (riga 1f della tabella qui sopra)</w:t>
             </w:r>
           </w:p>
         </w:tc>
@@ -3976,19 +5692,18 @@
         <w:tc>
           <w:tcPr>
             <w:tcW w:type="dxa" w:w="1304"/>
-            <w:shd w:val="clear" w:color="auto" w:fill="D7F0DF"/>
-          </w:tcPr>
-          <w:p>
-            <w:pPr>
-              <w:pStyle w:val="Compact"/>
-              <w:spacing w:after="40"/>
-              <w:jc w:val="left"/>
-            </w:pPr>
-            <w:r>
-              <w:rPr>
-                <w:sz w:val="19"/>
-              </w:rPr>
-              <w:t xml:space="preserve">Sì</w:t>
+          </w:tcPr>
+          <w:p>
+            <w:pPr>
+              <w:pStyle w:val="Compact"/>
+              <w:spacing w:after="40"/>
+              <w:jc w:val="left"/>
+            </w:pPr>
+            <w:r>
+              <w:rPr>
+                <w:sz w:val="19"/>
+              </w:rPr>
+              <w:t xml:space="preserve">Sì, ma dopo la riga 5</w:t>
             </w:r>
           </w:p>
         </w:tc>
@@ -4832,9 +6547,9 @@
         <w:t xml:space="preserve">Fatti e tolti da questa tabella il 28/10 (turno di notte, 0.25.5): le prove nuove delle 0.21-0.25 e la pubblicazione di batti il mio tempo e missioni (R-236, R-243), modalità portale (R-244), città della settimana (R-245), fonte delle visite (R-246), Gran Premio delle 21 (R-247), oggetti in allenamento (R-515), pagina senza versione (B-02, R-011). Prima, il 26-27/10: avversari del computer al posto dei fantasmi (R-234, R-235, 0.18.0), fisica in un modulo e server diviso (A-19, A-20, 0.18.1), Three.js dal sito stesso (A-16, 0.18.1), velocità reali e ostacoli −30% (R-242, R-313, 0.19.0), sfondi delle città come cartoline dipinte in un worker (R-405, A-22, 0.20.0), pagina e programma della stessa versione (R-011, 0.20.1). Delle 5 proposte del confronto del 27/10 resta fuori solo la pubblicazione vera su CrazyGames, che fa Luigi (D-12).</w:t>
       </w:r>
     </w:p>
-    <w:bookmarkEnd w:id="21"/>
-    <w:bookmarkEnd w:id="22"/>
-    <w:bookmarkStart w:id="23" w:name="come-leggere-questo-documento"/>
+    <w:bookmarkEnd w:id="23"/>
+    <w:bookmarkEnd w:id="24"/>
+    <w:bookmarkStart w:id="25" w:name="come-leggere-questo-documento"/>
     <w:p>
       <w:pPr>
         <w:pStyle w:val="Heading1"/>
@@ -5165,8 +6880,1449 @@
         <w:t xml:space="preserve">)</w:t>
       </w:r>
     </w:p>
-    <w:bookmarkEnd w:id="23"/>
-    <w:bookmarkStart w:id="24" w:name="sito-e-piattaforma"/>
+    <w:bookmarkEnd w:id="25"/>
+    <w:bookmarkStart w:id="26" w:name="bachi"/>
+    <w:p>
+      <w:pPr>
+        <w:pStyle w:val="Heading1"/>
+      </w:pPr>
+      <w:r>
+        <w:t xml:space="preserve">Bachi</w:t>
+      </w:r>
+    </w:p>
+    <w:p>
+      <w:pPr>
+        <w:pStyle w:val="FirstParagraph"/>
+      </w:pPr>
+      <w:r>
+        <w:t xml:space="preserve">Errori visti dai telefoni dei giocatori (</w:t>
+      </w:r>
+      <w:r>
+        <w:rPr>
+          <w:rStyle w:val="VerbatimChar"/>
+        </w:rPr>
+        <w:t xml:space="preserve">/api/errors</w:t>
+      </w:r>
+      <w:r>
+        <w:t xml:space="preserve">), dalle prove o da Luigi. Ogni baco ha un numero B-xx. Il turno di notte li corregge tutti (R-506) con una prova che lo avrebbe trovato; quando la correzione è online lo stato diventa Fatto e il baco passa nel Word dei requisiti implementati.</w:t>
+      </w:r>
+    </w:p>
+    <w:tbl>
+      <w:tblPr>
+        <w:tblStyle w:val="Table"/>
+        <w:tblLook w:firstRow="1" w:lastRow="0" w:firstColumn="0" w:lastColumn="0" w:noHBand="0" w:noVBand="0" w:val="0020"/>
+        <w:jc w:val="start"/>
+        <w:tblBorders>
+          <w:top w:val="single" w:sz="4" w:color="B8C4D2"/>
+          <w:left w:val="single" w:sz="4" w:color="B8C4D2"/>
+          <w:bottom w:val="single" w:sz="4" w:color="B8C4D2"/>
+          <w:right w:val="single" w:sz="4" w:color="B8C4D2"/>
+          <w:insideH w:val="single" w:sz="4" w:color="B8C4D2"/>
+          <w:insideV w:val="single" w:sz="4" w:color="B8C4D2"/>
+        </w:tblBorders>
+        <w:tblW w:w="9865" w:type="dxa"/>
+        <w:tblLayout w:type="fixed"/>
+      </w:tblPr>
+      <w:tblGrid>
+        <w:gridCol w:w="793"/>
+        <w:gridCol w:w="3402"/>
+        <w:gridCol w:w="1134"/>
+        <w:gridCol w:w="1020"/>
+        <w:gridCol w:w="3515"/>
+      </w:tblGrid>
+      <w:tr>
+        <w:trPr>
+          <w:tblHeader w:val="true"/>
+        </w:trPr>
+        <w:tc>
+          <w:tcPr>
+            <w:tcW w:type="dxa" w:w="794"/>
+            <w:shd w:val="clear" w:color="auto" w:fill="13233A"/>
+          </w:tcPr>
+          <w:p>
+            <w:pPr>
+              <w:pStyle w:val="Compact"/>
+              <w:spacing w:after="40"/>
+              <w:jc w:val="left"/>
+            </w:pPr>
+            <w:r>
+              <w:rPr>
+                <w:b/>
+                <w:color w:val="FFFFFF"/>
+                <w:sz w:val="19"/>
+              </w:rPr>
+              <w:t xml:space="preserve">ID</w:t>
+            </w:r>
+          </w:p>
+        </w:tc>
+        <w:tc>
+          <w:tcPr>
+            <w:tcW w:type="dxa" w:w="3402"/>
+            <w:shd w:val="clear" w:color="auto" w:fill="13233A"/>
+          </w:tcPr>
+          <w:p>
+            <w:pPr>
+              <w:pStyle w:val="Compact"/>
+              <w:spacing w:after="40"/>
+              <w:jc w:val="left"/>
+            </w:pPr>
+            <w:r>
+              <w:rPr>
+                <w:b/>
+                <w:color w:val="FFFFFF"/>
+                <w:sz w:val="19"/>
+              </w:rPr>
+              <w:t xml:space="preserve">Baco</w:t>
+            </w:r>
+          </w:p>
+        </w:tc>
+        <w:tc>
+          <w:tcPr>
+            <w:tcW w:type="dxa" w:w="1134"/>
+            <w:shd w:val="clear" w:color="auto" w:fill="13233A"/>
+          </w:tcPr>
+          <w:p>
+            <w:pPr>
+              <w:pStyle w:val="Compact"/>
+              <w:spacing w:after="40"/>
+              <w:jc w:val="left"/>
+            </w:pPr>
+            <w:r>
+              <w:rPr>
+                <w:b/>
+                <w:color w:val="FFFFFF"/>
+                <w:sz w:val="19"/>
+              </w:rPr>
+              <w:t xml:space="preserve">Visto il</w:t>
+            </w:r>
+          </w:p>
+        </w:tc>
+        <w:tc>
+          <w:tcPr>
+            <w:tcW w:type="dxa" w:w="1020"/>
+            <w:shd w:val="clear" w:color="auto" w:fill="13233A"/>
+          </w:tcPr>
+          <w:p>
+            <w:pPr>
+              <w:pStyle w:val="Compact"/>
+              <w:spacing w:after="40"/>
+              <w:jc w:val="left"/>
+            </w:pPr>
+            <w:r>
+              <w:rPr>
+                <w:b/>
+                <w:color w:val="FFFFFF"/>
+                <w:sz w:val="19"/>
+              </w:rPr>
+              <w:t xml:space="preserve">Stato</w:t>
+            </w:r>
+          </w:p>
+        </w:tc>
+        <w:tc>
+          <w:tcPr>
+            <w:tcW w:type="dxa" w:w="3515"/>
+            <w:shd w:val="clear" w:color="auto" w:fill="13233A"/>
+          </w:tcPr>
+          <w:p>
+            <w:pPr>
+              <w:pStyle w:val="Compact"/>
+              <w:spacing w:after="40"/>
+              <w:jc w:val="left"/>
+            </w:pPr>
+            <w:r>
+              <w:rPr>
+                <w:b/>
+                <w:color w:val="FFFFFF"/>
+                <w:sz w:val="19"/>
+              </w:rPr>
+              <w:t xml:space="preserve">Causa e correzione</w:t>
+            </w:r>
+          </w:p>
+        </w:tc>
+      </w:tr>
+      <w:tr>
+        <w:tc>
+          <w:tcPr>
+            <w:tcW w:type="dxa" w:w="794"/>
+          </w:tcPr>
+          <w:p>
+            <w:pPr>
+              <w:pStyle w:val="Compact"/>
+              <w:spacing w:after="40"/>
+              <w:jc w:val="left"/>
+            </w:pPr>
+            <w:r>
+              <w:rPr>
+                <w:sz w:val="19"/>
+              </w:rPr>
+              <w:t xml:space="preserve">B-05</w:t>
+            </w:r>
+          </w:p>
+        </w:tc>
+        <w:tc>
+          <w:tcPr>
+            <w:tcW w:type="dxa" w:w="3402"/>
+          </w:tcPr>
+          <w:p>
+            <w:pPr>
+              <w:pStyle w:val="Compact"/>
+              <w:spacing w:after="40"/>
+              <w:jc w:val="left"/>
+            </w:pPr>
+            <w:r>
+              <w:rPr>
+                <w:sz w:val="19"/>
+              </w:rPr>
+              <w:t xml:space="preserve">In allenamento con gli avversari del computer</w:t>
+            </w:r>
+            <w:r>
+              <w:rPr>
+                <w:sz w:val="19"/>
+              </w:rPr>
+              <w:t xml:space="preserve"> </w:t>
+            </w:r>
+            <w:r>
+              <w:rPr>
+                <w:bCs/>
+                <w:b/>
+                <w:sz w:val="19"/>
+              </w:rPr>
+              <w:t xml:space="preserve">non si vede la classifica</w:t>
+            </w:r>
+            <w:r>
+              <w:rPr>
+                <w:sz w:val="19"/>
+              </w:rPr>
+              <w:t xml:space="preserve"> </w:t>
+            </w:r>
+            <w:r>
+              <w:rPr>
+                <w:sz w:val="19"/>
+              </w:rPr>
+              <w:t xml:space="preserve">(Luigi, 28/10 alle 22:37:</w:t>
+            </w:r>
+            <w:r>
+              <w:rPr>
+                <w:sz w:val="19"/>
+              </w:rPr>
+              <w:t xml:space="preserve"> </w:t>
+            </w:r>
+            <w:r>
+              <w:rPr>
+                <w:sz w:val="19"/>
+              </w:rPr>
+              <w:t xml:space="preserve">“</w:t>
+            </w:r>
+            <w:r>
+              <w:rPr>
+                <w:sz w:val="19"/>
+              </w:rPr>
+              <w:t xml:space="preserve">ti ho detto che la modalità allenamento deve essere uguale alla modalità normale</w:t>
+            </w:r>
+            <w:r>
+              <w:rPr>
+                <w:sz w:val="19"/>
+              </w:rPr>
+              <w:t xml:space="preserve">”</w:t>
+            </w:r>
+            <w:r>
+              <w:rPr>
+                <w:sz w:val="19"/>
+              </w:rPr>
+              <w:t xml:space="preserve">)</w:t>
+            </w:r>
+          </w:p>
+        </w:tc>
+        <w:tc>
+          <w:tcPr>
+            <w:tcW w:type="dxa" w:w="1134"/>
+          </w:tcPr>
+          <w:p>
+            <w:pPr>
+              <w:pStyle w:val="Compact"/>
+              <w:spacing w:after="40"/>
+              <w:jc w:val="left"/>
+            </w:pPr>
+            <w:r>
+              <w:rPr>
+                <w:sz w:val="19"/>
+              </w:rPr>
+              <w:t xml:space="preserve">28/10/2026</w:t>
+            </w:r>
+          </w:p>
+        </w:tc>
+        <w:tc>
+          <w:tcPr>
+            <w:tcW w:type="dxa" w:w="1020"/>
+            <w:shd w:val="clear" w:color="auto" w:fill="FFF1C7"/>
+          </w:tcPr>
+          <w:p>
+            <w:pPr>
+              <w:pStyle w:val="Compact"/>
+              <w:spacing w:after="40"/>
+              <w:jc w:val="left"/>
+            </w:pPr>
+            <w:r>
+              <w:rPr>
+                <w:sz w:val="19"/>
+              </w:rPr>
+              <w:t xml:space="preserve">In corso</w:t>
+            </w:r>
+          </w:p>
+        </w:tc>
+        <w:tc>
+          <w:tcPr>
+            <w:tcW w:type="dxa" w:w="3515"/>
+          </w:tcPr>
+          <w:p>
+            <w:pPr>
+              <w:pStyle w:val="Compact"/>
+              <w:spacing w:after="40"/>
+              <w:jc w:val="left"/>
+            </w:pPr>
+            <w:r>
+              <w:rPr>
+                <w:sz w:val="19"/>
+              </w:rPr>
+              <w:t xml:space="preserve">Causa: la classifica dal vivo (</w:t>
+            </w:r>
+            <w:r>
+              <w:rPr>
+                <w:rStyle w:val="VerbatimChar"/>
+                <w:sz w:val="19"/>
+              </w:rPr>
+              <w:t xml:space="preserve">renderLive</w:t>
+            </w:r>
+            <w:r>
+              <w:rPr>
+                <w:sz w:val="19"/>
+              </w:rPr>
+              <w:t xml:space="preserve">) e la posizione (</w:t>
+            </w:r>
+            <w:r>
+              <w:rPr>
+                <w:sz w:val="19"/>
+              </w:rPr>
+              <w:t xml:space="preserve">“</w:t>
+            </w:r>
+            <w:r>
+              <w:rPr>
+                <w:sz w:val="19"/>
+              </w:rPr>
+              <w:t xml:space="preserve">2 di 4</w:t>
+            </w:r>
+            <w:r>
+              <w:rPr>
+                <w:sz w:val="19"/>
+              </w:rPr>
+              <w:t xml:space="preserve">”</w:t>
+            </w:r>
+            <w:r>
+              <w:rPr>
+                <w:sz w:val="19"/>
+              </w:rPr>
+              <w:t xml:space="preserve">) leggono l’elenco dei concorrenti del server (</w:t>
+            </w:r>
+            <w:r>
+              <w:rPr>
+                <w:rStyle w:val="VerbatimChar"/>
+                <w:sz w:val="19"/>
+              </w:rPr>
+              <w:t xml:space="preserve">net.racers</w:t>
+            </w:r>
+            <w:r>
+              <w:rPr>
+                <w:sz w:val="19"/>
+              </w:rPr>
+              <w:t xml:space="preserve">), che in allenamento non c’è, e il riquadro in alto a destra si accende solo in gara (</w:t>
+            </w:r>
+            <w:r>
+              <w:rPr>
+                <w:rStyle w:val="VerbatimChar"/>
+                <w:sz w:val="19"/>
+              </w:rPr>
+              <w:t xml:space="preserve">hudLabels</w:t>
+            </w:r>
+            <w:r>
+              <w:rPr>
+                <w:sz w:val="19"/>
+              </w:rPr>
+              <w:t xml:space="preserve">). Correzione (0.26.1, ramo</w:t>
+            </w:r>
+            <w:r>
+              <w:rPr>
+                <w:sz w:val="19"/>
+              </w:rPr>
+              <w:t xml:space="preserve"> </w:t>
+            </w:r>
+            <w:r>
+              <w:rPr>
+                <w:rStyle w:val="VerbatimChar"/>
+                <w:sz w:val="19"/>
+              </w:rPr>
+              <w:t xml:space="preserve">giorno/2026-10-28-sera</w:t>
+            </w:r>
+            <w:r>
+              <w:rPr>
+                <w:sz w:val="19"/>
+              </w:rPr>
+              <w:t xml:space="preserve">, senza prove): in allenamento con gli avversari la classifica è il rider più gli avversari in pista, ordinati per strada fatta come in gara; il riquadro in alto a destra si vede, con il primo che mostra i metri fatti e gli altri il distacco; nel riquadro in alto</w:t>
+            </w:r>
+            <w:r>
+              <w:rPr>
+                <w:sz w:val="19"/>
+              </w:rPr>
+              <w:t xml:space="preserve"> </w:t>
+            </w:r>
+            <w:r>
+              <w:rPr>
+                <w:sz w:val="19"/>
+              </w:rPr>
+              <w:t xml:space="preserve">“</w:t>
+            </w:r>
+            <w:r>
+              <w:rPr>
+                <w:sz w:val="19"/>
+              </w:rPr>
+              <w:t xml:space="preserve">Posizione</w:t>
+            </w:r>
+            <w:r>
+              <w:rPr>
+                <w:sz w:val="19"/>
+              </w:rPr>
+              <w:t xml:space="preserve">”</w:t>
+            </w:r>
+            <w:r>
+              <w:rPr>
+                <w:sz w:val="19"/>
+              </w:rPr>
+              <w:t xml:space="preserve"> </w:t>
+            </w:r>
+            <w:r>
+              <w:rPr>
+                <w:sz w:val="19"/>
+              </w:rPr>
+              <w:t xml:space="preserve">(es.</w:t>
+            </w:r>
+            <w:r>
+              <w:rPr>
+                <w:sz w:val="19"/>
+              </w:rPr>
+              <w:t xml:space="preserve"> </w:t>
+            </w:r>
+            <w:r>
+              <w:rPr>
+                <w:sz w:val="19"/>
+              </w:rPr>
+              <w:t xml:space="preserve">“</w:t>
+            </w:r>
+            <w:r>
+              <w:rPr>
+                <w:sz w:val="19"/>
+              </w:rPr>
+              <w:t xml:space="preserve">2 di 4</w:t>
+            </w:r>
+            <w:r>
+              <w:rPr>
+                <w:sz w:val="19"/>
+              </w:rPr>
+              <w:t xml:space="preserve">”</w:t>
+            </w:r>
+            <w:r>
+              <w:rPr>
+                <w:sz w:val="19"/>
+              </w:rPr>
+              <w:t xml:space="preserve">) al posto di</w:t>
+            </w:r>
+            <w:r>
+              <w:rPr>
+                <w:sz w:val="19"/>
+              </w:rPr>
+              <w:t xml:space="preserve"> </w:t>
+            </w:r>
+            <w:r>
+              <w:rPr>
+                <w:sz w:val="19"/>
+              </w:rPr>
+              <w:t xml:space="preserve">“</w:t>
+            </w:r>
+            <w:r>
+              <w:rPr>
+                <w:sz w:val="19"/>
+              </w:rPr>
+              <w:t xml:space="preserve">Distanza</w:t>
+            </w:r>
+            <w:r>
+              <w:rPr>
+                <w:sz w:val="19"/>
+              </w:rPr>
+              <w:t xml:space="preserve">”</w:t>
+            </w:r>
+            <w:r>
+              <w:rPr>
+                <w:sz w:val="19"/>
+              </w:rPr>
+              <w:t xml:space="preserve"> </w:t>
+            </w:r>
+            <w:r>
+              <w:rPr>
+                <w:sz w:val="19"/>
+              </w:rPr>
+              <w:t xml:space="preserve">e la distanza al posto della quota; a fine corsa la classifica sparisce. Il resto delle differenze con la gara è R-519. Prova da aggiungere stanotte: in</w:t>
+            </w:r>
+            <w:r>
+              <w:rPr>
+                <w:sz w:val="19"/>
+              </w:rPr>
+              <w:t xml:space="preserve"> </w:t>
+            </w:r>
+            <w:r>
+              <w:rPr>
+                <w:rStyle w:val="VerbatimChar"/>
+                <w:sz w:val="19"/>
+              </w:rPr>
+              <w:t xml:space="preserve">test_oggetti_allenamento.py</w:t>
+            </w:r>
+            <w:r>
+              <w:rPr>
+                <w:sz w:val="19"/>
+              </w:rPr>
+              <w:t xml:space="preserve"> </w:t>
+            </w:r>
+            <w:r>
+              <w:rPr>
+                <w:sz w:val="19"/>
+              </w:rPr>
+              <w:t xml:space="preserve">(o</w:t>
+            </w:r>
+            <w:r>
+              <w:rPr>
+                <w:sz w:val="19"/>
+              </w:rPr>
+              <w:t xml:space="preserve"> </w:t>
+            </w:r>
+            <w:r>
+              <w:rPr>
+                <w:rStyle w:val="VerbatimChar"/>
+                <w:sz w:val="19"/>
+              </w:rPr>
+              <w:t xml:space="preserve">test_avversari.py</w:t>
+            </w:r>
+            <w:r>
+              <w:rPr>
+                <w:sz w:val="19"/>
+              </w:rPr>
+              <w:t xml:space="preserve">) controllare che in allenamento</w:t>
+            </w:r>
+            <w:r>
+              <w:rPr>
+                <w:sz w:val="19"/>
+              </w:rPr>
+              <w:t xml:space="preserve"> </w:t>
+            </w:r>
+            <w:r>
+              <w:rPr>
+                <w:rStyle w:val="VerbatimChar"/>
+                <w:sz w:val="19"/>
+              </w:rPr>
+              <w:t xml:space="preserve">#live</w:t>
+            </w:r>
+            <w:r>
+              <w:rPr>
+                <w:sz w:val="19"/>
+              </w:rPr>
+              <w:t xml:space="preserve"> </w:t>
+            </w:r>
+            <w:r>
+              <w:rPr>
+                <w:sz w:val="19"/>
+              </w:rPr>
+              <w:t xml:space="preserve">sia visibile con 4 righe (rider + 3 avversari 🤖), che la riga del rider sia</w:t>
+            </w:r>
+            <w:r>
+              <w:rPr>
+                <w:sz w:val="19"/>
+              </w:rPr>
+              <w:t xml:space="preserve"> </w:t>
+            </w:r>
+            <w:r>
+              <w:rPr>
+                <w:rStyle w:val="VerbatimChar"/>
+                <w:sz w:val="19"/>
+              </w:rPr>
+              <w:t xml:space="preserve">li.me</w:t>
+            </w:r>
+            <w:r>
+              <w:rPr>
+                <w:sz w:val="19"/>
+              </w:rPr>
+              <w:t xml:space="preserve">, che</w:t>
+            </w:r>
+            <w:r>
+              <w:rPr>
+                <w:sz w:val="19"/>
+              </w:rPr>
+              <w:t xml:space="preserve"> </w:t>
+            </w:r>
+            <w:r>
+              <w:rPr>
+                <w:rStyle w:val="VerbatimChar"/>
+                <w:sz w:val="19"/>
+              </w:rPr>
+              <w:t xml:space="preserve">#v2</w:t>
+            </w:r>
+            <w:r>
+              <w:rPr>
+                <w:sz w:val="19"/>
+              </w:rPr>
+              <w:t xml:space="preserve"> </w:t>
+            </w:r>
+            <w:r>
+              <w:rPr>
+                <w:sz w:val="19"/>
+              </w:rPr>
+              <w:t xml:space="preserve">contenga</w:t>
+            </w:r>
+            <w:r>
+              <w:rPr>
+                <w:sz w:val="19"/>
+              </w:rPr>
+              <w:t xml:space="preserve"> </w:t>
+            </w:r>
+            <w:r>
+              <w:rPr>
+                <w:sz w:val="19"/>
+              </w:rPr>
+              <w:t xml:space="preserve">“</w:t>
+            </w:r>
+            <w:r>
+              <w:rPr>
+                <w:sz w:val="19"/>
+              </w:rPr>
+              <w:t xml:space="preserve">di 4</w:t>
+            </w:r>
+            <w:r>
+              <w:rPr>
+                <w:sz w:val="19"/>
+              </w:rPr>
+              <w:t xml:space="preserve">”</w:t>
+            </w:r>
+            <w:r>
+              <w:rPr>
+                <w:sz w:val="19"/>
+              </w:rPr>
+              <w:t xml:space="preserve"> </w:t>
+            </w:r>
+            <w:r>
+              <w:rPr>
+                <w:sz w:val="19"/>
+              </w:rPr>
+              <w:t xml:space="preserve">e che dopo la fine della corsa</w:t>
+            </w:r>
+            <w:r>
+              <w:rPr>
+                <w:sz w:val="19"/>
+              </w:rPr>
+              <w:t xml:space="preserve"> </w:t>
+            </w:r>
+            <w:r>
+              <w:rPr>
+                <w:rStyle w:val="VerbatimChar"/>
+                <w:sz w:val="19"/>
+              </w:rPr>
+              <w:t xml:space="preserve">#live</w:t>
+            </w:r>
+            <w:r>
+              <w:rPr>
+                <w:sz w:val="19"/>
+              </w:rPr>
+              <w:t xml:space="preserve"> </w:t>
+            </w:r>
+            <w:r>
+              <w:rPr>
+                <w:sz w:val="19"/>
+              </w:rPr>
+              <w:t xml:space="preserve">sia nascosto</w:t>
+            </w:r>
+          </w:p>
+        </w:tc>
+      </w:tr>
+      <w:tr>
+        <w:tc>
+          <w:tcPr>
+            <w:tcW w:type="dxa" w:w="794"/>
+          </w:tcPr>
+          <w:p>
+            <w:pPr>
+              <w:pStyle w:val="Compact"/>
+              <w:spacing w:after="40"/>
+              <w:jc w:val="left"/>
+            </w:pPr>
+            <w:r>
+              <w:rPr>
+                <w:sz w:val="19"/>
+              </w:rPr>
+              <w:t xml:space="preserve">B-06</w:t>
+            </w:r>
+          </w:p>
+        </w:tc>
+        <w:tc>
+          <w:tcPr>
+            <w:tcW w:type="dxa" w:w="3402"/>
+          </w:tcPr>
+          <w:p>
+            <w:pPr>
+              <w:pStyle w:val="Compact"/>
+              <w:spacing w:after="40"/>
+              <w:jc w:val="left"/>
+            </w:pPr>
+            <w:r>
+              <w:rPr>
+                <w:bCs/>
+                <w:b/>
+                <w:sz w:val="19"/>
+              </w:rPr>
+              <w:t xml:space="preserve">Alberi e oggetti davanti ai trampolini</w:t>
+            </w:r>
+            <w:r>
+              <w:rPr>
+                <w:sz w:val="19"/>
+              </w:rPr>
+              <w:t xml:space="preserve">: si salta dalla rampa e si atterra dentro un albero (Luigi, 28/10 alle 22:37:</w:t>
+            </w:r>
+            <w:r>
+              <w:rPr>
+                <w:sz w:val="19"/>
+              </w:rPr>
+              <w:t xml:space="preserve"> </w:t>
+            </w:r>
+            <w:r>
+              <w:rPr>
+                <w:sz w:val="19"/>
+              </w:rPr>
+              <w:t xml:space="preserve">“</w:t>
+            </w:r>
+            <w:r>
+              <w:rPr>
+                <w:sz w:val="19"/>
+              </w:rPr>
+              <w:t xml:space="preserve">non ha senso che mi metti un trampolino e poi un albero dove ci vado direttamente dentro e cado</w:t>
+            </w:r>
+            <w:r>
+              <w:rPr>
+                <w:sz w:val="19"/>
+              </w:rPr>
+              <w:t xml:space="preserve">”</w:t>
+            </w:r>
+            <w:r>
+              <w:rPr>
+                <w:sz w:val="19"/>
+              </w:rPr>
+              <w:t xml:space="preserve">)</w:t>
+            </w:r>
+          </w:p>
+        </w:tc>
+        <w:tc>
+          <w:tcPr>
+            <w:tcW w:type="dxa" w:w="1134"/>
+          </w:tcPr>
+          <w:p>
+            <w:pPr>
+              <w:pStyle w:val="Compact"/>
+              <w:spacing w:after="40"/>
+              <w:jc w:val="left"/>
+            </w:pPr>
+            <w:r>
+              <w:rPr>
+                <w:sz w:val="19"/>
+              </w:rPr>
+              <w:t xml:space="preserve">28/10/2026</w:t>
+            </w:r>
+          </w:p>
+        </w:tc>
+        <w:tc>
+          <w:tcPr>
+            <w:tcW w:type="dxa" w:w="1020"/>
+            <w:shd w:val="clear" w:color="auto" w:fill="FFF1C7"/>
+          </w:tcPr>
+          <w:p>
+            <w:pPr>
+              <w:pStyle w:val="Compact"/>
+              <w:spacing w:after="40"/>
+              <w:jc w:val="left"/>
+            </w:pPr>
+            <w:r>
+              <w:rPr>
+                <w:sz w:val="19"/>
+              </w:rPr>
+              <w:t xml:space="preserve">In corso</w:t>
+            </w:r>
+          </w:p>
+        </w:tc>
+        <w:tc>
+          <w:tcPr>
+            <w:tcW w:type="dxa" w:w="3515"/>
+          </w:tcPr>
+          <w:p>
+            <w:pPr>
+              <w:pStyle w:val="Compact"/>
+              <w:spacing w:after="40"/>
+              <w:jc w:val="left"/>
+            </w:pPr>
+            <w:r>
+              <w:rPr>
+                <w:sz w:val="19"/>
+              </w:rPr>
+              <w:t xml:space="preserve">Causa: le file di ostacoli (</w:t>
+            </w:r>
+            <w:r>
+              <w:rPr>
+                <w:rStyle w:val="VerbatimChar"/>
+                <w:sz w:val="19"/>
+              </w:rPr>
+              <w:t xml:space="preserve">tracciato.js</w:t>
+            </w:r>
+            <w:r>
+              <w:rPr>
+                <w:sz w:val="19"/>
+              </w:rPr>
+              <w:t xml:space="preserve">) tenevano libero solo lo spazio attorno al trampolino gigante (R-214), non dove si atterra dopo il salto. Correzione (0.26.1, senza prove): dopo ogni rampa un</w:t>
+            </w:r>
+            <w:r>
+              <w:rPr>
+                <w:sz w:val="19"/>
+              </w:rPr>
+              <w:t xml:space="preserve"> </w:t>
+            </w:r>
+            <w:r>
+              <w:rPr>
+                <w:bCs/>
+                <w:b/>
+                <w:sz w:val="19"/>
+              </w:rPr>
+              <w:t xml:space="preserve">corridoio di atterraggio libero</w:t>
+            </w:r>
+            <w:r>
+              <w:rPr>
+                <w:sz w:val="19"/>
+              </w:rPr>
+              <w:t xml:space="preserve">, dritto come il volo e largo come la rampa più un margine: rampa normale da 1 m a 30 m dopo il centro (stacco a 4 m, ~0,9 s in aria, fino a 22 m/s → si atterra entro ~26 m), mezza larghezza 2,6 m; trampolino gigante da 1 m a 48 m (stacco a 8 m, ~1,5 s → entro ~42 m), mezza larghezza 3,8 m. Nel corridoio non si mettono alberi, rocce, porte, altre rampe né bonus, e quelli già messi dalla stessa fila (i bonus) si tolgono. Non consuma numeri casuali: la pista resta la stessa per tutti e per gli avversari del computer (che leggono lo stesso</w:t>
+            </w:r>
+            <w:r>
+              <w:rPr>
+                <w:sz w:val="19"/>
+              </w:rPr>
+              <w:t xml:space="preserve"> </w:t>
+            </w:r>
+            <w:r>
+              <w:rPr>
+                <w:rStyle w:val="VerbatimChar"/>
+                <w:sz w:val="19"/>
+              </w:rPr>
+              <w:t xml:space="preserve">tracciato.js</w:t>
+            </w:r>
+            <w:r>
+              <w:rPr>
+                <w:sz w:val="19"/>
+              </w:rPr>
+              <w:t xml:space="preserve">), cambia solo lì. Attenzione: la pista del giorno e le piste delle prove cambiano forma rispetto alla 0.26.0 (meno ostacoli): le foto di riferimento vanno rifatte. Prova da aggiungere stanotte: in</w:t>
+            </w:r>
+            <w:r>
+              <w:rPr>
+                <w:sz w:val="19"/>
+              </w:rPr>
+              <w:t xml:space="preserve"> </w:t>
+            </w:r>
+            <w:r>
+              <w:rPr>
+                <w:rStyle w:val="VerbatimChar"/>
+                <w:sz w:val="19"/>
+              </w:rPr>
+              <w:t xml:space="preserve">test_gioco.py</w:t>
+            </w:r>
+            <w:r>
+              <w:rPr>
+                <w:sz w:val="19"/>
+              </w:rPr>
+              <w:t xml:space="preserve"> </w:t>
+            </w:r>
+            <w:r>
+              <w:rPr>
+                <w:sz w:val="19"/>
+              </w:rPr>
+              <w:t xml:space="preserve">(o una prova nuova</w:t>
+            </w:r>
+            <w:r>
+              <w:rPr>
+                <w:sz w:val="19"/>
+              </w:rPr>
+              <w:t xml:space="preserve"> </w:t>
+            </w:r>
+            <w:r>
+              <w:rPr>
+                <w:rStyle w:val="VerbatimChar"/>
+                <w:sz w:val="19"/>
+              </w:rPr>
+              <w:t xml:space="preserve">test_atterraggio.py</w:t>
+            </w:r>
+            <w:r>
+              <w:rPr>
+                <w:sz w:val="19"/>
+              </w:rPr>
+              <w:t xml:space="preserve">), con</w:t>
+            </w:r>
+            <w:r>
+              <w:rPr>
+                <w:sz w:val="19"/>
+              </w:rPr>
+              <w:t xml:space="preserve"> </w:t>
+            </w:r>
+            <w:r>
+              <w:rPr>
+                <w:rStyle w:val="VerbatimChar"/>
+                <w:sz w:val="19"/>
+              </w:rPr>
+              <w:t xml:space="preserve">PN.tracciato.dati(seme)</w:t>
+            </w:r>
+            <w:r>
+              <w:rPr>
+                <w:sz w:val="19"/>
+              </w:rPr>
+              <w:t xml:space="preserve"> </w:t>
+            </w:r>
+            <w:r>
+              <w:rPr>
+                <w:sz w:val="19"/>
+              </w:rPr>
+              <w:t xml:space="preserve">su 3 semi e 3 km, per ogni rampa nessun oggetto di tipo tree/rock/gate/ramp con</w:t>
+            </w:r>
+          </w:p>
+        </w:tc>
+      </w:tr>
+      <w:tr>
+        <w:tc>
+          <w:tcPr>
+            <w:tcW w:type="dxa" w:w="794"/>
+          </w:tcPr>
+          <w:p>
+            <w:pPr>
+              <w:pStyle w:val="Compact"/>
+              <w:spacing w:after="40"/>
+              <w:jc w:val="left"/>
+            </w:pPr>
+            <w:r>
+              <w:rPr>
+                <w:sz w:val="19"/>
+              </w:rPr>
+              <w:t xml:space="preserve">B-04</w:t>
+            </w:r>
+          </w:p>
+        </w:tc>
+        <w:tc>
+          <w:tcPr>
+            <w:tcW w:type="dxa" w:w="3402"/>
+          </w:tcPr>
+          <w:p>
+            <w:pPr>
+              <w:pStyle w:val="Compact"/>
+              <w:spacing w:after="40"/>
+              <w:jc w:val="left"/>
+            </w:pPr>
+            <w:r>
+              <w:rPr>
+                <w:sz w:val="19"/>
+              </w:rPr>
+              <w:t xml:space="preserve">Molti arrivi nello stesso istante nella</w:t>
+            </w:r>
+            <w:r>
+              <w:rPr>
+                <w:sz w:val="19"/>
+              </w:rPr>
+              <w:t xml:space="preserve"> </w:t>
+            </w:r>
+            <w:r>
+              <w:rPr>
+                <w:bCs/>
+                <w:b/>
+                <w:sz w:val="19"/>
+              </w:rPr>
+              <w:t xml:space="preserve">sala online</w:t>
+            </w:r>
+            <w:r>
+              <w:rPr>
+                <w:sz w:val="19"/>
+              </w:rPr>
+              <w:t xml:space="preserve">: tutti finiscono nella stessa sala e chi è di troppo vede</w:t>
+            </w:r>
+            <w:r>
+              <w:rPr>
+                <w:sz w:val="19"/>
+              </w:rPr>
+              <w:t xml:space="preserve"> </w:t>
+            </w:r>
+            <w:r>
+              <w:rPr>
+                <w:sz w:val="19"/>
+              </w:rPr>
+              <w:t xml:space="preserve">“</w:t>
+            </w:r>
+            <w:r>
+              <w:rPr>
+                <w:sz w:val="19"/>
+              </w:rPr>
+              <w:t xml:space="preserve">La sfida è piena (massimo 8 giocatori)</w:t>
+            </w:r>
+            <w:r>
+              <w:rPr>
+                <w:sz w:val="19"/>
+              </w:rPr>
+              <w:t xml:space="preserve">”</w:t>
+            </w:r>
+            <w:r>
+              <w:rPr>
+                <w:sz w:val="19"/>
+              </w:rPr>
+              <w:t xml:space="preserve"> </w:t>
+            </w:r>
+            <w:r>
+              <w:rPr>
+                <w:sz w:val="19"/>
+              </w:rPr>
+              <w:t xml:space="preserve">e deve premere di nuovo</w:t>
+            </w:r>
+            <w:r>
+              <w:rPr>
+                <w:sz w:val="19"/>
+              </w:rPr>
+              <w:t xml:space="preserve"> </w:t>
+            </w:r>
+            <w:r>
+              <w:rPr>
+                <w:sz w:val="19"/>
+              </w:rPr>
+              <w:t xml:space="preserve">“</w:t>
+            </w:r>
+            <w:r>
+              <w:rPr>
+                <w:sz w:val="19"/>
+              </w:rPr>
+              <w:t xml:space="preserve">Online</w:t>
+            </w:r>
+            <w:r>
+              <w:rPr>
+                <w:sz w:val="19"/>
+              </w:rPr>
+              <w:t xml:space="preserve">”</w:t>
+            </w:r>
+            <w:r>
+              <w:rPr>
+                <w:sz w:val="19"/>
+              </w:rPr>
+              <w:t xml:space="preserve">, anche più volte. Visto nella simulazione di carico del 28/10 (sezione 14): 50 persone insieme → 42 respinte al primo tentativo, 10 anche al secondo; con un arrivo ogni 100 ms nessuna</w:t>
+            </w:r>
+          </w:p>
+        </w:tc>
+        <w:tc>
+          <w:tcPr>
+            <w:tcW w:type="dxa" w:w="1134"/>
+          </w:tcPr>
+          <w:p>
+            <w:pPr>
+              <w:pStyle w:val="Compact"/>
+              <w:spacing w:after="40"/>
+              <w:jc w:val="left"/>
+            </w:pPr>
+            <w:r>
+              <w:rPr>
+                <w:sz w:val="19"/>
+              </w:rPr>
+              <w:t xml:space="preserve">28/10/2026</w:t>
+            </w:r>
+          </w:p>
+        </w:tc>
+        <w:tc>
+          <w:tcPr>
+            <w:tcW w:type="dxa" w:w="1020"/>
+            <w:shd w:val="clear" w:color="auto" w:fill="FDE2D6"/>
+          </w:tcPr>
+          <w:p>
+            <w:pPr>
+              <w:pStyle w:val="Compact"/>
+              <w:spacing w:after="40"/>
+              <w:jc w:val="left"/>
+            </w:pPr>
+            <w:r>
+              <w:rPr>
+                <w:sz w:val="19"/>
+              </w:rPr>
+              <w:t xml:space="preserve">Da fare</w:t>
+            </w:r>
+          </w:p>
+        </w:tc>
+        <w:tc>
+          <w:tcPr>
+            <w:tcW w:type="dxa" w:w="3515"/>
+          </w:tcPr>
+          <w:p>
+            <w:pPr>
+              <w:pStyle w:val="Compact"/>
+              <w:spacing w:after="40"/>
+              <w:jc w:val="left"/>
+            </w:pPr>
+            <w:r>
+              <w:rPr>
+                <w:sz w:val="19"/>
+              </w:rPr>
+              <w:t xml:space="preserve">Causa:</w:t>
+            </w:r>
+            <w:r>
+              <w:rPr>
+                <w:sz w:val="19"/>
+              </w:rPr>
+              <w:t xml:space="preserve"> </w:t>
+            </w:r>
+            <w:r>
+              <w:rPr>
+                <w:rStyle w:val="VerbatimChar"/>
+                <w:sz w:val="19"/>
+              </w:rPr>
+              <w:t xml:space="preserve">/api/quick</w:t>
+            </w:r>
+            <w:r>
+              <w:rPr>
+                <w:sz w:val="19"/>
+              </w:rPr>
+              <w:t xml:space="preserve"> </w:t>
+            </w:r>
+            <w:r>
+              <w:rPr>
+                <w:sz w:val="19"/>
+              </w:rPr>
+              <w:t xml:space="preserve">sceglie la sala contando chi è già dentro, ma tra la sua risposta e l’ingresso vero (</w:t>
+            </w:r>
+            <w:r>
+              <w:rPr>
+                <w:rStyle w:val="VerbatimChar"/>
+                <w:sz w:val="19"/>
+              </w:rPr>
+              <w:t xml:space="preserve">hello</w:t>
+            </w:r>
+            <w:r>
+              <w:rPr>
+                <w:sz w:val="19"/>
+              </w:rPr>
+              <w:t xml:space="preserve">) passano 0,1-0,5 s, e in quell’intervallo tutti vedono la stessa sala libera. Correzione in due parti: (1)</w:t>
+            </w:r>
+            <w:r>
+              <w:rPr>
+                <w:sz w:val="19"/>
+              </w:rPr>
+              <w:t xml:space="preserve"> </w:t>
+            </w:r>
+            <w:r>
+              <w:rPr>
+                <w:bCs/>
+                <w:b/>
+                <w:sz w:val="19"/>
+              </w:rPr>
+              <w:t xml:space="preserve">prenotazione del posto</w:t>
+            </w:r>
+            <w:r>
+              <w:rPr>
+                <w:sz w:val="19"/>
+              </w:rPr>
+              <w:t xml:space="preserve"> </w:t>
+            </w:r>
+            <w:r>
+              <w:rPr>
+                <w:sz w:val="19"/>
+              </w:rPr>
+              <w:t xml:space="preserve">nella stanza (</w:t>
+            </w:r>
+            <w:r>
+              <w:rPr>
+                <w:rStyle w:val="VerbatimChar"/>
+                <w:sz w:val="19"/>
+              </w:rPr>
+              <w:t xml:space="preserve">prenota(id)</w:t>
+            </w:r>
+            <w:r>
+              <w:rPr>
+                <w:sz w:val="19"/>
+              </w:rPr>
+              <w:t xml:space="preserve"> </w:t>
+            </w:r>
+            <w:r>
+              <w:rPr>
+                <w:sz w:val="19"/>
+              </w:rPr>
+              <w:t xml:space="preserve">nel Durable Object</w:t>
+            </w:r>
+            <w:r>
+              <w:rPr>
+                <w:sz w:val="19"/>
+              </w:rPr>
+              <w:t xml:space="preserve"> </w:t>
+            </w:r>
+            <w:r>
+              <w:rPr>
+                <w:rStyle w:val="VerbatimChar"/>
+                <w:sz w:val="19"/>
+              </w:rPr>
+              <w:t xml:space="preserve">RaceRoom</w:t>
+            </w:r>
+            <w:r>
+              <w:rPr>
+                <w:sz w:val="19"/>
+              </w:rPr>
+              <w:t xml:space="preserve">:</w:t>
+            </w:r>
+            <w:r>
+              <w:rPr>
+                <w:sz w:val="19"/>
+              </w:rPr>
+              <w:t xml:space="preserve"> </w:t>
+            </w:r>
+            <w:r>
+              <w:rPr>
+                <w:rStyle w:val="VerbatimChar"/>
+                <w:sz w:val="19"/>
+              </w:rPr>
+              <w:t xml:space="preserve">/api/quick</w:t>
+            </w:r>
+            <w:r>
+              <w:rPr>
+                <w:sz w:val="19"/>
+              </w:rPr>
+              <w:t xml:space="preserve"> </w:t>
+            </w:r>
+            <w:r>
+              <w:rPr>
+                <w:sz w:val="19"/>
+              </w:rPr>
+              <w:t xml:space="preserve">chiede a ogni sala persone presenti</w:t>
+            </w:r>
+            <w:r>
+              <w:rPr>
+                <w:sz w:val="19"/>
+              </w:rPr>
+              <w:t xml:space="preserve"> </w:t>
+            </w:r>
+            <w:r>
+              <w:rPr>
+                <w:bCs/>
+                <w:b/>
+                <w:sz w:val="19"/>
+              </w:rPr>
+              <w:t xml:space="preserve">più posti prenotati negli ultimi 10 s</w:t>
+            </w:r>
+            <w:r>
+              <w:rPr>
+                <w:sz w:val="19"/>
+              </w:rPr>
+              <w:t xml:space="preserve"> </w:t>
+            </w:r>
+            <w:r>
+              <w:rPr>
+                <w:sz w:val="19"/>
+              </w:rPr>
+              <w:t xml:space="preserve">e prenota il posto prima di rispondere;</w:t>
+            </w:r>
+            <w:r>
+              <w:rPr>
+                <w:sz w:val="19"/>
+              </w:rPr>
+              <w:t xml:space="preserve"> </w:t>
+            </w:r>
+            <w:r>
+              <w:rPr>
+                <w:rStyle w:val="VerbatimChar"/>
+                <w:sz w:val="19"/>
+              </w:rPr>
+              <w:t xml:space="preserve">hello</w:t>
+            </w:r>
+            <w:r>
+              <w:rPr>
+                <w:sz w:val="19"/>
+              </w:rPr>
+              <w:t xml:space="preserve"> </w:t>
+            </w:r>
+            <w:r>
+              <w:rPr>
+                <w:sz w:val="19"/>
+              </w:rPr>
+              <w:t xml:space="preserve">consuma la prenotazione; vale anche per le sale del Gran Premio</w:t>
+            </w:r>
+            <w:r>
+              <w:rPr>
+                <w:sz w:val="19"/>
+              </w:rPr>
+              <w:t xml:space="preserve"> </w:t>
+            </w:r>
+            <w:r>
+              <w:rPr>
+                <w:rStyle w:val="VerbatimChar"/>
+                <w:sz w:val="19"/>
+              </w:rPr>
+              <w:t xml:space="preserve">/api/quick?gp=1</w:t>
+            </w:r>
+            <w:r>
+              <w:rPr>
+                <w:sz w:val="19"/>
+              </w:rPr>
+              <w:t xml:space="preserve">); (2)</w:t>
+            </w:r>
+            <w:r>
+              <w:rPr>
+                <w:sz w:val="19"/>
+              </w:rPr>
+              <w:t xml:space="preserve"> </w:t>
+            </w:r>
+            <w:r>
+              <w:rPr>
+                <w:bCs/>
+                <w:b/>
+                <w:sz w:val="19"/>
+              </w:rPr>
+              <w:t xml:space="preserve">nel gioco</w:t>
+            </w:r>
+            <w:r>
+              <w:rPr>
+                <w:sz w:val="19"/>
+              </w:rPr>
+              <w:t xml:space="preserve">, su</w:t>
+            </w:r>
+            <w:r>
+              <w:rPr>
+                <w:sz w:val="19"/>
+              </w:rPr>
+              <w:t xml:space="preserve"> </w:t>
+            </w:r>
+            <w:r>
+              <w:rPr>
+                <w:rStyle w:val="VerbatimChar"/>
+                <w:sz w:val="19"/>
+              </w:rPr>
+              <w:t xml:space="preserve">full</w:t>
+            </w:r>
+            <w:r>
+              <w:rPr>
+                <w:sz w:val="19"/>
+              </w:rPr>
+              <w:t xml:space="preserve"> </w:t>
+            </w:r>
+            <w:r>
+              <w:rPr>
+                <w:sz w:val="19"/>
+              </w:rPr>
+              <w:t xml:space="preserve">in modalità online e Gran Premio, nuovo</w:t>
+            </w:r>
+            <w:r>
+              <w:rPr>
+                <w:sz w:val="19"/>
+              </w:rPr>
+              <w:t xml:space="preserve"> </w:t>
+            </w:r>
+            <w:r>
+              <w:rPr>
+                <w:rStyle w:val="VerbatimChar"/>
+                <w:sz w:val="19"/>
+              </w:rPr>
+              <w:t xml:space="preserve">/api/quick</w:t>
+            </w:r>
+            <w:r>
+              <w:rPr>
+                <w:sz w:val="19"/>
+              </w:rPr>
+              <w:t xml:space="preserve"> </w:t>
+            </w:r>
+            <w:r>
+              <w:rPr>
+                <w:sz w:val="19"/>
+              </w:rPr>
+              <w:t xml:space="preserve">da solo fino a 3 volte con una piccola attesa a caso (0,2-1 s), senza mostrare l’errore; l’errore resta solo se anche il terzo tentativo fallisce. Prova:</w:t>
+            </w:r>
+            <w:r>
+              <w:rPr>
+                <w:sz w:val="19"/>
+              </w:rPr>
+              <w:t xml:space="preserve"> </w:t>
+            </w:r>
+            <w:r>
+              <w:rPr>
+                <w:rStyle w:val="VerbatimChar"/>
+                <w:sz w:val="19"/>
+              </w:rPr>
+              <w:t xml:space="preserve">node tools/verifica/simulazione.mjs --modo=online --solo-ingresso=1</w:t>
+            </w:r>
+            <w:r>
+              <w:rPr>
+                <w:sz w:val="19"/>
+              </w:rPr>
+              <w:t xml:space="preserve"> </w:t>
+            </w:r>
+            <w:r>
+              <w:rPr>
+                <w:sz w:val="19"/>
+              </w:rPr>
+              <w:t xml:space="preserve">(50 insieme) deve dare 0 respinti; in</w:t>
+            </w:r>
+            <w:r>
+              <w:rPr>
+                <w:sz w:val="19"/>
+              </w:rPr>
+              <w:t xml:space="preserve"> </w:t>
+            </w:r>
+            <w:r>
+              <w:rPr>
+                <w:rStyle w:val="VerbatimChar"/>
+                <w:sz w:val="19"/>
+              </w:rPr>
+              <w:t xml:space="preserve">test_server.mjs</w:t>
+            </w:r>
+            <w:r>
+              <w:rPr>
+                <w:sz w:val="19"/>
+              </w:rPr>
+              <w:t xml:space="preserve"> </w:t>
+            </w:r>
+            <w:r>
+              <w:rPr>
+                <w:sz w:val="19"/>
+              </w:rPr>
+              <w:t xml:space="preserve">una T17 con 12</w:t>
+            </w:r>
+            <w:r>
+              <w:rPr>
+                <w:sz w:val="19"/>
+              </w:rPr>
+              <w:t xml:space="preserve"> </w:t>
+            </w:r>
+            <w:r>
+              <w:rPr>
+                <w:rStyle w:val="VerbatimChar"/>
+                <w:sz w:val="19"/>
+              </w:rPr>
+              <w:t xml:space="preserve">/api/quick</w:t>
+            </w:r>
+            <w:r>
+              <w:rPr>
+                <w:sz w:val="19"/>
+              </w:rPr>
+              <w:t xml:space="preserve"> </w:t>
+            </w:r>
+            <w:r>
+              <w:rPr>
+                <w:sz w:val="19"/>
+              </w:rPr>
+              <w:t xml:space="preserve">nello stesso istante che devono rispondere 8 volte ONLINE1 e 4 volte ONLINE2</w:t>
+            </w:r>
+          </w:p>
+        </w:tc>
+      </w:tr>
+    </w:tbl>
+    <w:bookmarkEnd w:id="26"/>
+    <w:bookmarkStart w:id="27" w:name="sito-e-piattaforma"/>
     <w:p>
       <w:pPr>
         <w:pStyle w:val="Heading1"/>
@@ -5476,8 +8632,8 @@
         </w:tc>
       </w:tr>
     </w:tbl>
-    <w:bookmarkEnd w:id="24"/>
-    <w:bookmarkStart w:id="25" w:name="grafica-e-qualità"/>
+    <w:bookmarkEnd w:id="27"/>
+    <w:bookmarkStart w:id="28" w:name="grafica-e-qualità"/>
     <w:p>
       <w:pPr>
         <w:pStyle w:val="Heading1"/>
@@ -5701,19 +8857,19 @@
         <w:tc>
           <w:tcPr>
             <w:tcW w:type="dxa" w:w="1134"/>
-            <w:shd w:val="clear" w:color="auto" w:fill="FDE2D6"/>
-          </w:tcPr>
-          <w:p>
-            <w:pPr>
-              <w:pStyle w:val="Compact"/>
-              <w:spacing w:after="40"/>
-              <w:jc w:val="left"/>
-            </w:pPr>
-            <w:r>
-              <w:rPr>
-                <w:sz w:val="19"/>
-              </w:rPr>
-              <w:t xml:space="preserve">Da fare</w:t>
+            <w:shd w:val="clear" w:color="auto" w:fill="FFF1C7"/>
+          </w:tcPr>
+          <w:p>
+            <w:pPr>
+              <w:pStyle w:val="Compact"/>
+              <w:spacing w:after="40"/>
+              <w:jc w:val="left"/>
+            </w:pPr>
+            <w:r>
+              <w:rPr>
+                <w:sz w:val="19"/>
+              </w:rPr>
+              <w:t xml:space="preserve">In corso</w:t>
             </w:r>
           </w:p>
         </w:tc>
@@ -5727,37 +8883,225 @@
               <w:spacing w:after="40"/>
               <w:jc w:val="left"/>
             </w:pPr>
-            <w:r>
-              <w:rPr>
-                <w:sz w:val="19"/>
-              </w:rPr>
-              <w:t xml:space="preserve">Scelta di Luigi del 27/10 sera tra 4 livelli (1 oggi; 2 stilizzato curato; 3 modelli 3D veri città per città; 4 quasi realistico, sconsigliato: su Android WebGPU c’è solo da Android 12 in su e i telefoni si scaldano).</w:t>
-            </w:r>
-            <w:r>
-              <w:rPr>
-                <w:sz w:val="19"/>
-              </w:rPr>
-              <w:t xml:space="preserve"> </w:t>
-            </w:r>
             <w:r>
               <w:rPr>
                 <w:bCs/>
                 <w:b/>
                 <w:sz w:val="19"/>
               </w:rPr>
-              <w:t xml:space="preserve">Prima parte, lo sfondo:</w:t>
-            </w:r>
-            <w:r>
-              <w:rPr>
-                <w:sz w:val="19"/>
-              </w:rPr>
-              <w:t xml:space="preserve"> </w:t>
-            </w:r>
-            <w:r>
-              <w:rPr>
-                <w:sz w:val="19"/>
-              </w:rPr>
-              <w:t xml:space="preserve">(1) cielo con nuvole dipinte su due strati che scorrono piano, sole con alone morbido, colori del cielo coerenti con la cartolina di ogni città; (2) cartolina in profondità: ogni città divisa in 2-3 piani a distanze diverse (lontano monti e colline, in mezzo la città, davanti il monumento), così quando la strada curva o il rider si sposta i piani scorrono a velocità diverse e lo sfondo ha profondità; (3) luce coerente: i palazzi e il monumento sono illuminati dalla parte del sole del cielo; (4) nessuna linea netta tra pista e sfondo: suolo lontano, nebbia della pista e foschia della cartolina sfumano l’uno nell’altro; (5) anche la Neve con uno sfondo dipinto a più piani (cime con ghiacciai, boschi, valle); (6) piccoli movimenti: nuvole, uccelli lontani, acqua che luccica dove c’è il mare o il fiume. Limiti: al massimo 3 oggetti da disegnare in più per lo sfondo; memoria della scheda video per lo sfondo di una città ≤ 16 MB sul PC e ≤ 6 MB sul telefono; si dipinge nel worker come oggi (R-405); nessun fotogramma perso (lo misura A-14).</w:t>
+              <w:t xml:space="preserve">Dalla 0.26.0 (scritta il 28/10 mattina senza prove, da provare la notte)</w:t>
+            </w:r>
+            <w:r>
+              <w:rPr>
+                <w:sz w:val="19"/>
+              </w:rPr>
+              <w:t xml:space="preserve"> </w:t>
+            </w:r>
+            <w:r>
+              <w:rPr>
+                <w:sz w:val="19"/>
+              </w:rPr>
+              <w:t xml:space="preserve">la prima parte: (1) cielo nel modulo nuovo</w:t>
+            </w:r>
+            <w:r>
+              <w:rPr>
+                <w:sz w:val="19"/>
+              </w:rPr>
+              <w:t xml:space="preserve"> </w:t>
+            </w:r>
+            <w:r>
+              <w:rPr>
+                <w:rStyle w:val="VerbatimChar"/>
+                <w:sz w:val="19"/>
+              </w:rPr>
+              <w:t xml:space="preserve">moduli/cielo.js</w:t>
+            </w:r>
+            <w:r>
+              <w:rPr>
+                <w:sz w:val="19"/>
+              </w:rPr>
+              <w:t xml:space="preserve">, con il sole (disco, alone stretto e alone largo) e due strati di nuvole disegnate dalla scheda video (rumore procedurale, niente immagini), che scorrono a velocità diverse e sono più chiare dal lato del sole; quantità di nuvole per scenario (Londra e Berlino più coperte, Madrid e Lisbona serene) o</w:t>
+            </w:r>
+            <w:r>
+              <w:rPr>
+                <w:sz w:val="19"/>
+              </w:rPr>
+              <w:t xml:space="preserve"> </w:t>
+            </w:r>
+            <w:r>
+              <w:rPr>
+                <w:rStyle w:val="VerbatimChar"/>
+                <w:sz w:val="19"/>
+              </w:rPr>
+              <w:t xml:space="preserve">nuvole</w:t>
+            </w:r>
+            <w:r>
+              <w:rPr>
+                <w:sz w:val="19"/>
+              </w:rPr>
+              <w:t xml:space="preserve"> </w:t>
+            </w:r>
+            <w:r>
+              <w:rPr>
+                <w:sz w:val="19"/>
+              </w:rPr>
+              <w:t xml:space="preserve">nello scenario; sul telefono un dettaglio in meno; ferme con</w:t>
+            </w:r>
+            <w:r>
+              <w:rPr>
+                <w:sz w:val="19"/>
+              </w:rPr>
+              <w:t xml:space="preserve"> </w:t>
+            </w:r>
+            <w:r>
+              <w:rPr>
+                <w:rStyle w:val="VerbatimChar"/>
+                <w:sz w:val="19"/>
+              </w:rPr>
+              <w:t xml:space="preserve">?cielo=fermo</w:t>
+            </w:r>
+            <w:r>
+              <w:rPr>
+                <w:sz w:val="19"/>
+              </w:rPr>
+              <w:t xml:space="preserve"> </w:t>
+            </w:r>
+            <w:r>
+              <w:rPr>
+                <w:sz w:val="19"/>
+              </w:rPr>
+              <w:t xml:space="preserve">o se il dispositivo chiede meno movimento; (2) cartolina in due piani:</w:t>
+            </w:r>
+            <w:r>
+              <w:rPr>
+                <w:sz w:val="19"/>
+              </w:rPr>
+              <w:t xml:space="preserve"> </w:t>
+            </w:r>
+            <w:r>
+              <w:rPr>
+                <w:rStyle w:val="VerbatimChar"/>
+                <w:sz w:val="19"/>
+              </w:rPr>
+              <w:t xml:space="preserve">panorami.dipingiPiani</w:t>
+            </w:r>
+            <w:r>
+              <w:rPr>
+                <w:sz w:val="19"/>
+              </w:rPr>
+              <w:t xml:space="preserve"> </w:t>
+            </w:r>
+            <w:r>
+              <w:rPr>
+                <w:sz w:val="19"/>
+              </w:rPr>
+              <w:t xml:space="preserve">dipinge i monti lontani (i</w:t>
+            </w:r>
+            <w:r>
+              <w:rPr>
+                <w:sz w:val="19"/>
+              </w:rPr>
+              <w:t xml:space="preserve"> </w:t>
+            </w:r>
+            <w:r>
+              <w:rPr>
+                <w:rStyle w:val="VerbatimChar"/>
+                <w:sz w:val="19"/>
+              </w:rPr>
+              <w:t xml:space="preserve">crinale</w:t>
+            </w:r>
+            <w:r>
+              <w:rPr>
+                <w:sz w:val="19"/>
+              </w:rPr>
+              <w:t xml:space="preserve"> </w:t>
+            </w:r>
+            <w:r>
+              <w:rPr>
+                <w:sz w:val="19"/>
+              </w:rPr>
+              <w:t xml:space="preserve">con la base all’altezza degli occhi e senza bosco, o</w:t>
+            </w:r>
+            <w:r>
+              <w:rPr>
+                <w:sz w:val="19"/>
+              </w:rPr>
+              <w:t xml:space="preserve"> </w:t>
+            </w:r>
+            <w:r>
+              <w:rPr>
+                <w:rStyle w:val="VerbatimChar"/>
+                <w:sz w:val="19"/>
+              </w:rPr>
+              <w:t xml:space="preserve">piano: 'lontano'</w:t>
+            </w:r>
+            <w:r>
+              <w:rPr>
+                <w:sz w:val="19"/>
+              </w:rPr>
+              <w:t xml:space="preserve">) su una tela a parte larga un quarto, montata su un cilindro che segue la telecamera, mentre città e monumento stanno su un cilindro fermo sull’asse della strada (</w:t>
+            </w:r>
+            <w:r>
+              <w:rPr>
+                <w:rStyle w:val="VerbatimChar"/>
+                <w:sz w:val="19"/>
+              </w:rPr>
+              <w:t xml:space="preserve">SFONDI.segui</w:t>
+            </w:r>
+            <w:r>
+              <w:rPr>
+                <w:sz w:val="19"/>
+              </w:rPr>
+              <w:t xml:space="preserve">): spostandosi a lato il rider vede la città scorrere rispetto ai monti; (3) una sola direzione del sole (</w:t>
+            </w:r>
+            <w:r>
+              <w:rPr>
+                <w:rStyle w:val="VerbatimChar"/>
+                <w:sz w:val="19"/>
+              </w:rPr>
+              <w:t xml:space="preserve">PN.cielo.SOLE</w:t>
+            </w:r>
+            <w:r>
+              <w:rPr>
+                <w:sz w:val="19"/>
+              </w:rPr>
+              <w:t xml:space="preserve">, davanti a sinistra, 35° sopra l’orizzonte) per il disco nel cielo, la luce direzionale della scena e la luce</w:t>
+            </w:r>
+            <w:r>
+              <w:rPr>
+                <w:sz w:val="19"/>
+              </w:rPr>
+              <w:t xml:space="preserve"> </w:t>
+            </w:r>
+            <w:r>
+              <w:rPr>
+                <w:sz w:val="19"/>
+              </w:rPr>
+              <w:t xml:space="preserve">“</w:t>
+            </w:r>
+            <w:r>
+              <w:rPr>
+                <w:sz w:val="19"/>
+              </w:rPr>
+              <w:t xml:space="preserve">da sinistra</w:t>
+            </w:r>
+            <w:r>
+              <w:rPr>
+                <w:sz w:val="19"/>
+              </w:rPr>
+              <w:t xml:space="preserve">”</w:t>
+            </w:r>
+            <w:r>
+              <w:rPr>
+                <w:sz w:val="19"/>
+              </w:rPr>
+              <w:t xml:space="preserve"> </w:t>
+            </w:r>
+            <w:r>
+              <w:rPr>
+                <w:sz w:val="19"/>
+              </w:rPr>
+              <w:t xml:space="preserve">delle cartoline; (4) il disco del suolo lontano sfuma dal colore della nebbia della pista a quello della terra o del mare della città; (5) Neve con la cartolina dipinta (cime con i ghiacciai e la catena più vicina sul piano lontano; versanti con il bosco, abeti sempre più grandi, fondovalle bianco con baite e lago gelato sul piano vicino), i coni 3D restano solo se la cartolina manca; (6) nuvole in movimento. Memoria stimata dello sfondo: ~15 MB PC, ~3,8 MB telefono (da misurare la notte). Restano della prima parte: uccelli lontani, acqua che luccica, terzo piano per le città senza monti. Scelta di Luigi del 27/10 sera tra 4 livelli (1 oggi; 2 stilizzato curato; 3 modelli 3D veri città per città; 4 quasi realistico, sconsigliato: su Android WebGPU c’è solo da Android 12 in su e i telefoni si scaldano).</w:t>
             </w:r>
             <w:r>
               <w:rPr>
@@ -5771,6 +9115,32 @@
                 <w:b/>
                 <w:sz w:val="19"/>
               </w:rPr>
+              <w:t xml:space="preserve">Prima parte, lo sfondo:</w:t>
+            </w:r>
+            <w:r>
+              <w:rPr>
+                <w:sz w:val="19"/>
+              </w:rPr>
+              <w:t xml:space="preserve"> </w:t>
+            </w:r>
+            <w:r>
+              <w:rPr>
+                <w:sz w:val="19"/>
+              </w:rPr>
+              <w:t xml:space="preserve">(1) cielo con nuvole dipinte su due strati che scorrono piano, sole con alone morbido, colori del cielo coerenti con la cartolina di ogni città; (2) cartolina in profondità: ogni città divisa in 2-3 piani a distanze diverse (lontano monti e colline, in mezzo la città, davanti il monumento), così quando la strada curva o il rider si sposta i piani scorrono a velocità diverse e lo sfondo ha profondità; (3) luce coerente: i palazzi e il monumento sono illuminati dalla parte del sole del cielo; (4) nessuna linea netta tra pista e sfondo: suolo lontano, nebbia della pista e foschia della cartolina sfumano l’uno nell’altro; (5) anche la Neve con uno sfondo dipinto a più piani (cime con ghiacciai, boschi, valle); (6) piccoli movimenti: nuvole, uccelli lontani, acqua che luccica dove c’è il mare o il fiume. Limiti: al massimo 3 oggetti da disegnare in più per lo sfondo; memoria della scheda video per lo sfondo di una città ≤ 16 MB sul PC e ≤ 6 MB sul telefono; si dipinge nel worker come oggi (R-405); nessun fotogramma perso (lo misura A-14).</w:t>
+            </w:r>
+            <w:r>
+              <w:rPr>
+                <w:sz w:val="19"/>
+              </w:rPr>
+              <w:t xml:space="preserve"> </w:t>
+            </w:r>
+            <w:r>
+              <w:rPr>
+                <w:bCs/>
+                <w:b/>
+                <w:sz w:val="19"/>
+              </w:rPr>
               <w:t xml:space="preserve">Seconda parte, il resto della scena:</w:t>
             </w:r>
             <w:r>
@@ -5789,8 +9159,8 @@
         </w:tc>
       </w:tr>
     </w:tbl>
-    <w:bookmarkEnd w:id="25"/>
-    <w:bookmarkStart w:id="26" w:name="documentazione"/>
+    <w:bookmarkEnd w:id="28"/>
+    <w:bookmarkStart w:id="29" w:name="documentazione"/>
     <w:p>
       <w:pPr>
         <w:pStyle w:val="Heading1"/>
@@ -6026,8 +9396,8 @@
         </w:tc>
       </w:tr>
     </w:tbl>
-    <w:bookmarkEnd w:id="26"/>
-    <w:bookmarkStart w:id="27" w:name="scelte-fatte-da-claude-da-confermare"/>
+    <w:bookmarkEnd w:id="29"/>
+    <w:bookmarkStart w:id="30" w:name="scelte-fatte-da-claude-da-confermare"/>
     <w:p>
       <w:pPr>
         <w:pStyle w:val="Heading1"/>
@@ -11893,9 +15263,172 @@
           </w:p>
         </w:tc>
       </w:tr>
+      <w:tr>
+        <w:tc>
+          <w:tcPr>
+            <w:tcW w:type="dxa" w:w="794"/>
+          </w:tcPr>
+          <w:p>
+            <w:pPr>
+              <w:pStyle w:val="Compact"/>
+              <w:spacing w:after="40"/>
+              <w:jc w:val="left"/>
+            </w:pPr>
+            <w:r>
+              <w:rPr>
+                <w:sz w:val="19"/>
+              </w:rPr>
+              <w:t xml:space="preserve">S-53</w:t>
+            </w:r>
+          </w:p>
+        </w:tc>
+        <w:tc>
+          <w:tcPr>
+            <w:tcW w:type="dxa" w:w="6009"/>
+          </w:tcPr>
+          <w:p>
+            <w:pPr>
+              <w:pStyle w:val="Compact"/>
+              <w:spacing w:after="40"/>
+              <w:jc w:val="left"/>
+            </w:pPr>
+            <w:r>
+              <w:rPr>
+                <w:sz w:val="19"/>
+              </w:rPr>
+              <w:t xml:space="preserve">Allenamento uguale alla gara (R-519), da confermare: se l’allenamento diventa una gara contro i 3 avversari del computer, le</w:t>
+            </w:r>
+            <w:r>
+              <w:rPr>
+                <w:sz w:val="19"/>
+              </w:rPr>
+              <w:t xml:space="preserve"> </w:t>
+            </w:r>
+            <w:r>
+              <w:rPr>
+                <w:bCs/>
+                <w:b/>
+                <w:sz w:val="19"/>
+              </w:rPr>
+              <w:t xml:space="preserve">3 vite</w:t>
+            </w:r>
+            <w:r>
+              <w:rPr>
+                <w:sz w:val="19"/>
+              </w:rPr>
+              <w:t xml:space="preserve"> </w:t>
+            </w:r>
+            <w:r>
+              <w:rPr>
+                <w:sz w:val="19"/>
+              </w:rPr>
+              <w:t xml:space="preserve">e la schermata di fine corsa con il</w:t>
+            </w:r>
+            <w:r>
+              <w:rPr>
+                <w:sz w:val="19"/>
+              </w:rPr>
+              <w:t xml:space="preserve"> </w:t>
+            </w:r>
+            <w:r>
+              <w:rPr>
+                <w:bCs/>
+                <w:b/>
+                <w:sz w:val="19"/>
+              </w:rPr>
+              <w:t xml:space="preserve">record di punti</w:t>
+            </w:r>
+            <w:r>
+              <w:rPr>
+                <w:sz w:val="19"/>
+              </w:rPr>
+              <w:t xml:space="preserve"> </w:t>
+            </w:r>
+            <w:r>
+              <w:rPr>
+                <w:sz w:val="19"/>
+              </w:rPr>
+              <w:t xml:space="preserve">non hanno più senso (in gara non ci sono); proposta di Claude: via le vite, si cade e si riparte come in gara, e il record resta come</w:t>
+            </w:r>
+            <w:r>
+              <w:rPr>
+                <w:sz w:val="19"/>
+              </w:rPr>
+              <w:t xml:space="preserve"> </w:t>
+            </w:r>
+            <w:r>
+              <w:rPr>
+                <w:sz w:val="19"/>
+              </w:rPr>
+              <w:t xml:space="preserve">“</w:t>
+            </w:r>
+            <w:r>
+              <w:rPr>
+                <w:sz w:val="19"/>
+              </w:rPr>
+              <w:t xml:space="preserve">miglior tempo in allenamento</w:t>
+            </w:r>
+            <w:r>
+              <w:rPr>
+                <w:sz w:val="19"/>
+              </w:rPr>
+              <w:t xml:space="preserve">”</w:t>
+            </w:r>
+            <w:r>
+              <w:rPr>
+                <w:sz w:val="19"/>
+              </w:rPr>
+              <w:t xml:space="preserve"> </w:t>
+            </w:r>
+            <w:r>
+              <w:rPr>
+                <w:sz w:val="19"/>
+              </w:rPr>
+              <w:t xml:space="preserve">nel menu. Finché Luigi non decide (riga 1h), nella 0.26.1 vite e record restano com’erano</w:t>
+            </w:r>
+          </w:p>
+        </w:tc>
+        <w:tc>
+          <w:tcPr>
+            <w:tcW w:type="dxa" w:w="1247"/>
+          </w:tcPr>
+          <w:p>
+            <w:pPr>
+              <w:pStyle w:val="Compact"/>
+              <w:spacing w:after="40"/>
+              <w:jc w:val="left"/>
+            </w:pPr>
+            <w:r>
+              <w:rPr>
+                <w:sz w:val="19"/>
+              </w:rPr>
+              <w:t xml:space="preserve">28/10/2026</w:t>
+            </w:r>
+          </w:p>
+        </w:tc>
+        <w:tc>
+          <w:tcPr>
+            <w:tcW w:type="dxa" w:w="1814"/>
+            <w:shd w:val="clear" w:color="auto" w:fill="E6EDF5"/>
+          </w:tcPr>
+          <w:p>
+            <w:pPr>
+              <w:pStyle w:val="Compact"/>
+              <w:spacing w:after="40"/>
+              <w:jc w:val="left"/>
+            </w:pPr>
+            <w:r>
+              <w:rPr>
+                <w:sz w:val="19"/>
+              </w:rPr>
+              <w:t xml:space="preserve">Da confermare</w:t>
+            </w:r>
+          </w:p>
+        </w:tc>
+      </w:tr>
     </w:tbl>
-    <w:bookmarkEnd w:id="27"/>
-    <w:bookmarkStart w:id="28" w:name="idee-per-il-futuro-da-confermare"/>
+    <w:bookmarkEnd w:id="30"/>
+    <w:bookmarkStart w:id="31" w:name="idee-per-il-futuro-da-confermare"/>
     <w:p>
       <w:pPr>
         <w:pStyle w:val="Heading1"/>
@@ -12990,8 +16523,8 @@
         </w:tc>
       </w:tr>
     </w:tbl>
-    <w:bookmarkEnd w:id="28"/>
-    <w:bookmarkStart w:id="29" w:name="da-fare"/>
+    <w:bookmarkEnd w:id="31"/>
+    <w:bookmarkStart w:id="32" w:name="da-fare"/>
     <w:p>
       <w:pPr>
         <w:pStyle w:val="Heading1"/>
@@ -13712,8 +17245,8 @@
         </w:tc>
       </w:tr>
     </w:tbl>
-    <w:bookmarkEnd w:id="29"/>
-    <w:bookmarkStart w:id="30" w:name="X38ada45128bb1909ebb68cbfba9bfaa8c77a6fa"/>
+    <w:bookmarkEnd w:id="32"/>
+    <w:bookmarkStart w:id="33" w:name="X38ada45128bb1909ebb68cbfba9bfaa8c77a6fa"/>
     <w:p>
       <w:pPr>
         <w:pStyle w:val="Heading1"/>
@@ -15319,19 +18852,19 @@
         <w:tc>
           <w:tcPr>
             <w:tcW w:type="dxa" w:w="1020"/>
-            <w:shd w:val="clear" w:color="auto" w:fill="FDE2D6"/>
-          </w:tcPr>
-          <w:p>
-            <w:pPr>
-              <w:pStyle w:val="Compact"/>
-              <w:spacing w:after="40"/>
-              <w:jc w:val="left"/>
-            </w:pPr>
-            <w:r>
-              <w:rPr>
-                <w:sz w:val="19"/>
-              </w:rPr>
-              <w:t xml:space="preserve">Da fare</w:t>
+            <w:shd w:val="clear" w:color="auto" w:fill="FFF1C7"/>
+          </w:tcPr>
+          <w:p>
+            <w:pPr>
+              <w:pStyle w:val="Compact"/>
+              <w:spacing w:after="40"/>
+              <w:jc w:val="left"/>
+            </w:pPr>
+            <w:r>
+              <w:rPr>
+                <w:sz w:val="19"/>
+              </w:rPr>
+              <w:t xml:space="preserve">In corso</w:t>
             </w:r>
           </w:p>
         </w:tc>
@@ -15349,7 +18882,342 @@
               <w:rPr>
                 <w:sz w:val="19"/>
               </w:rPr>
-              <w:t xml:space="preserve">fps, peso della pagina e tempo di caricamento misurati a ogni giro, con soglie: il cancello si chiude se una modifica rende il gioco più lento Approvato da Luigi il 27/10 sera con il livello 2 della grafica (R-513): in più gli fps veri dei giocatori su /api/stats e la qualità scelta in automatico in base al dispositivo.</w:t>
+              <w:t xml:space="preserve">fps, peso della pagina e tempo di caricamento misurati a ogni giro, con soglie: il cancello si chiude se una modifica rende il gioco più lento. Approvato da Luigi il 27/10 sera con il livello 2 della grafica (R-513): in più gli fps veri dei giocatori su /api/stats e la qualità scelta in automatico in base al dispositivo.</w:t>
+            </w:r>
+            <w:r>
+              <w:rPr>
+                <w:sz w:val="19"/>
+              </w:rPr>
+              <w:t xml:space="preserve"> </w:t>
+            </w:r>
+            <w:r>
+              <w:rPr>
+                <w:bCs/>
+                <w:b/>
+                <w:sz w:val="19"/>
+              </w:rPr>
+              <w:t xml:space="preserve">Dalla 0.26.0 (scritta il 28/10 mattina senza prove)</w:t>
+            </w:r>
+            <w:r>
+              <w:rPr>
+                <w:sz w:val="19"/>
+              </w:rPr>
+              <w:t xml:space="preserve"> </w:t>
+            </w:r>
+            <w:r>
+              <w:rPr>
+                <w:sz w:val="19"/>
+              </w:rPr>
+              <w:t xml:space="preserve">il modulo</w:t>
+            </w:r>
+            <w:r>
+              <w:rPr>
+                <w:sz w:val="19"/>
+              </w:rPr>
+              <w:t xml:space="preserve"> </w:t>
+            </w:r>
+            <w:r>
+              <w:rPr>
+                <w:rStyle w:val="VerbatimChar"/>
+                <w:sz w:val="19"/>
+              </w:rPr>
+              <w:t xml:space="preserve">moduli/qualita.js</w:t>
+            </w:r>
+            <w:r>
+              <w:rPr>
+                <w:sz w:val="19"/>
+              </w:rPr>
+              <w:t xml:space="preserve">: tre livelli (alta: fino a 2 pixel per pixel dello schermo e ombre 2048; media: 1,5 e 1024; bassa: 1 e 512), scelta all’apertura dal dispositivo (PC alta; telefono alta con almeno 6 GB o 8 processori, altrimenti media), discesa automatica di un livello se nei primi 20 s di gioco la media è sotto i 28 fps (una volta per pagina, scelta salvata in</w:t>
+            </w:r>
+            <w:r>
+              <w:rPr>
+                <w:sz w:val="19"/>
+              </w:rPr>
+              <w:t xml:space="preserve"> </w:t>
+            </w:r>
+            <w:r>
+              <w:rPr>
+                <w:rStyle w:val="VerbatimChar"/>
+                <w:sz w:val="19"/>
+              </w:rPr>
+              <w:t xml:space="preserve">cyf.qualita</w:t>
+            </w:r>
+            <w:r>
+              <w:rPr>
+                <w:sz w:val="19"/>
+              </w:rPr>
+              <w:t xml:space="preserve">),</w:t>
+            </w:r>
+            <w:r>
+              <w:rPr>
+                <w:sz w:val="19"/>
+              </w:rPr>
+              <w:t xml:space="preserve"> </w:t>
+            </w:r>
+            <w:r>
+              <w:rPr>
+                <w:rStyle w:val="VerbatimChar"/>
+                <w:sz w:val="19"/>
+              </w:rPr>
+              <w:t xml:space="preserve">?qualita=alta/media/bassa</w:t>
+            </w:r>
+            <w:r>
+              <w:rPr>
+                <w:sz w:val="19"/>
+              </w:rPr>
+              <w:t xml:space="preserve"> </w:t>
+            </w:r>
+            <w:r>
+              <w:rPr>
+                <w:sz w:val="19"/>
+              </w:rPr>
+              <w:t xml:space="preserve">la forza; dopo 45 s di gioco la media degli fps, telefono o PC e il livello vanno una volta a</w:t>
+            </w:r>
+            <w:r>
+              <w:rPr>
+                <w:sz w:val="19"/>
+              </w:rPr>
+              <w:t xml:space="preserve"> </w:t>
+            </w:r>
+            <w:r>
+              <w:rPr>
+                <w:rStyle w:val="VerbatimChar"/>
+                <w:sz w:val="19"/>
+              </w:rPr>
+              <w:t xml:space="preserve">/api/fps</w:t>
+            </w:r>
+            <w:r>
+              <w:rPr>
+                <w:sz w:val="19"/>
+              </w:rPr>
+              <w:t xml:space="preserve"> </w:t>
+            </w:r>
+            <w:r>
+              <w:rPr>
+                <w:sz w:val="19"/>
+              </w:rPr>
+              <w:t xml:space="preserve">e si leggono in</w:t>
+            </w:r>
+            <w:r>
+              <w:rPr>
+                <w:sz w:val="19"/>
+              </w:rPr>
+              <w:t xml:space="preserve"> </w:t>
+            </w:r>
+            <w:r>
+              <w:rPr>
+                <w:rStyle w:val="VerbatimChar"/>
+                <w:sz w:val="19"/>
+              </w:rPr>
+              <w:t xml:space="preserve">/api/stats</w:t>
+            </w:r>
+            <w:r>
+              <w:rPr>
+                <w:sz w:val="19"/>
+              </w:rPr>
+              <w:t xml:space="preserve"> </w:t>
+            </w:r>
+            <w:r>
+              <w:rPr>
+                <w:sz w:val="19"/>
+              </w:rPr>
+              <w:t xml:space="preserve">(</w:t>
+            </w:r>
+            <w:r>
+              <w:rPr>
+                <w:rStyle w:val="VerbatimChar"/>
+                <w:sz w:val="19"/>
+              </w:rPr>
+              <w:t xml:space="preserve">fps_tel_lt20</w:t>
+            </w:r>
+            <w:r>
+              <w:rPr>
+                <w:sz w:val="19"/>
+              </w:rPr>
+              <w:t xml:space="preserve">,</w:t>
+            </w:r>
+            <w:r>
+              <w:rPr>
+                <w:sz w:val="19"/>
+              </w:rPr>
+              <w:t xml:space="preserve"> </w:t>
+            </w:r>
+            <w:r>
+              <w:rPr>
+                <w:rStyle w:val="VerbatimChar"/>
+                <w:sz w:val="19"/>
+              </w:rPr>
+              <w:t xml:space="preserve">fps_tel_20_40</w:t>
+            </w:r>
+            <w:r>
+              <w:rPr>
+                <w:sz w:val="19"/>
+              </w:rPr>
+              <w:t xml:space="preserve">,</w:t>
+            </w:r>
+            <w:r>
+              <w:rPr>
+                <w:sz w:val="19"/>
+              </w:rPr>
+              <w:t xml:space="preserve"> </w:t>
+            </w:r>
+            <w:r>
+              <w:rPr>
+                <w:rStyle w:val="VerbatimChar"/>
+                <w:sz w:val="19"/>
+              </w:rPr>
+              <w:t xml:space="preserve">fps_tel_40_55</w:t>
+            </w:r>
+            <w:r>
+              <w:rPr>
+                <w:sz w:val="19"/>
+              </w:rPr>
+              <w:t xml:space="preserve">,</w:t>
+            </w:r>
+            <w:r>
+              <w:rPr>
+                <w:sz w:val="19"/>
+              </w:rPr>
+              <w:t xml:space="preserve"> </w:t>
+            </w:r>
+            <w:r>
+              <w:rPr>
+                <w:rStyle w:val="VerbatimChar"/>
+                <w:sz w:val="19"/>
+              </w:rPr>
+              <w:t xml:space="preserve">fps_tel_gt55</w:t>
+            </w:r>
+            <w:r>
+              <w:rPr>
+                <w:sz w:val="19"/>
+              </w:rPr>
+              <w:t xml:space="preserve">,</w:t>
+            </w:r>
+            <w:r>
+              <w:rPr>
+                <w:sz w:val="19"/>
+              </w:rPr>
+              <w:t xml:space="preserve"> </w:t>
+            </w:r>
+            <w:r>
+              <w:rPr>
+                <w:rStyle w:val="VerbatimChar"/>
+                <w:sz w:val="19"/>
+              </w:rPr>
+              <w:t xml:space="preserve">fps_tel_sum</w:t>
+            </w:r>
+            <w:r>
+              <w:rPr>
+                <w:sz w:val="19"/>
+              </w:rPr>
+              <w:t xml:space="preserve"> </w:t>
+            </w:r>
+            <w:r>
+              <w:rPr>
+                <w:sz w:val="19"/>
+              </w:rPr>
+              <w:t xml:space="preserve">= somma ×10,</w:t>
+            </w:r>
+            <w:r>
+              <w:rPr>
+                <w:sz w:val="19"/>
+              </w:rPr>
+              <w:t xml:space="preserve"> </w:t>
+            </w:r>
+            <w:r>
+              <w:rPr>
+                <w:rStyle w:val="VerbatimChar"/>
+                <w:sz w:val="19"/>
+              </w:rPr>
+              <w:t xml:space="preserve">fps_tel_n</w:t>
+            </w:r>
+            <w:r>
+              <w:rPr>
+                <w:sz w:val="19"/>
+              </w:rPr>
+              <w:t xml:space="preserve">, lo stesso con</w:t>
+            </w:r>
+            <w:r>
+              <w:rPr>
+                <w:sz w:val="19"/>
+              </w:rPr>
+              <w:t xml:space="preserve"> </w:t>
+            </w:r>
+            <w:r>
+              <w:rPr>
+                <w:rStyle w:val="VerbatimChar"/>
+                <w:sz w:val="19"/>
+              </w:rPr>
+              <w:t xml:space="preserve">pc</w:t>
+            </w:r>
+            <w:r>
+              <w:rPr>
+                <w:sz w:val="19"/>
+              </w:rPr>
+              <w:t xml:space="preserve">,</w:t>
+            </w:r>
+            <w:r>
+              <w:rPr>
+                <w:sz w:val="19"/>
+              </w:rPr>
+              <w:t xml:space="preserve"> </w:t>
+            </w:r>
+            <w:r>
+              <w:rPr>
+                <w:rStyle w:val="VerbatimChar"/>
+                <w:sz w:val="19"/>
+              </w:rPr>
+              <w:t xml:space="preserve">q_alta/media/bassa</w:t>
+            </w:r>
+            <w:r>
+              <w:rPr>
+                <w:sz w:val="19"/>
+              </w:rPr>
+              <w:t xml:space="preserve">); la diagnosi (F2) mostra</w:t>
+            </w:r>
+            <w:r>
+              <w:rPr>
+                <w:sz w:val="19"/>
+              </w:rPr>
+              <w:t xml:space="preserve"> </w:t>
+            </w:r>
+            <w:r>
+              <w:rPr>
+                <w:rStyle w:val="VerbatimChar"/>
+                <w:sz w:val="19"/>
+              </w:rPr>
+              <w:t xml:space="preserve">qualita</w:t>
+            </w:r>
+            <w:r>
+              <w:rPr>
+                <w:sz w:val="19"/>
+              </w:rPr>
+              <w:t xml:space="preserve"> </w:t>
+            </w:r>
+            <w:r>
+              <w:rPr>
+                <w:sz w:val="19"/>
+              </w:rPr>
+              <w:t xml:space="preserve">e</w:t>
+            </w:r>
+            <w:r>
+              <w:rPr>
+                <w:sz w:val="19"/>
+              </w:rPr>
+              <w:t xml:space="preserve"> </w:t>
+            </w:r>
+            <w:r>
+              <w:rPr>
+                <w:rStyle w:val="VerbatimChar"/>
+                <w:sz w:val="19"/>
+              </w:rPr>
+              <w:t xml:space="preserve">fpsGioco</w:t>
+            </w:r>
+            <w:r>
+              <w:rPr>
+                <w:sz w:val="19"/>
+              </w:rPr>
+              <w:t xml:space="preserve">. Le misure con soglie a ogni giro notturno restano da scrivere (prossimi passi, riga 2)</w:t>
             </w:r>
           </w:p>
         </w:tc>
@@ -16089,7 +19957,1219 @@
         <w:t xml:space="preserve">in locale o il cancello su GitHub.</w:t>
       </w:r>
     </w:p>
-    <w:bookmarkEnd w:id="30"/>
+    <w:bookmarkEnd w:id="33"/>
+    <w:bookmarkStart w:id="34" w:name="Xcc9d507ef18e501e5663cfd7b84fe1676e9ab59"/>
+    <w:p>
+      <w:pPr>
+        <w:pStyle w:val="Heading1"/>
+      </w:pPr>
+      <w:r>
+        <w:t xml:space="preserve">13. Giocare anche da soli e tornare ogni giorno</w:t>
+      </w:r>
+    </w:p>
+    <w:p>
+      <w:pPr>
+        <w:pStyle w:val="FirstParagraph"/>
+      </w:pPr>
+      <w:r>
+        <w:t xml:space="preserve">Richiesta del 26/10/2026 (</w:t>
+      </w:r>
+      <w:r>
+        <w:t xml:space="preserve">“</w:t>
+      </w:r>
+      <w:r>
+        <w:t xml:space="preserve">come possiamo migliorare il software anche vedendo i concorrenti?</w:t>
+      </w:r>
+      <w:r>
+        <w:t xml:space="preserve">”</w:t>
+      </w:r>
+      <w:r>
+        <w:t xml:space="preserve">), approvata da Luigi lo stesso giorno. Il confronto con i concorrenti è nella chat del 26/10; qui ci sono le decisioni.</w:t>
+      </w:r>
+    </w:p>
+    <w:p>
+      <w:pPr>
+        <w:pStyle w:val="BodyText"/>
+      </w:pPr>
+      <w:r>
+        <w:rPr>
+          <w:bCs/>
+          <w:b/>
+        </w:rPr>
+        <w:t xml:space="preserve">Il problema.</w:t>
+      </w:r>
+      <w:r>
+        <w:t xml:space="preserve"> </w:t>
+      </w:r>
+      <w:r>
+        <w:t xml:space="preserve">Oggi si gioca in gara solo se ci sono almeno due persone collegate nello stesso momento. Con pochi giocatori questo succede di rado: per esempio, con 5 ingressi all’ora nella sala online, in una finestra di 2 minuti la probabilità che non arrivi nessuno è circa l’85% (distribuzione di Poisson, e^(−5×2/60) ≈ 0,85). Chi prova la sala online di solito aspetta da solo e se ne va.</w:t>
+      </w:r>
+    </w:p>
+    <w:p>
+      <w:pPr>
+        <w:pStyle w:val="BodyText"/>
+      </w:pPr>
+      <w:r>
+        <w:rPr>
+          <w:bCs/>
+          <w:b/>
+        </w:rPr>
+        <w:t xml:space="preserve">Cosa fanno i concorrenti.</w:t>
+      </w:r>
+      <w:r>
+        <w:t xml:space="preserve"> </w:t>
+      </w:r>
+      <w:r>
+        <w:t xml:space="preserve">Trackmania: una pista nuova ogni giorno con la sua classifica di 24 ore e i</w:t>
+      </w:r>
+      <w:r>
+        <w:t xml:space="preserve"> </w:t>
+      </w:r>
+      <w:r>
+        <w:t xml:space="preserve">“</w:t>
+      </w:r>
+      <w:r>
+        <w:t xml:space="preserve">fantasmi</w:t>
+      </w:r>
+      <w:r>
+        <w:t xml:space="preserve">”</w:t>
+      </w:r>
+      <w:r>
+        <w:t xml:space="preserve"> </w:t>
+      </w:r>
+      <w:r>
+        <w:t xml:space="preserve">dei tempi migliori. Wordle: una partita al giorno uguale per tutti e un risultato da condividere che non rivela la soluzione. Smash Karts: partite da 3 minuti, livelli e parti estetiche da sbloccare. Mario Kart: oggetti più forti per chi è indietro, così tutti restano in gara fino alla fine. Idee raccolte in F-11…F-15.</w:t>
+      </w:r>
+    </w:p>
+    <w:p>
+      <w:pPr>
+        <w:pStyle w:val="BodyText"/>
+      </w:pPr>
+      <w:r>
+        <w:rPr>
+          <w:bCs/>
+          <w:b/>
+        </w:rPr>
+        <w:t xml:space="preserve">Ordine deciso.</w:t>
+      </w:r>
+      <w:r>
+        <w:t xml:space="preserve"> </w:t>
+      </w:r>
+      <w:r>
+        <w:t xml:space="preserve">Prima si misura (R-232), poi pista del giorno (R-233), avversari (R-234…R-239) e sfida con il link (R-236): ogni passo è una versione da provare dal telefono. Le idee F-11…F-15 si decidono dopo, guardando i dati.</w:t>
+      </w:r>
+    </w:p>
+    <w:p>
+      <w:pPr>
+        <w:pStyle w:val="BodyText"/>
+      </w:pPr>
+      <w:r>
+        <w:rPr>
+          <w:bCs/>
+          <w:b/>
+        </w:rPr>
+        <w:t xml:space="preserve">Cambio del 26/10 sera.</w:t>
+      </w:r>
+      <w:r>
+        <w:t xml:space="preserve"> </w:t>
+      </w:r>
+      <w:r>
+        <w:t xml:space="preserve">Al posto dei fantasmi (discese registrate, trasparenti) Luigi vuole</w:t>
+      </w:r>
+      <w:r>
+        <w:t xml:space="preserve"> </w:t>
+      </w:r>
+      <w:r>
+        <w:rPr>
+          <w:bCs/>
+          <w:b/>
+        </w:rPr>
+        <w:t xml:space="preserve">avversari guidati dal software</w:t>
+      </w:r>
+      <w:r>
+        <w:t xml:space="preserve">: giocatori come gli altri, che però guida il gioco. Le sue scelte: in pista non si distinguono dalle persone, solo un piccolo 🤖 nelle classifiche; ci sono in allenamento, pista del giorno, sfida con gli amici e sala online vuota; livelli misti.</w:t>
+      </w:r>
+    </w:p>
+    <w:tbl>
+      <w:tblPr>
+        <w:tblStyle w:val="Table"/>
+        <w:tblLook w:firstRow="1" w:lastRow="0" w:firstColumn="0" w:lastColumn="0" w:noHBand="0" w:noVBand="0" w:val="0020"/>
+        <w:jc w:val="start"/>
+        <w:tblBorders>
+          <w:top w:val="single" w:sz="4" w:color="B8C4D2"/>
+          <w:left w:val="single" w:sz="4" w:color="B8C4D2"/>
+          <w:bottom w:val="single" w:sz="4" w:color="B8C4D2"/>
+          <w:right w:val="single" w:sz="4" w:color="B8C4D2"/>
+          <w:insideH w:val="single" w:sz="4" w:color="B8C4D2"/>
+          <w:insideV w:val="single" w:sz="4" w:color="B8C4D2"/>
+        </w:tblBorders>
+        <w:tblW w:w="9865" w:type="dxa"/>
+        <w:tblLayout w:type="fixed"/>
+      </w:tblPr>
+      <w:tblGrid>
+        <w:gridCol w:w="907"/>
+        <w:gridCol w:w="4195"/>
+        <w:gridCol w:w="1134"/>
+        <w:gridCol w:w="1134"/>
+        <w:gridCol w:w="2494"/>
+      </w:tblGrid>
+      <w:tr>
+        <w:trPr>
+          <w:tblHeader w:val="true"/>
+        </w:trPr>
+        <w:tc>
+          <w:tcPr>
+            <w:tcW w:type="dxa" w:w="907"/>
+            <w:shd w:val="clear" w:color="auto" w:fill="13233A"/>
+          </w:tcPr>
+          <w:p>
+            <w:pPr>
+              <w:pStyle w:val="Compact"/>
+              <w:spacing w:after="40"/>
+              <w:jc w:val="left"/>
+            </w:pPr>
+            <w:r>
+              <w:rPr>
+                <w:b/>
+                <w:color w:val="FFFFFF"/>
+                <w:sz w:val="19"/>
+              </w:rPr>
+              <w:t xml:space="preserve">ID</w:t>
+            </w:r>
+          </w:p>
+        </w:tc>
+        <w:tc>
+          <w:tcPr>
+            <w:tcW w:type="dxa" w:w="4195"/>
+            <w:shd w:val="clear" w:color="auto" w:fill="13233A"/>
+          </w:tcPr>
+          <w:p>
+            <w:pPr>
+              <w:pStyle w:val="Compact"/>
+              <w:spacing w:after="40"/>
+              <w:jc w:val="left"/>
+            </w:pPr>
+            <w:r>
+              <w:rPr>
+                <w:b/>
+                <w:color w:val="FFFFFF"/>
+                <w:sz w:val="19"/>
+              </w:rPr>
+              <w:t xml:space="preserve">Richiesta</w:t>
+            </w:r>
+          </w:p>
+        </w:tc>
+        <w:tc>
+          <w:tcPr>
+            <w:tcW w:type="dxa" w:w="1134"/>
+            <w:shd w:val="clear" w:color="auto" w:fill="13233A"/>
+          </w:tcPr>
+          <w:p>
+            <w:pPr>
+              <w:pStyle w:val="Compact"/>
+              <w:spacing w:after="40"/>
+              <w:jc w:val="left"/>
+            </w:pPr>
+            <w:r>
+              <w:rPr>
+                <w:b/>
+                <w:color w:val="FFFFFF"/>
+                <w:sz w:val="19"/>
+              </w:rPr>
+              <w:t xml:space="preserve">Data</w:t>
+            </w:r>
+          </w:p>
+        </w:tc>
+        <w:tc>
+          <w:tcPr>
+            <w:tcW w:type="dxa" w:w="1134"/>
+            <w:shd w:val="clear" w:color="auto" w:fill="13233A"/>
+          </w:tcPr>
+          <w:p>
+            <w:pPr>
+              <w:pStyle w:val="Compact"/>
+              <w:spacing w:after="40"/>
+              <w:jc w:val="left"/>
+            </w:pPr>
+            <w:r>
+              <w:rPr>
+                <w:b/>
+                <w:color w:val="FFFFFF"/>
+                <w:sz w:val="19"/>
+              </w:rPr>
+              <w:t xml:space="preserve">Stato</w:t>
+            </w:r>
+          </w:p>
+        </w:tc>
+        <w:tc>
+          <w:tcPr>
+            <w:tcW w:type="dxa" w:w="2494"/>
+            <w:shd w:val="clear" w:color="auto" w:fill="13233A"/>
+          </w:tcPr>
+          <w:p>
+            <w:pPr>
+              <w:pStyle w:val="Compact"/>
+              <w:spacing w:after="40"/>
+              <w:jc w:val="left"/>
+            </w:pPr>
+            <w:r>
+              <w:rPr>
+                <w:b/>
+                <w:color w:val="FFFFFF"/>
+                <w:sz w:val="19"/>
+              </w:rPr>
+              <w:t xml:space="preserve">Come funziona oggi</w:t>
+            </w:r>
+          </w:p>
+        </w:tc>
+      </w:tr>
+      <w:tr>
+        <w:tc>
+          <w:tcPr>
+            <w:tcW w:type="dxa" w:w="907"/>
+          </w:tcPr>
+          <w:p>
+            <w:pPr>
+              <w:pStyle w:val="Compact"/>
+              <w:spacing w:after="40"/>
+              <w:jc w:val="left"/>
+            </w:pPr>
+            <w:r>
+              <w:rPr>
+                <w:sz w:val="19"/>
+              </w:rPr>
+              <w:t xml:space="preserve">R-519</w:t>
+            </w:r>
+          </w:p>
+        </w:tc>
+        <w:tc>
+          <w:tcPr>
+            <w:tcW w:type="dxa" w:w="4195"/>
+          </w:tcPr>
+          <w:p>
+            <w:pPr>
+              <w:pStyle w:val="Compact"/>
+              <w:spacing w:after="40"/>
+              <w:jc w:val="left"/>
+            </w:pPr>
+            <w:r>
+              <w:rPr>
+                <w:bCs/>
+                <w:b/>
+                <w:sz w:val="19"/>
+              </w:rPr>
+              <w:t xml:space="preserve">L’allenamento deve essere uguale alla gara</w:t>
+            </w:r>
+            <w:r>
+              <w:rPr>
+                <w:sz w:val="19"/>
+              </w:rPr>
+              <w:t xml:space="preserve"> </w:t>
+            </w:r>
+            <w:r>
+              <w:rPr>
+                <w:sz w:val="19"/>
+              </w:rPr>
+              <w:t xml:space="preserve">con 2-8 persone: stesse schermate, stessa classifica, stessi oggetti, stesso via e stesso arrivo; cambiano solo gli avversari, che sono del computer</w:t>
+            </w:r>
+          </w:p>
+        </w:tc>
+        <w:tc>
+          <w:tcPr>
+            <w:tcW w:type="dxa" w:w="1134"/>
+          </w:tcPr>
+          <w:p>
+            <w:pPr>
+              <w:pStyle w:val="Compact"/>
+              <w:spacing w:after="40"/>
+              <w:jc w:val="left"/>
+            </w:pPr>
+            <w:r>
+              <w:rPr>
+                <w:sz w:val="19"/>
+              </w:rPr>
+              <w:t xml:space="preserve">28/10/2026</w:t>
+            </w:r>
+          </w:p>
+        </w:tc>
+        <w:tc>
+          <w:tcPr>
+            <w:tcW w:type="dxa" w:w="1134"/>
+            <w:shd w:val="clear" w:color="auto" w:fill="FFF1C7"/>
+          </w:tcPr>
+          <w:p>
+            <w:pPr>
+              <w:pStyle w:val="Compact"/>
+              <w:spacing w:after="40"/>
+              <w:jc w:val="left"/>
+            </w:pPr>
+            <w:r>
+              <w:rPr>
+                <w:sz w:val="19"/>
+              </w:rPr>
+              <w:t xml:space="preserve">In corso</w:t>
+            </w:r>
+          </w:p>
+        </w:tc>
+        <w:tc>
+          <w:tcPr>
+            <w:tcW w:type="dxa" w:w="2494"/>
+          </w:tcPr>
+          <w:p>
+            <w:pPr>
+              <w:pStyle w:val="Compact"/>
+              <w:spacing w:after="40"/>
+              <w:jc w:val="left"/>
+            </w:pPr>
+            <w:r>
+              <w:rPr>
+                <w:sz w:val="19"/>
+              </w:rPr>
+              <w:t xml:space="preserve">Richiesta di Luigi del 28/10 alle 22:37 (</w:t>
+            </w:r>
+            <w:r>
+              <w:rPr>
+                <w:sz w:val="19"/>
+              </w:rPr>
+              <w:t xml:space="preserve">“</w:t>
+            </w:r>
+            <w:r>
+              <w:rPr>
+                <w:sz w:val="19"/>
+              </w:rPr>
+              <w:t xml:space="preserve">ti ho detto che la modalità allenamento deve essere uguale alla modalità normale quando si collegano 2 o 8 persone, per favore cerca di farle completamente uguali</w:t>
+            </w:r>
+            <w:r>
+              <w:rPr>
+                <w:sz w:val="19"/>
+              </w:rPr>
+              <w:t xml:space="preserve">”</w:t>
+            </w:r>
+            <w:r>
+              <w:rPr>
+                <w:sz w:val="19"/>
+              </w:rPr>
+              <w:t xml:space="preserve">), dopo la richiesta degli oggetti del 27/10 (R-515). Com’era: l’allenamento era una discesa senza fine con 3 vite, punti e record, i 3 avversari restavano nei paraggi (R-239) e non c’era né posizione né classifica.</w:t>
+            </w:r>
+            <w:r>
+              <w:rPr>
+                <w:sz w:val="19"/>
+              </w:rPr>
+              <w:t xml:space="preserve"> </w:t>
+            </w:r>
+            <w:r>
+              <w:rPr>
+                <w:bCs/>
+                <w:b/>
+                <w:sz w:val="19"/>
+              </w:rPr>
+              <w:t xml:space="preserve">Prima parte, 0.26.1</w:t>
+            </w:r>
+            <w:r>
+              <w:rPr>
+                <w:sz w:val="19"/>
+              </w:rPr>
+              <w:t xml:space="preserve"> </w:t>
+            </w:r>
+            <w:r>
+              <w:rPr>
+                <w:sz w:val="19"/>
+              </w:rPr>
+              <w:t xml:space="preserve">(B-05): posizione</w:t>
+            </w:r>
+            <w:r>
+              <w:rPr>
+                <w:sz w:val="19"/>
+              </w:rPr>
+              <w:t xml:space="preserve"> </w:t>
+            </w:r>
+            <w:r>
+              <w:rPr>
+                <w:sz w:val="19"/>
+              </w:rPr>
+              <w:t xml:space="preserve">“</w:t>
+            </w:r>
+            <w:r>
+              <w:rPr>
+                <w:sz w:val="19"/>
+              </w:rPr>
+              <w:t xml:space="preserve">n di 4</w:t>
+            </w:r>
+            <w:r>
+              <w:rPr>
+                <w:sz w:val="19"/>
+              </w:rPr>
+              <w:t xml:space="preserve">”</w:t>
+            </w:r>
+            <w:r>
+              <w:rPr>
+                <w:sz w:val="19"/>
+              </w:rPr>
+              <w:t xml:space="preserve"> </w:t>
+            </w:r>
+            <w:r>
+              <w:rPr>
+                <w:sz w:val="19"/>
+              </w:rPr>
+              <w:t xml:space="preserve">nel riquadro in alto, classifica dal vivo in alto a destra come in gara, distanza al posto della quota.</w:t>
+            </w:r>
+            <w:r>
+              <w:rPr>
+                <w:sz w:val="19"/>
+              </w:rPr>
+              <w:t xml:space="preserve"> </w:t>
+            </w:r>
+            <w:r>
+              <w:rPr>
+                <w:bCs/>
+                <w:b/>
+                <w:sz w:val="19"/>
+              </w:rPr>
+              <w:t xml:space="preserve">Seconda parte, da scrivere</w:t>
+            </w:r>
+            <w:r>
+              <w:rPr>
+                <w:sz w:val="19"/>
+              </w:rPr>
+              <w:t xml:space="preserve"> </w:t>
+            </w:r>
+            <w:r>
+              <w:rPr>
+                <w:sz w:val="19"/>
+              </w:rPr>
+              <w:t xml:space="preserve">(riga 0 della tabella di Claude): via con il conto alla rovescia, traguardo a 2 km, tempo e</w:t>
+            </w:r>
+            <w:r>
+              <w:rPr>
+                <w:sz w:val="19"/>
+              </w:rPr>
+              <w:t xml:space="preserve"> </w:t>
+            </w:r>
+            <w:r>
+              <w:rPr>
+                <w:sz w:val="19"/>
+              </w:rPr>
+              <w:t xml:space="preserve">“</w:t>
+            </w:r>
+            <w:r>
+              <w:rPr>
+                <w:sz w:val="19"/>
+              </w:rPr>
+              <w:t xml:space="preserve">Mancano</w:t>
+            </w:r>
+            <w:r>
+              <w:rPr>
+                <w:sz w:val="19"/>
+              </w:rPr>
+              <w:t xml:space="preserve">”</w:t>
+            </w:r>
+            <w:r>
+              <w:rPr>
+                <w:sz w:val="19"/>
+              </w:rPr>
+              <w:t xml:space="preserve"> </w:t>
+            </w:r>
+            <w:r>
+              <w:rPr>
+                <w:sz w:val="19"/>
+              </w:rPr>
+              <w:t xml:space="preserve">nel riquadro in alto, risultati come in gara con</w:t>
+            </w:r>
+            <w:r>
+              <w:rPr>
+                <w:sz w:val="19"/>
+              </w:rPr>
+              <w:t xml:space="preserve"> </w:t>
+            </w:r>
+            <w:r>
+              <w:rPr>
+                <w:sz w:val="19"/>
+              </w:rPr>
+              <w:t xml:space="preserve">“</w:t>
+            </w:r>
+            <w:r>
+              <w:rPr>
+                <w:sz w:val="19"/>
+              </w:rPr>
+              <w:t xml:space="preserve">Ricomincia</w:t>
+            </w:r>
+            <w:r>
+              <w:rPr>
+                <w:sz w:val="19"/>
+              </w:rPr>
+              <w:t xml:space="preserve">”</w:t>
+            </w:r>
+            <w:r>
+              <w:rPr>
+                <w:sz w:val="19"/>
+              </w:rPr>
+              <w:t xml:space="preserve">, avversari che corrono fino al traguardo; tutto sul telefono senza server (modulo</w:t>
+            </w:r>
+            <w:r>
+              <w:rPr>
+                <w:sz w:val="19"/>
+              </w:rPr>
+              <w:t xml:space="preserve"> </w:t>
+            </w:r>
+            <w:r>
+              <w:rPr>
+                <w:rStyle w:val="VerbatimChar"/>
+                <w:sz w:val="19"/>
+              </w:rPr>
+              <w:t xml:space="preserve">gara_locale.js</w:t>
+            </w:r>
+            <w:r>
+              <w:rPr>
+                <w:sz w:val="19"/>
+              </w:rPr>
+              <w:t xml:space="preserve">). Scelta aperta S-53: vite e record di punti restano?</w:t>
+            </w:r>
+          </w:p>
+        </w:tc>
+      </w:tr>
+    </w:tbl>
+    <w:bookmarkEnd w:id="34"/>
+    <w:bookmarkStart w:id="35" w:name="X3cf251cf2a7fc009966e540b1607b078fce84ba"/>
+    <w:p>
+      <w:pPr>
+        <w:pStyle w:val="Heading1"/>
+      </w:pPr>
+      <w:r>
+        <w:t xml:space="preserve">Versioni scritte, in attesa delle prove della notte</w:t>
+      </w:r>
+    </w:p>
+    <w:p>
+      <w:pPr>
+        <w:pStyle w:val="FirstParagraph"/>
+      </w:pPr>
+      <w:r>
+        <w:t xml:space="preserve">Più nuove della versione online (0.25.7): sono sui rami</w:t>
+      </w:r>
+      <w:r>
+        <w:t xml:space="preserve"> </w:t>
+      </w:r>
+      <w:r>
+        <w:rPr>
+          <w:rStyle w:val="VerbatimChar"/>
+        </w:rPr>
+        <w:t xml:space="preserve">giorno/…</w:t>
+      </w:r>
+      <w:r>
+        <w:t xml:space="preserve">; il turno di notte le prova e le pubblica, poi passano nell’altro documento.</w:t>
+      </w:r>
+    </w:p>
+    <w:tbl>
+      <w:tblPr>
+        <w:tblStyle w:val="Table"/>
+        <w:tblLook w:firstRow="1" w:lastRow="0" w:firstColumn="0" w:lastColumn="0" w:noHBand="0" w:noVBand="0" w:val="0020"/>
+        <w:jc w:val="start"/>
+        <w:tblBorders>
+          <w:top w:val="single" w:sz="4" w:color="B8C4D2"/>
+          <w:left w:val="single" w:sz="4" w:color="B8C4D2"/>
+          <w:bottom w:val="single" w:sz="4" w:color="B8C4D2"/>
+          <w:right w:val="single" w:sz="4" w:color="B8C4D2"/>
+          <w:insideH w:val="single" w:sz="4" w:color="B8C4D2"/>
+          <w:insideV w:val="single" w:sz="4" w:color="B8C4D2"/>
+        </w:tblBorders>
+        <w:tblW w:w="9865" w:type="dxa"/>
+        <w:tblLayout w:type="fixed"/>
+      </w:tblPr>
+      <w:tblGrid>
+        <w:gridCol w:w="1247"/>
+        <w:gridCol w:w="1360"/>
+        <w:gridCol w:w="7257"/>
+      </w:tblGrid>
+      <w:tr>
+        <w:trPr>
+          <w:tblHeader w:val="true"/>
+        </w:trPr>
+        <w:tc>
+          <w:tcPr>
+            <w:tcW w:type="dxa" w:w="1247"/>
+            <w:shd w:val="clear" w:color="auto" w:fill="13233A"/>
+          </w:tcPr>
+          <w:p>
+            <w:pPr>
+              <w:pStyle w:val="Compact"/>
+              <w:spacing w:after="40"/>
+              <w:jc w:val="left"/>
+            </w:pPr>
+            <w:r>
+              <w:rPr>
+                <w:b/>
+                <w:color w:val="FFFFFF"/>
+                <w:sz w:val="19"/>
+              </w:rPr>
+              <w:t xml:space="preserve">Versione</w:t>
+            </w:r>
+          </w:p>
+        </w:tc>
+        <w:tc>
+          <w:tcPr>
+            <w:tcW w:type="dxa" w:w="1361"/>
+            <w:shd w:val="clear" w:color="auto" w:fill="13233A"/>
+          </w:tcPr>
+          <w:p>
+            <w:pPr>
+              <w:pStyle w:val="Compact"/>
+              <w:spacing w:after="40"/>
+              <w:jc w:val="left"/>
+            </w:pPr>
+            <w:r>
+              <w:rPr>
+                <w:b/>
+                <w:color w:val="FFFFFF"/>
+                <w:sz w:val="19"/>
+              </w:rPr>
+              <w:t xml:space="preserve">Data</w:t>
+            </w:r>
+          </w:p>
+        </w:tc>
+        <w:tc>
+          <w:tcPr>
+            <w:tcW w:type="dxa" w:w="7257"/>
+            <w:shd w:val="clear" w:color="auto" w:fill="13233A"/>
+          </w:tcPr>
+          <w:p>
+            <w:pPr>
+              <w:pStyle w:val="Compact"/>
+              <w:spacing w:after="40"/>
+              <w:jc w:val="left"/>
+            </w:pPr>
+            <w:r>
+              <w:rPr>
+                <w:b/>
+                <w:color w:val="FFFFFF"/>
+                <w:sz w:val="19"/>
+              </w:rPr>
+              <w:t xml:space="preserve">Cosa è cambiato</w:t>
+            </w:r>
+          </w:p>
+        </w:tc>
+      </w:tr>
+      <w:tr>
+        <w:tc>
+          <w:tcPr>
+            <w:tcW w:type="dxa" w:w="1247"/>
+          </w:tcPr>
+          <w:p>
+            <w:pPr>
+              <w:pStyle w:val="Compact"/>
+              <w:spacing w:after="40"/>
+              <w:jc w:val="left"/>
+            </w:pPr>
+            <w:r>
+              <w:rPr>
+                <w:sz w:val="19"/>
+              </w:rPr>
+              <w:t xml:space="preserve">0.26.0</w:t>
+            </w:r>
+          </w:p>
+        </w:tc>
+        <w:tc>
+          <w:tcPr>
+            <w:tcW w:type="dxa" w:w="1361"/>
+          </w:tcPr>
+          <w:p>
+            <w:pPr>
+              <w:pStyle w:val="Compact"/>
+              <w:spacing w:after="40"/>
+              <w:jc w:val="left"/>
+            </w:pPr>
+            <w:r>
+              <w:rPr>
+                <w:sz w:val="19"/>
+              </w:rPr>
+              <w:t xml:space="preserve">28/10/2026</w:t>
+            </w:r>
+          </w:p>
+        </w:tc>
+        <w:tc>
+          <w:tcPr>
+            <w:tcW w:type="dxa" w:w="7257"/>
+          </w:tcPr>
+          <w:p>
+            <w:pPr>
+              <w:pStyle w:val="Compact"/>
+              <w:spacing w:after="40"/>
+              <w:jc w:val="left"/>
+            </w:pPr>
+            <w:r>
+              <w:rPr>
+                <w:sz w:val="19"/>
+              </w:rPr>
+              <w:t xml:space="preserve">(Ramo</w:t>
+            </w:r>
+            <w:r>
+              <w:rPr>
+                <w:sz w:val="19"/>
+              </w:rPr>
+              <w:t xml:space="preserve"> </w:t>
+            </w:r>
+            <w:r>
+              <w:rPr>
+                <w:rStyle w:val="VerbatimChar"/>
+                <w:sz w:val="19"/>
+              </w:rPr>
+              <w:t xml:space="preserve">giorno/2026-10-28-mattina</w:t>
+            </w:r>
+            <w:r>
+              <w:rPr>
+                <w:sz w:val="19"/>
+              </w:rPr>
+              <w:t xml:space="preserve">, parte da</w:t>
+            </w:r>
+            <w:r>
+              <w:rPr>
+                <w:sz w:val="19"/>
+              </w:rPr>
+              <w:t xml:space="preserve"> </w:t>
+            </w:r>
+            <w:r>
+              <w:rPr>
+                <w:rStyle w:val="VerbatimChar"/>
+                <w:sz w:val="19"/>
+              </w:rPr>
+              <w:t xml:space="preserve">giorno/riga-1d</w:t>
+            </w:r>
+            <w:r>
+              <w:rPr>
+                <w:sz w:val="19"/>
+              </w:rPr>
+              <w:t xml:space="preserve">; scritta di giorno senza prove, R-506/R-512.) Prima parte del livello 2 della grafica (R-513): modulo nuovo</w:t>
+            </w:r>
+            <w:r>
+              <w:rPr>
+                <w:sz w:val="19"/>
+              </w:rPr>
+              <w:t xml:space="preserve"> </w:t>
+            </w:r>
+            <w:r>
+              <w:rPr>
+                <w:rStyle w:val="VerbatimChar"/>
+                <w:sz w:val="19"/>
+              </w:rPr>
+              <w:t xml:space="preserve">cielo.js</w:t>
+            </w:r>
+            <w:r>
+              <w:rPr>
+                <w:sz w:val="19"/>
+              </w:rPr>
+              <w:t xml:space="preserve"> </w:t>
+            </w:r>
+            <w:r>
+              <w:rPr>
+                <w:sz w:val="19"/>
+              </w:rPr>
+              <w:t xml:space="preserve">con sole e due strati di nuvole in movimento (la sfera del cielo esce da</w:t>
+            </w:r>
+            <w:r>
+              <w:rPr>
+                <w:sz w:val="19"/>
+              </w:rPr>
+              <w:t xml:space="preserve"> </w:t>
+            </w:r>
+            <w:r>
+              <w:rPr>
+                <w:rStyle w:val="VerbatimChar"/>
+                <w:sz w:val="19"/>
+              </w:rPr>
+              <w:t xml:space="preserve">game.js</w:t>
+            </w:r>
+            <w:r>
+              <w:rPr>
+                <w:sz w:val="19"/>
+              </w:rPr>
+              <w:t xml:space="preserve">, −25 righe), cartolina in due piani con</w:t>
+            </w:r>
+            <w:r>
+              <w:rPr>
+                <w:sz w:val="19"/>
+              </w:rPr>
+              <w:t xml:space="preserve"> </w:t>
+            </w:r>
+            <w:r>
+              <w:rPr>
+                <w:rStyle w:val="VerbatimChar"/>
+                <w:sz w:val="19"/>
+              </w:rPr>
+              <w:t xml:space="preserve">panorami.dipingiPiani</w:t>
+            </w:r>
+            <w:r>
+              <w:rPr>
+                <w:sz w:val="19"/>
+              </w:rPr>
+              <w:t xml:space="preserve"> </w:t>
+            </w:r>
+            <w:r>
+              <w:rPr>
+                <w:sz w:val="19"/>
+              </w:rPr>
+              <w:t xml:space="preserve">(monti lontani con la telecamera, città ferma sull’asse della strada), suolo lontano sfumato, Neve con la cartolina dipinta al posto dei coni 3D, direzione del sole unica per cielo, luce e cartoline;</w:t>
+            </w:r>
+            <w:r>
+              <w:rPr>
+                <w:sz w:val="19"/>
+              </w:rPr>
+              <w:t xml:space="preserve"> </w:t>
+            </w:r>
+            <w:r>
+              <w:rPr>
+                <w:rStyle w:val="VerbatimChar"/>
+                <w:sz w:val="19"/>
+              </w:rPr>
+              <w:t xml:space="preserve">?cielo=fermo</w:t>
+            </w:r>
+            <w:r>
+              <w:rPr>
+                <w:sz w:val="19"/>
+              </w:rPr>
+              <w:t xml:space="preserve"> </w:t>
+            </w:r>
+            <w:r>
+              <w:rPr>
+                <w:sz w:val="19"/>
+              </w:rPr>
+              <w:t xml:space="preserve">per le foto delle prove; diagnosi con</w:t>
+            </w:r>
+            <w:r>
+              <w:rPr>
+                <w:sz w:val="19"/>
+              </w:rPr>
+              <w:t xml:space="preserve"> </w:t>
+            </w:r>
+            <w:r>
+              <w:rPr>
+                <w:rStyle w:val="VerbatimChar"/>
+                <w:sz w:val="19"/>
+              </w:rPr>
+              <w:t xml:space="preserve">monti</w:t>
+            </w:r>
+            <w:r>
+              <w:rPr>
+                <w:sz w:val="19"/>
+              </w:rPr>
+              <w:t xml:space="preserve">. Prima parte di A-14: modulo nuovo</w:t>
+            </w:r>
+            <w:r>
+              <w:rPr>
+                <w:sz w:val="19"/>
+              </w:rPr>
+              <w:t xml:space="preserve"> </w:t>
+            </w:r>
+            <w:r>
+              <w:rPr>
+                <w:rStyle w:val="VerbatimChar"/>
+                <w:sz w:val="19"/>
+              </w:rPr>
+              <w:t xml:space="preserve">qualita.js</w:t>
+            </w:r>
+            <w:r>
+              <w:rPr>
+                <w:sz w:val="19"/>
+              </w:rPr>
+              <w:t xml:space="preserve"> </w:t>
+            </w:r>
+            <w:r>
+              <w:rPr>
+                <w:sz w:val="19"/>
+              </w:rPr>
+              <w:t xml:space="preserve">(qualità alta/media/bassa scelta dal dispositivo e abbassata se si sta sotto i 28 fps),</w:t>
+            </w:r>
+            <w:r>
+              <w:rPr>
+                <w:sz w:val="19"/>
+              </w:rPr>
+              <w:t xml:space="preserve"> </w:t>
+            </w:r>
+            <w:r>
+              <w:rPr>
+                <w:rStyle w:val="VerbatimChar"/>
+                <w:sz w:val="19"/>
+              </w:rPr>
+              <w:t xml:space="preserve">/api/fps</w:t>
+            </w:r>
+            <w:r>
+              <w:rPr>
+                <w:sz w:val="19"/>
+              </w:rPr>
+              <w:t xml:space="preserve"> </w:t>
+            </w:r>
+            <w:r>
+              <w:rPr>
+                <w:sz w:val="19"/>
+              </w:rPr>
+              <w:t xml:space="preserve">sul server e contatori</w:t>
+            </w:r>
+            <w:r>
+              <w:rPr>
+                <w:sz w:val="19"/>
+              </w:rPr>
+              <w:t xml:space="preserve"> </w:t>
+            </w:r>
+            <w:r>
+              <w:rPr>
+                <w:rStyle w:val="VerbatimChar"/>
+                <w:sz w:val="19"/>
+              </w:rPr>
+              <w:t xml:space="preserve">fps_*</w:t>
+            </w:r>
+            <w:r>
+              <w:rPr>
+                <w:sz w:val="19"/>
+              </w:rPr>
+              <w:t xml:space="preserve">/</w:t>
+            </w:r>
+            <w:r>
+              <w:rPr>
+                <w:rStyle w:val="VerbatimChar"/>
+                <w:sz w:val="19"/>
+              </w:rPr>
+              <w:t xml:space="preserve">q_*</w:t>
+            </w:r>
+            <w:r>
+              <w:rPr>
+                <w:sz w:val="19"/>
+              </w:rPr>
+              <w:t xml:space="preserve"> </w:t>
+            </w:r>
+            <w:r>
+              <w:rPr>
+                <w:sz w:val="19"/>
+              </w:rPr>
+              <w:t xml:space="preserve">in</w:t>
+            </w:r>
+            <w:r>
+              <w:rPr>
+                <w:sz w:val="19"/>
+              </w:rPr>
+              <w:t xml:space="preserve"> </w:t>
+            </w:r>
+            <w:r>
+              <w:rPr>
+                <w:rStyle w:val="VerbatimChar"/>
+                <w:sz w:val="19"/>
+              </w:rPr>
+              <w:t xml:space="preserve">/api/stats</w:t>
+            </w:r>
+            <w:r>
+              <w:rPr>
+                <w:sz w:val="19"/>
+              </w:rPr>
+              <w:t xml:space="preserve">. Da provare stanotte: foto di tutte le città e della Neve da 2 punti con nuove foto di riferimento, tempo di pittura e memoria dello sfondo (prossimi passi, riga 1), T17 per</w:t>
+            </w:r>
+            <w:r>
+              <w:rPr>
+                <w:sz w:val="19"/>
+              </w:rPr>
+              <w:t xml:space="preserve"> </w:t>
+            </w:r>
+            <w:r>
+              <w:rPr>
+                <w:rStyle w:val="VerbatimChar"/>
+                <w:sz w:val="19"/>
+              </w:rPr>
+              <w:t xml:space="preserve">/api/fps</w:t>
+            </w:r>
+            <w:r>
+              <w:rPr>
+                <w:sz w:val="19"/>
+              </w:rPr>
+              <w:t xml:space="preserve"> </w:t>
+            </w:r>
+            <w:r>
+              <w:rPr>
+                <w:sz w:val="19"/>
+              </w:rPr>
+              <w:t xml:space="preserve">e la prova della qualità forzata (riga 2)</w:t>
+            </w:r>
+          </w:p>
+        </w:tc>
+      </w:tr>
+      <w:tr>
+        <w:tc>
+          <w:tcPr>
+            <w:tcW w:type="dxa" w:w="1247"/>
+          </w:tcPr>
+          <w:p>
+            <w:pPr>
+              <w:pStyle w:val="Compact"/>
+              <w:spacing w:after="40"/>
+              <w:jc w:val="left"/>
+            </w:pPr>
+            <w:r>
+              <w:rPr>
+                <w:sz w:val="19"/>
+              </w:rPr>
+              <w:t xml:space="preserve">0.26.1</w:t>
+            </w:r>
+          </w:p>
+        </w:tc>
+        <w:tc>
+          <w:tcPr>
+            <w:tcW w:type="dxa" w:w="1361"/>
+          </w:tcPr>
+          <w:p>
+            <w:pPr>
+              <w:pStyle w:val="Compact"/>
+              <w:spacing w:after="40"/>
+              <w:jc w:val="left"/>
+            </w:pPr>
+            <w:r>
+              <w:rPr>
+                <w:sz w:val="19"/>
+              </w:rPr>
+              <w:t xml:space="preserve">28/10/2026</w:t>
+            </w:r>
+          </w:p>
+        </w:tc>
+        <w:tc>
+          <w:tcPr>
+            <w:tcW w:type="dxa" w:w="7257"/>
+          </w:tcPr>
+          <w:p>
+            <w:pPr>
+              <w:pStyle w:val="Compact"/>
+              <w:spacing w:after="40"/>
+              <w:jc w:val="left"/>
+            </w:pPr>
+            <w:r>
+              <w:rPr>
+                <w:sz w:val="19"/>
+              </w:rPr>
+              <w:t xml:space="preserve">(Ramo</w:t>
+            </w:r>
+            <w:r>
+              <w:rPr>
+                <w:sz w:val="19"/>
+              </w:rPr>
+              <w:t xml:space="preserve"> </w:t>
+            </w:r>
+            <w:r>
+              <w:rPr>
+                <w:rStyle w:val="VerbatimChar"/>
+                <w:sz w:val="19"/>
+              </w:rPr>
+              <w:t xml:space="preserve">giorno/2026-10-28-sera</w:t>
+            </w:r>
+            <w:r>
+              <w:rPr>
+                <w:sz w:val="19"/>
+              </w:rPr>
+              <w:t xml:space="preserve">, parte da</w:t>
+            </w:r>
+            <w:r>
+              <w:rPr>
+                <w:sz w:val="19"/>
+              </w:rPr>
+              <w:t xml:space="preserve"> </w:t>
+            </w:r>
+            <w:r>
+              <w:rPr>
+                <w:rStyle w:val="VerbatimChar"/>
+                <w:sz w:val="19"/>
+              </w:rPr>
+              <w:t xml:space="preserve">giorno/simulazione</w:t>
+            </w:r>
+            <w:r>
+              <w:rPr>
+                <w:sz w:val="19"/>
+              </w:rPr>
+              <w:t xml:space="preserve"> </w:t>
+            </w:r>
+            <w:r>
+              <w:rPr>
+                <w:sz w:val="19"/>
+              </w:rPr>
+              <w:t xml:space="preserve">con la 0.26.0 e con</w:t>
+            </w:r>
+            <w:r>
+              <w:rPr>
+                <w:sz w:val="19"/>
+              </w:rPr>
+              <w:t xml:space="preserve"> </w:t>
+            </w:r>
+            <w:r>
+              <w:rPr>
+                <w:rStyle w:val="VerbatimChar"/>
+                <w:sz w:val="19"/>
+              </w:rPr>
+              <w:t xml:space="preserve">main</w:t>
+            </w:r>
+            <w:r>
+              <w:rPr>
+                <w:sz w:val="19"/>
+              </w:rPr>
+              <w:t xml:space="preserve"> </w:t>
+            </w:r>
+            <w:r>
+              <w:rPr>
+                <w:sz w:val="19"/>
+              </w:rPr>
+              <w:t xml:space="preserve">0.25.7 già unito; scritta di sera senza prove, R-506.) Due bachi segnalati da Luigi alle 22:37: B-05 classifica dal vivo, posizione e distanza anche in allenamento con gli avversari (prima parte di R-519,</w:t>
+            </w:r>
+            <w:r>
+              <w:rPr>
+                <w:sz w:val="19"/>
+              </w:rPr>
+              <w:t xml:space="preserve"> </w:t>
+            </w:r>
+            <w:r>
+              <w:rPr>
+                <w:rStyle w:val="VerbatimChar"/>
+                <w:sz w:val="19"/>
+              </w:rPr>
+              <w:t xml:space="preserve">avversari.js</w:t>
+            </w:r>
+            <w:r>
+              <w:rPr>
+                <w:sz w:val="19"/>
+              </w:rPr>
+              <w:t xml:space="preserve"> </w:t>
+            </w:r>
+            <w:r>
+              <w:rPr>
+                <w:sz w:val="19"/>
+              </w:rPr>
+              <w:t xml:space="preserve">e</w:t>
+            </w:r>
+            <w:r>
+              <w:rPr>
+                <w:sz w:val="19"/>
+              </w:rPr>
+              <w:t xml:space="preserve"> </w:t>
+            </w:r>
+            <w:r>
+              <w:rPr>
+                <w:rStyle w:val="VerbatimChar"/>
+                <w:sz w:val="19"/>
+              </w:rPr>
+              <w:t xml:space="preserve">schermate.js</w:t>
+            </w:r>
+            <w:r>
+              <w:rPr>
+                <w:sz w:val="19"/>
+              </w:rPr>
+              <w:t xml:space="preserve">); B-06 corridoio di atterraggio libero dopo ogni rampa, senza alberi, rocce, porte, rampe e bonus (</w:t>
+            </w:r>
+            <w:r>
+              <w:rPr>
+                <w:rStyle w:val="VerbatimChar"/>
+                <w:sz w:val="19"/>
+              </w:rPr>
+              <w:t xml:space="preserve">tracciato.js</w:t>
+            </w:r>
+            <w:r>
+              <w:rPr>
+                <w:sz w:val="19"/>
+              </w:rPr>
+              <w:t xml:space="preserve">, stesse piste per tutti, meno ostacoli). Nuovo requisito R-519 (allenamento uguale alla gara) con la scelta S-53 per Luigi. Da provare stanotte: le due prove nella tabella dei bachi, foto di riferimento rifatte</w:t>
+            </w:r>
+          </w:p>
+        </w:tc>
+      </w:tr>
+    </w:tbl>
+    <w:bookmarkEnd w:id="35"/>
     <w:sectPr>
       <w:pgMar w:left="1020" w:right="1020" w:top="1020" w:bottom="1020"/>
     </w:sectPr>

--- a/docs/CYF-Gaming-Requisiti-da-Implementare-o-Bachi.docx
+++ b/docs/CYF-Gaming-Requisiti-da-Implementare-o-Bachi.docx
@@ -411,61 +411,157 @@
         <w:t xml:space="preserve"> </w:t>
       </w:r>
       <w:r>
+        <w:t xml:space="preserve">29/10</w:t>
+      </w:r>
+      <w:r>
+        <w:t xml:space="preserve"> </w:t>
+      </w:r>
+      <w:r>
+        <w:t xml:space="preserve">un</w:t>
+      </w:r>
+      <w:r>
+        <w:t xml:space="preserve"> </w:t>
+      </w:r>
+      <w:r>
+        <w:t xml:space="preserve">turno</w:t>
+      </w:r>
+      <w:r>
+        <w:t xml:space="preserve"> </w:t>
+      </w:r>
+      <w:r>
+        <w:t xml:space="preserve">unico</w:t>
+      </w:r>
+      <w:r>
+        <w:t xml:space="preserve"> </w:t>
+      </w:r>
+      <w:r>
+        <w:t xml:space="preserve">di</w:t>
+      </w:r>
+      <w:r>
+        <w:t xml:space="preserve"> </w:t>
+      </w:r>
+      <w:r>
+        <w:t xml:space="preserve">notte</w:t>
+      </w:r>
+      <w:r>
+        <w:t xml:space="preserve"> </w:t>
+      </w:r>
+      <w:r>
+        <w:t xml:space="preserve">all’1:30:</w:t>
+      </w:r>
+      <w:r>
+        <w:t xml:space="preserve"> </w:t>
+      </w:r>
+      <w:r>
+        <w:t xml:space="preserve">prima</w:t>
+      </w:r>
+      <w:r>
+        <w:t xml:space="preserve"> </w:t>
+      </w:r>
+      <w:r>
+        <w:t xml:space="preserve">verifica</w:t>
+      </w:r>
+      <w:r>
+        <w:t xml:space="preserve"> </w:t>
+      </w:r>
+      <w:r>
+        <w:t xml:space="preserve">e</w:t>
+      </w:r>
+      <w:r>
+        <w:t xml:space="preserve"> </w:t>
+      </w:r>
+      <w:r>
+        <w:t xml:space="preserve">pubblicazione,</w:t>
+      </w:r>
+      <w:r>
+        <w:t xml:space="preserve"> </w:t>
+      </w:r>
+      <w:r>
+        <w:t xml:space="preserve">poi</w:t>
+      </w:r>
+      <w:r>
+        <w:t xml:space="preserve"> </w:t>
+      </w:r>
+      <w:r>
+        <w:t xml:space="preserve">implementazione</w:t>
+      </w:r>
+      <w:r>
+        <w:t xml:space="preserve"> </w:t>
+      </w:r>
+      <w:r>
+        <w:t xml:space="preserve">e</w:t>
+      </w:r>
+      <w:r>
+        <w:t xml:space="preserve"> </w:t>
+      </w:r>
+      <w:r>
+        <w:t xml:space="preserve">confronto</w:t>
+      </w:r>
+      <w:r>
+        <w:t xml:space="preserve"> </w:t>
+      </w:r>
+      <w:r>
+        <w:t xml:space="preserve">con</w:t>
+      </w:r>
+      <w:r>
+        <w:t xml:space="preserve"> </w:t>
+      </w:r>
+      <w:r>
+        <w:t xml:space="preserve">le</w:t>
+      </w:r>
+      <w:r>
+        <w:t xml:space="preserve"> </w:t>
+      </w:r>
+      <w:r>
+        <w:t xml:space="preserve">altre</w:t>
+      </w:r>
+      <w:r>
+        <w:t xml:space="preserve"> </w:t>
+      </w:r>
+      <w:r>
+        <w:t xml:space="preserve">app</w:t>
+      </w:r>
+      <w:r>
+        <w:t xml:space="preserve"> </w:t>
+      </w:r>
+      <w:r>
+        <w:t xml:space="preserve">(decisione</w:t>
+      </w:r>
+      <w:r>
+        <w:t xml:space="preserve"> </w:t>
+      </w:r>
+      <w:r>
+        <w:t xml:space="preserve">di</w:t>
+      </w:r>
+      <w:r>
+        <w:t xml:space="preserve"> </w:t>
+      </w:r>
+      <w:r>
+        <w:t xml:space="preserve">Luigi</w:t>
+      </w:r>
+      <w:r>
+        <w:t xml:space="preserve"> </w:t>
+      </w:r>
+      <w:r>
+        <w:t xml:space="preserve">del</w:t>
+      </w:r>
+      <w:r>
+        <w:t xml:space="preserve"> </w:t>
+      </w:r>
+      <w:r>
         <w:t xml:space="preserve">28/10</w:t>
       </w:r>
       <w:r>
         <w:t xml:space="preserve"> </w:t>
       </w:r>
       <w:r>
-        <w:t xml:space="preserve">l’implementazione</w:t>
-      </w:r>
-      <w:r>
-        <w:t xml:space="preserve"> </w:t>
-      </w:r>
-      <w:r>
-        <w:t xml:space="preserve">è</w:t>
-      </w:r>
-      <w:r>
-        <w:t xml:space="preserve"> </w:t>
-      </w:r>
-      <w:r>
         <w:t xml:space="preserve">alle</w:t>
       </w:r>
       <w:r>
         <w:t xml:space="preserve"> </w:t>
       </w:r>
       <w:r>
-        <w:t xml:space="preserve">9</w:t>
-      </w:r>
-      <w:r>
-        <w:t xml:space="preserve"> </w:t>
-      </w:r>
-      <w:r>
-        <w:t xml:space="preserve">del</w:t>
-      </w:r>
-      <w:r>
-        <w:t xml:space="preserve"> </w:t>
-      </w:r>
-      <w:r>
-        <w:t xml:space="preserve">mattino,</w:t>
-      </w:r>
-      <w:r>
-        <w:t xml:space="preserve"> </w:t>
-      </w:r>
-      <w:r>
-        <w:t xml:space="preserve">la</w:t>
-      </w:r>
-      <w:r>
-        <w:t xml:space="preserve"> </w:t>
-      </w:r>
-      <w:r>
-        <w:t xml:space="preserve">verifica</w:t>
-      </w:r>
-      <w:r>
-        <w:t xml:space="preserve"> </w:t>
-      </w:r>
-      <w:r>
-        <w:t xml:space="preserve">all’1:30</w:t>
+        <w:t xml:space="preserve">22:50)</w:t>
       </w:r>
       <w:r>
         <w:t xml:space="preserve"> </w:t>
@@ -1385,25 +1481,7 @@
         <w:t xml:space="preserve"> </w:t>
       </w:r>
       <w:r>
-        <w:t xml:space="preserve">(R-506): il turno di notte prova (prove nuove nella tabella dei bachi), aggiorna le foto di riferimento e pubblica. Per R-519 nella 0.26.1 c’è la prima parte (posizione e classifica dal vivo in allenamento); il resto (partenza, traguardo, risultati come in gara) è la riga 1 della tabella di Claude: lo scrive l’attività delle 9, con una scelta da confermare a Luigi (S-53: in allenamento restano le 3 vite e il record di punti?). Da stasera l’attività</w:t>
-      </w:r>
-      <w:r>
-        <w:t xml:space="preserve"> </w:t>
-      </w:r>
-      <w:r>
-        <w:t xml:space="preserve">“</w:t>
-      </w:r>
-      <w:r>
-        <w:t xml:space="preserve">Implementation</w:t>
-      </w:r>
-      <w:r>
-        <w:t xml:space="preserve">”</w:t>
-      </w:r>
-      <w:r>
-        <w:t xml:space="preserve"> </w:t>
-      </w:r>
-      <w:r>
-        <w:t xml:space="preserve">parte alle</w:t>
+        <w:t xml:space="preserve">(R-506): il turno di notte prova (prove nuove nella tabella dei bachi), aggiorna le foto di riferimento e pubblica. Per R-519 nella 0.26.1 c’è la prima parte (posizione e classifica dal vivo in allenamento); il resto (partenza, traguardo, risultati come in gara) è la riga 0 della tabella di Claude: lo scrive il turno di notte (parte B), con una scelta da confermare a Luigi (S-53: in allenamento restano le 3 vite e il record di punti?). Alle 22:50 Luigi ha deciso di</w:t>
       </w:r>
       <w:r>
         <w:t xml:space="preserve"> </w:t>
@@ -1413,13 +1491,28 @@
           <w:bCs/>
           <w:b/>
         </w:rPr>
-        <w:t xml:space="preserve">9 del mattino</w:t>
-      </w:r>
-      <w:r>
-        <w:t xml:space="preserve"> </w:t>
-      </w:r>
-      <w:r>
-        <w:t xml:space="preserve">(decisione di Luigi del 28/10 alle 8:02) e il confronto con le altre app segue subito l’implementazione.</w:t>
+        <w:t xml:space="preserve">unire tutto nel turno di notte dell’1:30</w:t>
+      </w:r>
+      <w:r>
+        <w:t xml:space="preserve">: prima verifica e pubblicazione, poi implementazione e confronto con le altre app (R-512); l’attività</w:t>
+      </w:r>
+      <w:r>
+        <w:t xml:space="preserve"> </w:t>
+      </w:r>
+      <w:r>
+        <w:t xml:space="preserve">“</w:t>
+      </w:r>
+      <w:r>
+        <w:t xml:space="preserve">Implementation</w:t>
+      </w:r>
+      <w:r>
+        <w:t xml:space="preserve">”</w:t>
+      </w:r>
+      <w:r>
+        <w:t xml:space="preserve"> </w:t>
+      </w:r>
+      <w:r>
+        <w:t xml:space="preserve">delle 9 è spenta.</w:t>
       </w:r>
     </w:p>
     <w:bookmarkStart w:id="22" w:name="cosa-puoi-fare-tu-luigi"/>
@@ -1751,43 +1844,7 @@
               <w:rPr>
                 <w:sz w:val="19"/>
               </w:rPr>
-              <w:t xml:space="preserve">Controllare domattina il rapporto del turno di notte e verso le 10 quello di</w:t>
-            </w:r>
-            <w:r>
-              <w:rPr>
-                <w:sz w:val="19"/>
-              </w:rPr>
-              <w:t xml:space="preserve"> </w:t>
-            </w:r>
-            <w:r>
-              <w:rPr>
-                <w:sz w:val="19"/>
-              </w:rPr>
-              <w:t xml:space="preserve">“</w:t>
-            </w:r>
-            <w:r>
-              <w:rPr>
-                <w:sz w:val="19"/>
-              </w:rPr>
-              <w:t xml:space="preserve">Implementation</w:t>
-            </w:r>
-            <w:r>
-              <w:rPr>
-                <w:sz w:val="19"/>
-              </w:rPr>
-              <w:t xml:space="preserve">”</w:t>
-            </w:r>
-            <w:r>
-              <w:rPr>
-                <w:sz w:val="19"/>
-              </w:rPr>
-              <w:t xml:space="preserve"> </w:t>
-            </w:r>
-            <w:r>
-              <w:rPr>
-                <w:sz w:val="19"/>
-              </w:rPr>
-              <w:t xml:space="preserve">(dal 28/10 alle 9 del mattino, R-512): se qualcosa non torna, dirlo a Claude</w:t>
+              <w:t xml:space="preserve">Controllare domattina il rapporto del turno di notte (dal 29/10 contiene anche l’implementazione e il confronto con le altre app, R-512): se qualcosa non torna, dirlo a Claude</w:t>
             </w:r>
           </w:p>
         </w:tc>
@@ -4028,28 +4085,26 @@
           <w:bCs/>
           <w:b/>
         </w:rPr>
-        <w:t xml:space="preserve">Mattina, alle 9 (implementazione, R-512; fino al 27/10 alle 17)</w:t>
-      </w:r>
-      <w:r>
-        <w:t xml:space="preserve">: l’attività</w:t>
-      </w:r>
-      <w:r>
-        <w:t xml:space="preserve"> </w:t>
-      </w:r>
-      <w:r>
-        <w:t xml:space="preserve">“</w:t>
-      </w:r>
-      <w:r>
-        <w:t xml:space="preserve">Implementation</w:t>
-      </w:r>
-      <w:r>
-        <w:t xml:space="preserve">”</w:t>
-      </w:r>
-      <w:r>
-        <w:t xml:space="preserve"> </w:t>
-      </w:r>
-      <w:r>
-        <w:t xml:space="preserve">(o una chat del giorno) scrive i requisiti e il codice su un ramo</w:t>
+        <w:t xml:space="preserve">Dal 29/10 un turno unico di notte, all’1:30 (decisione di Luigi del 28/10 alle 22:50, R-512)</w:t>
+      </w:r>
+      <w:r>
+        <w:t xml:space="preserve">: prima la</w:t>
+      </w:r>
+      <w:r>
+        <w:t xml:space="preserve"> </w:t>
+      </w:r>
+      <w:r>
+        <w:rPr>
+          <w:bCs/>
+          <w:b/>
+        </w:rPr>
+        <w:t xml:space="preserve">verifica</w:t>
+      </w:r>
+      <w:r>
+        <w:t xml:space="preserve"> </w:t>
+      </w:r>
+      <w:r>
+        <w:t xml:space="preserve">(R-503: unisce i rami</w:t>
       </w:r>
       <w:r>
         <w:t xml:space="preserve"> </w:t>
@@ -4061,35 +4116,35 @@
         <w:t xml:space="preserve">giorno/…</w:t>
       </w:r>
       <w:r>
-        <w:t xml:space="preserve">, senza prove: prima i bachi aperti, poi le righe di questa tabella con</w:t>
-      </w:r>
-      <w:r>
-        <w:t xml:space="preserve"> </w:t>
-      </w:r>
-      <w:r>
-        <w:t xml:space="preserve">“</w:t>
-      </w:r>
-      <w:r>
-        <w:t xml:space="preserve">Sì</w:t>
-      </w:r>
-      <w:r>
-        <w:t xml:space="preserve">”</w:t>
-      </w:r>
-      <w:r>
-        <w:t xml:space="preserve">, in ordine; appena finita l’implementazione fa il confronto con le altre app.</w:t>
-      </w:r>
-      <w:r>
-        <w:t xml:space="preserve"> </w:t>
+        <w:t xml:space="preserve">, giro completo delle prove, correzione di ogni errore, pubblicazione solo con tutto verde), poi l’</w:t>
       </w:r>
       <w:r>
         <w:rPr>
           <w:bCs/>
           <w:b/>
         </w:rPr>
-        <w:t xml:space="preserve">Notte, all’1:30 (verifica, R-503)</w:t>
-      </w:r>
-      <w:r>
-        <w:t xml:space="preserve">: il turno di notte prova tutto, corregge gli errori e pubblica; non scrive funzioni nuove. La novità è online la mattina dopo. Nella colonna</w:t>
+        <w:t xml:space="preserve">implementazione</w:t>
+      </w:r>
+      <w:r>
+        <w:t xml:space="preserve"> </w:t>
+      </w:r>
+      <w:r>
+        <w:t xml:space="preserve">su un ramo</w:t>
+      </w:r>
+      <w:r>
+        <w:t xml:space="preserve"> </w:t>
+      </w:r>
+      <w:r>
+        <w:rPr>
+          <w:rStyle w:val="VerbatimChar"/>
+        </w:rPr>
+        <w:t xml:space="preserve">giorno/&lt;data&gt;-notte</w:t>
+      </w:r>
+      <w:r>
+        <w:t xml:space="preserve"> </w:t>
+      </w:r>
+      <w:r>
+        <w:t xml:space="preserve">(prima i bachi aperti, poi le righe di questa tabella con</w:t>
       </w:r>
       <w:r>
         <w:t xml:space="preserve"> </w:t>
@@ -4098,6 +4153,37 @@
         <w:t xml:space="preserve">“</w:t>
       </w:r>
       <w:r>
+        <w:t xml:space="preserve">Sì</w:t>
+      </w:r>
+      <w:r>
+        <w:t xml:space="preserve">”</w:t>
+      </w:r>
+      <w:r>
+        <w:t xml:space="preserve">, in ordine), che viene provata e pubblicata nella stessa notte se restano almeno 75 minuti prima delle 6:30, altrimenti la notte dopo; infine il</w:t>
+      </w:r>
+      <w:r>
+        <w:t xml:space="preserve"> </w:t>
+      </w:r>
+      <w:r>
+        <w:rPr>
+          <w:bCs/>
+          <w:b/>
+        </w:rPr>
+        <w:t xml:space="preserve">confronto con le altre app</w:t>
+      </w:r>
+      <w:r>
+        <w:t xml:space="preserve"> </w:t>
+      </w:r>
+      <w:r>
+        <w:t xml:space="preserve">(R-508). Di giorno lavora solo una chat con Luigi, senza prove. La novità è online la mattina dopo (o quella successiva). Nella colonna</w:t>
+      </w:r>
+      <w:r>
+        <w:t xml:space="preserve"> </w:t>
+      </w:r>
+      <w:r>
+        <w:t xml:space="preserve">“</w:t>
+      </w:r>
+      <w:r>
         <w:t xml:space="preserve">Notte</w:t>
       </w:r>
       <w:r>
@@ -4122,7 +4208,7 @@
         <w:t xml:space="preserve"> </w:t>
       </w:r>
       <w:r>
-        <w:t xml:space="preserve">vuol dire approvato da Luigi: si scrive alle 9 e si prova e pubblica la notte;</w:t>
+        <w:t xml:space="preserve">vuol dire approvato da Luigi: si scrive e si prova di notte;</w:t>
       </w:r>
       <w:r>
         <w:t xml:space="preserve"> </w:t>

--- a/docs/CYF-Gaming-Requisiti-da-Implementare-o-Bachi.docx
+++ b/docs/CYF-Gaming-Requisiti-da-Implementare-o-Bachi.docx
@@ -111,7 +111,7 @@
         <w:t xml:space="preserve"> </w:t>
       </w:r>
       <w:r>
-        <w:t xml:space="preserve">23:00</w:t>
+        <w:t xml:space="preserve">23:55</w:t>
       </w:r>
       <w:r>
         <w:t xml:space="preserve"> </w:t>
@@ -123,13 +123,499 @@
         <w:t xml:space="preserve"> </w:t>
       </w:r>
       <w:r>
+        <w:t xml:space="preserve">tre</w:t>
+      </w:r>
+      <w:r>
+        <w:t xml:space="preserve"> </w:t>
+      </w:r>
+      <w:r>
+        <w:t xml:space="preserve">requisiti</w:t>
+      </w:r>
+      <w:r>
+        <w:t xml:space="preserve"> </w:t>
+      </w:r>
+      <w:r>
+        <w:t xml:space="preserve">nuovi</w:t>
+      </w:r>
+      <w:r>
+        <w:t xml:space="preserve"> </w:t>
+      </w:r>
+      <w:r>
+        <w:t xml:space="preserve">di</w:t>
+      </w:r>
+      <w:r>
+        <w:t xml:space="preserve"> </w:t>
+      </w:r>
+      <w:r>
+        <w:t xml:space="preserve">Luigi</w:t>
+      </w:r>
+      <w:r>
+        <w:t xml:space="preserve"> </w:t>
+      </w:r>
+      <w:r>
+        <w:t xml:space="preserve">da</w:t>
+      </w:r>
+      <w:r>
+        <w:t xml:space="preserve"> </w:t>
+      </w:r>
+      <w:r>
+        <w:t xml:space="preserve">scrivere</w:t>
+      </w:r>
+      <w:r>
+        <w:t xml:space="preserve"> </w:t>
+      </w:r>
+      <w:r>
+        <w:t xml:space="preserve">stanotte</w:t>
+      </w:r>
+      <w:r>
+        <w:t xml:space="preserve"> </w:t>
+      </w:r>
+      <w:r>
+        <w:t xml:space="preserve">e</w:t>
+      </w:r>
+      <w:r>
+        <w:t xml:space="preserve"> </w:t>
+      </w:r>
+      <w:r>
+        <w:t xml:space="preserve">provare</w:t>
+      </w:r>
+      <w:r>
+        <w:t xml:space="preserve"> </w:t>
+      </w:r>
+      <w:r>
+        <w:t xml:space="preserve">domattina,</w:t>
+      </w:r>
+      <w:r>
+        <w:t xml:space="preserve"> </w:t>
+      </w:r>
+      <w:r>
+        <w:t xml:space="preserve">R-520</w:t>
+      </w:r>
+      <w:r>
+        <w:t xml:space="preserve"> </w:t>
+      </w:r>
+      <w:r>
+        <w:t xml:space="preserve">banana</w:t>
+      </w:r>
+      <w:r>
+        <w:t xml:space="preserve"> </w:t>
+      </w:r>
+      <w:r>
+        <w:t xml:space="preserve">1.500</w:t>
+      </w:r>
+      <w:r>
+        <w:t xml:space="preserve"> </w:t>
+      </w:r>
+      <w:r>
+        <w:t xml:space="preserve">punti,</w:t>
+      </w:r>
+      <w:r>
+        <w:t xml:space="preserve"> </w:t>
+      </w:r>
+      <w:r>
+        <w:t xml:space="preserve">R-521</w:t>
+      </w:r>
+      <w:r>
+        <w:t xml:space="preserve"> </w:t>
+      </w:r>
+      <w:r>
+        <w:t xml:space="preserve">bomba</w:t>
+      </w:r>
+      <w:r>
+        <w:t xml:space="preserve"> </w:t>
+      </w:r>
+      <w:r>
+        <w:t xml:space="preserve">50</w:t>
+      </w:r>
+      <w:r>
+        <w:t xml:space="preserve"> </w:t>
+      </w:r>
+      <w:r>
+        <w:t xml:space="preserve">punti,</w:t>
+      </w:r>
+      <w:r>
+        <w:t xml:space="preserve"> </w:t>
+      </w:r>
+      <w:r>
+        <w:t xml:space="preserve">R-522</w:t>
+      </w:r>
+      <w:r>
+        <w:t xml:space="preserve"> </w:t>
+      </w:r>
+      <w:r>
+        <w:t xml:space="preserve">immuni</w:t>
+      </w:r>
+      <w:r>
+        <w:t xml:space="preserve"> </w:t>
+      </w:r>
+      <w:r>
+        <w:t xml:space="preserve">a</w:t>
+      </w:r>
+      <w:r>
+        <w:t xml:space="preserve"> </w:t>
+      </w:r>
+      <w:r>
+        <w:t xml:space="preserve">banana</w:t>
+      </w:r>
+      <w:r>
+        <w:t xml:space="preserve"> </w:t>
+      </w:r>
+      <w:r>
+        <w:t xml:space="preserve">e</w:t>
+      </w:r>
+      <w:r>
+        <w:t xml:space="preserve"> </w:t>
+      </w:r>
+      <w:r>
+        <w:t xml:space="preserve">bananone</w:t>
+      </w:r>
+      <w:r>
+        <w:t xml:space="preserve"> </w:t>
+      </w:r>
+      <w:r>
+        <w:t xml:space="preserve">lanciati</w:t>
+      </w:r>
+      <w:r>
+        <w:t xml:space="preserve"> </w:t>
+      </w:r>
+      <w:r>
+        <w:t xml:space="preserve">curvando</w:t>
+      </w:r>
+      <w:r>
+        <w:t xml:space="preserve"> </w:t>
+      </w:r>
+      <w:r>
+        <w:t xml:space="preserve">o</w:t>
+      </w:r>
+      <w:r>
+        <w:t xml:space="preserve"> </w:t>
+      </w:r>
+      <w:r>
+        <w:t xml:space="preserve">in</w:t>
+      </w:r>
+      <w:r>
+        <w:t xml:space="preserve"> </w:t>
+      </w:r>
+      <w:r>
+        <w:t xml:space="preserve">aria,</w:t>
+      </w:r>
+      <w:r>
+        <w:t xml:space="preserve"> </w:t>
+      </w:r>
+      <w:r>
+        <w:t xml:space="preserve">più</w:t>
+      </w:r>
+      <w:r>
+        <w:t xml:space="preserve"> </w:t>
+      </w:r>
+      <w:r>
+        <w:t xml:space="preserve">R-523</w:t>
+      </w:r>
+      <w:r>
+        <w:t xml:space="preserve"> </w:t>
+      </w:r>
+      <w:r>
+        <w:t xml:space="preserve">rotellina</w:t>
+      </w:r>
+      <w:r>
+        <w:t xml:space="preserve"> </w:t>
+      </w:r>
+      <w:r>
+        <w:t xml:space="preserve">del</w:t>
+      </w:r>
+      <w:r>
+        <w:t xml:space="preserve"> </w:t>
+      </w:r>
+      <w:r>
+        <w:t xml:space="preserve">telefono</w:t>
+      </w:r>
+      <w:r>
+        <w:t xml:space="preserve"> </w:t>
+      </w:r>
+      <w:r>
+        <w:t xml:space="preserve">su</w:t>
+      </w:r>
+      <w:r>
+        <w:t xml:space="preserve"> </w:t>
+      </w:r>
+      <w:r>
+        <w:t xml:space="preserve">=</w:t>
+      </w:r>
+      <w:r>
+        <w:t xml:space="preserve"> </w:t>
+      </w:r>
+      <w:r>
+        <w:t xml:space="preserve">frena,</w:t>
+      </w:r>
+      <w:r>
+        <w:t xml:space="preserve"> </w:t>
+      </w:r>
+      <w:r>
+        <w:t xml:space="preserve">giù</w:t>
+      </w:r>
+      <w:r>
+        <w:t xml:space="preserve"> </w:t>
+      </w:r>
+      <w:r>
+        <w:t xml:space="preserve">=</w:t>
+      </w:r>
+      <w:r>
+        <w:t xml:space="preserve"> </w:t>
+      </w:r>
+      <w:r>
+        <w:t xml:space="preserve">accelera;</w:t>
+      </w:r>
+      <w:r>
+        <w:t xml:space="preserve"> </w:t>
+      </w:r>
+      <w:r>
+        <w:t xml:space="preserve">prima,</w:t>
+      </w:r>
+      <w:r>
+        <w:t xml:space="preserve"> </w:t>
+      </w:r>
+      <w:r>
+        <w:t xml:space="preserve">B-05</w:t>
+      </w:r>
+      <w:r>
+        <w:t xml:space="preserve"> </w:t>
+      </w:r>
+      <w:r>
+        <w:t xml:space="preserve">e</w:t>
+      </w:r>
+      <w:r>
+        <w:t xml:space="preserve"> </w:t>
+      </w:r>
+      <w:r>
+        <w:t xml:space="preserve">B-06</w:t>
+      </w:r>
+      <w:r>
+        <w:t xml:space="preserve"> </w:t>
+      </w:r>
+      <w:r>
+        <w:t xml:space="preserve">nella</w:t>
+      </w:r>
+      <w:r>
+        <w:t xml:space="preserve"> </w:t>
+      </w:r>
+      <w:r>
+        <w:t xml:space="preserve">0.26.1</w:t>
+      </w:r>
+      <w:r>
+        <w:t xml:space="preserve"> </w:t>
+      </w:r>
+      <w:r>
+        <w:t xml:space="preserve">sul</w:t>
+      </w:r>
+      <w:r>
+        <w:t xml:space="preserve"> </w:t>
+      </w:r>
+      <w:r>
+        <w:t xml:space="preserve">ramo</w:t>
+      </w:r>
+      <w:r>
+        <w:t xml:space="preserve"> </w:t>
+      </w:r>
+      <w:r>
+        <w:t xml:space="preserve">giorno/2026-10-28-sera,</w:t>
+      </w:r>
+      <w:r>
+        <w:t xml:space="preserve"> </w:t>
+      </w:r>
+      <w:r>
+        <w:t xml:space="preserve">con</w:t>
+      </w:r>
+      <w:r>
+        <w:t xml:space="preserve"> </w:t>
+      </w:r>
+      <w:r>
+        <w:t xml:space="preserve">la</w:t>
+      </w:r>
+      <w:r>
+        <w:t xml:space="preserve"> </w:t>
+      </w:r>
+      <w:r>
+        <w:t xml:space="preserve">0.26.0</w:t>
+      </w:r>
+      <w:r>
+        <w:t xml:space="preserve"> </w:t>
+      </w:r>
+      <w:r>
+        <w:t xml:space="preserve">e</w:t>
+      </w:r>
+      <w:r>
+        <w:t xml:space="preserve"> </w:t>
+      </w:r>
+      <w:r>
+        <w:t xml:space="preserve">la</w:t>
+      </w:r>
+      <w:r>
+        <w:t xml:space="preserve"> </w:t>
+      </w:r>
+      <w:r>
+        <w:t xml:space="preserve">pubblicità</w:t>
+      </w:r>
+      <w:r>
+        <w:t xml:space="preserve"> </w:t>
+      </w:r>
+      <w:r>
+        <w:t xml:space="preserve">0.25.6-0.25.7)</w:t>
+      </w:r>
+      <w:r>
+        <w:t xml:space="preserve"> </w:t>
+      </w:r>
+      <w:r>
+        <w:t xml:space="preserve">·</w:t>
+      </w:r>
+      <w:r>
+        <w:t xml:space="preserve"> </w:t>
+      </w:r>
+      <w:r>
+        <w:t xml:space="preserve">dal</w:t>
+      </w:r>
+      <w:r>
+        <w:t xml:space="preserve"> </w:t>
+      </w:r>
+      <w:r>
+        <w:t xml:space="preserve">29/10</w:t>
+      </w:r>
+      <w:r>
+        <w:t xml:space="preserve"> </w:t>
+      </w:r>
+      <w:r>
         <w:t xml:space="preserve">due</w:t>
       </w:r>
       <w:r>
         <w:t xml:space="preserve"> </w:t>
       </w:r>
       <w:r>
-        <w:t xml:space="preserve">bachi</w:t>
+        <w:t xml:space="preserve">attività:</w:t>
+      </w:r>
+      <w:r>
+        <w:t xml:space="preserve"> </w:t>
+      </w:r>
+      <w:r>
+        <w:t xml:space="preserve">Implementation</w:t>
+      </w:r>
+      <w:r>
+        <w:t xml:space="preserve"> </w:t>
+      </w:r>
+      <w:r>
+        <w:t xml:space="preserve">all’1:00</w:t>
+      </w:r>
+      <w:r>
+        <w:t xml:space="preserve"> </w:t>
+      </w:r>
+      <w:r>
+        <w:t xml:space="preserve">senza</w:t>
+      </w:r>
+      <w:r>
+        <w:t xml:space="preserve"> </w:t>
+      </w:r>
+      <w:r>
+        <w:t xml:space="preserve">prove,</w:t>
+      </w:r>
+      <w:r>
+        <w:t xml:space="preserve"> </w:t>
+      </w:r>
+      <w:r>
+        <w:t xml:space="preserve">Verifica</w:t>
+      </w:r>
+      <w:r>
+        <w:t xml:space="preserve"> </w:t>
+      </w:r>
+      <w:r>
+        <w:t xml:space="preserve">alle</w:t>
+      </w:r>
+      <w:r>
+        <w:t xml:space="preserve"> </w:t>
+      </w:r>
+      <w:r>
+        <w:t xml:space="preserve">9:30</w:t>
+      </w:r>
+      <w:r>
+        <w:t xml:space="preserve"> </w:t>
+      </w:r>
+      <w:r>
+        <w:t xml:space="preserve">con</w:t>
+      </w:r>
+      <w:r>
+        <w:t xml:space="preserve"> </w:t>
+      </w:r>
+      <w:r>
+        <w:t xml:space="preserve">prove</w:t>
+      </w:r>
+      <w:r>
+        <w:t xml:space="preserve"> </w:t>
+      </w:r>
+      <w:r>
+        <w:t xml:space="preserve">e</w:t>
+      </w:r>
+      <w:r>
+        <w:t xml:space="preserve"> </w:t>
+      </w:r>
+      <w:r>
+        <w:t xml:space="preserve">pubblicazione</w:t>
+      </w:r>
+      <w:r>
+        <w:t xml:space="preserve"> </w:t>
+      </w:r>
+      <w:r>
+        <w:t xml:space="preserve">entro</w:t>
+      </w:r>
+      <w:r>
+        <w:t xml:space="preserve"> </w:t>
+      </w:r>
+      <w:r>
+        <w:t xml:space="preserve">le</w:t>
+      </w:r>
+      <w:r>
+        <w:t xml:space="preserve"> </w:t>
+      </w:r>
+      <w:r>
+        <w:t xml:space="preserve">14:30,</w:t>
+      </w:r>
+      <w:r>
+        <w:t xml:space="preserve"> </w:t>
+      </w:r>
+      <w:r>
+        <w:t xml:space="preserve">poi</w:t>
+      </w:r>
+      <w:r>
+        <w:t xml:space="preserve"> </w:t>
+      </w:r>
+      <w:r>
+        <w:t xml:space="preserve">confronto</w:t>
+      </w:r>
+      <w:r>
+        <w:t xml:space="preserve"> </w:t>
+      </w:r>
+      <w:r>
+        <w:t xml:space="preserve">con</w:t>
+      </w:r>
+      <w:r>
+        <w:t xml:space="preserve"> </w:t>
+      </w:r>
+      <w:r>
+        <w:t xml:space="preserve">le</w:t>
+      </w:r>
+      <w:r>
+        <w:t xml:space="preserve"> </w:t>
+      </w:r>
+      <w:r>
+        <w:t xml:space="preserve">altre</w:t>
+      </w:r>
+      <w:r>
+        <w:t xml:space="preserve"> </w:t>
+      </w:r>
+      <w:r>
+        <w:t xml:space="preserve">app</w:t>
+      </w:r>
+      <w:r>
+        <w:t xml:space="preserve"> </w:t>
+      </w:r>
+      <w:r>
+        <w:t xml:space="preserve">(decisione</w:t>
       </w:r>
       <w:r>
         <w:t xml:space="preserve"> </w:t>
@@ -141,402 +627,6 @@
         <w:t xml:space="preserve"> </w:t>
       </w:r>
       <w:r>
-        <w:t xml:space="preserve">Luigi,</w:t>
-      </w:r>
-      <w:r>
-        <w:t xml:space="preserve"> </w:t>
-      </w:r>
-      <w:r>
-        <w:t xml:space="preserve">B-05</w:t>
-      </w:r>
-      <w:r>
-        <w:t xml:space="preserve"> </w:t>
-      </w:r>
-      <w:r>
-        <w:t xml:space="preserve">classifica</w:t>
-      </w:r>
-      <w:r>
-        <w:t xml:space="preserve"> </w:t>
-      </w:r>
-      <w:r>
-        <w:t xml:space="preserve">in</w:t>
-      </w:r>
-      <w:r>
-        <w:t xml:space="preserve"> </w:t>
-      </w:r>
-      <w:r>
-        <w:t xml:space="preserve">allenamento</w:t>
-      </w:r>
-      <w:r>
-        <w:t xml:space="preserve"> </w:t>
-      </w:r>
-      <w:r>
-        <w:t xml:space="preserve">e</w:t>
-      </w:r>
-      <w:r>
-        <w:t xml:space="preserve"> </w:t>
-      </w:r>
-      <w:r>
-        <w:t xml:space="preserve">B-06</w:t>
-      </w:r>
-      <w:r>
-        <w:t xml:space="preserve"> </w:t>
-      </w:r>
-      <w:r>
-        <w:t xml:space="preserve">alberi</w:t>
-      </w:r>
-      <w:r>
-        <w:t xml:space="preserve"> </w:t>
-      </w:r>
-      <w:r>
-        <w:t xml:space="preserve">davanti</w:t>
-      </w:r>
-      <w:r>
-        <w:t xml:space="preserve"> </w:t>
-      </w:r>
-      <w:r>
-        <w:t xml:space="preserve">ai</w:t>
-      </w:r>
-      <w:r>
-        <w:t xml:space="preserve"> </w:t>
-      </w:r>
-      <w:r>
-        <w:t xml:space="preserve">trampolini,</w:t>
-      </w:r>
-      <w:r>
-        <w:t xml:space="preserve"> </w:t>
-      </w:r>
-      <w:r>
-        <w:t xml:space="preserve">corretti</w:t>
-      </w:r>
-      <w:r>
-        <w:t xml:space="preserve"> </w:t>
-      </w:r>
-      <w:r>
-        <w:t xml:space="preserve">nella</w:t>
-      </w:r>
-      <w:r>
-        <w:t xml:space="preserve"> </w:t>
-      </w:r>
-      <w:r>
-        <w:t xml:space="preserve">0.26.1</w:t>
-      </w:r>
-      <w:r>
-        <w:t xml:space="preserve"> </w:t>
-      </w:r>
-      <w:r>
-        <w:t xml:space="preserve">sul</w:t>
-      </w:r>
-      <w:r>
-        <w:t xml:space="preserve"> </w:t>
-      </w:r>
-      <w:r>
-        <w:t xml:space="preserve">ramo</w:t>
-      </w:r>
-      <w:r>
-        <w:t xml:space="preserve"> </w:t>
-      </w:r>
-      <w:r>
-        <w:t xml:space="preserve">giorno/2026-10-28-sera,</w:t>
-      </w:r>
-      <w:r>
-        <w:t xml:space="preserve"> </w:t>
-      </w:r>
-      <w:r>
-        <w:t xml:space="preserve">che</w:t>
-      </w:r>
-      <w:r>
-        <w:t xml:space="preserve"> </w:t>
-      </w:r>
-      <w:r>
-        <w:t xml:space="preserve">contiene</w:t>
-      </w:r>
-      <w:r>
-        <w:t xml:space="preserve"> </w:t>
-      </w:r>
-      <w:r>
-        <w:t xml:space="preserve">anche</w:t>
-      </w:r>
-      <w:r>
-        <w:t xml:space="preserve"> </w:t>
-      </w:r>
-      <w:r>
-        <w:t xml:space="preserve">la</w:t>
-      </w:r>
-      <w:r>
-        <w:t xml:space="preserve"> </w:t>
-      </w:r>
-      <w:r>
-        <w:t xml:space="preserve">0.26.0</w:t>
-      </w:r>
-      <w:r>
-        <w:t xml:space="preserve"> </w:t>
-      </w:r>
-      <w:r>
-        <w:t xml:space="preserve">della</w:t>
-      </w:r>
-      <w:r>
-        <w:t xml:space="preserve"> </w:t>
-      </w:r>
-      <w:r>
-        <w:t xml:space="preserve">mattina</w:t>
-      </w:r>
-      <w:r>
-        <w:t xml:space="preserve"> </w:t>
-      </w:r>
-      <w:r>
-        <w:t xml:space="preserve">e</w:t>
-      </w:r>
-      <w:r>
-        <w:t xml:space="preserve"> </w:t>
-      </w:r>
-      <w:r>
-        <w:t xml:space="preserve">la</w:t>
-      </w:r>
-      <w:r>
-        <w:t xml:space="preserve"> </w:t>
-      </w:r>
-      <w:r>
-        <w:t xml:space="preserve">pubblicità</w:t>
-      </w:r>
-      <w:r>
-        <w:t xml:space="preserve"> </w:t>
-      </w:r>
-      <w:r>
-        <w:t xml:space="preserve">della</w:t>
-      </w:r>
-      <w:r>
-        <w:t xml:space="preserve"> </w:t>
-      </w:r>
-      <w:r>
-        <w:t xml:space="preserve">0.25.6-0.25.7;</w:t>
-      </w:r>
-      <w:r>
-        <w:t xml:space="preserve"> </w:t>
-      </w:r>
-      <w:r>
-        <w:t xml:space="preserve">nuovo</w:t>
-      </w:r>
-      <w:r>
-        <w:t xml:space="preserve"> </w:t>
-      </w:r>
-      <w:r>
-        <w:t xml:space="preserve">requisito</w:t>
-      </w:r>
-      <w:r>
-        <w:t xml:space="preserve"> </w:t>
-      </w:r>
-      <w:r>
-        <w:t xml:space="preserve">R-519,</w:t>
-      </w:r>
-      <w:r>
-        <w:t xml:space="preserve"> </w:t>
-      </w:r>
-      <w:r>
-        <w:t xml:space="preserve">allenamento</w:t>
-      </w:r>
-      <w:r>
-        <w:t xml:space="preserve"> </w:t>
-      </w:r>
-      <w:r>
-        <w:t xml:space="preserve">uguale</w:t>
-      </w:r>
-      <w:r>
-        <w:t xml:space="preserve"> </w:t>
-      </w:r>
-      <w:r>
-        <w:t xml:space="preserve">alla</w:t>
-      </w:r>
-      <w:r>
-        <w:t xml:space="preserve"> </w:t>
-      </w:r>
-      <w:r>
-        <w:t xml:space="preserve">gara;</w:t>
-      </w:r>
-      <w:r>
-        <w:t xml:space="preserve"> </w:t>
-      </w:r>
-      <w:r>
-        <w:t xml:space="preserve">il</w:t>
-      </w:r>
-      <w:r>
-        <w:t xml:space="preserve"> </w:t>
-      </w:r>
-      <w:r>
-        <w:t xml:space="preserve">turno</w:t>
-      </w:r>
-      <w:r>
-        <w:t xml:space="preserve"> </w:t>
-      </w:r>
-      <w:r>
-        <w:t xml:space="preserve">di</w:t>
-      </w:r>
-      <w:r>
-        <w:t xml:space="preserve"> </w:t>
-      </w:r>
-      <w:r>
-        <w:t xml:space="preserve">notte</w:t>
-      </w:r>
-      <w:r>
-        <w:t xml:space="preserve"> </w:t>
-      </w:r>
-      <w:r>
-        <w:t xml:space="preserve">prova</w:t>
-      </w:r>
-      <w:r>
-        <w:t xml:space="preserve"> </w:t>
-      </w:r>
-      <w:r>
-        <w:t xml:space="preserve">e</w:t>
-      </w:r>
-      <w:r>
-        <w:t xml:space="preserve"> </w:t>
-      </w:r>
-      <w:r>
-        <w:t xml:space="preserve">pubblica)</w:t>
-      </w:r>
-      <w:r>
-        <w:t xml:space="preserve"> </w:t>
-      </w:r>
-      <w:r>
-        <w:t xml:space="preserve">·</w:t>
-      </w:r>
-      <w:r>
-        <w:t xml:space="preserve"> </w:t>
-      </w:r>
-      <w:r>
-        <w:t xml:space="preserve">dal</w:t>
-      </w:r>
-      <w:r>
-        <w:t xml:space="preserve"> </w:t>
-      </w:r>
-      <w:r>
-        <w:t xml:space="preserve">29/10</w:t>
-      </w:r>
-      <w:r>
-        <w:t xml:space="preserve"> </w:t>
-      </w:r>
-      <w:r>
-        <w:t xml:space="preserve">un</w:t>
-      </w:r>
-      <w:r>
-        <w:t xml:space="preserve"> </w:t>
-      </w:r>
-      <w:r>
-        <w:t xml:space="preserve">turno</w:t>
-      </w:r>
-      <w:r>
-        <w:t xml:space="preserve"> </w:t>
-      </w:r>
-      <w:r>
-        <w:t xml:space="preserve">unico</w:t>
-      </w:r>
-      <w:r>
-        <w:t xml:space="preserve"> </w:t>
-      </w:r>
-      <w:r>
-        <w:t xml:space="preserve">di</w:t>
-      </w:r>
-      <w:r>
-        <w:t xml:space="preserve"> </w:t>
-      </w:r>
-      <w:r>
-        <w:t xml:space="preserve">notte</w:t>
-      </w:r>
-      <w:r>
-        <w:t xml:space="preserve"> </w:t>
-      </w:r>
-      <w:r>
-        <w:t xml:space="preserve">all’1:30:</w:t>
-      </w:r>
-      <w:r>
-        <w:t xml:space="preserve"> </w:t>
-      </w:r>
-      <w:r>
-        <w:t xml:space="preserve">prima</w:t>
-      </w:r>
-      <w:r>
-        <w:t xml:space="preserve"> </w:t>
-      </w:r>
-      <w:r>
-        <w:t xml:space="preserve">verifica</w:t>
-      </w:r>
-      <w:r>
-        <w:t xml:space="preserve"> </w:t>
-      </w:r>
-      <w:r>
-        <w:t xml:space="preserve">e</w:t>
-      </w:r>
-      <w:r>
-        <w:t xml:space="preserve"> </w:t>
-      </w:r>
-      <w:r>
-        <w:t xml:space="preserve">pubblicazione,</w:t>
-      </w:r>
-      <w:r>
-        <w:t xml:space="preserve"> </w:t>
-      </w:r>
-      <w:r>
-        <w:t xml:space="preserve">poi</w:t>
-      </w:r>
-      <w:r>
-        <w:t xml:space="preserve"> </w:t>
-      </w:r>
-      <w:r>
-        <w:t xml:space="preserve">implementazione</w:t>
-      </w:r>
-      <w:r>
-        <w:t xml:space="preserve"> </w:t>
-      </w:r>
-      <w:r>
-        <w:t xml:space="preserve">e</w:t>
-      </w:r>
-      <w:r>
-        <w:t xml:space="preserve"> </w:t>
-      </w:r>
-      <w:r>
-        <w:t xml:space="preserve">confronto</w:t>
-      </w:r>
-      <w:r>
-        <w:t xml:space="preserve"> </w:t>
-      </w:r>
-      <w:r>
-        <w:t xml:space="preserve">con</w:t>
-      </w:r>
-      <w:r>
-        <w:t xml:space="preserve"> </w:t>
-      </w:r>
-      <w:r>
-        <w:t xml:space="preserve">le</w:t>
-      </w:r>
-      <w:r>
-        <w:t xml:space="preserve"> </w:t>
-      </w:r>
-      <w:r>
-        <w:t xml:space="preserve">altre</w:t>
-      </w:r>
-      <w:r>
-        <w:t xml:space="preserve"> </w:t>
-      </w:r>
-      <w:r>
-        <w:t xml:space="preserve">app</w:t>
-      </w:r>
-      <w:r>
-        <w:t xml:space="preserve"> </w:t>
-      </w:r>
-      <w:r>
-        <w:t xml:space="preserve">(decisione</w:t>
-      </w:r>
-      <w:r>
-        <w:t xml:space="preserve"> </w:t>
-      </w:r>
-      <w:r>
-        <w:t xml:space="preserve">di</w:t>
-      </w:r>
-      <w:r>
-        <w:t xml:space="preserve"> </w:t>
-      </w:r>
-      <w:r>
         <w:t xml:space="preserve">Luigi</w:t>
       </w:r>
       <w:r>
@@ -561,7 +651,7 @@
         <w:t xml:space="preserve"> </w:t>
       </w:r>
       <w:r>
-        <w:t xml:space="preserve">22:50)</w:t>
+        <w:t xml:space="preserve">23:15)</w:t>
       </w:r>
       <w:r>
         <w:t xml:space="preserve"> </w:t>
@@ -942,6 +1032,299 @@
       </w:r>
       <w:r>
         <w:t xml:space="preserve">(10 anche al secondo tentativo); con un arrivo ogni 100 ms nessuno viene respinto. La correzione (prenotazione del posto e nuovo tentativo automatico) è nella tabella dei bachi: la scrive l’attività della mattina, la prova il turno di notte. Da sapere: una sala online, 30 s dopo i risultati, fa ripartire da sola una gara con chi è rimasto (R-235): è voluto, ma in una sala da 8 significa che chi legge i risultati per più di 30 s si ritrova in pista.</w:t>
+      </w:r>
+    </w:p>
+    <w:p>
+      <w:pPr>
+        <w:pStyle w:val="BodyText"/>
+      </w:pPr>
+      <w:r>
+        <w:rPr>
+          <w:bCs/>
+          <w:b/>
+        </w:rPr>
+        <w:t xml:space="preserve">Sera del 28/10 (ore 23:40-23:55, tre requisiti nuovi di Luigi,</w:t>
+      </w:r>
+      <w:r>
+        <w:rPr>
+          <w:bCs/>
+          <w:b/>
+        </w:rPr>
+        <w:t xml:space="preserve"> </w:t>
+      </w:r>
+      <w:r>
+        <w:rPr>
+          <w:bCs/>
+          <w:b/>
+        </w:rPr>
+        <w:t xml:space="preserve">“</w:t>
+      </w:r>
+      <w:r>
+        <w:rPr>
+          <w:bCs/>
+          <w:b/>
+        </w:rPr>
+        <w:t xml:space="preserve">devono essere implementati domani</w:t>
+      </w:r>
+      <w:r>
+        <w:rPr>
+          <w:bCs/>
+          <w:b/>
+        </w:rPr>
+        <w:t xml:space="preserve">”</w:t>
+      </w:r>
+      <w:r>
+        <w:rPr>
+          <w:bCs/>
+          <w:b/>
+        </w:rPr>
+        <w:t xml:space="preserve">)</w:t>
+      </w:r>
+      <w:r>
+        <w:t xml:space="preserve">:</w:t>
+      </w:r>
+      <w:r>
+        <w:t xml:space="preserve"> </w:t>
+      </w:r>
+      <w:r>
+        <w:rPr>
+          <w:bCs/>
+          <w:b/>
+        </w:rPr>
+        <w:t xml:space="preserve">R-520</w:t>
+      </w:r>
+      <w:r>
+        <w:t xml:space="preserve"> </w:t>
+      </w:r>
+      <w:r>
+        <w:t xml:space="preserve">la banana costa</w:t>
+      </w:r>
+      <w:r>
+        <w:t xml:space="preserve"> </w:t>
+      </w:r>
+      <w:r>
+        <w:rPr>
+          <w:bCs/>
+          <w:b/>
+        </w:rPr>
+        <w:t xml:space="preserve">1.500 punti</w:t>
+      </w:r>
+      <w:r>
+        <w:t xml:space="preserve"> </w:t>
+      </w:r>
+      <w:r>
+        <w:t xml:space="preserve">(prima 50);</w:t>
+      </w:r>
+      <w:r>
+        <w:t xml:space="preserve"> </w:t>
+      </w:r>
+      <w:r>
+        <w:rPr>
+          <w:bCs/>
+          <w:b/>
+        </w:rPr>
+        <w:t xml:space="preserve">R-521</w:t>
+      </w:r>
+      <w:r>
+        <w:t xml:space="preserve"> </w:t>
+      </w:r>
+      <w:r>
+        <w:t xml:space="preserve">la bomba costa</w:t>
+      </w:r>
+      <w:r>
+        <w:t xml:space="preserve"> </w:t>
+      </w:r>
+      <w:r>
+        <w:rPr>
+          <w:bCs/>
+          <w:b/>
+        </w:rPr>
+        <w:t xml:space="preserve">50 punti</w:t>
+      </w:r>
+      <w:r>
+        <w:t xml:space="preserve"> </w:t>
+      </w:r>
+      <w:r>
+        <w:t xml:space="preserve">(prima 150): lo scopo è trovare</w:t>
+      </w:r>
+      <w:r>
+        <w:t xml:space="preserve"> </w:t>
+      </w:r>
+      <w:r>
+        <w:rPr>
+          <w:bCs/>
+          <w:b/>
+        </w:rPr>
+        <w:t xml:space="preserve">tante bombe sulla pista</w:t>
+      </w:r>
+      <w:r>
+        <w:t xml:space="preserve">;</w:t>
+      </w:r>
+      <w:r>
+        <w:t xml:space="preserve"> </w:t>
+      </w:r>
+      <w:r>
+        <w:rPr>
+          <w:bCs/>
+          <w:b/>
+        </w:rPr>
+        <w:t xml:space="preserve">R-522</w:t>
+      </w:r>
+      <w:r>
+        <w:t xml:space="preserve"> </w:t>
+      </w:r>
+      <w:r>
+        <w:t xml:space="preserve">chi tiene premuto</w:t>
+      </w:r>
+      <w:r>
+        <w:t xml:space="preserve"> </w:t>
+      </w:r>
+      <w:r>
+        <w:rPr>
+          <w:bCs/>
+          <w:b/>
+        </w:rPr>
+        <w:t xml:space="preserve">← o →</w:t>
+      </w:r>
+      <w:r>
+        <w:t xml:space="preserve"> </w:t>
+      </w:r>
+      <w:r>
+        <w:t xml:space="preserve">(o sposta la rotellina di lato) o è</w:t>
+      </w:r>
+      <w:r>
+        <w:t xml:space="preserve"> </w:t>
+      </w:r>
+      <w:r>
+        <w:rPr>
+          <w:bCs/>
+          <w:b/>
+        </w:rPr>
+        <w:t xml:space="preserve">in aria</w:t>
+      </w:r>
+      <w:r>
+        <w:t xml:space="preserve"> </w:t>
+      </w:r>
+      <w:r>
+        <w:t xml:space="preserve">non viene colpito da</w:t>
+      </w:r>
+      <w:r>
+        <w:t xml:space="preserve"> </w:t>
+      </w:r>
+      <w:r>
+        <w:rPr>
+          <w:bCs/>
+          <w:b/>
+        </w:rPr>
+        <w:t xml:space="preserve">banana e bananone lanciati</w:t>
+      </w:r>
+      <w:r>
+        <w:t xml:space="preserve">; banane e bananoni</w:t>
+      </w:r>
+      <w:r>
+        <w:t xml:space="preserve"> </w:t>
+      </w:r>
+      <w:r>
+        <w:rPr>
+          <w:bCs/>
+          <w:b/>
+        </w:rPr>
+        <w:t xml:space="preserve">a terra</w:t>
+      </w:r>
+      <w:r>
+        <w:t xml:space="preserve"> </w:t>
+      </w:r>
+      <w:r>
+        <w:t xml:space="preserve">sono come la bomba: colpiscono anche curvando (in aria si saltano come oggi). In più</w:t>
+      </w:r>
+      <w:r>
+        <w:t xml:space="preserve"> </w:t>
+      </w:r>
+      <w:r>
+        <w:rPr>
+          <w:bCs/>
+          <w:b/>
+        </w:rPr>
+        <w:t xml:space="preserve">R-523</w:t>
+      </w:r>
+      <w:r>
+        <w:t xml:space="preserve">: sul telefono la rotellina è al contrario:</w:t>
+      </w:r>
+      <w:r>
+        <w:t xml:space="preserve"> </w:t>
+      </w:r>
+      <w:r>
+        <w:rPr>
+          <w:bCs/>
+          <w:b/>
+        </w:rPr>
+        <w:t xml:space="preserve">su = frena</w:t>
+      </w:r>
+      <w:r>
+        <w:t xml:space="preserve"> </w:t>
+      </w:r>
+      <w:r>
+        <w:t xml:space="preserve">e il rider si alza un po’,</w:t>
+      </w:r>
+      <w:r>
+        <w:t xml:space="preserve"> </w:t>
+      </w:r>
+      <w:r>
+        <w:rPr>
+          <w:bCs/>
+          <w:b/>
+        </w:rPr>
+        <w:t xml:space="preserve">giù = accelera</w:t>
+      </w:r>
+      <w:r>
+        <w:t xml:space="preserve"> </w:t>
+      </w:r>
+      <w:r>
+        <w:t xml:space="preserve">e il rider si abbassa (come le frecce della tastiera; sostituisce S-20). Scritti solo i requisiti (righe 0a-0c della tabella di Claude,</w:t>
+      </w:r>
+      <w:r>
+        <w:t xml:space="preserve"> </w:t>
+      </w:r>
+      <w:r>
+        <w:t xml:space="preserve">“</w:t>
+      </w:r>
+      <w:r>
+        <w:t xml:space="preserve">Sì</w:t>
+      </w:r>
+      <w:r>
+        <w:t xml:space="preserve">”</w:t>
+      </w:r>
+      <w:r>
+        <w:t xml:space="preserve">): il codice lo scrive Implementation all’1:00, la Verifica delle 9:30 prova e pubblica entro le 14:30. Una scelta aperta per Luigi,</w:t>
+      </w:r>
+      <w:r>
+        <w:t xml:space="preserve"> </w:t>
+      </w:r>
+      <w:r>
+        <w:rPr>
+          <w:bCs/>
+          <w:b/>
+        </w:rPr>
+        <w:t xml:space="preserve">S-54</w:t>
+      </w:r>
+      <w:r>
+        <w:t xml:space="preserve">: oggi il bananone costa 10 volte la bomba, quindi con la bomba a 50 scenderebbe a 500, meno della banana; se Luigi non risponde resta</w:t>
+      </w:r>
+      <w:r>
+        <w:t xml:space="preserve"> </w:t>
+      </w:r>
+      <w:r>
+        <w:rPr>
+          <w:bCs/>
+          <w:b/>
+        </w:rPr>
+        <w:t xml:space="preserve">1.500</w:t>
+      </w:r>
+      <w:r>
+        <w:t xml:space="preserve"> </w:t>
+      </w:r>
+      <w:r>
+        <w:t xml:space="preserve">(fisso, non più legato alla bomba).</w:t>
       </w:r>
     </w:p>
     <w:p>
@@ -1844,7 +2227,37 @@
               <w:rPr>
                 <w:sz w:val="19"/>
               </w:rPr>
-              <w:t xml:space="preserve">Controllare domattina il rapporto del turno di notte (dal 29/10 contiene anche l’implementazione e il confronto con le altre app, R-512): se qualcosa non torna, dirlo a Claude</w:t>
+              <w:t xml:space="preserve">Controllare il rapporto di Implementation (mattina) e quello della Verifica (verso le 14:30-15, con il confronto con le altre app e</w:t>
+            </w:r>
+            <w:r>
+              <w:rPr>
+                <w:sz w:val="19"/>
+              </w:rPr>
+              <w:t xml:space="preserve"> </w:t>
+            </w:r>
+            <w:r>
+              <w:rPr>
+                <w:sz w:val="19"/>
+              </w:rPr>
+              <w:t xml:space="preserve">“</w:t>
+            </w:r>
+            <w:r>
+              <w:rPr>
+                <w:sz w:val="19"/>
+              </w:rPr>
+              <w:t xml:space="preserve">cosa provare stasera</w:t>
+            </w:r>
+            <w:r>
+              <w:rPr>
+                <w:sz w:val="19"/>
+              </w:rPr>
+              <w:t xml:space="preserve">”</w:t>
+            </w:r>
+            <w:r>
+              <w:rPr>
+                <w:sz w:val="19"/>
+              </w:rPr>
+              <w:t xml:space="preserve">, R-512): se qualcosa non torna, dirlo a Claude</w:t>
             </w:r>
           </w:p>
         </w:tc>
@@ -1900,7 +2313,7 @@
               <w:rPr>
                 <w:sz w:val="19"/>
               </w:rPr>
-              <w:t xml:space="preserve">1h</w:t>
+              <w:t xml:space="preserve">1i</w:t>
             </w:r>
           </w:p>
         </w:tc>
@@ -1920,13 +2333,49 @@
                 <w:b/>
                 <w:sz w:val="19"/>
               </w:rPr>
-              <w:t xml:space="preserve">Allenamento uguale alla gara (R-519)</w:t>
-            </w:r>
-            <w:r>
-              <w:rPr>
-                <w:sz w:val="19"/>
-              </w:rPr>
-              <w:t xml:space="preserve">: dire se in allenamento devono restare le</w:t>
+              <w:t xml:space="preserve">Costo del bananone (S-54)</w:t>
+            </w:r>
+            <w:r>
+              <w:rPr>
+                <w:sz w:val="19"/>
+              </w:rPr>
+              <w:t xml:space="preserve">: con la bomba a 50 punti, il bananone</w:t>
+            </w:r>
+            <w:r>
+              <w:rPr>
+                <w:sz w:val="19"/>
+              </w:rPr>
+              <w:t xml:space="preserve"> </w:t>
+            </w:r>
+            <w:r>
+              <w:rPr>
+                <w:sz w:val="19"/>
+              </w:rPr>
+              <w:t xml:space="preserve">“</w:t>
+            </w:r>
+            <w:r>
+              <w:rPr>
+                <w:sz w:val="19"/>
+              </w:rPr>
+              <w:t xml:space="preserve">10 volte la bomba</w:t>
+            </w:r>
+            <w:r>
+              <w:rPr>
+                <w:sz w:val="19"/>
+              </w:rPr>
+              <w:t xml:space="preserve">”</w:t>
+            </w:r>
+            <w:r>
+              <w:rPr>
+                <w:sz w:val="19"/>
+              </w:rPr>
+              <w:t xml:space="preserve"> </w:t>
+            </w:r>
+            <w:r>
+              <w:rPr>
+                <w:sz w:val="19"/>
+              </w:rPr>
+              <w:t xml:space="preserve">scenderebbe a 500, meno della banana (1.500). Dire quanto deve costare: proposta di Claude</w:t>
             </w:r>
             <w:r>
               <w:rPr>
@@ -1940,109 +2389,19 @@
                 <w:b/>
                 <w:sz w:val="19"/>
               </w:rPr>
-              <w:t xml:space="preserve">3 vite</w:t>
-            </w:r>
-            <w:r>
-              <w:rPr>
-                <w:sz w:val="19"/>
-              </w:rPr>
-              <w:t xml:space="preserve"> </w:t>
-            </w:r>
-            <w:r>
-              <w:rPr>
-                <w:sz w:val="19"/>
-              </w:rPr>
-              <w:t xml:space="preserve">con la schermata di fine corsa e il record di punti (S-53), oppure se l’allenamento diventa una gara vera contro i 3 avversari del computer (via con il conto alla rovescia, traguardo a 2 km, classifica e risultati,</w:t>
-            </w:r>
-            <w:r>
-              <w:rPr>
-                <w:sz w:val="19"/>
-              </w:rPr>
-              <w:t xml:space="preserve"> </w:t>
-            </w:r>
-            <w:r>
-              <w:rPr>
-                <w:sz w:val="19"/>
-              </w:rPr>
-              <w:t xml:space="preserve">“</w:t>
-            </w:r>
-            <w:r>
-              <w:rPr>
-                <w:sz w:val="19"/>
-              </w:rPr>
-              <w:t xml:space="preserve">Ricomincia</w:t>
-            </w:r>
-            <w:r>
-              <w:rPr>
-                <w:sz w:val="19"/>
-              </w:rPr>
-              <w:t xml:space="preserve">”</w:t>
-            </w:r>
-            <w:r>
-              <w:rPr>
-                <w:sz w:val="19"/>
-              </w:rPr>
-              <w:t xml:space="preserve">), senza vite come in gara. Basta</w:t>
-            </w:r>
-            <w:r>
-              <w:rPr>
-                <w:sz w:val="19"/>
-              </w:rPr>
-              <w:t xml:space="preserve"> </w:t>
-            </w:r>
-            <w:r>
-              <w:rPr>
-                <w:sz w:val="19"/>
-              </w:rPr>
-              <w:t xml:space="preserve">“</w:t>
-            </w:r>
-            <w:r>
-              <w:rPr>
-                <w:sz w:val="19"/>
-              </w:rPr>
-              <w:t xml:space="preserve">R-519 senza vite</w:t>
-            </w:r>
-            <w:r>
-              <w:rPr>
-                <w:sz w:val="19"/>
-              </w:rPr>
-              <w:t xml:space="preserve">”</w:t>
-            </w:r>
-            <w:r>
-              <w:rPr>
-                <w:sz w:val="19"/>
-              </w:rPr>
-              <w:t xml:space="preserve"> </w:t>
-            </w:r>
-            <w:r>
-              <w:rPr>
-                <w:sz w:val="19"/>
-              </w:rPr>
-              <w:t xml:space="preserve">o</w:t>
-            </w:r>
-            <w:r>
-              <w:rPr>
-                <w:sz w:val="19"/>
-              </w:rPr>
-              <w:t xml:space="preserve"> </w:t>
-            </w:r>
-            <w:r>
-              <w:rPr>
-                <w:sz w:val="19"/>
-              </w:rPr>
-              <w:t xml:space="preserve">“</w:t>
-            </w:r>
-            <w:r>
-              <w:rPr>
-                <w:sz w:val="19"/>
-              </w:rPr>
-              <w:t xml:space="preserve">R-519 con le vite</w:t>
-            </w:r>
-            <w:r>
-              <w:rPr>
-                <w:sz w:val="19"/>
-              </w:rPr>
-              <w:t xml:space="preserve">”</w:t>
+              <w:t xml:space="preserve">1.500</w:t>
+            </w:r>
+            <w:r>
+              <w:rPr>
+                <w:sz w:val="19"/>
+              </w:rPr>
+              <w:t xml:space="preserve"> </w:t>
+            </w:r>
+            <w:r>
+              <w:rPr>
+                <w:sz w:val="19"/>
+              </w:rPr>
+              <w:t xml:space="preserve">(uguale alla banana: ferma 4 s invece di 2), oppure un altro numero. Se non rispondi entro l’1:00 resta 1.500</w:t>
             </w:r>
           </w:p>
         </w:tc>
@@ -2078,7 +2437,7 @@
               <w:rPr>
                 <w:sz w:val="19"/>
               </w:rPr>
-              <w:t xml:space="preserve">R-519, S-53</w:t>
+              <w:t xml:space="preserve">S-54, R-231</w:t>
             </w:r>
           </w:p>
         </w:tc>
@@ -2098,7 +2457,7 @@
               <w:rPr>
                 <w:sz w:val="19"/>
               </w:rPr>
-              <w:t xml:space="preserve">1d</w:t>
+              <w:t xml:space="preserve">1j</w:t>
             </w:r>
           </w:p>
         </w:tc>
@@ -2116,7 +2475,7 @@
               <w:rPr>
                 <w:sz w:val="19"/>
               </w:rPr>
-              <w:t xml:space="preserve">Permettere al turno di notte di leggere il sito online: su claude.ai/code, selettore dell’ambiente sotto la casella del messaggio → sotto</w:t>
+              <w:t xml:space="preserve">Domani sera, dopo le 14:30, provare dal telefono</w:t>
             </w:r>
             <w:r>
               <w:rPr>
@@ -2130,39 +2489,143 @@
                 <w:b/>
                 <w:sz w:val="19"/>
               </w:rPr>
-              <w:t xml:space="preserve">Cloud</w:t>
-            </w:r>
-            <w:r>
-              <w:rPr>
-                <w:sz w:val="19"/>
-              </w:rPr>
-              <w:t xml:space="preserve"> </w:t>
-            </w:r>
-            <w:r>
-              <w:rPr>
-                <w:sz w:val="19"/>
-              </w:rPr>
-              <w:t xml:space="preserve">l’ambiente usato (di solito</w:t>
-            </w:r>
-            <w:r>
-              <w:rPr>
-                <w:sz w:val="19"/>
-              </w:rPr>
-              <w:t xml:space="preserve"> </w:t>
-            </w:r>
+              <w:t xml:space="preserve">R-520…R-523</w:t>
+            </w:r>
+            <w:r>
+              <w:rPr>
+                <w:sz w:val="19"/>
+              </w:rPr>
+              <w:t xml:space="preserve">: costi sui pulsanti (🍌 1500, 💣 50), con ← o → premuto o in aria la banana lanciata non ti ferma (</w:t>
+            </w:r>
+            <w:r>
+              <w:rPr>
+                <w:sz w:val="19"/>
+              </w:rPr>
+              <w:t xml:space="preserve">“</w:t>
+            </w:r>
+            <w:r>
+              <w:rPr>
+                <w:sz w:val="19"/>
+              </w:rPr>
+              <w:t xml:space="preserve">Schivata!</w:t>
+            </w:r>
+            <w:r>
+              <w:rPr>
+                <w:sz w:val="19"/>
+              </w:rPr>
+              <w:t xml:space="preserve">”</w:t>
+            </w:r>
+            <w:r>
+              <w:rPr>
+                <w:sz w:val="19"/>
+              </w:rPr>
+              <w:t xml:space="preserve">), la rotellina su frena e giù accelera. Poi dire</w:t>
+            </w:r>
+            <w:r>
+              <w:rPr>
+                <w:sz w:val="19"/>
+              </w:rPr>
+              <w:t xml:space="preserve"> </w:t>
+            </w:r>
+            <w:r>
+              <w:rPr>
+                <w:sz w:val="19"/>
+              </w:rPr>
+              <w:t xml:space="preserve">“</w:t>
+            </w:r>
+            <w:r>
+              <w:rPr>
+                <w:sz w:val="19"/>
+              </w:rPr>
+              <w:t xml:space="preserve">R-522 controllato</w:t>
+            </w:r>
+            <w:r>
+              <w:rPr>
+                <w:sz w:val="19"/>
+              </w:rPr>
+              <w:t xml:space="preserve">”</w:t>
+            </w:r>
+          </w:p>
+        </w:tc>
+        <w:tc>
+          <w:tcPr>
+            <w:tcW w:type="dxa" w:w="1247"/>
+          </w:tcPr>
+          <w:p>
+            <w:pPr>
+              <w:pStyle w:val="Compact"/>
+              <w:spacing w:after="40"/>
+              <w:jc w:val="left"/>
+            </w:pPr>
+            <w:r>
+              <w:rPr>
+                <w:sz w:val="19"/>
+              </w:rPr>
+              <w:t xml:space="preserve">10 min</w:t>
+            </w:r>
+          </w:p>
+        </w:tc>
+        <w:tc>
+          <w:tcPr>
+            <w:tcW w:type="dxa" w:w="1531"/>
+          </w:tcPr>
+          <w:p>
+            <w:pPr>
+              <w:pStyle w:val="Compact"/>
+              <w:spacing w:after="40"/>
+              <w:jc w:val="left"/>
+            </w:pPr>
+            <w:r>
+              <w:rPr>
+                <w:sz w:val="19"/>
+              </w:rPr>
+              <w:t xml:space="preserve">R-520…R-523</w:t>
+            </w:r>
+          </w:p>
+        </w:tc>
+      </w:tr>
+      <w:tr>
+        <w:tc>
+          <w:tcPr>
+            <w:tcW w:type="dxa" w:w="510"/>
+          </w:tcPr>
+          <w:p>
+            <w:pPr>
+              <w:pStyle w:val="Compact"/>
+              <w:spacing w:after="40"/>
+              <w:jc w:val="left"/>
+            </w:pPr>
+            <w:r>
+              <w:rPr>
+                <w:sz w:val="19"/>
+              </w:rPr>
+              <w:t xml:space="preserve">1h</w:t>
+            </w:r>
+          </w:p>
+        </w:tc>
+        <w:tc>
+          <w:tcPr>
+            <w:tcW w:type="dxa" w:w="6576"/>
+          </w:tcPr>
+          <w:p>
+            <w:pPr>
+              <w:pStyle w:val="Compact"/>
+              <w:spacing w:after="40"/>
+              <w:jc w:val="left"/>
+            </w:pPr>
             <w:r>
               <w:rPr>
                 <w:bCs/>
                 <w:b/>
                 <w:sz w:val="19"/>
               </w:rPr>
-              <w:t xml:space="preserve">Default</w:t>
-            </w:r>
-            <w:r>
-              <w:rPr>
-                <w:sz w:val="19"/>
-              </w:rPr>
-              <w:t xml:space="preserve">) → icona delle impostazioni →</w:t>
+              <w:t xml:space="preserve">Allenamento uguale alla gara (R-519)</w:t>
+            </w:r>
+            <w:r>
+              <w:rPr>
+                <w:sz w:val="19"/>
+              </w:rPr>
+              <w:t xml:space="preserve">: dire se in allenamento devono restare le</w:t>
             </w:r>
             <w:r>
               <w:rPr>
@@ -2176,19 +2639,183 @@
                 <w:b/>
                 <w:sz w:val="19"/>
               </w:rPr>
-              <w:t xml:space="preserve">Network access: Custom</w:t>
-            </w:r>
-            <w:r>
-              <w:rPr>
-                <w:sz w:val="19"/>
-              </w:rPr>
-              <w:t xml:space="preserve"> </w:t>
-            </w:r>
-            <w:r>
-              <w:rPr>
-                <w:sz w:val="19"/>
-              </w:rPr>
-              <w:t xml:space="preserve">→ in</w:t>
+              <w:t xml:space="preserve">3 vite</w:t>
+            </w:r>
+            <w:r>
+              <w:rPr>
+                <w:sz w:val="19"/>
+              </w:rPr>
+              <w:t xml:space="preserve"> </w:t>
+            </w:r>
+            <w:r>
+              <w:rPr>
+                <w:sz w:val="19"/>
+              </w:rPr>
+              <w:t xml:space="preserve">con la schermata di fine corsa e il record di punti (S-53), oppure se l’allenamento diventa una gara vera contro i 3 avversari del computer (via con il conto alla rovescia, traguardo a 2 km, classifica e risultati,</w:t>
+            </w:r>
+            <w:r>
+              <w:rPr>
+                <w:sz w:val="19"/>
+              </w:rPr>
+              <w:t xml:space="preserve"> </w:t>
+            </w:r>
+            <w:r>
+              <w:rPr>
+                <w:sz w:val="19"/>
+              </w:rPr>
+              <w:t xml:space="preserve">“</w:t>
+            </w:r>
+            <w:r>
+              <w:rPr>
+                <w:sz w:val="19"/>
+              </w:rPr>
+              <w:t xml:space="preserve">Ricomincia</w:t>
+            </w:r>
+            <w:r>
+              <w:rPr>
+                <w:sz w:val="19"/>
+              </w:rPr>
+              <w:t xml:space="preserve">”</w:t>
+            </w:r>
+            <w:r>
+              <w:rPr>
+                <w:sz w:val="19"/>
+              </w:rPr>
+              <w:t xml:space="preserve">), senza vite come in gara. Basta</w:t>
+            </w:r>
+            <w:r>
+              <w:rPr>
+                <w:sz w:val="19"/>
+              </w:rPr>
+              <w:t xml:space="preserve"> </w:t>
+            </w:r>
+            <w:r>
+              <w:rPr>
+                <w:sz w:val="19"/>
+              </w:rPr>
+              <w:t xml:space="preserve">“</w:t>
+            </w:r>
+            <w:r>
+              <w:rPr>
+                <w:sz w:val="19"/>
+              </w:rPr>
+              <w:t xml:space="preserve">R-519 senza vite</w:t>
+            </w:r>
+            <w:r>
+              <w:rPr>
+                <w:sz w:val="19"/>
+              </w:rPr>
+              <w:t xml:space="preserve">”</w:t>
+            </w:r>
+            <w:r>
+              <w:rPr>
+                <w:sz w:val="19"/>
+              </w:rPr>
+              <w:t xml:space="preserve"> </w:t>
+            </w:r>
+            <w:r>
+              <w:rPr>
+                <w:sz w:val="19"/>
+              </w:rPr>
+              <w:t xml:space="preserve">o</w:t>
+            </w:r>
+            <w:r>
+              <w:rPr>
+                <w:sz w:val="19"/>
+              </w:rPr>
+              <w:t xml:space="preserve"> </w:t>
+            </w:r>
+            <w:r>
+              <w:rPr>
+                <w:sz w:val="19"/>
+              </w:rPr>
+              <w:t xml:space="preserve">“</w:t>
+            </w:r>
+            <w:r>
+              <w:rPr>
+                <w:sz w:val="19"/>
+              </w:rPr>
+              <w:t xml:space="preserve">R-519 con le vite</w:t>
+            </w:r>
+            <w:r>
+              <w:rPr>
+                <w:sz w:val="19"/>
+              </w:rPr>
+              <w:t xml:space="preserve">”</w:t>
+            </w:r>
+          </w:p>
+        </w:tc>
+        <w:tc>
+          <w:tcPr>
+            <w:tcW w:type="dxa" w:w="1247"/>
+          </w:tcPr>
+          <w:p>
+            <w:pPr>
+              <w:pStyle w:val="Compact"/>
+              <w:spacing w:after="40"/>
+              <w:jc w:val="left"/>
+            </w:pPr>
+            <w:r>
+              <w:rPr>
+                <w:sz w:val="19"/>
+              </w:rPr>
+              <w:t xml:space="preserve">1 min</w:t>
+            </w:r>
+          </w:p>
+        </w:tc>
+        <w:tc>
+          <w:tcPr>
+            <w:tcW w:type="dxa" w:w="1531"/>
+          </w:tcPr>
+          <w:p>
+            <w:pPr>
+              <w:pStyle w:val="Compact"/>
+              <w:spacing w:after="40"/>
+              <w:jc w:val="left"/>
+            </w:pPr>
+            <w:r>
+              <w:rPr>
+                <w:sz w:val="19"/>
+              </w:rPr>
+              <w:t xml:space="preserve">R-519, S-53</w:t>
+            </w:r>
+          </w:p>
+        </w:tc>
+      </w:tr>
+      <w:tr>
+        <w:tc>
+          <w:tcPr>
+            <w:tcW w:type="dxa" w:w="510"/>
+          </w:tcPr>
+          <w:p>
+            <w:pPr>
+              <w:pStyle w:val="Compact"/>
+              <w:spacing w:after="40"/>
+              <w:jc w:val="left"/>
+            </w:pPr>
+            <w:r>
+              <w:rPr>
+                <w:sz w:val="19"/>
+              </w:rPr>
+              <w:t xml:space="preserve">1d</w:t>
+            </w:r>
+          </w:p>
+        </w:tc>
+        <w:tc>
+          <w:tcPr>
+            <w:tcW w:type="dxa" w:w="6576"/>
+          </w:tcPr>
+          <w:p>
+            <w:pPr>
+              <w:pStyle w:val="Compact"/>
+              <w:spacing w:after="40"/>
+              <w:jc w:val="left"/>
+            </w:pPr>
+            <w:r>
+              <w:rPr>
+                <w:sz w:val="19"/>
+              </w:rPr>
+              <w:t xml:space="preserve">Permettere al turno di notte di leggere il sito online: su claude.ai/code, selettore dell’ambiente sotto la casella del messaggio → sotto</w:t>
             </w:r>
             <w:r>
               <w:rPr>
@@ -2202,6 +2829,78 @@
                 <w:b/>
                 <w:sz w:val="19"/>
               </w:rPr>
+              <w:t xml:space="preserve">Cloud</w:t>
+            </w:r>
+            <w:r>
+              <w:rPr>
+                <w:sz w:val="19"/>
+              </w:rPr>
+              <w:t xml:space="preserve"> </w:t>
+            </w:r>
+            <w:r>
+              <w:rPr>
+                <w:sz w:val="19"/>
+              </w:rPr>
+              <w:t xml:space="preserve">l’ambiente usato (di solito</w:t>
+            </w:r>
+            <w:r>
+              <w:rPr>
+                <w:sz w:val="19"/>
+              </w:rPr>
+              <w:t xml:space="preserve"> </w:t>
+            </w:r>
+            <w:r>
+              <w:rPr>
+                <w:bCs/>
+                <w:b/>
+                <w:sz w:val="19"/>
+              </w:rPr>
+              <w:t xml:space="preserve">Default</w:t>
+            </w:r>
+            <w:r>
+              <w:rPr>
+                <w:sz w:val="19"/>
+              </w:rPr>
+              <w:t xml:space="preserve">) → icona delle impostazioni →</w:t>
+            </w:r>
+            <w:r>
+              <w:rPr>
+                <w:sz w:val="19"/>
+              </w:rPr>
+              <w:t xml:space="preserve"> </w:t>
+            </w:r>
+            <w:r>
+              <w:rPr>
+                <w:bCs/>
+                <w:b/>
+                <w:sz w:val="19"/>
+              </w:rPr>
+              <w:t xml:space="preserve">Network access: Custom</w:t>
+            </w:r>
+            <w:r>
+              <w:rPr>
+                <w:sz w:val="19"/>
+              </w:rPr>
+              <w:t xml:space="preserve"> </w:t>
+            </w:r>
+            <w:r>
+              <w:rPr>
+                <w:sz w:val="19"/>
+              </w:rPr>
+              <w:t xml:space="preserve">→ in</w:t>
+            </w:r>
+            <w:r>
+              <w:rPr>
+                <w:sz w:val="19"/>
+              </w:rPr>
+              <w:t xml:space="preserve"> </w:t>
+            </w:r>
+            <w:r>
+              <w:rPr>
+                <w:bCs/>
+                <w:b/>
+                <w:sz w:val="19"/>
+              </w:rPr>
               <w:t xml:space="preserve">Allowed domains</w:t>
             </w:r>
             <w:r>
@@ -4024,7 +4723,7 @@
               <w:rPr>
                 <w:sz w:val="19"/>
               </w:rPr>
-              <w:t xml:space="preserve">Leggere al mattino il rapporto del turno di notte e verso le 18 il confronto con le altre app (arriva la notifica sul telefono)</w:t>
+              <w:t xml:space="preserve">Leggere il rapporto di Implementation (dopo le 5:30) e quello della Verifica con il confronto con le altre app (verso le 15; arriva la notifica sul telefono)</w:t>
             </w:r>
           </w:p>
         </w:tc>
@@ -4085,10 +4784,10 @@
           <w:bCs/>
           <w:b/>
         </w:rPr>
-        <w:t xml:space="preserve">Dal 29/10 un turno unico di notte, all’1:30 (decisione di Luigi del 28/10 alle 22:50, R-512)</w:t>
-      </w:r>
-      <w:r>
-        <w:t xml:space="preserve">: prima la</w:t>
+        <w:t xml:space="preserve">Dal 29/10 due attività (decisione di Luigi del 28/10 alle 23:15, R-512)</w:t>
+      </w:r>
+      <w:r>
+        <w:t xml:space="preserve">:</w:t>
       </w:r>
       <w:r>
         <w:t xml:space="preserve"> </w:t>
@@ -4098,13 +4797,75 @@
           <w:bCs/>
           <w:b/>
         </w:rPr>
-        <w:t xml:space="preserve">verifica</w:t>
-      </w:r>
-      <w:r>
-        <w:t xml:space="preserve"> </w:t>
-      </w:r>
-      <w:r>
-        <w:t xml:space="preserve">(R-503: unisce i rami</w:t>
+        <w:t xml:space="preserve">Implementation all’1:00</w:t>
+      </w:r>
+      <w:r>
+        <w:t xml:space="preserve"> </w:t>
+      </w:r>
+      <w:r>
+        <w:t xml:space="preserve">(fino alle 5:30) scrive su un ramo</w:t>
+      </w:r>
+      <w:r>
+        <w:t xml:space="preserve"> </w:t>
+      </w:r>
+      <w:r>
+        <w:rPr>
+          <w:rStyle w:val="VerbatimChar"/>
+        </w:rPr>
+        <w:t xml:space="preserve">giorno/&lt;data&gt;-notte</w:t>
+      </w:r>
+      <w:r>
+        <w:t xml:space="preserve"> </w:t>
+      </w:r>
+      <w:r>
+        <w:t xml:space="preserve">prima i bachi aperti, poi le righe di questa tabella con</w:t>
+      </w:r>
+      <w:r>
+        <w:t xml:space="preserve"> </w:t>
+      </w:r>
+      <w:r>
+        <w:t xml:space="preserve">“</w:t>
+      </w:r>
+      <w:r>
+        <w:t xml:space="preserve">Sì</w:t>
+      </w:r>
+      <w:r>
+        <w:t xml:space="preserve">”</w:t>
+      </w:r>
+      <w:r>
+        <w:t xml:space="preserve">, in ordine, poi i requisiti Da fare approvati,</w:t>
+      </w:r>
+      <w:r>
+        <w:t xml:space="preserve"> </w:t>
+      </w:r>
+      <w:r>
+        <w:rPr>
+          <w:bCs/>
+          <w:b/>
+        </w:rPr>
+        <w:t xml:space="preserve">senza prove</w:t>
+      </w:r>
+      <w:r>
+        <w:t xml:space="preserve"> </w:t>
+      </w:r>
+      <w:r>
+        <w:t xml:space="preserve">(solo controlli statici), e lascia nei prossimi passi le prove precise da aggiungere;</w:t>
+      </w:r>
+      <w:r>
+        <w:t xml:space="preserve"> </w:t>
+      </w:r>
+      <w:r>
+        <w:rPr>
+          <w:bCs/>
+          <w:b/>
+        </w:rPr>
+        <w:t xml:space="preserve">Verifica alle 9:30</w:t>
+      </w:r>
+      <w:r>
+        <w:t xml:space="preserve"> </w:t>
+      </w:r>
+      <w:r>
+        <w:t xml:space="preserve">(R-503) unisce i rami</w:t>
       </w:r>
       <w:r>
         <w:t xml:space="preserve"> </w:t>
@@ -4116,50 +4877,20 @@
         <w:t xml:space="preserve">giorno/…</w:t>
       </w:r>
       <w:r>
-        <w:t xml:space="preserve">, giro completo delle prove, correzione di ogni errore, pubblicazione solo con tutto verde), poi l’</w:t>
+        <w:t xml:space="preserve">, aggiunge quelle prove, fa il giro completo, corregge ogni errore e</w:t>
+      </w:r>
+      <w:r>
+        <w:t xml:space="preserve"> </w:t>
       </w:r>
       <w:r>
         <w:rPr>
           <w:bCs/>
           <w:b/>
         </w:rPr>
-        <w:t xml:space="preserve">implementazione</w:t>
-      </w:r>
-      <w:r>
-        <w:t xml:space="preserve"> </w:t>
-      </w:r>
-      <w:r>
-        <w:t xml:space="preserve">su un ramo</w:t>
-      </w:r>
-      <w:r>
-        <w:t xml:space="preserve"> </w:t>
-      </w:r>
-      <w:r>
-        <w:rPr>
-          <w:rStyle w:val="VerbatimChar"/>
-        </w:rPr>
-        <w:t xml:space="preserve">giorno/&lt;data&gt;-notte</w:t>
-      </w:r>
-      <w:r>
-        <w:t xml:space="preserve"> </w:t>
-      </w:r>
-      <w:r>
-        <w:t xml:space="preserve">(prima i bachi aperti, poi le righe di questa tabella con</w:t>
-      </w:r>
-      <w:r>
-        <w:t xml:space="preserve"> </w:t>
-      </w:r>
-      <w:r>
-        <w:t xml:space="preserve">“</w:t>
-      </w:r>
-      <w:r>
-        <w:t xml:space="preserve">Sì</w:t>
-      </w:r>
-      <w:r>
-        <w:t xml:space="preserve">”</w:t>
-      </w:r>
-      <w:r>
-        <w:t xml:space="preserve">, in ordine), che viene provata e pubblicata nella stessa notte se restano almeno 75 minuti prima delle 6:30, altrimenti la notte dopo; infine il</w:t>
+        <w:t xml:space="preserve">pubblica solo con tutto verde ed entro le 14:30</w:t>
+      </w:r>
+      <w:r>
+        <w:t xml:space="preserve">; poi, entro le 15, il</w:t>
       </w:r>
       <w:r>
         <w:t xml:space="preserve"> </w:t>
@@ -4175,7 +4906,7 @@
         <w:t xml:space="preserve"> </w:t>
       </w:r>
       <w:r>
-        <w:t xml:space="preserve">(R-508). Di giorno lavora solo una chat con Luigi, senza prove. La novità è online la mattina dopo (o quella successiva). Nella colonna</w:t>
+        <w:t xml:space="preserve">(R-508). Nelle chat con Luigi nessuna prova. La novità scritta di notte è online il giorno dopo alle 14:30 (o quello successivo, se resta rosso). Nella colonna</w:t>
       </w:r>
       <w:r>
         <w:t xml:space="preserve"> </w:t>
@@ -4208,7 +4939,7 @@
         <w:t xml:space="preserve"> </w:t>
       </w:r>
       <w:r>
-        <w:t xml:space="preserve">vuol dire approvato da Luigi: si scrive e si prova di notte;</w:t>
+        <w:t xml:space="preserve">vuol dire approvato da Luigi: lo scrive Implementation e lo prova la Verifica;</w:t>
       </w:r>
       <w:r>
         <w:t xml:space="preserve"> </w:t>
@@ -4417,6 +5148,1924 @@
               <w:rPr>
                 <w:sz w:val="19"/>
               </w:rPr>
+              <w:t xml:space="preserve">0a</w:t>
+            </w:r>
+          </w:p>
+        </w:tc>
+        <w:tc>
+          <w:tcPr>
+            <w:tcW w:type="dxa" w:w="3175"/>
+          </w:tcPr>
+          <w:p>
+            <w:pPr>
+              <w:pStyle w:val="Compact"/>
+              <w:spacing w:after="40"/>
+              <w:jc w:val="left"/>
+            </w:pPr>
+            <w:r>
+              <w:rPr>
+                <w:bCs/>
+                <w:b/>
+                <w:sz w:val="19"/>
+              </w:rPr>
+              <w:t xml:space="preserve">Prezzi: banana 1.500 punti, bomba 50</w:t>
+            </w:r>
+            <w:r>
+              <w:rPr>
+                <w:sz w:val="19"/>
+              </w:rPr>
+              <w:t xml:space="preserve"> </w:t>
+            </w:r>
+            <w:r>
+              <w:rPr>
+                <w:sz w:val="19"/>
+              </w:rPr>
+              <w:t xml:space="preserve">(R-520, R-521; bananone S-54, se Luigi non risponde 1.500 fisso). Dove:</w:t>
+            </w:r>
+            <w:r>
+              <w:rPr>
+                <w:sz w:val="19"/>
+              </w:rPr>
+              <w:t xml:space="preserve"> </w:t>
+            </w:r>
+            <w:r>
+              <w:rPr>
+                <w:rStyle w:val="VerbatimChar"/>
+                <w:sz w:val="19"/>
+              </w:rPr>
+              <w:t xml:space="preserve">public/shared/protocollo.js</w:t>
+            </w:r>
+            <w:r>
+              <w:rPr>
+                <w:sz w:val="19"/>
+              </w:rPr>
+              <w:t xml:space="preserve"> </w:t>
+            </w:r>
+            <w:r>
+              <w:rPr>
+                <w:sz w:val="19"/>
+              </w:rPr>
+              <w:t xml:space="preserve">→</w:t>
+            </w:r>
+            <w:r>
+              <w:rPr>
+                <w:sz w:val="19"/>
+              </w:rPr>
+              <w:t xml:space="preserve"> </w:t>
+            </w:r>
+            <w:r>
+              <w:rPr>
+                <w:rStyle w:val="VerbatimChar"/>
+                <w:sz w:val="19"/>
+              </w:rPr>
+              <w:t xml:space="preserve">COSTI = { banana: 1500, bomb: 50, bananone: 1500 }</w:t>
+            </w:r>
+            <w:r>
+              <w:rPr>
+                <w:sz w:val="19"/>
+              </w:rPr>
+              <w:t xml:space="preserve"> </w:t>
+            </w:r>
+            <w:r>
+              <w:rPr>
+                <w:sz w:val="19"/>
+              </w:rPr>
+              <w:t xml:space="preserve">(togliere</w:t>
+            </w:r>
+            <w:r>
+              <w:rPr>
+                <w:sz w:val="19"/>
+              </w:rPr>
+              <w:t xml:space="preserve"> </w:t>
+            </w:r>
+            <w:r>
+              <w:rPr>
+                <w:rStyle w:val="VerbatimChar"/>
+                <w:sz w:val="19"/>
+              </w:rPr>
+              <w:t xml:space="preserve">COSTI.bananone = COSTI.bomb * 10</w:t>
+            </w:r>
+            <w:r>
+              <w:rPr>
+                <w:sz w:val="19"/>
+              </w:rPr>
+              <w:t xml:space="preserve">), così cambiano insieme gioco, server (</w:t>
+            </w:r>
+            <w:r>
+              <w:rPr>
+                <w:rStyle w:val="VerbatimChar"/>
+                <w:sz w:val="19"/>
+              </w:rPr>
+              <w:t xml:space="preserve">src/stanza.mjs</w:t>
+            </w:r>
+            <w:r>
+              <w:rPr>
+                <w:sz w:val="19"/>
+              </w:rPr>
+              <w:t xml:space="preserve">, spesa) e avversari del computer (</w:t>
+            </w:r>
+            <w:r>
+              <w:rPr>
+                <w:rStyle w:val="VerbatimChar"/>
+                <w:sz w:val="19"/>
+              </w:rPr>
+              <w:t xml:space="preserve">bot.js</w:t>
+            </w:r>
+            <w:r>
+              <w:rPr>
+                <w:sz w:val="19"/>
+              </w:rPr>
+              <w:t xml:space="preserve">, che con la bomba a 50 ne posano di più: è lo scopo). Da cambiare anche: numeri sui pulsanti in</w:t>
+            </w:r>
+            <w:r>
+              <w:rPr>
+                <w:sz w:val="19"/>
+              </w:rPr>
+              <w:t xml:space="preserve"> </w:t>
+            </w:r>
+            <w:r>
+              <w:rPr>
+                <w:rStyle w:val="VerbatimChar"/>
+                <w:sz w:val="19"/>
+              </w:rPr>
+              <w:t xml:space="preserve">index.html</w:t>
+            </w:r>
+            <w:r>
+              <w:rPr>
+                <w:sz w:val="19"/>
+              </w:rPr>
+              <w:t xml:space="preserve"> </w:t>
+            </w:r>
+            <w:r>
+              <w:rPr>
+                <w:sz w:val="19"/>
+              </w:rPr>
+              <w:t xml:space="preserve">(🍌 1500, 💣 50) e i testi con i punti in</w:t>
+            </w:r>
+            <w:r>
+              <w:rPr>
+                <w:sz w:val="19"/>
+              </w:rPr>
+              <w:t xml:space="preserve"> </w:t>
+            </w:r>
+            <w:r>
+              <w:rPr>
+                <w:rStyle w:val="VerbatimChar"/>
+                <w:sz w:val="19"/>
+              </w:rPr>
+              <w:t xml:space="preserve">i18n.js</w:t>
+            </w:r>
+            <w:r>
+              <w:rPr>
+                <w:sz w:val="19"/>
+              </w:rPr>
+              <w:t xml:space="preserve"> </w:t>
+            </w:r>
+            <w:r>
+              <w:rPr>
+                <w:sz w:val="19"/>
+              </w:rPr>
+              <w:t xml:space="preserve">nelle 4 lingue (</w:t>
+            </w:r>
+            <w:r>
+              <w:rPr>
+                <w:rStyle w:val="VerbatimChar"/>
+                <w:sz w:val="19"/>
+              </w:rPr>
+              <w:t xml:space="preserve">kBanana</w:t>
+            </w:r>
+            <w:r>
+              <w:rPr>
+                <w:sz w:val="19"/>
+              </w:rPr>
+              <w:t xml:space="preserve">,</w:t>
+            </w:r>
+            <w:r>
+              <w:rPr>
+                <w:sz w:val="19"/>
+              </w:rPr>
+              <w:t xml:space="preserve"> </w:t>
+            </w:r>
+            <w:r>
+              <w:rPr>
+                <w:rStyle w:val="VerbatimChar"/>
+                <w:sz w:val="19"/>
+              </w:rPr>
+              <w:t xml:space="preserve">kBomb</w:t>
+            </w:r>
+            <w:r>
+              <w:rPr>
+                <w:sz w:val="19"/>
+              </w:rPr>
+              <w:t xml:space="preserve">,</w:t>
+            </w:r>
+            <w:r>
+              <w:rPr>
+                <w:sz w:val="19"/>
+              </w:rPr>
+              <w:t xml:space="preserve"> </w:t>
+            </w:r>
+            <w:r>
+              <w:rPr>
+                <w:rStyle w:val="VerbatimChar"/>
+                <w:sz w:val="19"/>
+              </w:rPr>
+              <w:t xml:space="preserve">kThrow</w:t>
+            </w:r>
+            <w:r>
+              <w:rPr>
+                <w:sz w:val="19"/>
+              </w:rPr>
+              <w:t xml:space="preserve">,</w:t>
+            </w:r>
+            <w:r>
+              <w:rPr>
+                <w:sz w:val="19"/>
+              </w:rPr>
+              <w:t xml:space="preserve"> </w:t>
+            </w:r>
+            <w:r>
+              <w:rPr>
+                <w:rStyle w:val="VerbatimChar"/>
+                <w:sz w:val="19"/>
+              </w:rPr>
+              <w:t xml:space="preserve">bananaTitle</w:t>
+            </w:r>
+            <w:r>
+              <w:rPr>
+                <w:sz w:val="19"/>
+              </w:rPr>
+              <w:t xml:space="preserve">,</w:t>
+            </w:r>
+            <w:r>
+              <w:rPr>
+                <w:sz w:val="19"/>
+              </w:rPr>
+              <w:t xml:space="preserve"> </w:t>
+            </w:r>
+            <w:r>
+              <w:rPr>
+                <w:rStyle w:val="VerbatimChar"/>
+                <w:sz w:val="19"/>
+              </w:rPr>
+              <w:t xml:space="preserve">bombTitle</w:t>
+            </w:r>
+            <w:r>
+              <w:rPr>
+                <w:sz w:val="19"/>
+              </w:rPr>
+              <w:t xml:space="preserve">,</w:t>
+            </w:r>
+            <w:r>
+              <w:rPr>
+                <w:sz w:val="19"/>
+              </w:rPr>
+              <w:t xml:space="preserve"> </w:t>
+            </w:r>
+            <w:r>
+              <w:rPr>
+                <w:rStyle w:val="VerbatimChar"/>
+                <w:sz w:val="19"/>
+              </w:rPr>
+              <w:t xml:space="preserve">bananoneTitle</w:t>
+            </w:r>
+            <w:r>
+              <w:rPr>
+                <w:sz w:val="19"/>
+              </w:rPr>
+              <w:t xml:space="preserve">,</w:t>
+            </w:r>
+            <w:r>
+              <w:rPr>
+                <w:sz w:val="19"/>
+              </w:rPr>
+              <w:t xml:space="preserve"> </w:t>
+            </w:r>
+            <w:r>
+              <w:rPr>
+                <w:rStyle w:val="VerbatimChar"/>
+                <w:sz w:val="19"/>
+              </w:rPr>
+              <w:t xml:space="preserve">kBananone</w:t>
+            </w:r>
+            <w:r>
+              <w:rPr>
+                <w:sz w:val="19"/>
+              </w:rPr>
+              <w:t xml:space="preserve">).</w:t>
+            </w:r>
+            <w:r>
+              <w:rPr>
+                <w:sz w:val="19"/>
+              </w:rPr>
+              <w:t xml:space="preserve"> </w:t>
+            </w:r>
+            <w:r>
+              <w:rPr>
+                <w:bCs/>
+                <w:b/>
+                <w:sz w:val="19"/>
+              </w:rPr>
+              <w:t xml:space="preserve">Attenzione:</w:t>
+            </w:r>
+            <w:r>
+              <w:rPr>
+                <w:sz w:val="19"/>
+              </w:rPr>
+              <w:t xml:space="preserve"> </w:t>
+            </w:r>
+            <w:r>
+              <w:rPr>
+                <w:rStyle w:val="VerbatimChar"/>
+                <w:sz w:val="19"/>
+              </w:rPr>
+              <w:t xml:space="preserve">src/comune.mjs</w:t>
+            </w:r>
+            <w:r>
+              <w:rPr>
+                <w:sz w:val="19"/>
+              </w:rPr>
+              <w:t xml:space="preserve"> </w:t>
+            </w:r>
+            <w:r>
+              <w:rPr>
+                <w:rStyle w:val="VerbatimChar"/>
+                <w:sz w:val="19"/>
+              </w:rPr>
+              <w:t xml:space="preserve">fasciaPunti</w:t>
+            </w:r>
+            <w:r>
+              <w:rPr>
+                <w:sz w:val="19"/>
+              </w:rPr>
+              <w:t xml:space="preserve"> </w:t>
+            </w:r>
+            <w:r>
+              <w:rPr>
+                <w:sz w:val="19"/>
+              </w:rPr>
+              <w:t xml:space="preserve">usa</w:t>
+            </w:r>
+            <w:r>
+              <w:rPr>
+                <w:sz w:val="19"/>
+              </w:rPr>
+              <w:t xml:space="preserve"> </w:t>
+            </w:r>
+            <w:r>
+              <w:rPr>
+                <w:rStyle w:val="VerbatimChar"/>
+                <w:sz w:val="19"/>
+              </w:rPr>
+              <w:t xml:space="preserve">COSTI</w:t>
+            </w:r>
+            <w:r>
+              <w:rPr>
+                <w:sz w:val="19"/>
+              </w:rPr>
+              <w:t xml:space="preserve"> </w:t>
+            </w:r>
+            <w:r>
+              <w:rPr>
+                <w:sz w:val="19"/>
+              </w:rPr>
+              <w:t xml:space="preserve">per le fasce delle misure (</w:t>
+            </w:r>
+            <w:r>
+              <w:rPr>
+                <w:rStyle w:val="VerbatimChar"/>
+                <w:sz w:val="19"/>
+              </w:rPr>
+              <w:t xml:space="preserve">pts_lt50</w:t>
+            </w:r>
+            <w:r>
+              <w:rPr>
+                <w:sz w:val="19"/>
+              </w:rPr>
+              <w:t xml:space="preserve">,</w:t>
+            </w:r>
+            <w:r>
+              <w:rPr>
+                <w:sz w:val="19"/>
+              </w:rPr>
+              <w:t xml:space="preserve"> </w:t>
+            </w:r>
+            <w:r>
+              <w:rPr>
+                <w:rStyle w:val="VerbatimChar"/>
+                <w:sz w:val="19"/>
+              </w:rPr>
+              <w:t xml:space="preserve">pts_50_149</w:t>
+            </w:r>
+            <w:r>
+              <w:rPr>
+                <w:sz w:val="19"/>
+              </w:rPr>
+              <w:t xml:space="preserve">,</w:t>
+            </w:r>
+            <w:r>
+              <w:rPr>
+                <w:sz w:val="19"/>
+              </w:rPr>
+              <w:t xml:space="preserve"> </w:t>
+            </w:r>
+            <w:r>
+              <w:rPr>
+                <w:rStyle w:val="VerbatimChar"/>
+                <w:sz w:val="19"/>
+              </w:rPr>
+              <w:t xml:space="preserve">pts_150_1499</w:t>
+            </w:r>
+            <w:r>
+              <w:rPr>
+                <w:sz w:val="19"/>
+              </w:rPr>
+              <w:t xml:space="preserve">,</w:t>
+            </w:r>
+            <w:r>
+              <w:rPr>
+                <w:sz w:val="19"/>
+              </w:rPr>
+              <w:t xml:space="preserve"> </w:t>
+            </w:r>
+            <w:r>
+              <w:rPr>
+                <w:rStyle w:val="VerbatimChar"/>
+                <w:sz w:val="19"/>
+              </w:rPr>
+              <w:t xml:space="preserve">pts_1500</w:t>
+            </w:r>
+            <w:r>
+              <w:rPr>
+                <w:sz w:val="19"/>
+              </w:rPr>
+              <w:t xml:space="preserve">): con i prezzi nuovi le fasce si rompono; scriverle con i numeri fissi 50, 150, 1500 così le misure restano confrontabili con i giorni prima. Avversari del computer: rileggere le soglie in</w:t>
+            </w:r>
+            <w:r>
+              <w:rPr>
+                <w:sz w:val="19"/>
+              </w:rPr>
+              <w:t xml:space="preserve"> </w:t>
+            </w:r>
+            <w:r>
+              <w:rPr>
+                <w:rStyle w:val="VerbatimChar"/>
+                <w:sz w:val="19"/>
+              </w:rPr>
+              <w:t xml:space="preserve">bot.js</w:t>
+            </w:r>
+            <w:r>
+              <w:rPr>
+                <w:sz w:val="19"/>
+              </w:rPr>
+              <w:t xml:space="preserve"> </w:t>
+            </w:r>
+            <w:r>
+              <w:rPr>
+                <w:sz w:val="19"/>
+              </w:rPr>
+              <w:t xml:space="preserve">(riga 309-311) perché con la banana a 1.500 la lanciano solo con 1.500 punti.</w:t>
+            </w:r>
+            <w:r>
+              <w:rPr>
+                <w:sz w:val="19"/>
+              </w:rPr>
+              <w:t xml:space="preserve"> </w:t>
+            </w:r>
+            <w:r>
+              <w:rPr>
+                <w:bCs/>
+                <w:b/>
+                <w:sz w:val="19"/>
+              </w:rPr>
+              <w:t xml:space="preserve">Prove per la Verifica:</w:t>
+            </w:r>
+            <w:r>
+              <w:rPr>
+                <w:sz w:val="19"/>
+              </w:rPr>
+              <w:t xml:space="preserve"> </w:t>
+            </w:r>
+            <w:r>
+              <w:rPr>
+                <w:rStyle w:val="VerbatimChar"/>
+                <w:sz w:val="19"/>
+              </w:rPr>
+              <w:t xml:space="preserve">test_server.mjs</w:t>
+            </w:r>
+            <w:r>
+              <w:rPr>
+                <w:sz w:val="19"/>
+              </w:rPr>
+              <w:t xml:space="preserve"> </w:t>
+            </w:r>
+            <w:r>
+              <w:rPr>
+                <w:sz w:val="19"/>
+              </w:rPr>
+              <w:t xml:space="preserve">T4/T8: il server toglie 1.500 per la banana, 50 per la bomba, 1.500 per il bananone, e rifiuta la banana con 1.499 punti;</w:t>
+            </w:r>
+            <w:r>
+              <w:rPr>
+                <w:sz w:val="19"/>
+              </w:rPr>
+              <w:t xml:space="preserve"> </w:t>
+            </w:r>
+            <w:r>
+              <w:rPr>
+                <w:rStyle w:val="VerbatimChar"/>
+                <w:sz w:val="19"/>
+              </w:rPr>
+              <w:t xml:space="preserve">pts_*</w:t>
+            </w:r>
+            <w:r>
+              <w:rPr>
+                <w:sz w:val="19"/>
+              </w:rPr>
+              <w:t xml:space="preserve"> </w:t>
+            </w:r>
+            <w:r>
+              <w:rPr>
+                <w:sz w:val="19"/>
+              </w:rPr>
+              <w:t xml:space="preserve">delle misure invariate (prova esistente a riga ~416 deve restare verde); nel browser: con 60 punti il pulsante 💣 è attivo e 🍌 ha la classe</w:t>
+            </w:r>
+            <w:r>
+              <w:rPr>
+                <w:sz w:val="19"/>
+              </w:rPr>
+              <w:t xml:space="preserve"> </w:t>
+            </w:r>
+            <w:r>
+              <w:rPr>
+                <w:rStyle w:val="VerbatimChar"/>
+                <w:sz w:val="19"/>
+              </w:rPr>
+              <w:t xml:space="preserve">short</w:t>
+            </w:r>
+            <w:r>
+              <w:rPr>
+                <w:sz w:val="19"/>
+              </w:rPr>
+              <w:t xml:space="preserve">, con 1.500 tutti e tre attivi; i numeri sui pulsanti sono 1500/50/1500</w:t>
+            </w:r>
+          </w:p>
+        </w:tc>
+        <w:tc>
+          <w:tcPr>
+            <w:tcW w:type="dxa" w:w="2494"/>
+          </w:tcPr>
+          <w:p>
+            <w:pPr>
+              <w:pStyle w:val="Compact"/>
+              <w:spacing w:after="40"/>
+              <w:jc w:val="left"/>
+            </w:pPr>
+            <w:r>
+              <w:rPr>
+                <w:sz w:val="19"/>
+              </w:rPr>
+              <w:t xml:space="preserve">Luigi, 28/10 alle 23:37-23:40:</w:t>
+            </w:r>
+            <w:r>
+              <w:rPr>
+                <w:sz w:val="19"/>
+              </w:rPr>
+              <w:t xml:space="preserve"> </w:t>
+            </w:r>
+            <w:r>
+              <w:rPr>
+                <w:sz w:val="19"/>
+              </w:rPr>
+              <w:t xml:space="preserve">“</w:t>
+            </w:r>
+            <w:r>
+              <w:rPr>
+                <w:sz w:val="19"/>
+              </w:rPr>
+              <w:t xml:space="preserve">il costo della normale banana da 50 passa a 1500, la bomba ora deve costare 50</w:t>
+            </w:r>
+            <w:r>
+              <w:rPr>
+                <w:sz w:val="19"/>
+              </w:rPr>
+              <w:t xml:space="preserve">”</w:t>
+            </w:r>
+            <w:r>
+              <w:rPr>
+                <w:sz w:val="19"/>
+              </w:rPr>
+              <w:t xml:space="preserve">,</w:t>
+            </w:r>
+            <w:r>
+              <w:rPr>
+                <w:sz w:val="19"/>
+              </w:rPr>
+              <w:t xml:space="preserve"> </w:t>
+            </w:r>
+            <w:r>
+              <w:rPr>
+                <w:sz w:val="19"/>
+              </w:rPr>
+              <w:t xml:space="preserve">“</w:t>
+            </w:r>
+            <w:r>
+              <w:rPr>
+                <w:sz w:val="19"/>
+              </w:rPr>
+              <w:t xml:space="preserve">lo scopo è far trovare un sacco di bombe sulla pista</w:t>
+            </w:r>
+            <w:r>
+              <w:rPr>
+                <w:sz w:val="19"/>
+              </w:rPr>
+              <w:t xml:space="preserve">”</w:t>
+            </w:r>
+          </w:p>
+        </w:tc>
+        <w:tc>
+          <w:tcPr>
+            <w:tcW w:type="dxa" w:w="1247"/>
+          </w:tcPr>
+          <w:p>
+            <w:pPr>
+              <w:pStyle w:val="Compact"/>
+              <w:spacing w:after="40"/>
+              <w:jc w:val="left"/>
+            </w:pPr>
+            <w:r>
+              <w:rPr>
+                <w:sz w:val="19"/>
+              </w:rPr>
+              <w:t xml:space="preserve">R-520, R-521, S-54</w:t>
+            </w:r>
+          </w:p>
+        </w:tc>
+        <w:tc>
+          <w:tcPr>
+            <w:tcW w:type="dxa" w:w="1134"/>
+          </w:tcPr>
+          <w:p>
+            <w:pPr>
+              <w:pStyle w:val="Compact"/>
+              <w:spacing w:after="40"/>
+              <w:jc w:val="left"/>
+            </w:pPr>
+            <w:r>
+              <w:rPr>
+                <w:sz w:val="19"/>
+              </w:rPr>
+              <w:t xml:space="preserve">0.27.0</w:t>
+            </w:r>
+          </w:p>
+        </w:tc>
+        <w:tc>
+          <w:tcPr>
+            <w:tcW w:type="dxa" w:w="1304"/>
+            <w:shd w:val="clear" w:color="auto" w:fill="D7F0DF"/>
+          </w:tcPr>
+          <w:p>
+            <w:pPr>
+              <w:pStyle w:val="Compact"/>
+              <w:spacing w:after="40"/>
+              <w:jc w:val="left"/>
+            </w:pPr>
+            <w:r>
+              <w:rPr>
+                <w:sz w:val="19"/>
+              </w:rPr>
+              <w:t xml:space="preserve">Sì</w:t>
+            </w:r>
+          </w:p>
+        </w:tc>
+      </w:tr>
+      <w:tr>
+        <w:tc>
+          <w:tcPr>
+            <w:tcW w:type="dxa" w:w="510"/>
+          </w:tcPr>
+          <w:p>
+            <w:pPr>
+              <w:pStyle w:val="Compact"/>
+              <w:spacing w:after="40"/>
+              <w:jc w:val="left"/>
+            </w:pPr>
+            <w:r>
+              <w:rPr>
+                <w:sz w:val="19"/>
+              </w:rPr>
+              <w:t xml:space="preserve">0b</w:t>
+            </w:r>
+          </w:p>
+        </w:tc>
+        <w:tc>
+          <w:tcPr>
+            <w:tcW w:type="dxa" w:w="3175"/>
+          </w:tcPr>
+          <w:p>
+            <w:pPr>
+              <w:pStyle w:val="Compact"/>
+              <w:spacing w:after="40"/>
+              <w:jc w:val="left"/>
+            </w:pPr>
+            <w:r>
+              <w:rPr>
+                <w:bCs/>
+                <w:b/>
+                <w:sz w:val="19"/>
+              </w:rPr>
+              <w:t xml:space="preserve">Immuni a banana e bananone lanciati curvando o in aria</w:t>
+            </w:r>
+            <w:r>
+              <w:rPr>
+                <w:sz w:val="19"/>
+              </w:rPr>
+              <w:t xml:space="preserve"> </w:t>
+            </w:r>
+            <w:r>
+              <w:rPr>
+                <w:sz w:val="19"/>
+              </w:rPr>
+              <w:t xml:space="preserve">(R-522): quando la banana o il bananone lanciati arrivano (</w:t>
+            </w:r>
+            <w:r>
+              <w:rPr>
+                <w:rStyle w:val="VerbatimChar"/>
+                <w:sz w:val="19"/>
+              </w:rPr>
+              <w:t xml:space="preserve">bot.js</w:t>
+            </w:r>
+            <w:r>
+              <w:rPr>
+                <w:sz w:val="19"/>
+              </w:rPr>
+              <w:t xml:space="preserve"> </w:t>
+            </w:r>
+            <w:r>
+              <w:rPr>
+                <w:rStyle w:val="VerbatimChar"/>
+                <w:sz w:val="19"/>
+              </w:rPr>
+              <w:t xml:space="preserve">colpo</w:t>
+            </w:r>
+            <w:r>
+              <w:rPr>
+                <w:sz w:val="19"/>
+              </w:rPr>
+              <w:t xml:space="preserve">, dopo 450 ms), il giocatore non cade se è in aria (già oggi, R-241)</w:t>
+            </w:r>
+            <w:r>
+              <w:rPr>
+                <w:sz w:val="19"/>
+              </w:rPr>
+              <w:t xml:space="preserve"> </w:t>
+            </w:r>
+            <w:r>
+              <w:rPr>
+                <w:bCs/>
+                <w:b/>
+                <w:sz w:val="19"/>
+              </w:rPr>
+              <w:t xml:space="preserve">oppure</w:t>
+            </w:r>
+            <w:r>
+              <w:rPr>
+                <w:sz w:val="19"/>
+              </w:rPr>
+              <w:t xml:space="preserve"> </w:t>
+            </w:r>
+            <w:r>
+              <w:rPr>
+                <w:sz w:val="19"/>
+              </w:rPr>
+              <w:t xml:space="preserve">se in quel momento tiene premuto ← o → (o A/D) o ha la rotellina spostata di lato oltre la zona morta (</w:t>
+            </w:r>
+            <w:r>
+              <w:rPr>
+                <w:rStyle w:val="VerbatimChar"/>
+                <w:sz w:val="19"/>
+              </w:rPr>
+              <w:t xml:space="preserve">Math.abs(COMANDI.inSteer()) &gt; 0</w:t>
+            </w:r>
+            <w:r>
+              <w:rPr>
+                <w:sz w:val="19"/>
+              </w:rPr>
+              <w:t xml:space="preserve">); compare lo stesso</w:t>
+            </w:r>
+            <w:r>
+              <w:rPr>
+                <w:sz w:val="19"/>
+              </w:rPr>
+              <w:t xml:space="preserve"> </w:t>
+            </w:r>
+            <w:r>
+              <w:rPr>
+                <w:sz w:val="19"/>
+              </w:rPr>
+              <w:t xml:space="preserve">“</w:t>
+            </w:r>
+            <w:r>
+              <w:rPr>
+                <w:sz w:val="19"/>
+              </w:rPr>
+              <w:t xml:space="preserve">Schivata!</w:t>
+            </w:r>
+            <w:r>
+              <w:rPr>
+                <w:sz w:val="19"/>
+              </w:rPr>
+              <w:t xml:space="preserve">”</w:t>
+            </w:r>
+            <w:r>
+              <w:rPr>
+                <w:sz w:val="19"/>
+              </w:rPr>
+              <w:t xml:space="preserve"> </w:t>
+            </w:r>
+            <w:r>
+              <w:rPr>
+                <w:sz w:val="19"/>
+              </w:rPr>
+              <w:t xml:space="preserve">(testo nuovo</w:t>
+            </w:r>
+            <w:r>
+              <w:rPr>
+                <w:sz w:val="19"/>
+              </w:rPr>
+              <w:t xml:space="preserve"> </w:t>
+            </w:r>
+            <w:r>
+              <w:rPr>
+                <w:rStyle w:val="VerbatimChar"/>
+                <w:sz w:val="19"/>
+              </w:rPr>
+              <w:t xml:space="preserve">dodgedSteer</w:t>
+            </w:r>
+            <w:r>
+              <w:rPr>
+                <w:sz w:val="19"/>
+              </w:rPr>
+              <w:t xml:space="preserve"> </w:t>
+            </w:r>
+            <w:r>
+              <w:rPr>
+                <w:sz w:val="19"/>
+              </w:rPr>
+              <w:t xml:space="preserve">nelle 4 lingue:</w:t>
+            </w:r>
+            <w:r>
+              <w:rPr>
+                <w:sz w:val="19"/>
+              </w:rPr>
+              <w:t xml:space="preserve"> </w:t>
+            </w:r>
+            <w:r>
+              <w:rPr>
+                <w:sz w:val="19"/>
+              </w:rPr>
+              <w:t xml:space="preserve">“</w:t>
+            </w:r>
+            <w:r>
+              <w:rPr>
+                <w:sz w:val="19"/>
+              </w:rPr>
+              <w:t xml:space="preserve">Schivata in curva!</w:t>
+            </w:r>
+            <w:r>
+              <w:rPr>
+                <w:sz w:val="19"/>
+              </w:rPr>
+              <w:t xml:space="preserve">”</w:t>
+            </w:r>
+            <w:r>
+              <w:rPr>
+                <w:sz w:val="19"/>
+              </w:rPr>
+              <w:t xml:space="preserve">). Vale per tutti come R-241: gli avversari del computer schivano se in quel momento stanno sterzando (</w:t>
+            </w:r>
+            <w:r>
+              <w:rPr>
+                <w:rStyle w:val="VerbatimChar"/>
+                <w:sz w:val="19"/>
+              </w:rPr>
+              <w:t xml:space="preserve">|steer| &gt; 0,3</w:t>
+            </w:r>
+            <w:r>
+              <w:rPr>
+                <w:sz w:val="19"/>
+              </w:rPr>
+              <w:t xml:space="preserve"> </w:t>
+            </w:r>
+            <w:r>
+              <w:rPr>
+                <w:sz w:val="19"/>
+              </w:rPr>
+              <w:t xml:space="preserve">nel loro ultimo passo, da salvare in</w:t>
+            </w:r>
+            <w:r>
+              <w:rPr>
+                <w:sz w:val="19"/>
+              </w:rPr>
+              <w:t xml:space="preserve"> </w:t>
+            </w:r>
+            <w:r>
+              <w:rPr>
+                <w:rStyle w:val="VerbatimChar"/>
+                <w:sz w:val="19"/>
+              </w:rPr>
+              <w:t xml:space="preserve">b.sterzo</w:t>
+            </w:r>
+            <w:r>
+              <w:rPr>
+                <w:sz w:val="19"/>
+              </w:rPr>
+              <w:t xml:space="preserve">) o sono in aria.</w:t>
+            </w:r>
+            <w:r>
+              <w:rPr>
+                <w:sz w:val="19"/>
+              </w:rPr>
+              <w:t xml:space="preserve"> </w:t>
+            </w:r>
+            <w:r>
+              <w:rPr>
+                <w:bCs/>
+                <w:b/>
+                <w:sz w:val="19"/>
+              </w:rPr>
+              <w:t xml:space="preserve">Non vale</w:t>
+            </w:r>
+            <w:r>
+              <w:rPr>
+                <w:sz w:val="19"/>
+              </w:rPr>
+              <w:t xml:space="preserve"> </w:t>
+            </w:r>
+            <w:r>
+              <w:rPr>
+                <w:sz w:val="19"/>
+              </w:rPr>
+              <w:t xml:space="preserve">per banane, bananoni e bombe</w:t>
+            </w:r>
+            <w:r>
+              <w:rPr>
+                <w:sz w:val="19"/>
+              </w:rPr>
+              <w:t xml:space="preserve"> </w:t>
+            </w:r>
+            <w:r>
+              <w:rPr>
+                <w:bCs/>
+                <w:b/>
+                <w:sz w:val="19"/>
+              </w:rPr>
+              <w:t xml:space="preserve">a terra</w:t>
+            </w:r>
+            <w:r>
+              <w:rPr>
+                <w:sz w:val="19"/>
+              </w:rPr>
+              <w:t xml:space="preserve"> </w:t>
+            </w:r>
+            <w:r>
+              <w:rPr>
+                <w:sz w:val="19"/>
+              </w:rPr>
+              <w:t xml:space="preserve">(</w:t>
+            </w:r>
+            <w:r>
+              <w:rPr>
+                <w:rStyle w:val="VerbatimChar"/>
+                <w:sz w:val="19"/>
+              </w:rPr>
+              <w:t xml:space="preserve">oggetti.js</w:t>
+            </w:r>
+            <w:r>
+              <w:rPr>
+                <w:sz w:val="19"/>
+              </w:rPr>
+              <w:t xml:space="preserve"> </w:t>
+            </w:r>
+            <w:r>
+              <w:rPr>
+                <w:sz w:val="19"/>
+              </w:rPr>
+              <w:t xml:space="preserve">riga ~89): colpiscono anche curvando, come oggi; in aria si saltano come oggi. Con le banane a terra non cambia niente.</w:t>
+            </w:r>
+            <w:r>
+              <w:rPr>
+                <w:sz w:val="19"/>
+              </w:rPr>
+              <w:t xml:space="preserve"> </w:t>
+            </w:r>
+            <w:r>
+              <w:rPr>
+                <w:bCs/>
+                <w:b/>
+                <w:sz w:val="19"/>
+              </w:rPr>
+              <w:t xml:space="preserve">Prove per la Verifica:</w:t>
+            </w:r>
+            <w:r>
+              <w:rPr>
+                <w:sz w:val="19"/>
+              </w:rPr>
+              <w:t xml:space="preserve"> </w:t>
+            </w:r>
+            <w:r>
+              <w:rPr>
+                <w:sz w:val="19"/>
+              </w:rPr>
+              <w:t xml:space="preserve">nel browser in allenamento con gli avversari (o gara a due): banana lanciata al giocatore con</w:t>
+            </w:r>
+            <w:r>
+              <w:rPr>
+                <w:sz w:val="19"/>
+              </w:rPr>
+              <w:t xml:space="preserve"> </w:t>
+            </w:r>
+            <w:r>
+              <w:rPr>
+                <w:rStyle w:val="VerbatimChar"/>
+                <w:sz w:val="19"/>
+              </w:rPr>
+              <w:t xml:space="preserve">keys.left</w:t>
+            </w:r>
+            <w:r>
+              <w:rPr>
+                <w:sz w:val="19"/>
+              </w:rPr>
+              <w:t xml:space="preserve"> </w:t>
+            </w:r>
+            <w:r>
+              <w:rPr>
+                <w:sz w:val="19"/>
+              </w:rPr>
+              <w:t xml:space="preserve">tenuto → non si ferma, compare</w:t>
+            </w:r>
+            <w:r>
+              <w:rPr>
+                <w:sz w:val="19"/>
+              </w:rPr>
+              <w:t xml:space="preserve"> </w:t>
+            </w:r>
+            <w:r>
+              <w:rPr>
+                <w:sz w:val="19"/>
+              </w:rPr>
+              <w:t xml:space="preserve">“</w:t>
+            </w:r>
+            <w:r>
+              <w:rPr>
+                <w:sz w:val="19"/>
+              </w:rPr>
+              <w:t xml:space="preserve">Schivata in curva!</w:t>
+            </w:r>
+            <w:r>
+              <w:rPr>
+                <w:sz w:val="19"/>
+              </w:rPr>
+              <w:t xml:space="preserve">”</w:t>
+            </w:r>
+            <w:r>
+              <w:rPr>
+                <w:sz w:val="19"/>
+              </w:rPr>
+              <w:t xml:space="preserve">; senza tasti → fermo 2 s; bananone con</w:t>
+            </w:r>
+            <w:r>
+              <w:rPr>
+                <w:sz w:val="19"/>
+              </w:rPr>
+              <w:t xml:space="preserve"> </w:t>
+            </w:r>
+            <w:r>
+              <w:rPr>
+                <w:rStyle w:val="VerbatimChar"/>
+                <w:sz w:val="19"/>
+              </w:rPr>
+              <w:t xml:space="preserve">keys.right</w:t>
+            </w:r>
+            <w:r>
+              <w:rPr>
+                <w:sz w:val="19"/>
+              </w:rPr>
+              <w:t xml:space="preserve"> </w:t>
+            </w:r>
+            <w:r>
+              <w:rPr>
+                <w:sz w:val="19"/>
+              </w:rPr>
+              <w:t xml:space="preserve">→ nessun fermo; banana a terra presa con</w:t>
+            </w:r>
+            <w:r>
+              <w:rPr>
+                <w:sz w:val="19"/>
+              </w:rPr>
+              <w:t xml:space="preserve"> </w:t>
+            </w:r>
+            <w:r>
+              <w:rPr>
+                <w:rStyle w:val="VerbatimChar"/>
+                <w:sz w:val="19"/>
+              </w:rPr>
+              <w:t xml:space="preserve">keys.left</w:t>
+            </w:r>
+            <w:r>
+              <w:rPr>
+                <w:sz w:val="19"/>
+              </w:rPr>
+              <w:t xml:space="preserve"> </w:t>
+            </w:r>
+            <w:r>
+              <w:rPr>
+                <w:sz w:val="19"/>
+              </w:rPr>
+              <w:t xml:space="preserve">tenuto → fermo 2 s (come la bomba); avversario che sterza (</w:t>
+            </w:r>
+            <w:r>
+              <w:rPr>
+                <w:rStyle w:val="VerbatimChar"/>
+                <w:sz w:val="19"/>
+              </w:rPr>
+              <w:t xml:space="preserve">b.sterzo</w:t>
+            </w:r>
+            <w:r>
+              <w:rPr>
+                <w:sz w:val="19"/>
+              </w:rPr>
+              <w:t xml:space="preserve"> </w:t>
+            </w:r>
+            <w:r>
+              <w:rPr>
+                <w:sz w:val="19"/>
+              </w:rPr>
+              <w:t xml:space="preserve">forzato a 0,5) non cade, con 0 cade</w:t>
+            </w:r>
+          </w:p>
+        </w:tc>
+        <w:tc>
+          <w:tcPr>
+            <w:tcW w:type="dxa" w:w="2494"/>
+          </w:tcPr>
+          <w:p>
+            <w:pPr>
+              <w:pStyle w:val="Compact"/>
+              <w:spacing w:after="40"/>
+              <w:jc w:val="left"/>
+            </w:pPr>
+            <w:r>
+              <w:rPr>
+                <w:sz w:val="19"/>
+              </w:rPr>
+              <w:t xml:space="preserve">Luigi, 28/10 alle 23:37:</w:t>
+            </w:r>
+            <w:r>
+              <w:rPr>
+                <w:sz w:val="19"/>
+              </w:rPr>
+              <w:t xml:space="preserve"> </w:t>
+            </w:r>
+            <w:r>
+              <w:rPr>
+                <w:sz w:val="19"/>
+              </w:rPr>
+              <w:t xml:space="preserve">“</w:t>
+            </w:r>
+            <w:r>
+              <w:rPr>
+                <w:sz w:val="19"/>
+              </w:rPr>
+              <w:t xml:space="preserve">quando si ruota o si gira a destra o a sinistra o si è in aria, si è immuni alla banana e al bananone</w:t>
+            </w:r>
+            <w:r>
+              <w:rPr>
+                <w:sz w:val="19"/>
+              </w:rPr>
+              <w:t xml:space="preserve">”</w:t>
+            </w:r>
+            <w:r>
+              <w:rPr>
+                <w:sz w:val="19"/>
+              </w:rPr>
+              <w:t xml:space="preserve">; 23:40:</w:t>
+            </w:r>
+            <w:r>
+              <w:rPr>
+                <w:sz w:val="19"/>
+              </w:rPr>
+              <w:t xml:space="preserve"> </w:t>
+            </w:r>
+            <w:r>
+              <w:rPr>
+                <w:sz w:val="19"/>
+              </w:rPr>
+              <w:t xml:space="preserve">“</w:t>
+            </w:r>
+            <w:r>
+              <w:rPr>
+                <w:sz w:val="19"/>
+              </w:rPr>
+              <w:t xml:space="preserve">le banane a terra sono equivalenti alla bomba</w:t>
+            </w:r>
+            <w:r>
+              <w:rPr>
+                <w:sz w:val="19"/>
+              </w:rPr>
+              <w:t xml:space="preserve">”</w:t>
+            </w:r>
+            <w:r>
+              <w:rPr>
+                <w:sz w:val="19"/>
+              </w:rPr>
+              <w:t xml:space="preserve">,</w:t>
+            </w:r>
+            <w:r>
+              <w:rPr>
+                <w:sz w:val="19"/>
+              </w:rPr>
+              <w:t xml:space="preserve"> </w:t>
+            </w:r>
+            <w:r>
+              <w:rPr>
+                <w:sz w:val="19"/>
+              </w:rPr>
+              <w:t xml:space="preserve">“</w:t>
+            </w:r>
+            <w:r>
+              <w:rPr>
+                <w:sz w:val="19"/>
+              </w:rPr>
+              <w:t xml:space="preserve">per curvare intendo quando il tasto destra o sinistra è premuto o rotellina sul telefono</w:t>
+            </w:r>
+            <w:r>
+              <w:rPr>
+                <w:sz w:val="19"/>
+              </w:rPr>
+              <w:t xml:space="preserve">”</w:t>
+            </w:r>
+          </w:p>
+        </w:tc>
+        <w:tc>
+          <w:tcPr>
+            <w:tcW w:type="dxa" w:w="1247"/>
+          </w:tcPr>
+          <w:p>
+            <w:pPr>
+              <w:pStyle w:val="Compact"/>
+              <w:spacing w:after="40"/>
+              <w:jc w:val="left"/>
+            </w:pPr>
+            <w:r>
+              <w:rPr>
+                <w:sz w:val="19"/>
+              </w:rPr>
+              <w:t xml:space="preserve">R-522, R-241</w:t>
+            </w:r>
+          </w:p>
+        </w:tc>
+        <w:tc>
+          <w:tcPr>
+            <w:tcW w:type="dxa" w:w="1134"/>
+          </w:tcPr>
+          <w:p>
+            <w:pPr>
+              <w:pStyle w:val="Compact"/>
+              <w:spacing w:after="40"/>
+              <w:jc w:val="left"/>
+            </w:pPr>
+            <w:r>
+              <w:rPr>
+                <w:sz w:val="19"/>
+              </w:rPr>
+              <w:t xml:space="preserve">0.27.0</w:t>
+            </w:r>
+          </w:p>
+        </w:tc>
+        <w:tc>
+          <w:tcPr>
+            <w:tcW w:type="dxa" w:w="1304"/>
+            <w:shd w:val="clear" w:color="auto" w:fill="D7F0DF"/>
+          </w:tcPr>
+          <w:p>
+            <w:pPr>
+              <w:pStyle w:val="Compact"/>
+              <w:spacing w:after="40"/>
+              <w:jc w:val="left"/>
+            </w:pPr>
+            <w:r>
+              <w:rPr>
+                <w:sz w:val="19"/>
+              </w:rPr>
+              <w:t xml:space="preserve">Sì</w:t>
+            </w:r>
+          </w:p>
+        </w:tc>
+      </w:tr>
+      <w:tr>
+        <w:tc>
+          <w:tcPr>
+            <w:tcW w:type="dxa" w:w="510"/>
+          </w:tcPr>
+          <w:p>
+            <w:pPr>
+              <w:pStyle w:val="Compact"/>
+              <w:spacing w:after="40"/>
+              <w:jc w:val="left"/>
+            </w:pPr>
+            <w:r>
+              <w:rPr>
+                <w:sz w:val="19"/>
+              </w:rPr>
+              <w:t xml:space="preserve">0c</w:t>
+            </w:r>
+          </w:p>
+        </w:tc>
+        <w:tc>
+          <w:tcPr>
+            <w:tcW w:type="dxa" w:w="3175"/>
+          </w:tcPr>
+          <w:p>
+            <w:pPr>
+              <w:pStyle w:val="Compact"/>
+              <w:spacing w:after="40"/>
+              <w:jc w:val="left"/>
+            </w:pPr>
+            <w:r>
+              <w:rPr>
+                <w:bCs/>
+                <w:b/>
+                <w:sz w:val="19"/>
+              </w:rPr>
+              <w:t xml:space="preserve">Rotellina del telefono come la tastiera</w:t>
+            </w:r>
+            <w:r>
+              <w:rPr>
+                <w:sz w:val="19"/>
+              </w:rPr>
+              <w:t xml:space="preserve"> </w:t>
+            </w:r>
+            <w:r>
+              <w:rPr>
+                <w:sz w:val="19"/>
+              </w:rPr>
+              <w:t xml:space="preserve">(R-523): oggi ▲ (dito in alto) accelera e ▼ frena (S-20); diventa</w:t>
+            </w:r>
+            <w:r>
+              <w:rPr>
+                <w:sz w:val="19"/>
+              </w:rPr>
+              <w:t xml:space="preserve"> </w:t>
+            </w:r>
+            <w:r>
+              <w:rPr>
+                <w:bCs/>
+                <w:b/>
+                <w:sz w:val="19"/>
+              </w:rPr>
+              <w:t xml:space="preserve">su = frena</w:t>
+            </w:r>
+            <w:r>
+              <w:rPr>
+                <w:sz w:val="19"/>
+              </w:rPr>
+              <w:t xml:space="preserve"> </w:t>
+            </w:r>
+            <w:r>
+              <w:rPr>
+                <w:sz w:val="19"/>
+              </w:rPr>
+              <w:t xml:space="preserve">(come freccia su) e</w:t>
+            </w:r>
+            <w:r>
+              <w:rPr>
+                <w:sz w:val="19"/>
+              </w:rPr>
+              <w:t xml:space="preserve"> </w:t>
+            </w:r>
+            <w:r>
+              <w:rPr>
+                <w:bCs/>
+                <w:b/>
+                <w:sz w:val="19"/>
+              </w:rPr>
+              <w:t xml:space="preserve">giù = accelera</w:t>
+            </w:r>
+            <w:r>
+              <w:rPr>
+                <w:sz w:val="19"/>
+              </w:rPr>
+              <w:t xml:space="preserve"> </w:t>
+            </w:r>
+            <w:r>
+              <w:rPr>
+                <w:sz w:val="19"/>
+              </w:rPr>
+              <w:t xml:space="preserve">(come freccia giù). In</w:t>
+            </w:r>
+            <w:r>
+              <w:rPr>
+                <w:sz w:val="19"/>
+              </w:rPr>
+              <w:t xml:space="preserve"> </w:t>
+            </w:r>
+            <w:r>
+              <w:rPr>
+                <w:rStyle w:val="VerbatimChar"/>
+                <w:sz w:val="19"/>
+              </w:rPr>
+              <w:t xml:space="preserve">comandi.js</w:t>
+            </w:r>
+            <w:r>
+              <w:rPr>
+                <w:sz w:val="19"/>
+              </w:rPr>
+              <w:t xml:space="preserve"> </w:t>
+            </w:r>
+            <w:r>
+              <w:rPr>
+                <w:rStyle w:val="VerbatimChar"/>
+                <w:sz w:val="19"/>
+              </w:rPr>
+              <w:t xml:space="preserve">inFast</w:t>
+            </w:r>
+            <w:r>
+              <w:rPr>
+                <w:sz w:val="19"/>
+              </w:rPr>
+              <w:t xml:space="preserve"> </w:t>
+            </w:r>
+            <w:r>
+              <w:rPr>
+                <w:sz w:val="19"/>
+              </w:rPr>
+              <w:t xml:space="preserve">diventa</w:t>
+            </w:r>
+            <w:r>
+              <w:rPr>
+                <w:sz w:val="19"/>
+              </w:rPr>
+              <w:t xml:space="preserve"> </w:t>
+            </w:r>
+            <w:r>
+              <w:rPr>
+                <w:rStyle w:val="VerbatimChar"/>
+                <w:sz w:val="19"/>
+              </w:rPr>
+              <w:t xml:space="preserve">stick.y &gt; 0.35</w:t>
+            </w:r>
+            <w:r>
+              <w:rPr>
+                <w:sz w:val="19"/>
+              </w:rPr>
+              <w:t xml:space="preserve"> </w:t>
+            </w:r>
+            <w:r>
+              <w:rPr>
+                <w:sz w:val="19"/>
+              </w:rPr>
+              <w:t xml:space="preserve">e</w:t>
+            </w:r>
+            <w:r>
+              <w:rPr>
+                <w:sz w:val="19"/>
+              </w:rPr>
+              <w:t xml:space="preserve"> </w:t>
+            </w:r>
+            <w:r>
+              <w:rPr>
+                <w:rStyle w:val="VerbatimChar"/>
+                <w:sz w:val="19"/>
+              </w:rPr>
+              <w:t xml:space="preserve">inSlow</w:t>
+            </w:r>
+            <w:r>
+              <w:rPr>
+                <w:sz w:val="19"/>
+              </w:rPr>
+              <w:t xml:space="preserve"> </w:t>
+            </w:r>
+            <w:r>
+              <w:rPr>
+                <w:rStyle w:val="VerbatimChar"/>
+                <w:sz w:val="19"/>
+              </w:rPr>
+              <w:t xml:space="preserve">stick.y &lt; -0.35</w:t>
+            </w:r>
+            <w:r>
+              <w:rPr>
+                <w:sz w:val="19"/>
+              </w:rPr>
+              <w:t xml:space="preserve">; in</w:t>
+            </w:r>
+            <w:r>
+              <w:rPr>
+                <w:sz w:val="19"/>
+              </w:rPr>
+              <w:t xml:space="preserve"> </w:t>
+            </w:r>
+            <w:r>
+              <w:rPr>
+                <w:rStyle w:val="VerbatimChar"/>
+                <w:sz w:val="19"/>
+              </w:rPr>
+              <w:t xml:space="preserve">game.js</w:t>
+            </w:r>
+            <w:r>
+              <w:rPr>
+                <w:sz w:val="19"/>
+              </w:rPr>
+              <w:t xml:space="preserve"> </w:t>
+            </w:r>
+            <w:r>
+              <w:rPr>
+                <w:sz w:val="19"/>
+              </w:rPr>
+              <w:t xml:space="preserve">riga ~325 (</w:t>
+            </w:r>
+            <w:r>
+              <w:rPr>
+                <w:rStyle w:val="VerbatimChar"/>
+                <w:sz w:val="19"/>
+              </w:rPr>
+              <w:t xml:space="preserve">flipIn</w:t>
+            </w:r>
+            <w:r>
+              <w:rPr>
+                <w:sz w:val="19"/>
+              </w:rPr>
+              <w:t xml:space="preserve">) i segni di</w:t>
+            </w:r>
+            <w:r>
+              <w:rPr>
+                <w:sz w:val="19"/>
+              </w:rPr>
+              <w:t xml:space="preserve"> </w:t>
+            </w:r>
+            <w:r>
+              <w:rPr>
+                <w:rStyle w:val="VerbatimChar"/>
+                <w:sz w:val="19"/>
+              </w:rPr>
+              <w:t xml:space="preserve">stick.y</w:t>
+            </w:r>
+            <w:r>
+              <w:rPr>
+                <w:sz w:val="19"/>
+              </w:rPr>
+              <w:t xml:space="preserve"> </w:t>
+            </w:r>
+            <w:r>
+              <w:rPr>
+                <w:sz w:val="19"/>
+              </w:rPr>
+              <w:t xml:space="preserve">si invertono allo stesso modo, così in aria su/giù fa lo stesso salto mortale delle frecce. Il rider: giù (accelera) si</w:t>
+            </w:r>
+            <w:r>
+              <w:rPr>
+                <w:sz w:val="19"/>
+              </w:rPr>
+              <w:t xml:space="preserve"> </w:t>
+            </w:r>
+            <w:r>
+              <w:rPr>
+                <w:bCs/>
+                <w:b/>
+                <w:sz w:val="19"/>
+              </w:rPr>
+              <w:t xml:space="preserve">abbassa</w:t>
+            </w:r>
+            <w:r>
+              <w:rPr>
+                <w:sz w:val="19"/>
+              </w:rPr>
+              <w:t xml:space="preserve"> </w:t>
+            </w:r>
+            <w:r>
+              <w:rPr>
+                <w:sz w:val="19"/>
+              </w:rPr>
+              <w:t xml:space="preserve">come oggi con la freccia giù (</w:t>
+            </w:r>
+            <w:r>
+              <w:rPr>
+                <w:rStyle w:val="VerbatimChar"/>
+                <w:sz w:val="19"/>
+              </w:rPr>
+              <w:t xml:space="preserve">tuckS</w:t>
+            </w:r>
+            <w:r>
+              <w:rPr>
+                <w:sz w:val="19"/>
+              </w:rPr>
+              <w:t xml:space="preserve">); su (frena) si</w:t>
+            </w:r>
+            <w:r>
+              <w:rPr>
+                <w:sz w:val="19"/>
+              </w:rPr>
+              <w:t xml:space="preserve"> </w:t>
+            </w:r>
+            <w:r>
+              <w:rPr>
+                <w:bCs/>
+                <w:b/>
+                <w:sz w:val="19"/>
+              </w:rPr>
+              <w:t xml:space="preserve">alza un po’</w:t>
+            </w:r>
+            <w:r>
+              <w:rPr>
+                <w:sz w:val="19"/>
+              </w:rPr>
+              <w:t xml:space="preserve">: in</w:t>
+            </w:r>
+            <w:r>
+              <w:rPr>
+                <w:sz w:val="19"/>
+              </w:rPr>
+              <w:t xml:space="preserve"> </w:t>
+            </w:r>
+            <w:r>
+              <w:rPr>
+                <w:rStyle w:val="VerbatimChar"/>
+                <w:sz w:val="19"/>
+              </w:rPr>
+              <w:t xml:space="preserve">rider.js</w:t>
+            </w:r>
+            <w:r>
+              <w:rPr>
+                <w:sz w:val="19"/>
+              </w:rPr>
+              <w:t xml:space="preserve"> </w:t>
+            </w:r>
+            <w:r>
+              <w:rPr>
+                <w:rStyle w:val="VerbatimChar"/>
+                <w:sz w:val="19"/>
+              </w:rPr>
+              <w:t xml:space="preserve">pose</w:t>
+            </w:r>
+            <w:r>
+              <w:rPr>
+                <w:sz w:val="19"/>
+              </w:rPr>
+              <w:t xml:space="preserve">, con</w:t>
+            </w:r>
+            <w:r>
+              <w:rPr>
+                <w:sz w:val="19"/>
+              </w:rPr>
+              <w:t xml:space="preserve"> </w:t>
+            </w:r>
+            <w:r>
+              <w:rPr>
+                <w:rStyle w:val="VerbatimChar"/>
+                <w:sz w:val="19"/>
+              </w:rPr>
+              <w:t xml:space="preserve">fwd</w:t>
+            </w:r>
+            <w:r>
+              <w:rPr>
+                <w:sz w:val="19"/>
+              </w:rPr>
+              <w:t xml:space="preserve"> </w:t>
+            </w:r>
+            <w:r>
+              <w:rPr>
+                <w:sz w:val="19"/>
+              </w:rPr>
+              <w:t xml:space="preserve">(frenata) le anche salgono di almeno 5 cm rispetto alla corsa normale e le ginocchia si piegano meno (oggi con la frenata il rider sposta solo il peso in avanti). Aggiornare l’aiuto (</w:t>
+            </w:r>
+            <w:r>
+              <w:rPr>
+                <w:rStyle w:val="VerbatimChar"/>
+                <w:sz w:val="19"/>
+              </w:rPr>
+              <w:t xml:space="preserve">?</w:t>
+            </w:r>
+            <w:r>
+              <w:rPr>
+                <w:sz w:val="19"/>
+              </w:rPr>
+              <w:t xml:space="preserve">) e i testi della rotellina nelle 4 lingue se dicono</w:t>
+            </w:r>
+            <w:r>
+              <w:rPr>
+                <w:sz w:val="19"/>
+              </w:rPr>
+              <w:t xml:space="preserve"> </w:t>
+            </w:r>
+            <w:r>
+              <w:rPr>
+                <w:sz w:val="19"/>
+              </w:rPr>
+              <w:t xml:space="preserve">“</w:t>
+            </w:r>
+            <w:r>
+              <w:rPr>
+                <w:sz w:val="19"/>
+              </w:rPr>
+              <w:t xml:space="preserve">su accelera</w:t>
+            </w:r>
+            <w:r>
+              <w:rPr>
+                <w:sz w:val="19"/>
+              </w:rPr>
+              <w:t xml:space="preserve">”</w:t>
+            </w:r>
+            <w:r>
+              <w:rPr>
+                <w:sz w:val="19"/>
+              </w:rPr>
+              <w:t xml:space="preserve">.</w:t>
+            </w:r>
+            <w:r>
+              <w:rPr>
+                <w:sz w:val="19"/>
+              </w:rPr>
+              <w:t xml:space="preserve"> </w:t>
+            </w:r>
+            <w:r>
+              <w:rPr>
+                <w:bCs/>
+                <w:b/>
+                <w:sz w:val="19"/>
+              </w:rPr>
+              <w:t xml:space="preserve">Prove per la Verifica:</w:t>
+            </w:r>
+            <w:r>
+              <w:rPr>
+                <w:sz w:val="19"/>
+              </w:rPr>
+              <w:t xml:space="preserve"> </w:t>
+            </w:r>
+            <w:r>
+              <w:rPr>
+                <w:sz w:val="19"/>
+              </w:rPr>
+              <w:t xml:space="preserve">in</w:t>
+            </w:r>
+            <w:r>
+              <w:rPr>
+                <w:sz w:val="19"/>
+              </w:rPr>
+              <w:t xml:space="preserve"> </w:t>
+            </w:r>
+            <w:r>
+              <w:rPr>
+                <w:rStyle w:val="VerbatimChar"/>
+                <w:sz w:val="19"/>
+              </w:rPr>
+              <w:t xml:space="preserve">test_gioco.py</w:t>
+            </w:r>
+            <w:r>
+              <w:rPr>
+                <w:sz w:val="19"/>
+              </w:rPr>
+              <w:t xml:space="preserve"> </w:t>
+            </w:r>
+            <w:r>
+              <w:rPr>
+                <w:sz w:val="19"/>
+              </w:rPr>
+              <w:t xml:space="preserve">(telefono simulato) con la rotellina tenuta in basso la velocità arriva a ~20,5 m/s (raccolto) e il rider si abbassa (</w:t>
+            </w:r>
+            <w:r>
+              <w:rPr>
+                <w:rStyle w:val="VerbatimChar"/>
+                <w:sz w:val="19"/>
+              </w:rPr>
+              <w:t xml:space="preserve">tuckS</w:t>
+            </w:r>
+            <w:r>
+              <w:rPr>
+                <w:sz w:val="19"/>
+              </w:rPr>
+              <w:t xml:space="preserve"> </w:t>
+            </w:r>
+            <w:r>
+              <w:rPr>
+                <w:sz w:val="19"/>
+              </w:rPr>
+              <w:t xml:space="preserve">→ 1), tenuta in alto scende verso ~9,5 m/s e le anche del rider sono più alte di almeno 5 cm rispetto alla corsa normale; in aria rotellina in alto = stesso salto mortale della freccia su; tastiera invariata (freccia giù accelera, freccia su frena)</w:t>
+            </w:r>
+          </w:p>
+        </w:tc>
+        <w:tc>
+          <w:tcPr>
+            <w:tcW w:type="dxa" w:w="2494"/>
+          </w:tcPr>
+          <w:p>
+            <w:pPr>
+              <w:pStyle w:val="Compact"/>
+              <w:spacing w:after="40"/>
+              <w:jc w:val="left"/>
+            </w:pPr>
+            <w:r>
+              <w:rPr>
+                <w:sz w:val="19"/>
+              </w:rPr>
+              <w:t xml:space="preserve">Luigi, 28/10 alle 23:40:</w:t>
+            </w:r>
+            <w:r>
+              <w:rPr>
+                <w:sz w:val="19"/>
+              </w:rPr>
+              <w:t xml:space="preserve"> </w:t>
+            </w:r>
+            <w:r>
+              <w:rPr>
+                <w:sz w:val="19"/>
+              </w:rPr>
+              <w:t xml:space="preserve">“</w:t>
+            </w:r>
+            <w:r>
+              <w:rPr>
+                <w:sz w:val="19"/>
+              </w:rPr>
+              <w:t xml:space="preserve">dal telefono la rotellina è sbagliata. Quando butto la rotellina sopra devo decelerare, sotto devo accelerare, e il rider sotto si deve abbassare, sopra si deve alzare un po’</w:t>
+            </w:r>
+            <w:r>
+              <w:rPr>
+                <w:sz w:val="19"/>
+              </w:rPr>
+              <w:t xml:space="preserve">”</w:t>
+            </w:r>
+          </w:p>
+        </w:tc>
+        <w:tc>
+          <w:tcPr>
+            <w:tcW w:type="dxa" w:w="1247"/>
+          </w:tcPr>
+          <w:p>
+            <w:pPr>
+              <w:pStyle w:val="Compact"/>
+              <w:spacing w:after="40"/>
+              <w:jc w:val="left"/>
+            </w:pPr>
+            <w:r>
+              <w:rPr>
+                <w:sz w:val="19"/>
+              </w:rPr>
+              <w:t xml:space="preserve">R-523, R-210, S-20</w:t>
+            </w:r>
+          </w:p>
+        </w:tc>
+        <w:tc>
+          <w:tcPr>
+            <w:tcW w:type="dxa" w:w="1134"/>
+          </w:tcPr>
+          <w:p>
+            <w:pPr>
+              <w:pStyle w:val="Compact"/>
+              <w:spacing w:after="40"/>
+              <w:jc w:val="left"/>
+            </w:pPr>
+            <w:r>
+              <w:rPr>
+                <w:sz w:val="19"/>
+              </w:rPr>
+              <w:t xml:space="preserve">0.27.0</w:t>
+            </w:r>
+          </w:p>
+        </w:tc>
+        <w:tc>
+          <w:tcPr>
+            <w:tcW w:type="dxa" w:w="1304"/>
+            <w:shd w:val="clear" w:color="auto" w:fill="D7F0DF"/>
+          </w:tcPr>
+          <w:p>
+            <w:pPr>
+              <w:pStyle w:val="Compact"/>
+              <w:spacing w:after="40"/>
+              <w:jc w:val="left"/>
+            </w:pPr>
+            <w:r>
+              <w:rPr>
+                <w:sz w:val="19"/>
+              </w:rPr>
+              <w:t xml:space="preserve">Sì</w:t>
+            </w:r>
+          </w:p>
+        </w:tc>
+      </w:tr>
+      <w:tr>
+        <w:tc>
+          <w:tcPr>
+            <w:tcW w:type="dxa" w:w="510"/>
+          </w:tcPr>
+          <w:p>
+            <w:pPr>
+              <w:pStyle w:val="Compact"/>
+              <w:spacing w:after="40"/>
+              <w:jc w:val="left"/>
+            </w:pPr>
+            <w:r>
+              <w:rPr>
+                <w:sz w:val="19"/>
+              </w:rPr>
               <w:t xml:space="preserve">0</w:t>
             </w:r>
           </w:p>
@@ -11633,19 +14282,18 @@
         <w:tc>
           <w:tcPr>
             <w:tcW w:type="dxa" w:w="1814"/>
-            <w:shd w:val="clear" w:color="auto" w:fill="E6EDF5"/>
-          </w:tcPr>
-          <w:p>
-            <w:pPr>
-              <w:pStyle w:val="Compact"/>
-              <w:spacing w:after="40"/>
-              <w:jc w:val="left"/>
-            </w:pPr>
-            <w:r>
-              <w:rPr>
-                <w:sz w:val="19"/>
-              </w:rPr>
-              <w:t xml:space="preserve">Da confermare</w:t>
+          </w:tcPr>
+          <w:p>
+            <w:pPr>
+              <w:pStyle w:val="Compact"/>
+              <w:spacing w:after="40"/>
+              <w:jc w:val="left"/>
+            </w:pPr>
+            <w:r>
+              <w:rPr>
+                <w:sz w:val="19"/>
+              </w:rPr>
+              <w:t xml:space="preserve">Decisa da Luigi 28/10</w:t>
             </w:r>
           </w:p>
         </w:tc>
@@ -15471,6 +18119,137 @@
                 <w:sz w:val="19"/>
               </w:rPr>
               <w:t xml:space="preserve">nel menu. Finché Luigi non decide (riga 1h), nella 0.26.1 vite e record restano com’erano</w:t>
+            </w:r>
+          </w:p>
+        </w:tc>
+        <w:tc>
+          <w:tcPr>
+            <w:tcW w:type="dxa" w:w="1247"/>
+          </w:tcPr>
+          <w:p>
+            <w:pPr>
+              <w:pStyle w:val="Compact"/>
+              <w:spacing w:after="40"/>
+              <w:jc w:val="left"/>
+            </w:pPr>
+            <w:r>
+              <w:rPr>
+                <w:sz w:val="19"/>
+              </w:rPr>
+              <w:t xml:space="preserve">28/10/2026</w:t>
+            </w:r>
+          </w:p>
+        </w:tc>
+        <w:tc>
+          <w:tcPr>
+            <w:tcW w:type="dxa" w:w="1814"/>
+            <w:shd w:val="clear" w:color="auto" w:fill="E6EDF5"/>
+          </w:tcPr>
+          <w:p>
+            <w:pPr>
+              <w:pStyle w:val="Compact"/>
+              <w:spacing w:after="40"/>
+              <w:jc w:val="left"/>
+            </w:pPr>
+            <w:r>
+              <w:rPr>
+                <w:sz w:val="19"/>
+              </w:rPr>
+              <w:t xml:space="preserve">Da confermare</w:t>
+            </w:r>
+          </w:p>
+        </w:tc>
+      </w:tr>
+      <w:tr>
+        <w:tc>
+          <w:tcPr>
+            <w:tcW w:type="dxa" w:w="794"/>
+          </w:tcPr>
+          <w:p>
+            <w:pPr>
+              <w:pStyle w:val="Compact"/>
+              <w:spacing w:after="40"/>
+              <w:jc w:val="left"/>
+            </w:pPr>
+            <w:r>
+              <w:rPr>
+                <w:sz w:val="19"/>
+              </w:rPr>
+              <w:t xml:space="preserve">S-54</w:t>
+            </w:r>
+          </w:p>
+        </w:tc>
+        <w:tc>
+          <w:tcPr>
+            <w:tcW w:type="dxa" w:w="6009"/>
+          </w:tcPr>
+          <w:p>
+            <w:pPr>
+              <w:pStyle w:val="Compact"/>
+              <w:spacing w:after="40"/>
+              <w:jc w:val="left"/>
+            </w:pPr>
+            <w:r>
+              <w:rPr>
+                <w:sz w:val="19"/>
+              </w:rPr>
+              <w:t xml:space="preserve">Costo del bananone dopo R-521 (bomba a 50): oggi è</w:t>
+            </w:r>
+            <w:r>
+              <w:rPr>
+                <w:sz w:val="19"/>
+              </w:rPr>
+              <w:t xml:space="preserve"> </w:t>
+            </w:r>
+            <w:r>
+              <w:rPr>
+                <w:sz w:val="19"/>
+              </w:rPr>
+              <w:t xml:space="preserve">“</w:t>
+            </w:r>
+            <w:r>
+              <w:rPr>
+                <w:sz w:val="19"/>
+              </w:rPr>
+              <w:t xml:space="preserve">10 volte la bomba</w:t>
+            </w:r>
+            <w:r>
+              <w:rPr>
+                <w:sz w:val="19"/>
+              </w:rPr>
+              <w:t xml:space="preserve">”</w:t>
+            </w:r>
+            <w:r>
+              <w:rPr>
+                <w:sz w:val="19"/>
+              </w:rPr>
+              <w:t xml:space="preserve"> </w:t>
+            </w:r>
+            <w:r>
+              <w:rPr>
+                <w:sz w:val="19"/>
+              </w:rPr>
+              <w:t xml:space="preserve">(R-231), quindi scenderebbe a 500, meno della banana (1.500, R-520). Proposta di Claude:</w:t>
+            </w:r>
+            <w:r>
+              <w:rPr>
+                <w:sz w:val="19"/>
+              </w:rPr>
+              <w:t xml:space="preserve"> </w:t>
+            </w:r>
+            <w:r>
+              <w:rPr>
+                <w:bCs/>
+                <w:b/>
+                <w:sz w:val="19"/>
+              </w:rPr>
+              <w:t xml:space="preserve">1.500 fisso</w:t>
+            </w:r>
+            <w:r>
+              <w:rPr>
+                <w:sz w:val="19"/>
+              </w:rPr>
+              <w:t xml:space="preserve">, uguale alla banana, perché ferma 4 s invece di 2 e chi lo lancia deve pagarlo almeno quanto la banana; in alternativa 3.000 (il doppio della banana, come il fermo). Se Luigi non risponde prima dell’1:00 del 29/10: 1.500</w:t>
             </w:r>
           </w:p>
         </w:tc>
@@ -20609,6 +23388,732 @@
                 <w:sz w:val="19"/>
               </w:rPr>
               <w:t xml:space="preserve">). Scelta aperta S-53: vite e record di punti restano?</w:t>
+            </w:r>
+          </w:p>
+        </w:tc>
+      </w:tr>
+      <w:tr>
+        <w:tc>
+          <w:tcPr>
+            <w:tcW w:type="dxa" w:w="907"/>
+          </w:tcPr>
+          <w:p>
+            <w:pPr>
+              <w:pStyle w:val="Compact"/>
+              <w:spacing w:after="40"/>
+              <w:jc w:val="left"/>
+            </w:pPr>
+            <w:r>
+              <w:rPr>
+                <w:sz w:val="19"/>
+              </w:rPr>
+              <w:t xml:space="preserve">R-520</w:t>
+            </w:r>
+          </w:p>
+        </w:tc>
+        <w:tc>
+          <w:tcPr>
+            <w:tcW w:type="dxa" w:w="4195"/>
+          </w:tcPr>
+          <w:p>
+            <w:pPr>
+              <w:pStyle w:val="Compact"/>
+              <w:spacing w:after="40"/>
+              <w:jc w:val="left"/>
+            </w:pPr>
+            <w:r>
+              <w:rPr>
+                <w:bCs/>
+                <w:b/>
+                <w:sz w:val="19"/>
+              </w:rPr>
+              <w:t xml:space="preserve">Banana 1.500 punti</w:t>
+            </w:r>
+            <w:r>
+              <w:rPr>
+                <w:sz w:val="19"/>
+              </w:rPr>
+              <w:t xml:space="preserve"> </w:t>
+            </w:r>
+            <w:r>
+              <w:rPr>
+                <w:sz w:val="19"/>
+              </w:rPr>
+              <w:t xml:space="preserve">(prima 50). Vale per la banana lanciata al giocatore davanti, per quella lanciata sulla pista con il doppio tocco e per gli avversari del computer</w:t>
+            </w:r>
+          </w:p>
+        </w:tc>
+        <w:tc>
+          <w:tcPr>
+            <w:tcW w:type="dxa" w:w="1134"/>
+          </w:tcPr>
+          <w:p>
+            <w:pPr>
+              <w:pStyle w:val="Compact"/>
+              <w:spacing w:after="40"/>
+              <w:jc w:val="left"/>
+            </w:pPr>
+            <w:r>
+              <w:rPr>
+                <w:sz w:val="19"/>
+              </w:rPr>
+              <w:t xml:space="preserve">28/10/2026</w:t>
+            </w:r>
+          </w:p>
+        </w:tc>
+        <w:tc>
+          <w:tcPr>
+            <w:tcW w:type="dxa" w:w="1134"/>
+            <w:shd w:val="clear" w:color="auto" w:fill="FDE2D6"/>
+          </w:tcPr>
+          <w:p>
+            <w:pPr>
+              <w:pStyle w:val="Compact"/>
+              <w:spacing w:after="40"/>
+              <w:jc w:val="left"/>
+            </w:pPr>
+            <w:r>
+              <w:rPr>
+                <w:sz w:val="19"/>
+              </w:rPr>
+              <w:t xml:space="preserve">Da fare</w:t>
+            </w:r>
+          </w:p>
+        </w:tc>
+        <w:tc>
+          <w:tcPr>
+            <w:tcW w:type="dxa" w:w="2494"/>
+          </w:tcPr>
+          <w:p>
+            <w:pPr>
+              <w:pStyle w:val="Compact"/>
+              <w:spacing w:after="40"/>
+              <w:jc w:val="left"/>
+            </w:pPr>
+            <w:r>
+              <w:rPr>
+                <w:sz w:val="19"/>
+              </w:rPr>
+              <w:t xml:space="preserve">Luigi, 28/10 alle 23:37:</w:t>
+            </w:r>
+            <w:r>
+              <w:rPr>
+                <w:sz w:val="19"/>
+              </w:rPr>
+              <w:t xml:space="preserve"> </w:t>
+            </w:r>
+            <w:r>
+              <w:rPr>
+                <w:sz w:val="19"/>
+              </w:rPr>
+              <w:t xml:space="preserve">“</w:t>
+            </w:r>
+            <w:r>
+              <w:rPr>
+                <w:sz w:val="19"/>
+              </w:rPr>
+              <w:t xml:space="preserve">il costo della normale banana da 50 passa a 1500</w:t>
+            </w:r>
+            <w:r>
+              <w:rPr>
+                <w:sz w:val="19"/>
+              </w:rPr>
+              <w:t xml:space="preserve">”</w:t>
+            </w:r>
+            <w:r>
+              <w:rPr>
+                <w:sz w:val="19"/>
+              </w:rPr>
+              <w:t xml:space="preserve">. Lo scopo (23:40) è che sulla pista si trovino soprattutto bombe. Riga 0a della tabella di Claude:</w:t>
+            </w:r>
+            <w:r>
+              <w:rPr>
+                <w:sz w:val="19"/>
+              </w:rPr>
+              <w:t xml:space="preserve"> </w:t>
+            </w:r>
+            <w:r>
+              <w:rPr>
+                <w:rStyle w:val="VerbatimChar"/>
+                <w:sz w:val="19"/>
+              </w:rPr>
+              <w:t xml:space="preserve">COSTI</w:t>
+            </w:r>
+            <w:r>
+              <w:rPr>
+                <w:sz w:val="19"/>
+              </w:rPr>
+              <w:t xml:space="preserve"> </w:t>
+            </w:r>
+            <w:r>
+              <w:rPr>
+                <w:sz w:val="19"/>
+              </w:rPr>
+              <w:t xml:space="preserve">in</w:t>
+            </w:r>
+            <w:r>
+              <w:rPr>
+                <w:sz w:val="19"/>
+              </w:rPr>
+              <w:t xml:space="preserve"> </w:t>
+            </w:r>
+            <w:r>
+              <w:rPr>
+                <w:rStyle w:val="VerbatimChar"/>
+                <w:sz w:val="19"/>
+              </w:rPr>
+              <w:t xml:space="preserve">shared/protocollo.js</w:t>
+            </w:r>
+            <w:r>
+              <w:rPr>
+                <w:sz w:val="19"/>
+              </w:rPr>
+              <w:t xml:space="preserve">, pulsanti, testi in 4 lingue, fasce delle misure con numeri fissi. Da scrivere all’1:00 del 29/10 (0.27.0), da provare alle 9:30</w:t>
+            </w:r>
+          </w:p>
+        </w:tc>
+      </w:tr>
+      <w:tr>
+        <w:tc>
+          <w:tcPr>
+            <w:tcW w:type="dxa" w:w="907"/>
+          </w:tcPr>
+          <w:p>
+            <w:pPr>
+              <w:pStyle w:val="Compact"/>
+              <w:spacing w:after="40"/>
+              <w:jc w:val="left"/>
+            </w:pPr>
+            <w:r>
+              <w:rPr>
+                <w:sz w:val="19"/>
+              </w:rPr>
+              <w:t xml:space="preserve">R-521</w:t>
+            </w:r>
+          </w:p>
+        </w:tc>
+        <w:tc>
+          <w:tcPr>
+            <w:tcW w:type="dxa" w:w="4195"/>
+          </w:tcPr>
+          <w:p>
+            <w:pPr>
+              <w:pStyle w:val="Compact"/>
+              <w:spacing w:after="40"/>
+              <w:jc w:val="left"/>
+            </w:pPr>
+            <w:r>
+              <w:rPr>
+                <w:bCs/>
+                <w:b/>
+                <w:sz w:val="19"/>
+              </w:rPr>
+              <w:t xml:space="preserve">Bomba 50 punti</w:t>
+            </w:r>
+            <w:r>
+              <w:rPr>
+                <w:sz w:val="19"/>
+              </w:rPr>
+              <w:t xml:space="preserve"> </w:t>
+            </w:r>
+            <w:r>
+              <w:rPr>
+                <w:sz w:val="19"/>
+              </w:rPr>
+              <w:t xml:space="preserve">(prima 150), per far trovare</w:t>
+            </w:r>
+            <w:r>
+              <w:rPr>
+                <w:sz w:val="19"/>
+              </w:rPr>
+              <w:t xml:space="preserve"> </w:t>
+            </w:r>
+            <w:r>
+              <w:rPr>
+                <w:bCs/>
+                <w:b/>
+                <w:sz w:val="19"/>
+              </w:rPr>
+              <w:t xml:space="preserve">un sacco di bombe sulla pista</w:t>
+            </w:r>
+          </w:p>
+        </w:tc>
+        <w:tc>
+          <w:tcPr>
+            <w:tcW w:type="dxa" w:w="1134"/>
+          </w:tcPr>
+          <w:p>
+            <w:pPr>
+              <w:pStyle w:val="Compact"/>
+              <w:spacing w:after="40"/>
+              <w:jc w:val="left"/>
+            </w:pPr>
+            <w:r>
+              <w:rPr>
+                <w:sz w:val="19"/>
+              </w:rPr>
+              <w:t xml:space="preserve">28/10/2026</w:t>
+            </w:r>
+          </w:p>
+        </w:tc>
+        <w:tc>
+          <w:tcPr>
+            <w:tcW w:type="dxa" w:w="1134"/>
+            <w:shd w:val="clear" w:color="auto" w:fill="FDE2D6"/>
+          </w:tcPr>
+          <w:p>
+            <w:pPr>
+              <w:pStyle w:val="Compact"/>
+              <w:spacing w:after="40"/>
+              <w:jc w:val="left"/>
+            </w:pPr>
+            <w:r>
+              <w:rPr>
+                <w:sz w:val="19"/>
+              </w:rPr>
+              <w:t xml:space="preserve">Da fare</w:t>
+            </w:r>
+          </w:p>
+        </w:tc>
+        <w:tc>
+          <w:tcPr>
+            <w:tcW w:type="dxa" w:w="2494"/>
+          </w:tcPr>
+          <w:p>
+            <w:pPr>
+              <w:pStyle w:val="Compact"/>
+              <w:spacing w:after="40"/>
+              <w:jc w:val="left"/>
+            </w:pPr>
+            <w:r>
+              <w:rPr>
+                <w:sz w:val="19"/>
+              </w:rPr>
+              <w:t xml:space="preserve">Luigi, 28/10 alle 23:37-23:40:</w:t>
+            </w:r>
+            <w:r>
+              <w:rPr>
+                <w:sz w:val="19"/>
+              </w:rPr>
+              <w:t xml:space="preserve"> </w:t>
+            </w:r>
+            <w:r>
+              <w:rPr>
+                <w:sz w:val="19"/>
+              </w:rPr>
+              <w:t xml:space="preserve">“</w:t>
+            </w:r>
+            <w:r>
+              <w:rPr>
+                <w:sz w:val="19"/>
+              </w:rPr>
+              <w:t xml:space="preserve">la bomba ora deve costare 50</w:t>
+            </w:r>
+            <w:r>
+              <w:rPr>
+                <w:sz w:val="19"/>
+              </w:rPr>
+              <w:t xml:space="preserve">”</w:t>
+            </w:r>
+            <w:r>
+              <w:rPr>
+                <w:sz w:val="19"/>
+              </w:rPr>
+              <w:t xml:space="preserve">,</w:t>
+            </w:r>
+            <w:r>
+              <w:rPr>
+                <w:sz w:val="19"/>
+              </w:rPr>
+              <w:t xml:space="preserve"> </w:t>
+            </w:r>
+            <w:r>
+              <w:rPr>
+                <w:sz w:val="19"/>
+              </w:rPr>
+              <w:t xml:space="preserve">“</w:t>
+            </w:r>
+            <w:r>
+              <w:rPr>
+                <w:sz w:val="19"/>
+              </w:rPr>
+              <w:t xml:space="preserve">lo scopo è far trovare un sacco di bombe sulla pista</w:t>
+            </w:r>
+            <w:r>
+              <w:rPr>
+                <w:sz w:val="19"/>
+              </w:rPr>
+              <w:t xml:space="preserve">”</w:t>
+            </w:r>
+            <w:r>
+              <w:rPr>
+                <w:sz w:val="19"/>
+              </w:rPr>
+              <w:t xml:space="preserve">. Fermo invariato: 4 s (R-223). Gli avversari del computer, che posano bombe quando hanno i punti, ne posano di più senza altre modifiche. Il costo del bananone, oggi legato alla bomba, è la scelta S-54 (ripiego 1.500). Riga 0a, 0.27.0</w:t>
+            </w:r>
+          </w:p>
+        </w:tc>
+      </w:tr>
+      <w:tr>
+        <w:tc>
+          <w:tcPr>
+            <w:tcW w:type="dxa" w:w="907"/>
+          </w:tcPr>
+          <w:p>
+            <w:pPr>
+              <w:pStyle w:val="Compact"/>
+              <w:spacing w:after="40"/>
+              <w:jc w:val="left"/>
+            </w:pPr>
+            <w:r>
+              <w:rPr>
+                <w:sz w:val="19"/>
+              </w:rPr>
+              <w:t xml:space="preserve">R-522</w:t>
+            </w:r>
+          </w:p>
+        </w:tc>
+        <w:tc>
+          <w:tcPr>
+            <w:tcW w:type="dxa" w:w="4195"/>
+          </w:tcPr>
+          <w:p>
+            <w:pPr>
+              <w:pStyle w:val="Compact"/>
+              <w:spacing w:after="40"/>
+              <w:jc w:val="left"/>
+            </w:pPr>
+            <w:r>
+              <w:rPr>
+                <w:bCs/>
+                <w:b/>
+                <w:sz w:val="19"/>
+              </w:rPr>
+              <w:t xml:space="preserve">Immuni a banana e bananone lanciati quando si curva o si è in aria</w:t>
+            </w:r>
+            <w:r>
+              <w:rPr>
+                <w:sz w:val="19"/>
+              </w:rPr>
+              <w:t xml:space="preserve">: chi tiene premuto ← o → (o A/D) o ha la rotellina spostata di lato, o è in aria (salto, rampa, trampolino, rotazioni), non viene fermato da banana e bananone lanciati e vede</w:t>
+            </w:r>
+            <w:r>
+              <w:rPr>
+                <w:sz w:val="19"/>
+              </w:rPr>
+              <w:t xml:space="preserve"> </w:t>
+            </w:r>
+            <w:r>
+              <w:rPr>
+                <w:sz w:val="19"/>
+              </w:rPr>
+              <w:t xml:space="preserve">“</w:t>
+            </w:r>
+            <w:r>
+              <w:rPr>
+                <w:sz w:val="19"/>
+              </w:rPr>
+              <w:t xml:space="preserve">Schivata!</w:t>
+            </w:r>
+            <w:r>
+              <w:rPr>
+                <w:sz w:val="19"/>
+              </w:rPr>
+              <w:t xml:space="preserve">”</w:t>
+            </w:r>
+            <w:r>
+              <w:rPr>
+                <w:sz w:val="19"/>
+              </w:rPr>
+              <w:t xml:space="preserve">. Banane, bananoni e bombe</w:t>
+            </w:r>
+            <w:r>
+              <w:rPr>
+                <w:sz w:val="19"/>
+              </w:rPr>
+              <w:t xml:space="preserve"> </w:t>
+            </w:r>
+            <w:r>
+              <w:rPr>
+                <w:bCs/>
+                <w:b/>
+                <w:sz w:val="19"/>
+              </w:rPr>
+              <w:t xml:space="preserve">a terra</w:t>
+            </w:r>
+            <w:r>
+              <w:rPr>
+                <w:sz w:val="19"/>
+              </w:rPr>
+              <w:t xml:space="preserve"> </w:t>
+            </w:r>
+            <w:r>
+              <w:rPr>
+                <w:sz w:val="19"/>
+              </w:rPr>
+              <w:t xml:space="preserve">colpiscono anche curvando (</w:t>
+            </w:r>
+            <w:r>
+              <w:rPr>
+                <w:sz w:val="19"/>
+              </w:rPr>
+              <w:t xml:space="preserve">“</w:t>
+            </w:r>
+            <w:r>
+              <w:rPr>
+                <w:sz w:val="19"/>
+              </w:rPr>
+              <w:t xml:space="preserve">le banane a terra sono equivalenti alla bomba</w:t>
+            </w:r>
+            <w:r>
+              <w:rPr>
+                <w:sz w:val="19"/>
+              </w:rPr>
+              <w:t xml:space="preserve">”</w:t>
+            </w:r>
+            <w:r>
+              <w:rPr>
+                <w:sz w:val="19"/>
+              </w:rPr>
+              <w:t xml:space="preserve">); in aria si saltano come oggi. Vale anche per gli avversari del computer</w:t>
+            </w:r>
+          </w:p>
+        </w:tc>
+        <w:tc>
+          <w:tcPr>
+            <w:tcW w:type="dxa" w:w="1134"/>
+          </w:tcPr>
+          <w:p>
+            <w:pPr>
+              <w:pStyle w:val="Compact"/>
+              <w:spacing w:after="40"/>
+              <w:jc w:val="left"/>
+            </w:pPr>
+            <w:r>
+              <w:rPr>
+                <w:sz w:val="19"/>
+              </w:rPr>
+              <w:t xml:space="preserve">28/10/2026</w:t>
+            </w:r>
+          </w:p>
+        </w:tc>
+        <w:tc>
+          <w:tcPr>
+            <w:tcW w:type="dxa" w:w="1134"/>
+            <w:shd w:val="clear" w:color="auto" w:fill="FDE2D6"/>
+          </w:tcPr>
+          <w:p>
+            <w:pPr>
+              <w:pStyle w:val="Compact"/>
+              <w:spacing w:after="40"/>
+              <w:jc w:val="left"/>
+            </w:pPr>
+            <w:r>
+              <w:rPr>
+                <w:sz w:val="19"/>
+              </w:rPr>
+              <w:t xml:space="preserve">Da fare</w:t>
+            </w:r>
+          </w:p>
+        </w:tc>
+        <w:tc>
+          <w:tcPr>
+            <w:tcW w:type="dxa" w:w="2494"/>
+          </w:tcPr>
+          <w:p>
+            <w:pPr>
+              <w:pStyle w:val="Compact"/>
+              <w:spacing w:after="40"/>
+              <w:jc w:val="left"/>
+            </w:pPr>
+            <w:r>
+              <w:rPr>
+                <w:sz w:val="19"/>
+              </w:rPr>
+              <w:t xml:space="preserve">Luigi, 28/10 alle 23:37 e 23:40. Allarga R-241 (oggi solo in aria). Conseguenza da sapere: la banana lanciata, che costa 1.500, si schiva tenendo premuta una freccia; la bomba a terra no. Riga 0b, 0.27.0</w:t>
+            </w:r>
+          </w:p>
+        </w:tc>
+      </w:tr>
+      <w:tr>
+        <w:tc>
+          <w:tcPr>
+            <w:tcW w:type="dxa" w:w="907"/>
+          </w:tcPr>
+          <w:p>
+            <w:pPr>
+              <w:pStyle w:val="Compact"/>
+              <w:spacing w:after="40"/>
+              <w:jc w:val="left"/>
+            </w:pPr>
+            <w:r>
+              <w:rPr>
+                <w:sz w:val="19"/>
+              </w:rPr>
+              <w:t xml:space="preserve">R-523</w:t>
+            </w:r>
+          </w:p>
+        </w:tc>
+        <w:tc>
+          <w:tcPr>
+            <w:tcW w:type="dxa" w:w="4195"/>
+          </w:tcPr>
+          <w:p>
+            <w:pPr>
+              <w:pStyle w:val="Compact"/>
+              <w:spacing w:after="40"/>
+              <w:jc w:val="left"/>
+            </w:pPr>
+            <w:r>
+              <w:rPr>
+                <w:bCs/>
+                <w:b/>
+                <w:sz w:val="19"/>
+              </w:rPr>
+              <w:t xml:space="preserve">Rotellina del telefono come la tastiera</w:t>
+            </w:r>
+            <w:r>
+              <w:rPr>
+                <w:sz w:val="19"/>
+              </w:rPr>
+              <w:t xml:space="preserve">: rotellina</w:t>
+            </w:r>
+            <w:r>
+              <w:rPr>
+                <w:sz w:val="19"/>
+              </w:rPr>
+              <w:t xml:space="preserve"> </w:t>
+            </w:r>
+            <w:r>
+              <w:rPr>
+                <w:bCs/>
+                <w:b/>
+                <w:sz w:val="19"/>
+              </w:rPr>
+              <w:t xml:space="preserve">in alto = frena</w:t>
+            </w:r>
+            <w:r>
+              <w:rPr>
+                <w:sz w:val="19"/>
+              </w:rPr>
+              <w:t xml:space="preserve"> </w:t>
+            </w:r>
+            <w:r>
+              <w:rPr>
+                <w:sz w:val="19"/>
+              </w:rPr>
+              <w:t xml:space="preserve">e il rider si alza un po’;</w:t>
+            </w:r>
+            <w:r>
+              <w:rPr>
+                <w:sz w:val="19"/>
+              </w:rPr>
+              <w:t xml:space="preserve"> </w:t>
+            </w:r>
+            <w:r>
+              <w:rPr>
+                <w:bCs/>
+                <w:b/>
+                <w:sz w:val="19"/>
+              </w:rPr>
+              <w:t xml:space="preserve">in basso = accelera</w:t>
+            </w:r>
+            <w:r>
+              <w:rPr>
+                <w:sz w:val="19"/>
+              </w:rPr>
+              <w:t xml:space="preserve"> </w:t>
+            </w:r>
+            <w:r>
+              <w:rPr>
+                <w:sz w:val="19"/>
+              </w:rPr>
+              <w:t xml:space="preserve">e il rider si abbassa (raccolto); in aria su e giù fanno gli stessi salti mortali delle frecce su e giù</w:t>
+            </w:r>
+          </w:p>
+        </w:tc>
+        <w:tc>
+          <w:tcPr>
+            <w:tcW w:type="dxa" w:w="1134"/>
+          </w:tcPr>
+          <w:p>
+            <w:pPr>
+              <w:pStyle w:val="Compact"/>
+              <w:spacing w:after="40"/>
+              <w:jc w:val="left"/>
+            </w:pPr>
+            <w:r>
+              <w:rPr>
+                <w:sz w:val="19"/>
+              </w:rPr>
+              <w:t xml:space="preserve">28/10/2026</w:t>
+            </w:r>
+          </w:p>
+        </w:tc>
+        <w:tc>
+          <w:tcPr>
+            <w:tcW w:type="dxa" w:w="1134"/>
+            <w:shd w:val="clear" w:color="auto" w:fill="FDE2D6"/>
+          </w:tcPr>
+          <w:p>
+            <w:pPr>
+              <w:pStyle w:val="Compact"/>
+              <w:spacing w:after="40"/>
+              <w:jc w:val="left"/>
+            </w:pPr>
+            <w:r>
+              <w:rPr>
+                <w:sz w:val="19"/>
+              </w:rPr>
+              <w:t xml:space="preserve">Da fare</w:t>
+            </w:r>
+          </w:p>
+        </w:tc>
+        <w:tc>
+          <w:tcPr>
+            <w:tcW w:type="dxa" w:w="2494"/>
+          </w:tcPr>
+          <w:p>
+            <w:pPr>
+              <w:pStyle w:val="Compact"/>
+              <w:spacing w:after="40"/>
+              <w:jc w:val="left"/>
+            </w:pPr>
+            <w:r>
+              <w:rPr>
+                <w:sz w:val="19"/>
+              </w:rPr>
+              <w:t xml:space="preserve">Luigi, 28/10 alle 23:40:</w:t>
+            </w:r>
+            <w:r>
+              <w:rPr>
+                <w:sz w:val="19"/>
+              </w:rPr>
+              <w:t xml:space="preserve"> </w:t>
+            </w:r>
+            <w:r>
+              <w:rPr>
+                <w:sz w:val="19"/>
+              </w:rPr>
+              <w:t xml:space="preserve">“</w:t>
+            </w:r>
+            <w:r>
+              <w:rPr>
+                <w:sz w:val="19"/>
+              </w:rPr>
+              <w:t xml:space="preserve">dal telefono la rotellina è sbagliata</w:t>
+            </w:r>
+            <w:r>
+              <w:rPr>
+                <w:sz w:val="19"/>
+              </w:rPr>
+              <w:t xml:space="preserve">”</w:t>
+            </w:r>
+            <w:r>
+              <w:rPr>
+                <w:sz w:val="19"/>
+              </w:rPr>
+              <w:t xml:space="preserve">. Cambia R-210 e chiude S-20 (era ▲ accelera). Tastiera invariata. Riga 0c, 0.27.0</w:t>
             </w:r>
           </w:p>
         </w:tc>

--- a/docs/CYF-Gaming-Requisiti-da-Implementare-o-Bachi.docx
+++ b/docs/CYF-Gaming-Requisiti-da-Implementare-o-Bachi.docx
@@ -87,7 +87,7 @@
         <w:t xml:space="preserve"> </w:t>
       </w:r>
       <w:r>
-        <w:t xml:space="preserve">28</w:t>
+        <w:t xml:space="preserve">29</w:t>
       </w:r>
       <w:r>
         <w:t xml:space="preserve"> </w:t>
@@ -99,25 +99,73 @@
         <w:t xml:space="preserve"> </w:t>
       </w:r>
       <w:r>
-        <w:t xml:space="preserve">2026,</w:t>
-      </w:r>
-      <w:r>
-        <w:t xml:space="preserve"> </w:t>
-      </w:r>
-      <w:r>
-        <w:t xml:space="preserve">ore</w:t>
-      </w:r>
-      <w:r>
-        <w:t xml:space="preserve"> </w:t>
-      </w:r>
-      <w:r>
-        <w:t xml:space="preserve">23:55</w:t>
-      </w:r>
-      <w:r>
-        <w:t xml:space="preserve"> </w:t>
-      </w:r>
-      <w:r>
-        <w:t xml:space="preserve">(sera:</w:t>
+        <w:t xml:space="preserve">2026</w:t>
+      </w:r>
+      <w:r>
+        <w:t xml:space="preserve"> </w:t>
+      </w:r>
+      <w:r>
+        <w:t xml:space="preserve">(Implementation</w:t>
+      </w:r>
+      <w:r>
+        <w:t xml:space="preserve"> </w:t>
+      </w:r>
+      <w:r>
+        <w:t xml:space="preserve">dell’1:00:</w:t>
+      </w:r>
+      <w:r>
+        <w:t xml:space="preserve"> </w:t>
+      </w:r>
+      <w:r>
+        <w:t xml:space="preserve">B-04</w:t>
+      </w:r>
+      <w:r>
+        <w:t xml:space="preserve"> </w:t>
+      </w:r>
+      <w:r>
+        <w:t xml:space="preserve">nella</w:t>
+      </w:r>
+      <w:r>
+        <w:t xml:space="preserve"> </w:t>
+      </w:r>
+      <w:r>
+        <w:t xml:space="preserve">0.26.2</w:t>
+      </w:r>
+      <w:r>
+        <w:t xml:space="preserve"> </w:t>
+      </w:r>
+      <w:r>
+        <w:t xml:space="preserve">sul</w:t>
+      </w:r>
+      <w:r>
+        <w:t xml:space="preserve"> </w:t>
+      </w:r>
+      <w:r>
+        <w:t xml:space="preserve">ramo</w:t>
+      </w:r>
+      <w:r>
+        <w:t xml:space="preserve"> </w:t>
+      </w:r>
+      <w:r>
+        <w:t xml:space="preserve">giorno/2026-10-29-notte;</w:t>
+      </w:r>
+      <w:r>
+        <w:t xml:space="preserve"> </w:t>
+      </w:r>
+      <w:r>
+        <w:t xml:space="preserve">sera</w:t>
+      </w:r>
+      <w:r>
+        <w:t xml:space="preserve"> </w:t>
+      </w:r>
+      <w:r>
+        <w:t xml:space="preserve">del</w:t>
+      </w:r>
+      <w:r>
+        <w:t xml:space="preserve"> </w:t>
+      </w:r>
+      <w:r>
+        <w:t xml:space="preserve">28/10:</w:t>
       </w:r>
       <w:r>
         <w:t xml:space="preserve"> </w:t>
@@ -818,6 +866,340 @@
       </w:r>
       <w:r>
         <w:t xml:space="preserve">(R-511): «CYF Gaming Requisiti da Implementare o Bachi», con in testa questi prossimi passi, i bachi aperti e tutto ciò che manca, e «CYF Gaming Requisiti Implementati e Testati», con tutto ciò che è già online e provato. Questa è la parte da leggere per prima: che cosa si può fare adesso.</w:t>
+      </w:r>
+    </w:p>
+    <w:p>
+      <w:pPr>
+        <w:pStyle w:val="BodyText"/>
+      </w:pPr>
+      <w:r>
+        <w:rPr>
+          <w:bCs/>
+          <w:b/>
+        </w:rPr>
+        <w:t xml:space="preserve">Implementation dell’1:00 del 29/10 (R-512, ramo</w:t>
+      </w:r>
+      <w:r>
+        <w:rPr>
+          <w:bCs/>
+          <w:b/>
+        </w:rPr>
+        <w:t xml:space="preserve"> </w:t>
+      </w:r>
+      <w:r>
+        <w:rPr>
+          <w:rStyle w:val="VerbatimChar"/>
+          <w:bCs/>
+          <w:b/>
+        </w:rPr>
+        <w:t xml:space="preserve">giorno/2026-10-29-notte</w:t>
+      </w:r>
+      <w:r>
+        <w:rPr>
+          <w:bCs/>
+          <w:b/>
+        </w:rPr>
+        <w:t xml:space="preserve">, parte da</w:t>
+      </w:r>
+      <w:r>
+        <w:rPr>
+          <w:bCs/>
+          <w:b/>
+        </w:rPr>
+        <w:t xml:space="preserve"> </w:t>
+      </w:r>
+      <w:r>
+        <w:rPr>
+          <w:rStyle w:val="VerbatimChar"/>
+          <w:bCs/>
+          <w:b/>
+        </w:rPr>
+        <w:t xml:space="preserve">giorno/2026-10-28-sera</w:t>
+      </w:r>
+      <w:r>
+        <w:rPr>
+          <w:bCs/>
+          <w:b/>
+        </w:rPr>
+        <w:t xml:space="preserve"> </w:t>
+      </w:r>
+      <w:r>
+        <w:rPr>
+          <w:bCs/>
+          <w:b/>
+        </w:rPr>
+        <w:t xml:space="preserve">che contiene gli altri rami del 28/10 e</w:t>
+      </w:r>
+      <w:r>
+        <w:rPr>
+          <w:bCs/>
+          <w:b/>
+        </w:rPr>
+        <w:t xml:space="preserve"> </w:t>
+      </w:r>
+      <w:r>
+        <w:rPr>
+          <w:rStyle w:val="VerbatimChar"/>
+          <w:bCs/>
+          <w:b/>
+        </w:rPr>
+        <w:t xml:space="preserve">main</w:t>
+      </w:r>
+      <w:r>
+        <w:rPr>
+          <w:bCs/>
+          <w:b/>
+        </w:rPr>
+        <w:t xml:space="preserve"> </w:t>
+      </w:r>
+      <w:r>
+        <w:rPr>
+          <w:bCs/>
+          <w:b/>
+        </w:rPr>
+        <w:t xml:space="preserve">0.25.7; senza prove, solo controlli statici)</w:t>
+      </w:r>
+      <w:r>
+        <w:t xml:space="preserve">: fatto, in ordine:</w:t>
+      </w:r>
+      <w:r>
+        <w:t xml:space="preserve"> </w:t>
+      </w:r>
+      <w:r>
+        <w:rPr>
+          <w:bCs/>
+          <w:b/>
+        </w:rPr>
+        <w:t xml:space="preserve">B-04</w:t>
+      </w:r>
+      <w:r>
+        <w:t xml:space="preserve"> </w:t>
+      </w:r>
+      <w:r>
+        <w:t xml:space="preserve">(0.26.2, posto prenotato nella sala online e del Gran Premio, nuovi tentativi automatici nel gioco;</w:t>
+      </w:r>
+      <w:r>
+        <w:t xml:space="preserve"> </w:t>
+      </w:r>
+      <w:r>
+        <w:rPr>
+          <w:rStyle w:val="VerbatimChar"/>
+        </w:rPr>
+        <w:t xml:space="preserve">src/sale.mjs</w:t>
+      </w:r>
+      <w:r>
+        <w:t xml:space="preserve"> </w:t>
+      </w:r>
+      <w:r>
+        <w:t xml:space="preserve">e</w:t>
+      </w:r>
+      <w:r>
+        <w:t xml:space="preserve"> </w:t>
+      </w:r>
+      <w:r>
+        <w:rPr>
+          <w:rStyle w:val="VerbatimChar"/>
+        </w:rPr>
+        <w:t xml:space="preserve">moduli/sala.js</w:t>
+      </w:r>
+      <w:r>
+        <w:t xml:space="preserve"> </w:t>
+      </w:r>
+      <w:r>
+        <w:t xml:space="preserve">nuovi). Il sito online non era leggibile dal cloud (</w:t>
+      </w:r>
+      <w:r>
+        <w:rPr>
+          <w:rStyle w:val="VerbatimChar"/>
+        </w:rPr>
+        <w:t xml:space="preserve">/api/errors</w:t>
+      </w:r>
+      <w:r>
+        <w:t xml:space="preserve">: dominio non consentito al proxy, riga 1d), quindi gli errori dei telefoni del 28/10 non sono stati letti; l’ultimo cancello di GitHub (n. 84,</w:t>
+      </w:r>
+      <w:r>
+        <w:t xml:space="preserve"> </w:t>
+      </w:r>
+      <w:r>
+        <w:rPr>
+          <w:rStyle w:val="VerbatimChar"/>
+        </w:rPr>
+        <w:t xml:space="preserve">main</w:t>
+      </w:r>
+      <w:r>
+        <w:t xml:space="preserve"> </w:t>
+      </w:r>
+      <w:r>
+        <w:t xml:space="preserve">0.25.7, 28/10 alle 20:19) è verde.</w:t>
+      </w:r>
+      <w:r>
+        <w:t xml:space="preserve"> </w:t>
+      </w:r>
+      <w:r>
+        <w:rPr>
+          <w:bCs/>
+          <w:b/>
+        </w:rPr>
+        <w:t xml:space="preserve">Prove precise che la Verifica delle 9:30 deve aggiungere</w:t>
+      </w:r>
+      <w:r>
+        <w:t xml:space="preserve"> </w:t>
+      </w:r>
+      <w:r>
+        <w:t xml:space="preserve">(il dettaglio è nella riga di ogni baco o requisito): (1) B-04:</w:t>
+      </w:r>
+      <w:r>
+        <w:t xml:space="preserve"> </w:t>
+      </w:r>
+      <w:r>
+        <w:rPr>
+          <w:rStyle w:val="VerbatimChar"/>
+        </w:rPr>
+        <w:t xml:space="preserve">node tools/verifica/simulazione.mjs --modo=online --solo-ingresso=1</w:t>
+      </w:r>
+      <w:r>
+        <w:t xml:space="preserve"> </w:t>
+      </w:r>
+      <w:r>
+        <w:t xml:space="preserve">→ 0 respinti; T17 in</w:t>
+      </w:r>
+      <w:r>
+        <w:t xml:space="preserve"> </w:t>
+      </w:r>
+      <w:r>
+        <w:rPr>
+          <w:rStyle w:val="VerbatimChar"/>
+        </w:rPr>
+        <w:t xml:space="preserve">test_server.mjs</w:t>
+      </w:r>
+      <w:r>
+        <w:t xml:space="preserve"> </w:t>
+      </w:r>
+      <w:r>
+        <w:t xml:space="preserve">(12</w:t>
+      </w:r>
+      <w:r>
+        <w:t xml:space="preserve"> </w:t>
+      </w:r>
+      <w:r>
+        <w:rPr>
+          <w:rStyle w:val="VerbatimChar"/>
+        </w:rPr>
+        <w:t xml:space="preserve">/api/quick?id=</w:t>
+      </w:r>
+      <w:r>
+        <w:t xml:space="preserve"> </w:t>
+      </w:r>
+      <w:r>
+        <w:t xml:space="preserve">insieme → 8 ONLINE1 + 4 ONLINE2;</w:t>
+      </w:r>
+      <w:r>
+        <w:t xml:space="preserve"> </w:t>
+      </w:r>
+      <w:r>
+        <w:rPr>
+          <w:rStyle w:val="VerbatimChar"/>
+        </w:rPr>
+        <w:t xml:space="preserve">hello</w:t>
+      </w:r>
+      <w:r>
+        <w:t xml:space="preserve"> </w:t>
+      </w:r>
+      <w:r>
+        <w:t xml:space="preserve">consuma la prenotazione;</w:t>
+      </w:r>
+      <w:r>
+        <w:t xml:space="preserve"> </w:t>
+      </w:r>
+      <w:r>
+        <w:rPr>
+          <w:rStyle w:val="VerbatimChar"/>
+        </w:rPr>
+        <w:t xml:space="preserve">src/sale.mjs</w:t>
+      </w:r>
+      <w:r>
+        <w:t xml:space="preserve"> </w:t>
+      </w:r>
+      <w:r>
+        <w:t xml:space="preserve">in Node:</w:t>
+      </w:r>
+      <w:r>
+        <w:t xml:space="preserve"> </w:t>
+      </w:r>
+      <w:r>
+        <w:rPr>
+          <w:rStyle w:val="VerbatimChar"/>
+        </w:rPr>
+        <w:t xml:space="preserve">prenotaPosto</w:t>
+      </w:r>
+      <w:r>
+        <w:t xml:space="preserve">,</w:t>
+      </w:r>
+      <w:r>
+        <w:t xml:space="preserve"> </w:t>
+      </w:r>
+      <w:r>
+        <w:rPr>
+          <w:rStyle w:val="VerbatimChar"/>
+        </w:rPr>
+        <w:t xml:space="preserve">pulisciPrenotazioni</w:t>
+      </w:r>
+      <w:r>
+        <w:t xml:space="preserve">,</w:t>
+      </w:r>
+      <w:r>
+        <w:t xml:space="preserve"> </w:t>
+      </w:r>
+      <w:r>
+        <w:rPr>
+          <w:rStyle w:val="VerbatimChar"/>
+        </w:rPr>
+        <w:t xml:space="preserve">ordinaSaleOnline</w:t>
+      </w:r>
+      <w:r>
+        <w:t xml:space="preserve">); nel browser</w:t>
+      </w:r>
+      <w:r>
+        <w:t xml:space="preserve"> </w:t>
+      </w:r>
+      <w:r>
+        <w:rPr>
+          <w:rStyle w:val="VerbatimChar"/>
+        </w:rPr>
+        <w:t xml:space="preserve">fetch</w:t>
+      </w:r>
+      <w:r>
+        <w:t xml:space="preserve"> </w:t>
+      </w:r>
+      <w:r>
+        <w:t xml:space="preserve">finto che risponde</w:t>
+      </w:r>
+      <w:r>
+        <w:t xml:space="preserve"> </w:t>
+      </w:r>
+      <w:r>
+        <w:rPr>
+          <w:rStyle w:val="VerbatimChar"/>
+        </w:rPr>
+        <w:t xml:space="preserve">full</w:t>
+      </w:r>
+      <w:r>
+        <w:t xml:space="preserve"> </w:t>
+      </w:r>
+      <w:r>
+        <w:t xml:space="preserve">due volte → si entra senza</w:t>
+      </w:r>
+      <w:r>
+        <w:t xml:space="preserve"> </w:t>
+      </w:r>
+      <w:r>
+        <w:rPr>
+          <w:rStyle w:val="VerbatimChar"/>
+        </w:rPr>
+        <w:t xml:space="preserve">#menuErr</w:t>
+      </w:r>
+      <w:r>
+        <w:t xml:space="preserve">. Restano le prove della 0.26.0 (righe 1 e 2) e della 0.26.1 (B-05, B-06) scritte ieri.</w:t>
       </w:r>
     </w:p>
     <w:p>
@@ -10678,19 +11060,19 @@
         <w:tc>
           <w:tcPr>
             <w:tcW w:type="dxa" w:w="1020"/>
-            <w:shd w:val="clear" w:color="auto" w:fill="FDE2D6"/>
-          </w:tcPr>
-          <w:p>
-            <w:pPr>
-              <w:pStyle w:val="Compact"/>
-              <w:spacing w:after="40"/>
-              <w:jc w:val="left"/>
-            </w:pPr>
-            <w:r>
-              <w:rPr>
-                <w:sz w:val="19"/>
-              </w:rPr>
-              <w:t xml:space="preserve">Da fare</w:t>
+            <w:shd w:val="clear" w:color="auto" w:fill="FFF1C7"/>
+          </w:tcPr>
+          <w:p>
+            <w:pPr>
+              <w:pStyle w:val="Compact"/>
+              <w:spacing w:after="40"/>
+              <w:jc w:val="left"/>
+            </w:pPr>
+            <w:r>
+              <w:rPr>
+                <w:sz w:val="19"/>
+              </w:rPr>
+              <w:t xml:space="preserve">In corso</w:t>
             </w:r>
           </w:p>
         </w:tc>
@@ -10746,7 +11128,7 @@
               <w:rPr>
                 <w:sz w:val="19"/>
               </w:rPr>
-              <w:t xml:space="preserve">) passano 0,1-0,5 s, e in quell’intervallo tutti vedono la stessa sala libera. Correzione in due parti: (1)</w:t>
+              <w:t xml:space="preserve">) passano 0,1-0,5 s, e in quell’intervallo tutti vedono la stessa sala libera.</w:t>
             </w:r>
             <w:r>
               <w:rPr>
@@ -10760,82 +11142,38 @@
                 <w:b/>
                 <w:sz w:val="19"/>
               </w:rPr>
-              <w:t xml:space="preserve">prenotazione del posto</w:t>
-            </w:r>
-            <w:r>
-              <w:rPr>
-                <w:sz w:val="19"/>
-              </w:rPr>
-              <w:t xml:space="preserve"> </w:t>
-            </w:r>
-            <w:r>
-              <w:rPr>
-                <w:sz w:val="19"/>
-              </w:rPr>
-              <w:t xml:space="preserve">nella stanza (</w:t>
+              <w:t xml:space="preserve">Correzione scritta nella 0.26.2</w:t>
+            </w:r>
+            <w:r>
+              <w:rPr>
+                <w:sz w:val="19"/>
+              </w:rPr>
+              <w:t xml:space="preserve"> </w:t>
+            </w:r>
+            <w:r>
+              <w:rPr>
+                <w:sz w:val="19"/>
+              </w:rPr>
+              <w:t xml:space="preserve">(Implementation dell’1:00 del 29/10, ramo</w:t>
+            </w:r>
+            <w:r>
+              <w:rPr>
+                <w:sz w:val="19"/>
+              </w:rPr>
+              <w:t xml:space="preserve"> </w:t>
             </w:r>
             <w:r>
               <w:rPr>
                 <w:rStyle w:val="VerbatimChar"/>
                 <w:sz w:val="19"/>
               </w:rPr>
-              <w:t xml:space="preserve">prenota(id)</w:t>
-            </w:r>
-            <w:r>
-              <w:rPr>
-                <w:sz w:val="19"/>
-              </w:rPr>
-              <w:t xml:space="preserve"> </w:t>
-            </w:r>
-            <w:r>
-              <w:rPr>
-                <w:sz w:val="19"/>
-              </w:rPr>
-              <w:t xml:space="preserve">nel Durable Object</w:t>
-            </w:r>
-            <w:r>
-              <w:rPr>
-                <w:sz w:val="19"/>
-              </w:rPr>
-              <w:t xml:space="preserve"> </w:t>
-            </w:r>
-            <w:r>
-              <w:rPr>
-                <w:rStyle w:val="VerbatimChar"/>
-                <w:sz w:val="19"/>
-              </w:rPr>
-              <w:t xml:space="preserve">RaceRoom</w:t>
-            </w:r>
-            <w:r>
-              <w:rPr>
-                <w:sz w:val="19"/>
-              </w:rPr>
-              <w:t xml:space="preserve">:</w:t>
-            </w:r>
-            <w:r>
-              <w:rPr>
-                <w:sz w:val="19"/>
-              </w:rPr>
-              <w:t xml:space="preserve"> </w:t>
-            </w:r>
-            <w:r>
-              <w:rPr>
-                <w:rStyle w:val="VerbatimChar"/>
-                <w:sz w:val="19"/>
-              </w:rPr>
-              <w:t xml:space="preserve">/api/quick</w:t>
-            </w:r>
-            <w:r>
-              <w:rPr>
-                <w:sz w:val="19"/>
-              </w:rPr>
-              <w:t xml:space="preserve"> </w:t>
-            </w:r>
-            <w:r>
-              <w:rPr>
-                <w:sz w:val="19"/>
-              </w:rPr>
-              <w:t xml:space="preserve">chiede a ogni sala persone presenti</w:t>
+              <w:t xml:space="preserve">giorno/2026-10-29-notte</w:t>
+            </w:r>
+            <w:r>
+              <w:rPr>
+                <w:sz w:val="19"/>
+              </w:rPr>
+              <w:t xml:space="preserve">, senza prove, R-512) in due parti: (1)</w:t>
             </w:r>
             <w:r>
               <w:rPr>
@@ -10849,19 +11187,19 @@
                 <w:b/>
                 <w:sz w:val="19"/>
               </w:rPr>
-              <w:t xml:space="preserve">più posti prenotati negli ultimi 10 s</w:t>
-            </w:r>
-            <w:r>
-              <w:rPr>
-                <w:sz w:val="19"/>
-              </w:rPr>
-              <w:t xml:space="preserve"> </w:t>
-            </w:r>
-            <w:r>
-              <w:rPr>
-                <w:sz w:val="19"/>
-              </w:rPr>
-              <w:t xml:space="preserve">e prenota il posto prima di rispondere;</w:t>
+              <w:t xml:space="preserve">prenotazione del posto</w:t>
+            </w:r>
+            <w:r>
+              <w:rPr>
+                <w:sz w:val="19"/>
+              </w:rPr>
+              <w:t xml:space="preserve"> </w:t>
+            </w:r>
+            <w:r>
+              <w:rPr>
+                <w:sz w:val="19"/>
+              </w:rPr>
+              <w:t xml:space="preserve">nella stanza:</w:t>
             </w:r>
             <w:r>
               <w:rPr>
@@ -10874,6 +11212,245 @@
                 <w:rStyle w:val="VerbatimChar"/>
                 <w:sz w:val="19"/>
               </w:rPr>
+              <w:t xml:space="preserve">src/sale.mjs</w:t>
+            </w:r>
+            <w:r>
+              <w:rPr>
+                <w:sz w:val="19"/>
+              </w:rPr>
+              <w:t xml:space="preserve"> </w:t>
+            </w:r>
+            <w:r>
+              <w:rPr>
+                <w:sz w:val="19"/>
+              </w:rPr>
+              <w:t xml:space="preserve">(nuovo, funzioni pure provabili in Node:</w:t>
+            </w:r>
+            <w:r>
+              <w:rPr>
+                <w:sz w:val="19"/>
+              </w:rPr>
+              <w:t xml:space="preserve"> </w:t>
+            </w:r>
+            <w:r>
+              <w:rPr>
+                <w:rStyle w:val="VerbatimChar"/>
+                <w:sz w:val="19"/>
+              </w:rPr>
+              <w:t xml:space="preserve">pulisciPrenotazioni</w:t>
+            </w:r>
+            <w:r>
+              <w:rPr>
+                <w:sz w:val="19"/>
+              </w:rPr>
+              <w:t xml:space="preserve">,</w:t>
+            </w:r>
+            <w:r>
+              <w:rPr>
+                <w:sz w:val="19"/>
+              </w:rPr>
+              <w:t xml:space="preserve"> </w:t>
+            </w:r>
+            <w:r>
+              <w:rPr>
+                <w:rStyle w:val="VerbatimChar"/>
+                <w:sz w:val="19"/>
+              </w:rPr>
+              <w:t xml:space="preserve">prenotaPosto</w:t>
+            </w:r>
+            <w:r>
+              <w:rPr>
+                <w:sz w:val="19"/>
+              </w:rPr>
+              <w:t xml:space="preserve">,</w:t>
+            </w:r>
+            <w:r>
+              <w:rPr>
+                <w:sz w:val="19"/>
+              </w:rPr>
+              <w:t xml:space="preserve"> </w:t>
+            </w:r>
+            <w:r>
+              <w:rPr>
+                <w:rStyle w:val="VerbatimChar"/>
+                <w:sz w:val="19"/>
+              </w:rPr>
+              <w:t xml:space="preserve">ordinaSaleOnline</w:t>
+            </w:r>
+            <w:r>
+              <w:rPr>
+                <w:sz w:val="19"/>
+              </w:rPr>
+              <w:t xml:space="preserve">,</w:t>
+            </w:r>
+            <w:r>
+              <w:rPr>
+                <w:sz w:val="19"/>
+              </w:rPr>
+              <w:t xml:space="preserve"> </w:t>
+            </w:r>
+            <w:r>
+              <w:rPr>
+                <w:rStyle w:val="VerbatimChar"/>
+                <w:sz w:val="19"/>
+              </w:rPr>
+              <w:t xml:space="preserve">ordinaSaleGp</w:t>
+            </w:r>
+            <w:r>
+              <w:rPr>
+                <w:sz w:val="19"/>
+              </w:rPr>
+              <w:t xml:space="preserve">,</w:t>
+            </w:r>
+            <w:r>
+              <w:rPr>
+                <w:sz w:val="19"/>
+              </w:rPr>
+              <w:t xml:space="preserve"> </w:t>
+            </w:r>
+            <w:r>
+              <w:rPr>
+                <w:rStyle w:val="VerbatimChar"/>
+                <w:sz w:val="19"/>
+              </w:rPr>
+              <w:t xml:space="preserve">PRENOTAZIONE_MS</w:t>
+            </w:r>
+            <w:r>
+              <w:rPr>
+                <w:sz w:val="19"/>
+              </w:rPr>
+              <w:t xml:space="preserve"> </w:t>
+            </w:r>
+            <w:r>
+              <w:rPr>
+                <w:sz w:val="19"/>
+              </w:rPr>
+              <w:t xml:space="preserve">= 10 s) e in</w:t>
+            </w:r>
+            <w:r>
+              <w:rPr>
+                <w:sz w:val="19"/>
+              </w:rPr>
+              <w:t xml:space="preserve"> </w:t>
+            </w:r>
+            <w:r>
+              <w:rPr>
+                <w:rStyle w:val="VerbatimChar"/>
+                <w:sz w:val="19"/>
+              </w:rPr>
+              <w:t xml:space="preserve">src/stanza.mjs</w:t>
+            </w:r>
+            <w:r>
+              <w:rPr>
+                <w:sz w:val="19"/>
+              </w:rPr>
+              <w:t xml:space="preserve"> </w:t>
+            </w:r>
+            <w:r>
+              <w:rPr>
+                <w:sz w:val="19"/>
+              </w:rPr>
+              <w:t xml:space="preserve">la mappa</w:t>
+            </w:r>
+            <w:r>
+              <w:rPr>
+                <w:sz w:val="19"/>
+              </w:rPr>
+              <w:t xml:space="preserve"> </w:t>
+            </w:r>
+            <w:r>
+              <w:rPr>
+                <w:rStyle w:val="VerbatimChar"/>
+                <w:sz w:val="19"/>
+              </w:rPr>
+              <w:t xml:space="preserve">prenotazioni</w:t>
+            </w:r>
+            <w:r>
+              <w:rPr>
+                <w:sz w:val="19"/>
+              </w:rPr>
+              <w:t xml:space="preserve">,</w:t>
+            </w:r>
+            <w:r>
+              <w:rPr>
+                <w:sz w:val="19"/>
+              </w:rPr>
+              <w:t xml:space="preserve"> </w:t>
+            </w:r>
+            <w:r>
+              <w:rPr>
+                <w:rStyle w:val="VerbatimChar"/>
+                <w:sz w:val="19"/>
+              </w:rPr>
+              <w:t xml:space="preserve">info()</w:t>
+            </w:r>
+            <w:r>
+              <w:rPr>
+                <w:sz w:val="19"/>
+              </w:rPr>
+              <w:t xml:space="preserve"> </w:t>
+            </w:r>
+            <w:r>
+              <w:rPr>
+                <w:sz w:val="19"/>
+              </w:rPr>
+              <w:t xml:space="preserve">che risponde anche</w:t>
+            </w:r>
+            <w:r>
+              <w:rPr>
+                <w:sz w:val="19"/>
+              </w:rPr>
+              <w:t xml:space="preserve"> </w:t>
+            </w:r>
+            <w:r>
+              <w:rPr>
+                <w:rStyle w:val="VerbatimChar"/>
+                <w:sz w:val="19"/>
+              </w:rPr>
+              <w:t xml:space="preserve">prenotati</w:t>
+            </w:r>
+            <w:r>
+              <w:rPr>
+                <w:sz w:val="19"/>
+              </w:rPr>
+              <w:t xml:space="preserve">, la RPC</w:t>
+            </w:r>
+            <w:r>
+              <w:rPr>
+                <w:sz w:val="19"/>
+              </w:rPr>
+              <w:t xml:space="preserve"> </w:t>
+            </w:r>
+            <w:r>
+              <w:rPr>
+                <w:rStyle w:val="VerbatimChar"/>
+                <w:sz w:val="19"/>
+              </w:rPr>
+              <w:t xml:space="preserve">prenota(id)</w:t>
+            </w:r>
+            <w:r>
+              <w:rPr>
+                <w:sz w:val="19"/>
+              </w:rPr>
+              <w:t xml:space="preserve"> </w:t>
+            </w:r>
+            <w:r>
+              <w:rPr>
+                <w:sz w:val="19"/>
+              </w:rPr>
+              <w:t xml:space="preserve">(una chiamata alla volta per stanza: 50 richieste insieme ricevono 50 risposte coerenti) e il saluto</w:t>
+            </w:r>
+            <w:r>
+              <w:rPr>
+                <w:sz w:val="19"/>
+              </w:rPr>
+              <w:t xml:space="preserve"> </w:t>
+            </w:r>
+            <w:r>
+              <w:rPr>
+                <w:rStyle w:val="VerbatimChar"/>
+                <w:sz w:val="19"/>
+              </w:rPr>
               <w:t xml:space="preserve">hello</w:t>
             </w:r>
             <w:r>
@@ -10886,7 +11463,7 @@
               <w:rPr>
                 <w:sz w:val="19"/>
               </w:rPr>
-              <w:t xml:space="preserve">consuma la prenotazione; vale anche per le sale del Gran Premio</w:t>
+              <w:t xml:space="preserve">che consuma la prenotazione;</w:t>
             </w:r>
             <w:r>
               <w:rPr>
@@ -10899,13 +11476,82 @@
                 <w:rStyle w:val="VerbatimChar"/>
                 <w:sz w:val="19"/>
               </w:rPr>
-              <w:t xml:space="preserve">/api/quick?gp=1</w:t>
-            </w:r>
-            <w:r>
-              <w:rPr>
-                <w:sz w:val="19"/>
-              </w:rPr>
-              <w:t xml:space="preserve">); (2)</w:t>
+              <w:t xml:space="preserve">/api/quick?id=…</w:t>
+            </w:r>
+            <w:r>
+              <w:rPr>
+                <w:sz w:val="19"/>
+              </w:rPr>
+              <w:t xml:space="preserve"> </w:t>
+            </w:r>
+            <w:r>
+              <w:rPr>
+                <w:sz w:val="19"/>
+              </w:rPr>
+              <w:t xml:space="preserve">(e</w:t>
+            </w:r>
+            <w:r>
+              <w:rPr>
+                <w:sz w:val="19"/>
+              </w:rPr>
+              <w:t xml:space="preserve"> </w:t>
+            </w:r>
+            <w:r>
+              <w:rPr>
+                <w:rStyle w:val="VerbatimChar"/>
+                <w:sz w:val="19"/>
+              </w:rPr>
+              <w:t xml:space="preserve">?gp=1</w:t>
+            </w:r>
+            <w:r>
+              <w:rPr>
+                <w:sz w:val="19"/>
+              </w:rPr>
+              <w:t xml:space="preserve">) in</w:t>
+            </w:r>
+            <w:r>
+              <w:rPr>
+                <w:sz w:val="19"/>
+              </w:rPr>
+              <w:t xml:space="preserve"> </w:t>
+            </w:r>
+            <w:r>
+              <w:rPr>
+                <w:rStyle w:val="VerbatimChar"/>
+                <w:sz w:val="19"/>
+              </w:rPr>
+              <w:t xml:space="preserve">src/worker.js</w:t>
+            </w:r>
+            <w:r>
+              <w:rPr>
+                <w:sz w:val="19"/>
+              </w:rPr>
+              <w:t xml:space="preserve"> </w:t>
+            </w:r>
+            <w:r>
+              <w:rPr>
+                <w:sz w:val="19"/>
+              </w:rPr>
+              <w:t xml:space="preserve">ordina le sale contando presenti + prenotati e prenota prima di rispondere (risposta</w:t>
+            </w:r>
+            <w:r>
+              <w:rPr>
+                <w:sz w:val="19"/>
+              </w:rPr>
+              <w:t xml:space="preserve"> </w:t>
+            </w:r>
+            <w:r>
+              <w:rPr>
+                <w:rStyle w:val="VerbatimChar"/>
+                <w:sz w:val="19"/>
+              </w:rPr>
+              <w:t xml:space="preserve">{ code, players, prenotati }</w:t>
+            </w:r>
+            <w:r>
+              <w:rPr>
+                <w:sz w:val="19"/>
+              </w:rPr>
+              <w:t xml:space="preserve">); le sale piene si saltano, se sono tutte piene 503 come prima; (2)</w:t>
             </w:r>
             <w:r>
               <w:rPr>
@@ -10925,7 +11571,13 @@
               <w:rPr>
                 <w:sz w:val="19"/>
               </w:rPr>
-              <w:t xml:space="preserve">, su</w:t>
+              <w:t xml:space="preserve"> </w:t>
+            </w:r>
+            <w:r>
+              <w:rPr>
+                <w:sz w:val="19"/>
+              </w:rPr>
+              <w:t xml:space="preserve">il modulo nuovo</w:t>
             </w:r>
             <w:r>
               <w:rPr>
@@ -10938,6 +11590,94 @@
                 <w:rStyle w:val="VerbatimChar"/>
                 <w:sz w:val="19"/>
               </w:rPr>
+              <w:t xml:space="preserve">moduli/sala.js</w:t>
+            </w:r>
+            <w:r>
+              <w:rPr>
+                <w:sz w:val="19"/>
+              </w:rPr>
+              <w:t xml:space="preserve"> </w:t>
+            </w:r>
+            <w:r>
+              <w:rPr>
+                <w:sz w:val="19"/>
+              </w:rPr>
+              <w:t xml:space="preserve">(</w:t>
+            </w:r>
+            <w:r>
+              <w:rPr>
+                <w:rStyle w:val="VerbatimChar"/>
+                <w:sz w:val="19"/>
+              </w:rPr>
+              <w:t xml:space="preserve">PN.sala</w:t>
+            </w:r>
+            <w:r>
+              <w:rPr>
+                <w:sz w:val="19"/>
+              </w:rPr>
+              <w:t xml:space="preserve">):</w:t>
+            </w:r>
+            <w:r>
+              <w:rPr>
+                <w:sz w:val="19"/>
+              </w:rPr>
+              <w:t xml:space="preserve"> </w:t>
+            </w:r>
+            <w:r>
+              <w:rPr>
+                <w:rStyle w:val="VerbatimChar"/>
+                <w:sz w:val="19"/>
+              </w:rPr>
+              <w:t xml:space="preserve">chiedi(gp)</w:t>
+            </w:r>
+            <w:r>
+              <w:rPr>
+                <w:sz w:val="19"/>
+              </w:rPr>
+              <w:t xml:space="preserve"> </w:t>
+            </w:r>
+            <w:r>
+              <w:rPr>
+                <w:sz w:val="19"/>
+              </w:rPr>
+              <w:t xml:space="preserve">chiede la sala con il proprio id,</w:t>
+            </w:r>
+            <w:r>
+              <w:rPr>
+                <w:sz w:val="19"/>
+              </w:rPr>
+              <w:t xml:space="preserve"> </w:t>
+            </w:r>
+            <w:r>
+              <w:rPr>
+                <w:rStyle w:val="VerbatimChar"/>
+                <w:sz w:val="19"/>
+              </w:rPr>
+              <w:t xml:space="preserve">riprova(gp)</w:t>
+            </w:r>
+            <w:r>
+              <w:rPr>
+                <w:sz w:val="19"/>
+              </w:rPr>
+              <w:t xml:space="preserve"> </w:t>
+            </w:r>
+            <w:r>
+              <w:rPr>
+                <w:sz w:val="19"/>
+              </w:rPr>
+              <w:t xml:space="preserve">su</w:t>
+            </w:r>
+            <w:r>
+              <w:rPr>
+                <w:sz w:val="19"/>
+              </w:rPr>
+              <w:t xml:space="preserve"> </w:t>
+            </w:r>
+            <w:r>
+              <w:rPr>
+                <w:rStyle w:val="VerbatimChar"/>
+                <w:sz w:val="19"/>
+              </w:rPr>
               <w:t xml:space="preserve">full</w:t>
             </w:r>
             <w:r>
@@ -10950,7 +11690,7 @@
               <w:rPr>
                 <w:sz w:val="19"/>
               </w:rPr>
-              <w:t xml:space="preserve">in modalità online e Gran Premio, nuovo</w:t>
+              <w:t xml:space="preserve">chiede un’altra sala da sola fino a 3 volte con un’attesa a caso di 0,2-1 s, senza mostrare l’errore (resta solo se anche il terzo tentativo fallisce); in</w:t>
             </w:r>
             <w:r>
               <w:rPr>
@@ -10963,6 +11703,220 @@
                 <w:rStyle w:val="VerbatimChar"/>
                 <w:sz w:val="19"/>
               </w:rPr>
+              <w:t xml:space="preserve">game.js</w:t>
+            </w:r>
+            <w:r>
+              <w:rPr>
+                <w:sz w:val="19"/>
+              </w:rPr>
+              <w:t xml:space="preserve"> </w:t>
+            </w:r>
+            <w:r>
+              <w:rPr>
+                <w:sz w:val="19"/>
+              </w:rPr>
+              <w:t xml:space="preserve">il pulsante Online,</w:t>
+            </w:r>
+            <w:r>
+              <w:rPr>
+                <w:sz w:val="19"/>
+              </w:rPr>
+              <w:t xml:space="preserve"> </w:t>
+            </w:r>
+            <w:r>
+              <w:rPr>
+                <w:sz w:val="19"/>
+              </w:rPr>
+              <w:t xml:space="preserve">“</w:t>
+            </w:r>
+            <w:r>
+              <w:rPr>
+                <w:sz w:val="19"/>
+              </w:rPr>
+              <w:t xml:space="preserve">Entra nel Gran Premio</w:t>
+            </w:r>
+            <w:r>
+              <w:rPr>
+                <w:sz w:val="19"/>
+              </w:rPr>
+              <w:t xml:space="preserve">”</w:t>
+            </w:r>
+            <w:r>
+              <w:rPr>
+                <w:sz w:val="19"/>
+              </w:rPr>
+              <w:t xml:space="preserve"> </w:t>
+            </w:r>
+            <w:r>
+              <w:rPr>
+                <w:sz w:val="19"/>
+              </w:rPr>
+              <w:t xml:space="preserve">e la chiusura 1008 usano il modulo (prima la sala GP piena rimandava alla sala online normale: corretto anche questo).</w:t>
+            </w:r>
+            <w:r>
+              <w:rPr>
+                <w:sz w:val="19"/>
+              </w:rPr>
+              <w:t xml:space="preserve"> </w:t>
+            </w:r>
+            <w:r>
+              <w:rPr>
+                <w:bCs/>
+                <w:b/>
+                <w:sz w:val="19"/>
+              </w:rPr>
+              <w:t xml:space="preserve">Prove per la Verifica delle 9:30:</w:t>
+            </w:r>
+            <w:r>
+              <w:rPr>
+                <w:sz w:val="19"/>
+              </w:rPr>
+              <w:t xml:space="preserve"> </w:t>
+            </w:r>
+            <w:r>
+              <w:rPr>
+                <w:rStyle w:val="VerbatimChar"/>
+                <w:sz w:val="19"/>
+              </w:rPr>
+              <w:t xml:space="preserve">node tools/verifica/simulazione.mjs --modo=online --solo-ingresso=1</w:t>
+            </w:r>
+            <w:r>
+              <w:rPr>
+                <w:sz w:val="19"/>
+              </w:rPr>
+              <w:t xml:space="preserve"> </w:t>
+            </w:r>
+            <w:r>
+              <w:rPr>
+                <w:sz w:val="19"/>
+              </w:rPr>
+              <w:t xml:space="preserve">(50 insieme) deve dare 0 respinti al primo tentativo e sale ONLINE1…ONLINE7; in</w:t>
+            </w:r>
+            <w:r>
+              <w:rPr>
+                <w:sz w:val="19"/>
+              </w:rPr>
+              <w:t xml:space="preserve"> </w:t>
+            </w:r>
+            <w:r>
+              <w:rPr>
+                <w:rStyle w:val="VerbatimChar"/>
+                <w:sz w:val="19"/>
+              </w:rPr>
+              <w:t xml:space="preserve">test_server.mjs</w:t>
+            </w:r>
+            <w:r>
+              <w:rPr>
+                <w:sz w:val="19"/>
+              </w:rPr>
+              <w:t xml:space="preserve"> </w:t>
+            </w:r>
+            <w:r>
+              <w:rPr>
+                <w:sz w:val="19"/>
+              </w:rPr>
+              <w:t xml:space="preserve">una</w:t>
+            </w:r>
+            <w:r>
+              <w:rPr>
+                <w:sz w:val="19"/>
+              </w:rPr>
+              <w:t xml:space="preserve"> </w:t>
+            </w:r>
+            <w:r>
+              <w:rPr>
+                <w:bCs/>
+                <w:b/>
+                <w:sz w:val="19"/>
+              </w:rPr>
+              <w:t xml:space="preserve">T17</w:t>
+            </w:r>
+            <w:r>
+              <w:rPr>
+                <w:sz w:val="19"/>
+              </w:rPr>
+              <w:t xml:space="preserve"> </w:t>
+            </w:r>
+            <w:r>
+              <w:rPr>
+                <w:sz w:val="19"/>
+              </w:rPr>
+              <w:t xml:space="preserve">con 12</w:t>
+            </w:r>
+            <w:r>
+              <w:rPr>
+                <w:sz w:val="19"/>
+              </w:rPr>
+              <w:t xml:space="preserve"> </w:t>
+            </w:r>
+            <w:r>
+              <w:rPr>
+                <w:rStyle w:val="VerbatimChar"/>
+                <w:sz w:val="19"/>
+              </w:rPr>
+              <w:t xml:space="preserve">/api/quick?id=p1…p12</w:t>
+            </w:r>
+            <w:r>
+              <w:rPr>
+                <w:sz w:val="19"/>
+              </w:rPr>
+              <w:t xml:space="preserve"> </w:t>
+            </w:r>
+            <w:r>
+              <w:rPr>
+                <w:sz w:val="19"/>
+              </w:rPr>
+              <w:t xml:space="preserve">nello stesso istante (</w:t>
+            </w:r>
+            <w:r>
+              <w:rPr>
+                <w:rStyle w:val="VerbatimChar"/>
+                <w:sz w:val="19"/>
+              </w:rPr>
+              <w:t xml:space="preserve">Promise.all</w:t>
+            </w:r>
+            <w:r>
+              <w:rPr>
+                <w:sz w:val="19"/>
+              </w:rPr>
+              <w:t xml:space="preserve">) che devono rispondere 8 volte ONLINE1 e 4 volte ONLINE2, poi</w:t>
+            </w:r>
+            <w:r>
+              <w:rPr>
+                <w:sz w:val="19"/>
+              </w:rPr>
+              <w:t xml:space="preserve"> </w:t>
+            </w:r>
+            <w:r>
+              <w:rPr>
+                <w:rStyle w:val="VerbatimChar"/>
+                <w:sz w:val="19"/>
+              </w:rPr>
+              <w:t xml:space="preserve">hello</w:t>
+            </w:r>
+            <w:r>
+              <w:rPr>
+                <w:sz w:val="19"/>
+              </w:rPr>
+              <w:t xml:space="preserve"> </w:t>
+            </w:r>
+            <w:r>
+              <w:rPr>
+                <w:sz w:val="19"/>
+              </w:rPr>
+              <w:t xml:space="preserve">di uno dei 12 su ONLINE1 e di nuovo</w:t>
+            </w:r>
+            <w:r>
+              <w:rPr>
+                <w:sz w:val="19"/>
+              </w:rPr>
+              <w:t xml:space="preserve"> </w:t>
+            </w:r>
+            <w:r>
+              <w:rPr>
+                <w:rStyle w:val="VerbatimChar"/>
+                <w:sz w:val="19"/>
+              </w:rPr>
               <w:t xml:space="preserve">/api/quick</w:t>
             </w:r>
             <w:r>
@@ -10975,7 +11929,7 @@
               <w:rPr>
                 <w:sz w:val="19"/>
               </w:rPr>
-              <w:t xml:space="preserve">da solo fino a 3 volte con una piccola attesa a caso (0,2-1 s), senza mostrare l’errore; l’errore resta solo se anche il terzo tentativo fallisce. Prova:</w:t>
+              <w:t xml:space="preserve">→ ancora ONLINE2 (il posto consumato resta occupato); in Node,</w:t>
             </w:r>
             <w:r>
               <w:rPr>
@@ -10988,19 +11942,13 @@
                 <w:rStyle w:val="VerbatimChar"/>
                 <w:sz w:val="19"/>
               </w:rPr>
-              <w:t xml:space="preserve">node tools/verifica/simulazione.mjs --modo=online --solo-ingresso=1</w:t>
-            </w:r>
-            <w:r>
-              <w:rPr>
-                <w:sz w:val="19"/>
-              </w:rPr>
-              <w:t xml:space="preserve"> </w:t>
-            </w:r>
-            <w:r>
-              <w:rPr>
-                <w:sz w:val="19"/>
-              </w:rPr>
-              <w:t xml:space="preserve">(50 insieme) deve dare 0 respinti; in</w:t>
+              <w:t xml:space="preserve">src/sale.mjs</w:t>
+            </w:r>
+            <w:r>
+              <w:rPr>
+                <w:sz w:val="19"/>
+              </w:rPr>
+              <w:t xml:space="preserve">:</w:t>
             </w:r>
             <w:r>
               <w:rPr>
@@ -11013,19 +11961,19 @@
                 <w:rStyle w:val="VerbatimChar"/>
                 <w:sz w:val="19"/>
               </w:rPr>
-              <w:t xml:space="preserve">test_server.mjs</w:t>
-            </w:r>
-            <w:r>
-              <w:rPr>
-                <w:sz w:val="19"/>
-              </w:rPr>
-              <w:t xml:space="preserve"> </w:t>
-            </w:r>
-            <w:r>
-              <w:rPr>
-                <w:sz w:val="19"/>
-              </w:rPr>
-              <w:t xml:space="preserve">una T17 con 12</w:t>
+              <w:t xml:space="preserve">prenotaPosto</w:t>
+            </w:r>
+            <w:r>
+              <w:rPr>
+                <w:sz w:val="19"/>
+              </w:rPr>
+              <w:t xml:space="preserve"> </w:t>
+            </w:r>
+            <w:r>
+              <w:rPr>
+                <w:sz w:val="19"/>
+              </w:rPr>
+              <w:t xml:space="preserve">con 7 presenti + 0 prenotati → true e con 7 + 1 → false,</w:t>
             </w:r>
             <w:r>
               <w:rPr>
@@ -11038,6 +11986,144 @@
                 <w:rStyle w:val="VerbatimChar"/>
                 <w:sz w:val="19"/>
               </w:rPr>
+              <w:t xml:space="preserve">pulisciPrenotazioni</w:t>
+            </w:r>
+            <w:r>
+              <w:rPr>
+                <w:sz w:val="19"/>
+              </w:rPr>
+              <w:t xml:space="preserve"> </w:t>
+            </w:r>
+            <w:r>
+              <w:rPr>
+                <w:sz w:val="19"/>
+              </w:rPr>
+              <w:t xml:space="preserve">toglie una prenotazione di 11 s fa e una di chi è dentro,</w:t>
+            </w:r>
+            <w:r>
+              <w:rPr>
+                <w:sz w:val="19"/>
+              </w:rPr>
+              <w:t xml:space="preserve"> </w:t>
+            </w:r>
+            <w:r>
+              <w:rPr>
+                <w:rStyle w:val="VerbatimChar"/>
+                <w:sz w:val="19"/>
+              </w:rPr>
+              <w:t xml:space="preserve">ordinaSaleOnline</w:t>
+            </w:r>
+            <w:r>
+              <w:rPr>
+                <w:sz w:val="19"/>
+              </w:rPr>
+              <w:t xml:space="preserve"> </w:t>
+            </w:r>
+            <w:r>
+              <w:rPr>
+                <w:sz w:val="19"/>
+              </w:rPr>
+              <w:t xml:space="preserve">preferisce la sala in</w:t>
+            </w:r>
+            <w:r>
+              <w:rPr>
+                <w:sz w:val="19"/>
+              </w:rPr>
+              <w:t xml:space="preserve"> </w:t>
+            </w:r>
+            <w:r>
+              <w:rPr>
+                <w:rStyle w:val="VerbatimChar"/>
+                <w:sz w:val="19"/>
+              </w:rPr>
+              <w:t xml:space="preserve">lobby</w:t>
+            </w:r>
+            <w:r>
+              <w:rPr>
+                <w:sz w:val="19"/>
+              </w:rPr>
+              <w:t xml:space="preserve"> </w:t>
+            </w:r>
+            <w:r>
+              <w:rPr>
+                <w:sz w:val="19"/>
+              </w:rPr>
+              <w:t xml:space="preserve">con 1 prenotato alla sala in</w:t>
+            </w:r>
+            <w:r>
+              <w:rPr>
+                <w:sz w:val="19"/>
+              </w:rPr>
+              <w:t xml:space="preserve"> </w:t>
+            </w:r>
+            <w:r>
+              <w:rPr>
+                <w:rStyle w:val="VerbatimChar"/>
+                <w:sz w:val="19"/>
+              </w:rPr>
+              <w:t xml:space="preserve">racing</w:t>
+            </w:r>
+            <w:r>
+              <w:rPr>
+                <w:sz w:val="19"/>
+              </w:rPr>
+              <w:t xml:space="preserve"> </w:t>
+            </w:r>
+            <w:r>
+              <w:rPr>
+                <w:sz w:val="19"/>
+              </w:rPr>
+              <w:t xml:space="preserve">con 3 presenti; nel browser (</w:t>
+            </w:r>
+            <w:r>
+              <w:rPr>
+                <w:rStyle w:val="VerbatimChar"/>
+                <w:sz w:val="19"/>
+              </w:rPr>
+              <w:t xml:space="preserve">test_novita.py</w:t>
+            </w:r>
+            <w:r>
+              <w:rPr>
+                <w:sz w:val="19"/>
+              </w:rPr>
+              <w:t xml:space="preserve">): con</w:t>
+            </w:r>
+            <w:r>
+              <w:rPr>
+                <w:sz w:val="19"/>
+              </w:rPr>
+              <w:t xml:space="preserve"> </w:t>
+            </w:r>
+            <w:r>
+              <w:rPr>
+                <w:rStyle w:val="VerbatimChar"/>
+                <w:sz w:val="19"/>
+              </w:rPr>
+              <w:t xml:space="preserve">fetch</w:t>
+            </w:r>
+            <w:r>
+              <w:rPr>
+                <w:sz w:val="19"/>
+              </w:rPr>
+              <w:t xml:space="preserve"> </w:t>
+            </w:r>
+            <w:r>
+              <w:rPr>
+                <w:sz w:val="19"/>
+              </w:rPr>
+              <w:t xml:space="preserve">di</w:t>
+            </w:r>
+            <w:r>
+              <w:rPr>
+                <w:sz w:val="19"/>
+              </w:rPr>
+              <w:t xml:space="preserve"> </w:t>
+            </w:r>
+            <w:r>
+              <w:rPr>
+                <w:rStyle w:val="VerbatimChar"/>
+                <w:sz w:val="19"/>
+              </w:rPr>
               <w:t xml:space="preserve">/api/quick</w:t>
             </w:r>
             <w:r>
@@ -11050,7 +12136,95 @@
               <w:rPr>
                 <w:sz w:val="19"/>
               </w:rPr>
-              <w:t xml:space="preserve">nello stesso istante che devono rispondere 8 volte ONLINE1 e 4 volte ONLINE2</w:t>
+              <w:t xml:space="preserve">finto che risponde</w:t>
+            </w:r>
+            <w:r>
+              <w:rPr>
+                <w:sz w:val="19"/>
+              </w:rPr>
+              <w:t xml:space="preserve"> </w:t>
+            </w:r>
+            <w:r>
+              <w:rPr>
+                <w:rStyle w:val="VerbatimChar"/>
+                <w:sz w:val="19"/>
+              </w:rPr>
+              <w:t xml:space="preserve">full</w:t>
+            </w:r>
+            <w:r>
+              <w:rPr>
+                <w:sz w:val="19"/>
+              </w:rPr>
+              <w:t xml:space="preserve"> </w:t>
+            </w:r>
+            <w:r>
+              <w:rPr>
+                <w:sz w:val="19"/>
+              </w:rPr>
+              <w:t xml:space="preserve">due volte e la terza una sala, il gioco entra senza mostrare</w:t>
+            </w:r>
+            <w:r>
+              <w:rPr>
+                <w:sz w:val="19"/>
+              </w:rPr>
+              <w:t xml:space="preserve"> </w:t>
+            </w:r>
+            <w:r>
+              <w:rPr>
+                <w:rStyle w:val="VerbatimChar"/>
+                <w:sz w:val="19"/>
+              </w:rPr>
+              <w:t xml:space="preserve">#menuErr</w:t>
+            </w:r>
+            <w:r>
+              <w:rPr>
+                <w:sz w:val="19"/>
+              </w:rPr>
+              <w:t xml:space="preserve">, e</w:t>
+            </w:r>
+            <w:r>
+              <w:rPr>
+                <w:sz w:val="19"/>
+              </w:rPr>
+              <w:t xml:space="preserve"> </w:t>
+            </w:r>
+            <w:r>
+              <w:rPr>
+                <w:rStyle w:val="VerbatimChar"/>
+                <w:sz w:val="19"/>
+              </w:rPr>
+              <w:t xml:space="preserve">PN.sala</w:t>
+            </w:r>
+            <w:r>
+              <w:rPr>
+                <w:sz w:val="19"/>
+              </w:rPr>
+              <w:t xml:space="preserve"> </w:t>
+            </w:r>
+            <w:r>
+              <w:rPr>
+                <w:sz w:val="19"/>
+              </w:rPr>
+              <w:t xml:space="preserve">esiste (</w:t>
+            </w:r>
+            <w:r>
+              <w:rPr>
+                <w:rStyle w:val="VerbatimChar"/>
+                <w:sz w:val="19"/>
+              </w:rPr>
+              <w:t xml:space="preserve">tentativi()</w:t>
+            </w:r>
+            <w:r>
+              <w:rPr>
+                <w:sz w:val="19"/>
+              </w:rPr>
+              <w:t xml:space="preserve"> </w:t>
+            </w:r>
+            <w:r>
+              <w:rPr>
+                <w:sz w:val="19"/>
+              </w:rPr>
+              <w:t xml:space="preserve">= 2)</w:t>
             </w:r>
           </w:p>
         </w:tc>
@@ -24755,6 +25929,295 @@
                 <w:sz w:val="19"/>
               </w:rPr>
               <w:t xml:space="preserve">, stesse piste per tutti, meno ostacoli). Nuovo requisito R-519 (allenamento uguale alla gara) con la scelta S-53 per Luigi. Da provare stanotte: le due prove nella tabella dei bachi, foto di riferimento rifatte</w:t>
+            </w:r>
+          </w:p>
+        </w:tc>
+      </w:tr>
+      <w:tr>
+        <w:tc>
+          <w:tcPr>
+            <w:tcW w:type="dxa" w:w="1247"/>
+          </w:tcPr>
+          <w:p>
+            <w:pPr>
+              <w:pStyle w:val="Compact"/>
+              <w:spacing w:after="40"/>
+              <w:jc w:val="left"/>
+            </w:pPr>
+            <w:r>
+              <w:rPr>
+                <w:sz w:val="19"/>
+              </w:rPr>
+              <w:t xml:space="preserve">0.26.2</w:t>
+            </w:r>
+          </w:p>
+        </w:tc>
+        <w:tc>
+          <w:tcPr>
+            <w:tcW w:type="dxa" w:w="1361"/>
+          </w:tcPr>
+          <w:p>
+            <w:pPr>
+              <w:pStyle w:val="Compact"/>
+              <w:spacing w:after="40"/>
+              <w:jc w:val="left"/>
+            </w:pPr>
+            <w:r>
+              <w:rPr>
+                <w:sz w:val="19"/>
+              </w:rPr>
+              <w:t xml:space="preserve">29/10/2026</w:t>
+            </w:r>
+          </w:p>
+        </w:tc>
+        <w:tc>
+          <w:tcPr>
+            <w:tcW w:type="dxa" w:w="7257"/>
+          </w:tcPr>
+          <w:p>
+            <w:pPr>
+              <w:pStyle w:val="Compact"/>
+              <w:spacing w:after="40"/>
+              <w:jc w:val="left"/>
+            </w:pPr>
+            <w:r>
+              <w:rPr>
+                <w:sz w:val="19"/>
+              </w:rPr>
+              <w:t xml:space="preserve">(Ramo</w:t>
+            </w:r>
+            <w:r>
+              <w:rPr>
+                <w:sz w:val="19"/>
+              </w:rPr>
+              <w:t xml:space="preserve"> </w:t>
+            </w:r>
+            <w:r>
+              <w:rPr>
+                <w:rStyle w:val="VerbatimChar"/>
+                <w:sz w:val="19"/>
+              </w:rPr>
+              <w:t xml:space="preserve">giorno/2026-10-29-notte</w:t>
+            </w:r>
+            <w:r>
+              <w:rPr>
+                <w:sz w:val="19"/>
+              </w:rPr>
+              <w:t xml:space="preserve">, parte da</w:t>
+            </w:r>
+            <w:r>
+              <w:rPr>
+                <w:sz w:val="19"/>
+              </w:rPr>
+              <w:t xml:space="preserve"> </w:t>
+            </w:r>
+            <w:r>
+              <w:rPr>
+                <w:rStyle w:val="VerbatimChar"/>
+                <w:sz w:val="19"/>
+              </w:rPr>
+              <w:t xml:space="preserve">giorno/2026-10-28-sera</w:t>
+            </w:r>
+            <w:r>
+              <w:rPr>
+                <w:sz w:val="19"/>
+              </w:rPr>
+              <w:t xml:space="preserve">; scritta dall’Implementation dell’1:00 senza prove, R-512.) Baco B-04: posto prenotato nella sala online e del Gran Premio (</w:t>
+            </w:r>
+            <w:r>
+              <w:rPr>
+                <w:rStyle w:val="VerbatimChar"/>
+                <w:sz w:val="19"/>
+              </w:rPr>
+              <w:t xml:space="preserve">src/sale.mjs</w:t>
+            </w:r>
+            <w:r>
+              <w:rPr>
+                <w:sz w:val="19"/>
+              </w:rPr>
+              <w:t xml:space="preserve"> </w:t>
+            </w:r>
+            <w:r>
+              <w:rPr>
+                <w:sz w:val="19"/>
+              </w:rPr>
+              <w:t xml:space="preserve">nuovo,</w:t>
+            </w:r>
+            <w:r>
+              <w:rPr>
+                <w:sz w:val="19"/>
+              </w:rPr>
+              <w:t xml:space="preserve"> </w:t>
+            </w:r>
+            <w:r>
+              <w:rPr>
+                <w:rStyle w:val="VerbatimChar"/>
+                <w:sz w:val="19"/>
+              </w:rPr>
+              <w:t xml:space="preserve">prenota</w:t>
+            </w:r>
+            <w:r>
+              <w:rPr>
+                <w:sz w:val="19"/>
+              </w:rPr>
+              <w:t xml:space="preserve"> </w:t>
+            </w:r>
+            <w:r>
+              <w:rPr>
+                <w:sz w:val="19"/>
+              </w:rPr>
+              <w:t xml:space="preserve">in</w:t>
+            </w:r>
+            <w:r>
+              <w:rPr>
+                <w:sz w:val="19"/>
+              </w:rPr>
+              <w:t xml:space="preserve"> </w:t>
+            </w:r>
+            <w:r>
+              <w:rPr>
+                <w:rStyle w:val="VerbatimChar"/>
+                <w:sz w:val="19"/>
+              </w:rPr>
+              <w:t xml:space="preserve">stanza.mjs</w:t>
+            </w:r>
+            <w:r>
+              <w:rPr>
+                <w:sz w:val="19"/>
+              </w:rPr>
+              <w:t xml:space="preserve">,</w:t>
+            </w:r>
+            <w:r>
+              <w:rPr>
+                <w:sz w:val="19"/>
+              </w:rPr>
+              <w:t xml:space="preserve"> </w:t>
+            </w:r>
+            <w:r>
+              <w:rPr>
+                <w:rStyle w:val="VerbatimChar"/>
+                <w:sz w:val="19"/>
+              </w:rPr>
+              <w:t xml:space="preserve">/api/quick?id=</w:t>
+            </w:r>
+            <w:r>
+              <w:rPr>
+                <w:sz w:val="19"/>
+              </w:rPr>
+              <w:t xml:space="preserve">) e nuovi tentativi automatici nel gioco quando la sala è piena (modulo nuovo</w:t>
+            </w:r>
+            <w:r>
+              <w:rPr>
+                <w:sz w:val="19"/>
+              </w:rPr>
+              <w:t xml:space="preserve"> </w:t>
+            </w:r>
+            <w:r>
+              <w:rPr>
+                <w:rStyle w:val="VerbatimChar"/>
+                <w:sz w:val="19"/>
+              </w:rPr>
+              <w:t xml:space="preserve">moduli/sala.js</w:t>
+            </w:r>
+            <w:r>
+              <w:rPr>
+                <w:sz w:val="19"/>
+              </w:rPr>
+              <w:t xml:space="preserve">), senza errore a schermo; la sala GP piena non rimanda più alla sala online. Prove da aggiungere alle 9:30: simulazione</w:t>
+            </w:r>
+            <w:r>
+              <w:rPr>
+                <w:sz w:val="19"/>
+              </w:rPr>
+              <w:t xml:space="preserve"> </w:t>
+            </w:r>
+            <w:r>
+              <w:rPr>
+                <w:rStyle w:val="VerbatimChar"/>
+                <w:sz w:val="19"/>
+              </w:rPr>
+              <w:t xml:space="preserve">--modo=online --solo-ingresso=1</w:t>
+            </w:r>
+            <w:r>
+              <w:rPr>
+                <w:sz w:val="19"/>
+              </w:rPr>
+              <w:t xml:space="preserve"> </w:t>
+            </w:r>
+            <w:r>
+              <w:rPr>
+                <w:sz w:val="19"/>
+              </w:rPr>
+              <w:t xml:space="preserve">con 0 respinti, T17 in</w:t>
+            </w:r>
+            <w:r>
+              <w:rPr>
+                <w:sz w:val="19"/>
+              </w:rPr>
+              <w:t xml:space="preserve"> </w:t>
+            </w:r>
+            <w:r>
+              <w:rPr>
+                <w:rStyle w:val="VerbatimChar"/>
+                <w:sz w:val="19"/>
+              </w:rPr>
+              <w:t xml:space="preserve">test_server.mjs</w:t>
+            </w:r>
+            <w:r>
+              <w:rPr>
+                <w:sz w:val="19"/>
+              </w:rPr>
+              <w:t xml:space="preserve">,</w:t>
+            </w:r>
+            <w:r>
+              <w:rPr>
+                <w:sz w:val="19"/>
+              </w:rPr>
+              <w:t xml:space="preserve"> </w:t>
+            </w:r>
+            <w:r>
+              <w:rPr>
+                <w:rStyle w:val="VerbatimChar"/>
+                <w:sz w:val="19"/>
+              </w:rPr>
+              <w:t xml:space="preserve">sale.mjs</w:t>
+            </w:r>
+            <w:r>
+              <w:rPr>
+                <w:sz w:val="19"/>
+              </w:rPr>
+              <w:t xml:space="preserve"> </w:t>
+            </w:r>
+            <w:r>
+              <w:rPr>
+                <w:sz w:val="19"/>
+              </w:rPr>
+              <w:t xml:space="preserve">in Node,</w:t>
+            </w:r>
+            <w:r>
+              <w:rPr>
+                <w:sz w:val="19"/>
+              </w:rPr>
+              <w:t xml:space="preserve"> </w:t>
+            </w:r>
+            <w:r>
+              <w:rPr>
+                <w:rStyle w:val="VerbatimChar"/>
+                <w:sz w:val="19"/>
+              </w:rPr>
+              <w:t xml:space="preserve">full</w:t>
+            </w:r>
+            <w:r>
+              <w:rPr>
+                <w:sz w:val="19"/>
+              </w:rPr>
+              <w:t xml:space="preserve"> </w:t>
+            </w:r>
+            <w:r>
+              <w:rPr>
+                <w:sz w:val="19"/>
+              </w:rPr>
+              <w:t xml:space="preserve">finto nel browser</w:t>
             </w:r>
           </w:p>
         </w:tc>

--- a/docs/CYF-Gaming-Requisiti-da-Implementare-o-Bachi.docx
+++ b/docs/CYF-Gaming-Requisiti-da-Implementare-o-Bachi.docx
@@ -135,6 +135,42 @@
         <w:t xml:space="preserve"> </w:t>
       </w:r>
       <w:r>
+        <w:t xml:space="preserve">e</w:t>
+      </w:r>
+      <w:r>
+        <w:t xml:space="preserve"> </w:t>
+      </w:r>
+      <w:r>
+        <w:t xml:space="preserve">prezzi</w:t>
+      </w:r>
+      <w:r>
+        <w:t xml:space="preserve"> </w:t>
+      </w:r>
+      <w:r>
+        <w:t xml:space="preserve">nuovi</w:t>
+      </w:r>
+      <w:r>
+        <w:t xml:space="preserve"> </w:t>
+      </w:r>
+      <w:r>
+        <w:t xml:space="preserve">R-520/R-521</w:t>
+      </w:r>
+      <w:r>
+        <w:t xml:space="preserve"> </w:t>
+      </w:r>
+      <w:r>
+        <w:t xml:space="preserve">nella</w:t>
+      </w:r>
+      <w:r>
+        <w:t xml:space="preserve"> </w:t>
+      </w:r>
+      <w:r>
+        <w:t xml:space="preserve">0.27.0</w:t>
+      </w:r>
+      <w:r>
+        <w:t xml:space="preserve"> </w:t>
+      </w:r>
+      <w:r>
         <w:t xml:space="preserve">sul</w:t>
       </w:r>
       <w:r>
@@ -1006,7 +1042,23 @@
         <w:t xml:space="preserve"> </w:t>
       </w:r>
       <w:r>
-        <w:t xml:space="preserve">nuovi). Il sito online non era leggibile dal cloud (</w:t>
+        <w:t xml:space="preserve">nuovi);</w:t>
+      </w:r>
+      <w:r>
+        <w:t xml:space="preserve"> </w:t>
+      </w:r>
+      <w:r>
+        <w:rPr>
+          <w:bCs/>
+          <w:b/>
+        </w:rPr>
+        <w:t xml:space="preserve">riga 0a</w:t>
+      </w:r>
+      <w:r>
+        <w:t xml:space="preserve"> </w:t>
+      </w:r>
+      <w:r>
+        <w:t xml:space="preserve">(0.27.0, R-520 e R-521: banana 1.500, bomba 50, bananone 1.500 fisso per il ripiego di S-54, Luigi non aveva risposto). Il sito online non era leggibile dal cloud (</w:t>
       </w:r>
       <w:r>
         <w:rPr>
@@ -1199,7 +1251,151 @@
         <w:t xml:space="preserve">#menuErr</w:t>
       </w:r>
       <w:r>
-        <w:t xml:space="preserve">. Restano le prove della 0.26.0 (righe 1 e 2) e della 0.26.1 (B-05, B-06) scritte ieri.</w:t>
+        <w:t xml:space="preserve">. (2) Riga 0a:</w:t>
+      </w:r>
+      <w:r>
+        <w:t xml:space="preserve"> </w:t>
+      </w:r>
+      <w:r>
+        <w:rPr>
+          <w:rStyle w:val="VerbatimChar"/>
+        </w:rPr>
+        <w:t xml:space="preserve">test_server.mjs</w:t>
+      </w:r>
+      <w:r>
+        <w:t xml:space="preserve"> </w:t>
+      </w:r>
+      <w:r>
+        <w:t xml:space="preserve">T4/T8: il server toglie 1.500 per la banana, 50 per la bomba, 1.500 per il bananone e rifiuta la banana con 1.499 punti (</w:t>
+      </w:r>
+      <w:r>
+        <w:rPr>
+          <w:rStyle w:val="VerbatimChar"/>
+        </w:rPr>
+        <w:t xml:space="preserve">PROTO.COSTI</w:t>
+      </w:r>
+      <w:r>
+        <w:t xml:space="preserve"> </w:t>
+      </w:r>
+      <w:r>
+        <w:t xml:space="preserve">=</w:t>
+      </w:r>
+      <w:r>
+        <w:t xml:space="preserve"> </w:t>
+      </w:r>
+      <w:r>
+        <w:rPr>
+          <w:rStyle w:val="VerbatimChar"/>
+        </w:rPr>
+        <w:t xml:space="preserve">{ banana: 1500, bomb: 50, bananone: 1500 }</w:t>
+      </w:r>
+      <w:r>
+        <w:t xml:space="preserve">); la prova delle fasce</w:t>
+      </w:r>
+      <w:r>
+        <w:t xml:space="preserve"> </w:t>
+      </w:r>
+      <w:r>
+        <w:rPr>
+          <w:rStyle w:val="VerbatimChar"/>
+        </w:rPr>
+        <w:t xml:space="preserve">pts_*</w:t>
+      </w:r>
+      <w:r>
+        <w:t xml:space="preserve"> </w:t>
+      </w:r>
+      <w:r>
+        <w:t xml:space="preserve">a riga ~416 deve restare verde (fasce fisse 50/150/1.500 in</w:t>
+      </w:r>
+      <w:r>
+        <w:t xml:space="preserve"> </w:t>
+      </w:r>
+      <w:r>
+        <w:rPr>
+          <w:rStyle w:val="VerbatimChar"/>
+        </w:rPr>
+        <w:t xml:space="preserve">src/comune.mjs</w:t>
+      </w:r>
+      <w:r>
+        <w:t xml:space="preserve">); nel browser (</w:t>
+      </w:r>
+      <w:r>
+        <w:rPr>
+          <w:rStyle w:val="VerbatimChar"/>
+        </w:rPr>
+        <w:t xml:space="preserve">test_oggetti_allenamento.py</w:t>
+      </w:r>
+      <w:r>
+        <w:t xml:space="preserve"> </w:t>
+      </w:r>
+      <w:r>
+        <w:t xml:space="preserve">o</w:t>
+      </w:r>
+      <w:r>
+        <w:t xml:space="preserve"> </w:t>
+      </w:r>
+      <w:r>
+        <w:rPr>
+          <w:rStyle w:val="VerbatimChar"/>
+        </w:rPr>
+        <w:t xml:space="preserve">test_gioco.py</w:t>
+      </w:r>
+      <w:r>
+        <w:t xml:space="preserve">): con 60 punti il pulsante 💣 è attivo e 🍌 ha la classe</w:t>
+      </w:r>
+      <w:r>
+        <w:t xml:space="preserve"> </w:t>
+      </w:r>
+      <w:r>
+        <w:rPr>
+          <w:rStyle w:val="VerbatimChar"/>
+        </w:rPr>
+        <w:t xml:space="preserve">short</w:t>
+      </w:r>
+      <w:r>
+        <w:t xml:space="preserve">, con 1.500 tutti e tre attivi; i numeri sui pulsanti sono 1500/50/1500;</w:t>
+      </w:r>
+      <w:r>
+        <w:t xml:space="preserve"> </w:t>
+      </w:r>
+      <w:r>
+        <w:rPr>
+          <w:rStyle w:val="VerbatimChar"/>
+        </w:rPr>
+        <w:t xml:space="preserve">tools/verifica/test_*.py</w:t>
+      </w:r>
+      <w:r>
+        <w:t xml:space="preserve"> </w:t>
+      </w:r>
+      <w:r>
+        <w:t xml:space="preserve">che davano per scontato 50/150 (per esempio</w:t>
+      </w:r>
+      <w:r>
+        <w:t xml:space="preserve"> </w:t>
+      </w:r>
+      <w:r>
+        <w:rPr>
+          <w:rStyle w:val="VerbatimChar"/>
+        </w:rPr>
+        <w:t xml:space="preserve">test_gioco.py</w:t>
+      </w:r>
+      <w:r>
+        <w:t xml:space="preserve"> </w:t>
+      </w:r>
+      <w:r>
+        <w:t xml:space="preserve">con la banana a 50 e</w:t>
+      </w:r>
+      <w:r>
+        <w:t xml:space="preserve"> </w:t>
+      </w:r>
+      <w:r>
+        <w:rPr>
+          <w:rStyle w:val="VerbatimChar"/>
+        </w:rPr>
+        <w:t xml:space="preserve">test_risultati.py</w:t>
+      </w:r>
+      <w:r>
+        <w:t xml:space="preserve">) vanno allineati. Restano le prove della 0.26.0 (righe 1 e 2) e della 0.26.1 (B-05, B-06) scritte ieri.</w:t>
       </w:r>
     </w:p>
     <w:p>
@@ -6204,19 +6400,38 @@
         <w:tc>
           <w:tcPr>
             <w:tcW w:type="dxa" w:w="1304"/>
-            <w:shd w:val="clear" w:color="auto" w:fill="D7F0DF"/>
-          </w:tcPr>
-          <w:p>
-            <w:pPr>
-              <w:pStyle w:val="Compact"/>
-              <w:spacing w:after="40"/>
-              <w:jc w:val="left"/>
-            </w:pPr>
-            <w:r>
-              <w:rPr>
-                <w:sz w:val="19"/>
-              </w:rPr>
-              <w:t xml:space="preserve">Sì</w:t>
+          </w:tcPr>
+          <w:p>
+            <w:pPr>
+              <w:pStyle w:val="Compact"/>
+              <w:spacing w:after="40"/>
+              <w:jc w:val="left"/>
+            </w:pPr>
+            <w:r>
+              <w:rPr>
+                <w:sz w:val="19"/>
+              </w:rPr>
+              <w:t xml:space="preserve">Sì ·</w:t>
+            </w:r>
+            <w:r>
+              <w:rPr>
+                <w:sz w:val="19"/>
+              </w:rPr>
+              <w:t xml:space="preserve"> </w:t>
+            </w:r>
+            <w:r>
+              <w:rPr>
+                <w:bCs/>
+                <w:b/>
+                <w:sz w:val="19"/>
+              </w:rPr>
+              <w:t xml:space="preserve">scritta il 29/10 all’1:00</w:t>
+            </w:r>
+            <w:r>
+              <w:rPr>
+                <w:sz w:val="19"/>
+              </w:rPr>
+              <w:t xml:space="preserve">, da provare alle 9:30</w:t>
             </w:r>
           </w:p>
         </w:tc>
@@ -24638,19 +24853,19 @@
         <w:tc>
           <w:tcPr>
             <w:tcW w:type="dxa" w:w="1134"/>
-            <w:shd w:val="clear" w:color="auto" w:fill="FDE2D6"/>
-          </w:tcPr>
-          <w:p>
-            <w:pPr>
-              <w:pStyle w:val="Compact"/>
-              <w:spacing w:after="40"/>
-              <w:jc w:val="left"/>
-            </w:pPr>
-            <w:r>
-              <w:rPr>
-                <w:sz w:val="19"/>
-              </w:rPr>
-              <w:t xml:space="preserve">Da fare</w:t>
+            <w:shd w:val="clear" w:color="auto" w:fill="FFF1C7"/>
+          </w:tcPr>
+          <w:p>
+            <w:pPr>
+              <w:pStyle w:val="Compact"/>
+              <w:spacing w:after="40"/>
+              <w:jc w:val="left"/>
+            </w:pPr>
+            <w:r>
+              <w:rPr>
+                <w:sz w:val="19"/>
+              </w:rPr>
+              <w:t xml:space="preserve">In corso</w:t>
             </w:r>
           </w:p>
         </w:tc>
@@ -24742,7 +24957,203 @@
               <w:rPr>
                 <w:sz w:val="19"/>
               </w:rPr>
-              <w:t xml:space="preserve">, pulsanti, testi in 4 lingue, fasce delle misure con numeri fissi. Da scrivere all’1:00 del 29/10 (0.27.0), da provare alle 9:30</w:t>
+              <w:t xml:space="preserve">, pulsanti, testi in 4 lingue, fasce delle misure con numeri fissi.</w:t>
+            </w:r>
+            <w:r>
+              <w:rPr>
+                <w:sz w:val="19"/>
+              </w:rPr>
+              <w:t xml:space="preserve"> </w:t>
+            </w:r>
+            <w:r>
+              <w:rPr>
+                <w:bCs/>
+                <w:b/>
+                <w:sz w:val="19"/>
+              </w:rPr>
+              <w:t xml:space="preserve">Scritto nella 0.27.0</w:t>
+            </w:r>
+            <w:r>
+              <w:rPr>
+                <w:sz w:val="19"/>
+              </w:rPr>
+              <w:t xml:space="preserve"> </w:t>
+            </w:r>
+            <w:r>
+              <w:rPr>
+                <w:sz w:val="19"/>
+              </w:rPr>
+              <w:t xml:space="preserve">(Implementation dell’1:00 del 29/10, ramo</w:t>
+            </w:r>
+            <w:r>
+              <w:rPr>
+                <w:sz w:val="19"/>
+              </w:rPr>
+              <w:t xml:space="preserve"> </w:t>
+            </w:r>
+            <w:r>
+              <w:rPr>
+                <w:rStyle w:val="VerbatimChar"/>
+                <w:sz w:val="19"/>
+              </w:rPr>
+              <w:t xml:space="preserve">giorno/2026-10-29-notte</w:t>
+            </w:r>
+            <w:r>
+              <w:rPr>
+                <w:sz w:val="19"/>
+              </w:rPr>
+              <w:t xml:space="preserve">, senza prove):</w:t>
+            </w:r>
+            <w:r>
+              <w:rPr>
+                <w:sz w:val="19"/>
+              </w:rPr>
+              <w:t xml:space="preserve"> </w:t>
+            </w:r>
+            <w:r>
+              <w:rPr>
+                <w:rStyle w:val="VerbatimChar"/>
+                <w:sz w:val="19"/>
+              </w:rPr>
+              <w:t xml:space="preserve">COSTI.banana = 1500</w:t>
+            </w:r>
+            <w:r>
+              <w:rPr>
+                <w:sz w:val="19"/>
+              </w:rPr>
+              <w:t xml:space="preserve"> </w:t>
+            </w:r>
+            <w:r>
+              <w:rPr>
+                <w:sz w:val="19"/>
+              </w:rPr>
+              <w:t xml:space="preserve">in</w:t>
+            </w:r>
+            <w:r>
+              <w:rPr>
+                <w:sz w:val="19"/>
+              </w:rPr>
+              <w:t xml:space="preserve"> </w:t>
+            </w:r>
+            <w:r>
+              <w:rPr>
+                <w:rStyle w:val="VerbatimChar"/>
+                <w:sz w:val="19"/>
+              </w:rPr>
+              <w:t xml:space="preserve">shared/protocollo.js</w:t>
+            </w:r>
+            <w:r>
+              <w:rPr>
+                <w:sz w:val="19"/>
+              </w:rPr>
+              <w:t xml:space="preserve"> </w:t>
+            </w:r>
+            <w:r>
+              <w:rPr>
+                <w:sz w:val="19"/>
+              </w:rPr>
+              <w:t xml:space="preserve">(gioco, server e avversari del computer leggono lo stesso numero), pulsante 🍌 con 1500 in</w:t>
+            </w:r>
+            <w:r>
+              <w:rPr>
+                <w:sz w:val="19"/>
+              </w:rPr>
+              <w:t xml:space="preserve"> </w:t>
+            </w:r>
+            <w:r>
+              <w:rPr>
+                <w:rStyle w:val="VerbatimChar"/>
+                <w:sz w:val="19"/>
+              </w:rPr>
+              <w:t xml:space="preserve">index.html</w:t>
+            </w:r>
+            <w:r>
+              <w:rPr>
+                <w:sz w:val="19"/>
+              </w:rPr>
+              <w:t xml:space="preserve">, testi</w:t>
+            </w:r>
+            <w:r>
+              <w:rPr>
+                <w:sz w:val="19"/>
+              </w:rPr>
+              <w:t xml:space="preserve"> </w:t>
+            </w:r>
+            <w:r>
+              <w:rPr>
+                <w:rStyle w:val="VerbatimChar"/>
+                <w:sz w:val="19"/>
+              </w:rPr>
+              <w:t xml:space="preserve">kBanana</w:t>
+            </w:r>
+            <w:r>
+              <w:rPr>
+                <w:sz w:val="19"/>
+              </w:rPr>
+              <w:t xml:space="preserve">,</w:t>
+            </w:r>
+            <w:r>
+              <w:rPr>
+                <w:sz w:val="19"/>
+              </w:rPr>
+              <w:t xml:space="preserve"> </w:t>
+            </w:r>
+            <w:r>
+              <w:rPr>
+                <w:rStyle w:val="VerbatimChar"/>
+                <w:sz w:val="19"/>
+              </w:rPr>
+              <w:t xml:space="preserve">kThrow</w:t>
+            </w:r>
+            <w:r>
+              <w:rPr>
+                <w:sz w:val="19"/>
+              </w:rPr>
+              <w:t xml:space="preserve">,</w:t>
+            </w:r>
+            <w:r>
+              <w:rPr>
+                <w:sz w:val="19"/>
+              </w:rPr>
+              <w:t xml:space="preserve"> </w:t>
+            </w:r>
+            <w:r>
+              <w:rPr>
+                <w:rStyle w:val="VerbatimChar"/>
+                <w:sz w:val="19"/>
+              </w:rPr>
+              <w:t xml:space="preserve">bananaTitle</w:t>
+            </w:r>
+            <w:r>
+              <w:rPr>
+                <w:sz w:val="19"/>
+              </w:rPr>
+              <w:t xml:space="preserve"> </w:t>
+            </w:r>
+            <w:r>
+              <w:rPr>
+                <w:sz w:val="19"/>
+              </w:rPr>
+              <w:t xml:space="preserve">nelle 4 lingue; fasce delle misure con i numeri fissi in</w:t>
+            </w:r>
+            <w:r>
+              <w:rPr>
+                <w:sz w:val="19"/>
+              </w:rPr>
+              <w:t xml:space="preserve"> </w:t>
+            </w:r>
+            <w:r>
+              <w:rPr>
+                <w:rStyle w:val="VerbatimChar"/>
+                <w:sz w:val="19"/>
+              </w:rPr>
+              <w:t xml:space="preserve">src/comune.mjs</w:t>
+            </w:r>
+            <w:r>
+              <w:rPr>
+                <w:sz w:val="19"/>
+              </w:rPr>
+              <w:t xml:space="preserve">. Da provare alle 9:30 (riga 0a)</w:t>
             </w:r>
           </w:p>
         </w:tc>
@@ -24833,19 +25244,19 @@
         <w:tc>
           <w:tcPr>
             <w:tcW w:type="dxa" w:w="1134"/>
-            <w:shd w:val="clear" w:color="auto" w:fill="FDE2D6"/>
-          </w:tcPr>
-          <w:p>
-            <w:pPr>
-              <w:pStyle w:val="Compact"/>
-              <w:spacing w:after="40"/>
-              <w:jc w:val="left"/>
-            </w:pPr>
-            <w:r>
-              <w:rPr>
-                <w:sz w:val="19"/>
-              </w:rPr>
-              <w:t xml:space="preserve">Da fare</w:t>
+            <w:shd w:val="clear" w:color="auto" w:fill="FFF1C7"/>
+          </w:tcPr>
+          <w:p>
+            <w:pPr>
+              <w:pStyle w:val="Compact"/>
+              <w:spacing w:after="40"/>
+              <w:jc w:val="left"/>
+            </w:pPr>
+            <w:r>
+              <w:rPr>
+                <w:sz w:val="19"/>
+              </w:rPr>
+              <w:t xml:space="preserve">In corso</w:t>
             </w:r>
           </w:p>
         </w:tc>
@@ -24923,7 +25334,134 @@
               <w:rPr>
                 <w:sz w:val="19"/>
               </w:rPr>
-              <w:t xml:space="preserve">. Fermo invariato: 4 s (R-223). Gli avversari del computer, che posano bombe quando hanno i punti, ne posano di più senza altre modifiche. Il costo del bananone, oggi legato alla bomba, è la scelta S-54 (ripiego 1.500). Riga 0a, 0.27.0</w:t>
+              <w:t xml:space="preserve">. Fermo invariato: 4 s (R-223). Gli avversari del computer, che posano bombe quando hanno i punti, ne posano di più senza altre modifiche. Il costo del bananone, oggi legato alla bomba, è la scelta S-54 (ripiego 1.500).</w:t>
+            </w:r>
+            <w:r>
+              <w:rPr>
+                <w:sz w:val="19"/>
+              </w:rPr>
+              <w:t xml:space="preserve"> </w:t>
+            </w:r>
+            <w:r>
+              <w:rPr>
+                <w:bCs/>
+                <w:b/>
+                <w:sz w:val="19"/>
+              </w:rPr>
+              <w:t xml:space="preserve">Scritto nella 0.27.0</w:t>
+            </w:r>
+            <w:r>
+              <w:rPr>
+                <w:sz w:val="19"/>
+              </w:rPr>
+              <w:t xml:space="preserve"> </w:t>
+            </w:r>
+            <w:r>
+              <w:rPr>
+                <w:sz w:val="19"/>
+              </w:rPr>
+              <w:t xml:space="preserve">(29/10, 1:00, senza prove):</w:t>
+            </w:r>
+            <w:r>
+              <w:rPr>
+                <w:sz w:val="19"/>
+              </w:rPr>
+              <w:t xml:space="preserve"> </w:t>
+            </w:r>
+            <w:r>
+              <w:rPr>
+                <w:rStyle w:val="VerbatimChar"/>
+                <w:sz w:val="19"/>
+              </w:rPr>
+              <w:t xml:space="preserve">COSTI.bomb = 50</w:t>
+            </w:r>
+            <w:r>
+              <w:rPr>
+                <w:sz w:val="19"/>
+              </w:rPr>
+              <w:t xml:space="preserve">, pulsante 💣 con 50, testi</w:t>
+            </w:r>
+            <w:r>
+              <w:rPr>
+                <w:sz w:val="19"/>
+              </w:rPr>
+              <w:t xml:space="preserve"> </w:t>
+            </w:r>
+            <w:r>
+              <w:rPr>
+                <w:rStyle w:val="VerbatimChar"/>
+                <w:sz w:val="19"/>
+              </w:rPr>
+              <w:t xml:space="preserve">kBomb</w:t>
+            </w:r>
+            <w:r>
+              <w:rPr>
+                <w:sz w:val="19"/>
+              </w:rPr>
+              <w:t xml:space="preserve"> </w:t>
+            </w:r>
+            <w:r>
+              <w:rPr>
+                <w:sz w:val="19"/>
+              </w:rPr>
+              <w:t xml:space="preserve">e</w:t>
+            </w:r>
+            <w:r>
+              <w:rPr>
+                <w:sz w:val="19"/>
+              </w:rPr>
+              <w:t xml:space="preserve"> </w:t>
+            </w:r>
+            <w:r>
+              <w:rPr>
+                <w:rStyle w:val="VerbatimChar"/>
+                <w:sz w:val="19"/>
+              </w:rPr>
+              <w:t xml:space="preserve">bombTitle</w:t>
+            </w:r>
+            <w:r>
+              <w:rPr>
+                <w:sz w:val="19"/>
+              </w:rPr>
+              <w:t xml:space="preserve"> </w:t>
+            </w:r>
+            <w:r>
+              <w:rPr>
+                <w:sz w:val="19"/>
+              </w:rPr>
+              <w:t xml:space="preserve">nelle 4 lingue. Gli avversari del computer posano la bomba appena hanno 50 punti e qualcuno dietro entro 45 m (</w:t>
+            </w:r>
+            <w:r>
+              <w:rPr>
+                <w:rStyle w:val="VerbatimChar"/>
+                <w:sz w:val="19"/>
+              </w:rPr>
+              <w:t xml:space="preserve">bot.js</w:t>
+            </w:r>
+            <w:r>
+              <w:rPr>
+                <w:sz w:val="19"/>
+              </w:rPr>
+              <w:t xml:space="preserve">, soglie lette da</w:t>
+            </w:r>
+            <w:r>
+              <w:rPr>
+                <w:sz w:val="19"/>
+              </w:rPr>
+              <w:t xml:space="preserve"> </w:t>
+            </w:r>
+            <w:r>
+              <w:rPr>
+                <w:rStyle w:val="VerbatimChar"/>
+                <w:sz w:val="19"/>
+              </w:rPr>
+              <w:t xml:space="preserve">COSTI</w:t>
+            </w:r>
+            <w:r>
+              <w:rPr>
+                <w:sz w:val="19"/>
+              </w:rPr>
+              <w:t xml:space="preserve">: nessun’altra modifica). Riga 0a</w:t>
             </w:r>
           </w:p>
         </w:tc>
@@ -26218,6 +26756,207 @@
                 <w:sz w:val="19"/>
               </w:rPr>
               <w:t xml:space="preserve">finto nel browser</w:t>
+            </w:r>
+          </w:p>
+        </w:tc>
+      </w:tr>
+      <w:tr>
+        <w:tc>
+          <w:tcPr>
+            <w:tcW w:type="dxa" w:w="1247"/>
+          </w:tcPr>
+          <w:p>
+            <w:pPr>
+              <w:pStyle w:val="Compact"/>
+              <w:spacing w:after="40"/>
+              <w:jc w:val="left"/>
+            </w:pPr>
+            <w:r>
+              <w:rPr>
+                <w:sz w:val="19"/>
+              </w:rPr>
+              <w:t xml:space="preserve">0.27.0</w:t>
+            </w:r>
+          </w:p>
+        </w:tc>
+        <w:tc>
+          <w:tcPr>
+            <w:tcW w:type="dxa" w:w="1361"/>
+          </w:tcPr>
+          <w:p>
+            <w:pPr>
+              <w:pStyle w:val="Compact"/>
+              <w:spacing w:after="40"/>
+              <w:jc w:val="left"/>
+            </w:pPr>
+            <w:r>
+              <w:rPr>
+                <w:sz w:val="19"/>
+              </w:rPr>
+              <w:t xml:space="preserve">29/10/2026</w:t>
+            </w:r>
+          </w:p>
+        </w:tc>
+        <w:tc>
+          <w:tcPr>
+            <w:tcW w:type="dxa" w:w="7257"/>
+          </w:tcPr>
+          <w:p>
+            <w:pPr>
+              <w:pStyle w:val="Compact"/>
+              <w:spacing w:after="40"/>
+              <w:jc w:val="left"/>
+            </w:pPr>
+            <w:r>
+              <w:rPr>
+                <w:sz w:val="19"/>
+              </w:rPr>
+              <w:t xml:space="preserve">(Stesso ramo</w:t>
+            </w:r>
+            <w:r>
+              <w:rPr>
+                <w:sz w:val="19"/>
+              </w:rPr>
+              <w:t xml:space="preserve"> </w:t>
+            </w:r>
+            <w:r>
+              <w:rPr>
+                <w:rStyle w:val="VerbatimChar"/>
+                <w:sz w:val="19"/>
+              </w:rPr>
+              <w:t xml:space="preserve">giorno/2026-10-29-notte</w:t>
+            </w:r>
+            <w:r>
+              <w:rPr>
+                <w:sz w:val="19"/>
+              </w:rPr>
+              <w:t xml:space="preserve">, Implementation dell’1:00 senza prove.) Prezzi nuovi di Luigi (R-520, R-521, S-54 di ripiego): banana 1.500, bomba 50, bananone 1.500 fisso, in</w:t>
+            </w:r>
+            <w:r>
+              <w:rPr>
+                <w:sz w:val="19"/>
+              </w:rPr>
+              <w:t xml:space="preserve"> </w:t>
+            </w:r>
+            <w:r>
+              <w:rPr>
+                <w:rStyle w:val="VerbatimChar"/>
+                <w:sz w:val="19"/>
+              </w:rPr>
+              <w:t xml:space="preserve">shared/protocollo.js</w:t>
+            </w:r>
+            <w:r>
+              <w:rPr>
+                <w:sz w:val="19"/>
+              </w:rPr>
+              <w:t xml:space="preserve"> </w:t>
+            </w:r>
+            <w:r>
+              <w:rPr>
+                <w:sz w:val="19"/>
+              </w:rPr>
+              <w:t xml:space="preserve">(</w:t>
+            </w:r>
+            <w:r>
+              <w:rPr>
+                <w:rStyle w:val="VerbatimChar"/>
+                <w:sz w:val="19"/>
+              </w:rPr>
+              <w:t xml:space="preserve">COSTI</w:t>
+            </w:r>
+            <w:r>
+              <w:rPr>
+                <w:sz w:val="19"/>
+              </w:rPr>
+              <w:t xml:space="preserve">), sui pulsanti e nei testi delle 4 lingue; fasce delle misure</w:t>
+            </w:r>
+            <w:r>
+              <w:rPr>
+                <w:sz w:val="19"/>
+              </w:rPr>
+              <w:t xml:space="preserve"> </w:t>
+            </w:r>
+            <w:r>
+              <w:rPr>
+                <w:rStyle w:val="VerbatimChar"/>
+                <w:sz w:val="19"/>
+              </w:rPr>
+              <w:t xml:space="preserve">pts_*</w:t>
+            </w:r>
+            <w:r>
+              <w:rPr>
+                <w:sz w:val="19"/>
+              </w:rPr>
+              <w:t xml:space="preserve"> </w:t>
+            </w:r>
+            <w:r>
+              <w:rPr>
+                <w:sz w:val="19"/>
+              </w:rPr>
+              <w:t xml:space="preserve">con i numeri fissi 50/150/1.500 (</w:t>
+            </w:r>
+            <w:r>
+              <w:rPr>
+                <w:rStyle w:val="VerbatimChar"/>
+                <w:sz w:val="19"/>
+              </w:rPr>
+              <w:t xml:space="preserve">src/comune.mjs</w:t>
+            </w:r>
+            <w:r>
+              <w:rPr>
+                <w:sz w:val="19"/>
+              </w:rPr>
+              <w:t xml:space="preserve">), così restano confrontabili con i giorni prima. Prove da aggiungere alle 9:30: T4/T8 del server con i costi nuovi,</w:t>
+            </w:r>
+            <w:r>
+              <w:rPr>
+                <w:sz w:val="19"/>
+              </w:rPr>
+              <w:t xml:space="preserve"> </w:t>
+            </w:r>
+            <w:r>
+              <w:rPr>
+                <w:rStyle w:val="VerbatimChar"/>
+                <w:sz w:val="19"/>
+              </w:rPr>
+              <w:t xml:space="preserve">pts_*</w:t>
+            </w:r>
+            <w:r>
+              <w:rPr>
+                <w:sz w:val="19"/>
+              </w:rPr>
+              <w:t xml:space="preserve"> </w:t>
+            </w:r>
+            <w:r>
+              <w:rPr>
+                <w:sz w:val="19"/>
+              </w:rPr>
+              <w:t xml:space="preserve">invariate, pulsanti 1500/50/1500 e classe</w:t>
+            </w:r>
+            <w:r>
+              <w:rPr>
+                <w:sz w:val="19"/>
+              </w:rPr>
+              <w:t xml:space="preserve"> </w:t>
+            </w:r>
+            <w:r>
+              <w:rPr>
+                <w:rStyle w:val="VerbatimChar"/>
+                <w:sz w:val="19"/>
+              </w:rPr>
+              <w:t xml:space="preserve">short</w:t>
+            </w:r>
+            <w:r>
+              <w:rPr>
+                <w:sz w:val="19"/>
+              </w:rPr>
+              <w:t xml:space="preserve"> </w:t>
+            </w:r>
+            <w:r>
+              <w:rPr>
+                <w:sz w:val="19"/>
+              </w:rPr>
+              <w:t xml:space="preserve">nel browser</w:t>
             </w:r>
           </w:p>
         </w:tc>

--- a/docs/CYF-Gaming-Requisiti-da-Implementare-o-Bachi.docx
+++ b/docs/CYF-Gaming-Requisiti-da-Implementare-o-Bachi.docx
@@ -159,6 +159,36 @@
         <w:t xml:space="preserve"> </w:t>
       </w:r>
       <w:r>
+        <w:t xml:space="preserve">con</w:t>
+      </w:r>
+      <w:r>
+        <w:t xml:space="preserve"> </w:t>
+      </w:r>
+      <w:r>
+        <w:t xml:space="preserve">l’immunità</w:t>
+      </w:r>
+      <w:r>
+        <w:t xml:space="preserve"> </w:t>
+      </w:r>
+      <w:r>
+        <w:t xml:space="preserve">in</w:t>
+      </w:r>
+      <w:r>
+        <w:t xml:space="preserve"> </w:t>
+      </w:r>
+      <w:r>
+        <w:t xml:space="preserve">curva</w:t>
+      </w:r>
+      <w:r>
+        <w:t xml:space="preserve"> </w:t>
+      </w:r>
+      <w:r>
+        <w:t xml:space="preserve">R-522</w:t>
+      </w:r>
+      <w:r>
+        <w:t xml:space="preserve"> </w:t>
+      </w:r>
+      <w:r>
         <w:t xml:space="preserve">nella</w:t>
       </w:r>
       <w:r>
@@ -1058,7 +1088,23 @@
         <w:t xml:space="preserve"> </w:t>
       </w:r>
       <w:r>
-        <w:t xml:space="preserve">(0.27.0, R-520 e R-521: banana 1.500, bomba 50, bananone 1.500 fisso per il ripiego di S-54, Luigi non aveva risposto). Il sito online non era leggibile dal cloud (</w:t>
+        <w:t xml:space="preserve">(0.27.0, R-520 e R-521: banana 1.500, bomba 50, bananone 1.500 fisso per il ripiego di S-54, Luigi non aveva risposto);</w:t>
+      </w:r>
+      <w:r>
+        <w:t xml:space="preserve"> </w:t>
+      </w:r>
+      <w:r>
+        <w:rPr>
+          <w:bCs/>
+          <w:b/>
+        </w:rPr>
+        <w:t xml:space="preserve">riga 0b</w:t>
+      </w:r>
+      <w:r>
+        <w:t xml:space="preserve"> </w:t>
+      </w:r>
+      <w:r>
+        <w:t xml:space="preserve">(0.27.0, R-522: immuni a banana e bananone lanciati curvando o in aria, anche gli avversari del computer; gli oggetti a terra colpiscono come prima). Il sito online non era leggibile dal cloud (</w:t>
       </w:r>
       <w:r>
         <w:rPr>
@@ -1395,7 +1441,184 @@
         <w:t xml:space="preserve">test_risultati.py</w:t>
       </w:r>
       <w:r>
-        <w:t xml:space="preserve">) vanno allineati. Restano le prove della 0.26.0 (righe 1 e 2) e della 0.26.1 (B-05, B-06) scritte ieri.</w:t>
+        <w:t xml:space="preserve">) vanno allineati. (3) Riga 0b (R-522), nel browser in allenamento con gli avversari (</w:t>
+      </w:r>
+      <w:r>
+        <w:rPr>
+          <w:rStyle w:val="VerbatimChar"/>
+        </w:rPr>
+        <w:t xml:space="preserve">test_oggetti_allenamento.py</w:t>
+      </w:r>
+      <w:r>
+        <w:t xml:space="preserve">) o gara a due: forzare</w:t>
+      </w:r>
+      <w:r>
+        <w:t xml:space="preserve"> </w:t>
+      </w:r>
+      <w:r>
+        <w:rPr>
+          <w:rStyle w:val="VerbatimChar"/>
+        </w:rPr>
+        <w:t xml:space="preserve">stato.bonus</w:t>
+      </w:r>
+      <w:r>
+        <w:t xml:space="preserve"> </w:t>
+      </w:r>
+      <w:r>
+        <w:t xml:space="preserve">e un lancio verso il giocatore con</w:t>
+      </w:r>
+      <w:r>
+        <w:t xml:space="preserve"> </w:t>
+      </w:r>
+      <w:r>
+        <w:rPr>
+          <w:rStyle w:val="VerbatimChar"/>
+        </w:rPr>
+        <w:t xml:space="preserve">keys.left = true</w:t>
+      </w:r>
+      <w:r>
+        <w:t xml:space="preserve"> </w:t>
+      </w:r>
+      <w:r>
+        <w:t xml:space="preserve">tenuto → dopo 450 ms la velocità non va a 0 e compare</w:t>
+      </w:r>
+      <w:r>
+        <w:t xml:space="preserve"> </w:t>
+      </w:r>
+      <w:r>
+        <w:t xml:space="preserve">“</w:t>
+      </w:r>
+      <w:r>
+        <w:t xml:space="preserve">Schivata in curva!</w:t>
+      </w:r>
+      <w:r>
+        <w:t xml:space="preserve">”</w:t>
+      </w:r>
+      <w:r>
+        <w:t xml:space="preserve"> </w:t>
+      </w:r>
+      <w:r>
+        <w:t xml:space="preserve">(</w:t>
+      </w:r>
+      <w:r>
+        <w:rPr>
+          <w:rStyle w:val="VerbatimChar"/>
+        </w:rPr>
+        <w:t xml:space="preserve">dodgedSteer</w:t>
+      </w:r>
+      <w:r>
+        <w:t xml:space="preserve">); stesso lancio senza tasti → fermo 2 s (</w:t>
+      </w:r>
+      <w:r>
+        <w:rPr>
+          <w:rStyle w:val="VerbatimChar"/>
+        </w:rPr>
+        <w:t xml:space="preserve">P.stopFor</w:t>
+      </w:r>
+      <w:r>
+        <w:t xml:space="preserve"> </w:t>
+      </w:r>
+      <w:r>
+        <w:t xml:space="preserve">= 2); bananone con</w:t>
+      </w:r>
+      <w:r>
+        <w:t xml:space="preserve"> </w:t>
+      </w:r>
+      <w:r>
+        <w:rPr>
+          <w:rStyle w:val="VerbatimChar"/>
+        </w:rPr>
+        <w:t xml:space="preserve">keys.right</w:t>
+      </w:r>
+      <w:r>
+        <w:t xml:space="preserve"> </w:t>
+      </w:r>
+      <w:r>
+        <w:t xml:space="preserve">→ nessun fermo; banana A TERRA presa con</w:t>
+      </w:r>
+      <w:r>
+        <w:t xml:space="preserve"> </w:t>
+      </w:r>
+      <w:r>
+        <w:rPr>
+          <w:rStyle w:val="VerbatimChar"/>
+        </w:rPr>
+        <w:t xml:space="preserve">keys.left</w:t>
+      </w:r>
+      <w:r>
+        <w:t xml:space="preserve"> </w:t>
+      </w:r>
+      <w:r>
+        <w:t xml:space="preserve">tenuto → fermo 2 s come la bomba (</w:t>
+      </w:r>
+      <w:r>
+        <w:rPr>
+          <w:rStyle w:val="VerbatimChar"/>
+        </w:rPr>
+        <w:t xml:space="preserve">collideHazards</w:t>
+      </w:r>
+      <w:r>
+        <w:t xml:space="preserve"> </w:t>
+      </w:r>
+      <w:r>
+        <w:t xml:space="preserve">invariata); avversario del computer con</w:t>
+      </w:r>
+      <w:r>
+        <w:t xml:space="preserve"> </w:t>
+      </w:r>
+      <w:r>
+        <w:rPr>
+          <w:rStyle w:val="VerbatimChar"/>
+        </w:rPr>
+        <w:t xml:space="preserve">b.sterzo</w:t>
+      </w:r>
+      <w:r>
+        <w:t xml:space="preserve"> </w:t>
+      </w:r>
+      <w:r>
+        <w:t xml:space="preserve">forzato a 0,5 e</w:t>
+      </w:r>
+      <w:r>
+        <w:t xml:space="preserve"> </w:t>
+      </w:r>
+      <w:r>
+        <w:rPr>
+          <w:rStyle w:val="VerbatimChar"/>
+        </w:rPr>
+        <w:t xml:space="preserve">BOT.colpo(b.id, 'banana')</w:t>
+      </w:r>
+      <w:r>
+        <w:t xml:space="preserve"> </w:t>
+      </w:r>
+      <w:r>
+        <w:t xml:space="preserve">→ non cade (</w:t>
+      </w:r>
+      <w:r>
+        <w:rPr>
+          <w:rStyle w:val="VerbatimChar"/>
+        </w:rPr>
+        <w:t xml:space="preserve">b.crash</w:t>
+      </w:r>
+      <w:r>
+        <w:t xml:space="preserve"> </w:t>
+      </w:r>
+      <w:r>
+        <w:t xml:space="preserve">resta 0), con 0 → cade;</w:t>
+      </w:r>
+      <w:r>
+        <w:t xml:space="preserve"> </w:t>
+      </w:r>
+      <w:r>
+        <w:rPr>
+          <w:rStyle w:val="VerbatimChar"/>
+        </w:rPr>
+        <w:t xml:space="preserve">dodgedSteer</w:t>
+      </w:r>
+      <w:r>
+        <w:t xml:space="preserve"> </w:t>
+      </w:r>
+      <w:r>
+        <w:t xml:space="preserve">presente nelle 4 lingue (già nel controllo C2). Restano le prove della 0.26.0 (righe 1 e 2) e della 0.26.1 (B-05, B-06) scritte ieri.</w:t>
       </w:r>
     </w:p>
     <w:p>
@@ -7043,19 +7266,38 @@
         <w:tc>
           <w:tcPr>
             <w:tcW w:type="dxa" w:w="1304"/>
-            <w:shd w:val="clear" w:color="auto" w:fill="D7F0DF"/>
-          </w:tcPr>
-          <w:p>
-            <w:pPr>
-              <w:pStyle w:val="Compact"/>
-              <w:spacing w:after="40"/>
-              <w:jc w:val="left"/>
-            </w:pPr>
-            <w:r>
-              <w:rPr>
-                <w:sz w:val="19"/>
-              </w:rPr>
-              <w:t xml:space="preserve">Sì</w:t>
+          </w:tcPr>
+          <w:p>
+            <w:pPr>
+              <w:pStyle w:val="Compact"/>
+              <w:spacing w:after="40"/>
+              <w:jc w:val="left"/>
+            </w:pPr>
+            <w:r>
+              <w:rPr>
+                <w:sz w:val="19"/>
+              </w:rPr>
+              <w:t xml:space="preserve">Sì ·</w:t>
+            </w:r>
+            <w:r>
+              <w:rPr>
+                <w:sz w:val="19"/>
+              </w:rPr>
+              <w:t xml:space="preserve"> </w:t>
+            </w:r>
+            <w:r>
+              <w:rPr>
+                <w:bCs/>
+                <w:b/>
+                <w:sz w:val="19"/>
+              </w:rPr>
+              <w:t xml:space="preserve">scritta il 29/10 all’1:00</w:t>
+            </w:r>
+            <w:r>
+              <w:rPr>
+                <w:sz w:val="19"/>
+              </w:rPr>
+              <w:t xml:space="preserve">, da provare alle 9:30</w:t>
             </w:r>
           </w:p>
         </w:tc>
@@ -25612,19 +25854,19 @@
         <w:tc>
           <w:tcPr>
             <w:tcW w:type="dxa" w:w="1134"/>
-            <w:shd w:val="clear" w:color="auto" w:fill="FDE2D6"/>
-          </w:tcPr>
-          <w:p>
-            <w:pPr>
-              <w:pStyle w:val="Compact"/>
-              <w:spacing w:after="40"/>
-              <w:jc w:val="left"/>
-            </w:pPr>
-            <w:r>
-              <w:rPr>
-                <w:sz w:val="19"/>
-              </w:rPr>
-              <w:t xml:space="preserve">Da fare</w:t>
+            <w:shd w:val="clear" w:color="auto" w:fill="FFF1C7"/>
+          </w:tcPr>
+          <w:p>
+            <w:pPr>
+              <w:pStyle w:val="Compact"/>
+              <w:spacing w:after="40"/>
+              <w:jc w:val="left"/>
+            </w:pPr>
+            <w:r>
+              <w:rPr>
+                <w:sz w:val="19"/>
+              </w:rPr>
+              <w:t xml:space="preserve">In corso</w:t>
             </w:r>
           </w:p>
         </w:tc>
@@ -25642,7 +25884,228 @@
               <w:rPr>
                 <w:sz w:val="19"/>
               </w:rPr>
-              <w:t xml:space="preserve">Luigi, 28/10 alle 23:37 e 23:40. Allarga R-241 (oggi solo in aria). Conseguenza da sapere: la banana lanciata, che costa 1.500, si schiva tenendo premuta una freccia; la bomba a terra no. Riga 0b, 0.27.0</w:t>
+              <w:t xml:space="preserve">Luigi, 28/10 alle 23:37 e 23:40. Allarga R-241 (oggi solo in aria). Conseguenza da sapere: la banana lanciata, che costa 1.500, si schiva tenendo premuta una freccia; la bomba a terra no.</w:t>
+            </w:r>
+            <w:r>
+              <w:rPr>
+                <w:sz w:val="19"/>
+              </w:rPr>
+              <w:t xml:space="preserve"> </w:t>
+            </w:r>
+            <w:r>
+              <w:rPr>
+                <w:bCs/>
+                <w:b/>
+                <w:sz w:val="19"/>
+              </w:rPr>
+              <w:t xml:space="preserve">Scritto nella 0.27.0</w:t>
+            </w:r>
+            <w:r>
+              <w:rPr>
+                <w:sz w:val="19"/>
+              </w:rPr>
+              <w:t xml:space="preserve"> </w:t>
+            </w:r>
+            <w:r>
+              <w:rPr>
+                <w:sz w:val="19"/>
+              </w:rPr>
+              <w:t xml:space="preserve">(29/10, 1:00, senza prove): in</w:t>
+            </w:r>
+            <w:r>
+              <w:rPr>
+                <w:sz w:val="19"/>
+              </w:rPr>
+              <w:t xml:space="preserve"> </w:t>
+            </w:r>
+            <w:r>
+              <w:rPr>
+                <w:rStyle w:val="VerbatimChar"/>
+                <w:sz w:val="19"/>
+              </w:rPr>
+              <w:t xml:space="preserve">bot.js</w:t>
+            </w:r>
+            <w:r>
+              <w:rPr>
+                <w:sz w:val="19"/>
+              </w:rPr>
+              <w:t xml:space="preserve"> </w:t>
+            </w:r>
+            <w:r>
+              <w:rPr>
+                <w:rStyle w:val="VerbatimChar"/>
+                <w:sz w:val="19"/>
+              </w:rPr>
+              <w:t xml:space="preserve">colpo</w:t>
+            </w:r>
+            <w:r>
+              <w:rPr>
+                <w:sz w:val="19"/>
+              </w:rPr>
+              <w:t xml:space="preserve"> </w:t>
+            </w:r>
+            <w:r>
+              <w:rPr>
+                <w:sz w:val="19"/>
+              </w:rPr>
+              <w:t xml:space="preserve">(il punto unico in cui banana e bananone lanciati arrivano, per le persone e per gli avversari guidati da questo dispositivo) chi è in aria o sta sterzando (</w:t>
+            </w:r>
+            <w:r>
+              <w:rPr>
+                <w:rStyle w:val="VerbatimChar"/>
+                <w:sz w:val="19"/>
+              </w:rPr>
+              <w:t xml:space="preserve">stato.sterza</w:t>
+            </w:r>
+            <w:r>
+              <w:rPr>
+                <w:sz w:val="19"/>
+              </w:rPr>
+              <w:t xml:space="preserve">, nuovo in</w:t>
+            </w:r>
+            <w:r>
+              <w:rPr>
+                <w:sz w:val="19"/>
+              </w:rPr>
+              <w:t xml:space="preserve"> </w:t>
+            </w:r>
+            <w:r>
+              <w:rPr>
+                <w:rStyle w:val="VerbatimChar"/>
+                <w:sz w:val="19"/>
+              </w:rPr>
+              <w:t xml:space="preserve">game.js</w:t>
+            </w:r>
+            <w:r>
+              <w:rPr>
+                <w:sz w:val="19"/>
+              </w:rPr>
+              <w:t xml:space="preserve">:</w:t>
+            </w:r>
+            <w:r>
+              <w:rPr>
+                <w:sz w:val="19"/>
+              </w:rPr>
+              <w:t xml:space="preserve"> </w:t>
+            </w:r>
+            <w:r>
+              <w:rPr>
+                <w:rStyle w:val="VerbatimChar"/>
+                <w:sz w:val="19"/>
+              </w:rPr>
+              <w:t xml:space="preserve">inSteer() !== 0</w:t>
+            </w:r>
+            <w:r>
+              <w:rPr>
+                <w:sz w:val="19"/>
+              </w:rPr>
+              <w:t xml:space="preserve">, cioè ← → o A/D premuti o rotellina di lato oltre la zona morta) non cade e vede</w:t>
+            </w:r>
+            <w:r>
+              <w:rPr>
+                <w:sz w:val="19"/>
+              </w:rPr>
+              <w:t xml:space="preserve"> </w:t>
+            </w:r>
+            <w:r>
+              <w:rPr>
+                <w:sz w:val="19"/>
+              </w:rPr>
+              <w:t xml:space="preserve">“</w:t>
+            </w:r>
+            <w:r>
+              <w:rPr>
+                <w:sz w:val="19"/>
+              </w:rPr>
+              <w:t xml:space="preserve">Schivata in curva!</w:t>
+            </w:r>
+            <w:r>
+              <w:rPr>
+                <w:sz w:val="19"/>
+              </w:rPr>
+              <w:t xml:space="preserve">”</w:t>
+            </w:r>
+            <w:r>
+              <w:rPr>
+                <w:sz w:val="19"/>
+              </w:rPr>
+              <w:t xml:space="preserve"> </w:t>
+            </w:r>
+            <w:r>
+              <w:rPr>
+                <w:sz w:val="19"/>
+              </w:rPr>
+              <w:t xml:space="preserve">(</w:t>
+            </w:r>
+            <w:r>
+              <w:rPr>
+                <w:rStyle w:val="VerbatimChar"/>
+                <w:sz w:val="19"/>
+              </w:rPr>
+              <w:t xml:space="preserve">dodgedSteer</w:t>
+            </w:r>
+            <w:r>
+              <w:rPr>
+                <w:sz w:val="19"/>
+              </w:rPr>
+              <w:t xml:space="preserve">, 4 lingue); gli avversari del computer salvano lo sterzo di ogni passo in</w:t>
+            </w:r>
+            <w:r>
+              <w:rPr>
+                <w:sz w:val="19"/>
+              </w:rPr>
+              <w:t xml:space="preserve"> </w:t>
+            </w:r>
+            <w:r>
+              <w:rPr>
+                <w:rStyle w:val="VerbatimChar"/>
+                <w:sz w:val="19"/>
+              </w:rPr>
+              <w:t xml:space="preserve">b.sterzo</w:t>
+            </w:r>
+            <w:r>
+              <w:rPr>
+                <w:sz w:val="19"/>
+              </w:rPr>
+              <w:t xml:space="preserve"> </w:t>
+            </w:r>
+            <w:r>
+              <w:rPr>
+                <w:sz w:val="19"/>
+              </w:rPr>
+              <w:t xml:space="preserve">e schivano se è oltre 0,3 o sono in aria. Gli oggetti a terra (</w:t>
+            </w:r>
+            <w:r>
+              <w:rPr>
+                <w:rStyle w:val="VerbatimChar"/>
+                <w:sz w:val="19"/>
+              </w:rPr>
+              <w:t xml:space="preserve">oggetti.js</w:t>
+            </w:r>
+            <w:r>
+              <w:rPr>
+                <w:sz w:val="19"/>
+              </w:rPr>
+              <w:t xml:space="preserve">,</w:t>
+            </w:r>
+            <w:r>
+              <w:rPr>
+                <w:sz w:val="19"/>
+              </w:rPr>
+              <w:t xml:space="preserve"> </w:t>
+            </w:r>
+            <w:r>
+              <w:rPr>
+                <w:rStyle w:val="VerbatimChar"/>
+                <w:sz w:val="19"/>
+              </w:rPr>
+              <w:t xml:space="preserve">collideHazards</w:t>
+            </w:r>
+            <w:r>
+              <w:rPr>
+                <w:sz w:val="19"/>
+              </w:rPr>
+              <w:t xml:space="preserve">) non cambiano. Riga 0b</w:t>
             </w:r>
           </w:p>
         </w:tc>

--- a/docs/CYF-Gaming-Requisiti-da-Implementare-o-Bachi.docx
+++ b/docs/CYF-Gaming-Requisiti-da-Implementare-o-Bachi.docx
@@ -189,6 +189,48 @@
         <w:t xml:space="preserve"> </w:t>
       </w:r>
       <w:r>
+        <w:t xml:space="preserve">e</w:t>
+      </w:r>
+      <w:r>
+        <w:t xml:space="preserve"> </w:t>
+      </w:r>
+      <w:r>
+        <w:t xml:space="preserve">la</w:t>
+      </w:r>
+      <w:r>
+        <w:t xml:space="preserve"> </w:t>
+      </w:r>
+      <w:r>
+        <w:t xml:space="preserve">rotellina</w:t>
+      </w:r>
+      <w:r>
+        <w:t xml:space="preserve"> </w:t>
+      </w:r>
+      <w:r>
+        <w:t xml:space="preserve">come</w:t>
+      </w:r>
+      <w:r>
+        <w:t xml:space="preserve"> </w:t>
+      </w:r>
+      <w:r>
+        <w:t xml:space="preserve">la</w:t>
+      </w:r>
+      <w:r>
+        <w:t xml:space="preserve"> </w:t>
+      </w:r>
+      <w:r>
+        <w:t xml:space="preserve">tastiera</w:t>
+      </w:r>
+      <w:r>
+        <w:t xml:space="preserve"> </w:t>
+      </w:r>
+      <w:r>
+        <w:t xml:space="preserve">R-523</w:t>
+      </w:r>
+      <w:r>
+        <w:t xml:space="preserve"> </w:t>
+      </w:r>
+      <w:r>
         <w:t xml:space="preserve">nella</w:t>
       </w:r>
       <w:r>
@@ -1104,7 +1146,23 @@
         <w:t xml:space="preserve"> </w:t>
       </w:r>
       <w:r>
-        <w:t xml:space="preserve">(0.27.0, R-522: immuni a banana e bananone lanciati curvando o in aria, anche gli avversari del computer; gli oggetti a terra colpiscono come prima). Il sito online non era leggibile dal cloud (</w:t>
+        <w:t xml:space="preserve">(0.27.0, R-522: immuni a banana e bananone lanciati curvando o in aria, anche gli avversari del computer; gli oggetti a terra colpiscono come prima);</w:t>
+      </w:r>
+      <w:r>
+        <w:t xml:space="preserve"> </w:t>
+      </w:r>
+      <w:r>
+        <w:rPr>
+          <w:bCs/>
+          <w:b/>
+        </w:rPr>
+        <w:t xml:space="preserve">riga 0c</w:t>
+      </w:r>
+      <w:r>
+        <w:t xml:space="preserve"> </w:t>
+      </w:r>
+      <w:r>
+        <w:t xml:space="preserve">(0.27.0, R-523: rotellina del telefono come la tastiera, giù = accelera e il rider si abbassa, su = frena e il rider si alza un po’; in aria gli stessi salti mortali delle frecce). Il sito online non era leggibile dal cloud (</w:t>
       </w:r>
       <w:r>
         <w:rPr>
@@ -1618,7 +1676,151 @@
         <w:t xml:space="preserve"> </w:t>
       </w:r>
       <w:r>
-        <w:t xml:space="preserve">presente nelle 4 lingue (già nel controllo C2). Restano le prove della 0.26.0 (righe 1 e 2) e della 0.26.1 (B-05, B-06) scritte ieri.</w:t>
+        <w:t xml:space="preserve">presente nelle 4 lingue (già nel controllo C2). (4) Riga 0c (R-523), in</w:t>
+      </w:r>
+      <w:r>
+        <w:t xml:space="preserve"> </w:t>
+      </w:r>
+      <w:r>
+        <w:rPr>
+          <w:rStyle w:val="VerbatimChar"/>
+        </w:rPr>
+        <w:t xml:space="preserve">test_gioco.py</w:t>
+      </w:r>
+      <w:r>
+        <w:t xml:space="preserve"> </w:t>
+      </w:r>
+      <w:r>
+        <w:t xml:space="preserve">con il telefono simulato (</w:t>
+      </w:r>
+      <w:r>
+        <w:rPr>
+          <w:rStyle w:val="VerbatimChar"/>
+        </w:rPr>
+        <w:t xml:space="preserve">test_comandi.py</w:t>
+      </w:r>
+      <w:r>
+        <w:t xml:space="preserve"> </w:t>
+      </w:r>
+      <w:r>
+        <w:t xml:space="preserve">se la rotellina è lì): rotellina tenuta in basso (</w:t>
+      </w:r>
+      <w:r>
+        <w:rPr>
+          <w:rStyle w:val="VerbatimChar"/>
+        </w:rPr>
+        <w:t xml:space="preserve">stick.y</w:t>
+      </w:r>
+      <w:r>
+        <w:t xml:space="preserve"> </w:t>
+      </w:r>
+      <w:r>
+        <w:t xml:space="preserve">= 1, cioè puntatore sotto il centro) → dopo qualche secondo la velocità arriva a ~20,5 m/s e</w:t>
+      </w:r>
+      <w:r>
+        <w:t xml:space="preserve"> </w:t>
+      </w:r>
+      <w:r>
+        <w:rPr>
+          <w:rStyle w:val="VerbatimChar"/>
+        </w:rPr>
+        <w:t xml:space="preserve">tuckS</w:t>
+      </w:r>
+      <w:r>
+        <w:t xml:space="preserve"> </w:t>
+      </w:r>
+      <w:r>
+        <w:t xml:space="preserve">→ 1 (rider abbassato); tenuta in alto (</w:t>
+      </w:r>
+      <w:r>
+        <w:rPr>
+          <w:rStyle w:val="VerbatimChar"/>
+        </w:rPr>
+        <w:t xml:space="preserve">stick.y</w:t>
+      </w:r>
+      <w:r>
+        <w:t xml:space="preserve"> </w:t>
+      </w:r>
+      <w:r>
+        <w:t xml:space="preserve">= −1) → la velocità scende verso ~9,5 m/s e</w:t>
+      </w:r>
+      <w:r>
+        <w:t xml:space="preserve"> </w:t>
+      </w:r>
+      <w:r>
+        <w:rPr>
+          <w:rStyle w:val="VerbatimChar"/>
+        </w:rPr>
+        <w:t xml:space="preserve">J.hipL.y</w:t>
+      </w:r>
+      <w:r>
+        <w:t xml:space="preserve"> </w:t>
+      </w:r>
+      <w:r>
+        <w:t xml:space="preserve">del rider (o la y del bacino) è più alta di almeno 5 cm rispetto alla corsa normale senza comandi; in aria rotellina in alto = stesso segno di</w:t>
+      </w:r>
+      <w:r>
+        <w:t xml:space="preserve"> </w:t>
+      </w:r>
+      <w:r>
+        <w:rPr>
+          <w:rStyle w:val="VerbatimChar"/>
+        </w:rPr>
+        <w:t xml:space="preserve">P.flip</w:t>
+      </w:r>
+      <w:r>
+        <w:t xml:space="preserve"> </w:t>
+      </w:r>
+      <w:r>
+        <w:t xml:space="preserve">della freccia su, in basso = della freccia giù; tastiera invariata (freccia giù accelera, freccia su frena);</w:t>
+      </w:r>
+      <w:r>
+        <w:t xml:space="preserve"> </w:t>
+      </w:r>
+      <w:r>
+        <w:rPr>
+          <w:rStyle w:val="VerbatimChar"/>
+        </w:rPr>
+        <w:t xml:space="preserve">tStick</w:t>
+      </w:r>
+      <w:r>
+        <w:t xml:space="preserve">/</w:t>
+      </w:r>
+      <w:r>
+        <w:rPr>
+          <w:rStyle w:val="VerbatimChar"/>
+        </w:rPr>
+        <w:t xml:space="preserve">stickAria</w:t>
+      </w:r>
+      <w:r>
+        <w:t xml:space="preserve"> </w:t>
+      </w:r>
+      <w:r>
+        <w:t xml:space="preserve">dicono</w:t>
+      </w:r>
+      <w:r>
+        <w:t xml:space="preserve"> </w:t>
+      </w:r>
+      <w:r>
+        <w:t xml:space="preserve">“</w:t>
+      </w:r>
+      <w:r>
+        <w:t xml:space="preserve">giù per accelerare</w:t>
+      </w:r>
+      <w:r>
+        <w:t xml:space="preserve">”</w:t>
+      </w:r>
+      <w:r>
+        <w:t xml:space="preserve">. Le prove esistenti che usano la rotellina in alto per accelerare (</w:t>
+      </w:r>
+      <w:r>
+        <w:rPr>
+          <w:rStyle w:val="VerbatimChar"/>
+        </w:rPr>
+        <w:t xml:space="preserve">test_comandi.py</w:t>
+      </w:r>
+      <w:r>
+        <w:t xml:space="preserve">, R-210/R-211 nel giro del 25/10) vanno invertite. Restano le prove della 0.26.0 (righe 1 e 2) e della 0.26.1 (B-05, B-06) scritte ieri.</w:t>
       </w:r>
     </w:p>
     <w:p>
@@ -7873,19 +8075,38 @@
         <w:tc>
           <w:tcPr>
             <w:tcW w:type="dxa" w:w="1304"/>
-            <w:shd w:val="clear" w:color="auto" w:fill="D7F0DF"/>
-          </w:tcPr>
-          <w:p>
-            <w:pPr>
-              <w:pStyle w:val="Compact"/>
-              <w:spacing w:after="40"/>
-              <w:jc w:val="left"/>
-            </w:pPr>
-            <w:r>
-              <w:rPr>
-                <w:sz w:val="19"/>
-              </w:rPr>
-              <w:t xml:space="preserve">Sì</w:t>
+          </w:tcPr>
+          <w:p>
+            <w:pPr>
+              <w:pStyle w:val="Compact"/>
+              <w:spacing w:after="40"/>
+              <w:jc w:val="left"/>
+            </w:pPr>
+            <w:r>
+              <w:rPr>
+                <w:sz w:val="19"/>
+              </w:rPr>
+              <w:t xml:space="preserve">Sì ·</w:t>
+            </w:r>
+            <w:r>
+              <w:rPr>
+                <w:sz w:val="19"/>
+              </w:rPr>
+              <w:t xml:space="preserve"> </w:t>
+            </w:r>
+            <w:r>
+              <w:rPr>
+                <w:bCs/>
+                <w:b/>
+                <w:sz w:val="19"/>
+              </w:rPr>
+              <w:t xml:space="preserve">scritta il 29/10 all’1:00</w:t>
+            </w:r>
+            <w:r>
+              <w:rPr>
+                <w:sz w:val="19"/>
+              </w:rPr>
+              <w:t xml:space="preserve">, da provare alle 9:30</w:t>
             </w:r>
           </w:p>
         </w:tc>
@@ -26228,19 +26449,19 @@
         <w:tc>
           <w:tcPr>
             <w:tcW w:type="dxa" w:w="1134"/>
-            <w:shd w:val="clear" w:color="auto" w:fill="FDE2D6"/>
-          </w:tcPr>
-          <w:p>
-            <w:pPr>
-              <w:pStyle w:val="Compact"/>
-              <w:spacing w:after="40"/>
-              <w:jc w:val="left"/>
-            </w:pPr>
-            <w:r>
-              <w:rPr>
-                <w:sz w:val="19"/>
-              </w:rPr>
-              <w:t xml:space="preserve">Da fare</w:t>
+            <w:shd w:val="clear" w:color="auto" w:fill="FFF1C7"/>
+          </w:tcPr>
+          <w:p>
+            <w:pPr>
+              <w:pStyle w:val="Compact"/>
+              <w:spacing w:after="40"/>
+              <w:jc w:val="left"/>
+            </w:pPr>
+            <w:r>
+              <w:rPr>
+                <w:sz w:val="19"/>
+              </w:rPr>
+              <w:t xml:space="preserve">In corso</w:t>
             </w:r>
           </w:p>
         </w:tc>
@@ -26288,7 +26509,303 @@
               <w:rPr>
                 <w:sz w:val="19"/>
               </w:rPr>
-              <w:t xml:space="preserve">. Cambia R-210 e chiude S-20 (era ▲ accelera). Tastiera invariata. Riga 0c, 0.27.0</w:t>
+              <w:t xml:space="preserve">. Cambia R-210 e chiude S-20 (era ▲ accelera). Tastiera invariata.</w:t>
+            </w:r>
+            <w:r>
+              <w:rPr>
+                <w:sz w:val="19"/>
+              </w:rPr>
+              <w:t xml:space="preserve"> </w:t>
+            </w:r>
+            <w:r>
+              <w:rPr>
+                <w:bCs/>
+                <w:b/>
+                <w:sz w:val="19"/>
+              </w:rPr>
+              <w:t xml:space="preserve">Scritto nella 0.27.0</w:t>
+            </w:r>
+            <w:r>
+              <w:rPr>
+                <w:sz w:val="19"/>
+              </w:rPr>
+              <w:t xml:space="preserve"> </w:t>
+            </w:r>
+            <w:r>
+              <w:rPr>
+                <w:sz w:val="19"/>
+              </w:rPr>
+              <w:t xml:space="preserve">(29/10, 1:00, senza prove): in</w:t>
+            </w:r>
+            <w:r>
+              <w:rPr>
+                <w:sz w:val="19"/>
+              </w:rPr>
+              <w:t xml:space="preserve"> </w:t>
+            </w:r>
+            <w:r>
+              <w:rPr>
+                <w:rStyle w:val="VerbatimChar"/>
+                <w:sz w:val="19"/>
+              </w:rPr>
+              <w:t xml:space="preserve">comandi.js</w:t>
+            </w:r>
+            <w:r>
+              <w:rPr>
+                <w:sz w:val="19"/>
+              </w:rPr>
+              <w:t xml:space="preserve"> </w:t>
+            </w:r>
+            <w:r>
+              <w:rPr>
+                <w:rStyle w:val="VerbatimChar"/>
+                <w:sz w:val="19"/>
+              </w:rPr>
+              <w:t xml:space="preserve">inFast</w:t>
+            </w:r>
+            <w:r>
+              <w:rPr>
+                <w:sz w:val="19"/>
+              </w:rPr>
+              <w:t xml:space="preserve"> </w:t>
+            </w:r>
+            <w:r>
+              <w:rPr>
+                <w:sz w:val="19"/>
+              </w:rPr>
+              <w:t xml:space="preserve">= freccia giù o</w:t>
+            </w:r>
+            <w:r>
+              <w:rPr>
+                <w:sz w:val="19"/>
+              </w:rPr>
+              <w:t xml:space="preserve"> </w:t>
+            </w:r>
+            <w:r>
+              <w:rPr>
+                <w:rStyle w:val="VerbatimChar"/>
+                <w:sz w:val="19"/>
+              </w:rPr>
+              <w:t xml:space="preserve">stick.y &gt; 0.35</w:t>
+            </w:r>
+            <w:r>
+              <w:rPr>
+                <w:sz w:val="19"/>
+              </w:rPr>
+              <w:t xml:space="preserve"> </w:t>
+            </w:r>
+            <w:r>
+              <w:rPr>
+                <w:sz w:val="19"/>
+              </w:rPr>
+              <w:t xml:space="preserve">(dito in basso),</w:t>
+            </w:r>
+            <w:r>
+              <w:rPr>
+                <w:sz w:val="19"/>
+              </w:rPr>
+              <w:t xml:space="preserve"> </w:t>
+            </w:r>
+            <w:r>
+              <w:rPr>
+                <w:rStyle w:val="VerbatimChar"/>
+                <w:sz w:val="19"/>
+              </w:rPr>
+              <w:t xml:space="preserve">inSlow</w:t>
+            </w:r>
+            <w:r>
+              <w:rPr>
+                <w:sz w:val="19"/>
+              </w:rPr>
+              <w:t xml:space="preserve"> </w:t>
+            </w:r>
+            <w:r>
+              <w:rPr>
+                <w:sz w:val="19"/>
+              </w:rPr>
+              <w:t xml:space="preserve">= freccia su o</w:t>
+            </w:r>
+            <w:r>
+              <w:rPr>
+                <w:sz w:val="19"/>
+              </w:rPr>
+              <w:t xml:space="preserve"> </w:t>
+            </w:r>
+            <w:r>
+              <w:rPr>
+                <w:rStyle w:val="VerbatimChar"/>
+                <w:sz w:val="19"/>
+              </w:rPr>
+              <w:t xml:space="preserve">stick.y &lt; -0.35</w:t>
+            </w:r>
+            <w:r>
+              <w:rPr>
+                <w:sz w:val="19"/>
+              </w:rPr>
+              <w:t xml:space="preserve">; in</w:t>
+            </w:r>
+            <w:r>
+              <w:rPr>
+                <w:sz w:val="19"/>
+              </w:rPr>
+              <w:t xml:space="preserve"> </w:t>
+            </w:r>
+            <w:r>
+              <w:rPr>
+                <w:rStyle w:val="VerbatimChar"/>
+                <w:sz w:val="19"/>
+              </w:rPr>
+              <w:t xml:space="preserve">game.js</w:t>
+            </w:r>
+            <w:r>
+              <w:rPr>
+                <w:sz w:val="19"/>
+              </w:rPr>
+              <w:t xml:space="preserve"> </w:t>
+            </w:r>
+            <w:r>
+              <w:rPr>
+                <w:rStyle w:val="VerbatimChar"/>
+                <w:sz w:val="19"/>
+              </w:rPr>
+              <w:t xml:space="preserve">flipIn</w:t>
+            </w:r>
+            <w:r>
+              <w:rPr>
+                <w:sz w:val="19"/>
+              </w:rPr>
+              <w:t xml:space="preserve"> </w:t>
+            </w:r>
+            <w:r>
+              <w:rPr>
+                <w:sz w:val="19"/>
+              </w:rPr>
+              <w:t xml:space="preserve">con gli stessi segni, così in aria su/giù fanno lo stesso salto mortale delle frecce; in</w:t>
+            </w:r>
+            <w:r>
+              <w:rPr>
+                <w:sz w:val="19"/>
+              </w:rPr>
+              <w:t xml:space="preserve"> </w:t>
+            </w:r>
+            <w:r>
+              <w:rPr>
+                <w:rStyle w:val="VerbatimChar"/>
+                <w:sz w:val="19"/>
+              </w:rPr>
+              <w:t xml:space="preserve">rider.js</w:t>
+            </w:r>
+            <w:r>
+              <w:rPr>
+                <w:sz w:val="19"/>
+              </w:rPr>
+              <w:t xml:space="preserve"> </w:t>
+            </w:r>
+            <w:r>
+              <w:rPr>
+                <w:rStyle w:val="VerbatimChar"/>
+                <w:sz w:val="19"/>
+              </w:rPr>
+              <w:t xml:space="preserve">pose</w:t>
+            </w:r>
+            <w:r>
+              <w:rPr>
+                <w:sz w:val="19"/>
+              </w:rPr>
+              <w:t xml:space="preserve"> </w:t>
+            </w:r>
+            <w:r>
+              <w:rPr>
+                <w:sz w:val="19"/>
+              </w:rPr>
+              <w:t xml:space="preserve">con la frenata (</w:t>
+            </w:r>
+            <w:r>
+              <w:rPr>
+                <w:rStyle w:val="VerbatimChar"/>
+                <w:sz w:val="19"/>
+              </w:rPr>
+              <w:t xml:space="preserve">fwd</w:t>
+            </w:r>
+            <w:r>
+              <w:rPr>
+                <w:sz w:val="19"/>
+              </w:rPr>
+              <w:t xml:space="preserve">) le ginocchia si piegano la metà e le anche salgono di 6 cm più la metà dell’accovacciamento (almeno 5 cm rispetto alla corsa normale), vale anche per gli altri giocatori visti in pista; testi</w:t>
+            </w:r>
+            <w:r>
+              <w:rPr>
+                <w:sz w:val="19"/>
+              </w:rPr>
+              <w:t xml:space="preserve"> </w:t>
+            </w:r>
+            <w:r>
+              <w:rPr>
+                <w:rStyle w:val="VerbatimChar"/>
+                <w:sz w:val="19"/>
+              </w:rPr>
+              <w:t xml:space="preserve">tStick</w:t>
+            </w:r>
+            <w:r>
+              <w:rPr>
+                <w:sz w:val="19"/>
+              </w:rPr>
+              <w:t xml:space="preserve"> </w:t>
+            </w:r>
+            <w:r>
+              <w:rPr>
+                <w:sz w:val="19"/>
+              </w:rPr>
+              <w:t xml:space="preserve">e</w:t>
+            </w:r>
+            <w:r>
+              <w:rPr>
+                <w:sz w:val="19"/>
+              </w:rPr>
+              <w:t xml:space="preserve"> </w:t>
+            </w:r>
+            <w:r>
+              <w:rPr>
+                <w:rStyle w:val="VerbatimChar"/>
+                <w:sz w:val="19"/>
+              </w:rPr>
+              <w:t xml:space="preserve">stickAria</w:t>
+            </w:r>
+            <w:r>
+              <w:rPr>
+                <w:sz w:val="19"/>
+              </w:rPr>
+              <w:t xml:space="preserve"> </w:t>
+            </w:r>
+            <w:r>
+              <w:rPr>
+                <w:sz w:val="19"/>
+              </w:rPr>
+              <w:t xml:space="preserve">nelle 4 lingue (</w:t>
+            </w:r>
+            <w:r>
+              <w:rPr>
+                <w:sz w:val="19"/>
+              </w:rPr>
+              <w:t xml:space="preserve">“</w:t>
+            </w:r>
+            <w:r>
+              <w:rPr>
+                <w:sz w:val="19"/>
+              </w:rPr>
+              <w:t xml:space="preserve">▼ accelera (ti abbassi), ▲ frena (ti alzi)</w:t>
+            </w:r>
+            <w:r>
+              <w:rPr>
+                <w:sz w:val="19"/>
+              </w:rPr>
+              <w:t xml:space="preserve">”</w:t>
+            </w:r>
+            <w:r>
+              <w:rPr>
+                <w:sz w:val="19"/>
+              </w:rPr>
+              <w:t xml:space="preserve">). Riga 0c</w:t>
             </w:r>
           </w:p>
         </w:tc>

--- a/docs/CYF-Gaming-Requisiti-da-Implementare-o-Bachi.docx
+++ b/docs/CYF-Gaming-Requisiti-da-Implementare-o-Bachi.docx
@@ -237,7 +237,49 @@
         <w:t xml:space="preserve"> </w:t>
       </w:r>
       <w:r>
-        <w:t xml:space="preserve">0.27.0</w:t>
+        <w:t xml:space="preserve">0.27.0,</w:t>
+      </w:r>
+      <w:r>
+        <w:t xml:space="preserve"> </w:t>
+      </w:r>
+      <w:r>
+        <w:t xml:space="preserve">allenamento</w:t>
+      </w:r>
+      <w:r>
+        <w:t xml:space="preserve"> </w:t>
+      </w:r>
+      <w:r>
+        <w:t xml:space="preserve">uguale</w:t>
+      </w:r>
+      <w:r>
+        <w:t xml:space="preserve"> </w:t>
+      </w:r>
+      <w:r>
+        <w:t xml:space="preserve">alla</w:t>
+      </w:r>
+      <w:r>
+        <w:t xml:space="preserve"> </w:t>
+      </w:r>
+      <w:r>
+        <w:t xml:space="preserve">gara</w:t>
+      </w:r>
+      <w:r>
+        <w:t xml:space="preserve"> </w:t>
+      </w:r>
+      <w:r>
+        <w:t xml:space="preserve">R-519</w:t>
+      </w:r>
+      <w:r>
+        <w:t xml:space="preserve"> </w:t>
+      </w:r>
+      <w:r>
+        <w:t xml:space="preserve">nella</w:t>
+      </w:r>
+      <w:r>
+        <w:t xml:space="preserve"> </w:t>
+      </w:r>
+      <w:r>
+        <w:t xml:space="preserve">0.28.0</w:t>
       </w:r>
       <w:r>
         <w:t xml:space="preserve"> </w:t>
@@ -1162,7 +1204,47 @@
         <w:t xml:space="preserve"> </w:t>
       </w:r>
       <w:r>
-        <w:t xml:space="preserve">(0.27.0, R-523: rotellina del telefono come la tastiera, giù = accelera e il rider si abbassa, su = frena e il rider si alza un po’; in aria gli stessi salti mortali delle frecce). Il sito online non era leggibile dal cloud (</w:t>
+        <w:t xml:space="preserve">(0.27.0, R-523: rotellina del telefono come la tastiera, giù = accelera e il rider si abbassa, su = frena e il rider si alza un po’; in aria gli stessi salti mortali delle frecce);</w:t>
+      </w:r>
+      <w:r>
+        <w:t xml:space="preserve"> </w:t>
+      </w:r>
+      <w:r>
+        <w:rPr>
+          <w:bCs/>
+          <w:b/>
+        </w:rPr>
+        <w:t xml:space="preserve">riga 0</w:t>
+      </w:r>
+      <w:r>
+        <w:t xml:space="preserve"> </w:t>
+      </w:r>
+      <w:r>
+        <w:t xml:space="preserve">(0.28.0, R-519 seconda parte: l’allenamento è una gara vera sul dispositivo con il server finto</w:t>
+      </w:r>
+      <w:r>
+        <w:t xml:space="preserve"> </w:t>
+      </w:r>
+      <w:r>
+        <w:rPr>
+          <w:rStyle w:val="VerbatimChar"/>
+        </w:rPr>
+        <w:t xml:space="preserve">gara_locale.js</w:t>
+      </w:r>
+      <w:r>
+        <w:t xml:space="preserve">, S-53 di ripiego senza vite; regole di fine gara condivise in</w:t>
+      </w:r>
+      <w:r>
+        <w:t xml:space="preserve"> </w:t>
+      </w:r>
+      <w:r>
+        <w:rPr>
+          <w:rStyle w:val="VerbatimChar"/>
+        </w:rPr>
+        <w:t xml:space="preserve">shared/gara.js</w:t>
+      </w:r>
+      <w:r>
+        <w:t xml:space="preserve">). Il sito online non era leggibile dal cloud (</w:t>
       </w:r>
       <w:r>
         <w:rPr>
@@ -1820,7 +1902,592 @@
         <w:t xml:space="preserve">test_comandi.py</w:t>
       </w:r>
       <w:r>
-        <w:t xml:space="preserve">, R-210/R-211 nel giro del 25/10) vanno invertite. Restano le prove della 0.26.0 (righe 1 e 2) e della 0.26.1 (B-05, B-06) scritte ieri.</w:t>
+        <w:t xml:space="preserve">, R-210/R-211 nel giro del 25/10) vanno invertite. (5) Riga 0 (R-519), prova nuova</w:t>
+      </w:r>
+      <w:r>
+        <w:t xml:space="preserve"> </w:t>
+      </w:r>
+      <w:r>
+        <w:rPr>
+          <w:rStyle w:val="VerbatimChar"/>
+        </w:rPr>
+        <w:t xml:space="preserve">test_allenamento_gara.py</w:t>
+      </w:r>
+      <w:r>
+        <w:t xml:space="preserve"> </w:t>
+      </w:r>
+      <w:r>
+        <w:t xml:space="preserve">nel browser (telefono simulato e PC): premere Allenamento → entro 1 s</w:t>
+      </w:r>
+      <w:r>
+        <w:t xml:space="preserve"> </w:t>
+      </w:r>
+      <w:r>
+        <w:rPr>
+          <w:rStyle w:val="VerbatimChar"/>
+        </w:rPr>
+        <w:t xml:space="preserve">mode</w:t>
+      </w:r>
+      <w:r>
+        <w:t xml:space="preserve"> </w:t>
+      </w:r>
+      <w:r>
+        <w:t xml:space="preserve">=</w:t>
+      </w:r>
+      <w:r>
+        <w:t xml:space="preserve"> </w:t>
+      </w:r>
+      <w:r>
+        <w:rPr>
+          <w:rStyle w:val="VerbatimChar"/>
+        </w:rPr>
+        <w:t xml:space="preserve">countdown</w:t>
+      </w:r>
+      <w:r>
+        <w:t xml:space="preserve">,</w:t>
+      </w:r>
+      <w:r>
+        <w:t xml:space="preserve"> </w:t>
+      </w:r>
+      <w:r>
+        <w:rPr>
+          <w:rStyle w:val="VerbatimChar"/>
+        </w:rPr>
+        <w:t xml:space="preserve">#live</w:t>
+      </w:r>
+      <w:r>
+        <w:t xml:space="preserve"> </w:t>
+      </w:r>
+      <w:r>
+        <w:t xml:space="preserve">visibile con 4 righe, nessun banner di attesa e</w:t>
+      </w:r>
+      <w:r>
+        <w:t xml:space="preserve"> </w:t>
+      </w:r>
+      <w:r>
+        <w:rPr>
+          <w:rStyle w:val="VerbatimChar"/>
+        </w:rPr>
+        <w:t xml:space="preserve">#btnPronto</w:t>
+      </w:r>
+      <w:r>
+        <w:t xml:space="preserve"> </w:t>
+      </w:r>
+      <w:r>
+        <w:t xml:space="preserve">nascosto; entro 5 s</w:t>
+      </w:r>
+      <w:r>
+        <w:t xml:space="preserve"> </w:t>
+      </w:r>
+      <w:r>
+        <w:rPr>
+          <w:rStyle w:val="VerbatimChar"/>
+        </w:rPr>
+        <w:t xml:space="preserve">net.startAt</w:t>
+      </w:r>
+      <w:r>
+        <w:t xml:space="preserve"> </w:t>
+      </w:r>
+      <w:r>
+        <w:t xml:space="preserve">&gt; 0 e il 3-2-1 (</w:t>
+      </w:r>
+      <w:r>
+        <w:rPr>
+          <w:rStyle w:val="VerbatimChar"/>
+        </w:rPr>
+        <w:t xml:space="preserve">#count</w:t>
+      </w:r>
+      <w:r>
+        <w:t xml:space="preserve"> </w:t>
+      </w:r>
+      <w:r>
+        <w:t xml:space="preserve">mostra 3, 2, 1, VIA);</w:t>
+      </w:r>
+      <w:r>
+        <w:t xml:space="preserve"> </w:t>
+      </w:r>
+      <w:r>
+        <w:rPr>
+          <w:rStyle w:val="VerbatimChar"/>
+        </w:rPr>
+        <w:t xml:space="preserve">raceLen</w:t>
+      </w:r>
+      <w:r>
+        <w:t xml:space="preserve"> </w:t>
+      </w:r>
+      <w:r>
+        <w:t xml:space="preserve">= 2000 e</w:t>
+      </w:r>
+      <w:r>
+        <w:t xml:space="preserve"> </w:t>
+      </w:r>
+      <w:r>
+        <w:rPr>
+          <w:rStyle w:val="VerbatimChar"/>
+        </w:rPr>
+        <w:t xml:space="preserve">#k4</w:t>
+      </w:r>
+      <w:r>
+        <w:t xml:space="preserve"> </w:t>
+      </w:r>
+      <w:r>
+        <w:t xml:space="preserve">=</w:t>
+      </w:r>
+      <w:r>
+        <w:t xml:space="preserve"> </w:t>
+      </w:r>
+      <w:r>
+        <w:t xml:space="preserve">“</w:t>
+      </w:r>
+      <w:r>
+        <w:t xml:space="preserve">Mancano</w:t>
+      </w:r>
+      <w:r>
+        <w:t xml:space="preserve">”</w:t>
+      </w:r>
+      <w:r>
+        <w:t xml:space="preserve">;</w:t>
+      </w:r>
+      <w:r>
+        <w:t xml:space="preserve"> </w:t>
+      </w:r>
+      <w:r>
+        <w:rPr>
+          <w:rStyle w:val="VerbatimChar"/>
+        </w:rPr>
+        <w:t xml:space="preserve">#hLives</w:t>
+      </w:r>
+      <w:r>
+        <w:t xml:space="preserve"> </w:t>
+      </w:r>
+      <w:r>
+        <w:t xml:space="preserve">nascosto; i pulsanti 🍌 💣 attivi; con il rider portato al traguardo (</w:t>
+      </w:r>
+      <w:r>
+        <w:rPr>
+          <w:rStyle w:val="VerbatimChar"/>
+        </w:rPr>
+        <w:t xml:space="preserve">P.z = -2001</w:t>
+      </w:r>
+      <w:r>
+        <w:t xml:space="preserve"> </w:t>
+      </w:r>
+      <w:r>
+        <w:t xml:space="preserve">o velocità forzata) →</w:t>
+      </w:r>
+      <w:r>
+        <w:t xml:space="preserve"> </w:t>
+      </w:r>
+      <w:r>
+        <w:rPr>
+          <w:rStyle w:val="VerbatimChar"/>
+        </w:rPr>
+        <w:t xml:space="preserve">mode</w:t>
+      </w:r>
+      <w:r>
+        <w:t xml:space="preserve"> </w:t>
+      </w:r>
+      <w:r>
+        <w:t xml:space="preserve">=</w:t>
+      </w:r>
+      <w:r>
+        <w:t xml:space="preserve"> </w:t>
+      </w:r>
+      <w:r>
+        <w:rPr>
+          <w:rStyle w:val="VerbatimChar"/>
+        </w:rPr>
+        <w:t xml:space="preserve">finished</w:t>
+      </w:r>
+      <w:r>
+        <w:t xml:space="preserve">, poi</w:t>
+      </w:r>
+      <w:r>
+        <w:t xml:space="preserve"> </w:t>
+      </w:r>
+      <w:r>
+        <w:rPr>
+          <w:rStyle w:val="VerbatimChar"/>
+        </w:rPr>
+        <w:t xml:space="preserve">results</w:t>
+      </w:r>
+      <w:r>
+        <w:t xml:space="preserve">:</w:t>
+      </w:r>
+      <w:r>
+        <w:t xml:space="preserve"> </w:t>
+      </w:r>
+      <w:r>
+        <w:rPr>
+          <w:rStyle w:val="VerbatimChar"/>
+        </w:rPr>
+        <w:t xml:space="preserve">#raceResults</w:t>
+      </w:r>
+      <w:r>
+        <w:t xml:space="preserve"> </w:t>
+      </w:r>
+      <w:r>
+        <w:t xml:space="preserve">visibile con 4 righe, la propria con il tempo,</w:t>
+      </w:r>
+      <w:r>
+        <w:t xml:space="preserve"> </w:t>
+      </w:r>
+      <w:r>
+        <w:rPr>
+          <w:rStyle w:val="VerbatimChar"/>
+        </w:rPr>
+        <w:t xml:space="preserve">#resRound</w:t>
+      </w:r>
+      <w:r>
+        <w:t xml:space="preserve"> </w:t>
+      </w:r>
+      <w:r>
+        <w:t xml:space="preserve">che inizia con</w:t>
+      </w:r>
+      <w:r>
+        <w:t xml:space="preserve"> </w:t>
+      </w:r>
+      <w:r>
+        <w:t xml:space="preserve">“</w:t>
+      </w:r>
+      <w:r>
+        <w:t xml:space="preserve">Allenamento</w:t>
+      </w:r>
+      <w:r>
+        <w:t xml:space="preserve">”</w:t>
+      </w:r>
+      <w:r>
+        <w:t xml:space="preserve">,</w:t>
+      </w:r>
+      <w:r>
+        <w:t xml:space="preserve"> </w:t>
+      </w:r>
+      <w:r>
+        <w:rPr>
+          <w:rStyle w:val="VerbatimChar"/>
+        </w:rPr>
+        <w:t xml:space="preserve">#btnRematch</w:t>
+      </w:r>
+      <w:r>
+        <w:t xml:space="preserve"> </w:t>
+      </w:r>
+      <w:r>
+        <w:t xml:space="preserve">visibile con</w:t>
+      </w:r>
+      <w:r>
+        <w:t xml:space="preserve"> </w:t>
+      </w:r>
+      <w:r>
+        <w:t xml:space="preserve">“</w:t>
+      </w:r>
+      <w:r>
+        <w:t xml:space="preserve">Ricomincia</w:t>
+      </w:r>
+      <w:r>
+        <w:t xml:space="preserve">”</w:t>
+      </w:r>
+      <w:r>
+        <w:t xml:space="preserve"> </w:t>
+      </w:r>
+      <w:r>
+        <w:t xml:space="preserve">e</w:t>
+      </w:r>
+      <w:r>
+        <w:t xml:space="preserve"> </w:t>
+      </w:r>
+      <w:r>
+        <w:rPr>
+          <w:rStyle w:val="VerbatimChar"/>
+        </w:rPr>
+        <w:t xml:space="preserve">#resMine</w:t>
+      </w:r>
+      <w:r>
+        <w:t xml:space="preserve"> </w:t>
+      </w:r>
+      <w:r>
+        <w:t xml:space="preserve">nascosto; premendo Ricomincia riparte (</w:t>
+      </w:r>
+      <w:r>
+        <w:rPr>
+          <w:rStyle w:val="VerbatimChar"/>
+        </w:rPr>
+        <w:t xml:space="preserve">net.round</w:t>
+      </w:r>
+      <w:r>
+        <w:t xml:space="preserve"> </w:t>
+      </w:r>
+      <w:r>
+        <w:t xml:space="preserve">= 2, seme diverso);</w:t>
+      </w:r>
+      <w:r>
+        <w:t xml:space="preserve"> </w:t>
+      </w:r>
+      <w:r>
+        <w:rPr>
+          <w:rStyle w:val="VerbatimChar"/>
+        </w:rPr>
+        <w:t xml:space="preserve">#btnVoice</w:t>
+      </w:r>
+      <w:r>
+        <w:t xml:space="preserve"> </w:t>
+      </w:r>
+      <w:r>
+        <w:t xml:space="preserve">con la classe</w:t>
+      </w:r>
+      <w:r>
+        <w:t xml:space="preserve"> </w:t>
+      </w:r>
+      <w:r>
+        <w:rPr>
+          <w:rStyle w:val="VerbatimChar"/>
+        </w:rPr>
+        <w:t xml:space="preserve">solo</w:t>
+      </w:r>
+      <w:r>
+        <w:t xml:space="preserve">; nessun messaggio al server vero (</w:t>
+      </w:r>
+      <w:r>
+        <w:rPr>
+          <w:rStyle w:val="VerbatimChar"/>
+        </w:rPr>
+        <w:t xml:space="preserve">/api/room</w:t>
+      </w:r>
+      <w:r>
+        <w:t xml:space="preserve"> </w:t>
+      </w:r>
+      <w:r>
+        <w:t xml:space="preserve">non chiamato); gli avversari arrivano (</w:t>
+      </w:r>
+      <w:r>
+        <w:rPr>
+          <w:rStyle w:val="VerbatimChar"/>
+        </w:rPr>
+        <w:t xml:space="preserve">net.finished</w:t>
+      </w:r>
+      <w:r>
+        <w:t xml:space="preserve"> </w:t>
+      </w:r>
+      <w:r>
+        <w:t xml:space="preserve">con 3 id</w:t>
+      </w:r>
+      <w:r>
+        <w:t xml:space="preserve"> </w:t>
+      </w:r>
+      <w:r>
+        <w:rPr>
+          <w:rStyle w:val="VerbatimChar"/>
+        </w:rPr>
+        <w:t xml:space="preserve">botL…</w:t>
+      </w:r>
+      <w:r>
+        <w:t xml:space="preserve"> </w:t>
+      </w:r>
+      <w:r>
+        <w:t xml:space="preserve">entro 4 minuti, o tempo stimato nei risultati). In Node (</w:t>
+      </w:r>
+      <w:r>
+        <w:rPr>
+          <w:rStyle w:val="VerbatimChar"/>
+        </w:rPr>
+        <w:t xml:space="preserve">test_server.mjs</w:t>
+      </w:r>
+      <w:r>
+        <w:t xml:space="preserve">):</w:t>
+      </w:r>
+      <w:r>
+        <w:t xml:space="preserve"> </w:t>
+      </w:r>
+      <w:r>
+        <w:rPr>
+          <w:rStyle w:val="VerbatimChar"/>
+        </w:rPr>
+        <w:t xml:space="preserve">shared/gara.js</w:t>
+      </w:r>
+      <w:r>
+        <w:t xml:space="preserve"> </w:t>
+      </w:r>
+      <w:r>
+        <w:t xml:space="preserve">→</w:t>
+      </w:r>
+      <w:r>
+        <w:t xml:space="preserve"> </w:t>
+      </w:r>
+      <w:r>
+        <w:rPr>
+          <w:rStyle w:val="VerbatimChar"/>
+        </w:rPr>
+        <w:t xml:space="preserve">classifica</w:t>
+      </w:r>
+      <w:r>
+        <w:t xml:space="preserve"> </w:t>
+      </w:r>
+      <w:r>
+        <w:t xml:space="preserve">ordina per tempo con i non arrivati in fondo, dà 100/70/50/30 + p,</w:t>
+      </w:r>
+      <w:r>
+        <w:t xml:space="preserve"> </w:t>
+      </w:r>
+      <w:r>
+        <w:rPr>
+          <w:rStyle w:val="VerbatimChar"/>
+        </w:rPr>
+        <w:t xml:space="preserve">earned</w:t>
+      </w:r>
+      <w:r>
+        <w:t xml:space="preserve"> </w:t>
+      </w:r>
+      <w:r>
+        <w:t xml:space="preserve">null ai bot e a tutti con</w:t>
+      </w:r>
+      <w:r>
+        <w:t xml:space="preserve"> </w:t>
+      </w:r>
+      <w:r>
+        <w:rPr>
+          <w:rStyle w:val="VerbatimChar"/>
+        </w:rPr>
+        <w:t xml:space="preserve">senzaPunti</w:t>
+      </w:r>
+      <w:r>
+        <w:t xml:space="preserve">,</w:t>
+      </w:r>
+      <w:r>
+        <w:t xml:space="preserve"> </w:t>
+      </w:r>
+      <w:r>
+        <w:rPr>
+          <w:rStyle w:val="VerbatimChar"/>
+        </w:rPr>
+        <w:t xml:space="preserve">awards</w:t>
+      </w:r>
+      <w:r>
+        <w:t xml:space="preserve"> </w:t>
+      </w:r>
+      <w:r>
+        <w:t xml:space="preserve">con il più veloce e il più acrobatico;</w:t>
+      </w:r>
+      <w:r>
+        <w:t xml:space="preserve"> </w:t>
+      </w:r>
+      <w:r>
+        <w:rPr>
+          <w:rStyle w:val="VerbatimChar"/>
+        </w:rPr>
+        <w:t xml:space="preserve">tempoMinimoMs(4200)</w:t>
+      </w:r>
+      <w:r>
+        <w:t xml:space="preserve"> </w:t>
+      </w:r>
+      <w:r>
+        <w:t xml:space="preserve">= 175000;</w:t>
+      </w:r>
+      <w:r>
+        <w:t xml:space="preserve"> </w:t>
+      </w:r>
+      <w:r>
+        <w:rPr>
+          <w:rStyle w:val="VerbatimChar"/>
+        </w:rPr>
+        <w:t xml:space="preserve">stimaArrivo</w:t>
+      </w:r>
+      <w:r>
+        <w:t xml:space="preserve"> </w:t>
+      </w:r>
+      <w:r>
+        <w:t xml:space="preserve">come la prova T13 esistente (</w:t>
+      </w:r>
+      <w:r>
+        <w:rPr>
+          <w:rStyle w:val="VerbatimChar"/>
+        </w:rPr>
+        <w:t xml:space="preserve">AV.stimaArrivo</w:t>
+      </w:r>
+      <w:r>
+        <w:t xml:space="preserve">); T8 (gara valida, punti, maglia) deve restare verde identica:</w:t>
+      </w:r>
+      <w:r>
+        <w:t xml:space="preserve"> </w:t>
+      </w:r>
+      <w:r>
+        <w:rPr>
+          <w:rStyle w:val="VerbatimChar"/>
+        </w:rPr>
+        <w:t xml:space="preserve">stanza.mjs</w:t>
+      </w:r>
+      <w:r>
+        <w:t xml:space="preserve"> </w:t>
+      </w:r>
+      <w:r>
+        <w:t xml:space="preserve">usa ora</w:t>
+      </w:r>
+      <w:r>
+        <w:t xml:space="preserve"> </w:t>
+      </w:r>
+      <w:r>
+        <w:rPr>
+          <w:rStyle w:val="VerbatimChar"/>
+        </w:rPr>
+        <w:t xml:space="preserve">GARA.classifica</w:t>
+      </w:r>
+      <w:r>
+        <w:t xml:space="preserve">. Le prove di</w:t>
+      </w:r>
+      <w:r>
+        <w:t xml:space="preserve"> </w:t>
+      </w:r>
+      <w:r>
+        <w:rPr>
+          <w:rStyle w:val="VerbatimChar"/>
+        </w:rPr>
+        <w:t xml:space="preserve">test_oggetti_allenamento.py</w:t>
+      </w:r>
+      <w:r>
+        <w:t xml:space="preserve"> </w:t>
+      </w:r>
+      <w:r>
+        <w:t xml:space="preserve">e</w:t>
+      </w:r>
+      <w:r>
+        <w:t xml:space="preserve"> </w:t>
+      </w:r>
+      <w:r>
+        <w:rPr>
+          <w:rStyle w:val="VerbatimChar"/>
+        </w:rPr>
+        <w:t xml:space="preserve">test_avversari.py</w:t>
+      </w:r>
+      <w:r>
+        <w:t xml:space="preserve"> </w:t>
+      </w:r>
+      <w:r>
+        <w:t xml:space="preserve">che si aspettano l’allenamento senza fine (vite,</w:t>
+      </w:r>
+      <w:r>
+        <w:t xml:space="preserve"> </w:t>
+      </w:r>
+      <w:r>
+        <w:rPr>
+          <w:rStyle w:val="VerbatimChar"/>
+        </w:rPr>
+        <w:t xml:space="preserve">mode</w:t>
+      </w:r>
+      <w:r>
+        <w:t xml:space="preserve"> </w:t>
+      </w:r>
+      <w:r>
+        <w:t xml:space="preserve">=</w:t>
+      </w:r>
+      <w:r>
+        <w:t xml:space="preserve"> </w:t>
+      </w:r>
+      <w:r>
+        <w:rPr>
+          <w:rStyle w:val="VerbatimChar"/>
+        </w:rPr>
+        <w:t xml:space="preserve">solo</w:t>
+      </w:r>
+      <w:r>
+        <w:t xml:space="preserve">, avversari nei paraggi) vanno riscritte sulla gara locale. Restano le prove della 0.26.0 (righe 1 e 2) e della 0.26.1 (B-05, B-06) scritte ieri.</w:t>
       </w:r>
     </w:p>
     <w:p>
@@ -8413,26 +9080,45 @@
               <w:rPr>
                 <w:sz w:val="19"/>
               </w:rPr>
-              <w:t xml:space="preserve">0.26.1 (prima parte)</w:t>
+              <w:t xml:space="preserve">0.26.1 (prima parte) · 0.28.0 (seconda parte)</w:t>
             </w:r>
           </w:p>
         </w:tc>
         <w:tc>
           <w:tcPr>
             <w:tcW w:type="dxa" w:w="1304"/>
-            <w:shd w:val="clear" w:color="auto" w:fill="D7F0DF"/>
-          </w:tcPr>
-          <w:p>
-            <w:pPr>
-              <w:pStyle w:val="Compact"/>
-              <w:spacing w:after="40"/>
-              <w:jc w:val="left"/>
-            </w:pPr>
-            <w:r>
-              <w:rPr>
-                <w:sz w:val="19"/>
-              </w:rPr>
-              <w:t xml:space="preserve">Sì</w:t>
+          </w:tcPr>
+          <w:p>
+            <w:pPr>
+              <w:pStyle w:val="Compact"/>
+              <w:spacing w:after="40"/>
+              <w:jc w:val="left"/>
+            </w:pPr>
+            <w:r>
+              <w:rPr>
+                <w:sz w:val="19"/>
+              </w:rPr>
+              <w:t xml:space="preserve">Sì ·</w:t>
+            </w:r>
+            <w:r>
+              <w:rPr>
+                <w:sz w:val="19"/>
+              </w:rPr>
+              <w:t xml:space="preserve"> </w:t>
+            </w:r>
+            <w:r>
+              <w:rPr>
+                <w:bCs/>
+                <w:b/>
+                <w:sz w:val="19"/>
+              </w:rPr>
+              <w:t xml:space="preserve">scritta il 29/10 all’1:00</w:t>
+            </w:r>
+            <w:r>
+              <w:rPr>
+                <w:sz w:val="19"/>
+              </w:rPr>
+              <w:t xml:space="preserve">, da provare alle 9:30</w:t>
             </w:r>
           </w:p>
         </w:tc>
@@ -27937,6 +28623,262 @@
                 <w:sz w:val="19"/>
               </w:rPr>
               <w:t xml:space="preserve">nel browser</w:t>
+            </w:r>
+          </w:p>
+        </w:tc>
+      </w:tr>
+      <w:tr>
+        <w:tc>
+          <w:tcPr>
+            <w:tcW w:type="dxa" w:w="1247"/>
+          </w:tcPr>
+          <w:p>
+            <w:pPr>
+              <w:pStyle w:val="Compact"/>
+              <w:spacing w:after="40"/>
+              <w:jc w:val="left"/>
+            </w:pPr>
+            <w:r>
+              <w:rPr>
+                <w:sz w:val="19"/>
+              </w:rPr>
+              <w:t xml:space="preserve">0.28.0</w:t>
+            </w:r>
+          </w:p>
+        </w:tc>
+        <w:tc>
+          <w:tcPr>
+            <w:tcW w:type="dxa" w:w="1361"/>
+          </w:tcPr>
+          <w:p>
+            <w:pPr>
+              <w:pStyle w:val="Compact"/>
+              <w:spacing w:after="40"/>
+              <w:jc w:val="left"/>
+            </w:pPr>
+            <w:r>
+              <w:rPr>
+                <w:sz w:val="19"/>
+              </w:rPr>
+              <w:t xml:space="preserve">29/10/2026</w:t>
+            </w:r>
+          </w:p>
+        </w:tc>
+        <w:tc>
+          <w:tcPr>
+            <w:tcW w:type="dxa" w:w="7257"/>
+          </w:tcPr>
+          <w:p>
+            <w:pPr>
+              <w:pStyle w:val="Compact"/>
+              <w:spacing w:after="40"/>
+              <w:jc w:val="left"/>
+            </w:pPr>
+            <w:r>
+              <w:rPr>
+                <w:sz w:val="19"/>
+              </w:rPr>
+              <w:t xml:space="preserve">(Stesso ramo</w:t>
+            </w:r>
+            <w:r>
+              <w:rPr>
+                <w:sz w:val="19"/>
+              </w:rPr>
+              <w:t xml:space="preserve"> </w:t>
+            </w:r>
+            <w:r>
+              <w:rPr>
+                <w:rStyle w:val="VerbatimChar"/>
+                <w:sz w:val="19"/>
+              </w:rPr>
+              <w:t xml:space="preserve">giorno/2026-10-29-notte</w:t>
+            </w:r>
+            <w:r>
+              <w:rPr>
+                <w:sz w:val="19"/>
+              </w:rPr>
+              <w:t xml:space="preserve">, Implementation dell’1:00 senza prove.) Allenamento uguale alla gara, seconda parte (R-519, S-53 di ripiego: senza vite): gara vera sul dispositivo contro 3 avversari del computer con il</w:t>
+            </w:r>
+            <w:r>
+              <w:rPr>
+                <w:sz w:val="19"/>
+              </w:rPr>
+              <w:t xml:space="preserve"> </w:t>
+            </w:r>
+            <w:r>
+              <w:rPr>
+                <w:sz w:val="19"/>
+              </w:rPr>
+              <w:t xml:space="preserve">“</w:t>
+            </w:r>
+            <w:r>
+              <w:rPr>
+                <w:sz w:val="19"/>
+              </w:rPr>
+              <w:t xml:space="preserve">server finto</w:t>
+            </w:r>
+            <w:r>
+              <w:rPr>
+                <w:sz w:val="19"/>
+              </w:rPr>
+              <w:t xml:space="preserve">”</w:t>
+            </w:r>
+            <w:r>
+              <w:rPr>
+                <w:sz w:val="19"/>
+              </w:rPr>
+              <w:t xml:space="preserve"> </w:t>
+            </w:r>
+            <w:r>
+              <w:rPr>
+                <w:rStyle w:val="VerbatimChar"/>
+                <w:sz w:val="19"/>
+              </w:rPr>
+              <w:t xml:space="preserve">moduli/gara_locale.js</w:t>
+            </w:r>
+            <w:r>
+              <w:rPr>
+                <w:sz w:val="19"/>
+              </w:rPr>
+              <w:t xml:space="preserve"> </w:t>
+            </w:r>
+            <w:r>
+              <w:rPr>
+                <w:sz w:val="19"/>
+              </w:rPr>
+              <w:t xml:space="preserve">che parla il protocollo (via 3-2-1, traguardo a 2 km, tempo e Mancano, risultati con Ricomincia, avversari fino al traguardo, niente punti collezionati); regole di fine gara condivise in</w:t>
+            </w:r>
+            <w:r>
+              <w:rPr>
+                <w:sz w:val="19"/>
+              </w:rPr>
+              <w:t xml:space="preserve"> </w:t>
+            </w:r>
+            <w:r>
+              <w:rPr>
+                <w:rStyle w:val="VerbatimChar"/>
+                <w:sz w:val="19"/>
+              </w:rPr>
+              <w:t xml:space="preserve">shared/gara.js</w:t>
+            </w:r>
+            <w:r>
+              <w:rPr>
+                <w:sz w:val="19"/>
+              </w:rPr>
+              <w:t xml:space="preserve"> </w:t>
+            </w:r>
+            <w:r>
+              <w:rPr>
+                <w:sz w:val="19"/>
+              </w:rPr>
+              <w:t xml:space="preserve">(usato da</w:t>
+            </w:r>
+            <w:r>
+              <w:rPr>
+                <w:sz w:val="19"/>
+              </w:rPr>
+              <w:t xml:space="preserve"> </w:t>
+            </w:r>
+            <w:r>
+              <w:rPr>
+                <w:rStyle w:val="VerbatimChar"/>
+                <w:sz w:val="19"/>
+              </w:rPr>
+              <w:t xml:space="preserve">stanza.mjs</w:t>
+            </w:r>
+            <w:r>
+              <w:rPr>
+                <w:sz w:val="19"/>
+              </w:rPr>
+              <w:t xml:space="preserve">,</w:t>
+            </w:r>
+            <w:r>
+              <w:rPr>
+                <w:sz w:val="19"/>
+              </w:rPr>
+              <w:t xml:space="preserve"> </w:t>
+            </w:r>
+            <w:r>
+              <w:rPr>
+                <w:rStyle w:val="VerbatimChar"/>
+                <w:sz w:val="19"/>
+              </w:rPr>
+              <w:t xml:space="preserve">comune.mjs</w:t>
+            </w:r>
+            <w:r>
+              <w:rPr>
+                <w:sz w:val="19"/>
+              </w:rPr>
+              <w:t xml:space="preserve">,</w:t>
+            </w:r>
+            <w:r>
+              <w:rPr>
+                <w:sz w:val="19"/>
+              </w:rPr>
+              <w:t xml:space="preserve"> </w:t>
+            </w:r>
+            <w:r>
+              <w:rPr>
+                <w:rStyle w:val="VerbatimChar"/>
+                <w:sz w:val="19"/>
+              </w:rPr>
+              <w:t xml:space="preserve">avversari.mjs</w:t>
+            </w:r>
+            <w:r>
+              <w:rPr>
+                <w:sz w:val="19"/>
+              </w:rPr>
+              <w:t xml:space="preserve">: stesso risultato di prima, codice in un posto solo); testi</w:t>
+            </w:r>
+            <w:r>
+              <w:rPr>
+                <w:sz w:val="19"/>
+              </w:rPr>
+              <w:t xml:space="preserve"> </w:t>
+            </w:r>
+            <w:r>
+              <w:rPr>
+                <w:rStyle w:val="VerbatimChar"/>
+                <w:sz w:val="19"/>
+              </w:rPr>
+              <w:t xml:space="preserve">train*</w:t>
+            </w:r>
+            <w:r>
+              <w:rPr>
+                <w:sz w:val="19"/>
+              </w:rPr>
+              <w:t xml:space="preserve"> </w:t>
+            </w:r>
+            <w:r>
+              <w:rPr>
+                <w:sz w:val="19"/>
+              </w:rPr>
+              <w:t xml:space="preserve">in 4 lingue. Prove da aggiungere alle 9:30: allenamento nel browser dal via ai risultati,</w:t>
+            </w:r>
+            <w:r>
+              <w:rPr>
+                <w:sz w:val="19"/>
+              </w:rPr>
+              <w:t xml:space="preserve"> </w:t>
+            </w:r>
+            <w:r>
+              <w:rPr>
+                <w:rStyle w:val="VerbatimChar"/>
+                <w:sz w:val="19"/>
+              </w:rPr>
+              <w:t xml:space="preserve">shared/gara.js</w:t>
+            </w:r>
+            <w:r>
+              <w:rPr>
+                <w:sz w:val="19"/>
+              </w:rPr>
+              <w:t xml:space="preserve"> </w:t>
+            </w:r>
+            <w:r>
+              <w:rPr>
+                <w:sz w:val="19"/>
+              </w:rPr>
+              <w:t xml:space="preserve">in Node, T8 invariata</w:t>
             </w:r>
           </w:p>
         </w:tc>

--- a/docs/CYF-Gaming-Requisiti-da-Implementare-o-Bachi.docx
+++ b/docs/CYF-Gaming-Requisiti-da-Implementare-o-Bachi.docx
@@ -279,7 +279,55 @@
         <w:t xml:space="preserve"> </w:t>
       </w:r>
       <w:r>
-        <w:t xml:space="preserve">0.28.0</w:t>
+        <w:t xml:space="preserve">0.28.0,</w:t>
+      </w:r>
+      <w:r>
+        <w:t xml:space="preserve"> </w:t>
+      </w:r>
+      <w:r>
+        <w:t xml:space="preserve">uccelli</w:t>
+      </w:r>
+      <w:r>
+        <w:t xml:space="preserve"> </w:t>
+      </w:r>
+      <w:r>
+        <w:t xml:space="preserve">e</w:t>
+      </w:r>
+      <w:r>
+        <w:t xml:space="preserve"> </w:t>
+      </w:r>
+      <w:r>
+        <w:t xml:space="preserve">acqua</w:t>
+      </w:r>
+      <w:r>
+        <w:t xml:space="preserve"> </w:t>
+      </w:r>
+      <w:r>
+        <w:t xml:space="preserve">che</w:t>
+      </w:r>
+      <w:r>
+        <w:t xml:space="preserve"> </w:t>
+      </w:r>
+      <w:r>
+        <w:t xml:space="preserve">luccica</w:t>
+      </w:r>
+      <w:r>
+        <w:t xml:space="preserve"> </w:t>
+      </w:r>
+      <w:r>
+        <w:t xml:space="preserve">R-513</w:t>
+      </w:r>
+      <w:r>
+        <w:t xml:space="preserve"> </w:t>
+      </w:r>
+      <w:r>
+        <w:t xml:space="preserve">nella</w:t>
+      </w:r>
+      <w:r>
+        <w:t xml:space="preserve"> </w:t>
+      </w:r>
+      <w:r>
+        <w:t xml:space="preserve">0.29.0</w:t>
       </w:r>
       <w:r>
         <w:t xml:space="preserve"> </w:t>
@@ -1244,7 +1292,71 @@
         <w:t xml:space="preserve">shared/gara.js</w:t>
       </w:r>
       <w:r>
-        <w:t xml:space="preserve">). Il sito online non era leggibile dal cloud (</w:t>
+        <w:t xml:space="preserve">);</w:t>
+      </w:r>
+      <w:r>
+        <w:t xml:space="preserve"> </w:t>
+      </w:r>
+      <w:r>
+        <w:rPr>
+          <w:bCs/>
+          <w:b/>
+        </w:rPr>
+        <w:t xml:space="preserve">riga 1, resto del punto 6</w:t>
+      </w:r>
+      <w:r>
+        <w:t xml:space="preserve"> </w:t>
+      </w:r>
+      <w:r>
+        <w:t xml:space="preserve">(0.29.0, R-513: uccelli lontani e acqua che luccica, fermi con</w:t>
+      </w:r>
+      <w:r>
+        <w:t xml:space="preserve"> </w:t>
+      </w:r>
+      <w:r>
+        <w:rPr>
+          <w:rStyle w:val="VerbatimChar"/>
+        </w:rPr>
+        <w:t xml:space="preserve">?cielo=fermo</w:t>
+      </w:r>
+      <w:r>
+        <w:t xml:space="preserve">). Non fatte: riga 1</w:t>
+      </w:r>
+      <w:r>
+        <w:t xml:space="preserve"> </w:t>
+      </w:r>
+      <w:r>
+        <w:t xml:space="preserve">“</w:t>
+      </w:r>
+      <w:r>
+        <w:t xml:space="preserve">terzo piano per le città senza monti</w:t>
+      </w:r>
+      <w:r>
+        <w:t xml:space="preserve">”</w:t>
+      </w:r>
+      <w:r>
+        <w:t xml:space="preserve"> </w:t>
+      </w:r>
+      <w:r>
+        <w:t xml:space="preserve">e riga 2</w:t>
+      </w:r>
+      <w:r>
+        <w:t xml:space="preserve"> </w:t>
+      </w:r>
+      <w:r>
+        <w:t xml:space="preserve">“</w:t>
+      </w:r>
+      <w:r>
+        <w:t xml:space="preserve">misure con soglie a ogni giro</w:t>
+      </w:r>
+      <w:r>
+        <w:t xml:space="preserve">”</w:t>
+      </w:r>
+      <w:r>
+        <w:t xml:space="preserve"> </w:t>
+      </w:r>
+      <w:r>
+        <w:t xml:space="preserve">(sono strumenti di prova: li scrive la Verifica), riga 3 (aspetta la riga 5, A-23 da approvare), riga 4 (resto del livello 2: colori e luci di tutte le città, da fare in un turno a sé con le foto prima/dopo, quando le prove della 0.26.0-0.29.0 sono verdi). Il sito online non era leggibile dal cloud (</w:t>
       </w:r>
       <w:r>
         <w:rPr>
@@ -2487,7 +2599,19 @@
         <w:t xml:space="preserve">solo</w:t>
       </w:r>
       <w:r>
-        <w:t xml:space="preserve">, avversari nei paraggi) vanno riscritte sulla gara locale. Restano le prove della 0.26.0 (righe 1 e 2) e della 0.26.1 (B-05, B-06) scritte ieri.</w:t>
+        <w:t xml:space="preserve">, avversari nei paraggi) vanno riscritte sulla gara locale. (6) Riga 1, 0.29.0: il punto (h) della riga 1 (uccelli e acqua che luccica, foto con e senza</w:t>
+      </w:r>
+      <w:r>
+        <w:t xml:space="preserve"> </w:t>
+      </w:r>
+      <w:r>
+        <w:rPr>
+          <w:rStyle w:val="VerbatimChar"/>
+        </w:rPr>
+        <w:t xml:space="preserve">?cielo=fermo</w:t>
+      </w:r>
+      <w:r>
+        <w:t xml:space="preserve">). Restano le prove della 0.26.0 (righe 1 e 2) e della 0.26.1 (B-05, B-06) scritte ieri.</w:t>
       </w:r>
     </w:p>
     <w:p>
@@ -28879,6 +29003,151 @@
                 <w:sz w:val="19"/>
               </w:rPr>
               <w:t xml:space="preserve">in Node, T8 invariata</w:t>
+            </w:r>
+          </w:p>
+        </w:tc>
+      </w:tr>
+      <w:tr>
+        <w:tc>
+          <w:tcPr>
+            <w:tcW w:type="dxa" w:w="1247"/>
+          </w:tcPr>
+          <w:p>
+            <w:pPr>
+              <w:pStyle w:val="Compact"/>
+              <w:spacing w:after="40"/>
+              <w:jc w:val="left"/>
+            </w:pPr>
+            <w:r>
+              <w:rPr>
+                <w:sz w:val="19"/>
+              </w:rPr>
+              <w:t xml:space="preserve">0.29.0</w:t>
+            </w:r>
+          </w:p>
+        </w:tc>
+        <w:tc>
+          <w:tcPr>
+            <w:tcW w:type="dxa" w:w="1361"/>
+          </w:tcPr>
+          <w:p>
+            <w:pPr>
+              <w:pStyle w:val="Compact"/>
+              <w:spacing w:after="40"/>
+              <w:jc w:val="left"/>
+            </w:pPr>
+            <w:r>
+              <w:rPr>
+                <w:sz w:val="19"/>
+              </w:rPr>
+              <w:t xml:space="preserve">29/10/2026</w:t>
+            </w:r>
+          </w:p>
+        </w:tc>
+        <w:tc>
+          <w:tcPr>
+            <w:tcW w:type="dxa" w:w="7257"/>
+          </w:tcPr>
+          <w:p>
+            <w:pPr>
+              <w:pStyle w:val="Compact"/>
+              <w:spacing w:after="40"/>
+              <w:jc w:val="left"/>
+            </w:pPr>
+            <w:r>
+              <w:rPr>
+                <w:sz w:val="19"/>
+              </w:rPr>
+              <w:t xml:space="preserve">(Stesso ramo</w:t>
+            </w:r>
+            <w:r>
+              <w:rPr>
+                <w:sz w:val="19"/>
+              </w:rPr>
+              <w:t xml:space="preserve"> </w:t>
+            </w:r>
+            <w:r>
+              <w:rPr>
+                <w:rStyle w:val="VerbatimChar"/>
+                <w:sz w:val="19"/>
+              </w:rPr>
+              <w:t xml:space="preserve">giorno/2026-10-29-notte</w:t>
+            </w:r>
+            <w:r>
+              <w:rPr>
+                <w:sz w:val="19"/>
+              </w:rPr>
+              <w:t xml:space="preserve">, Implementation dell’1:00 senza prove.) Riga 1, resto del punto 6 di R-513: uccelli lontani nel cielo (</w:t>
+            </w:r>
+            <w:r>
+              <w:rPr>
+                <w:rStyle w:val="VerbatimChar"/>
+                <w:sz w:val="19"/>
+              </w:rPr>
+              <w:t xml:space="preserve">cielo.js</w:t>
+            </w:r>
+            <w:r>
+              <w:rPr>
+                <w:sz w:val="19"/>
+              </w:rPr>
+              <w:t xml:space="preserve">, stormo di linee a V che batte le ali, spento in qualità bassa) e acqua che luccica sul suolo lontano delle città sul mare o sul fiume (</w:t>
+            </w:r>
+            <w:r>
+              <w:rPr>
+                <w:rStyle w:val="VerbatimChar"/>
+                <w:sz w:val="19"/>
+              </w:rPr>
+              <w:t xml:space="preserve">sfondi.js</w:t>
+            </w:r>
+            <w:r>
+              <w:rPr>
+                <w:sz w:val="19"/>
+              </w:rPr>
+              <w:t xml:space="preserve">,</w:t>
+            </w:r>
+            <w:r>
+              <w:rPr>
+                <w:sz w:val="19"/>
+              </w:rPr>
+              <w:t xml:space="preserve"> </w:t>
+            </w:r>
+            <w:r>
+              <w:rPr>
+                <w:rStyle w:val="VerbatimChar"/>
+                <w:sz w:val="19"/>
+              </w:rPr>
+              <w:t xml:space="preserve">PAN.acqua</w:t>
+            </w:r>
+            <w:r>
+              <w:rPr>
+                <w:sz w:val="19"/>
+              </w:rPr>
+              <w:t xml:space="preserve">); tutti e due fermi con</w:t>
+            </w:r>
+            <w:r>
+              <w:rPr>
+                <w:sz w:val="19"/>
+              </w:rPr>
+              <w:t xml:space="preserve"> </w:t>
+            </w:r>
+            <w:r>
+              <w:rPr>
+                <w:rStyle w:val="VerbatimChar"/>
+                <w:sz w:val="19"/>
+              </w:rPr>
+              <w:t xml:space="preserve">?cielo=fermo</w:t>
+            </w:r>
+            <w:r>
+              <w:rPr>
+                <w:sz w:val="19"/>
+              </w:rPr>
+              <w:t xml:space="preserve"> </w:t>
+            </w:r>
+            <w:r>
+              <w:rPr>
+                <w:sz w:val="19"/>
+              </w:rPr>
+              <w:t xml:space="preserve">per le foto delle prove. Prove da aggiungere alle 9:30: punto (h) della riga 1</w:t>
             </w:r>
           </w:p>
         </w:tc>

--- a/docs/CYF-Gaming-Requisiti-da-Implementare-o-Bachi.docx
+++ b/docs/CYF-Gaming-Requisiti-da-Implementare-o-Bachi.docx
@@ -1155,7 +1155,7 @@
           <w:bCs/>
           <w:b/>
         </w:rPr>
-        <w:t xml:space="preserve">0.25.7; senza prove, solo controlli statici)</w:t>
+        <w:t xml:space="preserve">0.25.7; senza prove, solo controlli statici; dall’1:01 alle 1:45 circa, orologio della sessione)</w:t>
       </w:r>
       <w:r>
         <w:t xml:space="preserve">: fatto, in ordine:</w:t>
@@ -4195,7 +4195,27 @@
               <w:rPr>
                 <w:sz w:val="19"/>
               </w:rPr>
-              <w:t xml:space="preserve">(uguale alla banana: ferma 4 s invece di 2), oppure un altro numero. Se non rispondi entro l’1:00 resta 1.500</w:t>
+              <w:t xml:space="preserve">(uguale alla banana: ferma 4 s invece di 2), oppure un altro numero. Non hai risposto entro l’1:00 del 29/10: nella 0.27.0 è</w:t>
+            </w:r>
+            <w:r>
+              <w:rPr>
+                <w:sz w:val="19"/>
+              </w:rPr>
+              <w:t xml:space="preserve"> </w:t>
+            </w:r>
+            <w:r>
+              <w:rPr>
+                <w:bCs/>
+                <w:b/>
+                <w:sz w:val="19"/>
+              </w:rPr>
+              <w:t xml:space="preserve">1.500 fisso</w:t>
+            </w:r>
+            <w:r>
+              <w:rPr>
+                <w:sz w:val="19"/>
+              </w:rPr>
+              <w:t xml:space="preserve">; se vuoi un altro numero basta dirlo</w:t>
             </w:r>
           </w:p>
         </w:tc>
@@ -4289,7 +4309,33 @@
               <w:rPr>
                 <w:sz w:val="19"/>
               </w:rPr>
-              <w:t xml:space="preserve">: costi sui pulsanti (🍌 1500, 💣 50), con ← o → premuto o in aria la banana lanciata non ti ferma (</w:t>
+              <w:t xml:space="preserve"> </w:t>
+            </w:r>
+            <w:r>
+              <w:rPr>
+                <w:sz w:val="19"/>
+              </w:rPr>
+              <w:t xml:space="preserve">e l’</w:t>
+            </w:r>
+            <w:r>
+              <w:rPr>
+                <w:bCs/>
+                <w:b/>
+                <w:sz w:val="19"/>
+              </w:rPr>
+              <w:t xml:space="preserve">allenamento</w:t>
+            </w:r>
+            <w:r>
+              <w:rPr>
+                <w:sz w:val="19"/>
+              </w:rPr>
+              <w:t xml:space="preserve"> </w:t>
+            </w:r>
+            <w:r>
+              <w:rPr>
+                <w:sz w:val="19"/>
+              </w:rPr>
+              <w:t xml:space="preserve">(R-519: via 3-2-1, traguardo a 2 km, risultati con Ricomincia): costi sui pulsanti (🍌 1500, 💣 50), con ← o → premuto o in aria la banana lanciata non ti ferma (</w:t>
             </w:r>
             <w:r>
               <w:rPr>
@@ -4475,7 +4521,27 @@
               <w:rPr>
                 <w:sz w:val="19"/>
               </w:rPr>
-              <w:t xml:space="preserve">), senza vite come in gara. Basta</w:t>
+              <w:t xml:space="preserve">), senza vite come in gara. Non hai risposto entro l’1:00 del 29/10: nella 0.28.0 l’allenamento è</w:t>
+            </w:r>
+            <w:r>
+              <w:rPr>
+                <w:sz w:val="19"/>
+              </w:rPr>
+              <w:t xml:space="preserve"> </w:t>
+            </w:r>
+            <w:r>
+              <w:rPr>
+                <w:bCs/>
+                <w:b/>
+                <w:sz w:val="19"/>
+              </w:rPr>
+              <w:t xml:space="preserve">senza vite</w:t>
+            </w:r>
+            <w:r>
+              <w:rPr>
+                <w:sz w:val="19"/>
+              </w:rPr>
+              <w:t xml:space="preserve">, come in gara; basta</w:t>
             </w:r>
             <w:r>
               <w:rPr>
@@ -4493,7 +4559,7 @@
               <w:rPr>
                 <w:sz w:val="19"/>
               </w:rPr>
-              <w:t xml:space="preserve">R-519 senza vite</w:t>
+              <w:t xml:space="preserve">R-519 con le vite</w:t>
             </w:r>
             <w:r>
               <w:rPr>
@@ -4511,31 +4577,7 @@
               <w:rPr>
                 <w:sz w:val="19"/>
               </w:rPr>
-              <w:t xml:space="preserve">o</w:t>
-            </w:r>
-            <w:r>
-              <w:rPr>
-                <w:sz w:val="19"/>
-              </w:rPr>
-              <w:t xml:space="preserve"> </w:t>
-            </w:r>
-            <w:r>
-              <w:rPr>
-                <w:sz w:val="19"/>
-              </w:rPr>
-              <w:t xml:space="preserve">“</w:t>
-            </w:r>
-            <w:r>
-              <w:rPr>
-                <w:sz w:val="19"/>
-              </w:rPr>
-              <w:t xml:space="preserve">R-519 con le vite</w:t>
-            </w:r>
-            <w:r>
-              <w:rPr>
-                <w:sz w:val="19"/>
-              </w:rPr>
-              <w:t xml:space="preserve">”</w:t>
+              <w:t xml:space="preserve">per rimetterle</w:t>
             </w:r>
           </w:p>
         </w:tc>
